--- a/data/outputs/v2/Essential_Mathematics/SS2.8_Commercial_Arithmetic_1/Essential_Mathematics_Commercial_Arithmetic_1_CBE_LessonSequence.docx
+++ b/data/outputs/v2/Essential_Mathematics/SS2.8_Commercial_Arithmetic_1/Essential_Mathematics_Commercial_Arithmetic_1_CBE_LessonSequence.docx
@@ -3224,40 +3224,24 @@
             <w:pPr>
               <w:spacing w:after="20" w:before="0"/>
             </w:pPr>
-            <w:hyperlink w:history="1" r:id="rIdf4-8jzqxqbmkqvzz8gzca">
-              <w:r>
-                <w:rPr>
-                  <w:rFonts w:ascii="Arial" w:cs="Arial" w:eastAsia="Arial" w:hAnsi="Arial"/>
-                  <w:color w:val="2E75B6"/>
-                  <w:sz w:val="16"/>
-                  <w:szCs w:val="16"/>
-                  <w:u w:val="single" w:color="2E75B6"/>
-                </w:rPr>
-                <w:t xml:space="preserve">Energy inputs for tilling a hectare of land</w:t>
-              </w:r>
-            </w:hyperlink>
+            <w:r>
+              <w:rPr>
+                <w:rFonts w:ascii="Arial" w:cs="Arial" w:eastAsia="Arial" w:hAnsi="Arial"/>
+                <w:i/>
+                <w:iCs/>
+                <w:color w:val="595959"/>
+                <w:sz w:val="16"/>
+                <w:szCs w:val="16"/>
+              </w:rPr>
+              <w:t xml:space="preserve">No closely matching video in the ARES library for this activity.</w:t>
+            </w:r>
           </w:p>
           <w:p>
             <w:pPr>
               <w:spacing w:after="10" w:before="0"/>
               <w:ind w:left="120"/>
             </w:pPr>
-            <w:r>
-              <w:rPr>
-                <w:rFonts w:ascii="Arial" w:cs="Arial" w:eastAsia="Arial" w:hAnsi="Arial"/>
-                <w:color w:val="595959"/>
-                <w:sz w:val="14"/>
-                <w:szCs w:val="14"/>
-              </w:rPr>
-              <w:t xml:space="preserve">Source: Khan Academy (English - US curriculum)</w:t>
-            </w:r>
-          </w:p>
-          <w:p>
-            <w:pPr>
-              <w:spacing w:after="10" w:before="0"/>
-              <w:ind w:left="120"/>
-            </w:pPr>
-            <w:hyperlink w:history="1" r:id="rIdaync75ml6h4wz3n7tqz4l">
+            <w:hyperlink w:history="1" r:id="rId8zfx8olwu8cyywkcfsyme">
               <w:r>
                 <w:rPr>
                   <w:rFonts w:ascii="Arial" w:cs="Arial" w:eastAsia="Arial" w:hAnsi="Arial"/>
@@ -3266,9 +3250,24 @@
                   <w:szCs w:val="14"/>
                   <w:u w:val="single" w:color="595959"/>
                 </w:rPr>
-                <w:t xml:space="preserve">🔍 Search ARES for similar videos</w:t>
+                <w:t xml:space="preserve">🔍 Search ARES for videos</w:t>
               </w:r>
             </w:hyperlink>
+          </w:p>
+          <w:p>
+            <w:pPr>
+              <w:spacing w:after="10" w:before="0"/>
+              <w:ind w:left="120"/>
+            </w:pPr>
+            <w:r>
+              <w:rPr>
+                <w:rFonts w:ascii="Arial" w:cs="Arial" w:eastAsia="Arial" w:hAnsi="Arial"/>
+                <w:color w:val="595959"/>
+                <w:sz w:val="14"/>
+                <w:szCs w:val="14"/>
+              </w:rPr>
+              <w:t xml:space="preserve">Search terms: commercial arithmetic budget income</w:t>
+            </w:r>
           </w:p>
           <w:p>
             <w:pPr>
@@ -3295,47 +3294,31 @@
                 <w:sz w:val="16"/>
                 <w:szCs w:val="16"/>
               </w:rPr>
-              <w:t xml:space="preserve">📖 HTML:</w:t>
+              <w:t xml:space="preserve">📖 READING:</w:t>
             </w:r>
           </w:p>
           <w:p>
             <w:pPr>
               <w:spacing w:after="20" w:before="0"/>
             </w:pPr>
-            <w:hyperlink w:history="1" r:id="rIdk8w9dwp4zhzlzpaxf7rlx">
-              <w:r>
-                <w:rPr>
-                  <w:rFonts w:ascii="Arial" w:cs="Arial" w:eastAsia="Arial" w:hAnsi="Arial"/>
-                  <w:color w:val="2E75B6"/>
-                  <w:sz w:val="16"/>
-                  <w:szCs w:val="16"/>
-                  <w:u w:val="single" w:color="2E75B6"/>
-                </w:rPr>
-                <w:t xml:space="preserve">Heat Budget of Planet Earth (Flexbook)</w:t>
-              </w:r>
-            </w:hyperlink>
+            <w:r>
+              <w:rPr>
+                <w:rFonts w:ascii="Arial" w:cs="Arial" w:eastAsia="Arial" w:hAnsi="Arial"/>
+                <w:i/>
+                <w:iCs/>
+                <w:color w:val="595959"/>
+                <w:sz w:val="16"/>
+                <w:szCs w:val="16"/>
+              </w:rPr>
+              <w:t xml:space="preserve">No closely matching reading in the ARES library for this activity.</w:t>
+            </w:r>
           </w:p>
           <w:p>
             <w:pPr>
               <w:spacing w:after="10" w:before="0"/>
               <w:ind w:left="120"/>
             </w:pPr>
-            <w:r>
-              <w:rPr>
-                <w:rFonts w:ascii="Arial" w:cs="Arial" w:eastAsia="Arial" w:hAnsi="Arial"/>
-                <w:color w:val="595959"/>
-                <w:sz w:val="14"/>
-                <w:szCs w:val="14"/>
-              </w:rPr>
-              <w:t xml:space="preserve">Source: CK-12</w:t>
-            </w:r>
-          </w:p>
-          <w:p>
-            <w:pPr>
-              <w:spacing w:after="10" w:before="0"/>
-              <w:ind w:left="120"/>
-            </w:pPr>
-            <w:hyperlink w:history="1" r:id="rIdr2wtypzze8jrvnx9oxgu-">
+            <w:hyperlink w:history="1" r:id="rIdcuwyma2co6mzir62u41lf">
               <w:r>
                 <w:rPr>
                   <w:rFonts w:ascii="Arial" w:cs="Arial" w:eastAsia="Arial" w:hAnsi="Arial"/>
@@ -3344,9 +3327,24 @@
                   <w:szCs w:val="14"/>
                   <w:u w:val="single" w:color="595959"/>
                 </w:rPr>
-                <w:t xml:space="preserve">🔍 Search ARES for similar readings</w:t>
+                <w:t xml:space="preserve">🔍 Search ARES for readings</w:t>
               </w:r>
             </w:hyperlink>
+          </w:p>
+          <w:p>
+            <w:pPr>
+              <w:spacing w:after="10" w:before="0"/>
+              <w:ind w:left="120"/>
+            </w:pPr>
+            <w:r>
+              <w:rPr>
+                <w:rFonts w:ascii="Arial" w:cs="Arial" w:eastAsia="Arial" w:hAnsi="Arial"/>
+                <w:color w:val="595959"/>
+                <w:sz w:val="14"/>
+                <w:szCs w:val="14"/>
+              </w:rPr>
+              <w:t xml:space="preserve">Search terms: commercial arithmetic budget income</w:t>
+            </w:r>
           </w:p>
         </w:tc>
         <w:tc>
@@ -3530,40 +3528,24 @@
             <w:pPr>
               <w:spacing w:after="20" w:before="0"/>
             </w:pPr>
-            <w:hyperlink w:history="1" r:id="rIdibpuwu-zg_wbgitfstva0">
-              <w:r>
-                <w:rPr>
-                  <w:rFonts w:ascii="Arial" w:cs="Arial" w:eastAsia="Arial" w:hAnsi="Arial"/>
-                  <w:color w:val="2E75B6"/>
-                  <w:sz w:val="16"/>
-                  <w:szCs w:val="16"/>
-                  <w:u w:val="single" w:color="2E75B6"/>
-                </w:rPr>
-                <w:t xml:space="preserve">Energy inputs for tilling a hectare of land</w:t>
-              </w:r>
-            </w:hyperlink>
+            <w:r>
+              <w:rPr>
+                <w:rFonts w:ascii="Arial" w:cs="Arial" w:eastAsia="Arial" w:hAnsi="Arial"/>
+                <w:i/>
+                <w:iCs/>
+                <w:color w:val="595959"/>
+                <w:sz w:val="16"/>
+                <w:szCs w:val="16"/>
+              </w:rPr>
+              <w:t xml:space="preserve">No closely matching video in the ARES library for this activity.</w:t>
+            </w:r>
           </w:p>
           <w:p>
             <w:pPr>
               <w:spacing w:after="10" w:before="0"/>
               <w:ind w:left="120"/>
             </w:pPr>
-            <w:r>
-              <w:rPr>
-                <w:rFonts w:ascii="Arial" w:cs="Arial" w:eastAsia="Arial" w:hAnsi="Arial"/>
-                <w:color w:val="595959"/>
-                <w:sz w:val="14"/>
-                <w:szCs w:val="14"/>
-              </w:rPr>
-              <w:t xml:space="preserve">Source: Khan Academy (English - US curriculum)</w:t>
-            </w:r>
-          </w:p>
-          <w:p>
-            <w:pPr>
-              <w:spacing w:after="10" w:before="0"/>
-              <w:ind w:left="120"/>
-            </w:pPr>
-            <w:hyperlink w:history="1" r:id="rIdcuzidcmz4d7qfq9niv7dn">
+            <w:hyperlink w:history="1" r:id="rId-ivzb07t5uwiarwnkwgt2">
               <w:r>
                 <w:rPr>
                   <w:rFonts w:ascii="Arial" w:cs="Arial" w:eastAsia="Arial" w:hAnsi="Arial"/>
@@ -3572,9 +3554,24 @@
                   <w:szCs w:val="14"/>
                   <w:u w:val="single" w:color="595959"/>
                 </w:rPr>
-                <w:t xml:space="preserve">🔍 Search ARES for similar videos</w:t>
+                <w:t xml:space="preserve">🔍 Search ARES for videos</w:t>
               </w:r>
             </w:hyperlink>
+          </w:p>
+          <w:p>
+            <w:pPr>
+              <w:spacing w:after="10" w:before="0"/>
+              <w:ind w:left="120"/>
+            </w:pPr>
+            <w:r>
+              <w:rPr>
+                <w:rFonts w:ascii="Arial" w:cs="Arial" w:eastAsia="Arial" w:hAnsi="Arial"/>
+                <w:color w:val="595959"/>
+                <w:sz w:val="14"/>
+                <w:szCs w:val="14"/>
+              </w:rPr>
+              <w:t xml:space="preserve">Search terms: commercial arithmetic budget income</w:t>
+            </w:r>
           </w:p>
           <w:p>
             <w:pPr>
@@ -3601,47 +3598,31 @@
                 <w:sz w:val="16"/>
                 <w:szCs w:val="16"/>
               </w:rPr>
-              <w:t xml:space="preserve">📖 HTML:</w:t>
+              <w:t xml:space="preserve">📖 READING:</w:t>
             </w:r>
           </w:p>
           <w:p>
             <w:pPr>
               <w:spacing w:after="20" w:before="0"/>
             </w:pPr>
-            <w:hyperlink w:history="1" r:id="rIdcx18cczv6cxnfv1liauoj">
-              <w:r>
-                <w:rPr>
-                  <w:rFonts w:ascii="Arial" w:cs="Arial" w:eastAsia="Arial" w:hAnsi="Arial"/>
-                  <w:color w:val="2E75B6"/>
-                  <w:sz w:val="16"/>
-                  <w:szCs w:val="16"/>
-                  <w:u w:val="single" w:color="2E75B6"/>
-                </w:rPr>
-                <w:t xml:space="preserve">Heat Budget of Planet Earth (Flexbook)</w:t>
-              </w:r>
-            </w:hyperlink>
+            <w:r>
+              <w:rPr>
+                <w:rFonts w:ascii="Arial" w:cs="Arial" w:eastAsia="Arial" w:hAnsi="Arial"/>
+                <w:i/>
+                <w:iCs/>
+                <w:color w:val="595959"/>
+                <w:sz w:val="16"/>
+                <w:szCs w:val="16"/>
+              </w:rPr>
+              <w:t xml:space="preserve">No closely matching reading in the ARES library for this activity.</w:t>
+            </w:r>
           </w:p>
           <w:p>
             <w:pPr>
               <w:spacing w:after="10" w:before="0"/>
               <w:ind w:left="120"/>
             </w:pPr>
-            <w:r>
-              <w:rPr>
-                <w:rFonts w:ascii="Arial" w:cs="Arial" w:eastAsia="Arial" w:hAnsi="Arial"/>
-                <w:color w:val="595959"/>
-                <w:sz w:val="14"/>
-                <w:szCs w:val="14"/>
-              </w:rPr>
-              <w:t xml:space="preserve">Source: CK-12</w:t>
-            </w:r>
-          </w:p>
-          <w:p>
-            <w:pPr>
-              <w:spacing w:after="10" w:before="0"/>
-              <w:ind w:left="120"/>
-            </w:pPr>
-            <w:hyperlink w:history="1" r:id="rIdkd-4fee5tbxbov0s-4h7n">
+            <w:hyperlink w:history="1" r:id="rIdjsennudsqt9kpglnhc18o">
               <w:r>
                 <w:rPr>
                   <w:rFonts w:ascii="Arial" w:cs="Arial" w:eastAsia="Arial" w:hAnsi="Arial"/>
@@ -3650,9 +3631,24 @@
                   <w:szCs w:val="14"/>
                   <w:u w:val="single" w:color="595959"/>
                 </w:rPr>
-                <w:t xml:space="preserve">🔍 Search ARES for similar readings</w:t>
+                <w:t xml:space="preserve">🔍 Search ARES for readings</w:t>
               </w:r>
             </w:hyperlink>
+          </w:p>
+          <w:p>
+            <w:pPr>
+              <w:spacing w:after="10" w:before="0"/>
+              <w:ind w:left="120"/>
+            </w:pPr>
+            <w:r>
+              <w:rPr>
+                <w:rFonts w:ascii="Arial" w:cs="Arial" w:eastAsia="Arial" w:hAnsi="Arial"/>
+                <w:color w:val="595959"/>
+                <w:sz w:val="14"/>
+                <w:szCs w:val="14"/>
+              </w:rPr>
+              <w:t xml:space="preserve">Search terms: commercial arithmetic budget income</w:t>
+            </w:r>
           </w:p>
         </w:tc>
         <w:tc>
@@ -3836,40 +3832,24 @@
             <w:pPr>
               <w:spacing w:after="20" w:before="0"/>
             </w:pPr>
-            <w:hyperlink w:history="1" r:id="rIdwc2ye4vvnjo8ahaelhwp_">
-              <w:r>
-                <w:rPr>
-                  <w:rFonts w:ascii="Arial" w:cs="Arial" w:eastAsia="Arial" w:hAnsi="Arial"/>
-                  <w:color w:val="2E75B6"/>
-                  <w:sz w:val="16"/>
-                  <w:szCs w:val="16"/>
-                  <w:u w:val="single" w:color="2E75B6"/>
-                </w:rPr>
-                <w:t xml:space="preserve">Energy inputs for tilling a hectare of land</w:t>
-              </w:r>
-            </w:hyperlink>
+            <w:r>
+              <w:rPr>
+                <w:rFonts w:ascii="Arial" w:cs="Arial" w:eastAsia="Arial" w:hAnsi="Arial"/>
+                <w:i/>
+                <w:iCs/>
+                <w:color w:val="595959"/>
+                <w:sz w:val="16"/>
+                <w:szCs w:val="16"/>
+              </w:rPr>
+              <w:t xml:space="preserve">No closely matching video in the ARES library for this activity.</w:t>
+            </w:r>
           </w:p>
           <w:p>
             <w:pPr>
               <w:spacing w:after="10" w:before="0"/>
               <w:ind w:left="120"/>
             </w:pPr>
-            <w:r>
-              <w:rPr>
-                <w:rFonts w:ascii="Arial" w:cs="Arial" w:eastAsia="Arial" w:hAnsi="Arial"/>
-                <w:color w:val="595959"/>
-                <w:sz w:val="14"/>
-                <w:szCs w:val="14"/>
-              </w:rPr>
-              <w:t xml:space="preserve">Source: Khan Academy (English - US curriculum)</w:t>
-            </w:r>
-          </w:p>
-          <w:p>
-            <w:pPr>
-              <w:spacing w:after="10" w:before="0"/>
-              <w:ind w:left="120"/>
-            </w:pPr>
-            <w:hyperlink w:history="1" r:id="rIdkhncszj_979erbxmu_7fn">
+            <w:hyperlink w:history="1" r:id="rIdgfqem6j3puksl_-dciofa">
               <w:r>
                 <w:rPr>
                   <w:rFonts w:ascii="Arial" w:cs="Arial" w:eastAsia="Arial" w:hAnsi="Arial"/>
@@ -3878,9 +3858,24 @@
                   <w:szCs w:val="14"/>
                   <w:u w:val="single" w:color="595959"/>
                 </w:rPr>
-                <w:t xml:space="preserve">🔍 Search ARES for similar videos</w:t>
+                <w:t xml:space="preserve">🔍 Search ARES for videos</w:t>
               </w:r>
             </w:hyperlink>
+          </w:p>
+          <w:p>
+            <w:pPr>
+              <w:spacing w:after="10" w:before="0"/>
+              <w:ind w:left="120"/>
+            </w:pPr>
+            <w:r>
+              <w:rPr>
+                <w:rFonts w:ascii="Arial" w:cs="Arial" w:eastAsia="Arial" w:hAnsi="Arial"/>
+                <w:color w:val="595959"/>
+                <w:sz w:val="14"/>
+                <w:szCs w:val="14"/>
+              </w:rPr>
+              <w:t xml:space="preserve">Search terms: commercial arithmetic budget income</w:t>
+            </w:r>
           </w:p>
           <w:p>
             <w:pPr>
@@ -3907,47 +3902,31 @@
                 <w:sz w:val="16"/>
                 <w:szCs w:val="16"/>
               </w:rPr>
-              <w:t xml:space="preserve">📖 HTML:</w:t>
+              <w:t xml:space="preserve">📖 READING:</w:t>
             </w:r>
           </w:p>
           <w:p>
             <w:pPr>
               <w:spacing w:after="20" w:before="0"/>
             </w:pPr>
-            <w:hyperlink w:history="1" r:id="rIdslqzxykex0ebvuac4dpvb">
-              <w:r>
-                <w:rPr>
-                  <w:rFonts w:ascii="Arial" w:cs="Arial" w:eastAsia="Arial" w:hAnsi="Arial"/>
-                  <w:color w:val="2E75B6"/>
-                  <w:sz w:val="16"/>
-                  <w:szCs w:val="16"/>
-                  <w:u w:val="single" w:color="2E75B6"/>
-                </w:rPr>
-                <w:t xml:space="preserve">Heat Budget of Planet Earth (Flexbook)</w:t>
-              </w:r>
-            </w:hyperlink>
+            <w:r>
+              <w:rPr>
+                <w:rFonts w:ascii="Arial" w:cs="Arial" w:eastAsia="Arial" w:hAnsi="Arial"/>
+                <w:i/>
+                <w:iCs/>
+                <w:color w:val="595959"/>
+                <w:sz w:val="16"/>
+                <w:szCs w:val="16"/>
+              </w:rPr>
+              <w:t xml:space="preserve">No closely matching reading in the ARES library for this activity.</w:t>
+            </w:r>
           </w:p>
           <w:p>
             <w:pPr>
               <w:spacing w:after="10" w:before="0"/>
               <w:ind w:left="120"/>
             </w:pPr>
-            <w:r>
-              <w:rPr>
-                <w:rFonts w:ascii="Arial" w:cs="Arial" w:eastAsia="Arial" w:hAnsi="Arial"/>
-                <w:color w:val="595959"/>
-                <w:sz w:val="14"/>
-                <w:szCs w:val="14"/>
-              </w:rPr>
-              <w:t xml:space="preserve">Source: CK-12</w:t>
-            </w:r>
-          </w:p>
-          <w:p>
-            <w:pPr>
-              <w:spacing w:after="10" w:before="0"/>
-              <w:ind w:left="120"/>
-            </w:pPr>
-            <w:hyperlink w:history="1" r:id="rIdw8sfuwa89a5fw5w9-bpg2">
+            <w:hyperlink w:history="1" r:id="rIdwcejy-odyijbsdfenvai1">
               <w:r>
                 <w:rPr>
                   <w:rFonts w:ascii="Arial" w:cs="Arial" w:eastAsia="Arial" w:hAnsi="Arial"/>
@@ -3956,9 +3935,24 @@
                   <w:szCs w:val="14"/>
                   <w:u w:val="single" w:color="595959"/>
                 </w:rPr>
-                <w:t xml:space="preserve">🔍 Search ARES for similar readings</w:t>
+                <w:t xml:space="preserve">🔍 Search ARES for readings</w:t>
               </w:r>
             </w:hyperlink>
+          </w:p>
+          <w:p>
+            <w:pPr>
+              <w:spacing w:after="10" w:before="0"/>
+              <w:ind w:left="120"/>
+            </w:pPr>
+            <w:r>
+              <w:rPr>
+                <w:rFonts w:ascii="Arial" w:cs="Arial" w:eastAsia="Arial" w:hAnsi="Arial"/>
+                <w:color w:val="595959"/>
+                <w:sz w:val="14"/>
+                <w:szCs w:val="14"/>
+              </w:rPr>
+              <w:t xml:space="preserve">Search terms: commercial arithmetic budget income</w:t>
+            </w:r>
           </w:p>
         </w:tc>
         <w:tc>
@@ -4142,40 +4136,24 @@
             <w:pPr>
               <w:spacing w:after="20" w:before="0"/>
             </w:pPr>
-            <w:hyperlink w:history="1" r:id="rIdzj0ms70dm8pdu8-1opvmu">
-              <w:r>
-                <w:rPr>
-                  <w:rFonts w:ascii="Arial" w:cs="Arial" w:eastAsia="Arial" w:hAnsi="Arial"/>
-                  <w:color w:val="2E75B6"/>
-                  <w:sz w:val="16"/>
-                  <w:szCs w:val="16"/>
-                  <w:u w:val="single" w:color="2E75B6"/>
-                </w:rPr>
-                <w:t xml:space="preserve">Energy inputs for tilling a hectare of land</w:t>
-              </w:r>
-            </w:hyperlink>
+            <w:r>
+              <w:rPr>
+                <w:rFonts w:ascii="Arial" w:cs="Arial" w:eastAsia="Arial" w:hAnsi="Arial"/>
+                <w:i/>
+                <w:iCs/>
+                <w:color w:val="595959"/>
+                <w:sz w:val="16"/>
+                <w:szCs w:val="16"/>
+              </w:rPr>
+              <w:t xml:space="preserve">No closely matching video in the ARES library for this activity.</w:t>
+            </w:r>
           </w:p>
           <w:p>
             <w:pPr>
               <w:spacing w:after="10" w:before="0"/>
               <w:ind w:left="120"/>
             </w:pPr>
-            <w:r>
-              <w:rPr>
-                <w:rFonts w:ascii="Arial" w:cs="Arial" w:eastAsia="Arial" w:hAnsi="Arial"/>
-                <w:color w:val="595959"/>
-                <w:sz w:val="14"/>
-                <w:szCs w:val="14"/>
-              </w:rPr>
-              <w:t xml:space="preserve">Source: Khan Academy (English - US curriculum)</w:t>
-            </w:r>
-          </w:p>
-          <w:p>
-            <w:pPr>
-              <w:spacing w:after="10" w:before="0"/>
-              <w:ind w:left="120"/>
-            </w:pPr>
-            <w:hyperlink w:history="1" r:id="rIdrxbi0zkoyn5ntdkbdu2pr">
+            <w:hyperlink w:history="1" r:id="rIdnoljlm7jeckllgom1cch-">
               <w:r>
                 <w:rPr>
                   <w:rFonts w:ascii="Arial" w:cs="Arial" w:eastAsia="Arial" w:hAnsi="Arial"/>
@@ -4184,9 +4162,24 @@
                   <w:szCs w:val="14"/>
                   <w:u w:val="single" w:color="595959"/>
                 </w:rPr>
-                <w:t xml:space="preserve">🔍 Search ARES for similar videos</w:t>
+                <w:t xml:space="preserve">🔍 Search ARES for videos</w:t>
               </w:r>
             </w:hyperlink>
+          </w:p>
+          <w:p>
+            <w:pPr>
+              <w:spacing w:after="10" w:before="0"/>
+              <w:ind w:left="120"/>
+            </w:pPr>
+            <w:r>
+              <w:rPr>
+                <w:rFonts w:ascii="Arial" w:cs="Arial" w:eastAsia="Arial" w:hAnsi="Arial"/>
+                <w:color w:val="595959"/>
+                <w:sz w:val="14"/>
+                <w:szCs w:val="14"/>
+              </w:rPr>
+              <w:t xml:space="preserve">Search terms: commercial arithmetic budget income</w:t>
+            </w:r>
           </w:p>
           <w:p>
             <w:pPr>
@@ -4213,47 +4206,31 @@
                 <w:sz w:val="16"/>
                 <w:szCs w:val="16"/>
               </w:rPr>
-              <w:t xml:space="preserve">📖 HTML:</w:t>
+              <w:t xml:space="preserve">📖 READING:</w:t>
             </w:r>
           </w:p>
           <w:p>
             <w:pPr>
               <w:spacing w:after="20" w:before="0"/>
             </w:pPr>
-            <w:hyperlink w:history="1" r:id="rId7crwjg8u1h0sxmif-vjod">
-              <w:r>
-                <w:rPr>
-                  <w:rFonts w:ascii="Arial" w:cs="Arial" w:eastAsia="Arial" w:hAnsi="Arial"/>
-                  <w:color w:val="2E75B6"/>
-                  <w:sz w:val="16"/>
-                  <w:szCs w:val="16"/>
-                  <w:u w:val="single" w:color="2E75B6"/>
-                </w:rPr>
-                <w:t xml:space="preserve">Heat Budget of Planet Earth (Flexbook)</w:t>
-              </w:r>
-            </w:hyperlink>
+            <w:r>
+              <w:rPr>
+                <w:rFonts w:ascii="Arial" w:cs="Arial" w:eastAsia="Arial" w:hAnsi="Arial"/>
+                <w:i/>
+                <w:iCs/>
+                <w:color w:val="595959"/>
+                <w:sz w:val="16"/>
+                <w:szCs w:val="16"/>
+              </w:rPr>
+              <w:t xml:space="preserve">No closely matching reading in the ARES library for this activity.</w:t>
+            </w:r>
           </w:p>
           <w:p>
             <w:pPr>
               <w:spacing w:after="10" w:before="0"/>
               <w:ind w:left="120"/>
             </w:pPr>
-            <w:r>
-              <w:rPr>
-                <w:rFonts w:ascii="Arial" w:cs="Arial" w:eastAsia="Arial" w:hAnsi="Arial"/>
-                <w:color w:val="595959"/>
-                <w:sz w:val="14"/>
-                <w:szCs w:val="14"/>
-              </w:rPr>
-              <w:t xml:space="preserve">Source: CK-12</w:t>
-            </w:r>
-          </w:p>
-          <w:p>
-            <w:pPr>
-              <w:spacing w:after="10" w:before="0"/>
-              <w:ind w:left="120"/>
-            </w:pPr>
-            <w:hyperlink w:history="1" r:id="rIdxknvlwnrtrcb5mwjpdq1n">
+            <w:hyperlink w:history="1" r:id="rIdbrjo8ghsvqvienb4vdmcu">
               <w:r>
                 <w:rPr>
                   <w:rFonts w:ascii="Arial" w:cs="Arial" w:eastAsia="Arial" w:hAnsi="Arial"/>
@@ -4262,9 +4239,24 @@
                   <w:szCs w:val="14"/>
                   <w:u w:val="single" w:color="595959"/>
                 </w:rPr>
-                <w:t xml:space="preserve">🔍 Search ARES for similar readings</w:t>
+                <w:t xml:space="preserve">🔍 Search ARES for readings</w:t>
               </w:r>
             </w:hyperlink>
+          </w:p>
+          <w:p>
+            <w:pPr>
+              <w:spacing w:after="10" w:before="0"/>
+              <w:ind w:left="120"/>
+            </w:pPr>
+            <w:r>
+              <w:rPr>
+                <w:rFonts w:ascii="Arial" w:cs="Arial" w:eastAsia="Arial" w:hAnsi="Arial"/>
+                <w:color w:val="595959"/>
+                <w:sz w:val="14"/>
+                <w:szCs w:val="14"/>
+              </w:rPr>
+              <w:t xml:space="preserve">Search terms: commercial arithmetic budget income</w:t>
+            </w:r>
           </w:p>
         </w:tc>
         <w:tc>
@@ -4448,40 +4440,24 @@
             <w:pPr>
               <w:spacing w:after="20" w:before="0"/>
             </w:pPr>
-            <w:hyperlink w:history="1" r:id="rIdkfsztqiqemwec3zaly-jw">
-              <w:r>
-                <w:rPr>
-                  <w:rFonts w:ascii="Arial" w:cs="Arial" w:eastAsia="Arial" w:hAnsi="Arial"/>
-                  <w:color w:val="2E75B6"/>
-                  <w:sz w:val="16"/>
-                  <w:szCs w:val="16"/>
-                  <w:u w:val="single" w:color="2E75B6"/>
-                </w:rPr>
-                <w:t xml:space="preserve">Energy inputs for tilling a hectare of land</w:t>
-              </w:r>
-            </w:hyperlink>
+            <w:r>
+              <w:rPr>
+                <w:rFonts w:ascii="Arial" w:cs="Arial" w:eastAsia="Arial" w:hAnsi="Arial"/>
+                <w:i/>
+                <w:iCs/>
+                <w:color w:val="595959"/>
+                <w:sz w:val="16"/>
+                <w:szCs w:val="16"/>
+              </w:rPr>
+              <w:t xml:space="preserve">No closely matching video in the ARES library for this activity.</w:t>
+            </w:r>
           </w:p>
           <w:p>
             <w:pPr>
               <w:spacing w:after="10" w:before="0"/>
               <w:ind w:left="120"/>
             </w:pPr>
-            <w:r>
-              <w:rPr>
-                <w:rFonts w:ascii="Arial" w:cs="Arial" w:eastAsia="Arial" w:hAnsi="Arial"/>
-                <w:color w:val="595959"/>
-                <w:sz w:val="14"/>
-                <w:szCs w:val="14"/>
-              </w:rPr>
-              <w:t xml:space="preserve">Source: Khan Academy (English - US curriculum)</w:t>
-            </w:r>
-          </w:p>
-          <w:p>
-            <w:pPr>
-              <w:spacing w:after="10" w:before="0"/>
-              <w:ind w:left="120"/>
-            </w:pPr>
-            <w:hyperlink w:history="1" r:id="rIdaosqlorrle1rpqyz3axya">
+            <w:hyperlink w:history="1" r:id="rIdmg9uqqtkhpxguxpiittvc">
               <w:r>
                 <w:rPr>
                   <w:rFonts w:ascii="Arial" w:cs="Arial" w:eastAsia="Arial" w:hAnsi="Arial"/>
@@ -4490,9 +4466,24 @@
                   <w:szCs w:val="14"/>
                   <w:u w:val="single" w:color="595959"/>
                 </w:rPr>
-                <w:t xml:space="preserve">🔍 Search ARES for similar videos</w:t>
+                <w:t xml:space="preserve">🔍 Search ARES for videos</w:t>
               </w:r>
             </w:hyperlink>
+          </w:p>
+          <w:p>
+            <w:pPr>
+              <w:spacing w:after="10" w:before="0"/>
+              <w:ind w:left="120"/>
+            </w:pPr>
+            <w:r>
+              <w:rPr>
+                <w:rFonts w:ascii="Arial" w:cs="Arial" w:eastAsia="Arial" w:hAnsi="Arial"/>
+                <w:color w:val="595959"/>
+                <w:sz w:val="14"/>
+                <w:szCs w:val="14"/>
+              </w:rPr>
+              <w:t xml:space="preserve">Search terms: commercial arithmetic budget income</w:t>
+            </w:r>
           </w:p>
           <w:p>
             <w:pPr>
@@ -4519,47 +4510,31 @@
                 <w:sz w:val="16"/>
                 <w:szCs w:val="16"/>
               </w:rPr>
-              <w:t xml:space="preserve">📖 HTML:</w:t>
+              <w:t xml:space="preserve">📖 READING:</w:t>
             </w:r>
           </w:p>
           <w:p>
             <w:pPr>
               <w:spacing w:after="20" w:before="0"/>
             </w:pPr>
-            <w:hyperlink w:history="1" r:id="rId6vbgzsocs6zltv-moatpa">
-              <w:r>
-                <w:rPr>
-                  <w:rFonts w:ascii="Arial" w:cs="Arial" w:eastAsia="Arial" w:hAnsi="Arial"/>
-                  <w:color w:val="2E75B6"/>
-                  <w:sz w:val="16"/>
-                  <w:szCs w:val="16"/>
-                  <w:u w:val="single" w:color="2E75B6"/>
-                </w:rPr>
-                <w:t xml:space="preserve">Heat Budget of Planet Earth (Flexbook)</w:t>
-              </w:r>
-            </w:hyperlink>
+            <w:r>
+              <w:rPr>
+                <w:rFonts w:ascii="Arial" w:cs="Arial" w:eastAsia="Arial" w:hAnsi="Arial"/>
+                <w:i/>
+                <w:iCs/>
+                <w:color w:val="595959"/>
+                <w:sz w:val="16"/>
+                <w:szCs w:val="16"/>
+              </w:rPr>
+              <w:t xml:space="preserve">No closely matching reading in the ARES library for this activity.</w:t>
+            </w:r>
           </w:p>
           <w:p>
             <w:pPr>
               <w:spacing w:after="10" w:before="0"/>
               <w:ind w:left="120"/>
             </w:pPr>
-            <w:r>
-              <w:rPr>
-                <w:rFonts w:ascii="Arial" w:cs="Arial" w:eastAsia="Arial" w:hAnsi="Arial"/>
-                <w:color w:val="595959"/>
-                <w:sz w:val="14"/>
-                <w:szCs w:val="14"/>
-              </w:rPr>
-              <w:t xml:space="preserve">Source: CK-12</w:t>
-            </w:r>
-          </w:p>
-          <w:p>
-            <w:pPr>
-              <w:spacing w:after="10" w:before="0"/>
-              <w:ind w:left="120"/>
-            </w:pPr>
-            <w:hyperlink w:history="1" r:id="rIdkd9iohhamdrsxl5pqe2fm">
+            <w:hyperlink w:history="1" r:id="rIdy9oxxdfglcae4xskiifz5">
               <w:r>
                 <w:rPr>
                   <w:rFonts w:ascii="Arial" w:cs="Arial" w:eastAsia="Arial" w:hAnsi="Arial"/>
@@ -4568,9 +4543,24 @@
                   <w:szCs w:val="14"/>
                   <w:u w:val="single" w:color="595959"/>
                 </w:rPr>
-                <w:t xml:space="preserve">🔍 Search ARES for similar readings</w:t>
+                <w:t xml:space="preserve">🔍 Search ARES for readings</w:t>
               </w:r>
             </w:hyperlink>
+          </w:p>
+          <w:p>
+            <w:pPr>
+              <w:spacing w:after="10" w:before="0"/>
+              <w:ind w:left="120"/>
+            </w:pPr>
+            <w:r>
+              <w:rPr>
+                <w:rFonts w:ascii="Arial" w:cs="Arial" w:eastAsia="Arial" w:hAnsi="Arial"/>
+                <w:color w:val="595959"/>
+                <w:sz w:val="14"/>
+                <w:szCs w:val="14"/>
+              </w:rPr>
+              <w:t xml:space="preserve">Search terms: commercial arithmetic budget income</w:t>
+            </w:r>
           </w:p>
         </w:tc>
         <w:tc>
@@ -6245,7 +6235,7 @@
             <w:pPr>
               <w:spacing w:after="20" w:before="0"/>
             </w:pPr>
-            <w:hyperlink w:history="1" r:id="rIdrvfnrr4ipxbuvx-hpeo4p">
+            <w:hyperlink w:history="1" r:id="rIdolkvjxr-ntdzbxwckyeug">
               <w:r>
                 <w:rPr>
                   <w:rFonts w:ascii="Arial" w:cs="Arial" w:eastAsia="Arial" w:hAnsi="Arial"/>
@@ -6278,7 +6268,7 @@
               <w:spacing w:after="10" w:before="0"/>
               <w:ind w:left="120"/>
             </w:pPr>
-            <w:hyperlink w:history="1" r:id="rIdhkuum1apeoepily1fgwrb">
+            <w:hyperlink w:history="1" r:id="rIdvu7sa9y8eumoloanrydrh">
               <w:r>
                 <w:rPr>
                   <w:rFonts w:ascii="Arial" w:cs="Arial" w:eastAsia="Arial" w:hAnsi="Arial"/>
@@ -6316,14 +6306,14 @@
                 <w:sz w:val="16"/>
                 <w:szCs w:val="16"/>
               </w:rPr>
-              <w:t xml:space="preserve">📖 HTML:</w:t>
+              <w:t xml:space="preserve">📖 EXERCISE:</w:t>
             </w:r>
           </w:p>
           <w:p>
             <w:pPr>
               <w:spacing w:after="20" w:before="0"/>
             </w:pPr>
-            <w:hyperlink w:history="1" r:id="rIdg-g0tbd5ckoeukqvjwgyw">
+            <w:hyperlink w:history="1" r:id="rIdw92jyesrnwu3zjzwwpc05">
               <w:r>
                 <w:rPr>
                   <w:rFonts w:ascii="Arial" w:cs="Arial" w:eastAsia="Arial" w:hAnsi="Arial"/>
@@ -6332,7 +6322,7 @@
                   <w:szCs w:val="16"/>
                   <w:u w:val="single" w:color="2E75B6"/>
                 </w:rPr>
-                <w:t xml:space="preserve">The Price of a Unit (PLIX)</w:t>
+                <w:t xml:space="preserve">Discount, markup, and commission word problems</w:t>
               </w:r>
             </w:hyperlink>
           </w:p>
@@ -6348,7 +6338,7 @@
                 <w:sz w:val="14"/>
                 <w:szCs w:val="14"/>
               </w:rPr>
-              <w:t xml:space="preserve">Source: CK-12</w:t>
+              <w:t xml:space="preserve">Source: Khan Academy (English - US curriculum)</w:t>
             </w:r>
           </w:p>
           <w:p>
@@ -6356,7 +6346,7 @@
               <w:spacing w:after="10" w:before="0"/>
               <w:ind w:left="120"/>
             </w:pPr>
-            <w:hyperlink w:history="1" r:id="rIdrfncwsyj292bcerpvn-bz">
+            <w:hyperlink w:history="1" r:id="rIdbxb-rlrynzfijkjg1yurr">
               <w:r>
                 <w:rPr>
                   <w:rFonts w:ascii="Arial" w:cs="Arial" w:eastAsia="Arial" w:hAnsi="Arial"/>
@@ -6551,7 +6541,313 @@
             <w:pPr>
               <w:spacing w:after="20" w:before="0"/>
             </w:pPr>
-            <w:hyperlink w:history="1" r:id="rIdulvnxvqykj7qp6s2sjmjx">
+            <w:hyperlink w:history="1" r:id="rIdrnhezxlpqlpzaxz_bihzq">
+              <w:r>
+                <w:rPr>
+                  <w:rFonts w:ascii="Arial" w:cs="Arial" w:eastAsia="Arial" w:hAnsi="Arial"/>
+                  <w:color w:val="2E75B6"/>
+                  <w:sz w:val="16"/>
+                  <w:szCs w:val="16"/>
+                  <w:u w:val="single" w:color="2E75B6"/>
+                </w:rPr>
+                <w:t xml:space="preserve">Percent word problem: guavas</w:t>
+              </w:r>
+            </w:hyperlink>
+          </w:p>
+          <w:p>
+            <w:pPr>
+              <w:spacing w:after="10" w:before="0"/>
+              <w:ind w:left="120"/>
+            </w:pPr>
+            <w:r>
+              <w:rPr>
+                <w:rFonts w:ascii="Arial" w:cs="Arial" w:eastAsia="Arial" w:hAnsi="Arial"/>
+                <w:color w:val="595959"/>
+                <w:sz w:val="14"/>
+                <w:szCs w:val="14"/>
+              </w:rPr>
+              <w:t xml:space="preserve">Source: Khan Academy (English - US curriculum)</w:t>
+            </w:r>
+          </w:p>
+          <w:p>
+            <w:pPr>
+              <w:spacing w:after="10" w:before="0"/>
+              <w:ind w:left="120"/>
+            </w:pPr>
+            <w:hyperlink w:history="1" r:id="rIdl_uqmvcp1xkmzlzzeil-f">
+              <w:r>
+                <w:rPr>
+                  <w:rFonts w:ascii="Arial" w:cs="Arial" w:eastAsia="Arial" w:hAnsi="Arial"/>
+                  <w:color w:val="595959"/>
+                  <w:sz w:val="14"/>
+                  <w:szCs w:val="14"/>
+                  <w:u w:val="single" w:color="595959"/>
+                </w:rPr>
+                <w:t xml:space="preserve">🔍 Search ARES for similar videos</w:t>
+              </w:r>
+            </w:hyperlink>
+          </w:p>
+          <w:p>
+            <w:pPr>
+              <w:spacing w:after="40" w:before="0"/>
+            </w:pPr>
+            <w:r>
+              <w:rPr>
+                <w:sz w:val="14"/>
+                <w:szCs w:val="14"/>
+              </w:rPr>
+              <w:t xml:space="preserve"/>
+            </w:r>
+          </w:p>
+          <w:p>
+            <w:pPr>
+              <w:spacing w:after="20" w:before="0"/>
+            </w:pPr>
+            <w:r>
+              <w:rPr>
+                <w:rFonts w:ascii="Arial" w:cs="Arial" w:eastAsia="Arial" w:hAnsi="Arial"/>
+                <w:b/>
+                <w:bCs/>
+                <w:color w:val="1F3864"/>
+                <w:sz w:val="16"/>
+                <w:szCs w:val="16"/>
+              </w:rPr>
+              <w:t xml:space="preserve">📖 HTML:</w:t>
+            </w:r>
+          </w:p>
+          <w:p>
+            <w:pPr>
+              <w:spacing w:after="20" w:before="0"/>
+            </w:pPr>
+            <w:hyperlink w:history="1" r:id="rIddn7_m6kayjjwmspj2w8yh">
+              <w:r>
+                <w:rPr>
+                  <w:rFonts w:ascii="Arial" w:cs="Arial" w:eastAsia="Arial" w:hAnsi="Arial"/>
+                  <w:color w:val="2E75B6"/>
+                  <w:sz w:val="16"/>
+                  <w:szCs w:val="16"/>
+                  <w:u w:val="single" w:color="2E75B6"/>
+                </w:rPr>
+                <w:t xml:space="preserve">Prices Involving Discounts (Flexbook)</w:t>
+              </w:r>
+            </w:hyperlink>
+          </w:p>
+          <w:p>
+            <w:pPr>
+              <w:spacing w:after="10" w:before="0"/>
+              <w:ind w:left="120"/>
+            </w:pPr>
+            <w:r>
+              <w:rPr>
+                <w:rFonts w:ascii="Arial" w:cs="Arial" w:eastAsia="Arial" w:hAnsi="Arial"/>
+                <w:color w:val="595959"/>
+                <w:sz w:val="14"/>
+                <w:szCs w:val="14"/>
+              </w:rPr>
+              <w:t xml:space="preserve">Source: CK-12</w:t>
+            </w:r>
+          </w:p>
+          <w:p>
+            <w:pPr>
+              <w:spacing w:after="10" w:before="0"/>
+              <w:ind w:left="120"/>
+            </w:pPr>
+            <w:hyperlink w:history="1" r:id="rIdfc8uyz2xdzx80yu3vfalp">
+              <w:r>
+                <w:rPr>
+                  <w:rFonts w:ascii="Arial" w:cs="Arial" w:eastAsia="Arial" w:hAnsi="Arial"/>
+                  <w:color w:val="595959"/>
+                  <w:sz w:val="14"/>
+                  <w:szCs w:val="14"/>
+                  <w:u w:val="single" w:color="595959"/>
+                </w:rPr>
+                <w:t xml:space="preserve">🔍 Search ARES for similar readings</w:t>
+              </w:r>
+            </w:hyperlink>
+          </w:p>
+        </w:tc>
+        <w:tc>
+          <w:tcPr>
+            <w:tcW w:type="dxa" w:w="3040"/>
+            <w:shd w:fill="FFFFFF" w:color="auto" w:val="clear"/>
+            <w:tcMar>
+              <w:top w:type="dxa" w:w="60"/>
+              <w:left w:type="dxa" w:w="120"/>
+              <w:bottom w:type="dxa" w:w="60"/>
+              <w:right w:type="dxa" w:w="120"/>
+            </w:tcMar>
+            <w:vAlign w:val="top"/>
+          </w:tcPr>
+          <w:p>
+            <w:pPr>
+              <w:spacing w:after="40" w:before="0"/>
+              <w:jc w:val="left"/>
+            </w:pPr>
+            <w:r>
+              <w:rPr>
+                <w:rFonts w:ascii="Arial" w:cs="Arial" w:eastAsia="Arial" w:hAnsi="Arial"/>
+                <w:b w:val="false"/>
+                <w:bCs w:val="false"/>
+                <w:i w:val="false"/>
+                <w:iCs w:val="false"/>
+                <w:color w:val="000000"/>
+                <w:sz w:val="18"/>
+                <w:szCs w:val="18"/>
+              </w:rPr>
+              <w:t xml:space="preserve">Learners participate in a structured role-play called 'Kondele Market Day.' Six learners volunteer as stall-keepers; the rest are customers. Each stall-keeper receives a card showing a marked price and a discount percentage for a familiar Kenyan item (e.g., 'School bag — KSh 1,200, 15% off'; 'Packet of unga — KSh 180, 10% off'; 'Jiko — KSh 850, 25% off'). Customers visit stalls, record the marked price and discount on a simple two-column table in their exercise books, and — using only the information given — try to work out what they would actually pay. After 6 minutes of role-play, the whole class reconvenes and three stall-keepers share their item's details. The teacher works through the calculation for each item on the board step-by-step, narrating each operation.</w:t>
+            </w:r>
+          </w:p>
+        </w:tc>
+        <w:tc>
+          <w:tcPr>
+            <w:tcW w:type="dxa" w:w="3040"/>
+            <w:shd w:fill="F2F2F2" w:color="auto" w:val="clear"/>
+            <w:tcMar>
+              <w:top w:type="dxa" w:w="60"/>
+              <w:left w:type="dxa" w:w="120"/>
+              <w:bottom w:type="dxa" w:w="60"/>
+              <w:right w:type="dxa" w:w="120"/>
+            </w:tcMar>
+            <w:vAlign w:val="top"/>
+          </w:tcPr>
+          <w:p>
+            <w:pPr>
+              <w:spacing w:after="40" w:before="0"/>
+              <w:jc w:val="left"/>
+            </w:pPr>
+            <w:r>
+              <w:rPr>
+                <w:rFonts w:ascii="Arial" w:cs="Arial" w:eastAsia="Arial" w:hAnsi="Arial"/>
+                <w:b w:val="false"/>
+                <w:bCs w:val="false"/>
+                <w:i w:val="false"/>
+                <w:iCs w:val="false"/>
+                <w:color w:val="000000"/>
+                <w:sz w:val="18"/>
+                <w:szCs w:val="18"/>
+              </w:rPr>
+              <w:t xml:space="preserve">Before role-play begins, say: 'You are going to be shoppers and traders at Kondele Market. Stall-keepers, your job is to tell customers your marked price and your discount percentage — nothing else. Customers, your job is to work out what you would actually pay. Record everything in your table.' Distribute role cards. Circulate during the 6-minute role-play; listen for learners attempting multiplication versus subtraction errors. After reconvening, select stall-keeper 1 (school bag). Say, 'Tell us your item and its marked price.' Write on board: 'Marked Price = KSh 1,200. Discount = 15%.' Then narrate: 'Step 1 — I need to find 15% OF KSh 1,200. That means 15 divided by 100, multiplied by 1,200.' Write: Discount = (15/100) × 1,200 = KSh 180. 'Step 2 — I subtract the discount from the marked price.' Write: Sale Price = 1,200 − 180 = KSh 1,020. WAIT TIME 10 seconds. Cold-call one customer who visited that stall: 'Did you get the same answer? Where did your working differ?' Repeat for the jiko (KSh 850, 25% off). Then pose: 'Now let's apply this to Amina's smartphone — KSh 3,800 at 20% off. Work it out in your books. You have 90 seconds.' Cold-call 2 learners to share working on the board.</w:t>
+            </w:r>
+          </w:p>
+        </w:tc>
+        <w:tc>
+          <w:tcPr>
+            <w:tcW w:type="dxa" w:w="3040"/>
+            <w:shd w:fill="FFFFFF" w:color="auto" w:val="clear"/>
+            <w:tcMar>
+              <w:top w:type="dxa" w:w="60"/>
+              <w:left w:type="dxa" w:w="120"/>
+              <w:bottom w:type="dxa" w:w="60"/>
+              <w:right w:type="dxa" w:w="120"/>
+            </w:tcMar>
+            <w:vAlign w:val="top"/>
+          </w:tcPr>
+          <w:p>
+            <w:pPr>
+              <w:spacing w:after="40" w:before="0"/>
+              <w:jc w:val="left"/>
+            </w:pPr>
+            <w:r>
+              <w:rPr>
+                <w:rFonts w:ascii="Arial" w:cs="Arial" w:eastAsia="Arial" w:hAnsi="Arial"/>
+                <w:b w:val="false"/>
+                <w:bCs w:val="false"/>
+                <w:i w:val="false"/>
+                <w:iCs w:val="false"/>
+                <w:color w:val="000000"/>
+                <w:sz w:val="18"/>
+                <w:szCs w:val="18"/>
+              </w:rPr>
+              <w:t xml:space="preserve">Role-Play with Structured Data Collection — the market role-play situates abstract percentage calculations in a lived Kenyan trading context, making the observation concrete and motivating. The two-column table (Marked Price | Sale Price) is a data-gathering scaffold that mirrors how a careful shopper — or Amina — would compare prices before deciding.</w:t>
+            </w:r>
+          </w:p>
+        </w:tc>
+        <w:tc>
+          <w:tcPr>
+            <w:tcW w:type="dxa" w:w="3040"/>
+            <w:shd w:fill="F2F2F2" w:color="auto" w:val="clear"/>
+            <w:tcMar>
+              <w:top w:type="dxa" w:w="60"/>
+              <w:left w:type="dxa" w:w="120"/>
+              <w:bottom w:type="dxa" w:w="60"/>
+              <w:right w:type="dxa" w:w="120"/>
+            </w:tcMar>
+            <w:vAlign w:val="top"/>
+          </w:tcPr>
+          <w:p>
+            <w:pPr>
+              <w:spacing w:after="40" w:before="0"/>
+              <w:jc w:val="left"/>
+            </w:pPr>
+            <w:r>
+              <w:rPr>
+                <w:rFonts w:ascii="Arial" w:cs="Arial" w:eastAsia="Arial" w:hAnsi="Arial"/>
+                <w:b w:val="false"/>
+                <w:bCs w:val="false"/>
+                <w:i w:val="false"/>
+                <w:iCs w:val="false"/>
+                <w:color w:val="000000"/>
+                <w:sz w:val="18"/>
+                <w:szCs w:val="18"/>
+              </w:rPr>
+              <w:t xml:space="preserve">Teacher looks for: (1) correct identification of which number is the marked price vs. sale price; (2) correct order of operations — multiply first, then subtract; (3) whether learners write the discount as a fraction of 100 or mistakenly subtract the percentage directly from the shilling amount (e.g., writing 3,800 − 20 = 3,780 — a common error to address). Teacher notes which learners complete the Amina calculation correctly within 90 seconds.</w:t>
+            </w:r>
+          </w:p>
+        </w:tc>
+      </w:tr>
+      <w:tr>
+        <w:tc>
+          <w:tcPr>
+            <w:tcW w:type="dxa" w:w="1520"/>
+            <w:shd w:fill="E2EFDA" w:color="auto" w:val="clear"/>
+            <w:tcMar>
+              <w:top w:type="dxa" w:w="60"/>
+              <w:left w:type="dxa" w:w="120"/>
+              <w:bottom w:type="dxa" w:w="60"/>
+              <w:right w:type="dxa" w:w="120"/>
+            </w:tcMar>
+            <w:vAlign w:val="top"/>
+          </w:tcPr>
+          <w:p>
+            <w:pPr>
+              <w:spacing w:after="40" w:before="0"/>
+              <w:jc w:val="left"/>
+            </w:pPr>
+            <w:r>
+              <w:rPr>
+                <w:rFonts w:ascii="Arial" w:cs="Arial" w:eastAsia="Arial" w:hAnsi="Arial"/>
+                <w:b/>
+                <w:bCs/>
+                <w:i w:val="false"/>
+                <w:iCs w:val="false"/>
+                <w:color w:val="000000"/>
+                <w:sz w:val="18"/>
+                <w:szCs w:val="18"/>
+              </w:rPr>
+              <w:t xml:space="preserve">Explain Phase</w:t>
+            </w:r>
+          </w:p>
+          <w:p>
+            <w:pPr>
+              <w:spacing w:after="20" w:before="0"/>
+            </w:pPr>
+            <w:r>
+              <w:rPr>
+                <w:rFonts w:ascii="Arial" w:cs="Arial" w:eastAsia="Arial" w:hAnsi="Arial"/>
+                <w:b/>
+                <w:bCs/>
+                <w:color w:val="1F3864"/>
+                <w:sz w:val="16"/>
+                <w:szCs w:val="16"/>
+              </w:rPr>
+              <w:t xml:space="preserve">📹 VIDEO:</w:t>
+            </w:r>
+          </w:p>
+          <w:p>
+            <w:pPr>
+              <w:spacing w:after="20" w:before="0"/>
+            </w:pPr>
+            <w:hyperlink w:history="1" r:id="rIdiqo7oyk2xddqv3wyxaepp">
               <w:r>
                 <w:rPr>
                   <w:rFonts w:ascii="Arial" w:cs="Arial" w:eastAsia="Arial" w:hAnsi="Arial"/>
@@ -6584,7 +6880,7 @@
               <w:spacing w:after="10" w:before="0"/>
               <w:ind w:left="120"/>
             </w:pPr>
-            <w:hyperlink w:history="1" r:id="rIdvoltm9xgnleqqv25kod4w">
+            <w:hyperlink w:history="1" r:id="rIdvpy1zlwxei6nv2m4v667m">
               <w:r>
                 <w:rPr>
                   <w:rFonts w:ascii="Arial" w:cs="Arial" w:eastAsia="Arial" w:hAnsi="Arial"/>
@@ -6622,14 +6918,14 @@
                 <w:sz w:val="16"/>
                 <w:szCs w:val="16"/>
               </w:rPr>
-              <w:t xml:space="preserve">📖 HTML:</w:t>
+              <w:t xml:space="preserve">📖 EXERCISE:</w:t>
             </w:r>
           </w:p>
           <w:p>
             <w:pPr>
               <w:spacing w:after="20" w:before="0"/>
             </w:pPr>
-            <w:hyperlink w:history="1" r:id="rIdy4z_u73nw-hzmxzgjdod5">
+            <w:hyperlink w:history="1" r:id="rId6q7cpsuphmekwrezrt_bb">
               <w:r>
                 <w:rPr>
                   <w:rFonts w:ascii="Arial" w:cs="Arial" w:eastAsia="Arial" w:hAnsi="Arial"/>
@@ -6638,7 +6934,7 @@
                   <w:szCs w:val="16"/>
                   <w:u w:val="single" w:color="2E75B6"/>
                 </w:rPr>
-                <w:t xml:space="preserve">The Price of a Unit (PLIX)</w:t>
+                <w:t xml:space="preserve">Prices Involving Discounts Practice</w:t>
               </w:r>
             </w:hyperlink>
           </w:p>
@@ -6662,7 +6958,7 @@
               <w:spacing w:after="10" w:before="0"/>
               <w:ind w:left="120"/>
             </w:pPr>
-            <w:hyperlink w:history="1" r:id="rIdsremxxckga4ne28dvqumg">
+            <w:hyperlink w:history="1" r:id="rId1st-jeu-crzuuoiinlw1e">
               <w:r>
                 <w:rPr>
                   <w:rFonts w:ascii="Arial" w:cs="Arial" w:eastAsia="Arial" w:hAnsi="Arial"/>
@@ -6704,7 +7000,7 @@
                 <w:sz w:val="18"/>
                 <w:szCs w:val="18"/>
               </w:rPr>
-              <w:t xml:space="preserve">Learners participate in a structured role-play called 'Kondele Market Day.' Six learners volunteer as stall-keepers; the rest are customers. Each stall-keeper receives a card showing a marked price and a discount percentage for a familiar Kenyan item (e.g., 'School bag — KSh 1,200, 15% off'; 'Packet of unga — KSh 180, 10% off'; 'Jiko — KSh 850, 25% off'). Customers visit stalls, record the marked price and discount on a simple two-column table in their exercise books, and — using only the information given — try to work out what they would actually pay. After 6 minutes of role-play, the whole class reconvenes and three stall-keepers share their item's details. The teacher works through the calculation for each item on the board step-by-step, narrating each operation.</w:t>
+              <w:t xml:space="preserve">Learners work in groups of three to complete a structured sensemaking task called 'The Two-Way Discount Table.' Each group receives a table with four rows. In rows 1–2, they are given the marked price and percentage discount and must find the sale price (forward calculation). In rows 3–4, they are given the marked price and the sale price and must find the percentage discount (reverse calculation). Row 4 is the Amina scenario restated in reverse: 'A smartphone's marked price is KSh 3,800. At the Kondele stall it was sold for KSh 3,040. What percentage discount was given?' Groups write full working in their exercise books, then one representative writes the group's answer for row 4 on the class board.</w:t>
             </w:r>
           </w:p>
         </w:tc>
@@ -6736,7 +7032,7 @@
                 <w:sz w:val="18"/>
                 <w:szCs w:val="18"/>
               </w:rPr>
-              <w:t xml:space="preserve">Before role-play begins, say: 'You are going to be shoppers and traders at Kondele Market. Stall-keepers, your job is to tell customers your marked price and your discount percentage — nothing else. Customers, your job is to work out what you would actually pay. Record everything in your table.' Distribute role cards. Circulate during the 6-minute role-play; listen for learners attempting multiplication versus subtraction errors. After reconvening, select stall-keeper 1 (school bag). Say, 'Tell us your item and its marked price.' Write on board: 'Marked Price = KSh 1,200. Discount = 15%.' Then narrate: 'Step 1 — I need to find 15% OF KSh 1,200. That means 15 divided by 100, multiplied by 1,200.' Write: Discount = (15/100) × 1,200 = KSh 180. 'Step 2 — I subtract the discount from the marked price.' Write: Sale Price = 1,200 − 180 = KSh 1,020. WAIT TIME 10 seconds. Cold-call one customer who visited that stall: 'Did you get the same answer? Where did your working differ?' Repeat for the jiko (KSh 850, 25% off). Then pose: 'Now let's apply this to Amina's smartphone — KSh 3,800 at 20% off. Work it out in your books. You have 90 seconds.' Cold-call 2 learners to share working on the board.</w:t>
+              <w:t xml:space="preserve">Introduce the reverse problem by saying: 'So far we have gone in one direction — from percentage to sale price. But what if a trader tells you the price and you want to know the percentage discount? Let's find out.' Write on the board: 'Percentage Discount = (Discount ÷ Marked Price) × 100.' Annotate each term: 'Discount means the amount you save — that is Marked Price minus Sale Price.' Give groups 5 minutes for the table task. Circulate and ask probing questions to any group stuck on the reverse calculation: 'What is the first thing you need to find — the discount or the percentage? So what do you calculate first?' After groups post their row-4 answers on the board, facilitate a whole-class comparison. If answers vary, say: 'We have two different answers here — KSh 760 saved, giving 20%, and one group saying 25%. Let's check both together.' Work through the correct solution publicly. WAIT TIME 15 seconds after posting the formula before asking: 'Can someone tell me in their own words what this formula is asking?' Cold-call 3 learners using name sticks. Explicitly connect to Amina: 'So when the stall advertises 20% off, Amina can now verify that claim herself with this formula — she does not have to trust the sign.'</w:t>
             </w:r>
           </w:p>
         </w:tc>
@@ -6768,7 +7064,7 @@
                 <w:sz w:val="18"/>
                 <w:szCs w:val="18"/>
               </w:rPr>
-              <w:t xml:space="preserve">Role-Play with Structured Data Collection — the market role-play situates abstract percentage calculations in a lived Kenyan trading context, making the observation concrete and motivating. The two-column table (Marked Price | Sale Price) is a data-gathering scaffold that mirrors how a careful shopper — or Amina — would compare prices before deciding.</w:t>
+              <w:t xml:space="preserve">Two-Way Structured Inquiry Table — presenting both the forward (percentage → sale price) and reverse (sale price → percentage) calculations in a single table forces learners to understand the relationship between the quantities rather than memorising a single procedure. This mirrors NGSS Science and Engineering Practice 5 (Using Mathematics and Computational Thinking) by requiring learners to use mathematical representations to solve problems in both directions.</w:t>
             </w:r>
           </w:p>
         </w:tc>
@@ -6800,7 +7096,7 @@
                 <w:sz w:val="18"/>
                 <w:szCs w:val="18"/>
               </w:rPr>
-              <w:t xml:space="preserve">Teacher looks for: (1) correct identification of which number is the marked price vs. sale price; (2) correct order of operations — multiply first, then subtract; (3) whether learners write the discount as a fraction of 100 or mistakenly subtract the percentage directly from the shilling amount (e.g., writing 3,800 − 20 = 3,780 — a common error to address). Teacher notes which learners complete the Amina calculation correctly within 90 seconds.</w:t>
+              <w:t xml:space="preserve">Teacher checks group tables for: (1) correct formula application in both directions; (2) whether learners correctly compute the discount amount (Marked Price − Sale Price) before dividing — the most common error is dividing the sale price by the marked price rather than the discount; (3) whether explanations are written in words alongside calculations. Green flag: group correctly identifies Discount = KSh 760 and Percentage Discount = 20%. Red flag: groups dividing 3,040 ÷ 3,800 and calling the result the discount percentage.</w:t>
             </w:r>
           </w:p>
         </w:tc>
@@ -6809,32 +7105,32 @@
         <w:tc>
           <w:tcPr>
             <w:tcW w:type="dxa" w:w="1520"/>
-            <w:shd w:fill="E2EFDA" w:color="auto" w:val="clear"/>
-            <w:tcMar>
-              <w:top w:type="dxa" w:w="60"/>
-              <w:left w:type="dxa" w:w="120"/>
-              <w:bottom w:type="dxa" w:w="60"/>
-              <w:right w:type="dxa" w:w="120"/>
-            </w:tcMar>
-            <w:vAlign w:val="top"/>
-          </w:tcPr>
-          <w:p>
-            <w:pPr>
-              <w:spacing w:after="40" w:before="0"/>
-              <w:jc w:val="left"/>
-            </w:pPr>
-            <w:r>
-              <w:rPr>
-                <w:rFonts w:ascii="Arial" w:cs="Arial" w:eastAsia="Arial" w:hAnsi="Arial"/>
-                <w:b/>
-                <w:bCs/>
-                <w:i w:val="false"/>
-                <w:iCs w:val="false"/>
-                <w:color w:val="000000"/>
-                <w:sz w:val="18"/>
-                <w:szCs w:val="18"/>
-              </w:rPr>
-              <w:t xml:space="preserve">Explain Phase</w:t>
+            <w:shd w:fill="FCE4D6" w:color="auto" w:val="clear"/>
+            <w:tcMar>
+              <w:top w:type="dxa" w:w="60"/>
+              <w:left w:type="dxa" w:w="120"/>
+              <w:bottom w:type="dxa" w:w="60"/>
+              <w:right w:type="dxa" w:w="120"/>
+            </w:tcMar>
+            <w:vAlign w:val="top"/>
+          </w:tcPr>
+          <w:p>
+            <w:pPr>
+              <w:spacing w:after="40" w:before="0"/>
+              <w:jc w:val="left"/>
+            </w:pPr>
+            <w:r>
+              <w:rPr>
+                <w:rFonts w:ascii="Arial" w:cs="Arial" w:eastAsia="Arial" w:hAnsi="Arial"/>
+                <w:b/>
+                <w:bCs/>
+                <w:i w:val="false"/>
+                <w:iCs w:val="false"/>
+                <w:color w:val="000000"/>
+                <w:sz w:val="18"/>
+                <w:szCs w:val="18"/>
+              </w:rPr>
+              <w:t xml:space="preserve">Driving Question Board (DQB) Creation</w:t>
             </w:r>
           </w:p>
           <w:p>
@@ -6857,7 +7153,7 @@
             <w:pPr>
               <w:spacing w:after="20" w:before="0"/>
             </w:pPr>
-            <w:hyperlink w:history="1" r:id="rIdcg_okofp0qtiwl6v5p1zz">
+            <w:hyperlink w:history="1" r:id="rId51raz20paqy6lmktd1rmk">
               <w:r>
                 <w:rPr>
                   <w:rFonts w:ascii="Arial" w:cs="Arial" w:eastAsia="Arial" w:hAnsi="Arial"/>
@@ -6890,7 +7186,7 @@
               <w:spacing w:after="10" w:before="0"/>
               <w:ind w:left="120"/>
             </w:pPr>
-            <w:hyperlink w:history="1" r:id="rIdyxlwwvfrxxe9k0hy0uu8j">
+            <w:hyperlink w:history="1" r:id="rIdfne4vmjgjhe9lcaeu_obz">
               <w:r>
                 <w:rPr>
                   <w:rFonts w:ascii="Arial" w:cs="Arial" w:eastAsia="Arial" w:hAnsi="Arial"/>
@@ -6928,14 +7224,14 @@
                 <w:sz w:val="16"/>
                 <w:szCs w:val="16"/>
               </w:rPr>
-              <w:t xml:space="preserve">📖 HTML:</w:t>
+              <w:t xml:space="preserve">📖 EXERCISE:</w:t>
             </w:r>
           </w:p>
           <w:p>
             <w:pPr>
               <w:spacing w:after="20" w:before="0"/>
             </w:pPr>
-            <w:hyperlink w:history="1" r:id="rIdecuwsbfmbhgqvwylgjks_">
+            <w:hyperlink w:history="1" r:id="rIdfk8-6ju-sftlzl8_0xblr">
               <w:r>
                 <w:rPr>
                   <w:rFonts w:ascii="Arial" w:cs="Arial" w:eastAsia="Arial" w:hAnsi="Arial"/>
@@ -6944,7 +7240,7 @@
                   <w:szCs w:val="16"/>
                   <w:u w:val="single" w:color="2E75B6"/>
                 </w:rPr>
-                <w:t xml:space="preserve">The Price of a Unit (PLIX)</w:t>
+                <w:t xml:space="preserve">Discount, markup, and commission word problems</w:t>
               </w:r>
             </w:hyperlink>
           </w:p>
@@ -6960,7 +7256,7 @@
                 <w:sz w:val="14"/>
                 <w:szCs w:val="14"/>
               </w:rPr>
-              <w:t xml:space="preserve">Source: CK-12</w:t>
+              <w:t xml:space="preserve">Source: Khan Academy (English - US curriculum)</w:t>
             </w:r>
           </w:p>
           <w:p>
@@ -6968,7 +7264,7 @@
               <w:spacing w:after="10" w:before="0"/>
               <w:ind w:left="120"/>
             </w:pPr>
-            <w:hyperlink w:history="1" r:id="rIdbhxppp8v_tbj2mjh9agun">
+            <w:hyperlink w:history="1" r:id="rIdjbslkodqeqj3wkfmkya9h">
               <w:r>
                 <w:rPr>
                   <w:rFonts w:ascii="Arial" w:cs="Arial" w:eastAsia="Arial" w:hAnsi="Arial"/>
@@ -7010,7 +7306,7 @@
                 <w:sz w:val="18"/>
                 <w:szCs w:val="18"/>
               </w:rPr>
-              <w:t xml:space="preserve">Learners work in groups of three to complete a structured sensemaking task called 'The Two-Way Discount Table.' Each group receives a table with four rows. In rows 1–2, they are given the marked price and percentage discount and must find the sale price (forward calculation). In rows 3–4, they are given the marked price and the sale price and must find the percentage discount (reverse calculation). Row 4 is the Amina scenario restated in reverse: 'A smartphone's marked price is KSh 3,800. At the Kondele stall it was sold for KSh 3,040. What percentage discount was given?' Groups write full working in their exercise books, then one representative writes the group's answer for row 4 on the class board.</w:t>
+              <w:t xml:space="preserve">Each learner writes on a sticky note (or a torn scrap of paper) one new question this lesson has raised for them about Amina's situation. Examples might include: 'What if the stall negotiates — is the negotiated price a discount too?' or 'Does Amina pay the sale price or can the price still change with VAT?' Learners post their notes on the class DQB under the column heading 'Discounts.' They then read three notes posted by classmates and place a tick on any question they share. The three most-ticked questions are read aloud and circled as priority questions for future lessons.</w:t>
             </w:r>
           </w:p>
         </w:tc>
@@ -7042,7 +7338,7 @@
                 <w:sz w:val="18"/>
                 <w:szCs w:val="18"/>
               </w:rPr>
-              <w:t xml:space="preserve">Introduce the reverse problem by saying: 'So far we have gone in one direction — from percentage to sale price. But what if a trader tells you the price and you want to know the percentage discount? Let's find out.' Write on the board: 'Percentage Discount = (Discount ÷ Marked Price) × 100.' Annotate each term: 'Discount means the amount you save — that is Marked Price minus Sale Price.' Give groups 5 minutes for the table task. Circulate and ask probing questions to any group stuck on the reverse calculation: 'What is the first thing you need to find — the discount or the percentage? So what do you calculate first?' After groups post their row-4 answers on the board, facilitate a whole-class comparison. If answers vary, say: 'We have two different answers here — KSh 760 saved, giving 20%, and one group saying 25%. Let's check both together.' Work through the correct solution publicly. WAIT TIME 15 seconds after posting the formula before asking: 'Can someone tell me in their own words what this formula is asking?' Cold-call 3 learners using name sticks. Explicitly connect to Amina: 'So when the stall advertises 20% off, Amina can now verify that claim herself with this formula — she does not have to trust the sign.'</w:t>
+              <w:t xml:space="preserve">Point to the DQB and say: 'In Lesson 1 we asked big questions about Amina's KSh 4,500. Today we have answered one piece of the puzzle — the smartphone discount. But I am sure new questions have come up. Take 60 seconds to write one genuine question you still have — something this lesson has made you more curious about.' WAIT TIME 60 seconds. As learners post notes, say: 'Walk around, read what your classmates have written, and tick any question you share.' After 2 minutes, identify the top three ticked questions and read them aloud: 'Our class most wants to know: [read question 1], [read question 2], [read question 3]. We will come back to these as we continue Amina's story.' Connect explicitly to the driving question: 'All of these questions are really asking the same big thing — how can Amina use mathematics to make smart money decisions? Today we added one tool: the discount formula.'</w:t>
             </w:r>
           </w:p>
         </w:tc>
@@ -7074,7 +7370,7 @@
                 <w:sz w:val="18"/>
                 <w:szCs w:val="18"/>
               </w:rPr>
-              <w:t xml:space="preserve">Two-Way Structured Inquiry Table — presenting both the forward (percentage → sale price) and reverse (sale price → percentage) calculations in a single table forces learners to understand the relationship between the quantities rather than memorising a single procedure. This mirrors NGSS Science and Engineering Practice 5 (Using Mathematics and Computational Thinking) by requiring learners to use mathematical representations to solve problems in both directions.</w:t>
+              <w:t xml:space="preserve">Question Sorting and Prioritisation — the DQB functions as a public record of the class's growing understanding. Allowing learners to tick shared questions builds collective ownership of the inquiry and surfaces genuine confusion for the teacher to address in future lessons. This mirrors NGSS Practice 1 (Asking Questions) by positioning learner-generated questions as drivers of the investigation.</w:t>
             </w:r>
           </w:p>
         </w:tc>
@@ -7106,7 +7402,7 @@
                 <w:sz w:val="18"/>
                 <w:szCs w:val="18"/>
               </w:rPr>
-              <w:t xml:space="preserve">Teacher checks group tables for: (1) correct formula application in both directions; (2) whether learners correctly compute the discount amount (Marked Price − Sale Price) before dividing — the most common error is dividing the sale price by the marked price rather than the discount; (3) whether explanations are written in words alongside calculations. Green flag: group correctly identifies Discount = KSh 760 and Percentage Discount = 20%. Red flag: groups dividing 3,040 ÷ 3,800 and calling the result the discount percentage.</w:t>
+              <w:t xml:space="preserve">Teacher reads all posted notes before the next lesson. Look for: (1) questions that reveal misconceptions (e.g., 'Is the 20% taken off the sale price again if there is another discount?' — indicating confusion about cumulative discounts); (2) questions that anticipate future lessons (e.g., questions about commission or exchange rates showing learners are connecting ahead); (3) whether all learners posted a note — those who did not are followed up individually.</w:t>
             </w:r>
           </w:p>
         </w:tc>
@@ -7115,32 +7411,32 @@
         <w:tc>
           <w:tcPr>
             <w:tcW w:type="dxa" w:w="1520"/>
-            <w:shd w:fill="FCE4D6" w:color="auto" w:val="clear"/>
-            <w:tcMar>
-              <w:top w:type="dxa" w:w="60"/>
-              <w:left w:type="dxa" w:w="120"/>
-              <w:bottom w:type="dxa" w:w="60"/>
-              <w:right w:type="dxa" w:w="120"/>
-            </w:tcMar>
-            <w:vAlign w:val="top"/>
-          </w:tcPr>
-          <w:p>
-            <w:pPr>
-              <w:spacing w:after="40" w:before="0"/>
-              <w:jc w:val="left"/>
-            </w:pPr>
-            <w:r>
-              <w:rPr>
-                <w:rFonts w:ascii="Arial" w:cs="Arial" w:eastAsia="Arial" w:hAnsi="Arial"/>
-                <w:b/>
-                <w:bCs/>
-                <w:i w:val="false"/>
-                <w:iCs w:val="false"/>
-                <w:color w:val="000000"/>
-                <w:sz w:val="18"/>
-                <w:szCs w:val="18"/>
-              </w:rPr>
-              <w:t xml:space="preserve">Driving Question Board (DQB) Creation</w:t>
+            <w:shd w:fill="D5E8F0" w:color="auto" w:val="clear"/>
+            <w:tcMar>
+              <w:top w:type="dxa" w:w="60"/>
+              <w:left w:type="dxa" w:w="120"/>
+              <w:bottom w:type="dxa" w:w="60"/>
+              <w:right w:type="dxa" w:w="120"/>
+            </w:tcMar>
+            <w:vAlign w:val="top"/>
+          </w:tcPr>
+          <w:p>
+            <w:pPr>
+              <w:spacing w:after="40" w:before="0"/>
+              <w:jc w:val="left"/>
+            </w:pPr>
+            <w:r>
+              <w:rPr>
+                <w:rFonts w:ascii="Arial" w:cs="Arial" w:eastAsia="Arial" w:hAnsi="Arial"/>
+                <w:b/>
+                <w:bCs/>
+                <w:i w:val="false"/>
+                <w:iCs w:val="false"/>
+                <w:color w:val="000000"/>
+                <w:sz w:val="18"/>
+                <w:szCs w:val="18"/>
+              </w:rPr>
+              <w:t xml:space="preserve">Model Building Phase</w:t>
             </w:r>
           </w:p>
           <w:p>
@@ -7163,7 +7459,7 @@
             <w:pPr>
               <w:spacing w:after="20" w:before="0"/>
             </w:pPr>
-            <w:hyperlink w:history="1" r:id="rIdosfpgih5fbqhjo-2_vbsk">
+            <w:hyperlink w:history="1" r:id="rId2isjqcja47qspnn4qoksw">
               <w:r>
                 <w:rPr>
                   <w:rFonts w:ascii="Arial" w:cs="Arial" w:eastAsia="Arial" w:hAnsi="Arial"/>
@@ -7196,7 +7492,7 @@
               <w:spacing w:after="10" w:before="0"/>
               <w:ind w:left="120"/>
             </w:pPr>
-            <w:hyperlink w:history="1" r:id="rIdsfdem1p0bfii21ioscbpp">
+            <w:hyperlink w:history="1" r:id="rIdm1g1cwu0k4cfvaxfkmqdz">
               <w:r>
                 <w:rPr>
                   <w:rFonts w:ascii="Arial" w:cs="Arial" w:eastAsia="Arial" w:hAnsi="Arial"/>
@@ -7234,14 +7530,14 @@
                 <w:sz w:val="16"/>
                 <w:szCs w:val="16"/>
               </w:rPr>
-              <w:t xml:space="preserve">📖 HTML:</w:t>
+              <w:t xml:space="preserve">📖 EXERCISE:</w:t>
             </w:r>
           </w:p>
           <w:p>
             <w:pPr>
               <w:spacing w:after="20" w:before="0"/>
             </w:pPr>
-            <w:hyperlink w:history="1" r:id="rIdhfxzqocjgzj3zsl9tqyix">
+            <w:hyperlink w:history="1" r:id="rIdutvzdht8uxhpk5jewfpmc">
               <w:r>
                 <w:rPr>
                   <w:rFonts w:ascii="Arial" w:cs="Arial" w:eastAsia="Arial" w:hAnsi="Arial"/>
@@ -7250,7 +7546,7 @@
                   <w:szCs w:val="16"/>
                   <w:u w:val="single" w:color="2E75B6"/>
                 </w:rPr>
-                <w:t xml:space="preserve">The Price of a Unit (PLIX)</w:t>
+                <w:t xml:space="preserve">Discount, markup, and commission word problems</w:t>
               </w:r>
             </w:hyperlink>
           </w:p>
@@ -7266,7 +7562,7 @@
                 <w:sz w:val="14"/>
                 <w:szCs w:val="14"/>
               </w:rPr>
-              <w:t xml:space="preserve">Source: CK-12</w:t>
+              <w:t xml:space="preserve">Source: Khan Academy (English - US curriculum)</w:t>
             </w:r>
           </w:p>
           <w:p>
@@ -7274,313 +7570,7 @@
               <w:spacing w:after="10" w:before="0"/>
               <w:ind w:left="120"/>
             </w:pPr>
-            <w:hyperlink w:history="1" r:id="rIdlvqxq_awaolhfe3zl0lxp">
-              <w:r>
-                <w:rPr>
-                  <w:rFonts w:ascii="Arial" w:cs="Arial" w:eastAsia="Arial" w:hAnsi="Arial"/>
-                  <w:color w:val="595959"/>
-                  <w:sz w:val="14"/>
-                  <w:szCs w:val="14"/>
-                  <w:u w:val="single" w:color="595959"/>
-                </w:rPr>
-                <w:t xml:space="preserve">🔍 Search ARES for similar readings</w:t>
-              </w:r>
-            </w:hyperlink>
-          </w:p>
-        </w:tc>
-        <w:tc>
-          <w:tcPr>
-            <w:tcW w:type="dxa" w:w="3040"/>
-            <w:shd w:fill="FFFFFF" w:color="auto" w:val="clear"/>
-            <w:tcMar>
-              <w:top w:type="dxa" w:w="60"/>
-              <w:left w:type="dxa" w:w="120"/>
-              <w:bottom w:type="dxa" w:w="60"/>
-              <w:right w:type="dxa" w:w="120"/>
-            </w:tcMar>
-            <w:vAlign w:val="top"/>
-          </w:tcPr>
-          <w:p>
-            <w:pPr>
-              <w:spacing w:after="40" w:before="0"/>
-              <w:jc w:val="left"/>
-            </w:pPr>
-            <w:r>
-              <w:rPr>
-                <w:rFonts w:ascii="Arial" w:cs="Arial" w:eastAsia="Arial" w:hAnsi="Arial"/>
-                <w:b w:val="false"/>
-                <w:bCs w:val="false"/>
-                <w:i w:val="false"/>
-                <w:iCs w:val="false"/>
-                <w:color w:val="000000"/>
-                <w:sz w:val="18"/>
-                <w:szCs w:val="18"/>
-              </w:rPr>
-              <w:t xml:space="preserve">Each learner writes on a sticky note (or a torn scrap of paper) one new question this lesson has raised for them about Amina's situation. Examples might include: 'What if the stall negotiates — is the negotiated price a discount too?' or 'Does Amina pay the sale price or can the price still change with VAT?' Learners post their notes on the class DQB under the column heading 'Discounts.' They then read three notes posted by classmates and place a tick on any question they share. The three most-ticked questions are read aloud and circled as priority questions for future lessons.</w:t>
-            </w:r>
-          </w:p>
-        </w:tc>
-        <w:tc>
-          <w:tcPr>
-            <w:tcW w:type="dxa" w:w="3040"/>
-            <w:shd w:fill="F2F2F2" w:color="auto" w:val="clear"/>
-            <w:tcMar>
-              <w:top w:type="dxa" w:w="60"/>
-              <w:left w:type="dxa" w:w="120"/>
-              <w:bottom w:type="dxa" w:w="60"/>
-              <w:right w:type="dxa" w:w="120"/>
-            </w:tcMar>
-            <w:vAlign w:val="top"/>
-          </w:tcPr>
-          <w:p>
-            <w:pPr>
-              <w:spacing w:after="40" w:before="0"/>
-              <w:jc w:val="left"/>
-            </w:pPr>
-            <w:r>
-              <w:rPr>
-                <w:rFonts w:ascii="Arial" w:cs="Arial" w:eastAsia="Arial" w:hAnsi="Arial"/>
-                <w:b w:val="false"/>
-                <w:bCs w:val="false"/>
-                <w:i w:val="false"/>
-                <w:iCs w:val="false"/>
-                <w:color w:val="000000"/>
-                <w:sz w:val="18"/>
-                <w:szCs w:val="18"/>
-              </w:rPr>
-              <w:t xml:space="preserve">Point to the DQB and say: 'In Lesson 1 we asked big questions about Amina's KSh 4,500. Today we have answered one piece of the puzzle — the smartphone discount. But I am sure new questions have come up. Take 60 seconds to write one genuine question you still have — something this lesson has made you more curious about.' WAIT TIME 60 seconds. As learners post notes, say: 'Walk around, read what your classmates have written, and tick any question you share.' After 2 minutes, identify the top three ticked questions and read them aloud: 'Our class most wants to know: [read question 1], [read question 2], [read question 3]. We will come back to these as we continue Amina's story.' Connect explicitly to the driving question: 'All of these questions are really asking the same big thing — how can Amina use mathematics to make smart money decisions? Today we added one tool: the discount formula.'</w:t>
-            </w:r>
-          </w:p>
-        </w:tc>
-        <w:tc>
-          <w:tcPr>
-            <w:tcW w:type="dxa" w:w="3040"/>
-            <w:shd w:fill="FFFFFF" w:color="auto" w:val="clear"/>
-            <w:tcMar>
-              <w:top w:type="dxa" w:w="60"/>
-              <w:left w:type="dxa" w:w="120"/>
-              <w:bottom w:type="dxa" w:w="60"/>
-              <w:right w:type="dxa" w:w="120"/>
-            </w:tcMar>
-            <w:vAlign w:val="top"/>
-          </w:tcPr>
-          <w:p>
-            <w:pPr>
-              <w:spacing w:after="40" w:before="0"/>
-              <w:jc w:val="left"/>
-            </w:pPr>
-            <w:r>
-              <w:rPr>
-                <w:rFonts w:ascii="Arial" w:cs="Arial" w:eastAsia="Arial" w:hAnsi="Arial"/>
-                <w:b w:val="false"/>
-                <w:bCs w:val="false"/>
-                <w:i w:val="false"/>
-                <w:iCs w:val="false"/>
-                <w:color w:val="000000"/>
-                <w:sz w:val="18"/>
-                <w:szCs w:val="18"/>
-              </w:rPr>
-              <w:t xml:space="preserve">Question Sorting and Prioritisation — the DQB functions as a public record of the class's growing understanding. Allowing learners to tick shared questions builds collective ownership of the inquiry and surfaces genuine confusion for the teacher to address in future lessons. This mirrors NGSS Practice 1 (Asking Questions) by positioning learner-generated questions as drivers of the investigation.</w:t>
-            </w:r>
-          </w:p>
-        </w:tc>
-        <w:tc>
-          <w:tcPr>
-            <w:tcW w:type="dxa" w:w="3040"/>
-            <w:shd w:fill="F2F2F2" w:color="auto" w:val="clear"/>
-            <w:tcMar>
-              <w:top w:type="dxa" w:w="60"/>
-              <w:left w:type="dxa" w:w="120"/>
-              <w:bottom w:type="dxa" w:w="60"/>
-              <w:right w:type="dxa" w:w="120"/>
-            </w:tcMar>
-            <w:vAlign w:val="top"/>
-          </w:tcPr>
-          <w:p>
-            <w:pPr>
-              <w:spacing w:after="40" w:before="0"/>
-              <w:jc w:val="left"/>
-            </w:pPr>
-            <w:r>
-              <w:rPr>
-                <w:rFonts w:ascii="Arial" w:cs="Arial" w:eastAsia="Arial" w:hAnsi="Arial"/>
-                <w:b w:val="false"/>
-                <w:bCs w:val="false"/>
-                <w:i w:val="false"/>
-                <w:iCs w:val="false"/>
-                <w:color w:val="000000"/>
-                <w:sz w:val="18"/>
-                <w:szCs w:val="18"/>
-              </w:rPr>
-              <w:t xml:space="preserve">Teacher reads all posted notes before the next lesson. Look for: (1) questions that reveal misconceptions (e.g., 'Is the 20% taken off the sale price again if there is another discount?' — indicating confusion about cumulative discounts); (2) questions that anticipate future lessons (e.g., questions about commission or exchange rates showing learners are connecting ahead); (3) whether all learners posted a note — those who did not are followed up individually.</w:t>
-            </w:r>
-          </w:p>
-        </w:tc>
-      </w:tr>
-      <w:tr>
-        <w:tc>
-          <w:tcPr>
-            <w:tcW w:type="dxa" w:w="1520"/>
-            <w:shd w:fill="D5E8F0" w:color="auto" w:val="clear"/>
-            <w:tcMar>
-              <w:top w:type="dxa" w:w="60"/>
-              <w:left w:type="dxa" w:w="120"/>
-              <w:bottom w:type="dxa" w:w="60"/>
-              <w:right w:type="dxa" w:w="120"/>
-            </w:tcMar>
-            <w:vAlign w:val="top"/>
-          </w:tcPr>
-          <w:p>
-            <w:pPr>
-              <w:spacing w:after="40" w:before="0"/>
-              <w:jc w:val="left"/>
-            </w:pPr>
-            <w:r>
-              <w:rPr>
-                <w:rFonts w:ascii="Arial" w:cs="Arial" w:eastAsia="Arial" w:hAnsi="Arial"/>
-                <w:b/>
-                <w:bCs/>
-                <w:i w:val="false"/>
-                <w:iCs w:val="false"/>
-                <w:color w:val="000000"/>
-                <w:sz w:val="18"/>
-                <w:szCs w:val="18"/>
-              </w:rPr>
-              <w:t xml:space="preserve">Model Building Phase</w:t>
-            </w:r>
-          </w:p>
-          <w:p>
-            <w:pPr>
-              <w:spacing w:after="20" w:before="0"/>
-            </w:pPr>
-            <w:r>
-              <w:rPr>
-                <w:rFonts w:ascii="Arial" w:cs="Arial" w:eastAsia="Arial" w:hAnsi="Arial"/>
-                <w:b/>
-                <w:bCs/>
-                <w:color w:val="1F3864"/>
-                <w:sz w:val="16"/>
-                <w:szCs w:val="16"/>
-              </w:rPr>
-              <w:t xml:space="preserve">📹 VIDEO:</w:t>
-            </w:r>
-          </w:p>
-          <w:p>
-            <w:pPr>
-              <w:spacing w:after="20" w:before="0"/>
-            </w:pPr>
-            <w:hyperlink w:history="1" r:id="rIdauis50nrky_6m5_6dqwnt">
-              <w:r>
-                <w:rPr>
-                  <w:rFonts w:ascii="Arial" w:cs="Arial" w:eastAsia="Arial" w:hAnsi="Arial"/>
-                  <w:color w:val="2E75B6"/>
-                  <w:sz w:val="16"/>
-                  <w:szCs w:val="16"/>
-                  <w:u w:val="single" w:color="2E75B6"/>
-                </w:rPr>
-                <w:t xml:space="preserve">Percent word problems: tax and discount</w:t>
-              </w:r>
-            </w:hyperlink>
-          </w:p>
-          <w:p>
-            <w:pPr>
-              <w:spacing w:after="10" w:before="0"/>
-              <w:ind w:left="120"/>
-            </w:pPr>
-            <w:r>
-              <w:rPr>
-                <w:rFonts w:ascii="Arial" w:cs="Arial" w:eastAsia="Arial" w:hAnsi="Arial"/>
-                <w:color w:val="595959"/>
-                <w:sz w:val="14"/>
-                <w:szCs w:val="14"/>
-              </w:rPr>
-              <w:t xml:space="preserve">Source: Khan Academy (English - US curriculum)</w:t>
-            </w:r>
-          </w:p>
-          <w:p>
-            <w:pPr>
-              <w:spacing w:after="10" w:before="0"/>
-              <w:ind w:left="120"/>
-            </w:pPr>
-            <w:hyperlink w:history="1" r:id="rIdbevz3cphyvyvqxomh1iks">
-              <w:r>
-                <w:rPr>
-                  <w:rFonts w:ascii="Arial" w:cs="Arial" w:eastAsia="Arial" w:hAnsi="Arial"/>
-                  <w:color w:val="595959"/>
-                  <w:sz w:val="14"/>
-                  <w:szCs w:val="14"/>
-                  <w:u w:val="single" w:color="595959"/>
-                </w:rPr>
-                <w:t xml:space="preserve">🔍 Search ARES for similar videos</w:t>
-              </w:r>
-            </w:hyperlink>
-          </w:p>
-          <w:p>
-            <w:pPr>
-              <w:spacing w:after="40" w:before="0"/>
-            </w:pPr>
-            <w:r>
-              <w:rPr>
-                <w:sz w:val="14"/>
-                <w:szCs w:val="14"/>
-              </w:rPr>
-              <w:t xml:space="preserve"/>
-            </w:r>
-          </w:p>
-          <w:p>
-            <w:pPr>
-              <w:spacing w:after="20" w:before="0"/>
-            </w:pPr>
-            <w:r>
-              <w:rPr>
-                <w:rFonts w:ascii="Arial" w:cs="Arial" w:eastAsia="Arial" w:hAnsi="Arial"/>
-                <w:b/>
-                <w:bCs/>
-                <w:color w:val="1F3864"/>
-                <w:sz w:val="16"/>
-                <w:szCs w:val="16"/>
-              </w:rPr>
-              <w:t xml:space="preserve">📖 HTML:</w:t>
-            </w:r>
-          </w:p>
-          <w:p>
-            <w:pPr>
-              <w:spacing w:after="20" w:before="0"/>
-            </w:pPr>
-            <w:hyperlink w:history="1" r:id="rIdbzckvczebu7x3veez9era">
-              <w:r>
-                <w:rPr>
-                  <w:rFonts w:ascii="Arial" w:cs="Arial" w:eastAsia="Arial" w:hAnsi="Arial"/>
-                  <w:color w:val="2E75B6"/>
-                  <w:sz w:val="16"/>
-                  <w:szCs w:val="16"/>
-                  <w:u w:val="single" w:color="2E75B6"/>
-                </w:rPr>
-                <w:t xml:space="preserve">The Price of a Unit (PLIX)</w:t>
-              </w:r>
-            </w:hyperlink>
-          </w:p>
-          <w:p>
-            <w:pPr>
-              <w:spacing w:after="10" w:before="0"/>
-              <w:ind w:left="120"/>
-            </w:pPr>
-            <w:r>
-              <w:rPr>
-                <w:rFonts w:ascii="Arial" w:cs="Arial" w:eastAsia="Arial" w:hAnsi="Arial"/>
-                <w:color w:val="595959"/>
-                <w:sz w:val="14"/>
-                <w:szCs w:val="14"/>
-              </w:rPr>
-              <w:t xml:space="preserve">Source: CK-12</w:t>
-            </w:r>
-          </w:p>
-          <w:p>
-            <w:pPr>
-              <w:spacing w:after="10" w:before="0"/>
-              <w:ind w:left="120"/>
-            </w:pPr>
-            <w:hyperlink w:history="1" r:id="rIdsltrv-qptm5iomuqu4ggf">
+            <w:hyperlink w:history="1" r:id="rIdf0p85iwuekkrcnei1ue15">
               <w:r>
                 <w:rPr>
                   <w:rFonts w:ascii="Arial" w:cs="Arial" w:eastAsia="Arial" w:hAnsi="Arial"/>
@@ -9266,7 +9256,84 @@
             <w:pPr>
               <w:spacing w:after="20" w:before="0"/>
             </w:pPr>
-            <w:hyperlink w:history="1" r:id="rIdzbwtgoa3ztklmc2o_wudd">
+            <w:r>
+              <w:rPr>
+                <w:rFonts w:ascii="Arial" w:cs="Arial" w:eastAsia="Arial" w:hAnsi="Arial"/>
+                <w:i/>
+                <w:iCs/>
+                <w:color w:val="595959"/>
+                <w:sz w:val="16"/>
+                <w:szCs w:val="16"/>
+              </w:rPr>
+              <w:t xml:space="preserve">No closely matching video in the ARES library for this activity.</w:t>
+            </w:r>
+          </w:p>
+          <w:p>
+            <w:pPr>
+              <w:spacing w:after="10" w:before="0"/>
+              <w:ind w:left="120"/>
+            </w:pPr>
+            <w:hyperlink w:history="1" r:id="rIdpotoklk-nis1syjrpn1d5">
+              <w:r>
+                <w:rPr>
+                  <w:rFonts w:ascii="Arial" w:cs="Arial" w:eastAsia="Arial" w:hAnsi="Arial"/>
+                  <w:color w:val="595959"/>
+                  <w:sz w:val="14"/>
+                  <w:szCs w:val="14"/>
+                  <w:u w:val="single" w:color="595959"/>
+                </w:rPr>
+                <w:t xml:space="preserve">🔍 Search ARES for videos</w:t>
+              </w:r>
+            </w:hyperlink>
+          </w:p>
+          <w:p>
+            <w:pPr>
+              <w:spacing w:after="10" w:before="0"/>
+              <w:ind w:left="120"/>
+            </w:pPr>
+            <w:r>
+              <w:rPr>
+                <w:rFonts w:ascii="Arial" w:cs="Arial" w:eastAsia="Arial" w:hAnsi="Arial"/>
+                <w:color w:val="595959"/>
+                <w:sz w:val="14"/>
+                <w:szCs w:val="14"/>
+              </w:rPr>
+              <w:t xml:space="preserve">Search terms: commercial arithmetic percentage discount</w:t>
+            </w:r>
+          </w:p>
+          <w:p>
+            <w:pPr>
+              <w:spacing w:after="40" w:before="0"/>
+            </w:pPr>
+            <w:r>
+              <w:rPr>
+                <w:sz w:val="14"/>
+                <w:szCs w:val="14"/>
+              </w:rPr>
+              <w:t xml:space="preserve"/>
+            </w:r>
+          </w:p>
+          <w:p>
+            <w:pPr>
+              <w:spacing w:after="20" w:before="0"/>
+            </w:pPr>
+            <w:r>
+              <w:rPr>
+                <w:rFonts w:ascii="Arial" w:cs="Arial" w:eastAsia="Arial" w:hAnsi="Arial"/>
+                <w:b/>
+                <w:bCs/>
+                <w:color w:val="1F3864"/>
+                <w:sz w:val="16"/>
+                <w:szCs w:val="16"/>
+              </w:rPr>
+              <w:t xml:space="preserve">📖 HTML:</w:t>
+            </w:r>
+          </w:p>
+          <w:p>
+            <w:pPr>
+              <w:spacing w:after="20" w:before="0"/>
+            </w:pPr>
+            <w:hyperlink w:history="1" r:id="rId5_vrduipi8pcsalm6plwu">
               <w:r>
                 <w:rPr>
                   <w:rFonts w:ascii="Arial" w:cs="Arial" w:eastAsia="Arial" w:hAnsi="Arial"/>
@@ -9275,7 +9342,7 @@
                   <w:szCs w:val="16"/>
                   <w:u w:val="single" w:color="2E75B6"/>
                 </w:rPr>
-                <w:t xml:space="preserve">Percent word problems: tax and discount</w:t>
+                <w:t xml:space="preserve">Prices Involving Sales Tax (Flexbook)</w:t>
               </w:r>
             </w:hyperlink>
           </w:p>
@@ -9291,7 +9358,7 @@
                 <w:sz w:val="14"/>
                 <w:szCs w:val="14"/>
               </w:rPr>
-              <w:t xml:space="preserve">Source: Khan Academy (English - US curriculum)</w:t>
+              <w:t xml:space="preserve">Source: CK-12</w:t>
             </w:r>
           </w:p>
           <w:p>
@@ -9299,85 +9366,7 @@
               <w:spacing w:after="10" w:before="0"/>
               <w:ind w:left="120"/>
             </w:pPr>
-            <w:hyperlink w:history="1" r:id="rIdj5rpmgmr9sejubw60iix5">
-              <w:r>
-                <w:rPr>
-                  <w:rFonts w:ascii="Arial" w:cs="Arial" w:eastAsia="Arial" w:hAnsi="Arial"/>
-                  <w:color w:val="595959"/>
-                  <w:sz w:val="14"/>
-                  <w:szCs w:val="14"/>
-                  <w:u w:val="single" w:color="595959"/>
-                </w:rPr>
-                <w:t xml:space="preserve">🔍 Search ARES for similar videos</w:t>
-              </w:r>
-            </w:hyperlink>
-          </w:p>
-          <w:p>
-            <w:pPr>
-              <w:spacing w:after="40" w:before="0"/>
-            </w:pPr>
-            <w:r>
-              <w:rPr>
-                <w:sz w:val="14"/>
-                <w:szCs w:val="14"/>
-              </w:rPr>
-              <w:t xml:space="preserve"/>
-            </w:r>
-          </w:p>
-          <w:p>
-            <w:pPr>
-              <w:spacing w:after="20" w:before="0"/>
-            </w:pPr>
-            <w:r>
-              <w:rPr>
-                <w:rFonts w:ascii="Arial" w:cs="Arial" w:eastAsia="Arial" w:hAnsi="Arial"/>
-                <w:b/>
-                <w:bCs/>
-                <w:color w:val="1F3864"/>
-                <w:sz w:val="16"/>
-                <w:szCs w:val="16"/>
-              </w:rPr>
-              <w:t xml:space="preserve">📖 HTML:</w:t>
-            </w:r>
-          </w:p>
-          <w:p>
-            <w:pPr>
-              <w:spacing w:after="20" w:before="0"/>
-            </w:pPr>
-            <w:hyperlink w:history="1" r:id="rIdxdrutzvvvphq8avsrcmsq">
-              <w:r>
-                <w:rPr>
-                  <w:rFonts w:ascii="Arial" w:cs="Arial" w:eastAsia="Arial" w:hAnsi="Arial"/>
-                  <w:color w:val="2E75B6"/>
-                  <w:sz w:val="16"/>
-                  <w:szCs w:val="16"/>
-                  <w:u w:val="single" w:color="2E75B6"/>
-                </w:rPr>
-                <w:t xml:space="preserve">The Price of a Unit (PLIX)</w:t>
-              </w:r>
-            </w:hyperlink>
-          </w:p>
-          <w:p>
-            <w:pPr>
-              <w:spacing w:after="10" w:before="0"/>
-              <w:ind w:left="120"/>
-            </w:pPr>
-            <w:r>
-              <w:rPr>
-                <w:rFonts w:ascii="Arial" w:cs="Arial" w:eastAsia="Arial" w:hAnsi="Arial"/>
-                <w:color w:val="595959"/>
-                <w:sz w:val="14"/>
-                <w:szCs w:val="14"/>
-              </w:rPr>
-              <w:t xml:space="preserve">Source: CK-12</w:t>
-            </w:r>
-          </w:p>
-          <w:p>
-            <w:pPr>
-              <w:spacing w:after="10" w:before="0"/>
-              <w:ind w:left="120"/>
-            </w:pPr>
-            <w:hyperlink w:history="1" r:id="rId2mwynga-df4_kznpiteyx">
+            <w:hyperlink w:history="1" r:id="rId20xekaj9d-pedjm1zj-u5">
               <w:r>
                 <w:rPr>
                   <w:rFonts w:ascii="Arial" w:cs="Arial" w:eastAsia="Arial" w:hAnsi="Arial"/>
@@ -9572,7 +9561,84 @@
             <w:pPr>
               <w:spacing w:after="20" w:before="0"/>
             </w:pPr>
-            <w:hyperlink w:history="1" r:id="rIdqmtnzim_pbxcnzc1ourti">
+            <w:r>
+              <w:rPr>
+                <w:rFonts w:ascii="Arial" w:cs="Arial" w:eastAsia="Arial" w:hAnsi="Arial"/>
+                <w:i/>
+                <w:iCs/>
+                <w:color w:val="595959"/>
+                <w:sz w:val="16"/>
+                <w:szCs w:val="16"/>
+              </w:rPr>
+              <w:t xml:space="preserve">No closely matching video in the ARES library for this activity.</w:t>
+            </w:r>
+          </w:p>
+          <w:p>
+            <w:pPr>
+              <w:spacing w:after="10" w:before="0"/>
+              <w:ind w:left="120"/>
+            </w:pPr>
+            <w:hyperlink w:history="1" r:id="rIdatonwgnigkbeduznlcyfc">
+              <w:r>
+                <w:rPr>
+                  <w:rFonts w:ascii="Arial" w:cs="Arial" w:eastAsia="Arial" w:hAnsi="Arial"/>
+                  <w:color w:val="595959"/>
+                  <w:sz w:val="14"/>
+                  <w:szCs w:val="14"/>
+                  <w:u w:val="single" w:color="595959"/>
+                </w:rPr>
+                <w:t xml:space="preserve">🔍 Search ARES for videos</w:t>
+              </w:r>
+            </w:hyperlink>
+          </w:p>
+          <w:p>
+            <w:pPr>
+              <w:spacing w:after="10" w:before="0"/>
+              <w:ind w:left="120"/>
+            </w:pPr>
+            <w:r>
+              <w:rPr>
+                <w:rFonts w:ascii="Arial" w:cs="Arial" w:eastAsia="Arial" w:hAnsi="Arial"/>
+                <w:color w:val="595959"/>
+                <w:sz w:val="14"/>
+                <w:szCs w:val="14"/>
+              </w:rPr>
+              <w:t xml:space="preserve">Search terms: commercial arithmetic percentage discount</w:t>
+            </w:r>
+          </w:p>
+          <w:p>
+            <w:pPr>
+              <w:spacing w:after="40" w:before="0"/>
+            </w:pPr>
+            <w:r>
+              <w:rPr>
+                <w:sz w:val="14"/>
+                <w:szCs w:val="14"/>
+              </w:rPr>
+              <w:t xml:space="preserve"/>
+            </w:r>
+          </w:p>
+          <w:p>
+            <w:pPr>
+              <w:spacing w:after="20" w:before="0"/>
+            </w:pPr>
+            <w:r>
+              <w:rPr>
+                <w:rFonts w:ascii="Arial" w:cs="Arial" w:eastAsia="Arial" w:hAnsi="Arial"/>
+                <w:b/>
+                <w:bCs/>
+                <w:color w:val="1F3864"/>
+                <w:sz w:val="16"/>
+                <w:szCs w:val="16"/>
+              </w:rPr>
+              <w:t xml:space="preserve">📖 EXERCISE:</w:t>
+            </w:r>
+          </w:p>
+          <w:p>
+            <w:pPr>
+              <w:spacing w:after="20" w:before="0"/>
+            </w:pPr>
+            <w:hyperlink w:history="1" r:id="rId7og95vwre1kj4sfxrbxxc">
               <w:r>
                 <w:rPr>
                   <w:rFonts w:ascii="Arial" w:cs="Arial" w:eastAsia="Arial" w:hAnsi="Arial"/>
@@ -9581,7 +9647,7 @@
                   <w:szCs w:val="16"/>
                   <w:u w:val="single" w:color="2E75B6"/>
                 </w:rPr>
-                <w:t xml:space="preserve">Percent word problems: tax and discount</w:t>
+                <w:t xml:space="preserve">Prices Involving Sales Tax Practice</w:t>
               </w:r>
             </w:hyperlink>
           </w:p>
@@ -9597,7 +9663,7 @@
                 <w:sz w:val="14"/>
                 <w:szCs w:val="14"/>
               </w:rPr>
-              <w:t xml:space="preserve">Source: Khan Academy (English - US curriculum)</w:t>
+              <w:t xml:space="preserve">Source: CK-12</w:t>
             </w:r>
           </w:p>
           <w:p>
@@ -9605,85 +9671,7 @@
               <w:spacing w:after="10" w:before="0"/>
               <w:ind w:left="120"/>
             </w:pPr>
-            <w:hyperlink w:history="1" r:id="rId8yeivqwpxfgai4eihu2r-">
-              <w:r>
-                <w:rPr>
-                  <w:rFonts w:ascii="Arial" w:cs="Arial" w:eastAsia="Arial" w:hAnsi="Arial"/>
-                  <w:color w:val="595959"/>
-                  <w:sz w:val="14"/>
-                  <w:szCs w:val="14"/>
-                  <w:u w:val="single" w:color="595959"/>
-                </w:rPr>
-                <w:t xml:space="preserve">🔍 Search ARES for similar videos</w:t>
-              </w:r>
-            </w:hyperlink>
-          </w:p>
-          <w:p>
-            <w:pPr>
-              <w:spacing w:after="40" w:before="0"/>
-            </w:pPr>
-            <w:r>
-              <w:rPr>
-                <w:sz w:val="14"/>
-                <w:szCs w:val="14"/>
-              </w:rPr>
-              <w:t xml:space="preserve"/>
-            </w:r>
-          </w:p>
-          <w:p>
-            <w:pPr>
-              <w:spacing w:after="20" w:before="0"/>
-            </w:pPr>
-            <w:r>
-              <w:rPr>
-                <w:rFonts w:ascii="Arial" w:cs="Arial" w:eastAsia="Arial" w:hAnsi="Arial"/>
-                <w:b/>
-                <w:bCs/>
-                <w:color w:val="1F3864"/>
-                <w:sz w:val="16"/>
-                <w:szCs w:val="16"/>
-              </w:rPr>
-              <w:t xml:space="preserve">📖 HTML:</w:t>
-            </w:r>
-          </w:p>
-          <w:p>
-            <w:pPr>
-              <w:spacing w:after="20" w:before="0"/>
-            </w:pPr>
-            <w:hyperlink w:history="1" r:id="rIduykvsfoz_viq0iywjl07p">
-              <w:r>
-                <w:rPr>
-                  <w:rFonts w:ascii="Arial" w:cs="Arial" w:eastAsia="Arial" w:hAnsi="Arial"/>
-                  <w:color w:val="2E75B6"/>
-                  <w:sz w:val="16"/>
-                  <w:szCs w:val="16"/>
-                  <w:u w:val="single" w:color="2E75B6"/>
-                </w:rPr>
-                <w:t xml:space="preserve">The Price of a Unit (PLIX)</w:t>
-              </w:r>
-            </w:hyperlink>
-          </w:p>
-          <w:p>
-            <w:pPr>
-              <w:spacing w:after="10" w:before="0"/>
-              <w:ind w:left="120"/>
-            </w:pPr>
-            <w:r>
-              <w:rPr>
-                <w:rFonts w:ascii="Arial" w:cs="Arial" w:eastAsia="Arial" w:hAnsi="Arial"/>
-                <w:color w:val="595959"/>
-                <w:sz w:val="14"/>
-                <w:szCs w:val="14"/>
-              </w:rPr>
-              <w:t xml:space="preserve">Source: CK-12</w:t>
-            </w:r>
-          </w:p>
-          <w:p>
-            <w:pPr>
-              <w:spacing w:after="10" w:before="0"/>
-              <w:ind w:left="120"/>
-            </w:pPr>
-            <w:hyperlink w:history="1" r:id="rIdb4ph6s2zhx4csmjxnsups">
+            <w:hyperlink w:history="1" r:id="rIdizwx2q4nu8mfixmydovhw">
               <w:r>
                 <w:rPr>
                   <w:rFonts w:ascii="Arial" w:cs="Arial" w:eastAsia="Arial" w:hAnsi="Arial"/>
@@ -9878,7 +9866,84 @@
             <w:pPr>
               <w:spacing w:after="20" w:before="0"/>
             </w:pPr>
-            <w:hyperlink w:history="1" r:id="rIdrpe79bnz4ahdhiqhqfxjk">
+            <w:r>
+              <w:rPr>
+                <w:rFonts w:ascii="Arial" w:cs="Arial" w:eastAsia="Arial" w:hAnsi="Arial"/>
+                <w:i/>
+                <w:iCs/>
+                <w:color w:val="595959"/>
+                <w:sz w:val="16"/>
+                <w:szCs w:val="16"/>
+              </w:rPr>
+              <w:t xml:space="preserve">No closely matching video in the ARES library for this activity.</w:t>
+            </w:r>
+          </w:p>
+          <w:p>
+            <w:pPr>
+              <w:spacing w:after="10" w:before="0"/>
+              <w:ind w:left="120"/>
+            </w:pPr>
+            <w:hyperlink w:history="1" r:id="rIdf7eodutux0mexylabayyi">
+              <w:r>
+                <w:rPr>
+                  <w:rFonts w:ascii="Arial" w:cs="Arial" w:eastAsia="Arial" w:hAnsi="Arial"/>
+                  <w:color w:val="595959"/>
+                  <w:sz w:val="14"/>
+                  <w:szCs w:val="14"/>
+                  <w:u w:val="single" w:color="595959"/>
+                </w:rPr>
+                <w:t xml:space="preserve">🔍 Search ARES for videos</w:t>
+              </w:r>
+            </w:hyperlink>
+          </w:p>
+          <w:p>
+            <w:pPr>
+              <w:spacing w:after="10" w:before="0"/>
+              <w:ind w:left="120"/>
+            </w:pPr>
+            <w:r>
+              <w:rPr>
+                <w:rFonts w:ascii="Arial" w:cs="Arial" w:eastAsia="Arial" w:hAnsi="Arial"/>
+                <w:color w:val="595959"/>
+                <w:sz w:val="14"/>
+                <w:szCs w:val="14"/>
+              </w:rPr>
+              <w:t xml:space="preserve">Search terms: commercial arithmetic percentage discount</w:t>
+            </w:r>
+          </w:p>
+          <w:p>
+            <w:pPr>
+              <w:spacing w:after="40" w:before="0"/>
+            </w:pPr>
+            <w:r>
+              <w:rPr>
+                <w:sz w:val="14"/>
+                <w:szCs w:val="14"/>
+              </w:rPr>
+              <w:t xml:space="preserve"/>
+            </w:r>
+          </w:p>
+          <w:p>
+            <w:pPr>
+              <w:spacing w:after="20" w:before="0"/>
+            </w:pPr>
+            <w:r>
+              <w:rPr>
+                <w:rFonts w:ascii="Arial" w:cs="Arial" w:eastAsia="Arial" w:hAnsi="Arial"/>
+                <w:b/>
+                <w:bCs/>
+                <w:color w:val="1F3864"/>
+                <w:sz w:val="16"/>
+                <w:szCs w:val="16"/>
+              </w:rPr>
+              <w:t xml:space="preserve">📖 HTML:</w:t>
+            </w:r>
+          </w:p>
+          <w:p>
+            <w:pPr>
+              <w:spacing w:after="20" w:before="0"/>
+            </w:pPr>
+            <w:hyperlink w:history="1" r:id="rIdnkcajkdudqwfrvvgaxqe9">
               <w:r>
                 <w:rPr>
                   <w:rFonts w:ascii="Arial" w:cs="Arial" w:eastAsia="Arial" w:hAnsi="Arial"/>
@@ -9887,7 +9952,7 @@
                   <w:szCs w:val="16"/>
                   <w:u w:val="single" w:color="2E75B6"/>
                 </w:rPr>
-                <w:t xml:space="preserve">Percent word problems: tax and discount</w:t>
+                <w:t xml:space="preserve">Prices Involving Sales Tax (Flexbook)</w:t>
               </w:r>
             </w:hyperlink>
           </w:p>
@@ -9903,7 +9968,7 @@
                 <w:sz w:val="14"/>
                 <w:szCs w:val="14"/>
               </w:rPr>
-              <w:t xml:space="preserve">Source: Khan Academy (English - US curriculum)</w:t>
+              <w:t xml:space="preserve">Source: CK-12</w:t>
             </w:r>
           </w:p>
           <w:p>
@@ -9911,85 +9976,7 @@
               <w:spacing w:after="10" w:before="0"/>
               <w:ind w:left="120"/>
             </w:pPr>
-            <w:hyperlink w:history="1" r:id="rIdkjvjky2i_oor6b5wem6zs">
-              <w:r>
-                <w:rPr>
-                  <w:rFonts w:ascii="Arial" w:cs="Arial" w:eastAsia="Arial" w:hAnsi="Arial"/>
-                  <w:color w:val="595959"/>
-                  <w:sz w:val="14"/>
-                  <w:szCs w:val="14"/>
-                  <w:u w:val="single" w:color="595959"/>
-                </w:rPr>
-                <w:t xml:space="preserve">🔍 Search ARES for similar videos</w:t>
-              </w:r>
-            </w:hyperlink>
-          </w:p>
-          <w:p>
-            <w:pPr>
-              <w:spacing w:after="40" w:before="0"/>
-            </w:pPr>
-            <w:r>
-              <w:rPr>
-                <w:sz w:val="14"/>
-                <w:szCs w:val="14"/>
-              </w:rPr>
-              <w:t xml:space="preserve"/>
-            </w:r>
-          </w:p>
-          <w:p>
-            <w:pPr>
-              <w:spacing w:after="20" w:before="0"/>
-            </w:pPr>
-            <w:r>
-              <w:rPr>
-                <w:rFonts w:ascii="Arial" w:cs="Arial" w:eastAsia="Arial" w:hAnsi="Arial"/>
-                <w:b/>
-                <w:bCs/>
-                <w:color w:val="1F3864"/>
-                <w:sz w:val="16"/>
-                <w:szCs w:val="16"/>
-              </w:rPr>
-              <w:t xml:space="preserve">📖 HTML:</w:t>
-            </w:r>
-          </w:p>
-          <w:p>
-            <w:pPr>
-              <w:spacing w:after="20" w:before="0"/>
-            </w:pPr>
-            <w:hyperlink w:history="1" r:id="rIdkjc28id8smflja2xipuyj">
-              <w:r>
-                <w:rPr>
-                  <w:rFonts w:ascii="Arial" w:cs="Arial" w:eastAsia="Arial" w:hAnsi="Arial"/>
-                  <w:color w:val="2E75B6"/>
-                  <w:sz w:val="16"/>
-                  <w:szCs w:val="16"/>
-                  <w:u w:val="single" w:color="2E75B6"/>
-                </w:rPr>
-                <w:t xml:space="preserve">The Price of a Unit (PLIX)</w:t>
-              </w:r>
-            </w:hyperlink>
-          </w:p>
-          <w:p>
-            <w:pPr>
-              <w:spacing w:after="10" w:before="0"/>
-              <w:ind w:left="120"/>
-            </w:pPr>
-            <w:r>
-              <w:rPr>
-                <w:rFonts w:ascii="Arial" w:cs="Arial" w:eastAsia="Arial" w:hAnsi="Arial"/>
-                <w:color w:val="595959"/>
-                <w:sz w:val="14"/>
-                <w:szCs w:val="14"/>
-              </w:rPr>
-              <w:t xml:space="preserve">Source: CK-12</w:t>
-            </w:r>
-          </w:p>
-          <w:p>
-            <w:pPr>
-              <w:spacing w:after="10" w:before="0"/>
-              <w:ind w:left="120"/>
-            </w:pPr>
-            <w:hyperlink w:history="1" r:id="rIdnhnerordww5n_sfomhf2p">
+            <w:hyperlink w:history="1" r:id="rIdom5qurwvhk3f7zapi9tj0">
               <w:r>
                 <w:rPr>
                   <w:rFonts w:ascii="Arial" w:cs="Arial" w:eastAsia="Arial" w:hAnsi="Arial"/>
@@ -10184,7 +10171,84 @@
             <w:pPr>
               <w:spacing w:after="20" w:before="0"/>
             </w:pPr>
-            <w:hyperlink w:history="1" r:id="rId5nkexjgtfjisqbd1tzgkm">
+            <w:r>
+              <w:rPr>
+                <w:rFonts w:ascii="Arial" w:cs="Arial" w:eastAsia="Arial" w:hAnsi="Arial"/>
+                <w:i/>
+                <w:iCs/>
+                <w:color w:val="595959"/>
+                <w:sz w:val="16"/>
+                <w:szCs w:val="16"/>
+              </w:rPr>
+              <w:t xml:space="preserve">No closely matching video in the ARES library for this activity.</w:t>
+            </w:r>
+          </w:p>
+          <w:p>
+            <w:pPr>
+              <w:spacing w:after="10" w:before="0"/>
+              <w:ind w:left="120"/>
+            </w:pPr>
+            <w:hyperlink w:history="1" r:id="rId8vnkvrx7oh43kmtitqdar">
+              <w:r>
+                <w:rPr>
+                  <w:rFonts w:ascii="Arial" w:cs="Arial" w:eastAsia="Arial" w:hAnsi="Arial"/>
+                  <w:color w:val="595959"/>
+                  <w:sz w:val="14"/>
+                  <w:szCs w:val="14"/>
+                  <w:u w:val="single" w:color="595959"/>
+                </w:rPr>
+                <w:t xml:space="preserve">🔍 Search ARES for videos</w:t>
+              </w:r>
+            </w:hyperlink>
+          </w:p>
+          <w:p>
+            <w:pPr>
+              <w:spacing w:after="10" w:before="0"/>
+              <w:ind w:left="120"/>
+            </w:pPr>
+            <w:r>
+              <w:rPr>
+                <w:rFonts w:ascii="Arial" w:cs="Arial" w:eastAsia="Arial" w:hAnsi="Arial"/>
+                <w:color w:val="595959"/>
+                <w:sz w:val="14"/>
+                <w:szCs w:val="14"/>
+              </w:rPr>
+              <w:t xml:space="preserve">Search terms: commercial arithmetic percentage discount</w:t>
+            </w:r>
+          </w:p>
+          <w:p>
+            <w:pPr>
+              <w:spacing w:after="40" w:before="0"/>
+            </w:pPr>
+            <w:r>
+              <w:rPr>
+                <w:sz w:val="14"/>
+                <w:szCs w:val="14"/>
+              </w:rPr>
+              <w:t xml:space="preserve"/>
+            </w:r>
+          </w:p>
+          <w:p>
+            <w:pPr>
+              <w:spacing w:after="20" w:before="0"/>
+            </w:pPr>
+            <w:r>
+              <w:rPr>
+                <w:rFonts w:ascii="Arial" w:cs="Arial" w:eastAsia="Arial" w:hAnsi="Arial"/>
+                <w:b/>
+                <w:bCs/>
+                <w:color w:val="1F3864"/>
+                <w:sz w:val="16"/>
+                <w:szCs w:val="16"/>
+              </w:rPr>
+              <w:t xml:space="preserve">📖 HTML:</w:t>
+            </w:r>
+          </w:p>
+          <w:p>
+            <w:pPr>
+              <w:spacing w:after="20" w:before="0"/>
+            </w:pPr>
+            <w:hyperlink w:history="1" r:id="rIdbdl0yzatqb4s1t1cljckk">
               <w:r>
                 <w:rPr>
                   <w:rFonts w:ascii="Arial" w:cs="Arial" w:eastAsia="Arial" w:hAnsi="Arial"/>
@@ -10193,7 +10257,7 @@
                   <w:szCs w:val="16"/>
                   <w:u w:val="single" w:color="2E75B6"/>
                 </w:rPr>
-                <w:t xml:space="preserve">Percent word problems: tax and discount</w:t>
+                <w:t xml:space="preserve">Prices Involving Sales Tax (Flexbook)</w:t>
               </w:r>
             </w:hyperlink>
           </w:p>
@@ -10209,7 +10273,7 @@
                 <w:sz w:val="14"/>
                 <w:szCs w:val="14"/>
               </w:rPr>
-              <w:t xml:space="preserve">Source: Khan Academy (English - US curriculum)</w:t>
+              <w:t xml:space="preserve">Source: CK-12</w:t>
             </w:r>
           </w:p>
           <w:p>
@@ -10217,85 +10281,7 @@
               <w:spacing w:after="10" w:before="0"/>
               <w:ind w:left="120"/>
             </w:pPr>
-            <w:hyperlink w:history="1" r:id="rIdervfbtirbs5dwg8nmjrk2">
-              <w:r>
-                <w:rPr>
-                  <w:rFonts w:ascii="Arial" w:cs="Arial" w:eastAsia="Arial" w:hAnsi="Arial"/>
-                  <w:color w:val="595959"/>
-                  <w:sz w:val="14"/>
-                  <w:szCs w:val="14"/>
-                  <w:u w:val="single" w:color="595959"/>
-                </w:rPr>
-                <w:t xml:space="preserve">🔍 Search ARES for similar videos</w:t>
-              </w:r>
-            </w:hyperlink>
-          </w:p>
-          <w:p>
-            <w:pPr>
-              <w:spacing w:after="40" w:before="0"/>
-            </w:pPr>
-            <w:r>
-              <w:rPr>
-                <w:sz w:val="14"/>
-                <w:szCs w:val="14"/>
-              </w:rPr>
-              <w:t xml:space="preserve"/>
-            </w:r>
-          </w:p>
-          <w:p>
-            <w:pPr>
-              <w:spacing w:after="20" w:before="0"/>
-            </w:pPr>
-            <w:r>
-              <w:rPr>
-                <w:rFonts w:ascii="Arial" w:cs="Arial" w:eastAsia="Arial" w:hAnsi="Arial"/>
-                <w:b/>
-                <w:bCs/>
-                <w:color w:val="1F3864"/>
-                <w:sz w:val="16"/>
-                <w:szCs w:val="16"/>
-              </w:rPr>
-              <w:t xml:space="preserve">📖 HTML:</w:t>
-            </w:r>
-          </w:p>
-          <w:p>
-            <w:pPr>
-              <w:spacing w:after="20" w:before="0"/>
-            </w:pPr>
-            <w:hyperlink w:history="1" r:id="rIdwwtbgxae4xenpoa-ledgi">
-              <w:r>
-                <w:rPr>
-                  <w:rFonts w:ascii="Arial" w:cs="Arial" w:eastAsia="Arial" w:hAnsi="Arial"/>
-                  <w:color w:val="2E75B6"/>
-                  <w:sz w:val="16"/>
-                  <w:szCs w:val="16"/>
-                  <w:u w:val="single" w:color="2E75B6"/>
-                </w:rPr>
-                <w:t xml:space="preserve">The Price of a Unit (PLIX)</w:t>
-              </w:r>
-            </w:hyperlink>
-          </w:p>
-          <w:p>
-            <w:pPr>
-              <w:spacing w:after="10" w:before="0"/>
-              <w:ind w:left="120"/>
-            </w:pPr>
-            <w:r>
-              <w:rPr>
-                <w:rFonts w:ascii="Arial" w:cs="Arial" w:eastAsia="Arial" w:hAnsi="Arial"/>
-                <w:color w:val="595959"/>
-                <w:sz w:val="14"/>
-                <w:szCs w:val="14"/>
-              </w:rPr>
-              <w:t xml:space="preserve">Source: CK-12</w:t>
-            </w:r>
-          </w:p>
-          <w:p>
-            <w:pPr>
-              <w:spacing w:after="10" w:before="0"/>
-              <w:ind w:left="120"/>
-            </w:pPr>
-            <w:hyperlink w:history="1" r:id="rId_epigahb0s1tooxosz39f">
+            <w:hyperlink w:history="1" r:id="rIdsthsmic40p2e9l4jn1mwl">
               <w:r>
                 <w:rPr>
                   <w:rFonts w:ascii="Arial" w:cs="Arial" w:eastAsia="Arial" w:hAnsi="Arial"/>
@@ -10490,7 +10476,84 @@
             <w:pPr>
               <w:spacing w:after="20" w:before="0"/>
             </w:pPr>
-            <w:hyperlink w:history="1" r:id="rIdfqegwotpto36itfanawxi">
+            <w:r>
+              <w:rPr>
+                <w:rFonts w:ascii="Arial" w:cs="Arial" w:eastAsia="Arial" w:hAnsi="Arial"/>
+                <w:i/>
+                <w:iCs/>
+                <w:color w:val="595959"/>
+                <w:sz w:val="16"/>
+                <w:szCs w:val="16"/>
+              </w:rPr>
+              <w:t xml:space="preserve">No closely matching video in the ARES library for this activity.</w:t>
+            </w:r>
+          </w:p>
+          <w:p>
+            <w:pPr>
+              <w:spacing w:after="10" w:before="0"/>
+              <w:ind w:left="120"/>
+            </w:pPr>
+            <w:hyperlink w:history="1" r:id="rId49ogod5jwucmxwy5reww1">
+              <w:r>
+                <w:rPr>
+                  <w:rFonts w:ascii="Arial" w:cs="Arial" w:eastAsia="Arial" w:hAnsi="Arial"/>
+                  <w:color w:val="595959"/>
+                  <w:sz w:val="14"/>
+                  <w:szCs w:val="14"/>
+                  <w:u w:val="single" w:color="595959"/>
+                </w:rPr>
+                <w:t xml:space="preserve">🔍 Search ARES for videos</w:t>
+              </w:r>
+            </w:hyperlink>
+          </w:p>
+          <w:p>
+            <w:pPr>
+              <w:spacing w:after="10" w:before="0"/>
+              <w:ind w:left="120"/>
+            </w:pPr>
+            <w:r>
+              <w:rPr>
+                <w:rFonts w:ascii="Arial" w:cs="Arial" w:eastAsia="Arial" w:hAnsi="Arial"/>
+                <w:color w:val="595959"/>
+                <w:sz w:val="14"/>
+                <w:szCs w:val="14"/>
+              </w:rPr>
+              <w:t xml:space="preserve">Search terms: commercial arithmetic percentage discount</w:t>
+            </w:r>
+          </w:p>
+          <w:p>
+            <w:pPr>
+              <w:spacing w:after="40" w:before="0"/>
+            </w:pPr>
+            <w:r>
+              <w:rPr>
+                <w:sz w:val="14"/>
+                <w:szCs w:val="14"/>
+              </w:rPr>
+              <w:t xml:space="preserve"/>
+            </w:r>
+          </w:p>
+          <w:p>
+            <w:pPr>
+              <w:spacing w:after="20" w:before="0"/>
+            </w:pPr>
+            <w:r>
+              <w:rPr>
+                <w:rFonts w:ascii="Arial" w:cs="Arial" w:eastAsia="Arial" w:hAnsi="Arial"/>
+                <w:b/>
+                <w:bCs/>
+                <w:color w:val="1F3864"/>
+                <w:sz w:val="16"/>
+                <w:szCs w:val="16"/>
+              </w:rPr>
+              <w:t xml:space="preserve">📖 HTML:</w:t>
+            </w:r>
+          </w:p>
+          <w:p>
+            <w:pPr>
+              <w:spacing w:after="20" w:before="0"/>
+            </w:pPr>
+            <w:hyperlink w:history="1" r:id="rIdhs22ggvztp2gnyq6xat4f">
               <w:r>
                 <w:rPr>
                   <w:rFonts w:ascii="Arial" w:cs="Arial" w:eastAsia="Arial" w:hAnsi="Arial"/>
@@ -10499,7 +10562,7 @@
                   <w:szCs w:val="16"/>
                   <w:u w:val="single" w:color="2E75B6"/>
                 </w:rPr>
-                <w:t xml:space="preserve">Percent word problems: tax and discount</w:t>
+                <w:t xml:space="preserve">Prices Involving Sales Tax (Flexbook)</w:t>
               </w:r>
             </w:hyperlink>
           </w:p>
@@ -10515,7 +10578,7 @@
                 <w:sz w:val="14"/>
                 <w:szCs w:val="14"/>
               </w:rPr>
-              <w:t xml:space="preserve">Source: Khan Academy (English - US curriculum)</w:t>
+              <w:t xml:space="preserve">Source: CK-12</w:t>
             </w:r>
           </w:p>
           <w:p>
@@ -10523,85 +10586,7 @@
               <w:spacing w:after="10" w:before="0"/>
               <w:ind w:left="120"/>
             </w:pPr>
-            <w:hyperlink w:history="1" r:id="rIdamcausu7rwuz0onythxt1">
-              <w:r>
-                <w:rPr>
-                  <w:rFonts w:ascii="Arial" w:cs="Arial" w:eastAsia="Arial" w:hAnsi="Arial"/>
-                  <w:color w:val="595959"/>
-                  <w:sz w:val="14"/>
-                  <w:szCs w:val="14"/>
-                  <w:u w:val="single" w:color="595959"/>
-                </w:rPr>
-                <w:t xml:space="preserve">🔍 Search ARES for similar videos</w:t>
-              </w:r>
-            </w:hyperlink>
-          </w:p>
-          <w:p>
-            <w:pPr>
-              <w:spacing w:after="40" w:before="0"/>
-            </w:pPr>
-            <w:r>
-              <w:rPr>
-                <w:sz w:val="14"/>
-                <w:szCs w:val="14"/>
-              </w:rPr>
-              <w:t xml:space="preserve"/>
-            </w:r>
-          </w:p>
-          <w:p>
-            <w:pPr>
-              <w:spacing w:after="20" w:before="0"/>
-            </w:pPr>
-            <w:r>
-              <w:rPr>
-                <w:rFonts w:ascii="Arial" w:cs="Arial" w:eastAsia="Arial" w:hAnsi="Arial"/>
-                <w:b/>
-                <w:bCs/>
-                <w:color w:val="1F3864"/>
-                <w:sz w:val="16"/>
-                <w:szCs w:val="16"/>
-              </w:rPr>
-              <w:t xml:space="preserve">📖 HTML:</w:t>
-            </w:r>
-          </w:p>
-          <w:p>
-            <w:pPr>
-              <w:spacing w:after="20" w:before="0"/>
-            </w:pPr>
-            <w:hyperlink w:history="1" r:id="rIdpqx6wpaqbwhghw1szkymi">
-              <w:r>
-                <w:rPr>
-                  <w:rFonts w:ascii="Arial" w:cs="Arial" w:eastAsia="Arial" w:hAnsi="Arial"/>
-                  <w:color w:val="2E75B6"/>
-                  <w:sz w:val="16"/>
-                  <w:szCs w:val="16"/>
-                  <w:u w:val="single" w:color="2E75B6"/>
-                </w:rPr>
-                <w:t xml:space="preserve">The Price of a Unit (PLIX)</w:t>
-              </w:r>
-            </w:hyperlink>
-          </w:p>
-          <w:p>
-            <w:pPr>
-              <w:spacing w:after="10" w:before="0"/>
-              <w:ind w:left="120"/>
-            </w:pPr>
-            <w:r>
-              <w:rPr>
-                <w:rFonts w:ascii="Arial" w:cs="Arial" w:eastAsia="Arial" w:hAnsi="Arial"/>
-                <w:color w:val="595959"/>
-                <w:sz w:val="14"/>
-                <w:szCs w:val="14"/>
-              </w:rPr>
-              <w:t xml:space="preserve">Source: CK-12</w:t>
-            </w:r>
-          </w:p>
-          <w:p>
-            <w:pPr>
-              <w:spacing w:after="10" w:before="0"/>
-              <w:ind w:left="120"/>
-            </w:pPr>
-            <w:hyperlink w:history="1" r:id="rIdgjdci1mjidl9skd1cp4k3">
+            <w:hyperlink w:history="1" r:id="rIdvxvnmkyufwe0thbdsdhdg">
               <w:r>
                 <w:rPr>
                   <w:rFonts w:ascii="Arial" w:cs="Arial" w:eastAsia="Arial" w:hAnsi="Arial"/>
@@ -12343,7 +12328,7 @@
             <w:pPr>
               <w:spacing w:after="20" w:before="0"/>
             </w:pPr>
-            <w:hyperlink w:history="1" r:id="rIdqsg3vatm46rqhtt9hghba">
+            <w:hyperlink w:history="1" r:id="rIdc1krmlswodeqktd80z8sq">
               <w:r>
                 <w:rPr>
                   <w:rFonts w:ascii="Arial" w:cs="Arial" w:eastAsia="Arial" w:hAnsi="Arial"/>
@@ -12352,7 +12337,7 @@
                   <w:szCs w:val="16"/>
                   <w:u w:val="single" w:color="2E75B6"/>
                 </w:rPr>
-                <w:t xml:space="preserve">Genetics vocabulary</w:t>
+                <w:t xml:space="preserve">Commercial real estate advisor: What I do and how much I make</w:t>
               </w:r>
             </w:hyperlink>
           </w:p>
@@ -12376,7 +12361,7 @@
               <w:spacing w:after="10" w:before="0"/>
               <w:ind w:left="120"/>
             </w:pPr>
-            <w:hyperlink w:history="1" r:id="rIdibjuseznizugtbpdzkiw9">
+            <w:hyperlink w:history="1" r:id="rIdf7tcgz5ftkcoivq4kvzen">
               <w:r>
                 <w:rPr>
                   <w:rFonts w:ascii="Arial" w:cs="Arial" w:eastAsia="Arial" w:hAnsi="Arial"/>
@@ -12414,14 +12399,14 @@
                 <w:sz w:val="16"/>
                 <w:szCs w:val="16"/>
               </w:rPr>
-              <w:t xml:space="preserve">📖 HTML:</w:t>
+              <w:t xml:space="preserve">📖 EXERCISE:</w:t>
             </w:r>
           </w:p>
           <w:p>
             <w:pPr>
               <w:spacing w:after="20" w:before="0"/>
             </w:pPr>
-            <w:hyperlink w:history="1" r:id="rIdsosfqul-dvn2bsvc8lvlx">
+            <w:hyperlink w:history="1" r:id="rIdut0y0t_6dz4mbovj9wqr5">
               <w:r>
                 <w:rPr>
                   <w:rFonts w:ascii="Arial" w:cs="Arial" w:eastAsia="Arial" w:hAnsi="Arial"/>
@@ -12430,7 +12415,7 @@
                   <w:szCs w:val="16"/>
                   <w:u w:val="single" w:color="2E75B6"/>
                 </w:rPr>
-                <w:t xml:space="preserve">Repaying Money (PLIX)</w:t>
+                <w:t xml:space="preserve">Discount, markup, and commission word problems</w:t>
               </w:r>
             </w:hyperlink>
           </w:p>
@@ -12446,7 +12431,7 @@
                 <w:sz w:val="14"/>
                 <w:szCs w:val="14"/>
               </w:rPr>
-              <w:t xml:space="preserve">Source: CK-12</w:t>
+              <w:t xml:space="preserve">Source: Khan Academy (English - US curriculum)</w:t>
             </w:r>
           </w:p>
           <w:p>
@@ -12454,7 +12439,7 @@
               <w:spacing w:after="10" w:before="0"/>
               <w:ind w:left="120"/>
             </w:pPr>
-            <w:hyperlink w:history="1" r:id="rIdysxoavsnxgyhngcdqqa0e">
+            <w:hyperlink w:history="1" r:id="rIdgsevjkefs6fibnyz6vhim">
               <w:r>
                 <w:rPr>
                   <w:rFonts w:ascii="Arial" w:cs="Arial" w:eastAsia="Arial" w:hAnsi="Arial"/>
@@ -12649,7 +12634,7 @@
             <w:pPr>
               <w:spacing w:after="20" w:before="0"/>
             </w:pPr>
-            <w:hyperlink w:history="1" r:id="rId-03w0melp23b-ykhi2qmm">
+            <w:hyperlink w:history="1" r:id="rId6glb1xnubcevr-9gq76ln">
               <w:r>
                 <w:rPr>
                   <w:rFonts w:ascii="Arial" w:cs="Arial" w:eastAsia="Arial" w:hAnsi="Arial"/>
@@ -12658,7 +12643,7 @@
                   <w:szCs w:val="16"/>
                   <w:u w:val="single" w:color="2E75B6"/>
                 </w:rPr>
-                <w:t xml:space="preserve">Genetics vocabulary</w:t>
+                <w:t xml:space="preserve">Citizens United v. Federal Election Commission</w:t>
               </w:r>
             </w:hyperlink>
           </w:p>
@@ -12682,7 +12667,7 @@
               <w:spacing w:after="10" w:before="0"/>
               <w:ind w:left="120"/>
             </w:pPr>
-            <w:hyperlink w:history="1" r:id="rIdoai6vvztrdqmyolues2ii">
+            <w:hyperlink w:history="1" r:id="rId44cvusgwsjq_fxxsoe6q6">
               <w:r>
                 <w:rPr>
                   <w:rFonts w:ascii="Arial" w:cs="Arial" w:eastAsia="Arial" w:hAnsi="Arial"/>
@@ -12720,14 +12705,14 @@
                 <w:sz w:val="16"/>
                 <w:szCs w:val="16"/>
               </w:rPr>
-              <w:t xml:space="preserve">📖 HTML:</w:t>
+              <w:t xml:space="preserve">📖 EXERCISE:</w:t>
             </w:r>
           </w:p>
           <w:p>
             <w:pPr>
               <w:spacing w:after="20" w:before="0"/>
             </w:pPr>
-            <w:hyperlink w:history="1" r:id="rIdxcmh0-lnplrobn25pcw7v">
+            <w:hyperlink w:history="1" r:id="rIdlkynsdw5wmhz1tolfq19j">
               <w:r>
                 <w:rPr>
                   <w:rFonts w:ascii="Arial" w:cs="Arial" w:eastAsia="Arial" w:hAnsi="Arial"/>
@@ -12736,7 +12721,7 @@
                   <w:szCs w:val="16"/>
                   <w:u w:val="single" w:color="2E75B6"/>
                 </w:rPr>
-                <w:t xml:space="preserve">Repaying Money (PLIX)</w:t>
+                <w:t xml:space="preserve">Discount, markup, and commission word problems</w:t>
               </w:r>
             </w:hyperlink>
           </w:p>
@@ -12752,7 +12737,7 @@
                 <w:sz w:val="14"/>
                 <w:szCs w:val="14"/>
               </w:rPr>
-              <w:t xml:space="preserve">Source: CK-12</w:t>
+              <w:t xml:space="preserve">Source: Khan Academy (English - US curriculum)</w:t>
             </w:r>
           </w:p>
           <w:p>
@@ -12760,7 +12745,7 @@
               <w:spacing w:after="10" w:before="0"/>
               <w:ind w:left="120"/>
             </w:pPr>
-            <w:hyperlink w:history="1" r:id="rIdaxfg-ai8lb4nf17dhxmzb">
+            <w:hyperlink w:history="1" r:id="rIdii8-acxtnd90zoncslyna">
               <w:r>
                 <w:rPr>
                   <w:rFonts w:ascii="Arial" w:cs="Arial" w:eastAsia="Arial" w:hAnsi="Arial"/>
@@ -12955,7 +12940,7 @@
             <w:pPr>
               <w:spacing w:after="20" w:before="0"/>
             </w:pPr>
-            <w:hyperlink w:history="1" r:id="rIdnto5woygigsdvbnpuvnjz">
+            <w:hyperlink w:history="1" r:id="rIdl-imwmfnrfuyjoawbgt1o">
               <w:r>
                 <w:rPr>
                   <w:rFonts w:ascii="Arial" w:cs="Arial" w:eastAsia="Arial" w:hAnsi="Arial"/>
@@ -12964,7 +12949,7 @@
                   <w:szCs w:val="16"/>
                   <w:u w:val="single" w:color="2E75B6"/>
                 </w:rPr>
-                <w:t xml:space="preserve">Genetics vocabulary</w:t>
+                <w:t xml:space="preserve">Commercial real estate advisor: What I do and how much I make</w:t>
               </w:r>
             </w:hyperlink>
           </w:p>
@@ -12988,7 +12973,7 @@
               <w:spacing w:after="10" w:before="0"/>
               <w:ind w:left="120"/>
             </w:pPr>
-            <w:hyperlink w:history="1" r:id="rIdn1g2al9wrmyb1xzhhlzuo">
+            <w:hyperlink w:history="1" r:id="rIdj-tr-sni4kvomz5c539c3">
               <w:r>
                 <w:rPr>
                   <w:rFonts w:ascii="Arial" w:cs="Arial" w:eastAsia="Arial" w:hAnsi="Arial"/>
@@ -13026,14 +13011,14 @@
                 <w:sz w:val="16"/>
                 <w:szCs w:val="16"/>
               </w:rPr>
-              <w:t xml:space="preserve">📖 HTML:</w:t>
+              <w:t xml:space="preserve">📖 EXERCISE:</w:t>
             </w:r>
           </w:p>
           <w:p>
             <w:pPr>
               <w:spacing w:after="20" w:before="0"/>
             </w:pPr>
-            <w:hyperlink w:history="1" r:id="rIdc3cqyoaslbznrdk4c7uwh">
+            <w:hyperlink w:history="1" r:id="rIdpjurk49g_qjkvbib-iaix">
               <w:r>
                 <w:rPr>
                   <w:rFonts w:ascii="Arial" w:cs="Arial" w:eastAsia="Arial" w:hAnsi="Arial"/>
@@ -13042,7 +13027,7 @@
                   <w:szCs w:val="16"/>
                   <w:u w:val="single" w:color="2E75B6"/>
                 </w:rPr>
-                <w:t xml:space="preserve">Repaying Money (PLIX)</w:t>
+                <w:t xml:space="preserve">Discount, markup, and commission word problems</w:t>
               </w:r>
             </w:hyperlink>
           </w:p>
@@ -13058,7 +13043,7 @@
                 <w:sz w:val="14"/>
                 <w:szCs w:val="14"/>
               </w:rPr>
-              <w:t xml:space="preserve">Source: CK-12</w:t>
+              <w:t xml:space="preserve">Source: Khan Academy (English - US curriculum)</w:t>
             </w:r>
           </w:p>
           <w:p>
@@ -13066,7 +13051,7 @@
               <w:spacing w:after="10" w:before="0"/>
               <w:ind w:left="120"/>
             </w:pPr>
-            <w:hyperlink w:history="1" r:id="rIdhh0dxalzzc67yddgcyoqp">
+            <w:hyperlink w:history="1" r:id="rId8xyqmtuwl6ldmueuep8rk">
               <w:r>
                 <w:rPr>
                   <w:rFonts w:ascii="Arial" w:cs="Arial" w:eastAsia="Arial" w:hAnsi="Arial"/>
@@ -13261,7 +13246,7 @@
             <w:pPr>
               <w:spacing w:after="20" w:before="0"/>
             </w:pPr>
-            <w:hyperlink w:history="1" r:id="rId7loim5ap6pwn0wbkg_-hh">
+            <w:hyperlink w:history="1" r:id="rIdx0gmoejwnvlfddf9j90mh">
               <w:r>
                 <w:rPr>
                   <w:rFonts w:ascii="Arial" w:cs="Arial" w:eastAsia="Arial" w:hAnsi="Arial"/>
@@ -13270,7 +13255,7 @@
                   <w:szCs w:val="16"/>
                   <w:u w:val="single" w:color="2E75B6"/>
                 </w:rPr>
-                <w:t xml:space="preserve">Genetics vocabulary</w:t>
+                <w:t xml:space="preserve">Commercial real estate advisor: What I do and how much I make</w:t>
               </w:r>
             </w:hyperlink>
           </w:p>
@@ -13294,7 +13279,7 @@
               <w:spacing w:after="10" w:before="0"/>
               <w:ind w:left="120"/>
             </w:pPr>
-            <w:hyperlink w:history="1" r:id="rId0qpefecobwon9v_emnkej">
+            <w:hyperlink w:history="1" r:id="rIdwgns9mwggmmq0cvejg6x3">
               <w:r>
                 <w:rPr>
                   <w:rFonts w:ascii="Arial" w:cs="Arial" w:eastAsia="Arial" w:hAnsi="Arial"/>
@@ -13332,14 +13317,14 @@
                 <w:sz w:val="16"/>
                 <w:szCs w:val="16"/>
               </w:rPr>
-              <w:t xml:space="preserve">📖 HTML:</w:t>
+              <w:t xml:space="preserve">📖 EXERCISE:</w:t>
             </w:r>
           </w:p>
           <w:p>
             <w:pPr>
               <w:spacing w:after="20" w:before="0"/>
             </w:pPr>
-            <w:hyperlink w:history="1" r:id="rIdpmgqs_ushrnbmefkys85z">
+            <w:hyperlink w:history="1" r:id="rIdbqlvqrzyljhamxvaocaw0">
               <w:r>
                 <w:rPr>
                   <w:rFonts w:ascii="Arial" w:cs="Arial" w:eastAsia="Arial" w:hAnsi="Arial"/>
@@ -13348,7 +13333,7 @@
                   <w:szCs w:val="16"/>
                   <w:u w:val="single" w:color="2E75B6"/>
                 </w:rPr>
-                <w:t xml:space="preserve">Repaying Money (PLIX)</w:t>
+                <w:t xml:space="preserve">Discount, markup, and commission word problems</w:t>
               </w:r>
             </w:hyperlink>
           </w:p>
@@ -13364,7 +13349,7 @@
                 <w:sz w:val="14"/>
                 <w:szCs w:val="14"/>
               </w:rPr>
-              <w:t xml:space="preserve">Source: CK-12</w:t>
+              <w:t xml:space="preserve">Source: Khan Academy (English - US curriculum)</w:t>
             </w:r>
           </w:p>
           <w:p>
@@ -13372,7 +13357,7 @@
               <w:spacing w:after="10" w:before="0"/>
               <w:ind w:left="120"/>
             </w:pPr>
-            <w:hyperlink w:history="1" r:id="rIdnm1gkyjsyxypj6ksuip1w">
+            <w:hyperlink w:history="1" r:id="rIdjx8fj4l9-jwf5gss1aoeh">
               <w:r>
                 <w:rPr>
                   <w:rFonts w:ascii="Arial" w:cs="Arial" w:eastAsia="Arial" w:hAnsi="Arial"/>
@@ -13567,7 +13552,7 @@
             <w:pPr>
               <w:spacing w:after="20" w:before="0"/>
             </w:pPr>
-            <w:hyperlink w:history="1" r:id="rIdnj33yrwtbf-qgldsp-8pw">
+            <w:hyperlink w:history="1" r:id="rIdaiykj8j3eyekxnaqa4fqk">
               <w:r>
                 <w:rPr>
                   <w:rFonts w:ascii="Arial" w:cs="Arial" w:eastAsia="Arial" w:hAnsi="Arial"/>
@@ -13576,7 +13561,7 @@
                   <w:szCs w:val="16"/>
                   <w:u w:val="single" w:color="2E75B6"/>
                 </w:rPr>
-                <w:t xml:space="preserve">Genetics vocabulary</w:t>
+                <w:t xml:space="preserve">Commercial real estate advisor: What I do and how much I make</w:t>
               </w:r>
             </w:hyperlink>
           </w:p>
@@ -13600,7 +13585,7 @@
               <w:spacing w:after="10" w:before="0"/>
               <w:ind w:left="120"/>
             </w:pPr>
-            <w:hyperlink w:history="1" r:id="rIdzeaa3pqem_cgqfs_0su_v">
+            <w:hyperlink w:history="1" r:id="rId9awhpo0raodbr9axigkbp">
               <w:r>
                 <w:rPr>
                   <w:rFonts w:ascii="Arial" w:cs="Arial" w:eastAsia="Arial" w:hAnsi="Arial"/>
@@ -13638,14 +13623,14 @@
                 <w:sz w:val="16"/>
                 <w:szCs w:val="16"/>
               </w:rPr>
-              <w:t xml:space="preserve">📖 HTML:</w:t>
+              <w:t xml:space="preserve">📖 EXERCISE:</w:t>
             </w:r>
           </w:p>
           <w:p>
             <w:pPr>
               <w:spacing w:after="20" w:before="0"/>
             </w:pPr>
-            <w:hyperlink w:history="1" r:id="rId8c34vj_bqdm2tfpqxur4y">
+            <w:hyperlink w:history="1" r:id="rIdroy2pib4skddi1jw4jeph">
               <w:r>
                 <w:rPr>
                   <w:rFonts w:ascii="Arial" w:cs="Arial" w:eastAsia="Arial" w:hAnsi="Arial"/>
@@ -13654,7 +13639,7 @@
                   <w:szCs w:val="16"/>
                   <w:u w:val="single" w:color="2E75B6"/>
                 </w:rPr>
-                <w:t xml:space="preserve">Repaying Money (PLIX)</w:t>
+                <w:t xml:space="preserve">Discount, markup, and commission word problems</w:t>
               </w:r>
             </w:hyperlink>
           </w:p>
@@ -13670,7 +13655,7 @@
                 <w:sz w:val="14"/>
                 <w:szCs w:val="14"/>
               </w:rPr>
-              <w:t xml:space="preserve">Source: CK-12</w:t>
+              <w:t xml:space="preserve">Source: Khan Academy (English - US curriculum)</w:t>
             </w:r>
           </w:p>
           <w:p>
@@ -13678,7 +13663,7 @@
               <w:spacing w:after="10" w:before="0"/>
               <w:ind w:left="120"/>
             </w:pPr>
-            <w:hyperlink w:history="1" r:id="rIdcms8uw4d7tryhccdahfdh">
+            <w:hyperlink w:history="1" r:id="rIdkd-rdd9v76knm7n6s0d5i">
               <w:r>
                 <w:rPr>
                   <w:rFonts w:ascii="Arial" w:cs="Arial" w:eastAsia="Arial" w:hAnsi="Arial"/>
@@ -15440,7 +15425,7 @@
             <w:pPr>
               <w:spacing w:after="20" w:before="0"/>
             </w:pPr>
-            <w:hyperlink w:history="1" r:id="rId474uo6om35v1o4jey_qp9">
+            <w:hyperlink w:history="1" r:id="rIdbqd6vo6k6ilglote0qen8">
               <w:r>
                 <w:rPr>
                   <w:rFonts w:ascii="Arial" w:cs="Arial" w:eastAsia="Arial" w:hAnsi="Arial"/>
@@ -15449,7 +15434,7 @@
                   <w:szCs w:val="16"/>
                   <w:u w:val="single" w:color="2E75B6"/>
                 </w:rPr>
-                <w:t xml:space="preserve">Modeling with one-step equations</w:t>
+                <w:t xml:space="preserve">Monopolist optimizing price: Dead weight loss</w:t>
               </w:r>
             </w:hyperlink>
           </w:p>
@@ -15473,7 +15458,7 @@
               <w:spacing w:after="10" w:before="0"/>
               <w:ind w:left="120"/>
             </w:pPr>
-            <w:hyperlink w:history="1" r:id="rIdibmksrs4lrunjvj05qq2_">
+            <w:hyperlink w:history="1" r:id="rIduvlgjspg3oi_petiwi1tv">
               <w:r>
                 <w:rPr>
                   <w:rFonts w:ascii="Arial" w:cs="Arial" w:eastAsia="Arial" w:hAnsi="Arial"/>
@@ -15511,14 +15496,241 @@
                 <w:sz w:val="16"/>
                 <w:szCs w:val="16"/>
               </w:rPr>
-              <w:t xml:space="preserve">📖 HTML:</w:t>
+              <w:t xml:space="preserve">📖 READING:</w:t>
             </w:r>
           </w:p>
           <w:p>
             <w:pPr>
               <w:spacing w:after="20" w:before="0"/>
             </w:pPr>
-            <w:hyperlink w:history="1" r:id="rIdnnlounxuky33a5p9tjdsw">
+            <w:r>
+              <w:rPr>
+                <w:rFonts w:ascii="Arial" w:cs="Arial" w:eastAsia="Arial" w:hAnsi="Arial"/>
+                <w:i/>
+                <w:iCs/>
+                <w:color w:val="595959"/>
+                <w:sz w:val="16"/>
+                <w:szCs w:val="16"/>
+              </w:rPr>
+              <w:t xml:space="preserve">No closely matching reading in the ARES library for this activity.</w:t>
+            </w:r>
+          </w:p>
+          <w:p>
+            <w:pPr>
+              <w:spacing w:after="10" w:before="0"/>
+              <w:ind w:left="120"/>
+            </w:pPr>
+            <w:hyperlink w:history="1" r:id="rIdmbqrg2ypn2qpvqbp8yb20">
+              <w:r>
+                <w:rPr>
+                  <w:rFonts w:ascii="Arial" w:cs="Arial" w:eastAsia="Arial" w:hAnsi="Arial"/>
+                  <w:color w:val="595959"/>
+                  <w:sz w:val="14"/>
+                  <w:szCs w:val="14"/>
+                  <w:u w:val="single" w:color="595959"/>
+                </w:rPr>
+                <w:t xml:space="preserve">🔍 Search ARES for readings</w:t>
+              </w:r>
+            </w:hyperlink>
+          </w:p>
+          <w:p>
+            <w:pPr>
+              <w:spacing w:after="10" w:before="0"/>
+              <w:ind w:left="120"/>
+            </w:pPr>
+            <w:r>
+              <w:rPr>
+                <w:rFonts w:ascii="Arial" w:cs="Arial" w:eastAsia="Arial" w:hAnsi="Arial"/>
+                <w:color w:val="595959"/>
+                <w:sz w:val="14"/>
+                <w:szCs w:val="14"/>
+              </w:rPr>
+              <w:t xml:space="preserve">Search terms: commercial arithmetic profit loss</w:t>
+            </w:r>
+          </w:p>
+        </w:tc>
+        <w:tc>
+          <w:tcPr>
+            <w:tcW w:type="dxa" w:w="3040"/>
+            <w:shd w:fill="FFFFFF" w:color="auto" w:val="clear"/>
+            <w:tcMar>
+              <w:top w:type="dxa" w:w="60"/>
+              <w:left w:type="dxa" w:w="120"/>
+              <w:bottom w:type="dxa" w:w="60"/>
+              <w:right w:type="dxa" w:w="120"/>
+            </w:tcMar>
+            <w:vAlign w:val="top"/>
+          </w:tcPr>
+          <w:p>
+            <w:pPr>
+              <w:spacing w:after="40" w:before="0"/>
+              <w:jc w:val="left"/>
+            </w:pPr>
+            <w:r>
+              <w:rPr>
+                <w:rFonts w:ascii="Arial" w:cs="Arial" w:eastAsia="Arial" w:hAnsi="Arial"/>
+                <w:b w:val="false"/>
+                <w:bCs w:val="false"/>
+                <w:i w:val="false"/>
+                <w:iCs w:val="false"/>
+                <w:color w:val="000000"/>
+                <w:sz w:val="18"/>
+                <w:szCs w:val="18"/>
+              </w:rPr>
+              <w:t xml:space="preserve">Each learner receives a 'Trader's Card' (a half-page slip) showing a scenario: 'Mama Akinyi bought a 2 kg packet of beans at Wakulima Market for KSh 120, then sold it at her stall for KSh 150. Did she make a profit or a loss? By how much? How would you express that as a percentage?' Learners write their prediction individually in 2 minutes — including a guess at the percentage — before any instruction. They then share predictions with a partner and note any disagreements on their card.</w:t>
+            </w:r>
+          </w:p>
+        </w:tc>
+        <w:tc>
+          <w:tcPr>
+            <w:tcW w:type="dxa" w:w="3040"/>
+            <w:shd w:fill="F2F2F2" w:color="auto" w:val="clear"/>
+            <w:tcMar>
+              <w:top w:type="dxa" w:w="60"/>
+              <w:left w:type="dxa" w:w="120"/>
+              <w:bottom w:type="dxa" w:w="60"/>
+              <w:right w:type="dxa" w:w="120"/>
+            </w:tcMar>
+            <w:vAlign w:val="top"/>
+          </w:tcPr>
+          <w:p>
+            <w:pPr>
+              <w:spacing w:after="40" w:before="0"/>
+              <w:jc w:val="left"/>
+            </w:pPr>
+            <w:r>
+              <w:rPr>
+                <w:rFonts w:ascii="Arial" w:cs="Arial" w:eastAsia="Arial" w:hAnsi="Arial"/>
+                <w:b w:val="false"/>
+                <w:bCs w:val="false"/>
+                <w:i w:val="false"/>
+                <w:iCs w:val="false"/>
+                <w:color w:val="000000"/>
+                <w:sz w:val="18"/>
+                <w:szCs w:val="18"/>
+              </w:rPr>
+              <w:t xml:space="preserve">Distribute Trader's Cards as learners settle. Say: 'Before we do any mathematics together, I want to see what you already think. Read your card, write your prediction — profit or loss, the amount, and your best guess at the percentage. You have two minutes. Work alone first.' Set a visible timer. After 2 minutes, say: 'Now turn to your partner — 30 seconds each — share your prediction and listen to theirs.' After sharing, cold-call 3 pairs (choose one confident, one mid-range, one hesitant learner): 'Baraka, what did you and your partner predict?' WAIT 12 seconds after each response before affirming or probing. Record the three different percentage guesses on the board under the heading 'Our Predictions' — do NOT correct them yet. Say: 'We will come back to these predictions at the end of the Observe phase to see who was closest — and more importantly, why.'</w:t>
+            </w:r>
+          </w:p>
+        </w:tc>
+        <w:tc>
+          <w:tcPr>
+            <w:tcW w:type="dxa" w:w="3040"/>
+            <w:shd w:fill="FFFFFF" w:color="auto" w:val="clear"/>
+            <w:tcMar>
+              <w:top w:type="dxa" w:w="60"/>
+              <w:left w:type="dxa" w:w="120"/>
+              <w:bottom w:type="dxa" w:w="60"/>
+              <w:right w:type="dxa" w:w="120"/>
+            </w:tcMar>
+            <w:vAlign w:val="top"/>
+          </w:tcPr>
+          <w:p>
+            <w:pPr>
+              <w:spacing w:after="40" w:before="0"/>
+              <w:jc w:val="left"/>
+            </w:pPr>
+            <w:r>
+              <w:rPr>
+                <w:rFonts w:ascii="Arial" w:cs="Arial" w:eastAsia="Arial" w:hAnsi="Arial"/>
+                <w:b w:val="false"/>
+                <w:bCs w:val="false"/>
+                <w:i w:val="false"/>
+                <w:iCs w:val="false"/>
+                <w:color w:val="000000"/>
+                <w:sz w:val="18"/>
+                <w:szCs w:val="18"/>
+              </w:rPr>
+              <w:t xml:space="preserve">Elicit-then-Refine Prediction: by committing a guess to paper before instruction, learners activate prior knowledge (from lessons on discounts and commissions) and create a personal stake in finding the correct answer. Disagreements between partners surface misconceptions — especially the common error of calculating percentage profit relative to selling price rather than cost price — which the teacher can target during the Explain phase.</w:t>
+            </w:r>
+          </w:p>
+        </w:tc>
+        <w:tc>
+          <w:tcPr>
+            <w:tcW w:type="dxa" w:w="3040"/>
+            <w:shd w:fill="F2F2F2" w:color="auto" w:val="clear"/>
+            <w:tcMar>
+              <w:top w:type="dxa" w:w="60"/>
+              <w:left w:type="dxa" w:w="120"/>
+              <w:bottom w:type="dxa" w:w="60"/>
+              <w:right w:type="dxa" w:w="120"/>
+            </w:tcMar>
+            <w:vAlign w:val="top"/>
+          </w:tcPr>
+          <w:p>
+            <w:pPr>
+              <w:spacing w:after="40" w:before="0"/>
+              <w:jc w:val="left"/>
+            </w:pPr>
+            <w:r>
+              <w:rPr>
+                <w:rFonts w:ascii="Arial" w:cs="Arial" w:eastAsia="Arial" w:hAnsi="Arial"/>
+                <w:b w:val="false"/>
+                <w:bCs w:val="false"/>
+                <w:i w:val="false"/>
+                <w:iCs w:val="false"/>
+                <w:color w:val="000000"/>
+                <w:sz w:val="18"/>
+                <w:szCs w:val="18"/>
+              </w:rPr>
+              <w:t xml:space="preserve">Teacher scans Trader's Cards as they circulate during partner sharing. Look for: (1) learners who correctly identify profit of KSh 30 — they have the subtraction right; (2) learners who divide 30 by 150 (SP) instead of 120 (CP) for the percentage — flag this as the key misconception to address; (3) learners who write 'I don't know how to get the percentage' — prioritise these learners for targeted questioning during Observe.</w:t>
+            </w:r>
+          </w:p>
+        </w:tc>
+      </w:tr>
+      <w:tr>
+        <w:tc>
+          <w:tcPr>
+            <w:tcW w:type="dxa" w:w="1520"/>
+            <w:shd w:fill="D9EEF1" w:color="auto" w:val="clear"/>
+            <w:tcMar>
+              <w:top w:type="dxa" w:w="60"/>
+              <w:left w:type="dxa" w:w="120"/>
+              <w:bottom w:type="dxa" w:w="60"/>
+              <w:right w:type="dxa" w:w="120"/>
+            </w:tcMar>
+            <w:vAlign w:val="top"/>
+          </w:tcPr>
+          <w:p>
+            <w:pPr>
+              <w:spacing w:after="40" w:before="0"/>
+              <w:jc w:val="left"/>
+            </w:pPr>
+            <w:r>
+              <w:rPr>
+                <w:rFonts w:ascii="Arial" w:cs="Arial" w:eastAsia="Arial" w:hAnsi="Arial"/>
+                <w:b/>
+                <w:bCs/>
+                <w:i w:val="false"/>
+                <w:iCs w:val="false"/>
+                <w:color w:val="000000"/>
+                <w:sz w:val="18"/>
+                <w:szCs w:val="18"/>
+              </w:rPr>
+              <w:t xml:space="preserve">Observe Phase</w:t>
+            </w:r>
+          </w:p>
+          <w:p>
+            <w:pPr>
+              <w:spacing w:after="20" w:before="0"/>
+            </w:pPr>
+            <w:r>
+              <w:rPr>
+                <w:rFonts w:ascii="Arial" w:cs="Arial" w:eastAsia="Arial" w:hAnsi="Arial"/>
+                <w:b/>
+                <w:bCs/>
+                <w:color w:val="1F3864"/>
+                <w:sz w:val="16"/>
+                <w:szCs w:val="16"/>
+              </w:rPr>
+              <w:t xml:space="preserve">📹 VIDEO:</w:t>
+            </w:r>
+          </w:p>
+          <w:p>
+            <w:pPr>
+              <w:spacing w:after="20" w:before="0"/>
+            </w:pPr>
+            <w:hyperlink w:history="1" r:id="rIdtiqm2ggzj1t2h4a5jobad">
               <w:r>
                 <w:rPr>
                   <w:rFonts w:ascii="Arial" w:cs="Arial" w:eastAsia="Arial" w:hAnsi="Arial"/>
@@ -15527,7 +15739,7 @@
                   <w:szCs w:val="16"/>
                   <w:u w:val="single" w:color="2E75B6"/>
                 </w:rPr>
-                <w:t xml:space="preserve">Avoiding Soil Loss (Flexbook)</w:t>
+                <w:t xml:space="preserve">Economic profit for firms in perfectly competitive markets</w:t>
               </w:r>
             </w:hyperlink>
           </w:p>
@@ -15543,7 +15755,7 @@
                 <w:sz w:val="14"/>
                 <w:szCs w:val="14"/>
               </w:rPr>
-              <w:t xml:space="preserve">Source: CK-12</w:t>
+              <w:t xml:space="preserve">Source: Khan Academy (English - US curriculum)</w:t>
             </w:r>
           </w:p>
           <w:p>
@@ -15551,235 +15763,7 @@
               <w:spacing w:after="10" w:before="0"/>
               <w:ind w:left="120"/>
             </w:pPr>
-            <w:hyperlink w:history="1" r:id="rIdsf6pjvo8ltndrndgemdr7">
-              <w:r>
-                <w:rPr>
-                  <w:rFonts w:ascii="Arial" w:cs="Arial" w:eastAsia="Arial" w:hAnsi="Arial"/>
-                  <w:color w:val="595959"/>
-                  <w:sz w:val="14"/>
-                  <w:szCs w:val="14"/>
-                  <w:u w:val="single" w:color="595959"/>
-                </w:rPr>
-                <w:t xml:space="preserve">🔍 Search ARES for similar readings</w:t>
-              </w:r>
-            </w:hyperlink>
-          </w:p>
-        </w:tc>
-        <w:tc>
-          <w:tcPr>
-            <w:tcW w:type="dxa" w:w="3040"/>
-            <w:shd w:fill="FFFFFF" w:color="auto" w:val="clear"/>
-            <w:tcMar>
-              <w:top w:type="dxa" w:w="60"/>
-              <w:left w:type="dxa" w:w="120"/>
-              <w:bottom w:type="dxa" w:w="60"/>
-              <w:right w:type="dxa" w:w="120"/>
-            </w:tcMar>
-            <w:vAlign w:val="top"/>
-          </w:tcPr>
-          <w:p>
-            <w:pPr>
-              <w:spacing w:after="40" w:before="0"/>
-              <w:jc w:val="left"/>
-            </w:pPr>
-            <w:r>
-              <w:rPr>
-                <w:rFonts w:ascii="Arial" w:cs="Arial" w:eastAsia="Arial" w:hAnsi="Arial"/>
-                <w:b w:val="false"/>
-                <w:bCs w:val="false"/>
-                <w:i w:val="false"/>
-                <w:iCs w:val="false"/>
-                <w:color w:val="000000"/>
-                <w:sz w:val="18"/>
-                <w:szCs w:val="18"/>
-              </w:rPr>
-              <w:t xml:space="preserve">Each learner receives a 'Trader's Card' (a half-page slip) showing a scenario: 'Mama Akinyi bought a 2 kg packet of beans at Wakulima Market for KSh 120, then sold it at her stall for KSh 150. Did she make a profit or a loss? By how much? How would you express that as a percentage?' Learners write their prediction individually in 2 minutes — including a guess at the percentage — before any instruction. They then share predictions with a partner and note any disagreements on their card.</w:t>
-            </w:r>
-          </w:p>
-        </w:tc>
-        <w:tc>
-          <w:tcPr>
-            <w:tcW w:type="dxa" w:w="3040"/>
-            <w:shd w:fill="F2F2F2" w:color="auto" w:val="clear"/>
-            <w:tcMar>
-              <w:top w:type="dxa" w:w="60"/>
-              <w:left w:type="dxa" w:w="120"/>
-              <w:bottom w:type="dxa" w:w="60"/>
-              <w:right w:type="dxa" w:w="120"/>
-            </w:tcMar>
-            <w:vAlign w:val="top"/>
-          </w:tcPr>
-          <w:p>
-            <w:pPr>
-              <w:spacing w:after="40" w:before="0"/>
-              <w:jc w:val="left"/>
-            </w:pPr>
-            <w:r>
-              <w:rPr>
-                <w:rFonts w:ascii="Arial" w:cs="Arial" w:eastAsia="Arial" w:hAnsi="Arial"/>
-                <w:b w:val="false"/>
-                <w:bCs w:val="false"/>
-                <w:i w:val="false"/>
-                <w:iCs w:val="false"/>
-                <w:color w:val="000000"/>
-                <w:sz w:val="18"/>
-                <w:szCs w:val="18"/>
-              </w:rPr>
-              <w:t xml:space="preserve">Distribute Trader's Cards as learners settle. Say: 'Before we do any mathematics together, I want to see what you already think. Read your card, write your prediction — profit or loss, the amount, and your best guess at the percentage. You have two minutes. Work alone first.' Set a visible timer. After 2 minutes, say: 'Now turn to your partner — 30 seconds each — share your prediction and listen to theirs.' After sharing, cold-call 3 pairs (choose one confident, one mid-range, one hesitant learner): 'Baraka, what did you and your partner predict?' WAIT 12 seconds after each response before affirming or probing. Record the three different percentage guesses on the board under the heading 'Our Predictions' — do NOT correct them yet. Say: 'We will come back to these predictions at the end of the Observe phase to see who was closest — and more importantly, why.'</w:t>
-            </w:r>
-          </w:p>
-        </w:tc>
-        <w:tc>
-          <w:tcPr>
-            <w:tcW w:type="dxa" w:w="3040"/>
-            <w:shd w:fill="FFFFFF" w:color="auto" w:val="clear"/>
-            <w:tcMar>
-              <w:top w:type="dxa" w:w="60"/>
-              <w:left w:type="dxa" w:w="120"/>
-              <w:bottom w:type="dxa" w:w="60"/>
-              <w:right w:type="dxa" w:w="120"/>
-            </w:tcMar>
-            <w:vAlign w:val="top"/>
-          </w:tcPr>
-          <w:p>
-            <w:pPr>
-              <w:spacing w:after="40" w:before="0"/>
-              <w:jc w:val="left"/>
-            </w:pPr>
-            <w:r>
-              <w:rPr>
-                <w:rFonts w:ascii="Arial" w:cs="Arial" w:eastAsia="Arial" w:hAnsi="Arial"/>
-                <w:b w:val="false"/>
-                <w:bCs w:val="false"/>
-                <w:i w:val="false"/>
-                <w:iCs w:val="false"/>
-                <w:color w:val="000000"/>
-                <w:sz w:val="18"/>
-                <w:szCs w:val="18"/>
-              </w:rPr>
-              <w:t xml:space="preserve">Elicit-then-Refine Prediction: by committing a guess to paper before instruction, learners activate prior knowledge (from lessons on discounts and commissions) and create a personal stake in finding the correct answer. Disagreements between partners surface misconceptions — especially the common error of calculating percentage profit relative to selling price rather than cost price — which the teacher can target during the Explain phase.</w:t>
-            </w:r>
-          </w:p>
-        </w:tc>
-        <w:tc>
-          <w:tcPr>
-            <w:tcW w:type="dxa" w:w="3040"/>
-            <w:shd w:fill="F2F2F2" w:color="auto" w:val="clear"/>
-            <w:tcMar>
-              <w:top w:type="dxa" w:w="60"/>
-              <w:left w:type="dxa" w:w="120"/>
-              <w:bottom w:type="dxa" w:w="60"/>
-              <w:right w:type="dxa" w:w="120"/>
-            </w:tcMar>
-            <w:vAlign w:val="top"/>
-          </w:tcPr>
-          <w:p>
-            <w:pPr>
-              <w:spacing w:after="40" w:before="0"/>
-              <w:jc w:val="left"/>
-            </w:pPr>
-            <w:r>
-              <w:rPr>
-                <w:rFonts w:ascii="Arial" w:cs="Arial" w:eastAsia="Arial" w:hAnsi="Arial"/>
-                <w:b w:val="false"/>
-                <w:bCs w:val="false"/>
-                <w:i w:val="false"/>
-                <w:iCs w:val="false"/>
-                <w:color w:val="000000"/>
-                <w:sz w:val="18"/>
-                <w:szCs w:val="18"/>
-              </w:rPr>
-              <w:t xml:space="preserve">Teacher scans Trader's Cards as they circulate during partner sharing. Look for: (1) learners who correctly identify profit of KSh 30 — they have the subtraction right; (2) learners who divide 30 by 150 (SP) instead of 120 (CP) for the percentage — flag this as the key misconception to address; (3) learners who write 'I don't know how to get the percentage' — prioritise these learners for targeted questioning during Observe.</w:t>
-            </w:r>
-          </w:p>
-        </w:tc>
-      </w:tr>
-      <w:tr>
-        <w:tc>
-          <w:tcPr>
-            <w:tcW w:type="dxa" w:w="1520"/>
-            <w:shd w:fill="D9EEF1" w:color="auto" w:val="clear"/>
-            <w:tcMar>
-              <w:top w:type="dxa" w:w="60"/>
-              <w:left w:type="dxa" w:w="120"/>
-              <w:bottom w:type="dxa" w:w="60"/>
-              <w:right w:type="dxa" w:w="120"/>
-            </w:tcMar>
-            <w:vAlign w:val="top"/>
-          </w:tcPr>
-          <w:p>
-            <w:pPr>
-              <w:spacing w:after="40" w:before="0"/>
-              <w:jc w:val="left"/>
-            </w:pPr>
-            <w:r>
-              <w:rPr>
-                <w:rFonts w:ascii="Arial" w:cs="Arial" w:eastAsia="Arial" w:hAnsi="Arial"/>
-                <w:b/>
-                <w:bCs/>
-                <w:i w:val="false"/>
-                <w:iCs w:val="false"/>
-                <w:color w:val="000000"/>
-                <w:sz w:val="18"/>
-                <w:szCs w:val="18"/>
-              </w:rPr>
-              <w:t xml:space="preserve">Observe Phase</w:t>
-            </w:r>
-          </w:p>
-          <w:p>
-            <w:pPr>
-              <w:spacing w:after="20" w:before="0"/>
-            </w:pPr>
-            <w:r>
-              <w:rPr>
-                <w:rFonts w:ascii="Arial" w:cs="Arial" w:eastAsia="Arial" w:hAnsi="Arial"/>
-                <w:b/>
-                <w:bCs/>
-                <w:color w:val="1F3864"/>
-                <w:sz w:val="16"/>
-                <w:szCs w:val="16"/>
-              </w:rPr>
-              <w:t xml:space="preserve">📹 VIDEO:</w:t>
-            </w:r>
-          </w:p>
-          <w:p>
-            <w:pPr>
-              <w:spacing w:after="20" w:before="0"/>
-            </w:pPr>
-            <w:hyperlink w:history="1" r:id="rIdehoghg_okdqiuir0vyesw">
-              <w:r>
-                <w:rPr>
-                  <w:rFonts w:ascii="Arial" w:cs="Arial" w:eastAsia="Arial" w:hAnsi="Arial"/>
-                  <w:color w:val="2E75B6"/>
-                  <w:sz w:val="16"/>
-                  <w:szCs w:val="16"/>
-                  <w:u w:val="single" w:color="2E75B6"/>
-                </w:rPr>
-                <w:t xml:space="preserve">Modeling with one-step equations</w:t>
-              </w:r>
-            </w:hyperlink>
-          </w:p>
-          <w:p>
-            <w:pPr>
-              <w:spacing w:after="10" w:before="0"/>
-              <w:ind w:left="120"/>
-            </w:pPr>
-            <w:r>
-              <w:rPr>
-                <w:rFonts w:ascii="Arial" w:cs="Arial" w:eastAsia="Arial" w:hAnsi="Arial"/>
-                <w:color w:val="595959"/>
-                <w:sz w:val="14"/>
-                <w:szCs w:val="14"/>
-              </w:rPr>
-              <w:t xml:space="preserve">Source: Khan Academy (English - US curriculum)</w:t>
-            </w:r>
-          </w:p>
-          <w:p>
-            <w:pPr>
-              <w:spacing w:after="10" w:before="0"/>
-              <w:ind w:left="120"/>
-            </w:pPr>
-            <w:hyperlink w:history="1" r:id="rIdfr2jqcpuyq9qvkt0q4w-j">
+            <w:hyperlink w:history="1" r:id="rId9bw3orjfnrz0fys45caz4">
               <w:r>
                 <w:rPr>
                   <w:rFonts w:ascii="Arial" w:cs="Arial" w:eastAsia="Arial" w:hAnsi="Arial"/>
@@ -15817,14 +15801,241 @@
                 <w:sz w:val="16"/>
                 <w:szCs w:val="16"/>
               </w:rPr>
-              <w:t xml:space="preserve">📖 HTML:</w:t>
+              <w:t xml:space="preserve">📖 READING:</w:t>
             </w:r>
           </w:p>
           <w:p>
             <w:pPr>
               <w:spacing w:after="20" w:before="0"/>
             </w:pPr>
-            <w:hyperlink w:history="1" r:id="rIddjrnc8g2buawsxmyt3grg">
+            <w:r>
+              <w:rPr>
+                <w:rFonts w:ascii="Arial" w:cs="Arial" w:eastAsia="Arial" w:hAnsi="Arial"/>
+                <w:i/>
+                <w:iCs/>
+                <w:color w:val="595959"/>
+                <w:sz w:val="16"/>
+                <w:szCs w:val="16"/>
+              </w:rPr>
+              <w:t xml:space="preserve">No closely matching reading in the ARES library for this activity.</w:t>
+            </w:r>
+          </w:p>
+          <w:p>
+            <w:pPr>
+              <w:spacing w:after="10" w:before="0"/>
+              <w:ind w:left="120"/>
+            </w:pPr>
+            <w:hyperlink w:history="1" r:id="rIdbujivs2bs-d3l_xrnaivh">
+              <w:r>
+                <w:rPr>
+                  <w:rFonts w:ascii="Arial" w:cs="Arial" w:eastAsia="Arial" w:hAnsi="Arial"/>
+                  <w:color w:val="595959"/>
+                  <w:sz w:val="14"/>
+                  <w:szCs w:val="14"/>
+                  <w:u w:val="single" w:color="595959"/>
+                </w:rPr>
+                <w:t xml:space="preserve">🔍 Search ARES for readings</w:t>
+              </w:r>
+            </w:hyperlink>
+          </w:p>
+          <w:p>
+            <w:pPr>
+              <w:spacing w:after="10" w:before="0"/>
+              <w:ind w:left="120"/>
+            </w:pPr>
+            <w:r>
+              <w:rPr>
+                <w:rFonts w:ascii="Arial" w:cs="Arial" w:eastAsia="Arial" w:hAnsi="Arial"/>
+                <w:color w:val="595959"/>
+                <w:sz w:val="14"/>
+                <w:szCs w:val="14"/>
+              </w:rPr>
+              <w:t xml:space="preserve">Search terms: commercial arithmetic profit loss</w:t>
+            </w:r>
+          </w:p>
+        </w:tc>
+        <w:tc>
+          <w:tcPr>
+            <w:tcW w:type="dxa" w:w="3040"/>
+            <w:shd w:fill="FFFFFF" w:color="auto" w:val="clear"/>
+            <w:tcMar>
+              <w:top w:type="dxa" w:w="60"/>
+              <w:left w:type="dxa" w:w="120"/>
+              <w:bottom w:type="dxa" w:w="60"/>
+              <w:right w:type="dxa" w:w="120"/>
+            </w:tcMar>
+            <w:vAlign w:val="top"/>
+          </w:tcPr>
+          <w:p>
+            <w:pPr>
+              <w:spacing w:after="40" w:before="0"/>
+              <w:jc w:val="left"/>
+            </w:pPr>
+            <w:r>
+              <w:rPr>
+                <w:rFonts w:ascii="Arial" w:cs="Arial" w:eastAsia="Arial" w:hAnsi="Arial"/>
+                <w:b w:val="false"/>
+                <w:bCs w:val="false"/>
+                <w:i w:val="false"/>
+                <w:iCs w:val="false"/>
+                <w:color w:val="000000"/>
+                <w:sz w:val="18"/>
+                <w:szCs w:val="18"/>
+              </w:rPr>
+              <w:t xml:space="preserve">Learners participate in a structured 'Wakulima Marketplace' role-play in groups of four. Each group receives: a set of 6 laminated 'goods cards' (githeri 1 kg, dry beans 2 kg, second-hand shirt, mandazi dozen, maize flour 2 kg, second-hand school bag), a 'Cost Price' strip (the price the 'trader' paid at wholesale), and a 'Selling Price' strip (the price they charge customers). Traders record CP, SP, and calculate Profit or Loss in a simple Trading Ledger table on their worksheet. After 8 minutes of trading, groups rotate roles (traders become buyers) and a new set of price strips is used for a second round with different margins — one item deliberately sells below cost price to introduce loss. Each group records at least 4 completed ledger rows.</w:t>
+            </w:r>
+          </w:p>
+        </w:tc>
+        <w:tc>
+          <w:tcPr>
+            <w:tcW w:type="dxa" w:w="3040"/>
+            <w:shd w:fill="F2F2F2" w:color="auto" w:val="clear"/>
+            <w:tcMar>
+              <w:top w:type="dxa" w:w="60"/>
+              <w:left w:type="dxa" w:w="120"/>
+              <w:bottom w:type="dxa" w:w="60"/>
+              <w:right w:type="dxa" w:w="120"/>
+            </w:tcMar>
+            <w:vAlign w:val="top"/>
+          </w:tcPr>
+          <w:p>
+            <w:pPr>
+              <w:spacing w:after="40" w:before="0"/>
+              <w:jc w:val="left"/>
+            </w:pPr>
+            <w:r>
+              <w:rPr>
+                <w:rFonts w:ascii="Arial" w:cs="Arial" w:eastAsia="Arial" w:hAnsi="Arial"/>
+                <w:b w:val="false"/>
+                <w:bCs w:val="false"/>
+                <w:i w:val="false"/>
+                <w:iCs w:val="false"/>
+                <w:color w:val="000000"/>
+                <w:sz w:val="18"/>
+                <w:szCs w:val="18"/>
+              </w:rPr>
+              <w:t xml:space="preserve">Before releasing groups say: 'You are traders at Wakulima Market — one of Nairobi's biggest open-air markets. Your job is simple: look at what you paid for each item (Cost Price) and what you sold it for (Selling Price), then record whether you made a profit, a loss, or broke even, and calculate the actual amount.' Circulate continuously. At the 4-minute mark, pause the room: 'Freeze — quick check. Hold up your worksheet. Everyone should have at least two rows filled in the CP and SP columns. If you have less than two, raise your hand.' Support struggling groups immediately. At the 7-minute mark, prompt: 'In 60 seconds, look at all your rows — find the one item where the trader actually lost money. Put a red star next to it.' Cold-call 2 groups to share which item caused a loss and why (e.g., 'We sold the second-hand shirt for KSh 200 but paid KSh 250'). WAIT 10 seconds after each group shares. After role-play, direct groups to return to Mama Akinyi's beans scenario from the Predict phase and formally calculate the profit and percentage: 'Now use what you just did in the market to go back to Mama Akinyi. What is her profit? What percentage is that of what she paid?'</w:t>
+            </w:r>
+          </w:p>
+        </w:tc>
+        <w:tc>
+          <w:tcPr>
+            <w:tcW w:type="dxa" w:w="3040"/>
+            <w:shd w:fill="FFFFFF" w:color="auto" w:val="clear"/>
+            <w:tcMar>
+              <w:top w:type="dxa" w:w="60"/>
+              <w:left w:type="dxa" w:w="120"/>
+              <w:bottom w:type="dxa" w:w="60"/>
+              <w:right w:type="dxa" w:w="120"/>
+            </w:tcMar>
+            <w:vAlign w:val="top"/>
+          </w:tcPr>
+          <w:p>
+            <w:pPr>
+              <w:spacing w:after="40" w:before="0"/>
+              <w:jc w:val="left"/>
+            </w:pPr>
+            <w:r>
+              <w:rPr>
+                <w:rFonts w:ascii="Arial" w:cs="Arial" w:eastAsia="Arial" w:hAnsi="Arial"/>
+                <w:b w:val="false"/>
+                <w:bCs w:val="false"/>
+                <w:i w:val="false"/>
+                <w:iCs w:val="false"/>
+                <w:color w:val="000000"/>
+                <w:sz w:val="18"/>
+                <w:szCs w:val="18"/>
+              </w:rPr>
+              <w:t xml:space="preserve">Structured Role-Play with Ledger Recording: the physical trading simulation grounds abstract formulas in concrete action — learners experience the asymmetry between buying and selling price before they name it mathematically. The ledger format (CP | SP | Profit/Loss | Amount) creates a visual scaffold that makes the subtraction direction (SP − CP) feel intuitive rather than arbitrary. The deliberate inclusion of a loss scenario prevents learners from assuming trade always yields profit.</w:t>
+            </w:r>
+          </w:p>
+        </w:tc>
+        <w:tc>
+          <w:tcPr>
+            <w:tcW w:type="dxa" w:w="3040"/>
+            <w:shd w:fill="F2F2F2" w:color="auto" w:val="clear"/>
+            <w:tcMar>
+              <w:top w:type="dxa" w:w="60"/>
+              <w:left w:type="dxa" w:w="120"/>
+              <w:bottom w:type="dxa" w:w="60"/>
+              <w:right w:type="dxa" w:w="120"/>
+            </w:tcMar>
+            <w:vAlign w:val="top"/>
+          </w:tcPr>
+          <w:p>
+            <w:pPr>
+              <w:spacing w:after="40" w:before="0"/>
+              <w:jc w:val="left"/>
+            </w:pPr>
+            <w:r>
+              <w:rPr>
+                <w:rFonts w:ascii="Arial" w:cs="Arial" w:eastAsia="Arial" w:hAnsi="Arial"/>
+                <w:b w:val="false"/>
+                <w:bCs w:val="false"/>
+                <w:i w:val="false"/>
+                <w:iCs w:val="false"/>
+                <w:color w:val="000000"/>
+                <w:sz w:val="18"/>
+                <w:szCs w:val="18"/>
+              </w:rPr>
+              <w:t xml:space="preserve">Teacher examines Trading Ledger worksheets during circulation. Specific indicators: (1) Is CP correctly identified as the wholesale/buying price and SP as the selling price — or are learners confusing the two? (2) Is the subtraction performed in the correct direction (SP − CP for profit, CP − SP for loss)? (3) Can learners identify the loss item unprompted? (4) On returning to Mama Akinyi: does the learner now divide by CP (120) rather than SP (150)? Flag any group still dividing by SP for explicit correction in the Explain phase.</w:t>
+            </w:r>
+          </w:p>
+        </w:tc>
+      </w:tr>
+      <w:tr>
+        <w:tc>
+          <w:tcPr>
+            <w:tcW w:type="dxa" w:w="1520"/>
+            <w:shd w:fill="E2EFDA" w:color="auto" w:val="clear"/>
+            <w:tcMar>
+              <w:top w:type="dxa" w:w="60"/>
+              <w:left w:type="dxa" w:w="120"/>
+              <w:bottom w:type="dxa" w:w="60"/>
+              <w:right w:type="dxa" w:w="120"/>
+            </w:tcMar>
+            <w:vAlign w:val="top"/>
+          </w:tcPr>
+          <w:p>
+            <w:pPr>
+              <w:spacing w:after="40" w:before="0"/>
+              <w:jc w:val="left"/>
+            </w:pPr>
+            <w:r>
+              <w:rPr>
+                <w:rFonts w:ascii="Arial" w:cs="Arial" w:eastAsia="Arial" w:hAnsi="Arial"/>
+                <w:b/>
+                <w:bCs/>
+                <w:i w:val="false"/>
+                <w:iCs w:val="false"/>
+                <w:color w:val="000000"/>
+                <w:sz w:val="18"/>
+                <w:szCs w:val="18"/>
+              </w:rPr>
+              <w:t xml:space="preserve">Explain Phase</w:t>
+            </w:r>
+          </w:p>
+          <w:p>
+            <w:pPr>
+              <w:spacing w:after="20" w:before="0"/>
+            </w:pPr>
+            <w:r>
+              <w:rPr>
+                <w:rFonts w:ascii="Arial" w:cs="Arial" w:eastAsia="Arial" w:hAnsi="Arial"/>
+                <w:b/>
+                <w:bCs/>
+                <w:color w:val="1F3864"/>
+                <w:sz w:val="16"/>
+                <w:szCs w:val="16"/>
+              </w:rPr>
+              <w:t xml:space="preserve">📹 VIDEO:</w:t>
+            </w:r>
+          </w:p>
+          <w:p>
+            <w:pPr>
+              <w:spacing w:after="20" w:before="0"/>
+            </w:pPr>
+            <w:hyperlink w:history="1" r:id="rId4bg9bgvbrutzzptrmlfhe">
               <w:r>
                 <w:rPr>
                   <w:rFonts w:ascii="Arial" w:cs="Arial" w:eastAsia="Arial" w:hAnsi="Arial"/>
@@ -15833,7 +16044,7 @@
                   <w:szCs w:val="16"/>
                   <w:u w:val="single" w:color="2E75B6"/>
                 </w:rPr>
-                <w:t xml:space="preserve">Avoiding Soil Loss (Flexbook)</w:t>
+                <w:t xml:space="preserve">Economic profit for a monopoly</w:t>
               </w:r>
             </w:hyperlink>
           </w:p>
@@ -15849,7 +16060,7 @@
                 <w:sz w:val="14"/>
                 <w:szCs w:val="14"/>
               </w:rPr>
-              <w:t xml:space="preserve">Source: CK-12</w:t>
+              <w:t xml:space="preserve">Source: Khan Academy (English - US curriculum)</w:t>
             </w:r>
           </w:p>
           <w:p>
@@ -15857,235 +16068,7 @@
               <w:spacing w:after="10" w:before="0"/>
               <w:ind w:left="120"/>
             </w:pPr>
-            <w:hyperlink w:history="1" r:id="rIdeweilizq1iz4vy1ygu_zl">
-              <w:r>
-                <w:rPr>
-                  <w:rFonts w:ascii="Arial" w:cs="Arial" w:eastAsia="Arial" w:hAnsi="Arial"/>
-                  <w:color w:val="595959"/>
-                  <w:sz w:val="14"/>
-                  <w:szCs w:val="14"/>
-                  <w:u w:val="single" w:color="595959"/>
-                </w:rPr>
-                <w:t xml:space="preserve">🔍 Search ARES for similar readings</w:t>
-              </w:r>
-            </w:hyperlink>
-          </w:p>
-        </w:tc>
-        <w:tc>
-          <w:tcPr>
-            <w:tcW w:type="dxa" w:w="3040"/>
-            <w:shd w:fill="FFFFFF" w:color="auto" w:val="clear"/>
-            <w:tcMar>
-              <w:top w:type="dxa" w:w="60"/>
-              <w:left w:type="dxa" w:w="120"/>
-              <w:bottom w:type="dxa" w:w="60"/>
-              <w:right w:type="dxa" w:w="120"/>
-            </w:tcMar>
-            <w:vAlign w:val="top"/>
-          </w:tcPr>
-          <w:p>
-            <w:pPr>
-              <w:spacing w:after="40" w:before="0"/>
-              <w:jc w:val="left"/>
-            </w:pPr>
-            <w:r>
-              <w:rPr>
-                <w:rFonts w:ascii="Arial" w:cs="Arial" w:eastAsia="Arial" w:hAnsi="Arial"/>
-                <w:b w:val="false"/>
-                <w:bCs w:val="false"/>
-                <w:i w:val="false"/>
-                <w:iCs w:val="false"/>
-                <w:color w:val="000000"/>
-                <w:sz w:val="18"/>
-                <w:szCs w:val="18"/>
-              </w:rPr>
-              <w:t xml:space="preserve">Learners participate in a structured 'Wakulima Marketplace' role-play in groups of four. Each group receives: a set of 6 laminated 'goods cards' (githeri 1 kg, dry beans 2 kg, second-hand shirt, mandazi dozen, maize flour 2 kg, second-hand school bag), a 'Cost Price' strip (the price the 'trader' paid at wholesale), and a 'Selling Price' strip (the price they charge customers). Traders record CP, SP, and calculate Profit or Loss in a simple Trading Ledger table on their worksheet. After 8 minutes of trading, groups rotate roles (traders become buyers) and a new set of price strips is used for a second round with different margins — one item deliberately sells below cost price to introduce loss. Each group records at least 4 completed ledger rows.</w:t>
-            </w:r>
-          </w:p>
-        </w:tc>
-        <w:tc>
-          <w:tcPr>
-            <w:tcW w:type="dxa" w:w="3040"/>
-            <w:shd w:fill="F2F2F2" w:color="auto" w:val="clear"/>
-            <w:tcMar>
-              <w:top w:type="dxa" w:w="60"/>
-              <w:left w:type="dxa" w:w="120"/>
-              <w:bottom w:type="dxa" w:w="60"/>
-              <w:right w:type="dxa" w:w="120"/>
-            </w:tcMar>
-            <w:vAlign w:val="top"/>
-          </w:tcPr>
-          <w:p>
-            <w:pPr>
-              <w:spacing w:after="40" w:before="0"/>
-              <w:jc w:val="left"/>
-            </w:pPr>
-            <w:r>
-              <w:rPr>
-                <w:rFonts w:ascii="Arial" w:cs="Arial" w:eastAsia="Arial" w:hAnsi="Arial"/>
-                <w:b w:val="false"/>
-                <w:bCs w:val="false"/>
-                <w:i w:val="false"/>
-                <w:iCs w:val="false"/>
-                <w:color w:val="000000"/>
-                <w:sz w:val="18"/>
-                <w:szCs w:val="18"/>
-              </w:rPr>
-              <w:t xml:space="preserve">Before releasing groups say: 'You are traders at Wakulima Market — one of Nairobi's biggest open-air markets. Your job is simple: look at what you paid for each item (Cost Price) and what you sold it for (Selling Price), then record whether you made a profit, a loss, or broke even, and calculate the actual amount.' Circulate continuously. At the 4-minute mark, pause the room: 'Freeze — quick check. Hold up your worksheet. Everyone should have at least two rows filled in the CP and SP columns. If you have less than two, raise your hand.' Support struggling groups immediately. At the 7-minute mark, prompt: 'In 60 seconds, look at all your rows — find the one item where the trader actually lost money. Put a red star next to it.' Cold-call 2 groups to share which item caused a loss and why (e.g., 'We sold the second-hand shirt for KSh 200 but paid KSh 250'). WAIT 10 seconds after each group shares. After role-play, direct groups to return to Mama Akinyi's beans scenario from the Predict phase and formally calculate the profit and percentage: 'Now use what you just did in the market to go back to Mama Akinyi. What is her profit? What percentage is that of what she paid?'</w:t>
-            </w:r>
-          </w:p>
-        </w:tc>
-        <w:tc>
-          <w:tcPr>
-            <w:tcW w:type="dxa" w:w="3040"/>
-            <w:shd w:fill="FFFFFF" w:color="auto" w:val="clear"/>
-            <w:tcMar>
-              <w:top w:type="dxa" w:w="60"/>
-              <w:left w:type="dxa" w:w="120"/>
-              <w:bottom w:type="dxa" w:w="60"/>
-              <w:right w:type="dxa" w:w="120"/>
-            </w:tcMar>
-            <w:vAlign w:val="top"/>
-          </w:tcPr>
-          <w:p>
-            <w:pPr>
-              <w:spacing w:after="40" w:before="0"/>
-              <w:jc w:val="left"/>
-            </w:pPr>
-            <w:r>
-              <w:rPr>
-                <w:rFonts w:ascii="Arial" w:cs="Arial" w:eastAsia="Arial" w:hAnsi="Arial"/>
-                <w:b w:val="false"/>
-                <w:bCs w:val="false"/>
-                <w:i w:val="false"/>
-                <w:iCs w:val="false"/>
-                <w:color w:val="000000"/>
-                <w:sz w:val="18"/>
-                <w:szCs w:val="18"/>
-              </w:rPr>
-              <w:t xml:space="preserve">Structured Role-Play with Ledger Recording: the physical trading simulation grounds abstract formulas in concrete action — learners experience the asymmetry between buying and selling price before they name it mathematically. The ledger format (CP | SP | Profit/Loss | Amount) creates a visual scaffold that makes the subtraction direction (SP − CP) feel intuitive rather than arbitrary. The deliberate inclusion of a loss scenario prevents learners from assuming trade always yields profit.</w:t>
-            </w:r>
-          </w:p>
-        </w:tc>
-        <w:tc>
-          <w:tcPr>
-            <w:tcW w:type="dxa" w:w="3040"/>
-            <w:shd w:fill="F2F2F2" w:color="auto" w:val="clear"/>
-            <w:tcMar>
-              <w:top w:type="dxa" w:w="60"/>
-              <w:left w:type="dxa" w:w="120"/>
-              <w:bottom w:type="dxa" w:w="60"/>
-              <w:right w:type="dxa" w:w="120"/>
-            </w:tcMar>
-            <w:vAlign w:val="top"/>
-          </w:tcPr>
-          <w:p>
-            <w:pPr>
-              <w:spacing w:after="40" w:before="0"/>
-              <w:jc w:val="left"/>
-            </w:pPr>
-            <w:r>
-              <w:rPr>
-                <w:rFonts w:ascii="Arial" w:cs="Arial" w:eastAsia="Arial" w:hAnsi="Arial"/>
-                <w:b w:val="false"/>
-                <w:bCs w:val="false"/>
-                <w:i w:val="false"/>
-                <w:iCs w:val="false"/>
-                <w:color w:val="000000"/>
-                <w:sz w:val="18"/>
-                <w:szCs w:val="18"/>
-              </w:rPr>
-              <w:t xml:space="preserve">Teacher examines Trading Ledger worksheets during circulation. Specific indicators: (1) Is CP correctly identified as the wholesale/buying price and SP as the selling price — or are learners confusing the two? (2) Is the subtraction performed in the correct direction (SP − CP for profit, CP − SP for loss)? (3) Can learners identify the loss item unprompted? (4) On returning to Mama Akinyi: does the learner now divide by CP (120) rather than SP (150)? Flag any group still dividing by SP for explicit correction in the Explain phase.</w:t>
-            </w:r>
-          </w:p>
-        </w:tc>
-      </w:tr>
-      <w:tr>
-        <w:tc>
-          <w:tcPr>
-            <w:tcW w:type="dxa" w:w="1520"/>
-            <w:shd w:fill="E2EFDA" w:color="auto" w:val="clear"/>
-            <w:tcMar>
-              <w:top w:type="dxa" w:w="60"/>
-              <w:left w:type="dxa" w:w="120"/>
-              <w:bottom w:type="dxa" w:w="60"/>
-              <w:right w:type="dxa" w:w="120"/>
-            </w:tcMar>
-            <w:vAlign w:val="top"/>
-          </w:tcPr>
-          <w:p>
-            <w:pPr>
-              <w:spacing w:after="40" w:before="0"/>
-              <w:jc w:val="left"/>
-            </w:pPr>
-            <w:r>
-              <w:rPr>
-                <w:rFonts w:ascii="Arial" w:cs="Arial" w:eastAsia="Arial" w:hAnsi="Arial"/>
-                <w:b/>
-                <w:bCs/>
-                <w:i w:val="false"/>
-                <w:iCs w:val="false"/>
-                <w:color w:val="000000"/>
-                <w:sz w:val="18"/>
-                <w:szCs w:val="18"/>
-              </w:rPr>
-              <w:t xml:space="preserve">Explain Phase</w:t>
-            </w:r>
-          </w:p>
-          <w:p>
-            <w:pPr>
-              <w:spacing w:after="20" w:before="0"/>
-            </w:pPr>
-            <w:r>
-              <w:rPr>
-                <w:rFonts w:ascii="Arial" w:cs="Arial" w:eastAsia="Arial" w:hAnsi="Arial"/>
-                <w:b/>
-                <w:bCs/>
-                <w:color w:val="1F3864"/>
-                <w:sz w:val="16"/>
-                <w:szCs w:val="16"/>
-              </w:rPr>
-              <w:t xml:space="preserve">📹 VIDEO:</w:t>
-            </w:r>
-          </w:p>
-          <w:p>
-            <w:pPr>
-              <w:spacing w:after="20" w:before="0"/>
-            </w:pPr>
-            <w:hyperlink w:history="1" r:id="rIdtejzzvpc209al3zntk0k-">
-              <w:r>
-                <w:rPr>
-                  <w:rFonts w:ascii="Arial" w:cs="Arial" w:eastAsia="Arial" w:hAnsi="Arial"/>
-                  <w:color w:val="2E75B6"/>
-                  <w:sz w:val="16"/>
-                  <w:szCs w:val="16"/>
-                  <w:u w:val="single" w:color="2E75B6"/>
-                </w:rPr>
-                <w:t xml:space="preserve">Modeling with one-step equations</w:t>
-              </w:r>
-            </w:hyperlink>
-          </w:p>
-          <w:p>
-            <w:pPr>
-              <w:spacing w:after="10" w:before="0"/>
-              <w:ind w:left="120"/>
-            </w:pPr>
-            <w:r>
-              <w:rPr>
-                <w:rFonts w:ascii="Arial" w:cs="Arial" w:eastAsia="Arial" w:hAnsi="Arial"/>
-                <w:color w:val="595959"/>
-                <w:sz w:val="14"/>
-                <w:szCs w:val="14"/>
-              </w:rPr>
-              <w:t xml:space="preserve">Source: Khan Academy (English - US curriculum)</w:t>
-            </w:r>
-          </w:p>
-          <w:p>
-            <w:pPr>
-              <w:spacing w:after="10" w:before="0"/>
-              <w:ind w:left="120"/>
-            </w:pPr>
-            <w:hyperlink w:history="1" r:id="rId0qjemkfkdpashu3ikg6cs">
+            <w:hyperlink w:history="1" r:id="rIdflmc2a5y0rnrerbucelj0">
               <w:r>
                 <w:rPr>
                   <w:rFonts w:ascii="Arial" w:cs="Arial" w:eastAsia="Arial" w:hAnsi="Arial"/>
@@ -16123,14 +16106,241 @@
                 <w:sz w:val="16"/>
                 <w:szCs w:val="16"/>
               </w:rPr>
-              <w:t xml:space="preserve">📖 HTML:</w:t>
+              <w:t xml:space="preserve">📖 READING:</w:t>
             </w:r>
           </w:p>
           <w:p>
             <w:pPr>
               <w:spacing w:after="20" w:before="0"/>
             </w:pPr>
-            <w:hyperlink w:history="1" r:id="rIdizyyri6_pkir7giwhg-lv">
+            <w:r>
+              <w:rPr>
+                <w:rFonts w:ascii="Arial" w:cs="Arial" w:eastAsia="Arial" w:hAnsi="Arial"/>
+                <w:i/>
+                <w:iCs/>
+                <w:color w:val="595959"/>
+                <w:sz w:val="16"/>
+                <w:szCs w:val="16"/>
+              </w:rPr>
+              <w:t xml:space="preserve">No closely matching reading in the ARES library for this activity.</w:t>
+            </w:r>
+          </w:p>
+          <w:p>
+            <w:pPr>
+              <w:spacing w:after="10" w:before="0"/>
+              <w:ind w:left="120"/>
+            </w:pPr>
+            <w:hyperlink w:history="1" r:id="rIdqg1y-recs3vycjdprdrp_">
+              <w:r>
+                <w:rPr>
+                  <w:rFonts w:ascii="Arial" w:cs="Arial" w:eastAsia="Arial" w:hAnsi="Arial"/>
+                  <w:color w:val="595959"/>
+                  <w:sz w:val="14"/>
+                  <w:szCs w:val="14"/>
+                  <w:u w:val="single" w:color="595959"/>
+                </w:rPr>
+                <w:t xml:space="preserve">🔍 Search ARES for readings</w:t>
+              </w:r>
+            </w:hyperlink>
+          </w:p>
+          <w:p>
+            <w:pPr>
+              <w:spacing w:after="10" w:before="0"/>
+              <w:ind w:left="120"/>
+            </w:pPr>
+            <w:r>
+              <w:rPr>
+                <w:rFonts w:ascii="Arial" w:cs="Arial" w:eastAsia="Arial" w:hAnsi="Arial"/>
+                <w:color w:val="595959"/>
+                <w:sz w:val="14"/>
+                <w:szCs w:val="14"/>
+              </w:rPr>
+              <w:t xml:space="preserve">Search terms: commercial arithmetic profit loss</w:t>
+            </w:r>
+          </w:p>
+        </w:tc>
+        <w:tc>
+          <w:tcPr>
+            <w:tcW w:type="dxa" w:w="3040"/>
+            <w:shd w:fill="FFFFFF" w:color="auto" w:val="clear"/>
+            <w:tcMar>
+              <w:top w:type="dxa" w:w="60"/>
+              <w:left w:type="dxa" w:w="120"/>
+              <w:bottom w:type="dxa" w:w="60"/>
+              <w:right w:type="dxa" w:w="120"/>
+            </w:tcMar>
+            <w:vAlign w:val="top"/>
+          </w:tcPr>
+          <w:p>
+            <w:pPr>
+              <w:spacing w:after="40" w:before="0"/>
+              <w:jc w:val="left"/>
+            </w:pPr>
+            <w:r>
+              <w:rPr>
+                <w:rFonts w:ascii="Arial" w:cs="Arial" w:eastAsia="Arial" w:hAnsi="Arial"/>
+                <w:b w:val="false"/>
+                <w:bCs w:val="false"/>
+                <w:i w:val="false"/>
+                <w:iCs w:val="false"/>
+                <w:color w:val="000000"/>
+                <w:sz w:val="18"/>
+                <w:szCs w:val="18"/>
+              </w:rPr>
+              <w:t xml:space="preserve">Groups present one trading scenario each (2 minutes per group, teacher selects 3 groups to present). Each presenting group writes their CP, SP, Profit/Loss, and percentage on the board. The class checks each group's arithmetic and votes (thumbs up / thumbs sideways / thumbs down) on whether the percentage was calculated correctly. After the three presentations, learners individually complete a 'Formula Consolidation Box' in their exercise books: they write the four formulas in their own words, then solve two structured problems — (a) a Kondele second-hand clothes trader who bought a dress for KSh 400 and sold it for KSh 550, and (b) a githeri seller in Kisumu who bought ingredients for KSh 180 and sold a portion for KSh 150 — calculating profit/loss and percentage for each.</w:t>
+            </w:r>
+          </w:p>
+        </w:tc>
+        <w:tc>
+          <w:tcPr>
+            <w:tcW w:type="dxa" w:w="3040"/>
+            <w:shd w:fill="F2F2F2" w:color="auto" w:val="clear"/>
+            <w:tcMar>
+              <w:top w:type="dxa" w:w="60"/>
+              <w:left w:type="dxa" w:w="120"/>
+              <w:bottom w:type="dxa" w:w="60"/>
+              <w:right w:type="dxa" w:w="120"/>
+            </w:tcMar>
+            <w:vAlign w:val="top"/>
+          </w:tcPr>
+          <w:p>
+            <w:pPr>
+              <w:spacing w:after="40" w:before="0"/>
+              <w:jc w:val="left"/>
+            </w:pPr>
+            <w:r>
+              <w:rPr>
+                <w:rFonts w:ascii="Arial" w:cs="Arial" w:eastAsia="Arial" w:hAnsi="Arial"/>
+                <w:b w:val="false"/>
+                <w:bCs w:val="false"/>
+                <w:i w:val="false"/>
+                <w:iCs w:val="false"/>
+                <w:color w:val="000000"/>
+                <w:sz w:val="18"/>
+                <w:szCs w:val="18"/>
+              </w:rPr>
+              <w:t xml:space="preserve">Manage presentations: 'Group 1 — come write your scenario on the board. Tell us: what was your CP, what was your SP, and what formula did you use?' After each presentation, ask the class: 'Thumbs up if you agree with the percentage calculation; thumbs sideways if you are unsure; thumbs down if you think it is wrong.' WAIT 8 seconds for thumbs to settle, then cold-call one thumbs-down learner: 'Chiamaka, you have thumbs down — what do you think went wrong?' WAIT 12 seconds. If the key misconception (dividing by SP) appears, address it explicitly: 'This is the most common mistake in profit and loss — the percentage is always out of what you PAID, not what you RECEIVED. The cost price is the base. Let me show you why that makes sense: if I pay KSh 100 and sell for KSh 200, I doubled my money — 100% profit. If I divided by 200 I would only get 50% — that doesn't match the story.' Write on the board: 'Percentage Profit = (Profit ÷ CP) × 100. Percentage Loss = (Loss ÷ CP) × 100. Always ÷ CP.' After consolidation box, cold-call 2 learners for problem (a) and 2 for problem (b). WAIT 10 seconds after each answer. Connect back to phenomenon: 'Now — what percentage profit is the Kondele stall making on the smartphone it sold Amina? The stall bought it for KSh 3,200 and marked it at KSh 5,000 before the 20% discount. What is the stall's percentage profit on the discounted sale price?' Give 2 minutes for learners to calculate individually.</w:t>
+            </w:r>
+          </w:p>
+        </w:tc>
+        <w:tc>
+          <w:tcPr>
+            <w:tcW w:type="dxa" w:w="3040"/>
+            <w:shd w:fill="FFFFFF" w:color="auto" w:val="clear"/>
+            <w:tcMar>
+              <w:top w:type="dxa" w:w="60"/>
+              <w:left w:type="dxa" w:w="120"/>
+              <w:bottom w:type="dxa" w:w="60"/>
+              <w:right w:type="dxa" w:w="120"/>
+            </w:tcMar>
+            <w:vAlign w:val="top"/>
+          </w:tcPr>
+          <w:p>
+            <w:pPr>
+              <w:spacing w:after="40" w:before="0"/>
+              <w:jc w:val="left"/>
+            </w:pPr>
+            <w:r>
+              <w:rPr>
+                <w:rFonts w:ascii="Arial" w:cs="Arial" w:eastAsia="Arial" w:hAnsi="Arial"/>
+                <w:b w:val="false"/>
+                <w:bCs w:val="false"/>
+                <w:i w:val="false"/>
+                <w:iCs w:val="false"/>
+                <w:color w:val="000000"/>
+                <w:sz w:val="18"/>
+                <w:szCs w:val="18"/>
+              </w:rPr>
+              <w:t xml:space="preserve">Peer Critique with Formula Anchoring: the public presentation + thumbs voting creates a low-stakes error-correction culture where misconceptions are named collectively rather than attributed to one learner. Writing formulas in their own words (Formula Consolidation Box) promotes deep encoding. The Kondele smartphone extension problem re-anchors the new formulas directly to Amina's phenomenon, showing learners that discounts (L2–L3) and profit (L5) are two sides of the same transaction — the seller's profit is embedded in the pre-discount price.</w:t>
+            </w:r>
+          </w:p>
+        </w:tc>
+        <w:tc>
+          <w:tcPr>
+            <w:tcW w:type="dxa" w:w="3040"/>
+            <w:shd w:fill="F2F2F2" w:color="auto" w:val="clear"/>
+            <w:tcMar>
+              <w:top w:type="dxa" w:w="60"/>
+              <w:left w:type="dxa" w:w="120"/>
+              <w:bottom w:type="dxa" w:w="60"/>
+              <w:right w:type="dxa" w:w="120"/>
+            </w:tcMar>
+            <w:vAlign w:val="top"/>
+          </w:tcPr>
+          <w:p>
+            <w:pPr>
+              <w:spacing w:after="40" w:before="0"/>
+              <w:jc w:val="left"/>
+            </w:pPr>
+            <w:r>
+              <w:rPr>
+                <w:rFonts w:ascii="Arial" w:cs="Arial" w:eastAsia="Arial" w:hAnsi="Arial"/>
+                <w:b w:val="false"/>
+                <w:bCs w:val="false"/>
+                <w:i w:val="false"/>
+                <w:iCs w:val="false"/>
+                <w:color w:val="000000"/>
+                <w:sz w:val="18"/>
+                <w:szCs w:val="18"/>
+              </w:rPr>
+              <w:t xml:space="preserve">During presentations: count how many groups used CP (not SP) as the denominator — this is the primary indicator of conceptual understanding. During Formula Consolidation Box: circulate and look for (1) correct formula statements, (2) correct identification of which number is profit and which is CP in each problem. For the Kondele extension: correct answer is SP after discount = KSh 5,000 × 0.80 = KSh 4,000; Profit = KSh 4,000 − KSh 3,200 = KSh 800; Percentage Profit = (800 ÷ 3,200) × 100 = 25%. Learners who arrive at 25% have fully integrated discounts and profit — note these for extension tasks in Lesson 6.</w:t>
+            </w:r>
+          </w:p>
+        </w:tc>
+      </w:tr>
+      <w:tr>
+        <w:tc>
+          <w:tcPr>
+            <w:tcW w:type="dxa" w:w="1520"/>
+            <w:shd w:fill="FCE4D6" w:color="auto" w:val="clear"/>
+            <w:tcMar>
+              <w:top w:type="dxa" w:w="60"/>
+              <w:left w:type="dxa" w:w="120"/>
+              <w:bottom w:type="dxa" w:w="60"/>
+              <w:right w:type="dxa" w:w="120"/>
+            </w:tcMar>
+            <w:vAlign w:val="top"/>
+          </w:tcPr>
+          <w:p>
+            <w:pPr>
+              <w:spacing w:after="40" w:before="0"/>
+              <w:jc w:val="left"/>
+            </w:pPr>
+            <w:r>
+              <w:rPr>
+                <w:rFonts w:ascii="Arial" w:cs="Arial" w:eastAsia="Arial" w:hAnsi="Arial"/>
+                <w:b/>
+                <w:bCs/>
+                <w:i w:val="false"/>
+                <w:iCs w:val="false"/>
+                <w:color w:val="000000"/>
+                <w:sz w:val="18"/>
+                <w:szCs w:val="18"/>
+              </w:rPr>
+              <w:t xml:space="preserve">Driving Question Board (DQB) Creation</w:t>
+            </w:r>
+          </w:p>
+          <w:p>
+            <w:pPr>
+              <w:spacing w:after="20" w:before="0"/>
+            </w:pPr>
+            <w:r>
+              <w:rPr>
+                <w:rFonts w:ascii="Arial" w:cs="Arial" w:eastAsia="Arial" w:hAnsi="Arial"/>
+                <w:b/>
+                <w:bCs/>
+                <w:color w:val="1F3864"/>
+                <w:sz w:val="16"/>
+                <w:szCs w:val="16"/>
+              </w:rPr>
+              <w:t xml:space="preserve">📹 VIDEO:</w:t>
+            </w:r>
+          </w:p>
+          <w:p>
+            <w:pPr>
+              <w:spacing w:after="20" w:before="0"/>
+            </w:pPr>
+            <w:hyperlink w:history="1" r:id="rIdyornx0wqk4yhiquhf_vdm">
               <w:r>
                 <w:rPr>
                   <w:rFonts w:ascii="Arial" w:cs="Arial" w:eastAsia="Arial" w:hAnsi="Arial"/>
@@ -16139,7 +16349,7 @@
                   <w:szCs w:val="16"/>
                   <w:u w:val="single" w:color="2E75B6"/>
                 </w:rPr>
-                <w:t xml:space="preserve">Avoiding Soil Loss (Flexbook)</w:t>
+                <w:t xml:space="preserve">Monopolist optimizing price: Dead weight loss</w:t>
               </w:r>
             </w:hyperlink>
           </w:p>
@@ -16155,7 +16365,7 @@
                 <w:sz w:val="14"/>
                 <w:szCs w:val="14"/>
               </w:rPr>
-              <w:t xml:space="preserve">Source: CK-12</w:t>
+              <w:t xml:space="preserve">Source: Khan Academy (English - US curriculum)</w:t>
             </w:r>
           </w:p>
           <w:p>
@@ -16163,235 +16373,7 @@
               <w:spacing w:after="10" w:before="0"/>
               <w:ind w:left="120"/>
             </w:pPr>
-            <w:hyperlink w:history="1" r:id="rIditckiatwfdnd-fsa7sw1v">
-              <w:r>
-                <w:rPr>
-                  <w:rFonts w:ascii="Arial" w:cs="Arial" w:eastAsia="Arial" w:hAnsi="Arial"/>
-                  <w:color w:val="595959"/>
-                  <w:sz w:val="14"/>
-                  <w:szCs w:val="14"/>
-                  <w:u w:val="single" w:color="595959"/>
-                </w:rPr>
-                <w:t xml:space="preserve">🔍 Search ARES for similar readings</w:t>
-              </w:r>
-            </w:hyperlink>
-          </w:p>
-        </w:tc>
-        <w:tc>
-          <w:tcPr>
-            <w:tcW w:type="dxa" w:w="3040"/>
-            <w:shd w:fill="FFFFFF" w:color="auto" w:val="clear"/>
-            <w:tcMar>
-              <w:top w:type="dxa" w:w="60"/>
-              <w:left w:type="dxa" w:w="120"/>
-              <w:bottom w:type="dxa" w:w="60"/>
-              <w:right w:type="dxa" w:w="120"/>
-            </w:tcMar>
-            <w:vAlign w:val="top"/>
-          </w:tcPr>
-          <w:p>
-            <w:pPr>
-              <w:spacing w:after="40" w:before="0"/>
-              <w:jc w:val="left"/>
-            </w:pPr>
-            <w:r>
-              <w:rPr>
-                <w:rFonts w:ascii="Arial" w:cs="Arial" w:eastAsia="Arial" w:hAnsi="Arial"/>
-                <w:b w:val="false"/>
-                <w:bCs w:val="false"/>
-                <w:i w:val="false"/>
-                <w:iCs w:val="false"/>
-                <w:color w:val="000000"/>
-                <w:sz w:val="18"/>
-                <w:szCs w:val="18"/>
-              </w:rPr>
-              <w:t xml:space="preserve">Groups present one trading scenario each (2 minutes per group, teacher selects 3 groups to present). Each presenting group writes their CP, SP, Profit/Loss, and percentage on the board. The class checks each group's arithmetic and votes (thumbs up / thumbs sideways / thumbs down) on whether the percentage was calculated correctly. After the three presentations, learners individually complete a 'Formula Consolidation Box' in their exercise books: they write the four formulas in their own words, then solve two structured problems — (a) a Kondele second-hand clothes trader who bought a dress for KSh 400 and sold it for KSh 550, and (b) a githeri seller in Kisumu who bought ingredients for KSh 180 and sold a portion for KSh 150 — calculating profit/loss and percentage for each.</w:t>
-            </w:r>
-          </w:p>
-        </w:tc>
-        <w:tc>
-          <w:tcPr>
-            <w:tcW w:type="dxa" w:w="3040"/>
-            <w:shd w:fill="F2F2F2" w:color="auto" w:val="clear"/>
-            <w:tcMar>
-              <w:top w:type="dxa" w:w="60"/>
-              <w:left w:type="dxa" w:w="120"/>
-              <w:bottom w:type="dxa" w:w="60"/>
-              <w:right w:type="dxa" w:w="120"/>
-            </w:tcMar>
-            <w:vAlign w:val="top"/>
-          </w:tcPr>
-          <w:p>
-            <w:pPr>
-              <w:spacing w:after="40" w:before="0"/>
-              <w:jc w:val="left"/>
-            </w:pPr>
-            <w:r>
-              <w:rPr>
-                <w:rFonts w:ascii="Arial" w:cs="Arial" w:eastAsia="Arial" w:hAnsi="Arial"/>
-                <w:b w:val="false"/>
-                <w:bCs w:val="false"/>
-                <w:i w:val="false"/>
-                <w:iCs w:val="false"/>
-                <w:color w:val="000000"/>
-                <w:sz w:val="18"/>
-                <w:szCs w:val="18"/>
-              </w:rPr>
-              <w:t xml:space="preserve">Manage presentations: 'Group 1 — come write your scenario on the board. Tell us: what was your CP, what was your SP, and what formula did you use?' After each presentation, ask the class: 'Thumbs up if you agree with the percentage calculation; thumbs sideways if you are unsure; thumbs down if you think it is wrong.' WAIT 8 seconds for thumbs to settle, then cold-call one thumbs-down learner: 'Chiamaka, you have thumbs down — what do you think went wrong?' WAIT 12 seconds. If the key misconception (dividing by SP) appears, address it explicitly: 'This is the most common mistake in profit and loss — the percentage is always out of what you PAID, not what you RECEIVED. The cost price is the base. Let me show you why that makes sense: if I pay KSh 100 and sell for KSh 200, I doubled my money — 100% profit. If I divided by 200 I would only get 50% — that doesn't match the story.' Write on the board: 'Percentage Profit = (Profit ÷ CP) × 100. Percentage Loss = (Loss ÷ CP) × 100. Always ÷ CP.' After consolidation box, cold-call 2 learners for problem (a) and 2 for problem (b). WAIT 10 seconds after each answer. Connect back to phenomenon: 'Now — what percentage profit is the Kondele stall making on the smartphone it sold Amina? The stall bought it for KSh 3,200 and marked it at KSh 5,000 before the 20% discount. What is the stall's percentage profit on the discounted sale price?' Give 2 minutes for learners to calculate individually.</w:t>
-            </w:r>
-          </w:p>
-        </w:tc>
-        <w:tc>
-          <w:tcPr>
-            <w:tcW w:type="dxa" w:w="3040"/>
-            <w:shd w:fill="FFFFFF" w:color="auto" w:val="clear"/>
-            <w:tcMar>
-              <w:top w:type="dxa" w:w="60"/>
-              <w:left w:type="dxa" w:w="120"/>
-              <w:bottom w:type="dxa" w:w="60"/>
-              <w:right w:type="dxa" w:w="120"/>
-            </w:tcMar>
-            <w:vAlign w:val="top"/>
-          </w:tcPr>
-          <w:p>
-            <w:pPr>
-              <w:spacing w:after="40" w:before="0"/>
-              <w:jc w:val="left"/>
-            </w:pPr>
-            <w:r>
-              <w:rPr>
-                <w:rFonts w:ascii="Arial" w:cs="Arial" w:eastAsia="Arial" w:hAnsi="Arial"/>
-                <w:b w:val="false"/>
-                <w:bCs w:val="false"/>
-                <w:i w:val="false"/>
-                <w:iCs w:val="false"/>
-                <w:color w:val="000000"/>
-                <w:sz w:val="18"/>
-                <w:szCs w:val="18"/>
-              </w:rPr>
-              <w:t xml:space="preserve">Peer Critique with Formula Anchoring: the public presentation + thumbs voting creates a low-stakes error-correction culture where misconceptions are named collectively rather than attributed to one learner. Writing formulas in their own words (Formula Consolidation Box) promotes deep encoding. The Kondele smartphone extension problem re-anchors the new formulas directly to Amina's phenomenon, showing learners that discounts (L2–L3) and profit (L5) are two sides of the same transaction — the seller's profit is embedded in the pre-discount price.</w:t>
-            </w:r>
-          </w:p>
-        </w:tc>
-        <w:tc>
-          <w:tcPr>
-            <w:tcW w:type="dxa" w:w="3040"/>
-            <w:shd w:fill="F2F2F2" w:color="auto" w:val="clear"/>
-            <w:tcMar>
-              <w:top w:type="dxa" w:w="60"/>
-              <w:left w:type="dxa" w:w="120"/>
-              <w:bottom w:type="dxa" w:w="60"/>
-              <w:right w:type="dxa" w:w="120"/>
-            </w:tcMar>
-            <w:vAlign w:val="top"/>
-          </w:tcPr>
-          <w:p>
-            <w:pPr>
-              <w:spacing w:after="40" w:before="0"/>
-              <w:jc w:val="left"/>
-            </w:pPr>
-            <w:r>
-              <w:rPr>
-                <w:rFonts w:ascii="Arial" w:cs="Arial" w:eastAsia="Arial" w:hAnsi="Arial"/>
-                <w:b w:val="false"/>
-                <w:bCs w:val="false"/>
-                <w:i w:val="false"/>
-                <w:iCs w:val="false"/>
-                <w:color w:val="000000"/>
-                <w:sz w:val="18"/>
-                <w:szCs w:val="18"/>
-              </w:rPr>
-              <w:t xml:space="preserve">During presentations: count how many groups used CP (not SP) as the denominator — this is the primary indicator of conceptual understanding. During Formula Consolidation Box: circulate and look for (1) correct formula statements, (2) correct identification of which number is profit and which is CP in each problem. For the Kondele extension: correct answer is SP after discount = KSh 5,000 × 0.80 = KSh 4,000; Profit = KSh 4,000 − KSh 3,200 = KSh 800; Percentage Profit = (800 ÷ 3,200) × 100 = 25%. Learners who arrive at 25% have fully integrated discounts and profit — note these for extension tasks in Lesson 6.</w:t>
-            </w:r>
-          </w:p>
-        </w:tc>
-      </w:tr>
-      <w:tr>
-        <w:tc>
-          <w:tcPr>
-            <w:tcW w:type="dxa" w:w="1520"/>
-            <w:shd w:fill="FCE4D6" w:color="auto" w:val="clear"/>
-            <w:tcMar>
-              <w:top w:type="dxa" w:w="60"/>
-              <w:left w:type="dxa" w:w="120"/>
-              <w:bottom w:type="dxa" w:w="60"/>
-              <w:right w:type="dxa" w:w="120"/>
-            </w:tcMar>
-            <w:vAlign w:val="top"/>
-          </w:tcPr>
-          <w:p>
-            <w:pPr>
-              <w:spacing w:after="40" w:before="0"/>
-              <w:jc w:val="left"/>
-            </w:pPr>
-            <w:r>
-              <w:rPr>
-                <w:rFonts w:ascii="Arial" w:cs="Arial" w:eastAsia="Arial" w:hAnsi="Arial"/>
-                <w:b/>
-                <w:bCs/>
-                <w:i w:val="false"/>
-                <w:iCs w:val="false"/>
-                <w:color w:val="000000"/>
-                <w:sz w:val="18"/>
-                <w:szCs w:val="18"/>
-              </w:rPr>
-              <w:t xml:space="preserve">Driving Question Board (DQB) Creation</w:t>
-            </w:r>
-          </w:p>
-          <w:p>
-            <w:pPr>
-              <w:spacing w:after="20" w:before="0"/>
-            </w:pPr>
-            <w:r>
-              <w:rPr>
-                <w:rFonts w:ascii="Arial" w:cs="Arial" w:eastAsia="Arial" w:hAnsi="Arial"/>
-                <w:b/>
-                <w:bCs/>
-                <w:color w:val="1F3864"/>
-                <w:sz w:val="16"/>
-                <w:szCs w:val="16"/>
-              </w:rPr>
-              <w:t xml:space="preserve">📹 VIDEO:</w:t>
-            </w:r>
-          </w:p>
-          <w:p>
-            <w:pPr>
-              <w:spacing w:after="20" w:before="0"/>
-            </w:pPr>
-            <w:hyperlink w:history="1" r:id="rIdubvtgfbyxmvau87sr0db2">
-              <w:r>
-                <w:rPr>
-                  <w:rFonts w:ascii="Arial" w:cs="Arial" w:eastAsia="Arial" w:hAnsi="Arial"/>
-                  <w:color w:val="2E75B6"/>
-                  <w:sz w:val="16"/>
-                  <w:szCs w:val="16"/>
-                  <w:u w:val="single" w:color="2E75B6"/>
-                </w:rPr>
-                <w:t xml:space="preserve">Modeling with one-step equations</w:t>
-              </w:r>
-            </w:hyperlink>
-          </w:p>
-          <w:p>
-            <w:pPr>
-              <w:spacing w:after="10" w:before="0"/>
-              <w:ind w:left="120"/>
-            </w:pPr>
-            <w:r>
-              <w:rPr>
-                <w:rFonts w:ascii="Arial" w:cs="Arial" w:eastAsia="Arial" w:hAnsi="Arial"/>
-                <w:color w:val="595959"/>
-                <w:sz w:val="14"/>
-                <w:szCs w:val="14"/>
-              </w:rPr>
-              <w:t xml:space="preserve">Source: Khan Academy (English - US curriculum)</w:t>
-            </w:r>
-          </w:p>
-          <w:p>
-            <w:pPr>
-              <w:spacing w:after="10" w:before="0"/>
-              <w:ind w:left="120"/>
-            </w:pPr>
-            <w:hyperlink w:history="1" r:id="rIdcb045mgo_fp03kyrr8yij">
+            <w:hyperlink w:history="1" r:id="rIdo0ep_appn281xfc28u8ie">
               <w:r>
                 <w:rPr>
                   <w:rFonts w:ascii="Arial" w:cs="Arial" w:eastAsia="Arial" w:hAnsi="Arial"/>
@@ -16429,14 +16411,241 @@
                 <w:sz w:val="16"/>
                 <w:szCs w:val="16"/>
               </w:rPr>
-              <w:t xml:space="preserve">📖 HTML:</w:t>
+              <w:t xml:space="preserve">📖 READING:</w:t>
             </w:r>
           </w:p>
           <w:p>
             <w:pPr>
               <w:spacing w:after="20" w:before="0"/>
             </w:pPr>
-            <w:hyperlink w:history="1" r:id="rId_yds__qs3deud1o6-u1ab">
+            <w:r>
+              <w:rPr>
+                <w:rFonts w:ascii="Arial" w:cs="Arial" w:eastAsia="Arial" w:hAnsi="Arial"/>
+                <w:i/>
+                <w:iCs/>
+                <w:color w:val="595959"/>
+                <w:sz w:val="16"/>
+                <w:szCs w:val="16"/>
+              </w:rPr>
+              <w:t xml:space="preserve">No closely matching reading in the ARES library for this activity.</w:t>
+            </w:r>
+          </w:p>
+          <w:p>
+            <w:pPr>
+              <w:spacing w:after="10" w:before="0"/>
+              <w:ind w:left="120"/>
+            </w:pPr>
+            <w:hyperlink w:history="1" r:id="rIdjedlirt1orsdds5y4zhs3">
+              <w:r>
+                <w:rPr>
+                  <w:rFonts w:ascii="Arial" w:cs="Arial" w:eastAsia="Arial" w:hAnsi="Arial"/>
+                  <w:color w:val="595959"/>
+                  <w:sz w:val="14"/>
+                  <w:szCs w:val="14"/>
+                  <w:u w:val="single" w:color="595959"/>
+                </w:rPr>
+                <w:t xml:space="preserve">🔍 Search ARES for readings</w:t>
+              </w:r>
+            </w:hyperlink>
+          </w:p>
+          <w:p>
+            <w:pPr>
+              <w:spacing w:after="10" w:before="0"/>
+              <w:ind w:left="120"/>
+            </w:pPr>
+            <w:r>
+              <w:rPr>
+                <w:rFonts w:ascii="Arial" w:cs="Arial" w:eastAsia="Arial" w:hAnsi="Arial"/>
+                <w:color w:val="595959"/>
+                <w:sz w:val="14"/>
+                <w:szCs w:val="14"/>
+              </w:rPr>
+              <w:t xml:space="preserve">Search terms: commercial arithmetic profit loss</w:t>
+            </w:r>
+          </w:p>
+        </w:tc>
+        <w:tc>
+          <w:tcPr>
+            <w:tcW w:type="dxa" w:w="3040"/>
+            <w:shd w:fill="FFFFFF" w:color="auto" w:val="clear"/>
+            <w:tcMar>
+              <w:top w:type="dxa" w:w="60"/>
+              <w:left w:type="dxa" w:w="120"/>
+              <w:bottom w:type="dxa" w:w="60"/>
+              <w:right w:type="dxa" w:w="120"/>
+            </w:tcMar>
+            <w:vAlign w:val="top"/>
+          </w:tcPr>
+          <w:p>
+            <w:pPr>
+              <w:spacing w:after="40" w:before="0"/>
+              <w:jc w:val="left"/>
+            </w:pPr>
+            <w:r>
+              <w:rPr>
+                <w:rFonts w:ascii="Arial" w:cs="Arial" w:eastAsia="Arial" w:hAnsi="Arial"/>
+                <w:b w:val="false"/>
+                <w:bCs w:val="false"/>
+                <w:i w:val="false"/>
+                <w:iCs w:val="false"/>
+                <w:color w:val="000000"/>
+                <w:sz w:val="18"/>
+                <w:szCs w:val="18"/>
+              </w:rPr>
+              <w:t xml:space="preserve">Each learner writes one sticky note (or a strip on shared paper) responding to the prompt: 'What does today's lesson about profit and loss help us understand about Amina's situation — or what new question does it raise?' Learners post their notes on the class DQB under one of three columns: WHAT WE NOW UNDERSTAND | WHAT WE ARE STILL WONDERING | HOW THIS CONNECTS TO AMINA. The class does a 90-second silent gallery walk of the board before the teacher facilitates a 2-minute whole-class synthesis.</w:t>
+            </w:r>
+          </w:p>
+        </w:tc>
+        <w:tc>
+          <w:tcPr>
+            <w:tcW w:type="dxa" w:w="3040"/>
+            <w:shd w:fill="F2F2F2" w:color="auto" w:val="clear"/>
+            <w:tcMar>
+              <w:top w:type="dxa" w:w="60"/>
+              <w:left w:type="dxa" w:w="120"/>
+              <w:bottom w:type="dxa" w:w="60"/>
+              <w:right w:type="dxa" w:w="120"/>
+            </w:tcMar>
+            <w:vAlign w:val="top"/>
+          </w:tcPr>
+          <w:p>
+            <w:pPr>
+              <w:spacing w:after="40" w:before="0"/>
+              <w:jc w:val="left"/>
+            </w:pPr>
+            <w:r>
+              <w:rPr>
+                <w:rFonts w:ascii="Arial" w:cs="Arial" w:eastAsia="Arial" w:hAnsi="Arial"/>
+                <w:b w:val="false"/>
+                <w:bCs w:val="false"/>
+                <w:i w:val="false"/>
+                <w:iCs w:val="false"/>
+                <w:color w:val="000000"/>
+                <w:sz w:val="18"/>
+                <w:szCs w:val="18"/>
+              </w:rPr>
+              <w:t xml:space="preserve">Distribute sticky notes. Say: 'Think about everything we have done today — the Wakulima Market role-play, Mama Akinyi's beans, and the Kondele smartphone calculation. Write one thing that now makes more sense about Amina's situation, OR one question you still have. You have 90 seconds.' After posting, say: 'Stand up — take 90 seconds to read what your classmates wrote. Don't talk yet, just read.' After gallery walk, facilitate synthesis by reading two notes aloud — choose one 'understanding' note and one 'wondering' note. Ask: 'Does anyone want to respond to this wondering?' WAIT 12 seconds. Explicitly update the DQB by adding a teacher-written card: 'LESSON 5 UNLOCK: Every price Amina pays has a profit margin built into it — discounts reduce what she pays, but the seller may still profit. Commissions (L4) reduce what the agent passes on. Profit/loss tells us who really benefits from a transaction.' Point to previous DQB cards from L1–L4 and say: 'We are getting closer to being able to fully answer Amina's question — next lesson we go deeper into profit and loss calculations with more complex scenarios.'</w:t>
+            </w:r>
+          </w:p>
+        </w:tc>
+        <w:tc>
+          <w:tcPr>
+            <w:tcW w:type="dxa" w:w="3040"/>
+            <w:shd w:fill="FFFFFF" w:color="auto" w:val="clear"/>
+            <w:tcMar>
+              <w:top w:type="dxa" w:w="60"/>
+              <w:left w:type="dxa" w:w="120"/>
+              <w:bottom w:type="dxa" w:w="60"/>
+              <w:right w:type="dxa" w:w="120"/>
+            </w:tcMar>
+            <w:vAlign w:val="top"/>
+          </w:tcPr>
+          <w:p>
+            <w:pPr>
+              <w:spacing w:after="40" w:before="0"/>
+              <w:jc w:val="left"/>
+            </w:pPr>
+            <w:r>
+              <w:rPr>
+                <w:rFonts w:ascii="Arial" w:cs="Arial" w:eastAsia="Arial" w:hAnsi="Arial"/>
+                <w:b w:val="false"/>
+                <w:bCs w:val="false"/>
+                <w:i w:val="false"/>
+                <w:iCs w:val="false"/>
+                <w:color w:val="000000"/>
+                <w:sz w:val="18"/>
+                <w:szCs w:val="18"/>
+              </w:rPr>
+              <w:t xml:space="preserve">Three-Column DQB Sorting: organising responses into 'Understand / Wonder / Connect to Amina' prevents the DQB from becoming a list of disconnected questions. The sorting act itself is a metacognitive move — learners must decide whether they feel settled or unsettled about an idea before posting. The gallery walk creates social validation: learners see that peers share their confusions, reducing anxiety about not yet understanding everything.</w:t>
+            </w:r>
+          </w:p>
+        </w:tc>
+        <w:tc>
+          <w:tcPr>
+            <w:tcW w:type="dxa" w:w="3040"/>
+            <w:shd w:fill="F2F2F2" w:color="auto" w:val="clear"/>
+            <w:tcMar>
+              <w:top w:type="dxa" w:w="60"/>
+              <w:left w:type="dxa" w:w="120"/>
+              <w:bottom w:type="dxa" w:w="60"/>
+              <w:right w:type="dxa" w:w="120"/>
+            </w:tcMar>
+            <w:vAlign w:val="top"/>
+          </w:tcPr>
+          <w:p>
+            <w:pPr>
+              <w:spacing w:after="40" w:before="0"/>
+              <w:jc w:val="left"/>
+            </w:pPr>
+            <w:r>
+              <w:rPr>
+                <w:rFonts w:ascii="Arial" w:cs="Arial" w:eastAsia="Arial" w:hAnsi="Arial"/>
+                <w:b w:val="false"/>
+                <w:bCs w:val="false"/>
+                <w:i w:val="false"/>
+                <w:iCs w:val="false"/>
+                <w:color w:val="000000"/>
+                <w:sz w:val="18"/>
+                <w:szCs w:val="18"/>
+              </w:rPr>
+              <w:t xml:space="preserve">Teacher reads all sticky notes after the lesson. Look for: (1) notes that correctly name the relationship between discount and profit (e.g., 'Even after the 20% discount, the stall still profits'); (2) notes that reveal persistent confusion about the direction of subtraction; (3) notes that raise forward-looking questions (e.g., 'What if Amina sells some mandazi at a loss to attract customers?') — these indicate readiness for Lesson 6's extended scenarios. Count the ratio of 'understand' to 'wonder' notes as a class-level confidence barometer.</w:t>
+            </w:r>
+          </w:p>
+        </w:tc>
+      </w:tr>
+      <w:tr>
+        <w:tc>
+          <w:tcPr>
+            <w:tcW w:type="dxa" w:w="1520"/>
+            <w:shd w:fill="D5E8F0" w:color="auto" w:val="clear"/>
+            <w:tcMar>
+              <w:top w:type="dxa" w:w="60"/>
+              <w:left w:type="dxa" w:w="120"/>
+              <w:bottom w:type="dxa" w:w="60"/>
+              <w:right w:type="dxa" w:w="120"/>
+            </w:tcMar>
+            <w:vAlign w:val="top"/>
+          </w:tcPr>
+          <w:p>
+            <w:pPr>
+              <w:spacing w:after="40" w:before="0"/>
+              <w:jc w:val="left"/>
+            </w:pPr>
+            <w:r>
+              <w:rPr>
+                <w:rFonts w:ascii="Arial" w:cs="Arial" w:eastAsia="Arial" w:hAnsi="Arial"/>
+                <w:b/>
+                <w:bCs/>
+                <w:i w:val="false"/>
+                <w:iCs w:val="false"/>
+                <w:color w:val="000000"/>
+                <w:sz w:val="18"/>
+                <w:szCs w:val="18"/>
+              </w:rPr>
+              <w:t xml:space="preserve">Model Building Phase</w:t>
+            </w:r>
+          </w:p>
+          <w:p>
+            <w:pPr>
+              <w:spacing w:after="20" w:before="0"/>
+            </w:pPr>
+            <w:r>
+              <w:rPr>
+                <w:rFonts w:ascii="Arial" w:cs="Arial" w:eastAsia="Arial" w:hAnsi="Arial"/>
+                <w:b/>
+                <w:bCs/>
+                <w:color w:val="1F3864"/>
+                <w:sz w:val="16"/>
+                <w:szCs w:val="16"/>
+              </w:rPr>
+              <w:t xml:space="preserve">📹 VIDEO:</w:t>
+            </w:r>
+          </w:p>
+          <w:p>
+            <w:pPr>
+              <w:spacing w:after="20" w:before="0"/>
+            </w:pPr>
+            <w:hyperlink w:history="1" r:id="rIdlpnewhn9srrqsv1vvkbjl">
               <w:r>
                 <w:rPr>
                   <w:rFonts w:ascii="Arial" w:cs="Arial" w:eastAsia="Arial" w:hAnsi="Arial"/>
@@ -16445,7 +16654,7 @@
                   <w:szCs w:val="16"/>
                   <w:u w:val="single" w:color="2E75B6"/>
                 </w:rPr>
-                <w:t xml:space="preserve">Avoiding Soil Loss (Flexbook)</w:t>
+                <w:t xml:space="preserve">Monopolist optimizing price: Dead weight loss</w:t>
               </w:r>
             </w:hyperlink>
           </w:p>
@@ -16461,7 +16670,7 @@
                 <w:sz w:val="14"/>
                 <w:szCs w:val="14"/>
               </w:rPr>
-              <w:t xml:space="preserve">Source: CK-12</w:t>
+              <w:t xml:space="preserve">Source: Khan Academy (English - US curriculum)</w:t>
             </w:r>
           </w:p>
           <w:p>
@@ -16469,235 +16678,7 @@
               <w:spacing w:after="10" w:before="0"/>
               <w:ind w:left="120"/>
             </w:pPr>
-            <w:hyperlink w:history="1" r:id="rIdllua6qhlx4pafms0nw6wx">
-              <w:r>
-                <w:rPr>
-                  <w:rFonts w:ascii="Arial" w:cs="Arial" w:eastAsia="Arial" w:hAnsi="Arial"/>
-                  <w:color w:val="595959"/>
-                  <w:sz w:val="14"/>
-                  <w:szCs w:val="14"/>
-                  <w:u w:val="single" w:color="595959"/>
-                </w:rPr>
-                <w:t xml:space="preserve">🔍 Search ARES for similar readings</w:t>
-              </w:r>
-            </w:hyperlink>
-          </w:p>
-        </w:tc>
-        <w:tc>
-          <w:tcPr>
-            <w:tcW w:type="dxa" w:w="3040"/>
-            <w:shd w:fill="FFFFFF" w:color="auto" w:val="clear"/>
-            <w:tcMar>
-              <w:top w:type="dxa" w:w="60"/>
-              <w:left w:type="dxa" w:w="120"/>
-              <w:bottom w:type="dxa" w:w="60"/>
-              <w:right w:type="dxa" w:w="120"/>
-            </w:tcMar>
-            <w:vAlign w:val="top"/>
-          </w:tcPr>
-          <w:p>
-            <w:pPr>
-              <w:spacing w:after="40" w:before="0"/>
-              <w:jc w:val="left"/>
-            </w:pPr>
-            <w:r>
-              <w:rPr>
-                <w:rFonts w:ascii="Arial" w:cs="Arial" w:eastAsia="Arial" w:hAnsi="Arial"/>
-                <w:b w:val="false"/>
-                <w:bCs w:val="false"/>
-                <w:i w:val="false"/>
-                <w:iCs w:val="false"/>
-                <w:color w:val="000000"/>
-                <w:sz w:val="18"/>
-                <w:szCs w:val="18"/>
-              </w:rPr>
-              <w:t xml:space="preserve">Each learner writes one sticky note (or a strip on shared paper) responding to the prompt: 'What does today's lesson about profit and loss help us understand about Amina's situation — or what new question does it raise?' Learners post their notes on the class DQB under one of three columns: WHAT WE NOW UNDERSTAND | WHAT WE ARE STILL WONDERING | HOW THIS CONNECTS TO AMINA. The class does a 90-second silent gallery walk of the board before the teacher facilitates a 2-minute whole-class synthesis.</w:t>
-            </w:r>
-          </w:p>
-        </w:tc>
-        <w:tc>
-          <w:tcPr>
-            <w:tcW w:type="dxa" w:w="3040"/>
-            <w:shd w:fill="F2F2F2" w:color="auto" w:val="clear"/>
-            <w:tcMar>
-              <w:top w:type="dxa" w:w="60"/>
-              <w:left w:type="dxa" w:w="120"/>
-              <w:bottom w:type="dxa" w:w="60"/>
-              <w:right w:type="dxa" w:w="120"/>
-            </w:tcMar>
-            <w:vAlign w:val="top"/>
-          </w:tcPr>
-          <w:p>
-            <w:pPr>
-              <w:spacing w:after="40" w:before="0"/>
-              <w:jc w:val="left"/>
-            </w:pPr>
-            <w:r>
-              <w:rPr>
-                <w:rFonts w:ascii="Arial" w:cs="Arial" w:eastAsia="Arial" w:hAnsi="Arial"/>
-                <w:b w:val="false"/>
-                <w:bCs w:val="false"/>
-                <w:i w:val="false"/>
-                <w:iCs w:val="false"/>
-                <w:color w:val="000000"/>
-                <w:sz w:val="18"/>
-                <w:szCs w:val="18"/>
-              </w:rPr>
-              <w:t xml:space="preserve">Distribute sticky notes. Say: 'Think about everything we have done today — the Wakulima Market role-play, Mama Akinyi's beans, and the Kondele smartphone calculation. Write one thing that now makes more sense about Amina's situation, OR one question you still have. You have 90 seconds.' After posting, say: 'Stand up — take 90 seconds to read what your classmates wrote. Don't talk yet, just read.' After gallery walk, facilitate synthesis by reading two notes aloud — choose one 'understanding' note and one 'wondering' note. Ask: 'Does anyone want to respond to this wondering?' WAIT 12 seconds. Explicitly update the DQB by adding a teacher-written card: 'LESSON 5 UNLOCK: Every price Amina pays has a profit margin built into it — discounts reduce what she pays, but the seller may still profit. Commissions (L4) reduce what the agent passes on. Profit/loss tells us who really benefits from a transaction.' Point to previous DQB cards from L1–L4 and say: 'We are getting closer to being able to fully answer Amina's question — next lesson we go deeper into profit and loss calculations with more complex scenarios.'</w:t>
-            </w:r>
-          </w:p>
-        </w:tc>
-        <w:tc>
-          <w:tcPr>
-            <w:tcW w:type="dxa" w:w="3040"/>
-            <w:shd w:fill="FFFFFF" w:color="auto" w:val="clear"/>
-            <w:tcMar>
-              <w:top w:type="dxa" w:w="60"/>
-              <w:left w:type="dxa" w:w="120"/>
-              <w:bottom w:type="dxa" w:w="60"/>
-              <w:right w:type="dxa" w:w="120"/>
-            </w:tcMar>
-            <w:vAlign w:val="top"/>
-          </w:tcPr>
-          <w:p>
-            <w:pPr>
-              <w:spacing w:after="40" w:before="0"/>
-              <w:jc w:val="left"/>
-            </w:pPr>
-            <w:r>
-              <w:rPr>
-                <w:rFonts w:ascii="Arial" w:cs="Arial" w:eastAsia="Arial" w:hAnsi="Arial"/>
-                <w:b w:val="false"/>
-                <w:bCs w:val="false"/>
-                <w:i w:val="false"/>
-                <w:iCs w:val="false"/>
-                <w:color w:val="000000"/>
-                <w:sz w:val="18"/>
-                <w:szCs w:val="18"/>
-              </w:rPr>
-              <w:t xml:space="preserve">Three-Column DQB Sorting: organising responses into 'Understand / Wonder / Connect to Amina' prevents the DQB from becoming a list of disconnected questions. The sorting act itself is a metacognitive move — learners must decide whether they feel settled or unsettled about an idea before posting. The gallery walk creates social validation: learners see that peers share their confusions, reducing anxiety about not yet understanding everything.</w:t>
-            </w:r>
-          </w:p>
-        </w:tc>
-        <w:tc>
-          <w:tcPr>
-            <w:tcW w:type="dxa" w:w="3040"/>
-            <w:shd w:fill="F2F2F2" w:color="auto" w:val="clear"/>
-            <w:tcMar>
-              <w:top w:type="dxa" w:w="60"/>
-              <w:left w:type="dxa" w:w="120"/>
-              <w:bottom w:type="dxa" w:w="60"/>
-              <w:right w:type="dxa" w:w="120"/>
-            </w:tcMar>
-            <w:vAlign w:val="top"/>
-          </w:tcPr>
-          <w:p>
-            <w:pPr>
-              <w:spacing w:after="40" w:before="0"/>
-              <w:jc w:val="left"/>
-            </w:pPr>
-            <w:r>
-              <w:rPr>
-                <w:rFonts w:ascii="Arial" w:cs="Arial" w:eastAsia="Arial" w:hAnsi="Arial"/>
-                <w:b w:val="false"/>
-                <w:bCs w:val="false"/>
-                <w:i w:val="false"/>
-                <w:iCs w:val="false"/>
-                <w:color w:val="000000"/>
-                <w:sz w:val="18"/>
-                <w:szCs w:val="18"/>
-              </w:rPr>
-              <w:t xml:space="preserve">Teacher reads all sticky notes after the lesson. Look for: (1) notes that correctly name the relationship between discount and profit (e.g., 'Even after the 20% discount, the stall still profits'); (2) notes that reveal persistent confusion about the direction of subtraction; (3) notes that raise forward-looking questions (e.g., 'What if Amina sells some mandazi at a loss to attract customers?') — these indicate readiness for Lesson 6's extended scenarios. Count the ratio of 'understand' to 'wonder' notes as a class-level confidence barometer.</w:t>
-            </w:r>
-          </w:p>
-        </w:tc>
-      </w:tr>
-      <w:tr>
-        <w:tc>
-          <w:tcPr>
-            <w:tcW w:type="dxa" w:w="1520"/>
-            <w:shd w:fill="D5E8F0" w:color="auto" w:val="clear"/>
-            <w:tcMar>
-              <w:top w:type="dxa" w:w="60"/>
-              <w:left w:type="dxa" w:w="120"/>
-              <w:bottom w:type="dxa" w:w="60"/>
-              <w:right w:type="dxa" w:w="120"/>
-            </w:tcMar>
-            <w:vAlign w:val="top"/>
-          </w:tcPr>
-          <w:p>
-            <w:pPr>
-              <w:spacing w:after="40" w:before="0"/>
-              <w:jc w:val="left"/>
-            </w:pPr>
-            <w:r>
-              <w:rPr>
-                <w:rFonts w:ascii="Arial" w:cs="Arial" w:eastAsia="Arial" w:hAnsi="Arial"/>
-                <w:b/>
-                <w:bCs/>
-                <w:i w:val="false"/>
-                <w:iCs w:val="false"/>
-                <w:color w:val="000000"/>
-                <w:sz w:val="18"/>
-                <w:szCs w:val="18"/>
-              </w:rPr>
-              <w:t xml:space="preserve">Model Building Phase</w:t>
-            </w:r>
-          </w:p>
-          <w:p>
-            <w:pPr>
-              <w:spacing w:after="20" w:before="0"/>
-            </w:pPr>
-            <w:r>
-              <w:rPr>
-                <w:rFonts w:ascii="Arial" w:cs="Arial" w:eastAsia="Arial" w:hAnsi="Arial"/>
-                <w:b/>
-                <w:bCs/>
-                <w:color w:val="1F3864"/>
-                <w:sz w:val="16"/>
-                <w:szCs w:val="16"/>
-              </w:rPr>
-              <w:t xml:space="preserve">📹 VIDEO:</w:t>
-            </w:r>
-          </w:p>
-          <w:p>
-            <w:pPr>
-              <w:spacing w:after="20" w:before="0"/>
-            </w:pPr>
-            <w:hyperlink w:history="1" r:id="rIddpdnrxesl9s62kkyspthp">
-              <w:r>
-                <w:rPr>
-                  <w:rFonts w:ascii="Arial" w:cs="Arial" w:eastAsia="Arial" w:hAnsi="Arial"/>
-                  <w:color w:val="2E75B6"/>
-                  <w:sz w:val="16"/>
-                  <w:szCs w:val="16"/>
-                  <w:u w:val="single" w:color="2E75B6"/>
-                </w:rPr>
-                <w:t xml:space="preserve">Modeling with one-step equations</w:t>
-              </w:r>
-            </w:hyperlink>
-          </w:p>
-          <w:p>
-            <w:pPr>
-              <w:spacing w:after="10" w:before="0"/>
-              <w:ind w:left="120"/>
-            </w:pPr>
-            <w:r>
-              <w:rPr>
-                <w:rFonts w:ascii="Arial" w:cs="Arial" w:eastAsia="Arial" w:hAnsi="Arial"/>
-                <w:color w:val="595959"/>
-                <w:sz w:val="14"/>
-                <w:szCs w:val="14"/>
-              </w:rPr>
-              <w:t xml:space="preserve">Source: Khan Academy (English - US curriculum)</w:t>
-            </w:r>
-          </w:p>
-          <w:p>
-            <w:pPr>
-              <w:spacing w:after="10" w:before="0"/>
-              <w:ind w:left="120"/>
-            </w:pPr>
-            <w:hyperlink w:history="1" r:id="rIdszc8ifw9xm2vdar5itn54">
+            <w:hyperlink w:history="1" r:id="rIdpqg_q-nxaz7hsrvebyovu">
               <w:r>
                 <w:rPr>
                   <w:rFonts w:ascii="Arial" w:cs="Arial" w:eastAsia="Arial" w:hAnsi="Arial"/>
@@ -16735,47 +16716,31 @@
                 <w:sz w:val="16"/>
                 <w:szCs w:val="16"/>
               </w:rPr>
-              <w:t xml:space="preserve">📖 HTML:</w:t>
+              <w:t xml:space="preserve">📖 READING:</w:t>
             </w:r>
           </w:p>
           <w:p>
             <w:pPr>
               <w:spacing w:after="20" w:before="0"/>
             </w:pPr>
-            <w:hyperlink w:history="1" r:id="rIdas-wwmqusuphh1tjdhpq8">
-              <w:r>
-                <w:rPr>
-                  <w:rFonts w:ascii="Arial" w:cs="Arial" w:eastAsia="Arial" w:hAnsi="Arial"/>
-                  <w:color w:val="2E75B6"/>
-                  <w:sz w:val="16"/>
-                  <w:szCs w:val="16"/>
-                  <w:u w:val="single" w:color="2E75B6"/>
-                </w:rPr>
-                <w:t xml:space="preserve">Avoiding Soil Loss (Flexbook)</w:t>
-              </w:r>
-            </w:hyperlink>
+            <w:r>
+              <w:rPr>
+                <w:rFonts w:ascii="Arial" w:cs="Arial" w:eastAsia="Arial" w:hAnsi="Arial"/>
+                <w:i/>
+                <w:iCs/>
+                <w:color w:val="595959"/>
+                <w:sz w:val="16"/>
+                <w:szCs w:val="16"/>
+              </w:rPr>
+              <w:t xml:space="preserve">No closely matching reading in the ARES library for this activity.</w:t>
+            </w:r>
           </w:p>
           <w:p>
             <w:pPr>
               <w:spacing w:after="10" w:before="0"/>
               <w:ind w:left="120"/>
             </w:pPr>
-            <w:r>
-              <w:rPr>
-                <w:rFonts w:ascii="Arial" w:cs="Arial" w:eastAsia="Arial" w:hAnsi="Arial"/>
-                <w:color w:val="595959"/>
-                <w:sz w:val="14"/>
-                <w:szCs w:val="14"/>
-              </w:rPr>
-              <w:t xml:space="preserve">Source: CK-12</w:t>
-            </w:r>
-          </w:p>
-          <w:p>
-            <w:pPr>
-              <w:spacing w:after="10" w:before="0"/>
-              <w:ind w:left="120"/>
-            </w:pPr>
-            <w:hyperlink w:history="1" r:id="rIdhm1tyooxf5blppxbxthpy">
+            <w:hyperlink w:history="1" r:id="rIdkg92_s16fsfjhn1c3nnvn">
               <w:r>
                 <w:rPr>
                   <w:rFonts w:ascii="Arial" w:cs="Arial" w:eastAsia="Arial" w:hAnsi="Arial"/>
@@ -16784,9 +16749,24 @@
                   <w:szCs w:val="14"/>
                   <w:u w:val="single" w:color="595959"/>
                 </w:rPr>
-                <w:t xml:space="preserve">🔍 Search ARES for similar readings</w:t>
+                <w:t xml:space="preserve">🔍 Search ARES for readings</w:t>
               </w:r>
             </w:hyperlink>
+          </w:p>
+          <w:p>
+            <w:pPr>
+              <w:spacing w:after="10" w:before="0"/>
+              <w:ind w:left="120"/>
+            </w:pPr>
+            <w:r>
+              <w:rPr>
+                <w:rFonts w:ascii="Arial" w:cs="Arial" w:eastAsia="Arial" w:hAnsi="Arial"/>
+                <w:color w:val="595959"/>
+                <w:sz w:val="14"/>
+                <w:szCs w:val="14"/>
+              </w:rPr>
+              <w:t xml:space="preserve">Search terms: commercial arithmetic profit loss</w:t>
+            </w:r>
           </w:p>
         </w:tc>
         <w:tc>
@@ -18497,40 +18477,24 @@
             <w:pPr>
               <w:spacing w:after="20" w:before="0"/>
             </w:pPr>
-            <w:hyperlink w:history="1" r:id="rIdxmwxnqmwavh9yccto63jg">
-              <w:r>
-                <w:rPr>
-                  <w:rFonts w:ascii="Arial" w:cs="Arial" w:eastAsia="Arial" w:hAnsi="Arial"/>
-                  <w:color w:val="2E75B6"/>
-                  <w:sz w:val="16"/>
-                  <w:szCs w:val="16"/>
-                  <w:u w:val="single" w:color="2E75B6"/>
-                </w:rPr>
-                <w:t xml:space="preserve">Modeling with systems of inequalities</w:t>
-              </w:r>
-            </w:hyperlink>
+            <w:r>
+              <w:rPr>
+                <w:rFonts w:ascii="Arial" w:cs="Arial" w:eastAsia="Arial" w:hAnsi="Arial"/>
+                <w:i/>
+                <w:iCs/>
+                <w:color w:val="595959"/>
+                <w:sz w:val="16"/>
+                <w:szCs w:val="16"/>
+              </w:rPr>
+              <w:t xml:space="preserve">No closely matching video in the ARES library for this activity.</w:t>
+            </w:r>
           </w:p>
           <w:p>
             <w:pPr>
               <w:spacing w:after="10" w:before="0"/>
               <w:ind w:left="120"/>
             </w:pPr>
-            <w:r>
-              <w:rPr>
-                <w:rFonts w:ascii="Arial" w:cs="Arial" w:eastAsia="Arial" w:hAnsi="Arial"/>
-                <w:color w:val="595959"/>
-                <w:sz w:val="14"/>
-                <w:szCs w:val="14"/>
-              </w:rPr>
-              <w:t xml:space="preserve">Source: Khan Academy (English - US curriculum)</w:t>
-            </w:r>
-          </w:p>
-          <w:p>
-            <w:pPr>
-              <w:spacing w:after="10" w:before="0"/>
-              <w:ind w:left="120"/>
-            </w:pPr>
-            <w:hyperlink w:history="1" r:id="rId6ivwy_xvr-jdb-3u4mhfl">
+            <w:hyperlink w:history="1" r:id="rIdvr8fmuwbdwfjio4m6qc_m">
               <w:r>
                 <w:rPr>
                   <w:rFonts w:ascii="Arial" w:cs="Arial" w:eastAsia="Arial" w:hAnsi="Arial"/>
@@ -18539,9 +18503,24 @@
                   <w:szCs w:val="14"/>
                   <w:u w:val="single" w:color="595959"/>
                 </w:rPr>
-                <w:t xml:space="preserve">🔍 Search ARES for similar videos</w:t>
+                <w:t xml:space="preserve">🔍 Search ARES for videos</w:t>
               </w:r>
             </w:hyperlink>
+          </w:p>
+          <w:p>
+            <w:pPr>
+              <w:spacing w:after="10" w:before="0"/>
+              <w:ind w:left="120"/>
+            </w:pPr>
+            <w:r>
+              <w:rPr>
+                <w:rFonts w:ascii="Arial" w:cs="Arial" w:eastAsia="Arial" w:hAnsi="Arial"/>
+                <w:color w:val="595959"/>
+                <w:sz w:val="14"/>
+                <w:szCs w:val="14"/>
+              </w:rPr>
+              <w:t xml:space="preserve">Search terms: commercial arithmetic percentage profit</w:t>
+            </w:r>
           </w:p>
           <w:p>
             <w:pPr>
@@ -18568,47 +18547,31 @@
                 <w:sz w:val="16"/>
                 <w:szCs w:val="16"/>
               </w:rPr>
-              <w:t xml:space="preserve">📖 HTML:</w:t>
+              <w:t xml:space="preserve">📖 READING:</w:t>
             </w:r>
           </w:p>
           <w:p>
             <w:pPr>
               <w:spacing w:after="20" w:before="0"/>
             </w:pPr>
-            <w:hyperlink w:history="1" r:id="rIdjpkph_9uzldvzkqiotwsk">
-              <w:r>
-                <w:rPr>
-                  <w:rFonts w:ascii="Arial" w:cs="Arial" w:eastAsia="Arial" w:hAnsi="Arial"/>
-                  <w:color w:val="2E75B6"/>
-                  <w:sz w:val="16"/>
-                  <w:szCs w:val="16"/>
-                  <w:u w:val="single" w:color="2E75B6"/>
-                </w:rPr>
-                <w:t xml:space="preserve">Avoiding Soil Loss (Flexbook)</w:t>
-              </w:r>
-            </w:hyperlink>
+            <w:r>
+              <w:rPr>
+                <w:rFonts w:ascii="Arial" w:cs="Arial" w:eastAsia="Arial" w:hAnsi="Arial"/>
+                <w:i/>
+                <w:iCs/>
+                <w:color w:val="595959"/>
+                <w:sz w:val="16"/>
+                <w:szCs w:val="16"/>
+              </w:rPr>
+              <w:t xml:space="preserve">No closely matching reading in the ARES library for this activity.</w:t>
+            </w:r>
           </w:p>
           <w:p>
             <w:pPr>
               <w:spacing w:after="10" w:before="0"/>
               <w:ind w:left="120"/>
             </w:pPr>
-            <w:r>
-              <w:rPr>
-                <w:rFonts w:ascii="Arial" w:cs="Arial" w:eastAsia="Arial" w:hAnsi="Arial"/>
-                <w:color w:val="595959"/>
-                <w:sz w:val="14"/>
-                <w:szCs w:val="14"/>
-              </w:rPr>
-              <w:t xml:space="preserve">Source: CK-12</w:t>
-            </w:r>
-          </w:p>
-          <w:p>
-            <w:pPr>
-              <w:spacing w:after="10" w:before="0"/>
-              <w:ind w:left="120"/>
-            </w:pPr>
-            <w:hyperlink w:history="1" r:id="rIdqxu57nqpgaiuzquxaidsl">
+            <w:hyperlink w:history="1" r:id="rIdog5qdsy69qxshdpj0w4wo">
               <w:r>
                 <w:rPr>
                   <w:rFonts w:ascii="Arial" w:cs="Arial" w:eastAsia="Arial" w:hAnsi="Arial"/>
@@ -18617,9 +18580,24 @@
                   <w:szCs w:val="14"/>
                   <w:u w:val="single" w:color="595959"/>
                 </w:rPr>
-                <w:t xml:space="preserve">🔍 Search ARES for similar readings</w:t>
+                <w:t xml:space="preserve">🔍 Search ARES for readings</w:t>
               </w:r>
             </w:hyperlink>
+          </w:p>
+          <w:p>
+            <w:pPr>
+              <w:spacing w:after="10" w:before="0"/>
+              <w:ind w:left="120"/>
+            </w:pPr>
+            <w:r>
+              <w:rPr>
+                <w:rFonts w:ascii="Arial" w:cs="Arial" w:eastAsia="Arial" w:hAnsi="Arial"/>
+                <w:color w:val="595959"/>
+                <w:sz w:val="14"/>
+                <w:szCs w:val="14"/>
+              </w:rPr>
+              <w:t xml:space="preserve">Search terms: commercial arithmetic percentage profit</w:t>
+            </w:r>
           </w:p>
         </w:tc>
         <w:tc>
@@ -18803,40 +18781,24 @@
             <w:pPr>
               <w:spacing w:after="20" w:before="0"/>
             </w:pPr>
-            <w:hyperlink w:history="1" r:id="rIdp_0e5czho_fobd98ymhv8">
-              <w:r>
-                <w:rPr>
-                  <w:rFonts w:ascii="Arial" w:cs="Arial" w:eastAsia="Arial" w:hAnsi="Arial"/>
-                  <w:color w:val="2E75B6"/>
-                  <w:sz w:val="16"/>
-                  <w:szCs w:val="16"/>
-                  <w:u w:val="single" w:color="2E75B6"/>
-                </w:rPr>
-                <w:t xml:space="preserve">Modeling with systems of inequalities</w:t>
-              </w:r>
-            </w:hyperlink>
+            <w:r>
+              <w:rPr>
+                <w:rFonts w:ascii="Arial" w:cs="Arial" w:eastAsia="Arial" w:hAnsi="Arial"/>
+                <w:i/>
+                <w:iCs/>
+                <w:color w:val="595959"/>
+                <w:sz w:val="16"/>
+                <w:szCs w:val="16"/>
+              </w:rPr>
+              <w:t xml:space="preserve">No closely matching video in the ARES library for this activity.</w:t>
+            </w:r>
           </w:p>
           <w:p>
             <w:pPr>
               <w:spacing w:after="10" w:before="0"/>
               <w:ind w:left="120"/>
             </w:pPr>
-            <w:r>
-              <w:rPr>
-                <w:rFonts w:ascii="Arial" w:cs="Arial" w:eastAsia="Arial" w:hAnsi="Arial"/>
-                <w:color w:val="595959"/>
-                <w:sz w:val="14"/>
-                <w:szCs w:val="14"/>
-              </w:rPr>
-              <w:t xml:space="preserve">Source: Khan Academy (English - US curriculum)</w:t>
-            </w:r>
-          </w:p>
-          <w:p>
-            <w:pPr>
-              <w:spacing w:after="10" w:before="0"/>
-              <w:ind w:left="120"/>
-            </w:pPr>
-            <w:hyperlink w:history="1" r:id="rIduzhqbodf_3osjaa_72ygx">
+            <w:hyperlink w:history="1" r:id="rIdsg8gxnmvfjssndzr7iy5n">
               <w:r>
                 <w:rPr>
                   <w:rFonts w:ascii="Arial" w:cs="Arial" w:eastAsia="Arial" w:hAnsi="Arial"/>
@@ -18845,9 +18807,24 @@
                   <w:szCs w:val="14"/>
                   <w:u w:val="single" w:color="595959"/>
                 </w:rPr>
-                <w:t xml:space="preserve">🔍 Search ARES for similar videos</w:t>
+                <w:t xml:space="preserve">🔍 Search ARES for videos</w:t>
               </w:r>
             </w:hyperlink>
+          </w:p>
+          <w:p>
+            <w:pPr>
+              <w:spacing w:after="10" w:before="0"/>
+              <w:ind w:left="120"/>
+            </w:pPr>
+            <w:r>
+              <w:rPr>
+                <w:rFonts w:ascii="Arial" w:cs="Arial" w:eastAsia="Arial" w:hAnsi="Arial"/>
+                <w:color w:val="595959"/>
+                <w:sz w:val="14"/>
+                <w:szCs w:val="14"/>
+              </w:rPr>
+              <w:t xml:space="preserve">Search terms: commercial arithmetic percentage profit</w:t>
+            </w:r>
           </w:p>
           <w:p>
             <w:pPr>
@@ -18874,47 +18851,31 @@
                 <w:sz w:val="16"/>
                 <w:szCs w:val="16"/>
               </w:rPr>
-              <w:t xml:space="preserve">📖 HTML:</w:t>
+              <w:t xml:space="preserve">📖 READING:</w:t>
             </w:r>
           </w:p>
           <w:p>
             <w:pPr>
               <w:spacing w:after="20" w:before="0"/>
             </w:pPr>
-            <w:hyperlink w:history="1" r:id="rIdx0qel993bbd_5efeozr6j">
-              <w:r>
-                <w:rPr>
-                  <w:rFonts w:ascii="Arial" w:cs="Arial" w:eastAsia="Arial" w:hAnsi="Arial"/>
-                  <w:color w:val="2E75B6"/>
-                  <w:sz w:val="16"/>
-                  <w:szCs w:val="16"/>
-                  <w:u w:val="single" w:color="2E75B6"/>
-                </w:rPr>
-                <w:t xml:space="preserve">Avoiding Soil Loss (Flexbook)</w:t>
-              </w:r>
-            </w:hyperlink>
+            <w:r>
+              <w:rPr>
+                <w:rFonts w:ascii="Arial" w:cs="Arial" w:eastAsia="Arial" w:hAnsi="Arial"/>
+                <w:i/>
+                <w:iCs/>
+                <w:color w:val="595959"/>
+                <w:sz w:val="16"/>
+                <w:szCs w:val="16"/>
+              </w:rPr>
+              <w:t xml:space="preserve">No closely matching reading in the ARES library for this activity.</w:t>
+            </w:r>
           </w:p>
           <w:p>
             <w:pPr>
               <w:spacing w:after="10" w:before="0"/>
               <w:ind w:left="120"/>
             </w:pPr>
-            <w:r>
-              <w:rPr>
-                <w:rFonts w:ascii="Arial" w:cs="Arial" w:eastAsia="Arial" w:hAnsi="Arial"/>
-                <w:color w:val="595959"/>
-                <w:sz w:val="14"/>
-                <w:szCs w:val="14"/>
-              </w:rPr>
-              <w:t xml:space="preserve">Source: CK-12</w:t>
-            </w:r>
-          </w:p>
-          <w:p>
-            <w:pPr>
-              <w:spacing w:after="10" w:before="0"/>
-              <w:ind w:left="120"/>
-            </w:pPr>
-            <w:hyperlink w:history="1" r:id="rId29fdbkrylli4uohgjqolt">
+            <w:hyperlink w:history="1" r:id="rIdqozc2fj5h3cjwzjqqepri">
               <w:r>
                 <w:rPr>
                   <w:rFonts w:ascii="Arial" w:cs="Arial" w:eastAsia="Arial" w:hAnsi="Arial"/>
@@ -18923,9 +18884,24 @@
                   <w:szCs w:val="14"/>
                   <w:u w:val="single" w:color="595959"/>
                 </w:rPr>
-                <w:t xml:space="preserve">🔍 Search ARES for similar readings</w:t>
+                <w:t xml:space="preserve">🔍 Search ARES for readings</w:t>
               </w:r>
             </w:hyperlink>
+          </w:p>
+          <w:p>
+            <w:pPr>
+              <w:spacing w:after="10" w:before="0"/>
+              <w:ind w:left="120"/>
+            </w:pPr>
+            <w:r>
+              <w:rPr>
+                <w:rFonts w:ascii="Arial" w:cs="Arial" w:eastAsia="Arial" w:hAnsi="Arial"/>
+                <w:color w:val="595959"/>
+                <w:sz w:val="14"/>
+                <w:szCs w:val="14"/>
+              </w:rPr>
+              <w:t xml:space="preserve">Search terms: commercial arithmetic percentage profit</w:t>
+            </w:r>
           </w:p>
         </w:tc>
         <w:tc>
@@ -19109,40 +19085,24 @@
             <w:pPr>
               <w:spacing w:after="20" w:before="0"/>
             </w:pPr>
-            <w:hyperlink w:history="1" r:id="rId2ifv5cokzzf1o8nwybdtx">
-              <w:r>
-                <w:rPr>
-                  <w:rFonts w:ascii="Arial" w:cs="Arial" w:eastAsia="Arial" w:hAnsi="Arial"/>
-                  <w:color w:val="2E75B6"/>
-                  <w:sz w:val="16"/>
-                  <w:szCs w:val="16"/>
-                  <w:u w:val="single" w:color="2E75B6"/>
-                </w:rPr>
-                <w:t xml:space="preserve">Modeling with systems of inequalities</w:t>
-              </w:r>
-            </w:hyperlink>
+            <w:r>
+              <w:rPr>
+                <w:rFonts w:ascii="Arial" w:cs="Arial" w:eastAsia="Arial" w:hAnsi="Arial"/>
+                <w:i/>
+                <w:iCs/>
+                <w:color w:val="595959"/>
+                <w:sz w:val="16"/>
+                <w:szCs w:val="16"/>
+              </w:rPr>
+              <w:t xml:space="preserve">No closely matching video in the ARES library for this activity.</w:t>
+            </w:r>
           </w:p>
           <w:p>
             <w:pPr>
               <w:spacing w:after="10" w:before="0"/>
               <w:ind w:left="120"/>
             </w:pPr>
-            <w:r>
-              <w:rPr>
-                <w:rFonts w:ascii="Arial" w:cs="Arial" w:eastAsia="Arial" w:hAnsi="Arial"/>
-                <w:color w:val="595959"/>
-                <w:sz w:val="14"/>
-                <w:szCs w:val="14"/>
-              </w:rPr>
-              <w:t xml:space="preserve">Source: Khan Academy (English - US curriculum)</w:t>
-            </w:r>
-          </w:p>
-          <w:p>
-            <w:pPr>
-              <w:spacing w:after="10" w:before="0"/>
-              <w:ind w:left="120"/>
-            </w:pPr>
-            <w:hyperlink w:history="1" r:id="rIdf70znn4grxmwwnpvkyie6">
+            <w:hyperlink w:history="1" r:id="rId0wbqhssvdncfcnvziwzer">
               <w:r>
                 <w:rPr>
                   <w:rFonts w:ascii="Arial" w:cs="Arial" w:eastAsia="Arial" w:hAnsi="Arial"/>
@@ -19151,9 +19111,24 @@
                   <w:szCs w:val="14"/>
                   <w:u w:val="single" w:color="595959"/>
                 </w:rPr>
-                <w:t xml:space="preserve">🔍 Search ARES for similar videos</w:t>
+                <w:t xml:space="preserve">🔍 Search ARES for videos</w:t>
               </w:r>
             </w:hyperlink>
+          </w:p>
+          <w:p>
+            <w:pPr>
+              <w:spacing w:after="10" w:before="0"/>
+              <w:ind w:left="120"/>
+            </w:pPr>
+            <w:r>
+              <w:rPr>
+                <w:rFonts w:ascii="Arial" w:cs="Arial" w:eastAsia="Arial" w:hAnsi="Arial"/>
+                <w:color w:val="595959"/>
+                <w:sz w:val="14"/>
+                <w:szCs w:val="14"/>
+              </w:rPr>
+              <w:t xml:space="preserve">Search terms: commercial arithmetic percentage profit</w:t>
+            </w:r>
           </w:p>
           <w:p>
             <w:pPr>
@@ -19180,47 +19155,31 @@
                 <w:sz w:val="16"/>
                 <w:szCs w:val="16"/>
               </w:rPr>
-              <w:t xml:space="preserve">📖 HTML:</w:t>
+              <w:t xml:space="preserve">📖 READING:</w:t>
             </w:r>
           </w:p>
           <w:p>
             <w:pPr>
               <w:spacing w:after="20" w:before="0"/>
             </w:pPr>
-            <w:hyperlink w:history="1" r:id="rIdq_nmgexrdyannystrw0lb">
-              <w:r>
-                <w:rPr>
-                  <w:rFonts w:ascii="Arial" w:cs="Arial" w:eastAsia="Arial" w:hAnsi="Arial"/>
-                  <w:color w:val="2E75B6"/>
-                  <w:sz w:val="16"/>
-                  <w:szCs w:val="16"/>
-                  <w:u w:val="single" w:color="2E75B6"/>
-                </w:rPr>
-                <w:t xml:space="preserve">Avoiding Soil Loss (Flexbook)</w:t>
-              </w:r>
-            </w:hyperlink>
+            <w:r>
+              <w:rPr>
+                <w:rFonts w:ascii="Arial" w:cs="Arial" w:eastAsia="Arial" w:hAnsi="Arial"/>
+                <w:i/>
+                <w:iCs/>
+                <w:color w:val="595959"/>
+                <w:sz w:val="16"/>
+                <w:szCs w:val="16"/>
+              </w:rPr>
+              <w:t xml:space="preserve">No closely matching reading in the ARES library for this activity.</w:t>
+            </w:r>
           </w:p>
           <w:p>
             <w:pPr>
               <w:spacing w:after="10" w:before="0"/>
               <w:ind w:left="120"/>
             </w:pPr>
-            <w:r>
-              <w:rPr>
-                <w:rFonts w:ascii="Arial" w:cs="Arial" w:eastAsia="Arial" w:hAnsi="Arial"/>
-                <w:color w:val="595959"/>
-                <w:sz w:val="14"/>
-                <w:szCs w:val="14"/>
-              </w:rPr>
-              <w:t xml:space="preserve">Source: CK-12</w:t>
-            </w:r>
-          </w:p>
-          <w:p>
-            <w:pPr>
-              <w:spacing w:after="10" w:before="0"/>
-              <w:ind w:left="120"/>
-            </w:pPr>
-            <w:hyperlink w:history="1" r:id="rId9_00cdiyxtymclqz-zg5z">
+            <w:hyperlink w:history="1" r:id="rIdhnq5_fja4papcf871ep1u">
               <w:r>
                 <w:rPr>
                   <w:rFonts w:ascii="Arial" w:cs="Arial" w:eastAsia="Arial" w:hAnsi="Arial"/>
@@ -19229,9 +19188,24 @@
                   <w:szCs w:val="14"/>
                   <w:u w:val="single" w:color="595959"/>
                 </w:rPr>
-                <w:t xml:space="preserve">🔍 Search ARES for similar readings</w:t>
+                <w:t xml:space="preserve">🔍 Search ARES for readings</w:t>
               </w:r>
             </w:hyperlink>
+          </w:p>
+          <w:p>
+            <w:pPr>
+              <w:spacing w:after="10" w:before="0"/>
+              <w:ind w:left="120"/>
+            </w:pPr>
+            <w:r>
+              <w:rPr>
+                <w:rFonts w:ascii="Arial" w:cs="Arial" w:eastAsia="Arial" w:hAnsi="Arial"/>
+                <w:color w:val="595959"/>
+                <w:sz w:val="14"/>
+                <w:szCs w:val="14"/>
+              </w:rPr>
+              <w:t xml:space="preserve">Search terms: commercial arithmetic percentage profit</w:t>
+            </w:r>
           </w:p>
         </w:tc>
         <w:tc>
@@ -19415,40 +19389,24 @@
             <w:pPr>
               <w:spacing w:after="20" w:before="0"/>
             </w:pPr>
-            <w:hyperlink w:history="1" r:id="rIdwlt7u1zlgysdswbzt4jvj">
-              <w:r>
-                <w:rPr>
-                  <w:rFonts w:ascii="Arial" w:cs="Arial" w:eastAsia="Arial" w:hAnsi="Arial"/>
-                  <w:color w:val="2E75B6"/>
-                  <w:sz w:val="16"/>
-                  <w:szCs w:val="16"/>
-                  <w:u w:val="single" w:color="2E75B6"/>
-                </w:rPr>
-                <w:t xml:space="preserve">Modeling with systems of inequalities</w:t>
-              </w:r>
-            </w:hyperlink>
+            <w:r>
+              <w:rPr>
+                <w:rFonts w:ascii="Arial" w:cs="Arial" w:eastAsia="Arial" w:hAnsi="Arial"/>
+                <w:i/>
+                <w:iCs/>
+                <w:color w:val="595959"/>
+                <w:sz w:val="16"/>
+                <w:szCs w:val="16"/>
+              </w:rPr>
+              <w:t xml:space="preserve">No closely matching video in the ARES library for this activity.</w:t>
+            </w:r>
           </w:p>
           <w:p>
             <w:pPr>
               <w:spacing w:after="10" w:before="0"/>
               <w:ind w:left="120"/>
             </w:pPr>
-            <w:r>
-              <w:rPr>
-                <w:rFonts w:ascii="Arial" w:cs="Arial" w:eastAsia="Arial" w:hAnsi="Arial"/>
-                <w:color w:val="595959"/>
-                <w:sz w:val="14"/>
-                <w:szCs w:val="14"/>
-              </w:rPr>
-              <w:t xml:space="preserve">Source: Khan Academy (English - US curriculum)</w:t>
-            </w:r>
-          </w:p>
-          <w:p>
-            <w:pPr>
-              <w:spacing w:after="10" w:before="0"/>
-              <w:ind w:left="120"/>
-            </w:pPr>
-            <w:hyperlink w:history="1" r:id="rId2on0ufivxwhgcdjd3t2k-">
+            <w:hyperlink w:history="1" r:id="rId1cum0r0sv2dxprub-bioa">
               <w:r>
                 <w:rPr>
                   <w:rFonts w:ascii="Arial" w:cs="Arial" w:eastAsia="Arial" w:hAnsi="Arial"/>
@@ -19457,9 +19415,24 @@
                   <w:szCs w:val="14"/>
                   <w:u w:val="single" w:color="595959"/>
                 </w:rPr>
-                <w:t xml:space="preserve">🔍 Search ARES for similar videos</w:t>
+                <w:t xml:space="preserve">🔍 Search ARES for videos</w:t>
               </w:r>
             </w:hyperlink>
+          </w:p>
+          <w:p>
+            <w:pPr>
+              <w:spacing w:after="10" w:before="0"/>
+              <w:ind w:left="120"/>
+            </w:pPr>
+            <w:r>
+              <w:rPr>
+                <w:rFonts w:ascii="Arial" w:cs="Arial" w:eastAsia="Arial" w:hAnsi="Arial"/>
+                <w:color w:val="595959"/>
+                <w:sz w:val="14"/>
+                <w:szCs w:val="14"/>
+              </w:rPr>
+              <w:t xml:space="preserve">Search terms: commercial arithmetic percentage profit</w:t>
+            </w:r>
           </w:p>
           <w:p>
             <w:pPr>
@@ -19486,47 +19459,31 @@
                 <w:sz w:val="16"/>
                 <w:szCs w:val="16"/>
               </w:rPr>
-              <w:t xml:space="preserve">📖 HTML:</w:t>
+              <w:t xml:space="preserve">📖 READING:</w:t>
             </w:r>
           </w:p>
           <w:p>
             <w:pPr>
               <w:spacing w:after="20" w:before="0"/>
             </w:pPr>
-            <w:hyperlink w:history="1" r:id="rIdasynhatsmyfky9ag7fae8">
-              <w:r>
-                <w:rPr>
-                  <w:rFonts w:ascii="Arial" w:cs="Arial" w:eastAsia="Arial" w:hAnsi="Arial"/>
-                  <w:color w:val="2E75B6"/>
-                  <w:sz w:val="16"/>
-                  <w:szCs w:val="16"/>
-                  <w:u w:val="single" w:color="2E75B6"/>
-                </w:rPr>
-                <w:t xml:space="preserve">Avoiding Soil Loss (Flexbook)</w:t>
-              </w:r>
-            </w:hyperlink>
+            <w:r>
+              <w:rPr>
+                <w:rFonts w:ascii="Arial" w:cs="Arial" w:eastAsia="Arial" w:hAnsi="Arial"/>
+                <w:i/>
+                <w:iCs/>
+                <w:color w:val="595959"/>
+                <w:sz w:val="16"/>
+                <w:szCs w:val="16"/>
+              </w:rPr>
+              <w:t xml:space="preserve">No closely matching reading in the ARES library for this activity.</w:t>
+            </w:r>
           </w:p>
           <w:p>
             <w:pPr>
               <w:spacing w:after="10" w:before="0"/>
               <w:ind w:left="120"/>
             </w:pPr>
-            <w:r>
-              <w:rPr>
-                <w:rFonts w:ascii="Arial" w:cs="Arial" w:eastAsia="Arial" w:hAnsi="Arial"/>
-                <w:color w:val="595959"/>
-                <w:sz w:val="14"/>
-                <w:szCs w:val="14"/>
-              </w:rPr>
-              <w:t xml:space="preserve">Source: CK-12</w:t>
-            </w:r>
-          </w:p>
-          <w:p>
-            <w:pPr>
-              <w:spacing w:after="10" w:before="0"/>
-              <w:ind w:left="120"/>
-            </w:pPr>
-            <w:hyperlink w:history="1" r:id="rIddjurvtel9gwgjgkbizb7o">
+            <w:hyperlink w:history="1" r:id="rIddgyjhiom0tvngmm8mycdd">
               <w:r>
                 <w:rPr>
                   <w:rFonts w:ascii="Arial" w:cs="Arial" w:eastAsia="Arial" w:hAnsi="Arial"/>
@@ -19535,9 +19492,24 @@
                   <w:szCs w:val="14"/>
                   <w:u w:val="single" w:color="595959"/>
                 </w:rPr>
-                <w:t xml:space="preserve">🔍 Search ARES for similar readings</w:t>
+                <w:t xml:space="preserve">🔍 Search ARES for readings</w:t>
               </w:r>
             </w:hyperlink>
+          </w:p>
+          <w:p>
+            <w:pPr>
+              <w:spacing w:after="10" w:before="0"/>
+              <w:ind w:left="120"/>
+            </w:pPr>
+            <w:r>
+              <w:rPr>
+                <w:rFonts w:ascii="Arial" w:cs="Arial" w:eastAsia="Arial" w:hAnsi="Arial"/>
+                <w:color w:val="595959"/>
+                <w:sz w:val="14"/>
+                <w:szCs w:val="14"/>
+              </w:rPr>
+              <w:t xml:space="preserve">Search terms: commercial arithmetic percentage profit</w:t>
+            </w:r>
           </w:p>
         </w:tc>
         <w:tc>
@@ -19721,40 +19693,24 @@
             <w:pPr>
               <w:spacing w:after="20" w:before="0"/>
             </w:pPr>
-            <w:hyperlink w:history="1" r:id="rIdkkh5dtfoxkazagix51qzy">
-              <w:r>
-                <w:rPr>
-                  <w:rFonts w:ascii="Arial" w:cs="Arial" w:eastAsia="Arial" w:hAnsi="Arial"/>
-                  <w:color w:val="2E75B6"/>
-                  <w:sz w:val="16"/>
-                  <w:szCs w:val="16"/>
-                  <w:u w:val="single" w:color="2E75B6"/>
-                </w:rPr>
-                <w:t xml:space="preserve">Modeling with systems of inequalities</w:t>
-              </w:r>
-            </w:hyperlink>
+            <w:r>
+              <w:rPr>
+                <w:rFonts w:ascii="Arial" w:cs="Arial" w:eastAsia="Arial" w:hAnsi="Arial"/>
+                <w:i/>
+                <w:iCs/>
+                <w:color w:val="595959"/>
+                <w:sz w:val="16"/>
+                <w:szCs w:val="16"/>
+              </w:rPr>
+              <w:t xml:space="preserve">No closely matching video in the ARES library for this activity.</w:t>
+            </w:r>
           </w:p>
           <w:p>
             <w:pPr>
               <w:spacing w:after="10" w:before="0"/>
               <w:ind w:left="120"/>
             </w:pPr>
-            <w:r>
-              <w:rPr>
-                <w:rFonts w:ascii="Arial" w:cs="Arial" w:eastAsia="Arial" w:hAnsi="Arial"/>
-                <w:color w:val="595959"/>
-                <w:sz w:val="14"/>
-                <w:szCs w:val="14"/>
-              </w:rPr>
-              <w:t xml:space="preserve">Source: Khan Academy (English - US curriculum)</w:t>
-            </w:r>
-          </w:p>
-          <w:p>
-            <w:pPr>
-              <w:spacing w:after="10" w:before="0"/>
-              <w:ind w:left="120"/>
-            </w:pPr>
-            <w:hyperlink w:history="1" r:id="rIduti7l4zb05hgvgdimzke0">
+            <w:hyperlink w:history="1" r:id="rIdruyj8jpmes57gkh0igwun">
               <w:r>
                 <w:rPr>
                   <w:rFonts w:ascii="Arial" w:cs="Arial" w:eastAsia="Arial" w:hAnsi="Arial"/>
@@ -19763,9 +19719,24 @@
                   <w:szCs w:val="14"/>
                   <w:u w:val="single" w:color="595959"/>
                 </w:rPr>
-                <w:t xml:space="preserve">🔍 Search ARES for similar videos</w:t>
+                <w:t xml:space="preserve">🔍 Search ARES for videos</w:t>
               </w:r>
             </w:hyperlink>
+          </w:p>
+          <w:p>
+            <w:pPr>
+              <w:spacing w:after="10" w:before="0"/>
+              <w:ind w:left="120"/>
+            </w:pPr>
+            <w:r>
+              <w:rPr>
+                <w:rFonts w:ascii="Arial" w:cs="Arial" w:eastAsia="Arial" w:hAnsi="Arial"/>
+                <w:color w:val="595959"/>
+                <w:sz w:val="14"/>
+                <w:szCs w:val="14"/>
+              </w:rPr>
+              <w:t xml:space="preserve">Search terms: commercial arithmetic percentage profit</w:t>
+            </w:r>
           </w:p>
           <w:p>
             <w:pPr>
@@ -19792,47 +19763,31 @@
                 <w:sz w:val="16"/>
                 <w:szCs w:val="16"/>
               </w:rPr>
-              <w:t xml:space="preserve">📖 HTML:</w:t>
+              <w:t xml:space="preserve">📖 READING:</w:t>
             </w:r>
           </w:p>
           <w:p>
             <w:pPr>
               <w:spacing w:after="20" w:before="0"/>
             </w:pPr>
-            <w:hyperlink w:history="1" r:id="rIdlrnsivzmzxzrq94ryllck">
-              <w:r>
-                <w:rPr>
-                  <w:rFonts w:ascii="Arial" w:cs="Arial" w:eastAsia="Arial" w:hAnsi="Arial"/>
-                  <w:color w:val="2E75B6"/>
-                  <w:sz w:val="16"/>
-                  <w:szCs w:val="16"/>
-                  <w:u w:val="single" w:color="2E75B6"/>
-                </w:rPr>
-                <w:t xml:space="preserve">Avoiding Soil Loss (Flexbook)</w:t>
-              </w:r>
-            </w:hyperlink>
+            <w:r>
+              <w:rPr>
+                <w:rFonts w:ascii="Arial" w:cs="Arial" w:eastAsia="Arial" w:hAnsi="Arial"/>
+                <w:i/>
+                <w:iCs/>
+                <w:color w:val="595959"/>
+                <w:sz w:val="16"/>
+                <w:szCs w:val="16"/>
+              </w:rPr>
+              <w:t xml:space="preserve">No closely matching reading in the ARES library for this activity.</w:t>
+            </w:r>
           </w:p>
           <w:p>
             <w:pPr>
               <w:spacing w:after="10" w:before="0"/>
               <w:ind w:left="120"/>
             </w:pPr>
-            <w:r>
-              <w:rPr>
-                <w:rFonts w:ascii="Arial" w:cs="Arial" w:eastAsia="Arial" w:hAnsi="Arial"/>
-                <w:color w:val="595959"/>
-                <w:sz w:val="14"/>
-                <w:szCs w:val="14"/>
-              </w:rPr>
-              <w:t xml:space="preserve">Source: CK-12</w:t>
-            </w:r>
-          </w:p>
-          <w:p>
-            <w:pPr>
-              <w:spacing w:after="10" w:before="0"/>
-              <w:ind w:left="120"/>
-            </w:pPr>
-            <w:hyperlink w:history="1" r:id="rIdyazx324-l1x7vmxtessef">
+            <w:hyperlink w:history="1" r:id="rIdyddxtb9iqs1y6dh1cp8ul">
               <w:r>
                 <w:rPr>
                   <w:rFonts w:ascii="Arial" w:cs="Arial" w:eastAsia="Arial" w:hAnsi="Arial"/>
@@ -19841,9 +19796,24 @@
                   <w:szCs w:val="14"/>
                   <w:u w:val="single" w:color="595959"/>
                 </w:rPr>
-                <w:t xml:space="preserve">🔍 Search ARES for similar readings</w:t>
+                <w:t xml:space="preserve">🔍 Search ARES for readings</w:t>
               </w:r>
             </w:hyperlink>
+          </w:p>
+          <w:p>
+            <w:pPr>
+              <w:spacing w:after="10" w:before="0"/>
+              <w:ind w:left="120"/>
+            </w:pPr>
+            <w:r>
+              <w:rPr>
+                <w:rFonts w:ascii="Arial" w:cs="Arial" w:eastAsia="Arial" w:hAnsi="Arial"/>
+                <w:color w:val="595959"/>
+                <w:sz w:val="14"/>
+                <w:szCs w:val="14"/>
+              </w:rPr>
+              <w:t xml:space="preserve">Search terms: commercial arithmetic percentage profit</w:t>
+            </w:r>
           </w:p>
         </w:tc>
         <w:tc>
@@ -21574,7 +21544,7 @@
             <w:pPr>
               <w:spacing w:after="20" w:before="0"/>
             </w:pPr>
-            <w:hyperlink w:history="1" r:id="rIdah_geqvpvatlm6ajyplkg">
+            <w:hyperlink w:history="1" r:id="rIdbqejwosgw549dfhpwfo0r">
               <w:r>
                 <w:rPr>
                   <w:rFonts w:ascii="Arial" w:cs="Arial" w:eastAsia="Arial" w:hAnsi="Arial"/>
@@ -21583,7 +21553,7 @@
                   <w:szCs w:val="16"/>
                   <w:u w:val="single" w:color="2E75B6"/>
                 </w:rPr>
-                <w:t xml:space="preserve">Modeling with systems of inequalities</w:t>
+                <w:t xml:space="preserve">Currency conversion word problem</w:t>
               </w:r>
             </w:hyperlink>
           </w:p>
@@ -21607,7 +21577,7 @@
               <w:spacing w:after="10" w:before="0"/>
               <w:ind w:left="120"/>
             </w:pPr>
-            <w:hyperlink w:history="1" r:id="rIdl2f60gz2j_g7fxmezihcp">
+            <w:hyperlink w:history="1" r:id="rIdzwn7imzobhcesepe7gfqf">
               <w:r>
                 <w:rPr>
                   <w:rFonts w:ascii="Arial" w:cs="Arial" w:eastAsia="Arial" w:hAnsi="Arial"/>
@@ -21645,14 +21615,14 @@
                 <w:sz w:val="16"/>
                 <w:szCs w:val="16"/>
               </w:rPr>
-              <w:t xml:space="preserve">📖 HTML:</w:t>
+              <w:t xml:space="preserve">📖 EXERCISE:</w:t>
             </w:r>
           </w:p>
           <w:p>
             <w:pPr>
               <w:spacing w:after="20" w:before="0"/>
             </w:pPr>
-            <w:hyperlink w:history="1" r:id="rIdne7ggmtukug71cdd5ag7p">
+            <w:hyperlink w:history="1" r:id="rIdwy3p7vxl5ls9zmx5u0xoo">
               <w:r>
                 <w:rPr>
                   <w:rFonts w:ascii="Arial" w:cs="Arial" w:eastAsia="Arial" w:hAnsi="Arial"/>
@@ -21661,7 +21631,7 @@
                   <w:szCs w:val="16"/>
                   <w:u w:val="single" w:color="2E75B6"/>
                 </w:rPr>
-                <w:t xml:space="preserve">Conversion of Decimals, Fractions, and Percent (Flexbook)</w:t>
+                <w:t xml:space="preserve">Exchange rates</w:t>
               </w:r>
             </w:hyperlink>
           </w:p>
@@ -21677,7 +21647,7 @@
                 <w:sz w:val="14"/>
                 <w:szCs w:val="14"/>
               </w:rPr>
-              <w:t xml:space="preserve">Source: CK-12</w:t>
+              <w:t xml:space="preserve">Source: Khan Academy (English - US curriculum)</w:t>
             </w:r>
           </w:p>
           <w:p>
@@ -21685,7 +21655,7 @@
               <w:spacing w:after="10" w:before="0"/>
               <w:ind w:left="120"/>
             </w:pPr>
-            <w:hyperlink w:history="1" r:id="rIdsoy7nvi6oknkt1upqwz9u">
+            <w:hyperlink w:history="1" r:id="rIdtftam2cuilxncoekpunqr">
               <w:r>
                 <w:rPr>
                   <w:rFonts w:ascii="Arial" w:cs="Arial" w:eastAsia="Arial" w:hAnsi="Arial"/>
@@ -21880,7 +21850,7 @@
             <w:pPr>
               <w:spacing w:after="20" w:before="0"/>
             </w:pPr>
-            <w:hyperlink w:history="1" r:id="rId6jhiws0s2yvqusibuj-0-">
+            <w:hyperlink w:history="1" r:id="rIdamiocz64t3ue-kj4wwwus">
               <w:r>
                 <w:rPr>
                   <w:rFonts w:ascii="Arial" w:cs="Arial" w:eastAsia="Arial" w:hAnsi="Arial"/>
@@ -21889,7 +21859,7 @@
                   <w:szCs w:val="16"/>
                   <w:u w:val="single" w:color="2E75B6"/>
                 </w:rPr>
-                <w:t xml:space="preserve">Modeling with systems of inequalities</w:t>
+                <w:t xml:space="preserve">Introduction to currency exchange and trade</w:t>
               </w:r>
             </w:hyperlink>
           </w:p>
@@ -21913,7 +21883,7 @@
               <w:spacing w:after="10" w:before="0"/>
               <w:ind w:left="120"/>
             </w:pPr>
-            <w:hyperlink w:history="1" r:id="rIdywxxwnpmens7jeb5b-oto">
+            <w:hyperlink w:history="1" r:id="rIdw86f0txyatdb2y5uklxvk">
               <w:r>
                 <w:rPr>
                   <w:rFonts w:ascii="Arial" w:cs="Arial" w:eastAsia="Arial" w:hAnsi="Arial"/>
@@ -21951,14 +21921,14 @@
                 <w:sz w:val="16"/>
                 <w:szCs w:val="16"/>
               </w:rPr>
-              <w:t xml:space="preserve">📖 HTML:</w:t>
+              <w:t xml:space="preserve">📖 EXERCISE:</w:t>
             </w:r>
           </w:p>
           <w:p>
             <w:pPr>
               <w:spacing w:after="20" w:before="0"/>
             </w:pPr>
-            <w:hyperlink w:history="1" r:id="rIdxhpr7rhhxmllrnggvpobr">
+            <w:hyperlink w:history="1" r:id="rIdhpbiztexucousn6w4ve6k">
               <w:r>
                 <w:rPr>
                   <w:rFonts w:ascii="Arial" w:cs="Arial" w:eastAsia="Arial" w:hAnsi="Arial"/>
@@ -21967,7 +21937,7 @@
                   <w:szCs w:val="16"/>
                   <w:u w:val="single" w:color="2E75B6"/>
                 </w:rPr>
-                <w:t xml:space="preserve">Conversion of Decimals, Fractions, and Percent (Flexbook)</w:t>
+                <w:t xml:space="preserve">The foreign exchange market</w:t>
               </w:r>
             </w:hyperlink>
           </w:p>
@@ -21983,7 +21953,7 @@
                 <w:sz w:val="14"/>
                 <w:szCs w:val="14"/>
               </w:rPr>
-              <w:t xml:space="preserve">Source: CK-12</w:t>
+              <w:t xml:space="preserve">Source: Khan Academy (English - US curriculum)</w:t>
             </w:r>
           </w:p>
           <w:p>
@@ -21991,7 +21961,7 @@
               <w:spacing w:after="10" w:before="0"/>
               <w:ind w:left="120"/>
             </w:pPr>
-            <w:hyperlink w:history="1" r:id="rIdyyzkzz6ia8xqytlrnnehc">
+            <w:hyperlink w:history="1" r:id="rIdp6mwuxo8vre_sco839rcr">
               <w:r>
                 <w:rPr>
                   <w:rFonts w:ascii="Arial" w:cs="Arial" w:eastAsia="Arial" w:hAnsi="Arial"/>
@@ -22186,7 +22156,7 @@
             <w:pPr>
               <w:spacing w:after="20" w:before="0"/>
             </w:pPr>
-            <w:hyperlink w:history="1" r:id="rIdq4jyqlpjauxtce5tcab2w">
+            <w:hyperlink w:history="1" r:id="rId9tuapyfsyvjhbmj_aich2">
               <w:r>
                 <w:rPr>
                   <w:rFonts w:ascii="Arial" w:cs="Arial" w:eastAsia="Arial" w:hAnsi="Arial"/>
@@ -22195,7 +22165,7 @@
                   <w:szCs w:val="16"/>
                   <w:u w:val="single" w:color="2E75B6"/>
                 </w:rPr>
-                <w:t xml:space="preserve">Modeling with systems of inequalities</w:t>
+                <w:t xml:space="preserve">Currency exchange introduction</w:t>
               </w:r>
             </w:hyperlink>
           </w:p>
@@ -22219,7 +22189,7 @@
               <w:spacing w:after="10" w:before="0"/>
               <w:ind w:left="120"/>
             </w:pPr>
-            <w:hyperlink w:history="1" r:id="rIdhsc6kcr-jmzvume4_nqlu">
+            <w:hyperlink w:history="1" r:id="rId7zpulobvvlmf_uactlusy">
               <w:r>
                 <w:rPr>
                   <w:rFonts w:ascii="Arial" w:cs="Arial" w:eastAsia="Arial" w:hAnsi="Arial"/>
@@ -22257,14 +22227,14 @@
                 <w:sz w:val="16"/>
                 <w:szCs w:val="16"/>
               </w:rPr>
-              <w:t xml:space="preserve">📖 HTML:</w:t>
+              <w:t xml:space="preserve">📖 EXERCISE:</w:t>
             </w:r>
           </w:p>
           <w:p>
             <w:pPr>
               <w:spacing w:after="20" w:before="0"/>
             </w:pPr>
-            <w:hyperlink w:history="1" r:id="rId9pa23uxsqnvluakiusxq7">
+            <w:hyperlink w:history="1" r:id="rIdaw0xjztglgni4s-91a5xh">
               <w:r>
                 <w:rPr>
                   <w:rFonts w:ascii="Arial" w:cs="Arial" w:eastAsia="Arial" w:hAnsi="Arial"/>
@@ -22273,7 +22243,7 @@
                   <w:szCs w:val="16"/>
                   <w:u w:val="single" w:color="2E75B6"/>
                 </w:rPr>
-                <w:t xml:space="preserve">Conversion of Decimals, Fractions, and Percent (Flexbook)</w:t>
+                <w:t xml:space="preserve">Effect of changes in policies and economic conditions on the foreign exchange market</w:t>
               </w:r>
             </w:hyperlink>
           </w:p>
@@ -22289,7 +22259,7 @@
                 <w:sz w:val="14"/>
                 <w:szCs w:val="14"/>
               </w:rPr>
-              <w:t xml:space="preserve">Source: CK-12</w:t>
+              <w:t xml:space="preserve">Source: Khan Academy (English - US curriculum)</w:t>
             </w:r>
           </w:p>
           <w:p>
@@ -22297,7 +22267,7 @@
               <w:spacing w:after="10" w:before="0"/>
               <w:ind w:left="120"/>
             </w:pPr>
-            <w:hyperlink w:history="1" r:id="rIdocxiaamhnfblv448wwazm">
+            <w:hyperlink w:history="1" r:id="rIdqduymc_ohjs055o8eqplx">
               <w:r>
                 <w:rPr>
                   <w:rFonts w:ascii="Arial" w:cs="Arial" w:eastAsia="Arial" w:hAnsi="Arial"/>
@@ -22492,7 +22462,7 @@
             <w:pPr>
               <w:spacing w:after="20" w:before="0"/>
             </w:pPr>
-            <w:hyperlink w:history="1" r:id="rIdem95qrzpnbwd5y_plkza5">
+            <w:hyperlink w:history="1" r:id="rIdhgulhizngmswv8wgu4esk">
               <w:r>
                 <w:rPr>
                   <w:rFonts w:ascii="Arial" w:cs="Arial" w:eastAsia="Arial" w:hAnsi="Arial"/>
@@ -22501,7 +22471,7 @@
                   <w:szCs w:val="16"/>
                   <w:u w:val="single" w:color="2E75B6"/>
                 </w:rPr>
-                <w:t xml:space="preserve">Modeling with systems of inequalities</w:t>
+                <w:t xml:space="preserve">Causes of shifts in currency supply and demand curves</w:t>
               </w:r>
             </w:hyperlink>
           </w:p>
@@ -22525,7 +22495,7 @@
               <w:spacing w:after="10" w:before="0"/>
               <w:ind w:left="120"/>
             </w:pPr>
-            <w:hyperlink w:history="1" r:id="rIdll2jra-tlr6hxzt2mctvp">
+            <w:hyperlink w:history="1" r:id="rIdzumq5kcfbw7yfzegrmecf">
               <w:r>
                 <w:rPr>
                   <w:rFonts w:ascii="Arial" w:cs="Arial" w:eastAsia="Arial" w:hAnsi="Arial"/>
@@ -22563,14 +22533,14 @@
                 <w:sz w:val="16"/>
                 <w:szCs w:val="16"/>
               </w:rPr>
-              <w:t xml:space="preserve">📖 HTML:</w:t>
+              <w:t xml:space="preserve">📖 EXERCISE:</w:t>
             </w:r>
           </w:p>
           <w:p>
             <w:pPr>
               <w:spacing w:after="20" w:before="0"/>
             </w:pPr>
-            <w:hyperlink w:history="1" r:id="rIdghviwafvoi4cybdgnwiyz">
+            <w:hyperlink w:history="1" r:id="rId-jlaufjlatipk20-ickzu">
               <w:r>
                 <w:rPr>
                   <w:rFonts w:ascii="Arial" w:cs="Arial" w:eastAsia="Arial" w:hAnsi="Arial"/>
@@ -22579,7 +22549,7 @@
                   <w:szCs w:val="16"/>
                   <w:u w:val="single" w:color="2E75B6"/>
                 </w:rPr>
-                <w:t xml:space="preserve">Conversion of Decimals, Fractions, and Percent (Flexbook)</w:t>
+                <w:t xml:space="preserve">Changes in the foreign exchange markets and net exports</w:t>
               </w:r>
             </w:hyperlink>
           </w:p>
@@ -22595,7 +22565,7 @@
                 <w:sz w:val="14"/>
                 <w:szCs w:val="14"/>
               </w:rPr>
-              <w:t xml:space="preserve">Source: CK-12</w:t>
+              <w:t xml:space="preserve">Source: Khan Academy (English - US curriculum)</w:t>
             </w:r>
           </w:p>
           <w:p>
@@ -22603,7 +22573,7 @@
               <w:spacing w:after="10" w:before="0"/>
               <w:ind w:left="120"/>
             </w:pPr>
-            <w:hyperlink w:history="1" r:id="rIdpyu7huabojcupczf8igrh">
+            <w:hyperlink w:history="1" r:id="rIdbc9mbiywjltrva6vc991q">
               <w:r>
                 <w:rPr>
                   <w:rFonts w:ascii="Arial" w:cs="Arial" w:eastAsia="Arial" w:hAnsi="Arial"/>
@@ -22798,7 +22768,7 @@
             <w:pPr>
               <w:spacing w:after="20" w:before="0"/>
             </w:pPr>
-            <w:hyperlink w:history="1" r:id="rId-x238kafgwmuzuq0bmhoq">
+            <w:hyperlink w:history="1" r:id="rId1zaljhckg5m4j75rgn0ue">
               <w:r>
                 <w:rPr>
                   <w:rFonts w:ascii="Arial" w:cs="Arial" w:eastAsia="Arial" w:hAnsi="Arial"/>
@@ -22807,7 +22777,7 @@
                   <w:szCs w:val="16"/>
                   <w:u w:val="single" w:color="2E75B6"/>
                 </w:rPr>
-                <w:t xml:space="preserve">Modeling with systems of inequalities</w:t>
+                <w:t xml:space="preserve">Exchange rate primer</w:t>
               </w:r>
             </w:hyperlink>
           </w:p>
@@ -22831,7 +22801,7 @@
               <w:spacing w:after="10" w:before="0"/>
               <w:ind w:left="120"/>
             </w:pPr>
-            <w:hyperlink w:history="1" r:id="rIdl1fj3kbmsxfubyznemydu">
+            <w:hyperlink w:history="1" r:id="rIdoicb3ks1xlitui1ueqpob">
               <w:r>
                 <w:rPr>
                   <w:rFonts w:ascii="Arial" w:cs="Arial" w:eastAsia="Arial" w:hAnsi="Arial"/>
@@ -22869,14 +22839,14 @@
                 <w:sz w:val="16"/>
                 <w:szCs w:val="16"/>
               </w:rPr>
-              <w:t xml:space="preserve">📖 HTML:</w:t>
+              <w:t xml:space="preserve">📖 EXERCISE:</w:t>
             </w:r>
           </w:p>
           <w:p>
             <w:pPr>
               <w:spacing w:after="20" w:before="0"/>
             </w:pPr>
-            <w:hyperlink w:history="1" r:id="rIdl2mgxdnbf_ixnpwu5zgqg">
+            <w:hyperlink w:history="1" r:id="rIdapt5xus-wlh2wg-icxlic">
               <w:r>
                 <w:rPr>
                   <w:rFonts w:ascii="Arial" w:cs="Arial" w:eastAsia="Arial" w:hAnsi="Arial"/>
@@ -22885,7 +22855,7 @@
                   <w:szCs w:val="16"/>
                   <w:u w:val="single" w:color="2E75B6"/>
                 </w:rPr>
-                <w:t xml:space="preserve">Conversion of Decimals, Fractions, and Percent (Flexbook)</w:t>
+                <w:t xml:space="preserve">Exchange rates</w:t>
               </w:r>
             </w:hyperlink>
           </w:p>
@@ -22901,7 +22871,7 @@
                 <w:sz w:val="14"/>
                 <w:szCs w:val="14"/>
               </w:rPr>
-              <w:t xml:space="preserve">Source: CK-12</w:t>
+              <w:t xml:space="preserve">Source: Khan Academy (English - US curriculum)</w:t>
             </w:r>
           </w:p>
           <w:p>
@@ -22909,7 +22879,7 @@
               <w:spacing w:after="10" w:before="0"/>
               <w:ind w:left="120"/>
             </w:pPr>
-            <w:hyperlink w:history="1" r:id="rIdbvoqvuuuai_v-toqsgrog">
+            <w:hyperlink w:history="1" r:id="rId75wnis8kjvqwsllwpg2az">
               <w:r>
                 <w:rPr>
                   <w:rFonts w:ascii="Arial" w:cs="Arial" w:eastAsia="Arial" w:hAnsi="Arial"/>
@@ -24559,40 +24529,24 @@
             <w:pPr>
               <w:spacing w:after="20" w:before="0"/>
             </w:pPr>
-            <w:hyperlink w:history="1" r:id="rId9gdy8t1vz4wl1vlalu4cf">
-              <w:r>
-                <w:rPr>
-                  <w:rFonts w:ascii="Arial" w:cs="Arial" w:eastAsia="Arial" w:hAnsi="Arial"/>
-                  <w:color w:val="2E75B6"/>
-                  <w:sz w:val="16"/>
-                  <w:szCs w:val="16"/>
-                  <w:u w:val="single" w:color="2E75B6"/>
-                </w:rPr>
-                <w:t xml:space="preserve">Percent word problems: tax and discount</w:t>
-              </w:r>
-            </w:hyperlink>
+            <w:r>
+              <w:rPr>
+                <w:rFonts w:ascii="Arial" w:cs="Arial" w:eastAsia="Arial" w:hAnsi="Arial"/>
+                <w:i/>
+                <w:iCs/>
+                <w:color w:val="595959"/>
+                <w:sz w:val="16"/>
+                <w:szCs w:val="16"/>
+              </w:rPr>
+              <w:t xml:space="preserve">No closely matching video in the ARES library for this activity.</w:t>
+            </w:r>
           </w:p>
           <w:p>
             <w:pPr>
               <w:spacing w:after="10" w:before="0"/>
               <w:ind w:left="120"/>
             </w:pPr>
-            <w:r>
-              <w:rPr>
-                <w:rFonts w:ascii="Arial" w:cs="Arial" w:eastAsia="Arial" w:hAnsi="Arial"/>
-                <w:color w:val="595959"/>
-                <w:sz w:val="14"/>
-                <w:szCs w:val="14"/>
-              </w:rPr>
-              <w:t xml:space="preserve">Source: Khan Academy (English - US curriculum)</w:t>
-            </w:r>
-          </w:p>
-          <w:p>
-            <w:pPr>
-              <w:spacing w:after="10" w:before="0"/>
-              <w:ind w:left="120"/>
-            </w:pPr>
-            <w:hyperlink w:history="1" r:id="rIdyr5upafjsfl4i4bznr6-v">
+            <w:hyperlink w:history="1" r:id="rId3ywvkpwyj3cl3uhdinoxs">
               <w:r>
                 <w:rPr>
                   <w:rFonts w:ascii="Arial" w:cs="Arial" w:eastAsia="Arial" w:hAnsi="Arial"/>
@@ -24601,9 +24555,24 @@
                   <w:szCs w:val="14"/>
                   <w:u w:val="single" w:color="595959"/>
                 </w:rPr>
-                <w:t xml:space="preserve">🔍 Search ARES for similar videos</w:t>
+                <w:t xml:space="preserve">🔍 Search ARES for videos</w:t>
               </w:r>
             </w:hyperlink>
+          </w:p>
+          <w:p>
+            <w:pPr>
+              <w:spacing w:after="10" w:before="0"/>
+              <w:ind w:left="120"/>
+            </w:pPr>
+            <w:r>
+              <w:rPr>
+                <w:rFonts w:ascii="Arial" w:cs="Arial" w:eastAsia="Arial" w:hAnsi="Arial"/>
+                <w:color w:val="595959"/>
+                <w:sz w:val="14"/>
+                <w:szCs w:val="14"/>
+              </w:rPr>
+              <w:t xml:space="preserve">Search terms: commercial arithmetic budget discount</w:t>
+            </w:r>
           </w:p>
           <w:p>
             <w:pPr>
@@ -24630,47 +24599,31 @@
                 <w:sz w:val="16"/>
                 <w:szCs w:val="16"/>
               </w:rPr>
-              <w:t xml:space="preserve">📖 HTML:</w:t>
+              <w:t xml:space="preserve">📖 READING:</w:t>
             </w:r>
           </w:p>
           <w:p>
             <w:pPr>
               <w:spacing w:after="20" w:before="0"/>
             </w:pPr>
-            <w:hyperlink w:history="1" r:id="rIdd0haoseijymj33vwyyih9">
-              <w:r>
-                <w:rPr>
-                  <w:rFonts w:ascii="Arial" w:cs="Arial" w:eastAsia="Arial" w:hAnsi="Arial"/>
-                  <w:color w:val="2E75B6"/>
-                  <w:sz w:val="16"/>
-                  <w:szCs w:val="16"/>
-                  <w:u w:val="single" w:color="2E75B6"/>
-                </w:rPr>
-                <w:t xml:space="preserve">Arithmetic and Geometric Sequences (Flexbook)</w:t>
-              </w:r>
-            </w:hyperlink>
+            <w:r>
+              <w:rPr>
+                <w:rFonts w:ascii="Arial" w:cs="Arial" w:eastAsia="Arial" w:hAnsi="Arial"/>
+                <w:i/>
+                <w:iCs/>
+                <w:color w:val="595959"/>
+                <w:sz w:val="16"/>
+                <w:szCs w:val="16"/>
+              </w:rPr>
+              <w:t xml:space="preserve">No closely matching reading in the ARES library for this activity.</w:t>
+            </w:r>
           </w:p>
           <w:p>
             <w:pPr>
               <w:spacing w:after="10" w:before="0"/>
               <w:ind w:left="120"/>
             </w:pPr>
-            <w:r>
-              <w:rPr>
-                <w:rFonts w:ascii="Arial" w:cs="Arial" w:eastAsia="Arial" w:hAnsi="Arial"/>
-                <w:color w:val="595959"/>
-                <w:sz w:val="14"/>
-                <w:szCs w:val="14"/>
-              </w:rPr>
-              <w:t xml:space="preserve">Source: CK-12</w:t>
-            </w:r>
-          </w:p>
-          <w:p>
-            <w:pPr>
-              <w:spacing w:after="10" w:before="0"/>
-              <w:ind w:left="120"/>
-            </w:pPr>
-            <w:hyperlink w:history="1" r:id="rIdcibvv7eeij-cbquchjbua">
+            <w:hyperlink w:history="1" r:id="rId88sd4rap-g0-taa4imt6q">
               <w:r>
                 <w:rPr>
                   <w:rFonts w:ascii="Arial" w:cs="Arial" w:eastAsia="Arial" w:hAnsi="Arial"/>
@@ -24679,9 +24632,24 @@
                   <w:szCs w:val="14"/>
                   <w:u w:val="single" w:color="595959"/>
                 </w:rPr>
-                <w:t xml:space="preserve">🔍 Search ARES for similar readings</w:t>
+                <w:t xml:space="preserve">🔍 Search ARES for readings</w:t>
               </w:r>
             </w:hyperlink>
+          </w:p>
+          <w:p>
+            <w:pPr>
+              <w:spacing w:after="10" w:before="0"/>
+              <w:ind w:left="120"/>
+            </w:pPr>
+            <w:r>
+              <w:rPr>
+                <w:rFonts w:ascii="Arial" w:cs="Arial" w:eastAsia="Arial" w:hAnsi="Arial"/>
+                <w:color w:val="595959"/>
+                <w:sz w:val="14"/>
+                <w:szCs w:val="14"/>
+              </w:rPr>
+              <w:t xml:space="preserve">Search terms: commercial arithmetic budget discount</w:t>
+            </w:r>
           </w:p>
         </w:tc>
         <w:tc>
@@ -24865,40 +24833,24 @@
             <w:pPr>
               <w:spacing w:after="20" w:before="0"/>
             </w:pPr>
-            <w:hyperlink w:history="1" r:id="rId0olbjuutaw4bgo-dczfmo">
-              <w:r>
-                <w:rPr>
-                  <w:rFonts w:ascii="Arial" w:cs="Arial" w:eastAsia="Arial" w:hAnsi="Arial"/>
-                  <w:color w:val="2E75B6"/>
-                  <w:sz w:val="16"/>
-                  <w:szCs w:val="16"/>
-                  <w:u w:val="single" w:color="2E75B6"/>
-                </w:rPr>
-                <w:t xml:space="preserve">Percent word problems: tax and discount</w:t>
-              </w:r>
-            </w:hyperlink>
+            <w:r>
+              <w:rPr>
+                <w:rFonts w:ascii="Arial" w:cs="Arial" w:eastAsia="Arial" w:hAnsi="Arial"/>
+                <w:i/>
+                <w:iCs/>
+                <w:color w:val="595959"/>
+                <w:sz w:val="16"/>
+                <w:szCs w:val="16"/>
+              </w:rPr>
+              <w:t xml:space="preserve">No closely matching video in the ARES library for this activity.</w:t>
+            </w:r>
           </w:p>
           <w:p>
             <w:pPr>
               <w:spacing w:after="10" w:before="0"/>
               <w:ind w:left="120"/>
             </w:pPr>
-            <w:r>
-              <w:rPr>
-                <w:rFonts w:ascii="Arial" w:cs="Arial" w:eastAsia="Arial" w:hAnsi="Arial"/>
-                <w:color w:val="595959"/>
-                <w:sz w:val="14"/>
-                <w:szCs w:val="14"/>
-              </w:rPr>
-              <w:t xml:space="preserve">Source: Khan Academy (English - US curriculum)</w:t>
-            </w:r>
-          </w:p>
-          <w:p>
-            <w:pPr>
-              <w:spacing w:after="10" w:before="0"/>
-              <w:ind w:left="120"/>
-            </w:pPr>
-            <w:hyperlink w:history="1" r:id="rIdjc1dbpjbyb0kwetpos2wb">
+            <w:hyperlink w:history="1" r:id="rIdzjxdvmmz7rywmrpgjfg_z">
               <w:r>
                 <w:rPr>
                   <w:rFonts w:ascii="Arial" w:cs="Arial" w:eastAsia="Arial" w:hAnsi="Arial"/>
@@ -24907,9 +24859,24 @@
                   <w:szCs w:val="14"/>
                   <w:u w:val="single" w:color="595959"/>
                 </w:rPr>
-                <w:t xml:space="preserve">🔍 Search ARES for similar videos</w:t>
+                <w:t xml:space="preserve">🔍 Search ARES for videos</w:t>
               </w:r>
             </w:hyperlink>
+          </w:p>
+          <w:p>
+            <w:pPr>
+              <w:spacing w:after="10" w:before="0"/>
+              <w:ind w:left="120"/>
+            </w:pPr>
+            <w:r>
+              <w:rPr>
+                <w:rFonts w:ascii="Arial" w:cs="Arial" w:eastAsia="Arial" w:hAnsi="Arial"/>
+                <w:color w:val="595959"/>
+                <w:sz w:val="14"/>
+                <w:szCs w:val="14"/>
+              </w:rPr>
+              <w:t xml:space="preserve">Search terms: commercial arithmetic budget discount</w:t>
+            </w:r>
           </w:p>
           <w:p>
             <w:pPr>
@@ -24936,47 +24903,31 @@
                 <w:sz w:val="16"/>
                 <w:szCs w:val="16"/>
               </w:rPr>
-              <w:t xml:space="preserve">📖 HTML:</w:t>
+              <w:t xml:space="preserve">📖 READING:</w:t>
             </w:r>
           </w:p>
           <w:p>
             <w:pPr>
               <w:spacing w:after="20" w:before="0"/>
             </w:pPr>
-            <w:hyperlink w:history="1" r:id="rIdd4sj2s87f4valt7wsxvea">
-              <w:r>
-                <w:rPr>
-                  <w:rFonts w:ascii="Arial" w:cs="Arial" w:eastAsia="Arial" w:hAnsi="Arial"/>
-                  <w:color w:val="2E75B6"/>
-                  <w:sz w:val="16"/>
-                  <w:szCs w:val="16"/>
-                  <w:u w:val="single" w:color="2E75B6"/>
-                </w:rPr>
-                <w:t xml:space="preserve">Arithmetic and Geometric Sequences (Flexbook)</w:t>
-              </w:r>
-            </w:hyperlink>
+            <w:r>
+              <w:rPr>
+                <w:rFonts w:ascii="Arial" w:cs="Arial" w:eastAsia="Arial" w:hAnsi="Arial"/>
+                <w:i/>
+                <w:iCs/>
+                <w:color w:val="595959"/>
+                <w:sz w:val="16"/>
+                <w:szCs w:val="16"/>
+              </w:rPr>
+              <w:t xml:space="preserve">No closely matching reading in the ARES library for this activity.</w:t>
+            </w:r>
           </w:p>
           <w:p>
             <w:pPr>
               <w:spacing w:after="10" w:before="0"/>
               <w:ind w:left="120"/>
             </w:pPr>
-            <w:r>
-              <w:rPr>
-                <w:rFonts w:ascii="Arial" w:cs="Arial" w:eastAsia="Arial" w:hAnsi="Arial"/>
-                <w:color w:val="595959"/>
-                <w:sz w:val="14"/>
-                <w:szCs w:val="14"/>
-              </w:rPr>
-              <w:t xml:space="preserve">Source: CK-12</w:t>
-            </w:r>
-          </w:p>
-          <w:p>
-            <w:pPr>
-              <w:spacing w:after="10" w:before="0"/>
-              <w:ind w:left="120"/>
-            </w:pPr>
-            <w:hyperlink w:history="1" r:id="rIdku-wavpgdonl55zt-bdwc">
+            <w:hyperlink w:history="1" r:id="rId94nk0zwjjksh4p4d8zmjn">
               <w:r>
                 <w:rPr>
                   <w:rFonts w:ascii="Arial" w:cs="Arial" w:eastAsia="Arial" w:hAnsi="Arial"/>
@@ -24985,9 +24936,24 @@
                   <w:szCs w:val="14"/>
                   <w:u w:val="single" w:color="595959"/>
                 </w:rPr>
-                <w:t xml:space="preserve">🔍 Search ARES for similar readings</w:t>
+                <w:t xml:space="preserve">🔍 Search ARES for readings</w:t>
               </w:r>
             </w:hyperlink>
+          </w:p>
+          <w:p>
+            <w:pPr>
+              <w:spacing w:after="10" w:before="0"/>
+              <w:ind w:left="120"/>
+            </w:pPr>
+            <w:r>
+              <w:rPr>
+                <w:rFonts w:ascii="Arial" w:cs="Arial" w:eastAsia="Arial" w:hAnsi="Arial"/>
+                <w:color w:val="595959"/>
+                <w:sz w:val="14"/>
+                <w:szCs w:val="14"/>
+              </w:rPr>
+              <w:t xml:space="preserve">Search terms: commercial arithmetic budget discount</w:t>
+            </w:r>
           </w:p>
         </w:tc>
         <w:tc>
@@ -25171,40 +25137,24 @@
             <w:pPr>
               <w:spacing w:after="20" w:before="0"/>
             </w:pPr>
-            <w:hyperlink w:history="1" r:id="rIdtpjaacimbsfwrmzfc_vkh">
-              <w:r>
-                <w:rPr>
-                  <w:rFonts w:ascii="Arial" w:cs="Arial" w:eastAsia="Arial" w:hAnsi="Arial"/>
-                  <w:color w:val="2E75B6"/>
-                  <w:sz w:val="16"/>
-                  <w:szCs w:val="16"/>
-                  <w:u w:val="single" w:color="2E75B6"/>
-                </w:rPr>
-                <w:t xml:space="preserve">Percent word problems: tax and discount</w:t>
-              </w:r>
-            </w:hyperlink>
+            <w:r>
+              <w:rPr>
+                <w:rFonts w:ascii="Arial" w:cs="Arial" w:eastAsia="Arial" w:hAnsi="Arial"/>
+                <w:i/>
+                <w:iCs/>
+                <w:color w:val="595959"/>
+                <w:sz w:val="16"/>
+                <w:szCs w:val="16"/>
+              </w:rPr>
+              <w:t xml:space="preserve">No closely matching video in the ARES library for this activity.</w:t>
+            </w:r>
           </w:p>
           <w:p>
             <w:pPr>
               <w:spacing w:after="10" w:before="0"/>
               <w:ind w:left="120"/>
             </w:pPr>
-            <w:r>
-              <w:rPr>
-                <w:rFonts w:ascii="Arial" w:cs="Arial" w:eastAsia="Arial" w:hAnsi="Arial"/>
-                <w:color w:val="595959"/>
-                <w:sz w:val="14"/>
-                <w:szCs w:val="14"/>
-              </w:rPr>
-              <w:t xml:space="preserve">Source: Khan Academy (English - US curriculum)</w:t>
-            </w:r>
-          </w:p>
-          <w:p>
-            <w:pPr>
-              <w:spacing w:after="10" w:before="0"/>
-              <w:ind w:left="120"/>
-            </w:pPr>
-            <w:hyperlink w:history="1" r:id="rIdtypgjxgaholwepxhliht_">
+            <w:hyperlink w:history="1" r:id="rIdc58vweduxzofwahsh5g3w">
               <w:r>
                 <w:rPr>
                   <w:rFonts w:ascii="Arial" w:cs="Arial" w:eastAsia="Arial" w:hAnsi="Arial"/>
@@ -25213,9 +25163,24 @@
                   <w:szCs w:val="14"/>
                   <w:u w:val="single" w:color="595959"/>
                 </w:rPr>
-                <w:t xml:space="preserve">🔍 Search ARES for similar videos</w:t>
+                <w:t xml:space="preserve">🔍 Search ARES for videos</w:t>
               </w:r>
             </w:hyperlink>
+          </w:p>
+          <w:p>
+            <w:pPr>
+              <w:spacing w:after="10" w:before="0"/>
+              <w:ind w:left="120"/>
+            </w:pPr>
+            <w:r>
+              <w:rPr>
+                <w:rFonts w:ascii="Arial" w:cs="Arial" w:eastAsia="Arial" w:hAnsi="Arial"/>
+                <w:color w:val="595959"/>
+                <w:sz w:val="14"/>
+                <w:szCs w:val="14"/>
+              </w:rPr>
+              <w:t xml:space="preserve">Search terms: commercial arithmetic budget discount</w:t>
+            </w:r>
           </w:p>
           <w:p>
             <w:pPr>
@@ -25242,47 +25207,31 @@
                 <w:sz w:val="16"/>
                 <w:szCs w:val="16"/>
               </w:rPr>
-              <w:t xml:space="preserve">📖 HTML:</w:t>
+              <w:t xml:space="preserve">📖 READING:</w:t>
             </w:r>
           </w:p>
           <w:p>
             <w:pPr>
               <w:spacing w:after="20" w:before="0"/>
             </w:pPr>
-            <w:hyperlink w:history="1" r:id="rIdlwd4nsoywnat_ifxuzvjc">
-              <w:r>
-                <w:rPr>
-                  <w:rFonts w:ascii="Arial" w:cs="Arial" w:eastAsia="Arial" w:hAnsi="Arial"/>
-                  <w:color w:val="2E75B6"/>
-                  <w:sz w:val="16"/>
-                  <w:szCs w:val="16"/>
-                  <w:u w:val="single" w:color="2E75B6"/>
-                </w:rPr>
-                <w:t xml:space="preserve">Arithmetic and Geometric Sequences (Flexbook)</w:t>
-              </w:r>
-            </w:hyperlink>
+            <w:r>
+              <w:rPr>
+                <w:rFonts w:ascii="Arial" w:cs="Arial" w:eastAsia="Arial" w:hAnsi="Arial"/>
+                <w:i/>
+                <w:iCs/>
+                <w:color w:val="595959"/>
+                <w:sz w:val="16"/>
+                <w:szCs w:val="16"/>
+              </w:rPr>
+              <w:t xml:space="preserve">No closely matching reading in the ARES library for this activity.</w:t>
+            </w:r>
           </w:p>
           <w:p>
             <w:pPr>
               <w:spacing w:after="10" w:before="0"/>
               <w:ind w:left="120"/>
             </w:pPr>
-            <w:r>
-              <w:rPr>
-                <w:rFonts w:ascii="Arial" w:cs="Arial" w:eastAsia="Arial" w:hAnsi="Arial"/>
-                <w:color w:val="595959"/>
-                <w:sz w:val="14"/>
-                <w:szCs w:val="14"/>
-              </w:rPr>
-              <w:t xml:space="preserve">Source: CK-12</w:t>
-            </w:r>
-          </w:p>
-          <w:p>
-            <w:pPr>
-              <w:spacing w:after="10" w:before="0"/>
-              <w:ind w:left="120"/>
-            </w:pPr>
-            <w:hyperlink w:history="1" r:id="rIdbl9enlwsgsx9klbdfcuo_">
+            <w:hyperlink w:history="1" r:id="rIdde4qe54xkq6thfj6g-27c">
               <w:r>
                 <w:rPr>
                   <w:rFonts w:ascii="Arial" w:cs="Arial" w:eastAsia="Arial" w:hAnsi="Arial"/>
@@ -25291,9 +25240,24 @@
                   <w:szCs w:val="14"/>
                   <w:u w:val="single" w:color="595959"/>
                 </w:rPr>
-                <w:t xml:space="preserve">🔍 Search ARES for similar readings</w:t>
+                <w:t xml:space="preserve">🔍 Search ARES for readings</w:t>
               </w:r>
             </w:hyperlink>
+          </w:p>
+          <w:p>
+            <w:pPr>
+              <w:spacing w:after="10" w:before="0"/>
+              <w:ind w:left="120"/>
+            </w:pPr>
+            <w:r>
+              <w:rPr>
+                <w:rFonts w:ascii="Arial" w:cs="Arial" w:eastAsia="Arial" w:hAnsi="Arial"/>
+                <w:color w:val="595959"/>
+                <w:sz w:val="14"/>
+                <w:szCs w:val="14"/>
+              </w:rPr>
+              <w:t xml:space="preserve">Search terms: commercial arithmetic budget discount</w:t>
+            </w:r>
           </w:p>
         </w:tc>
         <w:tc>
@@ -25477,40 +25441,24 @@
             <w:pPr>
               <w:spacing w:after="20" w:before="0"/>
             </w:pPr>
-            <w:hyperlink w:history="1" r:id="rIdpz42nymlm2tsw-kjpenag">
-              <w:r>
-                <w:rPr>
-                  <w:rFonts w:ascii="Arial" w:cs="Arial" w:eastAsia="Arial" w:hAnsi="Arial"/>
-                  <w:color w:val="2E75B6"/>
-                  <w:sz w:val="16"/>
-                  <w:szCs w:val="16"/>
-                  <w:u w:val="single" w:color="2E75B6"/>
-                </w:rPr>
-                <w:t xml:space="preserve">Percent word problems: tax and discount</w:t>
-              </w:r>
-            </w:hyperlink>
+            <w:r>
+              <w:rPr>
+                <w:rFonts w:ascii="Arial" w:cs="Arial" w:eastAsia="Arial" w:hAnsi="Arial"/>
+                <w:i/>
+                <w:iCs/>
+                <w:color w:val="595959"/>
+                <w:sz w:val="16"/>
+                <w:szCs w:val="16"/>
+              </w:rPr>
+              <w:t xml:space="preserve">No closely matching video in the ARES library for this activity.</w:t>
+            </w:r>
           </w:p>
           <w:p>
             <w:pPr>
               <w:spacing w:after="10" w:before="0"/>
               <w:ind w:left="120"/>
             </w:pPr>
-            <w:r>
-              <w:rPr>
-                <w:rFonts w:ascii="Arial" w:cs="Arial" w:eastAsia="Arial" w:hAnsi="Arial"/>
-                <w:color w:val="595959"/>
-                <w:sz w:val="14"/>
-                <w:szCs w:val="14"/>
-              </w:rPr>
-              <w:t xml:space="preserve">Source: Khan Academy (English - US curriculum)</w:t>
-            </w:r>
-          </w:p>
-          <w:p>
-            <w:pPr>
-              <w:spacing w:after="10" w:before="0"/>
-              <w:ind w:left="120"/>
-            </w:pPr>
-            <w:hyperlink w:history="1" r:id="rIdchzx0pmqn8soe2jiq6lnl">
+            <w:hyperlink w:history="1" r:id="rIdy3rhgzohdjjl27t61hq42">
               <w:r>
                 <w:rPr>
                   <w:rFonts w:ascii="Arial" w:cs="Arial" w:eastAsia="Arial" w:hAnsi="Arial"/>
@@ -25519,9 +25467,24 @@
                   <w:szCs w:val="14"/>
                   <w:u w:val="single" w:color="595959"/>
                 </w:rPr>
-                <w:t xml:space="preserve">🔍 Search ARES for similar videos</w:t>
+                <w:t xml:space="preserve">🔍 Search ARES for videos</w:t>
               </w:r>
             </w:hyperlink>
+          </w:p>
+          <w:p>
+            <w:pPr>
+              <w:spacing w:after="10" w:before="0"/>
+              <w:ind w:left="120"/>
+            </w:pPr>
+            <w:r>
+              <w:rPr>
+                <w:rFonts w:ascii="Arial" w:cs="Arial" w:eastAsia="Arial" w:hAnsi="Arial"/>
+                <w:color w:val="595959"/>
+                <w:sz w:val="14"/>
+                <w:szCs w:val="14"/>
+              </w:rPr>
+              <w:t xml:space="preserve">Search terms: commercial arithmetic budget discount</w:t>
+            </w:r>
           </w:p>
           <w:p>
             <w:pPr>
@@ -25548,47 +25511,31 @@
                 <w:sz w:val="16"/>
                 <w:szCs w:val="16"/>
               </w:rPr>
-              <w:t xml:space="preserve">📖 HTML:</w:t>
+              <w:t xml:space="preserve">📖 READING:</w:t>
             </w:r>
           </w:p>
           <w:p>
             <w:pPr>
               <w:spacing w:after="20" w:before="0"/>
             </w:pPr>
-            <w:hyperlink w:history="1" r:id="rIdws2jcu8m4ginelt6gumlo">
-              <w:r>
-                <w:rPr>
-                  <w:rFonts w:ascii="Arial" w:cs="Arial" w:eastAsia="Arial" w:hAnsi="Arial"/>
-                  <w:color w:val="2E75B6"/>
-                  <w:sz w:val="16"/>
-                  <w:szCs w:val="16"/>
-                  <w:u w:val="single" w:color="2E75B6"/>
-                </w:rPr>
-                <w:t xml:space="preserve">Arithmetic and Geometric Sequences (Flexbook)</w:t>
-              </w:r>
-            </w:hyperlink>
+            <w:r>
+              <w:rPr>
+                <w:rFonts w:ascii="Arial" w:cs="Arial" w:eastAsia="Arial" w:hAnsi="Arial"/>
+                <w:i/>
+                <w:iCs/>
+                <w:color w:val="595959"/>
+                <w:sz w:val="16"/>
+                <w:szCs w:val="16"/>
+              </w:rPr>
+              <w:t xml:space="preserve">No closely matching reading in the ARES library for this activity.</w:t>
+            </w:r>
           </w:p>
           <w:p>
             <w:pPr>
               <w:spacing w:after="10" w:before="0"/>
               <w:ind w:left="120"/>
             </w:pPr>
-            <w:r>
-              <w:rPr>
-                <w:rFonts w:ascii="Arial" w:cs="Arial" w:eastAsia="Arial" w:hAnsi="Arial"/>
-                <w:color w:val="595959"/>
-                <w:sz w:val="14"/>
-                <w:szCs w:val="14"/>
-              </w:rPr>
-              <w:t xml:space="preserve">Source: CK-12</w:t>
-            </w:r>
-          </w:p>
-          <w:p>
-            <w:pPr>
-              <w:spacing w:after="10" w:before="0"/>
-              <w:ind w:left="120"/>
-            </w:pPr>
-            <w:hyperlink w:history="1" r:id="rIdffulykrftshglokvbzeu9">
+            <w:hyperlink w:history="1" r:id="rIdnidtf8m3nbptngev3dm0j">
               <w:r>
                 <w:rPr>
                   <w:rFonts w:ascii="Arial" w:cs="Arial" w:eastAsia="Arial" w:hAnsi="Arial"/>
@@ -25597,9 +25544,24 @@
                   <w:szCs w:val="14"/>
                   <w:u w:val="single" w:color="595959"/>
                 </w:rPr>
-                <w:t xml:space="preserve">🔍 Search ARES for similar readings</w:t>
+                <w:t xml:space="preserve">🔍 Search ARES for readings</w:t>
               </w:r>
             </w:hyperlink>
+          </w:p>
+          <w:p>
+            <w:pPr>
+              <w:spacing w:after="10" w:before="0"/>
+              <w:ind w:left="120"/>
+            </w:pPr>
+            <w:r>
+              <w:rPr>
+                <w:rFonts w:ascii="Arial" w:cs="Arial" w:eastAsia="Arial" w:hAnsi="Arial"/>
+                <w:color w:val="595959"/>
+                <w:sz w:val="14"/>
+                <w:szCs w:val="14"/>
+              </w:rPr>
+              <w:t xml:space="preserve">Search terms: commercial arithmetic budget discount</w:t>
+            </w:r>
           </w:p>
         </w:tc>
         <w:tc>
@@ -25783,40 +25745,24 @@
             <w:pPr>
               <w:spacing w:after="20" w:before="0"/>
             </w:pPr>
-            <w:hyperlink w:history="1" r:id="rIddy2a3otdz3d0dm8c-7k8z">
-              <w:r>
-                <w:rPr>
-                  <w:rFonts w:ascii="Arial" w:cs="Arial" w:eastAsia="Arial" w:hAnsi="Arial"/>
-                  <w:color w:val="2E75B6"/>
-                  <w:sz w:val="16"/>
-                  <w:szCs w:val="16"/>
-                  <w:u w:val="single" w:color="2E75B6"/>
-                </w:rPr>
-                <w:t xml:space="preserve">Percent word problems: tax and discount</w:t>
-              </w:r>
-            </w:hyperlink>
+            <w:r>
+              <w:rPr>
+                <w:rFonts w:ascii="Arial" w:cs="Arial" w:eastAsia="Arial" w:hAnsi="Arial"/>
+                <w:i/>
+                <w:iCs/>
+                <w:color w:val="595959"/>
+                <w:sz w:val="16"/>
+                <w:szCs w:val="16"/>
+              </w:rPr>
+              <w:t xml:space="preserve">No closely matching video in the ARES library for this activity.</w:t>
+            </w:r>
           </w:p>
           <w:p>
             <w:pPr>
               <w:spacing w:after="10" w:before="0"/>
               <w:ind w:left="120"/>
             </w:pPr>
-            <w:r>
-              <w:rPr>
-                <w:rFonts w:ascii="Arial" w:cs="Arial" w:eastAsia="Arial" w:hAnsi="Arial"/>
-                <w:color w:val="595959"/>
-                <w:sz w:val="14"/>
-                <w:szCs w:val="14"/>
-              </w:rPr>
-              <w:t xml:space="preserve">Source: Khan Academy (English - US curriculum)</w:t>
-            </w:r>
-          </w:p>
-          <w:p>
-            <w:pPr>
-              <w:spacing w:after="10" w:before="0"/>
-              <w:ind w:left="120"/>
-            </w:pPr>
-            <w:hyperlink w:history="1" r:id="rIdhwxkrzwxirfwgr91fw6nq">
+            <w:hyperlink w:history="1" r:id="rIdlrkflpot-a9vgwkqhrn19">
               <w:r>
                 <w:rPr>
                   <w:rFonts w:ascii="Arial" w:cs="Arial" w:eastAsia="Arial" w:hAnsi="Arial"/>
@@ -25825,9 +25771,24 @@
                   <w:szCs w:val="14"/>
                   <w:u w:val="single" w:color="595959"/>
                 </w:rPr>
-                <w:t xml:space="preserve">🔍 Search ARES for similar videos</w:t>
+                <w:t xml:space="preserve">🔍 Search ARES for videos</w:t>
               </w:r>
             </w:hyperlink>
+          </w:p>
+          <w:p>
+            <w:pPr>
+              <w:spacing w:after="10" w:before="0"/>
+              <w:ind w:left="120"/>
+            </w:pPr>
+            <w:r>
+              <w:rPr>
+                <w:rFonts w:ascii="Arial" w:cs="Arial" w:eastAsia="Arial" w:hAnsi="Arial"/>
+                <w:color w:val="595959"/>
+                <w:sz w:val="14"/>
+                <w:szCs w:val="14"/>
+              </w:rPr>
+              <w:t xml:space="preserve">Search terms: commercial arithmetic budget discount</w:t>
+            </w:r>
           </w:p>
           <w:p>
             <w:pPr>
@@ -25854,47 +25815,31 @@
                 <w:sz w:val="16"/>
                 <w:szCs w:val="16"/>
               </w:rPr>
-              <w:t xml:space="preserve">📖 HTML:</w:t>
+              <w:t xml:space="preserve">📖 READING:</w:t>
             </w:r>
           </w:p>
           <w:p>
             <w:pPr>
               <w:spacing w:after="20" w:before="0"/>
             </w:pPr>
-            <w:hyperlink w:history="1" r:id="rIdrq2x1rbryrvspjqp24nvw">
-              <w:r>
-                <w:rPr>
-                  <w:rFonts w:ascii="Arial" w:cs="Arial" w:eastAsia="Arial" w:hAnsi="Arial"/>
-                  <w:color w:val="2E75B6"/>
-                  <w:sz w:val="16"/>
-                  <w:szCs w:val="16"/>
-                  <w:u w:val="single" w:color="2E75B6"/>
-                </w:rPr>
-                <w:t xml:space="preserve">Arithmetic and Geometric Sequences (Flexbook)</w:t>
-              </w:r>
-            </w:hyperlink>
+            <w:r>
+              <w:rPr>
+                <w:rFonts w:ascii="Arial" w:cs="Arial" w:eastAsia="Arial" w:hAnsi="Arial"/>
+                <w:i/>
+                <w:iCs/>
+                <w:color w:val="595959"/>
+                <w:sz w:val="16"/>
+                <w:szCs w:val="16"/>
+              </w:rPr>
+              <w:t xml:space="preserve">No closely matching reading in the ARES library for this activity.</w:t>
+            </w:r>
           </w:p>
           <w:p>
             <w:pPr>
               <w:spacing w:after="10" w:before="0"/>
               <w:ind w:left="120"/>
             </w:pPr>
-            <w:r>
-              <w:rPr>
-                <w:rFonts w:ascii="Arial" w:cs="Arial" w:eastAsia="Arial" w:hAnsi="Arial"/>
-                <w:color w:val="595959"/>
-                <w:sz w:val="14"/>
-                <w:szCs w:val="14"/>
-              </w:rPr>
-              <w:t xml:space="preserve">Source: CK-12</w:t>
-            </w:r>
-          </w:p>
-          <w:p>
-            <w:pPr>
-              <w:spacing w:after="10" w:before="0"/>
-              <w:ind w:left="120"/>
-            </w:pPr>
-            <w:hyperlink w:history="1" r:id="rIdvzkpx3c6dvmxw6ase3e9v">
+            <w:hyperlink w:history="1" r:id="rIdux6nku7rcuc2uvvbx7qz9">
               <w:r>
                 <w:rPr>
                   <w:rFonts w:ascii="Arial" w:cs="Arial" w:eastAsia="Arial" w:hAnsi="Arial"/>
@@ -25903,9 +25848,24 @@
                   <w:szCs w:val="14"/>
                   <w:u w:val="single" w:color="595959"/>
                 </w:rPr>
-                <w:t xml:space="preserve">🔍 Search ARES for similar readings</w:t>
+                <w:t xml:space="preserve">🔍 Search ARES for readings</w:t>
               </w:r>
             </w:hyperlink>
+          </w:p>
+          <w:p>
+            <w:pPr>
+              <w:spacing w:after="10" w:before="0"/>
+              <w:ind w:left="120"/>
+            </w:pPr>
+            <w:r>
+              <w:rPr>
+                <w:rFonts w:ascii="Arial" w:cs="Arial" w:eastAsia="Arial" w:hAnsi="Arial"/>
+                <w:color w:val="595959"/>
+                <w:sz w:val="14"/>
+                <w:szCs w:val="14"/>
+              </w:rPr>
+              <w:t xml:space="preserve">Search terms: commercial arithmetic budget discount</w:t>
+            </w:r>
           </w:p>
         </w:tc>
         <w:tc>

--- a/data/outputs/v2/Essential_Mathematics/SS2.8_Commercial_Arithmetic_1/Essential_Mathematics_Commercial_Arithmetic_1_CBE_LessonSequence.docx
+++ b/data/outputs/v2/Essential_Mathematics/SS2.8_Commercial_Arithmetic_1/Essential_Mathematics_Commercial_Arithmetic_1_CBE_LessonSequence.docx
@@ -3241,7 +3241,7 @@
               <w:spacing w:after="10" w:before="0"/>
               <w:ind w:left="120"/>
             </w:pPr>
-            <w:hyperlink w:history="1" r:id="rId8zfx8olwu8cyywkcfsyme">
+            <w:hyperlink w:history="1" r:id="rIds-8nsajo5pganyqqmx8be">
               <w:r>
                 <w:rPr>
                   <w:rFonts w:ascii="Arial" w:cs="Arial" w:eastAsia="Arial" w:hAnsi="Arial"/>
@@ -3318,7 +3318,7 @@
               <w:spacing w:after="10" w:before="0"/>
               <w:ind w:left="120"/>
             </w:pPr>
-            <w:hyperlink w:history="1" r:id="rIdcuwyma2co6mzir62u41lf">
+            <w:hyperlink w:history="1" r:id="rIdpj3zmyxltjt5hgfvdumty">
               <w:r>
                 <w:rPr>
                   <w:rFonts w:ascii="Arial" w:cs="Arial" w:eastAsia="Arial" w:hAnsi="Arial"/>
@@ -3545,7 +3545,7 @@
               <w:spacing w:after="10" w:before="0"/>
               <w:ind w:left="120"/>
             </w:pPr>
-            <w:hyperlink w:history="1" r:id="rId-ivzb07t5uwiarwnkwgt2">
+            <w:hyperlink w:history="1" r:id="rIdtn8ekxyrisld_pv3pm10d">
               <w:r>
                 <w:rPr>
                   <w:rFonts w:ascii="Arial" w:cs="Arial" w:eastAsia="Arial" w:hAnsi="Arial"/>
@@ -3622,7 +3622,7 @@
               <w:spacing w:after="10" w:before="0"/>
               <w:ind w:left="120"/>
             </w:pPr>
-            <w:hyperlink w:history="1" r:id="rIdjsennudsqt9kpglnhc18o">
+            <w:hyperlink w:history="1" r:id="rIdjtd42h0hnl1tovhftmnha">
               <w:r>
                 <w:rPr>
                   <w:rFonts w:ascii="Arial" w:cs="Arial" w:eastAsia="Arial" w:hAnsi="Arial"/>
@@ -3849,7 +3849,7 @@
               <w:spacing w:after="10" w:before="0"/>
               <w:ind w:left="120"/>
             </w:pPr>
-            <w:hyperlink w:history="1" r:id="rIdgfqem6j3puksl_-dciofa">
+            <w:hyperlink w:history="1" r:id="rIdk5wtviolamtsy3_8_3z_c">
               <w:r>
                 <w:rPr>
                   <w:rFonts w:ascii="Arial" w:cs="Arial" w:eastAsia="Arial" w:hAnsi="Arial"/>
@@ -3926,7 +3926,7 @@
               <w:spacing w:after="10" w:before="0"/>
               <w:ind w:left="120"/>
             </w:pPr>
-            <w:hyperlink w:history="1" r:id="rIdwcejy-odyijbsdfenvai1">
+            <w:hyperlink w:history="1" r:id="rIdudnhb2tgxquqxm-rhmj6e">
               <w:r>
                 <w:rPr>
                   <w:rFonts w:ascii="Arial" w:cs="Arial" w:eastAsia="Arial" w:hAnsi="Arial"/>
@@ -4153,7 +4153,7 @@
               <w:spacing w:after="10" w:before="0"/>
               <w:ind w:left="120"/>
             </w:pPr>
-            <w:hyperlink w:history="1" r:id="rIdnoljlm7jeckllgom1cch-">
+            <w:hyperlink w:history="1" r:id="rIdkwvdgkapj5u5fe_0h0pl_">
               <w:r>
                 <w:rPr>
                   <w:rFonts w:ascii="Arial" w:cs="Arial" w:eastAsia="Arial" w:hAnsi="Arial"/>
@@ -4230,7 +4230,7 @@
               <w:spacing w:after="10" w:before="0"/>
               <w:ind w:left="120"/>
             </w:pPr>
-            <w:hyperlink w:history="1" r:id="rIdbrjo8ghsvqvienb4vdmcu">
+            <w:hyperlink w:history="1" r:id="rIdbrwp3d0wek1yhtrczsdmb">
               <w:r>
                 <w:rPr>
                   <w:rFonts w:ascii="Arial" w:cs="Arial" w:eastAsia="Arial" w:hAnsi="Arial"/>
@@ -4457,7 +4457,7 @@
               <w:spacing w:after="10" w:before="0"/>
               <w:ind w:left="120"/>
             </w:pPr>
-            <w:hyperlink w:history="1" r:id="rIdmg9uqqtkhpxguxpiittvc">
+            <w:hyperlink w:history="1" r:id="rIdpwtavc4sbmf3sgki_nknr">
               <w:r>
                 <w:rPr>
                   <w:rFonts w:ascii="Arial" w:cs="Arial" w:eastAsia="Arial" w:hAnsi="Arial"/>
@@ -4534,7 +4534,7 @@
               <w:spacing w:after="10" w:before="0"/>
               <w:ind w:left="120"/>
             </w:pPr>
-            <w:hyperlink w:history="1" r:id="rIdy9oxxdfglcae4xskiifz5">
+            <w:hyperlink w:history="1" r:id="rIdc3xyu9oyjp9g4ldbxafkp">
               <w:r>
                 <w:rPr>
                   <w:rFonts w:ascii="Arial" w:cs="Arial" w:eastAsia="Arial" w:hAnsi="Arial"/>
@@ -6235,7 +6235,7 @@
             <w:pPr>
               <w:spacing w:after="20" w:before="0"/>
             </w:pPr>
-            <w:hyperlink w:history="1" r:id="rIdolkvjxr-ntdzbxwckyeug">
+            <w:hyperlink w:history="1" r:id="rIdhhyspiduz5b6fjecbp_id">
               <w:r>
                 <w:rPr>
                   <w:rFonts w:ascii="Arial" w:cs="Arial" w:eastAsia="Arial" w:hAnsi="Arial"/>
@@ -6268,7 +6268,7 @@
               <w:spacing w:after="10" w:before="0"/>
               <w:ind w:left="120"/>
             </w:pPr>
-            <w:hyperlink w:history="1" r:id="rIdvu7sa9y8eumoloanrydrh">
+            <w:hyperlink w:history="1" r:id="rIdbbc9u-ujc5ais86cy99te">
               <w:r>
                 <w:rPr>
                   <w:rFonts w:ascii="Arial" w:cs="Arial" w:eastAsia="Arial" w:hAnsi="Arial"/>
@@ -6313,7 +6313,7 @@
             <w:pPr>
               <w:spacing w:after="20" w:before="0"/>
             </w:pPr>
-            <w:hyperlink w:history="1" r:id="rIdw92jyesrnwu3zjzwwpc05">
+            <w:hyperlink w:history="1" r:id="rId9lcthnumkxeaw_pbpmku9">
               <w:r>
                 <w:rPr>
                   <w:rFonts w:ascii="Arial" w:cs="Arial" w:eastAsia="Arial" w:hAnsi="Arial"/>
@@ -6346,7 +6346,7 @@
               <w:spacing w:after="10" w:before="0"/>
               <w:ind w:left="120"/>
             </w:pPr>
-            <w:hyperlink w:history="1" r:id="rIdbxb-rlrynzfijkjg1yurr">
+            <w:hyperlink w:history="1" r:id="rIdupmwlb_qwqnhuevtmmcd-">
               <w:r>
                 <w:rPr>
                   <w:rFonts w:ascii="Arial" w:cs="Arial" w:eastAsia="Arial" w:hAnsi="Arial"/>
@@ -6541,7 +6541,7 @@
             <w:pPr>
               <w:spacing w:after="20" w:before="0"/>
             </w:pPr>
-            <w:hyperlink w:history="1" r:id="rIdrnhezxlpqlpzaxz_bihzq">
+            <w:hyperlink w:history="1" r:id="rIdrcletfksyvancmkzkcsja">
               <w:r>
                 <w:rPr>
                   <w:rFonts w:ascii="Arial" w:cs="Arial" w:eastAsia="Arial" w:hAnsi="Arial"/>
@@ -6574,7 +6574,7 @@
               <w:spacing w:after="10" w:before="0"/>
               <w:ind w:left="120"/>
             </w:pPr>
-            <w:hyperlink w:history="1" r:id="rIdl_uqmvcp1xkmzlzzeil-f">
+            <w:hyperlink w:history="1" r:id="rIddad0kw8mnvizd8mkwg9jb">
               <w:r>
                 <w:rPr>
                   <w:rFonts w:ascii="Arial" w:cs="Arial" w:eastAsia="Arial" w:hAnsi="Arial"/>
@@ -6619,7 +6619,7 @@
             <w:pPr>
               <w:spacing w:after="20" w:before="0"/>
             </w:pPr>
-            <w:hyperlink w:history="1" r:id="rIddn7_m6kayjjwmspj2w8yh">
+            <w:hyperlink w:history="1" r:id="rId0oxxmqapktccbdghhfo1j">
               <w:r>
                 <w:rPr>
                   <w:rFonts w:ascii="Arial" w:cs="Arial" w:eastAsia="Arial" w:hAnsi="Arial"/>
@@ -6652,7 +6652,7 @@
               <w:spacing w:after="10" w:before="0"/>
               <w:ind w:left="120"/>
             </w:pPr>
-            <w:hyperlink w:history="1" r:id="rIdfc8uyz2xdzx80yu3vfalp">
+            <w:hyperlink w:history="1" r:id="rIdxylqim4jy5syx_iumcx5a">
               <w:r>
                 <w:rPr>
                   <w:rFonts w:ascii="Arial" w:cs="Arial" w:eastAsia="Arial" w:hAnsi="Arial"/>
@@ -6847,7 +6847,7 @@
             <w:pPr>
               <w:spacing w:after="20" w:before="0"/>
             </w:pPr>
-            <w:hyperlink w:history="1" r:id="rIdiqo7oyk2xddqv3wyxaepp">
+            <w:hyperlink w:history="1" r:id="rIdr9gdf9revopishqfq1mrk">
               <w:r>
                 <w:rPr>
                   <w:rFonts w:ascii="Arial" w:cs="Arial" w:eastAsia="Arial" w:hAnsi="Arial"/>
@@ -6880,7 +6880,7 @@
               <w:spacing w:after="10" w:before="0"/>
               <w:ind w:left="120"/>
             </w:pPr>
-            <w:hyperlink w:history="1" r:id="rIdvpy1zlwxei6nv2m4v667m">
+            <w:hyperlink w:history="1" r:id="rIdeloysx0fzuw7weld8atzh">
               <w:r>
                 <w:rPr>
                   <w:rFonts w:ascii="Arial" w:cs="Arial" w:eastAsia="Arial" w:hAnsi="Arial"/>
@@ -6925,7 +6925,7 @@
             <w:pPr>
               <w:spacing w:after="20" w:before="0"/>
             </w:pPr>
-            <w:hyperlink w:history="1" r:id="rId6q7cpsuphmekwrezrt_bb">
+            <w:hyperlink w:history="1" r:id="rIdvevocf9zplgyumddbvsgz">
               <w:r>
                 <w:rPr>
                   <w:rFonts w:ascii="Arial" w:cs="Arial" w:eastAsia="Arial" w:hAnsi="Arial"/>
@@ -6958,7 +6958,7 @@
               <w:spacing w:after="10" w:before="0"/>
               <w:ind w:left="120"/>
             </w:pPr>
-            <w:hyperlink w:history="1" r:id="rId1st-jeu-crzuuoiinlw1e">
+            <w:hyperlink w:history="1" r:id="rIdy0jjcmp6vdlnhrcc8wvdc">
               <w:r>
                 <w:rPr>
                   <w:rFonts w:ascii="Arial" w:cs="Arial" w:eastAsia="Arial" w:hAnsi="Arial"/>
@@ -7153,7 +7153,7 @@
             <w:pPr>
               <w:spacing w:after="20" w:before="0"/>
             </w:pPr>
-            <w:hyperlink w:history="1" r:id="rId51raz20paqy6lmktd1rmk">
+            <w:hyperlink w:history="1" r:id="rId2qtcocg4t8edp9ctcuccq">
               <w:r>
                 <w:rPr>
                   <w:rFonts w:ascii="Arial" w:cs="Arial" w:eastAsia="Arial" w:hAnsi="Arial"/>
@@ -7186,7 +7186,7 @@
               <w:spacing w:after="10" w:before="0"/>
               <w:ind w:left="120"/>
             </w:pPr>
-            <w:hyperlink w:history="1" r:id="rIdfne4vmjgjhe9lcaeu_obz">
+            <w:hyperlink w:history="1" r:id="rIdwhgat094yztzfxwwydw1n">
               <w:r>
                 <w:rPr>
                   <w:rFonts w:ascii="Arial" w:cs="Arial" w:eastAsia="Arial" w:hAnsi="Arial"/>
@@ -7231,7 +7231,7 @@
             <w:pPr>
               <w:spacing w:after="20" w:before="0"/>
             </w:pPr>
-            <w:hyperlink w:history="1" r:id="rIdfk8-6ju-sftlzl8_0xblr">
+            <w:hyperlink w:history="1" r:id="rId3xknghbev3wfijtzcsavr">
               <w:r>
                 <w:rPr>
                   <w:rFonts w:ascii="Arial" w:cs="Arial" w:eastAsia="Arial" w:hAnsi="Arial"/>
@@ -7264,7 +7264,7 @@
               <w:spacing w:after="10" w:before="0"/>
               <w:ind w:left="120"/>
             </w:pPr>
-            <w:hyperlink w:history="1" r:id="rIdjbslkodqeqj3wkfmkya9h">
+            <w:hyperlink w:history="1" r:id="rIdotsoixq9v-klms_ad0ks2">
               <w:r>
                 <w:rPr>
                   <w:rFonts w:ascii="Arial" w:cs="Arial" w:eastAsia="Arial" w:hAnsi="Arial"/>
@@ -7459,7 +7459,7 @@
             <w:pPr>
               <w:spacing w:after="20" w:before="0"/>
             </w:pPr>
-            <w:hyperlink w:history="1" r:id="rId2isjqcja47qspnn4qoksw">
+            <w:hyperlink w:history="1" r:id="rIdwmsmpmoi4y7a6vv_9d1hw">
               <w:r>
                 <w:rPr>
                   <w:rFonts w:ascii="Arial" w:cs="Arial" w:eastAsia="Arial" w:hAnsi="Arial"/>
@@ -7492,7 +7492,7 @@
               <w:spacing w:after="10" w:before="0"/>
               <w:ind w:left="120"/>
             </w:pPr>
-            <w:hyperlink w:history="1" r:id="rIdm1g1cwu0k4cfvaxfkmqdz">
+            <w:hyperlink w:history="1" r:id="rId_rkxn2zyfndbrly4v3uam">
               <w:r>
                 <w:rPr>
                   <w:rFonts w:ascii="Arial" w:cs="Arial" w:eastAsia="Arial" w:hAnsi="Arial"/>
@@ -7537,7 +7537,7 @@
             <w:pPr>
               <w:spacing w:after="20" w:before="0"/>
             </w:pPr>
-            <w:hyperlink w:history="1" r:id="rIdutvzdht8uxhpk5jewfpmc">
+            <w:hyperlink w:history="1" r:id="rIdy1y1hzi3l6eokowro6cgl">
               <w:r>
                 <w:rPr>
                   <w:rFonts w:ascii="Arial" w:cs="Arial" w:eastAsia="Arial" w:hAnsi="Arial"/>
@@ -7570,7 +7570,7 @@
               <w:spacing w:after="10" w:before="0"/>
               <w:ind w:left="120"/>
             </w:pPr>
-            <w:hyperlink w:history="1" r:id="rIdf0p85iwuekkrcnei1ue15">
+            <w:hyperlink w:history="1" r:id="rIdqfkbi-j3dsxd5qkgsy-ck">
               <w:r>
                 <w:rPr>
                   <w:rFonts w:ascii="Arial" w:cs="Arial" w:eastAsia="Arial" w:hAnsi="Arial"/>
@@ -9273,7 +9273,7 @@
               <w:spacing w:after="10" w:before="0"/>
               <w:ind w:left="120"/>
             </w:pPr>
-            <w:hyperlink w:history="1" r:id="rIdpotoklk-nis1syjrpn1d5">
+            <w:hyperlink w:history="1" r:id="rIdg397qj9632zg-xssoqr2_">
               <w:r>
                 <w:rPr>
                   <w:rFonts w:ascii="Arial" w:cs="Arial" w:eastAsia="Arial" w:hAnsi="Arial"/>
@@ -9333,7 +9333,7 @@
             <w:pPr>
               <w:spacing w:after="20" w:before="0"/>
             </w:pPr>
-            <w:hyperlink w:history="1" r:id="rId5_vrduipi8pcsalm6plwu">
+            <w:hyperlink w:history="1" r:id="rIdgijeci4mzgrimm5gwo0nx">
               <w:r>
                 <w:rPr>
                   <w:rFonts w:ascii="Arial" w:cs="Arial" w:eastAsia="Arial" w:hAnsi="Arial"/>
@@ -9366,7 +9366,7 @@
               <w:spacing w:after="10" w:before="0"/>
               <w:ind w:left="120"/>
             </w:pPr>
-            <w:hyperlink w:history="1" r:id="rId20xekaj9d-pedjm1zj-u5">
+            <w:hyperlink w:history="1" r:id="rId7qcl9u5gox_ssgwytki9i">
               <w:r>
                 <w:rPr>
                   <w:rFonts w:ascii="Arial" w:cs="Arial" w:eastAsia="Arial" w:hAnsi="Arial"/>
@@ -9578,7 +9578,7 @@
               <w:spacing w:after="10" w:before="0"/>
               <w:ind w:left="120"/>
             </w:pPr>
-            <w:hyperlink w:history="1" r:id="rIdatonwgnigkbeduznlcyfc">
+            <w:hyperlink w:history="1" r:id="rId5dapos9mtcwwa3ybq5zjk">
               <w:r>
                 <w:rPr>
                   <w:rFonts w:ascii="Arial" w:cs="Arial" w:eastAsia="Arial" w:hAnsi="Arial"/>
@@ -9638,7 +9638,7 @@
             <w:pPr>
               <w:spacing w:after="20" w:before="0"/>
             </w:pPr>
-            <w:hyperlink w:history="1" r:id="rId7og95vwre1kj4sfxrbxxc">
+            <w:hyperlink w:history="1" r:id="rIda32ntw0qtfbwstmd34syg">
               <w:r>
                 <w:rPr>
                   <w:rFonts w:ascii="Arial" w:cs="Arial" w:eastAsia="Arial" w:hAnsi="Arial"/>
@@ -9671,7 +9671,7 @@
               <w:spacing w:after="10" w:before="0"/>
               <w:ind w:left="120"/>
             </w:pPr>
-            <w:hyperlink w:history="1" r:id="rIdizwx2q4nu8mfixmydovhw">
+            <w:hyperlink w:history="1" r:id="rId-7d4zk67fawebq4ozc8ue">
               <w:r>
                 <w:rPr>
                   <w:rFonts w:ascii="Arial" w:cs="Arial" w:eastAsia="Arial" w:hAnsi="Arial"/>
@@ -9883,7 +9883,7 @@
               <w:spacing w:after="10" w:before="0"/>
               <w:ind w:left="120"/>
             </w:pPr>
-            <w:hyperlink w:history="1" r:id="rIdf7eodutux0mexylabayyi">
+            <w:hyperlink w:history="1" r:id="rIddpgg3t_j-4jwf_mafokb0">
               <w:r>
                 <w:rPr>
                   <w:rFonts w:ascii="Arial" w:cs="Arial" w:eastAsia="Arial" w:hAnsi="Arial"/>
@@ -9943,7 +9943,7 @@
             <w:pPr>
               <w:spacing w:after="20" w:before="0"/>
             </w:pPr>
-            <w:hyperlink w:history="1" r:id="rIdnkcajkdudqwfrvvgaxqe9">
+            <w:hyperlink w:history="1" r:id="rIdqp3jeomqdiejbfj6nydig">
               <w:r>
                 <w:rPr>
                   <w:rFonts w:ascii="Arial" w:cs="Arial" w:eastAsia="Arial" w:hAnsi="Arial"/>
@@ -9976,7 +9976,7 @@
               <w:spacing w:after="10" w:before="0"/>
               <w:ind w:left="120"/>
             </w:pPr>
-            <w:hyperlink w:history="1" r:id="rIdom5qurwvhk3f7zapi9tj0">
+            <w:hyperlink w:history="1" r:id="rIdfvxw_xkpzfbitdqzybkcu">
               <w:r>
                 <w:rPr>
                   <w:rFonts w:ascii="Arial" w:cs="Arial" w:eastAsia="Arial" w:hAnsi="Arial"/>
@@ -10188,7 +10188,7 @@
               <w:spacing w:after="10" w:before="0"/>
               <w:ind w:left="120"/>
             </w:pPr>
-            <w:hyperlink w:history="1" r:id="rId8vnkvrx7oh43kmtitqdar">
+            <w:hyperlink w:history="1" r:id="rIddlawj6k-p4yjfe96faiya">
               <w:r>
                 <w:rPr>
                   <w:rFonts w:ascii="Arial" w:cs="Arial" w:eastAsia="Arial" w:hAnsi="Arial"/>
@@ -10248,7 +10248,7 @@
             <w:pPr>
               <w:spacing w:after="20" w:before="0"/>
             </w:pPr>
-            <w:hyperlink w:history="1" r:id="rIdbdl0yzatqb4s1t1cljckk">
+            <w:hyperlink w:history="1" r:id="rIdg6jv8h5vfrplgp4ooyw6f">
               <w:r>
                 <w:rPr>
                   <w:rFonts w:ascii="Arial" w:cs="Arial" w:eastAsia="Arial" w:hAnsi="Arial"/>
@@ -10281,7 +10281,7 @@
               <w:spacing w:after="10" w:before="0"/>
               <w:ind w:left="120"/>
             </w:pPr>
-            <w:hyperlink w:history="1" r:id="rIdsthsmic40p2e9l4jn1mwl">
+            <w:hyperlink w:history="1" r:id="rIdfa2qqbhpznina_4ixzuyt">
               <w:r>
                 <w:rPr>
                   <w:rFonts w:ascii="Arial" w:cs="Arial" w:eastAsia="Arial" w:hAnsi="Arial"/>
@@ -10493,7 +10493,7 @@
               <w:spacing w:after="10" w:before="0"/>
               <w:ind w:left="120"/>
             </w:pPr>
-            <w:hyperlink w:history="1" r:id="rId49ogod5jwucmxwy5reww1">
+            <w:hyperlink w:history="1" r:id="rIddew5tuics5bowolqtqzhf">
               <w:r>
                 <w:rPr>
                   <w:rFonts w:ascii="Arial" w:cs="Arial" w:eastAsia="Arial" w:hAnsi="Arial"/>
@@ -10553,7 +10553,7 @@
             <w:pPr>
               <w:spacing w:after="20" w:before="0"/>
             </w:pPr>
-            <w:hyperlink w:history="1" r:id="rIdhs22ggvztp2gnyq6xat4f">
+            <w:hyperlink w:history="1" r:id="rIdvrbyb639efgy0bto-whfl">
               <w:r>
                 <w:rPr>
                   <w:rFonts w:ascii="Arial" w:cs="Arial" w:eastAsia="Arial" w:hAnsi="Arial"/>
@@ -10586,7 +10586,7 @@
               <w:spacing w:after="10" w:before="0"/>
               <w:ind w:left="120"/>
             </w:pPr>
-            <w:hyperlink w:history="1" r:id="rIdvxvnmkyufwe0thbdsdhdg">
+            <w:hyperlink w:history="1" r:id="rIdkb-lmrsbp8qco6h1ofqef">
               <w:r>
                 <w:rPr>
                   <w:rFonts w:ascii="Arial" w:cs="Arial" w:eastAsia="Arial" w:hAnsi="Arial"/>
@@ -12328,7 +12328,7 @@
             <w:pPr>
               <w:spacing w:after="20" w:before="0"/>
             </w:pPr>
-            <w:hyperlink w:history="1" r:id="rIdc1krmlswodeqktd80z8sq">
+            <w:hyperlink w:history="1" r:id="rIduyy_ouvxzx4klyieb-ncb">
               <w:r>
                 <w:rPr>
                   <w:rFonts w:ascii="Arial" w:cs="Arial" w:eastAsia="Arial" w:hAnsi="Arial"/>
@@ -12361,7 +12361,7 @@
               <w:spacing w:after="10" w:before="0"/>
               <w:ind w:left="120"/>
             </w:pPr>
-            <w:hyperlink w:history="1" r:id="rIdf7tcgz5ftkcoivq4kvzen">
+            <w:hyperlink w:history="1" r:id="rIdqzwvhto0ctvxl5ebhd3lt">
               <w:r>
                 <w:rPr>
                   <w:rFonts w:ascii="Arial" w:cs="Arial" w:eastAsia="Arial" w:hAnsi="Arial"/>
@@ -12406,7 +12406,7 @@
             <w:pPr>
               <w:spacing w:after="20" w:before="0"/>
             </w:pPr>
-            <w:hyperlink w:history="1" r:id="rIdut0y0t_6dz4mbovj9wqr5">
+            <w:hyperlink w:history="1" r:id="rIdhutpygh9-a0ihscnniwqk">
               <w:r>
                 <w:rPr>
                   <w:rFonts w:ascii="Arial" w:cs="Arial" w:eastAsia="Arial" w:hAnsi="Arial"/>
@@ -12439,7 +12439,7 @@
               <w:spacing w:after="10" w:before="0"/>
               <w:ind w:left="120"/>
             </w:pPr>
-            <w:hyperlink w:history="1" r:id="rIdgsevjkefs6fibnyz6vhim">
+            <w:hyperlink w:history="1" r:id="rIdon7fatankccblwzfwhggu">
               <w:r>
                 <w:rPr>
                   <w:rFonts w:ascii="Arial" w:cs="Arial" w:eastAsia="Arial" w:hAnsi="Arial"/>
@@ -12634,7 +12634,7 @@
             <w:pPr>
               <w:spacing w:after="20" w:before="0"/>
             </w:pPr>
-            <w:hyperlink w:history="1" r:id="rId6glb1xnubcevr-9gq76ln">
+            <w:hyperlink w:history="1" r:id="rIdn691hky4fsmbmylqoequj">
               <w:r>
                 <w:rPr>
                   <w:rFonts w:ascii="Arial" w:cs="Arial" w:eastAsia="Arial" w:hAnsi="Arial"/>
@@ -12667,7 +12667,7 @@
               <w:spacing w:after="10" w:before="0"/>
               <w:ind w:left="120"/>
             </w:pPr>
-            <w:hyperlink w:history="1" r:id="rId44cvusgwsjq_fxxsoe6q6">
+            <w:hyperlink w:history="1" r:id="rIdiea2bhwcqzttf2d6j-34r">
               <w:r>
                 <w:rPr>
                   <w:rFonts w:ascii="Arial" w:cs="Arial" w:eastAsia="Arial" w:hAnsi="Arial"/>
@@ -12712,7 +12712,7 @@
             <w:pPr>
               <w:spacing w:after="20" w:before="0"/>
             </w:pPr>
-            <w:hyperlink w:history="1" r:id="rIdlkynsdw5wmhz1tolfq19j">
+            <w:hyperlink w:history="1" r:id="rIdgnieoggvv5aul37szoqpg">
               <w:r>
                 <w:rPr>
                   <w:rFonts w:ascii="Arial" w:cs="Arial" w:eastAsia="Arial" w:hAnsi="Arial"/>
@@ -12745,7 +12745,7 @@
               <w:spacing w:after="10" w:before="0"/>
               <w:ind w:left="120"/>
             </w:pPr>
-            <w:hyperlink w:history="1" r:id="rIdii8-acxtnd90zoncslyna">
+            <w:hyperlink w:history="1" r:id="rIdejjfutyjutw7voucrptid">
               <w:r>
                 <w:rPr>
                   <w:rFonts w:ascii="Arial" w:cs="Arial" w:eastAsia="Arial" w:hAnsi="Arial"/>
@@ -12940,7 +12940,7 @@
             <w:pPr>
               <w:spacing w:after="20" w:before="0"/>
             </w:pPr>
-            <w:hyperlink w:history="1" r:id="rIdl-imwmfnrfuyjoawbgt1o">
+            <w:hyperlink w:history="1" r:id="rIdnftumobot65jfp_kc6iob">
               <w:r>
                 <w:rPr>
                   <w:rFonts w:ascii="Arial" w:cs="Arial" w:eastAsia="Arial" w:hAnsi="Arial"/>
@@ -12973,7 +12973,7 @@
               <w:spacing w:after="10" w:before="0"/>
               <w:ind w:left="120"/>
             </w:pPr>
-            <w:hyperlink w:history="1" r:id="rIdj-tr-sni4kvomz5c539c3">
+            <w:hyperlink w:history="1" r:id="rIdf0mbm6yvapk-jiep_vmha">
               <w:r>
                 <w:rPr>
                   <w:rFonts w:ascii="Arial" w:cs="Arial" w:eastAsia="Arial" w:hAnsi="Arial"/>
@@ -13018,7 +13018,7 @@
             <w:pPr>
               <w:spacing w:after="20" w:before="0"/>
             </w:pPr>
-            <w:hyperlink w:history="1" r:id="rIdpjurk49g_qjkvbib-iaix">
+            <w:hyperlink w:history="1" r:id="rIdma0zzcpmeuzr8flemuies">
               <w:r>
                 <w:rPr>
                   <w:rFonts w:ascii="Arial" w:cs="Arial" w:eastAsia="Arial" w:hAnsi="Arial"/>
@@ -13051,7 +13051,7 @@
               <w:spacing w:after="10" w:before="0"/>
               <w:ind w:left="120"/>
             </w:pPr>
-            <w:hyperlink w:history="1" r:id="rId8xyqmtuwl6ldmueuep8rk">
+            <w:hyperlink w:history="1" r:id="rId_gqcwwh9i9atd0d5l3bsh">
               <w:r>
                 <w:rPr>
                   <w:rFonts w:ascii="Arial" w:cs="Arial" w:eastAsia="Arial" w:hAnsi="Arial"/>
@@ -13246,7 +13246,7 @@
             <w:pPr>
               <w:spacing w:after="20" w:before="0"/>
             </w:pPr>
-            <w:hyperlink w:history="1" r:id="rIdx0gmoejwnvlfddf9j90mh">
+            <w:hyperlink w:history="1" r:id="rIdnczkxwxmzelnu1od0nhzq">
               <w:r>
                 <w:rPr>
                   <w:rFonts w:ascii="Arial" w:cs="Arial" w:eastAsia="Arial" w:hAnsi="Arial"/>
@@ -13279,7 +13279,7 @@
               <w:spacing w:after="10" w:before="0"/>
               <w:ind w:left="120"/>
             </w:pPr>
-            <w:hyperlink w:history="1" r:id="rIdwgns9mwggmmq0cvejg6x3">
+            <w:hyperlink w:history="1" r:id="rIdb2rbehjs8zyejx1uogkli">
               <w:r>
                 <w:rPr>
                   <w:rFonts w:ascii="Arial" w:cs="Arial" w:eastAsia="Arial" w:hAnsi="Arial"/>
@@ -13324,7 +13324,7 @@
             <w:pPr>
               <w:spacing w:after="20" w:before="0"/>
             </w:pPr>
-            <w:hyperlink w:history="1" r:id="rIdbqlvqrzyljhamxvaocaw0">
+            <w:hyperlink w:history="1" r:id="rId6qvvj0jw9bwtsmyxeb8fs">
               <w:r>
                 <w:rPr>
                   <w:rFonts w:ascii="Arial" w:cs="Arial" w:eastAsia="Arial" w:hAnsi="Arial"/>
@@ -13357,7 +13357,7 @@
               <w:spacing w:after="10" w:before="0"/>
               <w:ind w:left="120"/>
             </w:pPr>
-            <w:hyperlink w:history="1" r:id="rIdjx8fj4l9-jwf5gss1aoeh">
+            <w:hyperlink w:history="1" r:id="rIdsa6kz3sprlhjv6rfz_ud1">
               <w:r>
                 <w:rPr>
                   <w:rFonts w:ascii="Arial" w:cs="Arial" w:eastAsia="Arial" w:hAnsi="Arial"/>
@@ -13552,7 +13552,7 @@
             <w:pPr>
               <w:spacing w:after="20" w:before="0"/>
             </w:pPr>
-            <w:hyperlink w:history="1" r:id="rIdaiykj8j3eyekxnaqa4fqk">
+            <w:hyperlink w:history="1" r:id="rIdcran75yccwubne_7ys2iz">
               <w:r>
                 <w:rPr>
                   <w:rFonts w:ascii="Arial" w:cs="Arial" w:eastAsia="Arial" w:hAnsi="Arial"/>
@@ -13585,7 +13585,7 @@
               <w:spacing w:after="10" w:before="0"/>
               <w:ind w:left="120"/>
             </w:pPr>
-            <w:hyperlink w:history="1" r:id="rId9awhpo0raodbr9axigkbp">
+            <w:hyperlink w:history="1" r:id="rIdu9tdthh05rp4ryzuod4ow">
               <w:r>
                 <w:rPr>
                   <w:rFonts w:ascii="Arial" w:cs="Arial" w:eastAsia="Arial" w:hAnsi="Arial"/>
@@ -13630,7 +13630,7 @@
             <w:pPr>
               <w:spacing w:after="20" w:before="0"/>
             </w:pPr>
-            <w:hyperlink w:history="1" r:id="rIdroy2pib4skddi1jw4jeph">
+            <w:hyperlink w:history="1" r:id="rIdiguiq1st2k3lrpp4hudyc">
               <w:r>
                 <w:rPr>
                   <w:rFonts w:ascii="Arial" w:cs="Arial" w:eastAsia="Arial" w:hAnsi="Arial"/>
@@ -13663,7 +13663,7 @@
               <w:spacing w:after="10" w:before="0"/>
               <w:ind w:left="120"/>
             </w:pPr>
-            <w:hyperlink w:history="1" r:id="rIdkd-rdd9v76knm7n6s0d5i">
+            <w:hyperlink w:history="1" r:id="rIduz6xhnykxvz9bwnqo7n9-">
               <w:r>
                 <w:rPr>
                   <w:rFonts w:ascii="Arial" w:cs="Arial" w:eastAsia="Arial" w:hAnsi="Arial"/>
@@ -15425,7 +15425,7 @@
             <w:pPr>
               <w:spacing w:after="20" w:before="0"/>
             </w:pPr>
-            <w:hyperlink w:history="1" r:id="rIdbqd6vo6k6ilglote0qen8">
+            <w:hyperlink w:history="1" r:id="rIdfig6lxhaog1dzbfguntzv">
               <w:r>
                 <w:rPr>
                   <w:rFonts w:ascii="Arial" w:cs="Arial" w:eastAsia="Arial" w:hAnsi="Arial"/>
@@ -15458,7 +15458,7 @@
               <w:spacing w:after="10" w:before="0"/>
               <w:ind w:left="120"/>
             </w:pPr>
-            <w:hyperlink w:history="1" r:id="rIduvlgjspg3oi_petiwi1tv">
+            <w:hyperlink w:history="1" r:id="rIdzs7ek5ux1m_zf9xwc_9ru">
               <w:r>
                 <w:rPr>
                   <w:rFonts w:ascii="Arial" w:cs="Arial" w:eastAsia="Arial" w:hAnsi="Arial"/>
@@ -15520,7 +15520,7 @@
               <w:spacing w:after="10" w:before="0"/>
               <w:ind w:left="120"/>
             </w:pPr>
-            <w:hyperlink w:history="1" r:id="rIdmbqrg2ypn2qpvqbp8yb20">
+            <w:hyperlink w:history="1" r:id="rIdzcuu_w46clqn8zdvfgctm">
               <w:r>
                 <w:rPr>
                   <w:rFonts w:ascii="Arial" w:cs="Arial" w:eastAsia="Arial" w:hAnsi="Arial"/>
@@ -15730,7 +15730,7 @@
             <w:pPr>
               <w:spacing w:after="20" w:before="0"/>
             </w:pPr>
-            <w:hyperlink w:history="1" r:id="rIdtiqm2ggzj1t2h4a5jobad">
+            <w:hyperlink w:history="1" r:id="rIdbtvgs3s6uxwaw87ajybua">
               <w:r>
                 <w:rPr>
                   <w:rFonts w:ascii="Arial" w:cs="Arial" w:eastAsia="Arial" w:hAnsi="Arial"/>
@@ -15763,7 +15763,7 @@
               <w:spacing w:after="10" w:before="0"/>
               <w:ind w:left="120"/>
             </w:pPr>
-            <w:hyperlink w:history="1" r:id="rId9bw3orjfnrz0fys45caz4">
+            <w:hyperlink w:history="1" r:id="rIdczojdofezpxmbutigjzbh">
               <w:r>
                 <w:rPr>
                   <w:rFonts w:ascii="Arial" w:cs="Arial" w:eastAsia="Arial" w:hAnsi="Arial"/>
@@ -15825,7 +15825,7 @@
               <w:spacing w:after="10" w:before="0"/>
               <w:ind w:left="120"/>
             </w:pPr>
-            <w:hyperlink w:history="1" r:id="rIdbujivs2bs-d3l_xrnaivh">
+            <w:hyperlink w:history="1" r:id="rIdz6k4dvlm7qgczikvofzji">
               <w:r>
                 <w:rPr>
                   <w:rFonts w:ascii="Arial" w:cs="Arial" w:eastAsia="Arial" w:hAnsi="Arial"/>
@@ -16035,7 +16035,7 @@
             <w:pPr>
               <w:spacing w:after="20" w:before="0"/>
             </w:pPr>
-            <w:hyperlink w:history="1" r:id="rId4bg9bgvbrutzzptrmlfhe">
+            <w:hyperlink w:history="1" r:id="rIdr5fz-mhrh3avx2xpgi5iz">
               <w:r>
                 <w:rPr>
                   <w:rFonts w:ascii="Arial" w:cs="Arial" w:eastAsia="Arial" w:hAnsi="Arial"/>
@@ -16068,7 +16068,7 @@
               <w:spacing w:after="10" w:before="0"/>
               <w:ind w:left="120"/>
             </w:pPr>
-            <w:hyperlink w:history="1" r:id="rIdflmc2a5y0rnrerbucelj0">
+            <w:hyperlink w:history="1" r:id="rIdcsgtg_z_nmk_opkkmxzyn">
               <w:r>
                 <w:rPr>
                   <w:rFonts w:ascii="Arial" w:cs="Arial" w:eastAsia="Arial" w:hAnsi="Arial"/>
@@ -16130,7 +16130,7 @@
               <w:spacing w:after="10" w:before="0"/>
               <w:ind w:left="120"/>
             </w:pPr>
-            <w:hyperlink w:history="1" r:id="rIdqg1y-recs3vycjdprdrp_">
+            <w:hyperlink w:history="1" r:id="rIdcmgpr43bn2rldfos3o9hb">
               <w:r>
                 <w:rPr>
                   <w:rFonts w:ascii="Arial" w:cs="Arial" w:eastAsia="Arial" w:hAnsi="Arial"/>
@@ -16340,7 +16340,7 @@
             <w:pPr>
               <w:spacing w:after="20" w:before="0"/>
             </w:pPr>
-            <w:hyperlink w:history="1" r:id="rIdyornx0wqk4yhiquhf_vdm">
+            <w:hyperlink w:history="1" r:id="rIdeokvwkmnsfwqwe8cqardb">
               <w:r>
                 <w:rPr>
                   <w:rFonts w:ascii="Arial" w:cs="Arial" w:eastAsia="Arial" w:hAnsi="Arial"/>
@@ -16373,7 +16373,7 @@
               <w:spacing w:after="10" w:before="0"/>
               <w:ind w:left="120"/>
             </w:pPr>
-            <w:hyperlink w:history="1" r:id="rIdo0ep_appn281xfc28u8ie">
+            <w:hyperlink w:history="1" r:id="rIdzk1fghjqykyodso-ygcpq">
               <w:r>
                 <w:rPr>
                   <w:rFonts w:ascii="Arial" w:cs="Arial" w:eastAsia="Arial" w:hAnsi="Arial"/>
@@ -16435,7 +16435,7 @@
               <w:spacing w:after="10" w:before="0"/>
               <w:ind w:left="120"/>
             </w:pPr>
-            <w:hyperlink w:history="1" r:id="rIdjedlirt1orsdds5y4zhs3">
+            <w:hyperlink w:history="1" r:id="rIdyk32zyrr14x3w2xsyh5db">
               <w:r>
                 <w:rPr>
                   <w:rFonts w:ascii="Arial" w:cs="Arial" w:eastAsia="Arial" w:hAnsi="Arial"/>
@@ -16645,7 +16645,7 @@
             <w:pPr>
               <w:spacing w:after="20" w:before="0"/>
             </w:pPr>
-            <w:hyperlink w:history="1" r:id="rIdlpnewhn9srrqsv1vvkbjl">
+            <w:hyperlink w:history="1" r:id="rIdplz5_7lnlempy6ysnkkqm">
               <w:r>
                 <w:rPr>
                   <w:rFonts w:ascii="Arial" w:cs="Arial" w:eastAsia="Arial" w:hAnsi="Arial"/>
@@ -16678,7 +16678,7 @@
               <w:spacing w:after="10" w:before="0"/>
               <w:ind w:left="120"/>
             </w:pPr>
-            <w:hyperlink w:history="1" r:id="rIdpqg_q-nxaz7hsrvebyovu">
+            <w:hyperlink w:history="1" r:id="rId2wkwzz5l_qp2evt38zpwt">
               <w:r>
                 <w:rPr>
                   <w:rFonts w:ascii="Arial" w:cs="Arial" w:eastAsia="Arial" w:hAnsi="Arial"/>
@@ -16740,7 +16740,7 @@
               <w:spacing w:after="10" w:before="0"/>
               <w:ind w:left="120"/>
             </w:pPr>
-            <w:hyperlink w:history="1" r:id="rIdkg92_s16fsfjhn1c3nnvn">
+            <w:hyperlink w:history="1" r:id="rIdkranqay5ljto2u0x7qysn">
               <w:r>
                 <w:rPr>
                   <w:rFonts w:ascii="Arial" w:cs="Arial" w:eastAsia="Arial" w:hAnsi="Arial"/>
@@ -18494,7 +18494,7 @@
               <w:spacing w:after="10" w:before="0"/>
               <w:ind w:left="120"/>
             </w:pPr>
-            <w:hyperlink w:history="1" r:id="rIdvr8fmuwbdwfjio4m6qc_m">
+            <w:hyperlink w:history="1" r:id="rIdgc-776u-o_l-1yaqrtqgw">
               <w:r>
                 <w:rPr>
                   <w:rFonts w:ascii="Arial" w:cs="Arial" w:eastAsia="Arial" w:hAnsi="Arial"/>
@@ -18571,7 +18571,7 @@
               <w:spacing w:after="10" w:before="0"/>
               <w:ind w:left="120"/>
             </w:pPr>
-            <w:hyperlink w:history="1" r:id="rIdog5qdsy69qxshdpj0w4wo">
+            <w:hyperlink w:history="1" r:id="rId090o1hri4kfjyyrnlr-ay">
               <w:r>
                 <w:rPr>
                   <w:rFonts w:ascii="Arial" w:cs="Arial" w:eastAsia="Arial" w:hAnsi="Arial"/>
@@ -18798,7 +18798,7 @@
               <w:spacing w:after="10" w:before="0"/>
               <w:ind w:left="120"/>
             </w:pPr>
-            <w:hyperlink w:history="1" r:id="rIdsg8gxnmvfjssndzr7iy5n">
+            <w:hyperlink w:history="1" r:id="rIddiyi6nnwxualvenmneafr">
               <w:r>
                 <w:rPr>
                   <w:rFonts w:ascii="Arial" w:cs="Arial" w:eastAsia="Arial" w:hAnsi="Arial"/>
@@ -18875,7 +18875,7 @@
               <w:spacing w:after="10" w:before="0"/>
               <w:ind w:left="120"/>
             </w:pPr>
-            <w:hyperlink w:history="1" r:id="rIdqozc2fj5h3cjwzjqqepri">
+            <w:hyperlink w:history="1" r:id="rIdgsa-kcstltjc9qszdt5wk">
               <w:r>
                 <w:rPr>
                   <w:rFonts w:ascii="Arial" w:cs="Arial" w:eastAsia="Arial" w:hAnsi="Arial"/>
@@ -19102,7 +19102,7 @@
               <w:spacing w:after="10" w:before="0"/>
               <w:ind w:left="120"/>
             </w:pPr>
-            <w:hyperlink w:history="1" r:id="rId0wbqhssvdncfcnvziwzer">
+            <w:hyperlink w:history="1" r:id="rIdcs53pxjuqi4lo__ywyf5i">
               <w:r>
                 <w:rPr>
                   <w:rFonts w:ascii="Arial" w:cs="Arial" w:eastAsia="Arial" w:hAnsi="Arial"/>
@@ -19179,7 +19179,7 @@
               <w:spacing w:after="10" w:before="0"/>
               <w:ind w:left="120"/>
             </w:pPr>
-            <w:hyperlink w:history="1" r:id="rIdhnq5_fja4papcf871ep1u">
+            <w:hyperlink w:history="1" r:id="rIdd6luxmu9ao4rdnvbdg2x-">
               <w:r>
                 <w:rPr>
                   <w:rFonts w:ascii="Arial" w:cs="Arial" w:eastAsia="Arial" w:hAnsi="Arial"/>
@@ -19406,7 +19406,7 @@
               <w:spacing w:after="10" w:before="0"/>
               <w:ind w:left="120"/>
             </w:pPr>
-            <w:hyperlink w:history="1" r:id="rId1cum0r0sv2dxprub-bioa">
+            <w:hyperlink w:history="1" r:id="rId5fnd8trhji8pdoo8sjaie">
               <w:r>
                 <w:rPr>
                   <w:rFonts w:ascii="Arial" w:cs="Arial" w:eastAsia="Arial" w:hAnsi="Arial"/>
@@ -19483,7 +19483,7 @@
               <w:spacing w:after="10" w:before="0"/>
               <w:ind w:left="120"/>
             </w:pPr>
-            <w:hyperlink w:history="1" r:id="rIddgyjhiom0tvngmm8mycdd">
+            <w:hyperlink w:history="1" r:id="rId9u-bmtclkeofiaw-vbiiz">
               <w:r>
                 <w:rPr>
                   <w:rFonts w:ascii="Arial" w:cs="Arial" w:eastAsia="Arial" w:hAnsi="Arial"/>
@@ -19710,7 +19710,7 @@
               <w:spacing w:after="10" w:before="0"/>
               <w:ind w:left="120"/>
             </w:pPr>
-            <w:hyperlink w:history="1" r:id="rIdruyj8jpmes57gkh0igwun">
+            <w:hyperlink w:history="1" r:id="rIdb-x9dek_syk8qgagk-ij0">
               <w:r>
                 <w:rPr>
                   <w:rFonts w:ascii="Arial" w:cs="Arial" w:eastAsia="Arial" w:hAnsi="Arial"/>
@@ -19787,7 +19787,7 @@
               <w:spacing w:after="10" w:before="0"/>
               <w:ind w:left="120"/>
             </w:pPr>
-            <w:hyperlink w:history="1" r:id="rIdyddxtb9iqs1y6dh1cp8ul">
+            <w:hyperlink w:history="1" r:id="rIdyc4pkifv-rlwxj2gafauq">
               <w:r>
                 <w:rPr>
                   <w:rFonts w:ascii="Arial" w:cs="Arial" w:eastAsia="Arial" w:hAnsi="Arial"/>
@@ -21544,7 +21544,7 @@
             <w:pPr>
               <w:spacing w:after="20" w:before="0"/>
             </w:pPr>
-            <w:hyperlink w:history="1" r:id="rIdbqejwosgw549dfhpwfo0r">
+            <w:hyperlink w:history="1" r:id="rIde7gwbvhk_pm5qqwcurgqo">
               <w:r>
                 <w:rPr>
                   <w:rFonts w:ascii="Arial" w:cs="Arial" w:eastAsia="Arial" w:hAnsi="Arial"/>
@@ -21577,7 +21577,7 @@
               <w:spacing w:after="10" w:before="0"/>
               <w:ind w:left="120"/>
             </w:pPr>
-            <w:hyperlink w:history="1" r:id="rIdzwn7imzobhcesepe7gfqf">
+            <w:hyperlink w:history="1" r:id="rIdtxi1dsyfnb5fo4xruj-ly">
               <w:r>
                 <w:rPr>
                   <w:rFonts w:ascii="Arial" w:cs="Arial" w:eastAsia="Arial" w:hAnsi="Arial"/>
@@ -21622,7 +21622,7 @@
             <w:pPr>
               <w:spacing w:after="20" w:before="0"/>
             </w:pPr>
-            <w:hyperlink w:history="1" r:id="rIdwy3p7vxl5ls9zmx5u0xoo">
+            <w:hyperlink w:history="1" r:id="rIdlidtpoersghr-wxx_hpjk">
               <w:r>
                 <w:rPr>
                   <w:rFonts w:ascii="Arial" w:cs="Arial" w:eastAsia="Arial" w:hAnsi="Arial"/>
@@ -21655,7 +21655,7 @@
               <w:spacing w:after="10" w:before="0"/>
               <w:ind w:left="120"/>
             </w:pPr>
-            <w:hyperlink w:history="1" r:id="rIdtftam2cuilxncoekpunqr">
+            <w:hyperlink w:history="1" r:id="rIdfvuig7o8a9uy7kk4ndsyt">
               <w:r>
                 <w:rPr>
                   <w:rFonts w:ascii="Arial" w:cs="Arial" w:eastAsia="Arial" w:hAnsi="Arial"/>
@@ -21850,7 +21850,7 @@
             <w:pPr>
               <w:spacing w:after="20" w:before="0"/>
             </w:pPr>
-            <w:hyperlink w:history="1" r:id="rIdamiocz64t3ue-kj4wwwus">
+            <w:hyperlink w:history="1" r:id="rIdykbwij8ne83stxvh1mj-y">
               <w:r>
                 <w:rPr>
                   <w:rFonts w:ascii="Arial" w:cs="Arial" w:eastAsia="Arial" w:hAnsi="Arial"/>
@@ -21883,7 +21883,7 @@
               <w:spacing w:after="10" w:before="0"/>
               <w:ind w:left="120"/>
             </w:pPr>
-            <w:hyperlink w:history="1" r:id="rIdw86f0txyatdb2y5uklxvk">
+            <w:hyperlink w:history="1" r:id="rIducz0jj0laahcgzmk6d11o">
               <w:r>
                 <w:rPr>
                   <w:rFonts w:ascii="Arial" w:cs="Arial" w:eastAsia="Arial" w:hAnsi="Arial"/>
@@ -21928,7 +21928,7 @@
             <w:pPr>
               <w:spacing w:after="20" w:before="0"/>
             </w:pPr>
-            <w:hyperlink w:history="1" r:id="rIdhpbiztexucousn6w4ve6k">
+            <w:hyperlink w:history="1" r:id="rIdjdbt5jcnqx4vyrfd8skgn">
               <w:r>
                 <w:rPr>
                   <w:rFonts w:ascii="Arial" w:cs="Arial" w:eastAsia="Arial" w:hAnsi="Arial"/>
@@ -21961,7 +21961,7 @@
               <w:spacing w:after="10" w:before="0"/>
               <w:ind w:left="120"/>
             </w:pPr>
-            <w:hyperlink w:history="1" r:id="rIdp6mwuxo8vre_sco839rcr">
+            <w:hyperlink w:history="1" r:id="rId4ohd-73lir5rbbggeitlv">
               <w:r>
                 <w:rPr>
                   <w:rFonts w:ascii="Arial" w:cs="Arial" w:eastAsia="Arial" w:hAnsi="Arial"/>
@@ -22156,7 +22156,7 @@
             <w:pPr>
               <w:spacing w:after="20" w:before="0"/>
             </w:pPr>
-            <w:hyperlink w:history="1" r:id="rId9tuapyfsyvjhbmj_aich2">
+            <w:hyperlink w:history="1" r:id="rIdrlct7xw0n0txihg8tbfzl">
               <w:r>
                 <w:rPr>
                   <w:rFonts w:ascii="Arial" w:cs="Arial" w:eastAsia="Arial" w:hAnsi="Arial"/>
@@ -22189,7 +22189,7 @@
               <w:spacing w:after="10" w:before="0"/>
               <w:ind w:left="120"/>
             </w:pPr>
-            <w:hyperlink w:history="1" r:id="rId7zpulobvvlmf_uactlusy">
+            <w:hyperlink w:history="1" r:id="rIdy-zmqoitpjeliznyeitvx">
               <w:r>
                 <w:rPr>
                   <w:rFonts w:ascii="Arial" w:cs="Arial" w:eastAsia="Arial" w:hAnsi="Arial"/>
@@ -22234,7 +22234,7 @@
             <w:pPr>
               <w:spacing w:after="20" w:before="0"/>
             </w:pPr>
-            <w:hyperlink w:history="1" r:id="rIdaw0xjztglgni4s-91a5xh">
+            <w:hyperlink w:history="1" r:id="rIdbtnlrvvuvj9phebmca50q">
               <w:r>
                 <w:rPr>
                   <w:rFonts w:ascii="Arial" w:cs="Arial" w:eastAsia="Arial" w:hAnsi="Arial"/>
@@ -22267,7 +22267,7 @@
               <w:spacing w:after="10" w:before="0"/>
               <w:ind w:left="120"/>
             </w:pPr>
-            <w:hyperlink w:history="1" r:id="rIdqduymc_ohjs055o8eqplx">
+            <w:hyperlink w:history="1" r:id="rIduesafszhx_fqk2lib1ek9">
               <w:r>
                 <w:rPr>
                   <w:rFonts w:ascii="Arial" w:cs="Arial" w:eastAsia="Arial" w:hAnsi="Arial"/>
@@ -22462,7 +22462,7 @@
             <w:pPr>
               <w:spacing w:after="20" w:before="0"/>
             </w:pPr>
-            <w:hyperlink w:history="1" r:id="rIdhgulhizngmswv8wgu4esk">
+            <w:hyperlink w:history="1" r:id="rId-jvv1d6-ic7vkoflu0fjf">
               <w:r>
                 <w:rPr>
                   <w:rFonts w:ascii="Arial" w:cs="Arial" w:eastAsia="Arial" w:hAnsi="Arial"/>
@@ -22495,7 +22495,7 @@
               <w:spacing w:after="10" w:before="0"/>
               <w:ind w:left="120"/>
             </w:pPr>
-            <w:hyperlink w:history="1" r:id="rIdzumq5kcfbw7yfzegrmecf">
+            <w:hyperlink w:history="1" r:id="rId3i-6ydknpjp5sis65f-xn">
               <w:r>
                 <w:rPr>
                   <w:rFonts w:ascii="Arial" w:cs="Arial" w:eastAsia="Arial" w:hAnsi="Arial"/>
@@ -22540,7 +22540,7 @@
             <w:pPr>
               <w:spacing w:after="20" w:before="0"/>
             </w:pPr>
-            <w:hyperlink w:history="1" r:id="rId-jlaufjlatipk20-ickzu">
+            <w:hyperlink w:history="1" r:id="rIdvarordbcamgwhjevaan-b">
               <w:r>
                 <w:rPr>
                   <w:rFonts w:ascii="Arial" w:cs="Arial" w:eastAsia="Arial" w:hAnsi="Arial"/>
@@ -22573,7 +22573,7 @@
               <w:spacing w:after="10" w:before="0"/>
               <w:ind w:left="120"/>
             </w:pPr>
-            <w:hyperlink w:history="1" r:id="rIdbc9mbiywjltrva6vc991q">
+            <w:hyperlink w:history="1" r:id="rIdxzhq-g4upic64mzfgt5uv">
               <w:r>
                 <w:rPr>
                   <w:rFonts w:ascii="Arial" w:cs="Arial" w:eastAsia="Arial" w:hAnsi="Arial"/>
@@ -22768,7 +22768,7 @@
             <w:pPr>
               <w:spacing w:after="20" w:before="0"/>
             </w:pPr>
-            <w:hyperlink w:history="1" r:id="rId1zaljhckg5m4j75rgn0ue">
+            <w:hyperlink w:history="1" r:id="rIdju4fj68fmsmh0ck6r--2c">
               <w:r>
                 <w:rPr>
                   <w:rFonts w:ascii="Arial" w:cs="Arial" w:eastAsia="Arial" w:hAnsi="Arial"/>
@@ -22801,7 +22801,7 @@
               <w:spacing w:after="10" w:before="0"/>
               <w:ind w:left="120"/>
             </w:pPr>
-            <w:hyperlink w:history="1" r:id="rIdoicb3ks1xlitui1ueqpob">
+            <w:hyperlink w:history="1" r:id="rId1j9tpx9u6ogytuypiju0m">
               <w:r>
                 <w:rPr>
                   <w:rFonts w:ascii="Arial" w:cs="Arial" w:eastAsia="Arial" w:hAnsi="Arial"/>
@@ -22846,7 +22846,7 @@
             <w:pPr>
               <w:spacing w:after="20" w:before="0"/>
             </w:pPr>
-            <w:hyperlink w:history="1" r:id="rIdapt5xus-wlh2wg-icxlic">
+            <w:hyperlink w:history="1" r:id="rId0o2prreexfy3mwus29yud">
               <w:r>
                 <w:rPr>
                   <w:rFonts w:ascii="Arial" w:cs="Arial" w:eastAsia="Arial" w:hAnsi="Arial"/>
@@ -22879,7 +22879,7 @@
               <w:spacing w:after="10" w:before="0"/>
               <w:ind w:left="120"/>
             </w:pPr>
-            <w:hyperlink w:history="1" r:id="rId75wnis8kjvqwsllwpg2az">
+            <w:hyperlink w:history="1" r:id="rIdq3lqygg-gmt50odgnkdba">
               <w:r>
                 <w:rPr>
                   <w:rFonts w:ascii="Arial" w:cs="Arial" w:eastAsia="Arial" w:hAnsi="Arial"/>
@@ -24546,7 +24546,7 @@
               <w:spacing w:after="10" w:before="0"/>
               <w:ind w:left="120"/>
             </w:pPr>
-            <w:hyperlink w:history="1" r:id="rId3ywvkpwyj3cl3uhdinoxs">
+            <w:hyperlink w:history="1" r:id="rIdoy4w3o0iyvg4the-f0mfk">
               <w:r>
                 <w:rPr>
                   <w:rFonts w:ascii="Arial" w:cs="Arial" w:eastAsia="Arial" w:hAnsi="Arial"/>
@@ -24623,7 +24623,7 @@
               <w:spacing w:after="10" w:before="0"/>
               <w:ind w:left="120"/>
             </w:pPr>
-            <w:hyperlink w:history="1" r:id="rId88sd4rap-g0-taa4imt6q">
+            <w:hyperlink w:history="1" r:id="rIddqjzslc60fgvn-5-0zd89">
               <w:r>
                 <w:rPr>
                   <w:rFonts w:ascii="Arial" w:cs="Arial" w:eastAsia="Arial" w:hAnsi="Arial"/>
@@ -24850,7 +24850,7 @@
               <w:spacing w:after="10" w:before="0"/>
               <w:ind w:left="120"/>
             </w:pPr>
-            <w:hyperlink w:history="1" r:id="rIdzjxdvmmz7rywmrpgjfg_z">
+            <w:hyperlink w:history="1" r:id="rIdwbkfb718pcud3i5y25fva">
               <w:r>
                 <w:rPr>
                   <w:rFonts w:ascii="Arial" w:cs="Arial" w:eastAsia="Arial" w:hAnsi="Arial"/>
@@ -24927,7 +24927,7 @@
               <w:spacing w:after="10" w:before="0"/>
               <w:ind w:left="120"/>
             </w:pPr>
-            <w:hyperlink w:history="1" r:id="rId94nk0zwjjksh4p4d8zmjn">
+            <w:hyperlink w:history="1" r:id="rIdlwgvv-69r-rkiu2h89f71">
               <w:r>
                 <w:rPr>
                   <w:rFonts w:ascii="Arial" w:cs="Arial" w:eastAsia="Arial" w:hAnsi="Arial"/>
@@ -25154,7 +25154,7 @@
               <w:spacing w:after="10" w:before="0"/>
               <w:ind w:left="120"/>
             </w:pPr>
-            <w:hyperlink w:history="1" r:id="rIdc58vweduxzofwahsh5g3w">
+            <w:hyperlink w:history="1" r:id="rId9vqynig_wwmstrfhbbhva">
               <w:r>
                 <w:rPr>
                   <w:rFonts w:ascii="Arial" w:cs="Arial" w:eastAsia="Arial" w:hAnsi="Arial"/>
@@ -25231,7 +25231,7 @@
               <w:spacing w:after="10" w:before="0"/>
               <w:ind w:left="120"/>
             </w:pPr>
-            <w:hyperlink w:history="1" r:id="rIdde4qe54xkq6thfj6g-27c">
+            <w:hyperlink w:history="1" r:id="rIdjzzyfkqkmtsld4dxuvn4r">
               <w:r>
                 <w:rPr>
                   <w:rFonts w:ascii="Arial" w:cs="Arial" w:eastAsia="Arial" w:hAnsi="Arial"/>
@@ -25458,7 +25458,7 @@
               <w:spacing w:after="10" w:before="0"/>
               <w:ind w:left="120"/>
             </w:pPr>
-            <w:hyperlink w:history="1" r:id="rIdy3rhgzohdjjl27t61hq42">
+            <w:hyperlink w:history="1" r:id="rId8lgizeqqnkyep1lqndi8v">
               <w:r>
                 <w:rPr>
                   <w:rFonts w:ascii="Arial" w:cs="Arial" w:eastAsia="Arial" w:hAnsi="Arial"/>
@@ -25535,7 +25535,7 @@
               <w:spacing w:after="10" w:before="0"/>
               <w:ind w:left="120"/>
             </w:pPr>
-            <w:hyperlink w:history="1" r:id="rIdnidtf8m3nbptngev3dm0j">
+            <w:hyperlink w:history="1" r:id="rIdjleoidvbnytzc8kkvvdqh">
               <w:r>
                 <w:rPr>
                   <w:rFonts w:ascii="Arial" w:cs="Arial" w:eastAsia="Arial" w:hAnsi="Arial"/>
@@ -25762,7 +25762,7 @@
               <w:spacing w:after="10" w:before="0"/>
               <w:ind w:left="120"/>
             </w:pPr>
-            <w:hyperlink w:history="1" r:id="rIdlrkflpot-a9vgwkqhrn19">
+            <w:hyperlink w:history="1" r:id="rIdje8iuiatimgt5e9tttlsy">
               <w:r>
                 <w:rPr>
                   <w:rFonts w:ascii="Arial" w:cs="Arial" w:eastAsia="Arial" w:hAnsi="Arial"/>
@@ -25839,7 +25839,7 @@
               <w:spacing w:after="10" w:before="0"/>
               <w:ind w:left="120"/>
             </w:pPr>
-            <w:hyperlink w:history="1" r:id="rIdux6nku7rcuc2uvvbx7qz9">
+            <w:hyperlink w:history="1" r:id="rId-xhjgxattubgptrigouml">
               <w:r>
                 <w:rPr>
                   <w:rFonts w:ascii="Arial" w:cs="Arial" w:eastAsia="Arial" w:hAnsi="Arial"/>

--- a/data/outputs/v2/Essential_Mathematics/SS2.8_Commercial_Arithmetic_1/Essential_Mathematics_Commercial_Arithmetic_1_CBE_LessonSequence.docx
+++ b/data/outputs/v2/Essential_Mathematics/SS2.8_Commercial_Arithmetic_1/Essential_Mathematics_Commercial_Arithmetic_1_CBE_LessonSequence.docx
@@ -42,6 +42,177 @@
     </w:p>
     <w:p>
       <w:pPr>
+        <w:spacing w:after="80" w:before="120"/>
+      </w:pPr>
+      <w:r>
+        <w:rPr>
+          <w:rFonts w:ascii="Arial" w:cs="Arial" w:eastAsia="Arial" w:hAnsi="Arial"/>
+          <w:b/>
+          <w:bCs/>
+          <w:color w:val="1F3864"/>
+          <w:sz w:val="20"/>
+          <w:szCs w:val="20"/>
+        </w:rPr>
+        <w:t xml:space="preserve">ATTRIBUTION AND LICENSING</w:t>
+      </w:r>
+    </w:p>
+    <w:p>
+      <w:pPr>
+        <w:spacing w:after="60" w:before="0"/>
+      </w:pPr>
+      <w:r>
+        <w:rPr>
+          <w:rFonts w:ascii="Arial" w:cs="Arial" w:eastAsia="Arial" w:hAnsi="Arial"/>
+          <w:b/>
+          <w:bCs/>
+          <w:sz w:val="17"/>
+          <w:szCs w:val="17"/>
+        </w:rPr>
+        <w:t xml:space="preserve">Curriculum Alignment: </w:t>
+      </w:r>
+      <w:r>
+        <w:rPr>
+          <w:rFonts w:ascii="Arial" w:cs="Arial" w:eastAsia="Arial" w:hAnsi="Arial"/>
+          <w:sz w:val="17"/>
+          <w:szCs w:val="17"/>
+        </w:rPr>
+        <w:t xml:space="preserve">Structured in pedagogical alignment with the competence-based curriculum format and learning outcomes established by the Kenya Institute of Curriculum Development (KICD). This material is independently developed and is not officially endorsed or published by KICD.</w:t>
+      </w:r>
+    </w:p>
+    <w:p>
+      <w:pPr>
+        <w:spacing w:after="60" w:before="0"/>
+      </w:pPr>
+      <w:r>
+        <w:rPr>
+          <w:rFonts w:ascii="Arial" w:cs="Arial" w:eastAsia="Arial" w:hAnsi="Arial"/>
+          <w:b/>
+          <w:bCs/>
+          <w:sz w:val="17"/>
+          <w:szCs w:val="17"/>
+        </w:rPr>
+        <w:t xml:space="preserve">Content &amp; Pedagogy: </w:t>
+      </w:r>
+      <w:r>
+        <w:rPr>
+          <w:rFonts w:ascii="Arial" w:cs="Arial" w:eastAsia="Arial" w:hAnsi="Arial"/>
+          <w:sz w:val="17"/>
+          <w:szCs w:val="17"/>
+        </w:rPr>
+        <w:t xml:space="preserve">Developed and adapted by the educator team at SeaVuria (registered 501(c)(3) in the United States and registered NGO in Kenya, No. 872-850A-BF11), who designed the pedagogical framework, lesson templates and exemplar lessons on which this material is based.</w:t>
+      </w:r>
+    </w:p>
+    <w:p>
+      <w:pPr>
+        <w:spacing w:after="60" w:before="0"/>
+      </w:pPr>
+      <w:r>
+        <w:rPr>
+          <w:rFonts w:ascii="Arial" w:cs="Arial" w:eastAsia="Arial" w:hAnsi="Arial"/>
+          <w:b/>
+          <w:bCs/>
+          <w:sz w:val="17"/>
+          <w:szCs w:val="17"/>
+        </w:rPr>
+        <w:t xml:space="preserve">Production &amp; Layout: </w:t>
+      </w:r>
+      <w:r>
+        <w:rPr>
+          <w:rFonts w:ascii="Arial" w:cs="Arial" w:eastAsia="Arial" w:hAnsi="Arial"/>
+          <w:sz w:val="17"/>
+          <w:szCs w:val="17"/>
+        </w:rPr>
+        <w:t xml:space="preserve">Educational design and curriculum sequencing by SeaVuria. Technical layout, structural formatting, and digital optimization/implementation executed in partnership with ARES Education (registered 501(c)(3) in the United States and Canada (as Afretech Aid) and registered NGO in Kenya), with lesson drafting and compilation assisted by AI (Claude, Anthropic).</w:t>
+      </w:r>
+    </w:p>
+    <w:p>
+      <w:pPr>
+        <w:pBdr>
+          <w:bottom w:val="single" w:color="1F3864" w:sz="6" w:space="6"/>
+        </w:pBdr>
+        <w:spacing w:after="60" w:before="0"/>
+      </w:pPr>
+      <w:r>
+        <w:rPr>
+          <w:rFonts w:ascii="Arial" w:cs="Arial" w:eastAsia="Arial" w:hAnsi="Arial"/>
+          <w:b/>
+          <w:bCs/>
+          <w:sz w:val="17"/>
+          <w:szCs w:val="17"/>
+        </w:rPr>
+        <w:t xml:space="preserve">Licensing &amp; Copyright: </w:t>
+      </w:r>
+      <w:r>
+        <w:rPr>
+          <w:rFonts w:ascii="Arial" w:cs="Arial" w:eastAsia="Arial" w:hAnsi="Arial"/>
+          <w:sz w:val="17"/>
+          <w:szCs w:val="17"/>
+        </w:rPr>
+        <w:t xml:space="preserve">© 2026 SeaVuria and ARES. This work is licensed under a </w:t>
+      </w:r>
+      <w:hyperlink w:history="1" r:id="rIdnhmsvfejgxsea63gw2gby">
+        <w:r>
+          <w:rPr>
+            <w:rFonts w:ascii="Arial" w:cs="Arial" w:eastAsia="Arial" w:hAnsi="Arial"/>
+            <w:color w:val="1F6B75"/>
+            <w:sz w:val="17"/>
+            <w:szCs w:val="17"/>
+            <w:u w:val="single" w:color="1F6B75"/>
+          </w:rPr>
+          <w:t xml:space="preserve">Creative Commons Attribution-NonCommercial 4.0 International License</w:t>
+        </w:r>
+      </w:hyperlink>
+      <w:r>
+        <w:rPr>
+          <w:rFonts w:ascii="Arial" w:cs="Arial" w:eastAsia="Arial" w:hAnsi="Arial"/>
+          <w:sz w:val="17"/>
+          <w:szCs w:val="17"/>
+        </w:rPr>
+        <w:t xml:space="preserve"> (</w:t>
+      </w:r>
+      <w:hyperlink w:history="1" r:id="rId5uzl8nelthmnf9lsizi5q">
+        <w:r>
+          <w:rPr>
+            <w:rFonts w:ascii="Arial" w:cs="Arial" w:eastAsia="Arial" w:hAnsi="Arial"/>
+            <w:color w:val="1F6B75"/>
+            <w:sz w:val="17"/>
+            <w:szCs w:val="17"/>
+            <w:u w:val="single" w:color="1F6B75"/>
+          </w:rPr>
+          <w:t xml:space="preserve">CC BY-NC 4.0</w:t>
+        </w:r>
+      </w:hyperlink>
+      <w:r>
+        <w:rPr>
+          <w:rFonts w:ascii="Arial" w:cs="Arial" w:eastAsia="Arial" w:hAnsi="Arial"/>
+          <w:sz w:val="17"/>
+          <w:szCs w:val="17"/>
+        </w:rPr>
+        <w:t xml:space="preserve">). To view a copy of this license, visit </w:t>
+      </w:r>
+      <w:hyperlink w:history="1" r:id="rId-mgassc_alsadlfwqic3c">
+        <w:r>
+          <w:rPr>
+            <w:rFonts w:ascii="Arial" w:cs="Arial" w:eastAsia="Arial" w:hAnsi="Arial"/>
+            <w:color w:val="1F6B75"/>
+            <w:sz w:val="17"/>
+            <w:szCs w:val="17"/>
+            <w:u w:val="single" w:color="1F6B75"/>
+          </w:rPr>
+          <w:t xml:space="preserve">https://creativecommons.org/licenses/by-nc/4.0/</w:t>
+        </w:r>
+      </w:hyperlink>
+      <w:r>
+        <w:rPr>
+          <w:rFonts w:ascii="Arial" w:cs="Arial" w:eastAsia="Arial" w:hAnsi="Arial"/>
+          <w:sz w:val="17"/>
+          <w:szCs w:val="17"/>
+        </w:rPr>
+        <w:t xml:space="preserve">. You are free to copy, redistribute, and adapt this material in any medium or format, provided appropriate credit is given and the material is not used for commercial purposes. KICD learning outcomes and curriculum designations reproduced here for alignment purposes remain the property of KICD and are not covered by this license. Linked external resources (e.g. CK-12, Khan Academy, PhET) are subject to their own licenses.</w:t>
+      </w:r>
+    </w:p>
+    <w:p>
+      <w:pPr>
         <w:spacing w:after="120"/>
       </w:pPr>
       <w:r>
@@ -3241,7 +3412,7 @@
               <w:spacing w:after="10" w:before="0"/>
               <w:ind w:left="120"/>
             </w:pPr>
-            <w:hyperlink w:history="1" r:id="rIds-8nsajo5pganyqqmx8be">
+            <w:hyperlink w:history="1" r:id="rIdj90vxsublgjoywigyrvj-">
               <w:r>
                 <w:rPr>
                   <w:rFonts w:ascii="Arial" w:cs="Arial" w:eastAsia="Arial" w:hAnsi="Arial"/>
@@ -3318,7 +3489,7 @@
               <w:spacing w:after="10" w:before="0"/>
               <w:ind w:left="120"/>
             </w:pPr>
-            <w:hyperlink w:history="1" r:id="rIdpj3zmyxltjt5hgfvdumty">
+            <w:hyperlink w:history="1" r:id="rIdfn9tgrccxehheaim3qodw">
               <w:r>
                 <w:rPr>
                   <w:rFonts w:ascii="Arial" w:cs="Arial" w:eastAsia="Arial" w:hAnsi="Arial"/>
@@ -3545,7 +3716,7 @@
               <w:spacing w:after="10" w:before="0"/>
               <w:ind w:left="120"/>
             </w:pPr>
-            <w:hyperlink w:history="1" r:id="rIdtn8ekxyrisld_pv3pm10d">
+            <w:hyperlink w:history="1" r:id="rIderne9qyjdyat3y-ushamd">
               <w:r>
                 <w:rPr>
                   <w:rFonts w:ascii="Arial" w:cs="Arial" w:eastAsia="Arial" w:hAnsi="Arial"/>
@@ -3622,7 +3793,7 @@
               <w:spacing w:after="10" w:before="0"/>
               <w:ind w:left="120"/>
             </w:pPr>
-            <w:hyperlink w:history="1" r:id="rIdjtd42h0hnl1tovhftmnha">
+            <w:hyperlink w:history="1" r:id="rIddrymjf64bpumwm-kfccqu">
               <w:r>
                 <w:rPr>
                   <w:rFonts w:ascii="Arial" w:cs="Arial" w:eastAsia="Arial" w:hAnsi="Arial"/>
@@ -3849,7 +4020,7 @@
               <w:spacing w:after="10" w:before="0"/>
               <w:ind w:left="120"/>
             </w:pPr>
-            <w:hyperlink w:history="1" r:id="rIdk5wtviolamtsy3_8_3z_c">
+            <w:hyperlink w:history="1" r:id="rId0f5lrg5efjovxy8exs_ea">
               <w:r>
                 <w:rPr>
                   <w:rFonts w:ascii="Arial" w:cs="Arial" w:eastAsia="Arial" w:hAnsi="Arial"/>
@@ -3926,7 +4097,7 @@
               <w:spacing w:after="10" w:before="0"/>
               <w:ind w:left="120"/>
             </w:pPr>
-            <w:hyperlink w:history="1" r:id="rIdudnhb2tgxquqxm-rhmj6e">
+            <w:hyperlink w:history="1" r:id="rIdac8djpel53fgt47bcghsy">
               <w:r>
                 <w:rPr>
                   <w:rFonts w:ascii="Arial" w:cs="Arial" w:eastAsia="Arial" w:hAnsi="Arial"/>
@@ -4153,7 +4324,7 @@
               <w:spacing w:after="10" w:before="0"/>
               <w:ind w:left="120"/>
             </w:pPr>
-            <w:hyperlink w:history="1" r:id="rIdkwvdgkapj5u5fe_0h0pl_">
+            <w:hyperlink w:history="1" r:id="rIdmvrna9wi64j21ghh9xhre">
               <w:r>
                 <w:rPr>
                   <w:rFonts w:ascii="Arial" w:cs="Arial" w:eastAsia="Arial" w:hAnsi="Arial"/>
@@ -4230,7 +4401,7 @@
               <w:spacing w:after="10" w:before="0"/>
               <w:ind w:left="120"/>
             </w:pPr>
-            <w:hyperlink w:history="1" r:id="rIdbrwp3d0wek1yhtrczsdmb">
+            <w:hyperlink w:history="1" r:id="rIdmdatygwcjznemhsk7swpu">
               <w:r>
                 <w:rPr>
                   <w:rFonts w:ascii="Arial" w:cs="Arial" w:eastAsia="Arial" w:hAnsi="Arial"/>
@@ -4457,7 +4628,7 @@
               <w:spacing w:after="10" w:before="0"/>
               <w:ind w:left="120"/>
             </w:pPr>
-            <w:hyperlink w:history="1" r:id="rIdpwtavc4sbmf3sgki_nknr">
+            <w:hyperlink w:history="1" r:id="rId5s9oyjwkhsauhrhwdzsb5">
               <w:r>
                 <w:rPr>
                   <w:rFonts w:ascii="Arial" w:cs="Arial" w:eastAsia="Arial" w:hAnsi="Arial"/>
@@ -4534,7 +4705,7 @@
               <w:spacing w:after="10" w:before="0"/>
               <w:ind w:left="120"/>
             </w:pPr>
-            <w:hyperlink w:history="1" r:id="rIdc3xyu9oyjp9g4ldbxafkp">
+            <w:hyperlink w:history="1" r:id="rId7fsya7ns-0c4v9i5zvcvw">
               <w:r>
                 <w:rPr>
                   <w:rFonts w:ascii="Arial" w:cs="Arial" w:eastAsia="Arial" w:hAnsi="Arial"/>
@@ -5045,6 +5216,65 @@
         </w:tc>
       </w:tr>
     </w:tbl>
+    <w:p>
+      <w:pPr>
+        <w:pBdr>
+          <w:top w:val="single" w:color="BBBBBB" w:sz="4" w:space="4"/>
+        </w:pBdr>
+        <w:spacing w:after="0" w:before="160"/>
+      </w:pPr>
+      <w:r>
+        <w:rPr>
+          <w:rFonts w:ascii="Arial" w:cs="Arial" w:eastAsia="Arial" w:hAnsi="Arial"/>
+          <w:color w:val="666666"/>
+          <w:sz w:val="14"/>
+          <w:szCs w:val="14"/>
+        </w:rPr>
+        <w:t xml:space="preserve">© 2026 SeaVuria and ARES. Aligned with KICD objectives. Developed by SeaVuria; technical implementation by ARES (with AI assistance from Claude). Licensed under </w:t>
+      </w:r>
+      <w:hyperlink w:history="1" r:id="rIdzamj4eagksxnqrralxpdb">
+        <w:r>
+          <w:rPr>
+            <w:rFonts w:ascii="Arial" w:cs="Arial" w:eastAsia="Arial" w:hAnsi="Arial"/>
+            <w:color w:val="1F6B75"/>
+            <w:sz w:val="14"/>
+            <w:szCs w:val="14"/>
+            <w:u w:val="single" w:color="1F6B75"/>
+          </w:rPr>
+          <w:t xml:space="preserve">CC BY-NC 4.0</w:t>
+        </w:r>
+      </w:hyperlink>
+      <w:r>
+        <w:rPr>
+          <w:rFonts w:ascii="Arial" w:cs="Arial" w:eastAsia="Arial" w:hAnsi="Arial"/>
+          <w:color w:val="666666"/>
+          <w:sz w:val="14"/>
+          <w:szCs w:val="14"/>
+        </w:rPr>
+        <w:t xml:space="preserve"> (</w:t>
+      </w:r>
+      <w:hyperlink w:history="1" r:id="rIdfsgzuoxedejggpsfarkby">
+        <w:r>
+          <w:rPr>
+            <w:rFonts w:ascii="Arial" w:cs="Arial" w:eastAsia="Arial" w:hAnsi="Arial"/>
+            <w:color w:val="1F6B75"/>
+            <w:sz w:val="14"/>
+            <w:szCs w:val="14"/>
+            <w:u w:val="single" w:color="1F6B75"/>
+          </w:rPr>
+          <w:t xml:space="preserve">https://creativecommons.org/licenses/by-nc/4.0/</w:t>
+        </w:r>
+      </w:hyperlink>
+      <w:r>
+        <w:rPr>
+          <w:rFonts w:ascii="Arial" w:cs="Arial" w:eastAsia="Arial" w:hAnsi="Arial"/>
+          <w:color w:val="666666"/>
+          <w:sz w:val="14"/>
+          <w:szCs w:val="14"/>
+        </w:rPr>
+        <w:t xml:space="preserve">).</w:t>
+      </w:r>
+    </w:p>
     <w:p>
       <w:r>
         <w:br w:type="page"/>
@@ -6235,7 +6465,7 @@
             <w:pPr>
               <w:spacing w:after="20" w:before="0"/>
             </w:pPr>
-            <w:hyperlink w:history="1" r:id="rIdhhyspiduz5b6fjecbp_id">
+            <w:hyperlink w:history="1" r:id="rIdow-lzezn-pzunwv2yzykh">
               <w:r>
                 <w:rPr>
                   <w:rFonts w:ascii="Arial" w:cs="Arial" w:eastAsia="Arial" w:hAnsi="Arial"/>
@@ -6268,7 +6498,7 @@
               <w:spacing w:after="10" w:before="0"/>
               <w:ind w:left="120"/>
             </w:pPr>
-            <w:hyperlink w:history="1" r:id="rIdbbc9u-ujc5ais86cy99te">
+            <w:hyperlink w:history="1" r:id="rIdybngrkjxcppmsqwpgg9ir">
               <w:r>
                 <w:rPr>
                   <w:rFonts w:ascii="Arial" w:cs="Arial" w:eastAsia="Arial" w:hAnsi="Arial"/>
@@ -6313,7 +6543,7 @@
             <w:pPr>
               <w:spacing w:after="20" w:before="0"/>
             </w:pPr>
-            <w:hyperlink w:history="1" r:id="rId9lcthnumkxeaw_pbpmku9">
+            <w:hyperlink w:history="1" r:id="rIdar6rez_br9vrstczqd12v">
               <w:r>
                 <w:rPr>
                   <w:rFonts w:ascii="Arial" w:cs="Arial" w:eastAsia="Arial" w:hAnsi="Arial"/>
@@ -6346,7 +6576,7 @@
               <w:spacing w:after="10" w:before="0"/>
               <w:ind w:left="120"/>
             </w:pPr>
-            <w:hyperlink w:history="1" r:id="rIdupmwlb_qwqnhuevtmmcd-">
+            <w:hyperlink w:history="1" r:id="rIduuwomwf2ydhxmt68o3gkh">
               <w:r>
                 <w:rPr>
                   <w:rFonts w:ascii="Arial" w:cs="Arial" w:eastAsia="Arial" w:hAnsi="Arial"/>
@@ -6541,7 +6771,7 @@
             <w:pPr>
               <w:spacing w:after="20" w:before="0"/>
             </w:pPr>
-            <w:hyperlink w:history="1" r:id="rIdrcletfksyvancmkzkcsja">
+            <w:hyperlink w:history="1" r:id="rId5ume_-bnubuwcl1exlh0v">
               <w:r>
                 <w:rPr>
                   <w:rFonts w:ascii="Arial" w:cs="Arial" w:eastAsia="Arial" w:hAnsi="Arial"/>
@@ -6574,7 +6804,7 @@
               <w:spacing w:after="10" w:before="0"/>
               <w:ind w:left="120"/>
             </w:pPr>
-            <w:hyperlink w:history="1" r:id="rIddad0kw8mnvizd8mkwg9jb">
+            <w:hyperlink w:history="1" r:id="rIdys7foeblqdgkolqwp7-jk">
               <w:r>
                 <w:rPr>
                   <w:rFonts w:ascii="Arial" w:cs="Arial" w:eastAsia="Arial" w:hAnsi="Arial"/>
@@ -6619,7 +6849,7 @@
             <w:pPr>
               <w:spacing w:after="20" w:before="0"/>
             </w:pPr>
-            <w:hyperlink w:history="1" r:id="rId0oxxmqapktccbdghhfo1j">
+            <w:hyperlink w:history="1" r:id="rIdenep-9u5_phbxeljlt0cl">
               <w:r>
                 <w:rPr>
                   <w:rFonts w:ascii="Arial" w:cs="Arial" w:eastAsia="Arial" w:hAnsi="Arial"/>
@@ -6652,7 +6882,7 @@
               <w:spacing w:after="10" w:before="0"/>
               <w:ind w:left="120"/>
             </w:pPr>
-            <w:hyperlink w:history="1" r:id="rIdxylqim4jy5syx_iumcx5a">
+            <w:hyperlink w:history="1" r:id="rIdhdruqkdjkxrewfcbapfzv">
               <w:r>
                 <w:rPr>
                   <w:rFonts w:ascii="Arial" w:cs="Arial" w:eastAsia="Arial" w:hAnsi="Arial"/>
@@ -6847,7 +7077,7 @@
             <w:pPr>
               <w:spacing w:after="20" w:before="0"/>
             </w:pPr>
-            <w:hyperlink w:history="1" r:id="rIdr9gdf9revopishqfq1mrk">
+            <w:hyperlink w:history="1" r:id="rIdc2-vwoddzgutd1yzkpinh">
               <w:r>
                 <w:rPr>
                   <w:rFonts w:ascii="Arial" w:cs="Arial" w:eastAsia="Arial" w:hAnsi="Arial"/>
@@ -6880,7 +7110,7 @@
               <w:spacing w:after="10" w:before="0"/>
               <w:ind w:left="120"/>
             </w:pPr>
-            <w:hyperlink w:history="1" r:id="rIdeloysx0fzuw7weld8atzh">
+            <w:hyperlink w:history="1" r:id="rId9r0-kazy7gnpkdavncv82">
               <w:r>
                 <w:rPr>
                   <w:rFonts w:ascii="Arial" w:cs="Arial" w:eastAsia="Arial" w:hAnsi="Arial"/>
@@ -6925,7 +7155,7 @@
             <w:pPr>
               <w:spacing w:after="20" w:before="0"/>
             </w:pPr>
-            <w:hyperlink w:history="1" r:id="rIdvevocf9zplgyumddbvsgz">
+            <w:hyperlink w:history="1" r:id="rIdbi29fad4yz6xqwagxokci">
               <w:r>
                 <w:rPr>
                   <w:rFonts w:ascii="Arial" w:cs="Arial" w:eastAsia="Arial" w:hAnsi="Arial"/>
@@ -6958,7 +7188,7 @@
               <w:spacing w:after="10" w:before="0"/>
               <w:ind w:left="120"/>
             </w:pPr>
-            <w:hyperlink w:history="1" r:id="rIdy0jjcmp6vdlnhrcc8wvdc">
+            <w:hyperlink w:history="1" r:id="rIdkxx0akfslpv9jssbec05d">
               <w:r>
                 <w:rPr>
                   <w:rFonts w:ascii="Arial" w:cs="Arial" w:eastAsia="Arial" w:hAnsi="Arial"/>
@@ -7153,7 +7383,7 @@
             <w:pPr>
               <w:spacing w:after="20" w:before="0"/>
             </w:pPr>
-            <w:hyperlink w:history="1" r:id="rId2qtcocg4t8edp9ctcuccq">
+            <w:hyperlink w:history="1" r:id="rId9jixeyxydsaiuvm4lsytv">
               <w:r>
                 <w:rPr>
                   <w:rFonts w:ascii="Arial" w:cs="Arial" w:eastAsia="Arial" w:hAnsi="Arial"/>
@@ -7186,7 +7416,7 @@
               <w:spacing w:after="10" w:before="0"/>
               <w:ind w:left="120"/>
             </w:pPr>
-            <w:hyperlink w:history="1" r:id="rIdwhgat094yztzfxwwydw1n">
+            <w:hyperlink w:history="1" r:id="rIdk4non6xocxfwnnmo_e6ma">
               <w:r>
                 <w:rPr>
                   <w:rFonts w:ascii="Arial" w:cs="Arial" w:eastAsia="Arial" w:hAnsi="Arial"/>
@@ -7231,7 +7461,7 @@
             <w:pPr>
               <w:spacing w:after="20" w:before="0"/>
             </w:pPr>
-            <w:hyperlink w:history="1" r:id="rId3xknghbev3wfijtzcsavr">
+            <w:hyperlink w:history="1" r:id="rId_lhuttt4fwk4ni4sevspn">
               <w:r>
                 <w:rPr>
                   <w:rFonts w:ascii="Arial" w:cs="Arial" w:eastAsia="Arial" w:hAnsi="Arial"/>
@@ -7264,7 +7494,7 @@
               <w:spacing w:after="10" w:before="0"/>
               <w:ind w:left="120"/>
             </w:pPr>
-            <w:hyperlink w:history="1" r:id="rIdotsoixq9v-klms_ad0ks2">
+            <w:hyperlink w:history="1" r:id="rIdzyltuukdfhlcmmgz5l18x">
               <w:r>
                 <w:rPr>
                   <w:rFonts w:ascii="Arial" w:cs="Arial" w:eastAsia="Arial" w:hAnsi="Arial"/>
@@ -7459,7 +7689,7 @@
             <w:pPr>
               <w:spacing w:after="20" w:before="0"/>
             </w:pPr>
-            <w:hyperlink w:history="1" r:id="rIdwmsmpmoi4y7a6vv_9d1hw">
+            <w:hyperlink w:history="1" r:id="rIdqd5zo9cw80vn6xpcre70y">
               <w:r>
                 <w:rPr>
                   <w:rFonts w:ascii="Arial" w:cs="Arial" w:eastAsia="Arial" w:hAnsi="Arial"/>
@@ -7492,7 +7722,7 @@
               <w:spacing w:after="10" w:before="0"/>
               <w:ind w:left="120"/>
             </w:pPr>
-            <w:hyperlink w:history="1" r:id="rId_rkxn2zyfndbrly4v3uam">
+            <w:hyperlink w:history="1" r:id="rIdk7hiujfpplrjrejw47fnz">
               <w:r>
                 <w:rPr>
                   <w:rFonts w:ascii="Arial" w:cs="Arial" w:eastAsia="Arial" w:hAnsi="Arial"/>
@@ -7537,7 +7767,7 @@
             <w:pPr>
               <w:spacing w:after="20" w:before="0"/>
             </w:pPr>
-            <w:hyperlink w:history="1" r:id="rIdy1y1hzi3l6eokowro6cgl">
+            <w:hyperlink w:history="1" r:id="rIdiylib3fxlyivlumsbrdfy">
               <w:r>
                 <w:rPr>
                   <w:rFonts w:ascii="Arial" w:cs="Arial" w:eastAsia="Arial" w:hAnsi="Arial"/>
@@ -7570,7 +7800,7 @@
               <w:spacing w:after="10" w:before="0"/>
               <w:ind w:left="120"/>
             </w:pPr>
-            <w:hyperlink w:history="1" r:id="rIdqfkbi-j3dsxd5qkgsy-ck">
+            <w:hyperlink w:history="1" r:id="rIdswtxssfdqt1bptkpj3k6n">
               <w:r>
                 <w:rPr>
                   <w:rFonts w:ascii="Arial" w:cs="Arial" w:eastAsia="Arial" w:hAnsi="Arial"/>
@@ -8066,6 +8296,65 @@
         </w:tc>
       </w:tr>
     </w:tbl>
+    <w:p>
+      <w:pPr>
+        <w:pBdr>
+          <w:top w:val="single" w:color="BBBBBB" w:sz="4" w:space="4"/>
+        </w:pBdr>
+        <w:spacing w:after="0" w:before="160"/>
+      </w:pPr>
+      <w:r>
+        <w:rPr>
+          <w:rFonts w:ascii="Arial" w:cs="Arial" w:eastAsia="Arial" w:hAnsi="Arial"/>
+          <w:color w:val="666666"/>
+          <w:sz w:val="14"/>
+          <w:szCs w:val="14"/>
+        </w:rPr>
+        <w:t xml:space="preserve">© 2026 SeaVuria and ARES. Aligned with KICD objectives. Developed by SeaVuria; technical implementation by ARES (with AI assistance from Claude). Licensed under </w:t>
+      </w:r>
+      <w:hyperlink w:history="1" r:id="rIdw86lauhw2rcmnixwxvzwn">
+        <w:r>
+          <w:rPr>
+            <w:rFonts w:ascii="Arial" w:cs="Arial" w:eastAsia="Arial" w:hAnsi="Arial"/>
+            <w:color w:val="1F6B75"/>
+            <w:sz w:val="14"/>
+            <w:szCs w:val="14"/>
+            <w:u w:val="single" w:color="1F6B75"/>
+          </w:rPr>
+          <w:t xml:space="preserve">CC BY-NC 4.0</w:t>
+        </w:r>
+      </w:hyperlink>
+      <w:r>
+        <w:rPr>
+          <w:rFonts w:ascii="Arial" w:cs="Arial" w:eastAsia="Arial" w:hAnsi="Arial"/>
+          <w:color w:val="666666"/>
+          <w:sz w:val="14"/>
+          <w:szCs w:val="14"/>
+        </w:rPr>
+        <w:t xml:space="preserve"> (</w:t>
+      </w:r>
+      <w:hyperlink w:history="1" r:id="rIdzmx78bgzokbrigpxbjncb">
+        <w:r>
+          <w:rPr>
+            <w:rFonts w:ascii="Arial" w:cs="Arial" w:eastAsia="Arial" w:hAnsi="Arial"/>
+            <w:color w:val="1F6B75"/>
+            <w:sz w:val="14"/>
+            <w:szCs w:val="14"/>
+            <w:u w:val="single" w:color="1F6B75"/>
+          </w:rPr>
+          <w:t xml:space="preserve">https://creativecommons.org/licenses/by-nc/4.0/</w:t>
+        </w:r>
+      </w:hyperlink>
+      <w:r>
+        <w:rPr>
+          <w:rFonts w:ascii="Arial" w:cs="Arial" w:eastAsia="Arial" w:hAnsi="Arial"/>
+          <w:color w:val="666666"/>
+          <w:sz w:val="14"/>
+          <w:szCs w:val="14"/>
+        </w:rPr>
+        <w:t xml:space="preserve">).</w:t>
+      </w:r>
+    </w:p>
     <w:p>
       <w:r>
         <w:br w:type="page"/>
@@ -9273,7 +9562,7 @@
               <w:spacing w:after="10" w:before="0"/>
               <w:ind w:left="120"/>
             </w:pPr>
-            <w:hyperlink w:history="1" r:id="rIdg397qj9632zg-xssoqr2_">
+            <w:hyperlink w:history="1" r:id="rIdnacydox35mejbbak27xfq">
               <w:r>
                 <w:rPr>
                   <w:rFonts w:ascii="Arial" w:cs="Arial" w:eastAsia="Arial" w:hAnsi="Arial"/>
@@ -9333,7 +9622,7 @@
             <w:pPr>
               <w:spacing w:after="20" w:before="0"/>
             </w:pPr>
-            <w:hyperlink w:history="1" r:id="rIdgijeci4mzgrimm5gwo0nx">
+            <w:hyperlink w:history="1" r:id="rIdrc6y4kgwhv370beyqf_5c">
               <w:r>
                 <w:rPr>
                   <w:rFonts w:ascii="Arial" w:cs="Arial" w:eastAsia="Arial" w:hAnsi="Arial"/>
@@ -9366,7 +9655,7 @@
               <w:spacing w:after="10" w:before="0"/>
               <w:ind w:left="120"/>
             </w:pPr>
-            <w:hyperlink w:history="1" r:id="rId7qcl9u5gox_ssgwytki9i">
+            <w:hyperlink w:history="1" r:id="rId2ifu7gzqwt7tuwmdplerg">
               <w:r>
                 <w:rPr>
                   <w:rFonts w:ascii="Arial" w:cs="Arial" w:eastAsia="Arial" w:hAnsi="Arial"/>
@@ -9578,7 +9867,7 @@
               <w:spacing w:after="10" w:before="0"/>
               <w:ind w:left="120"/>
             </w:pPr>
-            <w:hyperlink w:history="1" r:id="rId5dapos9mtcwwa3ybq5zjk">
+            <w:hyperlink w:history="1" r:id="rIddtfjzm3fcn86dzzhj3iu5">
               <w:r>
                 <w:rPr>
                   <w:rFonts w:ascii="Arial" w:cs="Arial" w:eastAsia="Arial" w:hAnsi="Arial"/>
@@ -9638,7 +9927,7 @@
             <w:pPr>
               <w:spacing w:after="20" w:before="0"/>
             </w:pPr>
-            <w:hyperlink w:history="1" r:id="rIda32ntw0qtfbwstmd34syg">
+            <w:hyperlink w:history="1" r:id="rIdu6uvddqbhfzuw7k7cjdwv">
               <w:r>
                 <w:rPr>
                   <w:rFonts w:ascii="Arial" w:cs="Arial" w:eastAsia="Arial" w:hAnsi="Arial"/>
@@ -9671,7 +9960,7 @@
               <w:spacing w:after="10" w:before="0"/>
               <w:ind w:left="120"/>
             </w:pPr>
-            <w:hyperlink w:history="1" r:id="rId-7d4zk67fawebq4ozc8ue">
+            <w:hyperlink w:history="1" r:id="rIdhegv5edunbnm1swefxovf">
               <w:r>
                 <w:rPr>
                   <w:rFonts w:ascii="Arial" w:cs="Arial" w:eastAsia="Arial" w:hAnsi="Arial"/>
@@ -9883,7 +10172,7 @@
               <w:spacing w:after="10" w:before="0"/>
               <w:ind w:left="120"/>
             </w:pPr>
-            <w:hyperlink w:history="1" r:id="rIddpgg3t_j-4jwf_mafokb0">
+            <w:hyperlink w:history="1" r:id="rIds7cltmigry0huoznvoeia">
               <w:r>
                 <w:rPr>
                   <w:rFonts w:ascii="Arial" w:cs="Arial" w:eastAsia="Arial" w:hAnsi="Arial"/>
@@ -9943,7 +10232,7 @@
             <w:pPr>
               <w:spacing w:after="20" w:before="0"/>
             </w:pPr>
-            <w:hyperlink w:history="1" r:id="rIdqp3jeomqdiejbfj6nydig">
+            <w:hyperlink w:history="1" r:id="rIdqec1wdyb7nksspwk3kqt7">
               <w:r>
                 <w:rPr>
                   <w:rFonts w:ascii="Arial" w:cs="Arial" w:eastAsia="Arial" w:hAnsi="Arial"/>
@@ -9976,7 +10265,7 @@
               <w:spacing w:after="10" w:before="0"/>
               <w:ind w:left="120"/>
             </w:pPr>
-            <w:hyperlink w:history="1" r:id="rIdfvxw_xkpzfbitdqzybkcu">
+            <w:hyperlink w:history="1" r:id="rIdsxbwcmrnb14bha9sldnc0">
               <w:r>
                 <w:rPr>
                   <w:rFonts w:ascii="Arial" w:cs="Arial" w:eastAsia="Arial" w:hAnsi="Arial"/>
@@ -10188,7 +10477,7 @@
               <w:spacing w:after="10" w:before="0"/>
               <w:ind w:left="120"/>
             </w:pPr>
-            <w:hyperlink w:history="1" r:id="rIddlawj6k-p4yjfe96faiya">
+            <w:hyperlink w:history="1" r:id="rIdbziy3pk0fugw1fvfdwh5e">
               <w:r>
                 <w:rPr>
                   <w:rFonts w:ascii="Arial" w:cs="Arial" w:eastAsia="Arial" w:hAnsi="Arial"/>
@@ -10248,7 +10537,7 @@
             <w:pPr>
               <w:spacing w:after="20" w:before="0"/>
             </w:pPr>
-            <w:hyperlink w:history="1" r:id="rIdg6jv8h5vfrplgp4ooyw6f">
+            <w:hyperlink w:history="1" r:id="rIdiisun_t55yrxmlse6ovbn">
               <w:r>
                 <w:rPr>
                   <w:rFonts w:ascii="Arial" w:cs="Arial" w:eastAsia="Arial" w:hAnsi="Arial"/>
@@ -10281,7 +10570,7 @@
               <w:spacing w:after="10" w:before="0"/>
               <w:ind w:left="120"/>
             </w:pPr>
-            <w:hyperlink w:history="1" r:id="rIdfa2qqbhpznina_4ixzuyt">
+            <w:hyperlink w:history="1" r:id="rIdv8dgqueis6i39glrvzanh">
               <w:r>
                 <w:rPr>
                   <w:rFonts w:ascii="Arial" w:cs="Arial" w:eastAsia="Arial" w:hAnsi="Arial"/>
@@ -10493,7 +10782,7 @@
               <w:spacing w:after="10" w:before="0"/>
               <w:ind w:left="120"/>
             </w:pPr>
-            <w:hyperlink w:history="1" r:id="rIddew5tuics5bowolqtqzhf">
+            <w:hyperlink w:history="1" r:id="rIdwk-quwvjx6cs_sh8vvdsi">
               <w:r>
                 <w:rPr>
                   <w:rFonts w:ascii="Arial" w:cs="Arial" w:eastAsia="Arial" w:hAnsi="Arial"/>
@@ -10553,7 +10842,7 @@
             <w:pPr>
               <w:spacing w:after="20" w:before="0"/>
             </w:pPr>
-            <w:hyperlink w:history="1" r:id="rIdvrbyb639efgy0bto-whfl">
+            <w:hyperlink w:history="1" r:id="rIdgkikuvikia3bbuxxat-mt">
               <w:r>
                 <w:rPr>
                   <w:rFonts w:ascii="Arial" w:cs="Arial" w:eastAsia="Arial" w:hAnsi="Arial"/>
@@ -10586,7 +10875,7 @@
               <w:spacing w:after="10" w:before="0"/>
               <w:ind w:left="120"/>
             </w:pPr>
-            <w:hyperlink w:history="1" r:id="rIdkb-lmrsbp8qco6h1ofqef">
+            <w:hyperlink w:history="1" r:id="rIdcsor1r8g4uipfwg7zusuh">
               <w:r>
                 <w:rPr>
                   <w:rFonts w:ascii="Arial" w:cs="Arial" w:eastAsia="Arial" w:hAnsi="Arial"/>
@@ -11158,6 +11447,65 @@
         </w:tc>
       </w:tr>
     </w:tbl>
+    <w:p>
+      <w:pPr>
+        <w:pBdr>
+          <w:top w:val="single" w:color="BBBBBB" w:sz="4" w:space="4"/>
+        </w:pBdr>
+        <w:spacing w:after="0" w:before="160"/>
+      </w:pPr>
+      <w:r>
+        <w:rPr>
+          <w:rFonts w:ascii="Arial" w:cs="Arial" w:eastAsia="Arial" w:hAnsi="Arial"/>
+          <w:color w:val="666666"/>
+          <w:sz w:val="14"/>
+          <w:szCs w:val="14"/>
+        </w:rPr>
+        <w:t xml:space="preserve">© 2026 SeaVuria and ARES. Aligned with KICD objectives. Developed by SeaVuria; technical implementation by ARES (with AI assistance from Claude). Licensed under </w:t>
+      </w:r>
+      <w:hyperlink w:history="1" r:id="rIdw5bvk0cugkk2uyq9i8q5r">
+        <w:r>
+          <w:rPr>
+            <w:rFonts w:ascii="Arial" w:cs="Arial" w:eastAsia="Arial" w:hAnsi="Arial"/>
+            <w:color w:val="1F6B75"/>
+            <w:sz w:val="14"/>
+            <w:szCs w:val="14"/>
+            <w:u w:val="single" w:color="1F6B75"/>
+          </w:rPr>
+          <w:t xml:space="preserve">CC BY-NC 4.0</w:t>
+        </w:r>
+      </w:hyperlink>
+      <w:r>
+        <w:rPr>
+          <w:rFonts w:ascii="Arial" w:cs="Arial" w:eastAsia="Arial" w:hAnsi="Arial"/>
+          <w:color w:val="666666"/>
+          <w:sz w:val="14"/>
+          <w:szCs w:val="14"/>
+        </w:rPr>
+        <w:t xml:space="preserve"> (</w:t>
+      </w:r>
+      <w:hyperlink w:history="1" r:id="rIdzntrpr7q6ixiomwtv92ee">
+        <w:r>
+          <w:rPr>
+            <w:rFonts w:ascii="Arial" w:cs="Arial" w:eastAsia="Arial" w:hAnsi="Arial"/>
+            <w:color w:val="1F6B75"/>
+            <w:sz w:val="14"/>
+            <w:szCs w:val="14"/>
+            <w:u w:val="single" w:color="1F6B75"/>
+          </w:rPr>
+          <w:t xml:space="preserve">https://creativecommons.org/licenses/by-nc/4.0/</w:t>
+        </w:r>
+      </w:hyperlink>
+      <w:r>
+        <w:rPr>
+          <w:rFonts w:ascii="Arial" w:cs="Arial" w:eastAsia="Arial" w:hAnsi="Arial"/>
+          <w:color w:val="666666"/>
+          <w:sz w:val="14"/>
+          <w:szCs w:val="14"/>
+        </w:rPr>
+        <w:t xml:space="preserve">).</w:t>
+      </w:r>
+    </w:p>
     <w:p>
       <w:r>
         <w:br w:type="page"/>
@@ -12328,7 +12676,7 @@
             <w:pPr>
               <w:spacing w:after="20" w:before="0"/>
             </w:pPr>
-            <w:hyperlink w:history="1" r:id="rIduyy_ouvxzx4klyieb-ncb">
+            <w:hyperlink w:history="1" r:id="rIdw0zpv7za9yojvrwetfkqt">
               <w:r>
                 <w:rPr>
                   <w:rFonts w:ascii="Arial" w:cs="Arial" w:eastAsia="Arial" w:hAnsi="Arial"/>
@@ -12361,7 +12709,7 @@
               <w:spacing w:after="10" w:before="0"/>
               <w:ind w:left="120"/>
             </w:pPr>
-            <w:hyperlink w:history="1" r:id="rIdqzwvhto0ctvxl5ebhd3lt">
+            <w:hyperlink w:history="1" r:id="rIdtckemprydch3zlmlkgitx">
               <w:r>
                 <w:rPr>
                   <w:rFonts w:ascii="Arial" w:cs="Arial" w:eastAsia="Arial" w:hAnsi="Arial"/>
@@ -12406,7 +12754,7 @@
             <w:pPr>
               <w:spacing w:after="20" w:before="0"/>
             </w:pPr>
-            <w:hyperlink w:history="1" r:id="rIdhutpygh9-a0ihscnniwqk">
+            <w:hyperlink w:history="1" r:id="rId0fffhyo8brdfw9f3joett">
               <w:r>
                 <w:rPr>
                   <w:rFonts w:ascii="Arial" w:cs="Arial" w:eastAsia="Arial" w:hAnsi="Arial"/>
@@ -12439,7 +12787,7 @@
               <w:spacing w:after="10" w:before="0"/>
               <w:ind w:left="120"/>
             </w:pPr>
-            <w:hyperlink w:history="1" r:id="rIdon7fatankccblwzfwhggu">
+            <w:hyperlink w:history="1" r:id="rIddtw_pvvmfmojpatqks4qx">
               <w:r>
                 <w:rPr>
                   <w:rFonts w:ascii="Arial" w:cs="Arial" w:eastAsia="Arial" w:hAnsi="Arial"/>
@@ -12634,7 +12982,7 @@
             <w:pPr>
               <w:spacing w:after="20" w:before="0"/>
             </w:pPr>
-            <w:hyperlink w:history="1" r:id="rIdn691hky4fsmbmylqoequj">
+            <w:hyperlink w:history="1" r:id="rIdggzkxzbmvzcx0o3cpjo_j">
               <w:r>
                 <w:rPr>
                   <w:rFonts w:ascii="Arial" w:cs="Arial" w:eastAsia="Arial" w:hAnsi="Arial"/>
@@ -12667,7 +13015,7 @@
               <w:spacing w:after="10" w:before="0"/>
               <w:ind w:left="120"/>
             </w:pPr>
-            <w:hyperlink w:history="1" r:id="rIdiea2bhwcqzttf2d6j-34r">
+            <w:hyperlink w:history="1" r:id="rIdtz_rfbqmq6wxws87ccnjs">
               <w:r>
                 <w:rPr>
                   <w:rFonts w:ascii="Arial" w:cs="Arial" w:eastAsia="Arial" w:hAnsi="Arial"/>
@@ -12712,7 +13060,7 @@
             <w:pPr>
               <w:spacing w:after="20" w:before="0"/>
             </w:pPr>
-            <w:hyperlink w:history="1" r:id="rIdgnieoggvv5aul37szoqpg">
+            <w:hyperlink w:history="1" r:id="rIdz5fkt5askbnirec2wfui0">
               <w:r>
                 <w:rPr>
                   <w:rFonts w:ascii="Arial" w:cs="Arial" w:eastAsia="Arial" w:hAnsi="Arial"/>
@@ -12745,7 +13093,7 @@
               <w:spacing w:after="10" w:before="0"/>
               <w:ind w:left="120"/>
             </w:pPr>
-            <w:hyperlink w:history="1" r:id="rIdejjfutyjutw7voucrptid">
+            <w:hyperlink w:history="1" r:id="rId2uxz8soz-yy-ghytbro8z">
               <w:r>
                 <w:rPr>
                   <w:rFonts w:ascii="Arial" w:cs="Arial" w:eastAsia="Arial" w:hAnsi="Arial"/>
@@ -12940,7 +13288,7 @@
             <w:pPr>
               <w:spacing w:after="20" w:before="0"/>
             </w:pPr>
-            <w:hyperlink w:history="1" r:id="rIdnftumobot65jfp_kc6iob">
+            <w:hyperlink w:history="1" r:id="rIdey5fjluqtauibnnw9chnj">
               <w:r>
                 <w:rPr>
                   <w:rFonts w:ascii="Arial" w:cs="Arial" w:eastAsia="Arial" w:hAnsi="Arial"/>
@@ -12973,7 +13321,7 @@
               <w:spacing w:after="10" w:before="0"/>
               <w:ind w:left="120"/>
             </w:pPr>
-            <w:hyperlink w:history="1" r:id="rIdf0mbm6yvapk-jiep_vmha">
+            <w:hyperlink w:history="1" r:id="rIdlipb2murfrbkxuodt8ylm">
               <w:r>
                 <w:rPr>
                   <w:rFonts w:ascii="Arial" w:cs="Arial" w:eastAsia="Arial" w:hAnsi="Arial"/>
@@ -13018,7 +13366,7 @@
             <w:pPr>
               <w:spacing w:after="20" w:before="0"/>
             </w:pPr>
-            <w:hyperlink w:history="1" r:id="rIdma0zzcpmeuzr8flemuies">
+            <w:hyperlink w:history="1" r:id="rIdf17br444e7fsb605oo4c2">
               <w:r>
                 <w:rPr>
                   <w:rFonts w:ascii="Arial" w:cs="Arial" w:eastAsia="Arial" w:hAnsi="Arial"/>
@@ -13051,7 +13399,7 @@
               <w:spacing w:after="10" w:before="0"/>
               <w:ind w:left="120"/>
             </w:pPr>
-            <w:hyperlink w:history="1" r:id="rId_gqcwwh9i9atd0d5l3bsh">
+            <w:hyperlink w:history="1" r:id="rId7bor81ywknh2oc9yngnvh">
               <w:r>
                 <w:rPr>
                   <w:rFonts w:ascii="Arial" w:cs="Arial" w:eastAsia="Arial" w:hAnsi="Arial"/>
@@ -13246,7 +13594,7 @@
             <w:pPr>
               <w:spacing w:after="20" w:before="0"/>
             </w:pPr>
-            <w:hyperlink w:history="1" r:id="rIdnczkxwxmzelnu1od0nhzq">
+            <w:hyperlink w:history="1" r:id="rIdr5ycjrwmkg4rdl1wq47vi">
               <w:r>
                 <w:rPr>
                   <w:rFonts w:ascii="Arial" w:cs="Arial" w:eastAsia="Arial" w:hAnsi="Arial"/>
@@ -13279,7 +13627,7 @@
               <w:spacing w:after="10" w:before="0"/>
               <w:ind w:left="120"/>
             </w:pPr>
-            <w:hyperlink w:history="1" r:id="rIdb2rbehjs8zyejx1uogkli">
+            <w:hyperlink w:history="1" r:id="rIdzahjgb_uwsiodp8mdoo3z">
               <w:r>
                 <w:rPr>
                   <w:rFonts w:ascii="Arial" w:cs="Arial" w:eastAsia="Arial" w:hAnsi="Arial"/>
@@ -13324,7 +13672,7 @@
             <w:pPr>
               <w:spacing w:after="20" w:before="0"/>
             </w:pPr>
-            <w:hyperlink w:history="1" r:id="rId6qvvj0jw9bwtsmyxeb8fs">
+            <w:hyperlink w:history="1" r:id="rId_xngsn_pzvpqjk0gmly3q">
               <w:r>
                 <w:rPr>
                   <w:rFonts w:ascii="Arial" w:cs="Arial" w:eastAsia="Arial" w:hAnsi="Arial"/>
@@ -13357,7 +13705,7 @@
               <w:spacing w:after="10" w:before="0"/>
               <w:ind w:left="120"/>
             </w:pPr>
-            <w:hyperlink w:history="1" r:id="rIdsa6kz3sprlhjv6rfz_ud1">
+            <w:hyperlink w:history="1" r:id="rIdizsie50as4uviknafit0t">
               <w:r>
                 <w:rPr>
                   <w:rFonts w:ascii="Arial" w:cs="Arial" w:eastAsia="Arial" w:hAnsi="Arial"/>
@@ -13552,7 +13900,7 @@
             <w:pPr>
               <w:spacing w:after="20" w:before="0"/>
             </w:pPr>
-            <w:hyperlink w:history="1" r:id="rIdcran75yccwubne_7ys2iz">
+            <w:hyperlink w:history="1" r:id="rIdgkjleb4nymqpb_ftfduhw">
               <w:r>
                 <w:rPr>
                   <w:rFonts w:ascii="Arial" w:cs="Arial" w:eastAsia="Arial" w:hAnsi="Arial"/>
@@ -13585,7 +13933,7 @@
               <w:spacing w:after="10" w:before="0"/>
               <w:ind w:left="120"/>
             </w:pPr>
-            <w:hyperlink w:history="1" r:id="rIdu9tdthh05rp4ryzuod4ow">
+            <w:hyperlink w:history="1" r:id="rIdkkxgqlquisfnobvhwoux2">
               <w:r>
                 <w:rPr>
                   <w:rFonts w:ascii="Arial" w:cs="Arial" w:eastAsia="Arial" w:hAnsi="Arial"/>
@@ -13630,7 +13978,7 @@
             <w:pPr>
               <w:spacing w:after="20" w:before="0"/>
             </w:pPr>
-            <w:hyperlink w:history="1" r:id="rIdiguiq1st2k3lrpp4hudyc">
+            <w:hyperlink w:history="1" r:id="rIdbcl0nteew3asvdtspbgdg">
               <w:r>
                 <w:rPr>
                   <w:rFonts w:ascii="Arial" w:cs="Arial" w:eastAsia="Arial" w:hAnsi="Arial"/>
@@ -13663,7 +14011,7 @@
               <w:spacing w:after="10" w:before="0"/>
               <w:ind w:left="120"/>
             </w:pPr>
-            <w:hyperlink w:history="1" r:id="rIduz6xhnykxvz9bwnqo7n9-">
+            <w:hyperlink w:history="1" r:id="rIdumkbdgpbzvyyjsvh5nx1j">
               <w:r>
                 <w:rPr>
                   <w:rFonts w:ascii="Arial" w:cs="Arial" w:eastAsia="Arial" w:hAnsi="Arial"/>
@@ -14235,6 +14583,65 @@
         </w:tc>
       </w:tr>
     </w:tbl>
+    <w:p>
+      <w:pPr>
+        <w:pBdr>
+          <w:top w:val="single" w:color="BBBBBB" w:sz="4" w:space="4"/>
+        </w:pBdr>
+        <w:spacing w:after="0" w:before="160"/>
+      </w:pPr>
+      <w:r>
+        <w:rPr>
+          <w:rFonts w:ascii="Arial" w:cs="Arial" w:eastAsia="Arial" w:hAnsi="Arial"/>
+          <w:color w:val="666666"/>
+          <w:sz w:val="14"/>
+          <w:szCs w:val="14"/>
+        </w:rPr>
+        <w:t xml:space="preserve">© 2026 SeaVuria and ARES. Aligned with KICD objectives. Developed by SeaVuria; technical implementation by ARES (with AI assistance from Claude). Licensed under </w:t>
+      </w:r>
+      <w:hyperlink w:history="1" r:id="rIdxwfcx6zbf8lje8bwqv5ja">
+        <w:r>
+          <w:rPr>
+            <w:rFonts w:ascii="Arial" w:cs="Arial" w:eastAsia="Arial" w:hAnsi="Arial"/>
+            <w:color w:val="1F6B75"/>
+            <w:sz w:val="14"/>
+            <w:szCs w:val="14"/>
+            <w:u w:val="single" w:color="1F6B75"/>
+          </w:rPr>
+          <w:t xml:space="preserve">CC BY-NC 4.0</w:t>
+        </w:r>
+      </w:hyperlink>
+      <w:r>
+        <w:rPr>
+          <w:rFonts w:ascii="Arial" w:cs="Arial" w:eastAsia="Arial" w:hAnsi="Arial"/>
+          <w:color w:val="666666"/>
+          <w:sz w:val="14"/>
+          <w:szCs w:val="14"/>
+        </w:rPr>
+        <w:t xml:space="preserve"> (</w:t>
+      </w:r>
+      <w:hyperlink w:history="1" r:id="rIdr_qvkmg08ttsmwy0aunl9">
+        <w:r>
+          <w:rPr>
+            <w:rFonts w:ascii="Arial" w:cs="Arial" w:eastAsia="Arial" w:hAnsi="Arial"/>
+            <w:color w:val="1F6B75"/>
+            <w:sz w:val="14"/>
+            <w:szCs w:val="14"/>
+            <w:u w:val="single" w:color="1F6B75"/>
+          </w:rPr>
+          <w:t xml:space="preserve">https://creativecommons.org/licenses/by-nc/4.0/</w:t>
+        </w:r>
+      </w:hyperlink>
+      <w:r>
+        <w:rPr>
+          <w:rFonts w:ascii="Arial" w:cs="Arial" w:eastAsia="Arial" w:hAnsi="Arial"/>
+          <w:color w:val="666666"/>
+          <w:sz w:val="14"/>
+          <w:szCs w:val="14"/>
+        </w:rPr>
+        <w:t xml:space="preserve">).</w:t>
+      </w:r>
+    </w:p>
     <w:p>
       <w:r>
         <w:br w:type="page"/>
@@ -15425,7 +15832,7 @@
             <w:pPr>
               <w:spacing w:after="20" w:before="0"/>
             </w:pPr>
-            <w:hyperlink w:history="1" r:id="rIdfig6lxhaog1dzbfguntzv">
+            <w:hyperlink w:history="1" r:id="rId3uyyawxyawk2awy84wz46">
               <w:r>
                 <w:rPr>
                   <w:rFonts w:ascii="Arial" w:cs="Arial" w:eastAsia="Arial" w:hAnsi="Arial"/>
@@ -15458,7 +15865,7 @@
               <w:spacing w:after="10" w:before="0"/>
               <w:ind w:left="120"/>
             </w:pPr>
-            <w:hyperlink w:history="1" r:id="rIdzs7ek5ux1m_zf9xwc_9ru">
+            <w:hyperlink w:history="1" r:id="rIdyu5ulybukdzr0yibe7395">
               <w:r>
                 <w:rPr>
                   <w:rFonts w:ascii="Arial" w:cs="Arial" w:eastAsia="Arial" w:hAnsi="Arial"/>
@@ -15520,7 +15927,7 @@
               <w:spacing w:after="10" w:before="0"/>
               <w:ind w:left="120"/>
             </w:pPr>
-            <w:hyperlink w:history="1" r:id="rIdzcuu_w46clqn8zdvfgctm">
+            <w:hyperlink w:history="1" r:id="rIdpivaoxihodhjaw4j82n5n">
               <w:r>
                 <w:rPr>
                   <w:rFonts w:ascii="Arial" w:cs="Arial" w:eastAsia="Arial" w:hAnsi="Arial"/>
@@ -15730,7 +16137,7 @@
             <w:pPr>
               <w:spacing w:after="20" w:before="0"/>
             </w:pPr>
-            <w:hyperlink w:history="1" r:id="rIdbtvgs3s6uxwaw87ajybua">
+            <w:hyperlink w:history="1" r:id="rId4pchgaghbgfs93f8lb0im">
               <w:r>
                 <w:rPr>
                   <w:rFonts w:ascii="Arial" w:cs="Arial" w:eastAsia="Arial" w:hAnsi="Arial"/>
@@ -15763,7 +16170,7 @@
               <w:spacing w:after="10" w:before="0"/>
               <w:ind w:left="120"/>
             </w:pPr>
-            <w:hyperlink w:history="1" r:id="rIdczojdofezpxmbutigjzbh">
+            <w:hyperlink w:history="1" r:id="rId_3jac3ed_d7kjpwq9ayme">
               <w:r>
                 <w:rPr>
                   <w:rFonts w:ascii="Arial" w:cs="Arial" w:eastAsia="Arial" w:hAnsi="Arial"/>
@@ -15825,7 +16232,7 @@
               <w:spacing w:after="10" w:before="0"/>
               <w:ind w:left="120"/>
             </w:pPr>
-            <w:hyperlink w:history="1" r:id="rIdz6k4dvlm7qgczikvofzji">
+            <w:hyperlink w:history="1" r:id="rIdamz5h0sfyhfcogc-3wvsl">
               <w:r>
                 <w:rPr>
                   <w:rFonts w:ascii="Arial" w:cs="Arial" w:eastAsia="Arial" w:hAnsi="Arial"/>
@@ -16035,7 +16442,7 @@
             <w:pPr>
               <w:spacing w:after="20" w:before="0"/>
             </w:pPr>
-            <w:hyperlink w:history="1" r:id="rIdr5fz-mhrh3avx2xpgi5iz">
+            <w:hyperlink w:history="1" r:id="rId34soo_r9uin1nsvlu-gm6">
               <w:r>
                 <w:rPr>
                   <w:rFonts w:ascii="Arial" w:cs="Arial" w:eastAsia="Arial" w:hAnsi="Arial"/>
@@ -16068,7 +16475,7 @@
               <w:spacing w:after="10" w:before="0"/>
               <w:ind w:left="120"/>
             </w:pPr>
-            <w:hyperlink w:history="1" r:id="rIdcsgtg_z_nmk_opkkmxzyn">
+            <w:hyperlink w:history="1" r:id="rIdjkthskgavgvrlshwftpxz">
               <w:r>
                 <w:rPr>
                   <w:rFonts w:ascii="Arial" w:cs="Arial" w:eastAsia="Arial" w:hAnsi="Arial"/>
@@ -16130,7 +16537,7 @@
               <w:spacing w:after="10" w:before="0"/>
               <w:ind w:left="120"/>
             </w:pPr>
-            <w:hyperlink w:history="1" r:id="rIdcmgpr43bn2rldfos3o9hb">
+            <w:hyperlink w:history="1" r:id="rIdxrt5rnk-otbz4bcm43vgt">
               <w:r>
                 <w:rPr>
                   <w:rFonts w:ascii="Arial" w:cs="Arial" w:eastAsia="Arial" w:hAnsi="Arial"/>
@@ -16340,7 +16747,7 @@
             <w:pPr>
               <w:spacing w:after="20" w:before="0"/>
             </w:pPr>
-            <w:hyperlink w:history="1" r:id="rIdeokvwkmnsfwqwe8cqardb">
+            <w:hyperlink w:history="1" r:id="rId-gfxjfcubqsxln8xvqkn1">
               <w:r>
                 <w:rPr>
                   <w:rFonts w:ascii="Arial" w:cs="Arial" w:eastAsia="Arial" w:hAnsi="Arial"/>
@@ -16373,7 +16780,7 @@
               <w:spacing w:after="10" w:before="0"/>
               <w:ind w:left="120"/>
             </w:pPr>
-            <w:hyperlink w:history="1" r:id="rIdzk1fghjqykyodso-ygcpq">
+            <w:hyperlink w:history="1" r:id="rIdtb1pu9br_vjbeqwpr4eqn">
               <w:r>
                 <w:rPr>
                   <w:rFonts w:ascii="Arial" w:cs="Arial" w:eastAsia="Arial" w:hAnsi="Arial"/>
@@ -16435,7 +16842,7 @@
               <w:spacing w:after="10" w:before="0"/>
               <w:ind w:left="120"/>
             </w:pPr>
-            <w:hyperlink w:history="1" r:id="rIdyk32zyrr14x3w2xsyh5db">
+            <w:hyperlink w:history="1" r:id="rIddhu_2mguqtx8_j4r1_rp9">
               <w:r>
                 <w:rPr>
                   <w:rFonts w:ascii="Arial" w:cs="Arial" w:eastAsia="Arial" w:hAnsi="Arial"/>
@@ -16645,7 +17052,7 @@
             <w:pPr>
               <w:spacing w:after="20" w:before="0"/>
             </w:pPr>
-            <w:hyperlink w:history="1" r:id="rIdplz5_7lnlempy6ysnkkqm">
+            <w:hyperlink w:history="1" r:id="rIdp2scyrpoysgx9ykzfqrci">
               <w:r>
                 <w:rPr>
                   <w:rFonts w:ascii="Arial" w:cs="Arial" w:eastAsia="Arial" w:hAnsi="Arial"/>
@@ -16678,7 +17085,7 @@
               <w:spacing w:after="10" w:before="0"/>
               <w:ind w:left="120"/>
             </w:pPr>
-            <w:hyperlink w:history="1" r:id="rId2wkwzz5l_qp2evt38zpwt">
+            <w:hyperlink w:history="1" r:id="rIdzz3dqzypwomvwmw9adquo">
               <w:r>
                 <w:rPr>
                   <w:rFonts w:ascii="Arial" w:cs="Arial" w:eastAsia="Arial" w:hAnsi="Arial"/>
@@ -16740,7 +17147,7 @@
               <w:spacing w:after="10" w:before="0"/>
               <w:ind w:left="120"/>
             </w:pPr>
-            <w:hyperlink w:history="1" r:id="rIdkranqay5ljto2u0x7qysn">
+            <w:hyperlink w:history="1" r:id="rIdpevqakp9rqpolwsln74tl">
               <w:r>
                 <w:rPr>
                   <w:rFonts w:ascii="Arial" w:cs="Arial" w:eastAsia="Arial" w:hAnsi="Arial"/>
@@ -17327,6 +17734,65 @@
         </w:tc>
       </w:tr>
     </w:tbl>
+    <w:p>
+      <w:pPr>
+        <w:pBdr>
+          <w:top w:val="single" w:color="BBBBBB" w:sz="4" w:space="4"/>
+        </w:pBdr>
+        <w:spacing w:after="0" w:before="160"/>
+      </w:pPr>
+      <w:r>
+        <w:rPr>
+          <w:rFonts w:ascii="Arial" w:cs="Arial" w:eastAsia="Arial" w:hAnsi="Arial"/>
+          <w:color w:val="666666"/>
+          <w:sz w:val="14"/>
+          <w:szCs w:val="14"/>
+        </w:rPr>
+        <w:t xml:space="preserve">© 2026 SeaVuria and ARES. Aligned with KICD objectives. Developed by SeaVuria; technical implementation by ARES (with AI assistance from Claude). Licensed under </w:t>
+      </w:r>
+      <w:hyperlink w:history="1" r:id="rIdio1ajvgq5hj8dr6wxeo6h">
+        <w:r>
+          <w:rPr>
+            <w:rFonts w:ascii="Arial" w:cs="Arial" w:eastAsia="Arial" w:hAnsi="Arial"/>
+            <w:color w:val="1F6B75"/>
+            <w:sz w:val="14"/>
+            <w:szCs w:val="14"/>
+            <w:u w:val="single" w:color="1F6B75"/>
+          </w:rPr>
+          <w:t xml:space="preserve">CC BY-NC 4.0</w:t>
+        </w:r>
+      </w:hyperlink>
+      <w:r>
+        <w:rPr>
+          <w:rFonts w:ascii="Arial" w:cs="Arial" w:eastAsia="Arial" w:hAnsi="Arial"/>
+          <w:color w:val="666666"/>
+          <w:sz w:val="14"/>
+          <w:szCs w:val="14"/>
+        </w:rPr>
+        <w:t xml:space="preserve"> (</w:t>
+      </w:r>
+      <w:hyperlink w:history="1" r:id="rIdscigbgeuakfnlfunz0au0">
+        <w:r>
+          <w:rPr>
+            <w:rFonts w:ascii="Arial" w:cs="Arial" w:eastAsia="Arial" w:hAnsi="Arial"/>
+            <w:color w:val="1F6B75"/>
+            <w:sz w:val="14"/>
+            <w:szCs w:val="14"/>
+            <w:u w:val="single" w:color="1F6B75"/>
+          </w:rPr>
+          <w:t xml:space="preserve">https://creativecommons.org/licenses/by-nc/4.0/</w:t>
+        </w:r>
+      </w:hyperlink>
+      <w:r>
+        <w:rPr>
+          <w:rFonts w:ascii="Arial" w:cs="Arial" w:eastAsia="Arial" w:hAnsi="Arial"/>
+          <w:color w:val="666666"/>
+          <w:sz w:val="14"/>
+          <w:szCs w:val="14"/>
+        </w:rPr>
+        <w:t xml:space="preserve">).</w:t>
+      </w:r>
+    </w:p>
     <w:p>
       <w:r>
         <w:br w:type="page"/>
@@ -18494,7 +18960,7 @@
               <w:spacing w:after="10" w:before="0"/>
               <w:ind w:left="120"/>
             </w:pPr>
-            <w:hyperlink w:history="1" r:id="rIdgc-776u-o_l-1yaqrtqgw">
+            <w:hyperlink w:history="1" r:id="rId0l9j8qf4qveg4u7y98r1u">
               <w:r>
                 <w:rPr>
                   <w:rFonts w:ascii="Arial" w:cs="Arial" w:eastAsia="Arial" w:hAnsi="Arial"/>
@@ -18571,7 +19037,7 @@
               <w:spacing w:after="10" w:before="0"/>
               <w:ind w:left="120"/>
             </w:pPr>
-            <w:hyperlink w:history="1" r:id="rId090o1hri4kfjyyrnlr-ay">
+            <w:hyperlink w:history="1" r:id="rIdjglyoctm6xnlvbytnn89y">
               <w:r>
                 <w:rPr>
                   <w:rFonts w:ascii="Arial" w:cs="Arial" w:eastAsia="Arial" w:hAnsi="Arial"/>
@@ -18798,7 +19264,7 @@
               <w:spacing w:after="10" w:before="0"/>
               <w:ind w:left="120"/>
             </w:pPr>
-            <w:hyperlink w:history="1" r:id="rIddiyi6nnwxualvenmneafr">
+            <w:hyperlink w:history="1" r:id="rIdadubu9csrzq46mpodrbsx">
               <w:r>
                 <w:rPr>
                   <w:rFonts w:ascii="Arial" w:cs="Arial" w:eastAsia="Arial" w:hAnsi="Arial"/>
@@ -18875,7 +19341,7 @@
               <w:spacing w:after="10" w:before="0"/>
               <w:ind w:left="120"/>
             </w:pPr>
-            <w:hyperlink w:history="1" r:id="rIdgsa-kcstltjc9qszdt5wk">
+            <w:hyperlink w:history="1" r:id="rIdc97n-wkqo6jlb4jaupzmp">
               <w:r>
                 <w:rPr>
                   <w:rFonts w:ascii="Arial" w:cs="Arial" w:eastAsia="Arial" w:hAnsi="Arial"/>
@@ -19102,7 +19568,7 @@
               <w:spacing w:after="10" w:before="0"/>
               <w:ind w:left="120"/>
             </w:pPr>
-            <w:hyperlink w:history="1" r:id="rIdcs53pxjuqi4lo__ywyf5i">
+            <w:hyperlink w:history="1" r:id="rIdmy5oijbivbmpmci5c_waw">
               <w:r>
                 <w:rPr>
                   <w:rFonts w:ascii="Arial" w:cs="Arial" w:eastAsia="Arial" w:hAnsi="Arial"/>
@@ -19179,7 +19645,7 @@
               <w:spacing w:after="10" w:before="0"/>
               <w:ind w:left="120"/>
             </w:pPr>
-            <w:hyperlink w:history="1" r:id="rIdd6luxmu9ao4rdnvbdg2x-">
+            <w:hyperlink w:history="1" r:id="rIdcly2aezr8_gqmiprrflbn">
               <w:r>
                 <w:rPr>
                   <w:rFonts w:ascii="Arial" w:cs="Arial" w:eastAsia="Arial" w:hAnsi="Arial"/>
@@ -19406,7 +19872,7 @@
               <w:spacing w:after="10" w:before="0"/>
               <w:ind w:left="120"/>
             </w:pPr>
-            <w:hyperlink w:history="1" r:id="rId5fnd8trhji8pdoo8sjaie">
+            <w:hyperlink w:history="1" r:id="rIdfur0ppm7qpwj0pr-aotuz">
               <w:r>
                 <w:rPr>
                   <w:rFonts w:ascii="Arial" w:cs="Arial" w:eastAsia="Arial" w:hAnsi="Arial"/>
@@ -19483,7 +19949,7 @@
               <w:spacing w:after="10" w:before="0"/>
               <w:ind w:left="120"/>
             </w:pPr>
-            <w:hyperlink w:history="1" r:id="rId9u-bmtclkeofiaw-vbiiz">
+            <w:hyperlink w:history="1" r:id="rId2pkxkjcxbvstyshivlris">
               <w:r>
                 <w:rPr>
                   <w:rFonts w:ascii="Arial" w:cs="Arial" w:eastAsia="Arial" w:hAnsi="Arial"/>
@@ -19710,7 +20176,7 @@
               <w:spacing w:after="10" w:before="0"/>
               <w:ind w:left="120"/>
             </w:pPr>
-            <w:hyperlink w:history="1" r:id="rIdb-x9dek_syk8qgagk-ij0">
+            <w:hyperlink w:history="1" r:id="rIdrza9wxg45ht-gqgbvu0bi">
               <w:r>
                 <w:rPr>
                   <w:rFonts w:ascii="Arial" w:cs="Arial" w:eastAsia="Arial" w:hAnsi="Arial"/>
@@ -19787,7 +20253,7 @@
               <w:spacing w:after="10" w:before="0"/>
               <w:ind w:left="120"/>
             </w:pPr>
-            <w:hyperlink w:history="1" r:id="rIdyc4pkifv-rlwxj2gafauq">
+            <w:hyperlink w:history="1" r:id="rIdv9ovjhwozy3wsqkmvozcd">
               <w:r>
                 <w:rPr>
                   <w:rFonts w:ascii="Arial" w:cs="Arial" w:eastAsia="Arial" w:hAnsi="Arial"/>
@@ -20374,6 +20840,65 @@
         </w:tc>
       </w:tr>
     </w:tbl>
+    <w:p>
+      <w:pPr>
+        <w:pBdr>
+          <w:top w:val="single" w:color="BBBBBB" w:sz="4" w:space="4"/>
+        </w:pBdr>
+        <w:spacing w:after="0" w:before="160"/>
+      </w:pPr>
+      <w:r>
+        <w:rPr>
+          <w:rFonts w:ascii="Arial" w:cs="Arial" w:eastAsia="Arial" w:hAnsi="Arial"/>
+          <w:color w:val="666666"/>
+          <w:sz w:val="14"/>
+          <w:szCs w:val="14"/>
+        </w:rPr>
+        <w:t xml:space="preserve">© 2026 SeaVuria and ARES. Aligned with KICD objectives. Developed by SeaVuria; technical implementation by ARES (with AI assistance from Claude). Licensed under </w:t>
+      </w:r>
+      <w:hyperlink w:history="1" r:id="rIdi6v1d7xwhqresf3lgcw4g">
+        <w:r>
+          <w:rPr>
+            <w:rFonts w:ascii="Arial" w:cs="Arial" w:eastAsia="Arial" w:hAnsi="Arial"/>
+            <w:color w:val="1F6B75"/>
+            <w:sz w:val="14"/>
+            <w:szCs w:val="14"/>
+            <w:u w:val="single" w:color="1F6B75"/>
+          </w:rPr>
+          <w:t xml:space="preserve">CC BY-NC 4.0</w:t>
+        </w:r>
+      </w:hyperlink>
+      <w:r>
+        <w:rPr>
+          <w:rFonts w:ascii="Arial" w:cs="Arial" w:eastAsia="Arial" w:hAnsi="Arial"/>
+          <w:color w:val="666666"/>
+          <w:sz w:val="14"/>
+          <w:szCs w:val="14"/>
+        </w:rPr>
+        <w:t xml:space="preserve"> (</w:t>
+      </w:r>
+      <w:hyperlink w:history="1" r:id="rIdomqoio0dh9m_v9dvv3qly">
+        <w:r>
+          <w:rPr>
+            <w:rFonts w:ascii="Arial" w:cs="Arial" w:eastAsia="Arial" w:hAnsi="Arial"/>
+            <w:color w:val="1F6B75"/>
+            <w:sz w:val="14"/>
+            <w:szCs w:val="14"/>
+            <w:u w:val="single" w:color="1F6B75"/>
+          </w:rPr>
+          <w:t xml:space="preserve">https://creativecommons.org/licenses/by-nc/4.0/</w:t>
+        </w:r>
+      </w:hyperlink>
+      <w:r>
+        <w:rPr>
+          <w:rFonts w:ascii="Arial" w:cs="Arial" w:eastAsia="Arial" w:hAnsi="Arial"/>
+          <w:color w:val="666666"/>
+          <w:sz w:val="14"/>
+          <w:szCs w:val="14"/>
+        </w:rPr>
+        <w:t xml:space="preserve">).</w:t>
+      </w:r>
+    </w:p>
     <w:p>
       <w:r>
         <w:br w:type="page"/>
@@ -21544,7 +22069,7 @@
             <w:pPr>
               <w:spacing w:after="20" w:before="0"/>
             </w:pPr>
-            <w:hyperlink w:history="1" r:id="rIde7gwbvhk_pm5qqwcurgqo">
+            <w:hyperlink w:history="1" r:id="rId4buxwbkrqcp8mhfpp_utk">
               <w:r>
                 <w:rPr>
                   <w:rFonts w:ascii="Arial" w:cs="Arial" w:eastAsia="Arial" w:hAnsi="Arial"/>
@@ -21577,7 +22102,7 @@
               <w:spacing w:after="10" w:before="0"/>
               <w:ind w:left="120"/>
             </w:pPr>
-            <w:hyperlink w:history="1" r:id="rIdtxi1dsyfnb5fo4xruj-ly">
+            <w:hyperlink w:history="1" r:id="rIdbagvst-rzqdy0mugkvl7y">
               <w:r>
                 <w:rPr>
                   <w:rFonts w:ascii="Arial" w:cs="Arial" w:eastAsia="Arial" w:hAnsi="Arial"/>
@@ -21622,7 +22147,7 @@
             <w:pPr>
               <w:spacing w:after="20" w:before="0"/>
             </w:pPr>
-            <w:hyperlink w:history="1" r:id="rIdlidtpoersghr-wxx_hpjk">
+            <w:hyperlink w:history="1" r:id="rIdnyg2hmnnz4aykygq2rnjy">
               <w:r>
                 <w:rPr>
                   <w:rFonts w:ascii="Arial" w:cs="Arial" w:eastAsia="Arial" w:hAnsi="Arial"/>
@@ -21655,7 +22180,7 @@
               <w:spacing w:after="10" w:before="0"/>
               <w:ind w:left="120"/>
             </w:pPr>
-            <w:hyperlink w:history="1" r:id="rIdfvuig7o8a9uy7kk4ndsyt">
+            <w:hyperlink w:history="1" r:id="rIdcij6nszrf-ypfmn9spv5m">
               <w:r>
                 <w:rPr>
                   <w:rFonts w:ascii="Arial" w:cs="Arial" w:eastAsia="Arial" w:hAnsi="Arial"/>
@@ -21850,7 +22375,7 @@
             <w:pPr>
               <w:spacing w:after="20" w:before="0"/>
             </w:pPr>
-            <w:hyperlink w:history="1" r:id="rIdykbwij8ne83stxvh1mj-y">
+            <w:hyperlink w:history="1" r:id="rIdzb3-pwv0vlrgqx7gvt8tq">
               <w:r>
                 <w:rPr>
                   <w:rFonts w:ascii="Arial" w:cs="Arial" w:eastAsia="Arial" w:hAnsi="Arial"/>
@@ -21883,7 +22408,7 @@
               <w:spacing w:after="10" w:before="0"/>
               <w:ind w:left="120"/>
             </w:pPr>
-            <w:hyperlink w:history="1" r:id="rIducz0jj0laahcgzmk6d11o">
+            <w:hyperlink w:history="1" r:id="rId49nfv6a4houvns9ndgtre">
               <w:r>
                 <w:rPr>
                   <w:rFonts w:ascii="Arial" w:cs="Arial" w:eastAsia="Arial" w:hAnsi="Arial"/>
@@ -21928,7 +22453,7 @@
             <w:pPr>
               <w:spacing w:after="20" w:before="0"/>
             </w:pPr>
-            <w:hyperlink w:history="1" r:id="rIdjdbt5jcnqx4vyrfd8skgn">
+            <w:hyperlink w:history="1" r:id="rIdgy6eezdb5-xcrdvbznbuc">
               <w:r>
                 <w:rPr>
                   <w:rFonts w:ascii="Arial" w:cs="Arial" w:eastAsia="Arial" w:hAnsi="Arial"/>
@@ -21961,7 +22486,7 @@
               <w:spacing w:after="10" w:before="0"/>
               <w:ind w:left="120"/>
             </w:pPr>
-            <w:hyperlink w:history="1" r:id="rId4ohd-73lir5rbbggeitlv">
+            <w:hyperlink w:history="1" r:id="rIdhcbzlnybhnayzup9taane">
               <w:r>
                 <w:rPr>
                   <w:rFonts w:ascii="Arial" w:cs="Arial" w:eastAsia="Arial" w:hAnsi="Arial"/>
@@ -22156,7 +22681,7 @@
             <w:pPr>
               <w:spacing w:after="20" w:before="0"/>
             </w:pPr>
-            <w:hyperlink w:history="1" r:id="rIdrlct7xw0n0txihg8tbfzl">
+            <w:hyperlink w:history="1" r:id="rIdvor0tvm6kcsivzfa961og">
               <w:r>
                 <w:rPr>
                   <w:rFonts w:ascii="Arial" w:cs="Arial" w:eastAsia="Arial" w:hAnsi="Arial"/>
@@ -22189,7 +22714,7 @@
               <w:spacing w:after="10" w:before="0"/>
               <w:ind w:left="120"/>
             </w:pPr>
-            <w:hyperlink w:history="1" r:id="rIdy-zmqoitpjeliznyeitvx">
+            <w:hyperlink w:history="1" r:id="rId_ofpgi50kc_2_9c0yvyql">
               <w:r>
                 <w:rPr>
                   <w:rFonts w:ascii="Arial" w:cs="Arial" w:eastAsia="Arial" w:hAnsi="Arial"/>
@@ -22234,7 +22759,7 @@
             <w:pPr>
               <w:spacing w:after="20" w:before="0"/>
             </w:pPr>
-            <w:hyperlink w:history="1" r:id="rIdbtnlrvvuvj9phebmca50q">
+            <w:hyperlink w:history="1" r:id="rIdzm74jrq55okqrm2xloiwl">
               <w:r>
                 <w:rPr>
                   <w:rFonts w:ascii="Arial" w:cs="Arial" w:eastAsia="Arial" w:hAnsi="Arial"/>
@@ -22267,7 +22792,7 @@
               <w:spacing w:after="10" w:before="0"/>
               <w:ind w:left="120"/>
             </w:pPr>
-            <w:hyperlink w:history="1" r:id="rIduesafszhx_fqk2lib1ek9">
+            <w:hyperlink w:history="1" r:id="rIdnehzrpc83joyfxhcdxbrs">
               <w:r>
                 <w:rPr>
                   <w:rFonts w:ascii="Arial" w:cs="Arial" w:eastAsia="Arial" w:hAnsi="Arial"/>
@@ -22462,7 +22987,7 @@
             <w:pPr>
               <w:spacing w:after="20" w:before="0"/>
             </w:pPr>
-            <w:hyperlink w:history="1" r:id="rId-jvv1d6-ic7vkoflu0fjf">
+            <w:hyperlink w:history="1" r:id="rIdg0n_sk9jvpgcj34uucumn">
               <w:r>
                 <w:rPr>
                   <w:rFonts w:ascii="Arial" w:cs="Arial" w:eastAsia="Arial" w:hAnsi="Arial"/>
@@ -22495,7 +23020,7 @@
               <w:spacing w:after="10" w:before="0"/>
               <w:ind w:left="120"/>
             </w:pPr>
-            <w:hyperlink w:history="1" r:id="rId3i-6ydknpjp5sis65f-xn">
+            <w:hyperlink w:history="1" r:id="rIdenwjgdfbydp245fywq1nf">
               <w:r>
                 <w:rPr>
                   <w:rFonts w:ascii="Arial" w:cs="Arial" w:eastAsia="Arial" w:hAnsi="Arial"/>
@@ -22540,7 +23065,7 @@
             <w:pPr>
               <w:spacing w:after="20" w:before="0"/>
             </w:pPr>
-            <w:hyperlink w:history="1" r:id="rIdvarordbcamgwhjevaan-b">
+            <w:hyperlink w:history="1" r:id="rIdvvhilewq0esajarkhquej">
               <w:r>
                 <w:rPr>
                   <w:rFonts w:ascii="Arial" w:cs="Arial" w:eastAsia="Arial" w:hAnsi="Arial"/>
@@ -22573,7 +23098,7 @@
               <w:spacing w:after="10" w:before="0"/>
               <w:ind w:left="120"/>
             </w:pPr>
-            <w:hyperlink w:history="1" r:id="rIdxzhq-g4upic64mzfgt5uv">
+            <w:hyperlink w:history="1" r:id="rIdiqyonb-tygghhv-jfgu_x">
               <w:r>
                 <w:rPr>
                   <w:rFonts w:ascii="Arial" w:cs="Arial" w:eastAsia="Arial" w:hAnsi="Arial"/>
@@ -22768,7 +23293,7 @@
             <w:pPr>
               <w:spacing w:after="20" w:before="0"/>
             </w:pPr>
-            <w:hyperlink w:history="1" r:id="rIdju4fj68fmsmh0ck6r--2c">
+            <w:hyperlink w:history="1" r:id="rIdxg9fc45uxtwapth5yvhrr">
               <w:r>
                 <w:rPr>
                   <w:rFonts w:ascii="Arial" w:cs="Arial" w:eastAsia="Arial" w:hAnsi="Arial"/>
@@ -22801,7 +23326,7 @@
               <w:spacing w:after="10" w:before="0"/>
               <w:ind w:left="120"/>
             </w:pPr>
-            <w:hyperlink w:history="1" r:id="rId1j9tpx9u6ogytuypiju0m">
+            <w:hyperlink w:history="1" r:id="rIdin6qrryomk-_ppy1ssxok">
               <w:r>
                 <w:rPr>
                   <w:rFonts w:ascii="Arial" w:cs="Arial" w:eastAsia="Arial" w:hAnsi="Arial"/>
@@ -22846,7 +23371,7 @@
             <w:pPr>
               <w:spacing w:after="20" w:before="0"/>
             </w:pPr>
-            <w:hyperlink w:history="1" r:id="rId0o2prreexfy3mwus29yud">
+            <w:hyperlink w:history="1" r:id="rIdset8sxggh_thjqiv8en52">
               <w:r>
                 <w:rPr>
                   <w:rFonts w:ascii="Arial" w:cs="Arial" w:eastAsia="Arial" w:hAnsi="Arial"/>
@@ -22879,7 +23404,7 @@
               <w:spacing w:after="10" w:before="0"/>
               <w:ind w:left="120"/>
             </w:pPr>
-            <w:hyperlink w:history="1" r:id="rIdq3lqygg-gmt50odgnkdba">
+            <w:hyperlink w:history="1" r:id="rIdv11yzpnmhgmmq4uec3ajo">
               <w:r>
                 <w:rPr>
                   <w:rFonts w:ascii="Arial" w:cs="Arial" w:eastAsia="Arial" w:hAnsi="Arial"/>
@@ -23375,6 +23900,65 @@
         </w:tc>
       </w:tr>
     </w:tbl>
+    <w:p>
+      <w:pPr>
+        <w:pBdr>
+          <w:top w:val="single" w:color="BBBBBB" w:sz="4" w:space="4"/>
+        </w:pBdr>
+        <w:spacing w:after="0" w:before="160"/>
+      </w:pPr>
+      <w:r>
+        <w:rPr>
+          <w:rFonts w:ascii="Arial" w:cs="Arial" w:eastAsia="Arial" w:hAnsi="Arial"/>
+          <w:color w:val="666666"/>
+          <w:sz w:val="14"/>
+          <w:szCs w:val="14"/>
+        </w:rPr>
+        <w:t xml:space="preserve">© 2026 SeaVuria and ARES. Aligned with KICD objectives. Developed by SeaVuria; technical implementation by ARES (with AI assistance from Claude). Licensed under </w:t>
+      </w:r>
+      <w:hyperlink w:history="1" r:id="rIdfimwj1dq8zr2mmyszrafu">
+        <w:r>
+          <w:rPr>
+            <w:rFonts w:ascii="Arial" w:cs="Arial" w:eastAsia="Arial" w:hAnsi="Arial"/>
+            <w:color w:val="1F6B75"/>
+            <w:sz w:val="14"/>
+            <w:szCs w:val="14"/>
+            <w:u w:val="single" w:color="1F6B75"/>
+          </w:rPr>
+          <w:t xml:space="preserve">CC BY-NC 4.0</w:t>
+        </w:r>
+      </w:hyperlink>
+      <w:r>
+        <w:rPr>
+          <w:rFonts w:ascii="Arial" w:cs="Arial" w:eastAsia="Arial" w:hAnsi="Arial"/>
+          <w:color w:val="666666"/>
+          <w:sz w:val="14"/>
+          <w:szCs w:val="14"/>
+        </w:rPr>
+        <w:t xml:space="preserve"> (</w:t>
+      </w:r>
+      <w:hyperlink w:history="1" r:id="rIdrc_zzatb-7ofwyzia-smj">
+        <w:r>
+          <w:rPr>
+            <w:rFonts w:ascii="Arial" w:cs="Arial" w:eastAsia="Arial" w:hAnsi="Arial"/>
+            <w:color w:val="1F6B75"/>
+            <w:sz w:val="14"/>
+            <w:szCs w:val="14"/>
+            <w:u w:val="single" w:color="1F6B75"/>
+          </w:rPr>
+          <w:t xml:space="preserve">https://creativecommons.org/licenses/by-nc/4.0/</w:t>
+        </w:r>
+      </w:hyperlink>
+      <w:r>
+        <w:rPr>
+          <w:rFonts w:ascii="Arial" w:cs="Arial" w:eastAsia="Arial" w:hAnsi="Arial"/>
+          <w:color w:val="666666"/>
+          <w:sz w:val="14"/>
+          <w:szCs w:val="14"/>
+        </w:rPr>
+        <w:t xml:space="preserve">).</w:t>
+      </w:r>
+    </w:p>
     <w:p>
       <w:r>
         <w:br w:type="page"/>
@@ -24546,7 +25130,7 @@
               <w:spacing w:after="10" w:before="0"/>
               <w:ind w:left="120"/>
             </w:pPr>
-            <w:hyperlink w:history="1" r:id="rIdoy4w3o0iyvg4the-f0mfk">
+            <w:hyperlink w:history="1" r:id="rIdijuzhwgftehsjhicahz92">
               <w:r>
                 <w:rPr>
                   <w:rFonts w:ascii="Arial" w:cs="Arial" w:eastAsia="Arial" w:hAnsi="Arial"/>
@@ -24623,7 +25207,7 @@
               <w:spacing w:after="10" w:before="0"/>
               <w:ind w:left="120"/>
             </w:pPr>
-            <w:hyperlink w:history="1" r:id="rIddqjzslc60fgvn-5-0zd89">
+            <w:hyperlink w:history="1" r:id="rIdkqoynuzxlq4bydtq3yypl">
               <w:r>
                 <w:rPr>
                   <w:rFonts w:ascii="Arial" w:cs="Arial" w:eastAsia="Arial" w:hAnsi="Arial"/>
@@ -24850,7 +25434,7 @@
               <w:spacing w:after="10" w:before="0"/>
               <w:ind w:left="120"/>
             </w:pPr>
-            <w:hyperlink w:history="1" r:id="rIdwbkfb718pcud3i5y25fva">
+            <w:hyperlink w:history="1" r:id="rIdhegiupgv8q28mdym2oygj">
               <w:r>
                 <w:rPr>
                   <w:rFonts w:ascii="Arial" w:cs="Arial" w:eastAsia="Arial" w:hAnsi="Arial"/>
@@ -24927,7 +25511,7 @@
               <w:spacing w:after="10" w:before="0"/>
               <w:ind w:left="120"/>
             </w:pPr>
-            <w:hyperlink w:history="1" r:id="rIdlwgvv-69r-rkiu2h89f71">
+            <w:hyperlink w:history="1" r:id="rIdkbs8md-hwoyk7vqg6abc2">
               <w:r>
                 <w:rPr>
                   <w:rFonts w:ascii="Arial" w:cs="Arial" w:eastAsia="Arial" w:hAnsi="Arial"/>
@@ -25154,7 +25738,7 @@
               <w:spacing w:after="10" w:before="0"/>
               <w:ind w:left="120"/>
             </w:pPr>
-            <w:hyperlink w:history="1" r:id="rId9vqynig_wwmstrfhbbhva">
+            <w:hyperlink w:history="1" r:id="rIdumdecle950o4v1pmbfclx">
               <w:r>
                 <w:rPr>
                   <w:rFonts w:ascii="Arial" w:cs="Arial" w:eastAsia="Arial" w:hAnsi="Arial"/>
@@ -25231,7 +25815,7 @@
               <w:spacing w:after="10" w:before="0"/>
               <w:ind w:left="120"/>
             </w:pPr>
-            <w:hyperlink w:history="1" r:id="rIdjzzyfkqkmtsld4dxuvn4r">
+            <w:hyperlink w:history="1" r:id="rIdts8fss9qdv026vokbgwh3">
               <w:r>
                 <w:rPr>
                   <w:rFonts w:ascii="Arial" w:cs="Arial" w:eastAsia="Arial" w:hAnsi="Arial"/>
@@ -25458,7 +26042,7 @@
               <w:spacing w:after="10" w:before="0"/>
               <w:ind w:left="120"/>
             </w:pPr>
-            <w:hyperlink w:history="1" r:id="rId8lgizeqqnkyep1lqndi8v">
+            <w:hyperlink w:history="1" r:id="rId0cnhhpbcp9ewwkomvce7r">
               <w:r>
                 <w:rPr>
                   <w:rFonts w:ascii="Arial" w:cs="Arial" w:eastAsia="Arial" w:hAnsi="Arial"/>
@@ -25535,7 +26119,7 @@
               <w:spacing w:after="10" w:before="0"/>
               <w:ind w:left="120"/>
             </w:pPr>
-            <w:hyperlink w:history="1" r:id="rIdjleoidvbnytzc8kkvvdqh">
+            <w:hyperlink w:history="1" r:id="rIdjwvo0-pv5h9nuuuz9olyu">
               <w:r>
                 <w:rPr>
                   <w:rFonts w:ascii="Arial" w:cs="Arial" w:eastAsia="Arial" w:hAnsi="Arial"/>
@@ -25762,7 +26346,7 @@
               <w:spacing w:after="10" w:before="0"/>
               <w:ind w:left="120"/>
             </w:pPr>
-            <w:hyperlink w:history="1" r:id="rIdje8iuiatimgt5e9tttlsy">
+            <w:hyperlink w:history="1" r:id="rIdgepuktompje_4olye7yeu">
               <w:r>
                 <w:rPr>
                   <w:rFonts w:ascii="Arial" w:cs="Arial" w:eastAsia="Arial" w:hAnsi="Arial"/>
@@ -25839,7 +26423,7 @@
               <w:spacing w:after="10" w:before="0"/>
               <w:ind w:left="120"/>
             </w:pPr>
-            <w:hyperlink w:history="1" r:id="rId-xhjgxattubgptrigouml">
+            <w:hyperlink w:history="1" r:id="rIdnfwdkf3rdef_ipl8_qxlr">
               <w:r>
                 <w:rPr>
                   <w:rFonts w:ascii="Arial" w:cs="Arial" w:eastAsia="Arial" w:hAnsi="Arial"/>
@@ -26426,6 +27010,65 @@
         </w:tc>
       </w:tr>
     </w:tbl>
+    <w:p>
+      <w:pPr>
+        <w:pBdr>
+          <w:top w:val="single" w:color="BBBBBB" w:sz="4" w:space="4"/>
+        </w:pBdr>
+        <w:spacing w:after="0" w:before="160"/>
+      </w:pPr>
+      <w:r>
+        <w:rPr>
+          <w:rFonts w:ascii="Arial" w:cs="Arial" w:eastAsia="Arial" w:hAnsi="Arial"/>
+          <w:color w:val="666666"/>
+          <w:sz w:val="14"/>
+          <w:szCs w:val="14"/>
+        </w:rPr>
+        <w:t xml:space="preserve">© 2026 SeaVuria and ARES. Aligned with KICD objectives. Developed by SeaVuria; technical implementation by ARES (with AI assistance from Claude). Licensed under </w:t>
+      </w:r>
+      <w:hyperlink w:history="1" r:id="rIdzjwilhdrffkjoeheio-l7">
+        <w:r>
+          <w:rPr>
+            <w:rFonts w:ascii="Arial" w:cs="Arial" w:eastAsia="Arial" w:hAnsi="Arial"/>
+            <w:color w:val="1F6B75"/>
+            <w:sz w:val="14"/>
+            <w:szCs w:val="14"/>
+            <w:u w:val="single" w:color="1F6B75"/>
+          </w:rPr>
+          <w:t xml:space="preserve">CC BY-NC 4.0</w:t>
+        </w:r>
+      </w:hyperlink>
+      <w:r>
+        <w:rPr>
+          <w:rFonts w:ascii="Arial" w:cs="Arial" w:eastAsia="Arial" w:hAnsi="Arial"/>
+          <w:color w:val="666666"/>
+          <w:sz w:val="14"/>
+          <w:szCs w:val="14"/>
+        </w:rPr>
+        <w:t xml:space="preserve"> (</w:t>
+      </w:r>
+      <w:hyperlink w:history="1" r:id="rId-gpxmt7zltez45unqfurc">
+        <w:r>
+          <w:rPr>
+            <w:rFonts w:ascii="Arial" w:cs="Arial" w:eastAsia="Arial" w:hAnsi="Arial"/>
+            <w:color w:val="1F6B75"/>
+            <w:sz w:val="14"/>
+            <w:szCs w:val="14"/>
+            <w:u w:val="single" w:color="1F6B75"/>
+          </w:rPr>
+          <w:t xml:space="preserve">https://creativecommons.org/licenses/by-nc/4.0/</w:t>
+        </w:r>
+      </w:hyperlink>
+      <w:r>
+        <w:rPr>
+          <w:rFonts w:ascii="Arial" w:cs="Arial" w:eastAsia="Arial" w:hAnsi="Arial"/>
+          <w:color w:val="666666"/>
+          <w:sz w:val="14"/>
+          <w:szCs w:val="14"/>
+        </w:rPr>
+        <w:t xml:space="preserve">).</w:t>
+      </w:r>
+    </w:p>
     <w:p>
       <w:r>
         <w:br w:type="page"/>

--- a/data/outputs/v2/Essential_Mathematics/SS2.8_Commercial_Arithmetic_1/Essential_Mathematics_Commercial_Arithmetic_1_CBE_LessonSequence.docx
+++ b/data/outputs/v2/Essential_Mathematics/SS2.8_Commercial_Arithmetic_1/Essential_Mathematics_Commercial_Arithmetic_1_CBE_LessonSequence.docx
@@ -38,6 +38,1980 @@
           <w:szCs w:val="22"/>
         </w:rPr>
         <w:t xml:space="preserve">CBE Phenomenon-Driven Lesson Sequence — Sub-Strand 2.8 (8 Lessons)</w:t>
+      </w:r>
+    </w:p>
+    <w:p>
+      <w:pPr>
+        <w:spacing w:after="120"/>
+      </w:pPr>
+      <w:r>
+        <w:t xml:space="preserve"/>
+      </w:r>
+    </w:p>
+    <w:tbl>
+      <w:tblPr>
+        <w:tblW w:type="dxa" w:w="13680"/>
+        <w:tblBorders>
+          <w:top w:val="single" w:color="AAAAAA" w:sz="4"/>
+          <w:left w:val="single" w:color="AAAAAA" w:sz="4"/>
+          <w:bottom w:val="single" w:color="AAAAAA" w:sz="4"/>
+          <w:right w:val="single" w:color="AAAAAA" w:sz="4"/>
+          <w:insideH w:val="single" w:color="auto" w:sz="4"/>
+          <w:insideV w:val="single" w:color="auto" w:sz="4"/>
+        </w:tblBorders>
+        <w:tblLayout w:type="fixed"/>
+      </w:tblPr>
+      <w:tblGrid>
+        <w:gridCol w:w="3000"/>
+        <w:gridCol w:w="10680"/>
+      </w:tblGrid>
+      <w:tr>
+        <w:tc>
+          <w:tcPr>
+            <w:tcW w:type="dxa" w:w="13680"/>
+            <w:gridSpan w:val="2"/>
+            <w:shd w:fill="1F3864" w:color="auto" w:val="clear"/>
+            <w:tcMar>
+              <w:top w:type="dxa" w:w="60"/>
+              <w:left w:type="dxa" w:w="120"/>
+              <w:bottom w:type="dxa" w:w="60"/>
+              <w:right w:type="dxa" w:w="120"/>
+            </w:tcMar>
+            <w:vAlign w:val="top"/>
+          </w:tcPr>
+          <w:p>
+            <w:pPr>
+              <w:spacing w:after="40" w:before="0"/>
+              <w:jc w:val="center"/>
+            </w:pPr>
+            <w:r>
+              <w:rPr>
+                <w:rFonts w:ascii="Arial" w:cs="Arial" w:eastAsia="Arial" w:hAnsi="Arial"/>
+                <w:b/>
+                <w:bCs/>
+                <w:i w:val="false"/>
+                <w:iCs w:val="false"/>
+                <w:color w:val="FFFFFF"/>
+                <w:sz w:val="22"/>
+                <w:szCs w:val="22"/>
+              </w:rPr>
+              <w:t xml:space="preserve">SUB-STRAND OVERVIEW</w:t>
+            </w:r>
+          </w:p>
+        </w:tc>
+      </w:tr>
+      <w:tr>
+        <w:tc>
+          <w:tcPr>
+            <w:tcW w:type="dxa" w:w="3000"/>
+            <w:shd w:fill="D5E8F0" w:color="auto" w:val="clear"/>
+            <w:tcMar>
+              <w:top w:type="dxa" w:w="60"/>
+              <w:left w:type="dxa" w:w="120"/>
+              <w:bottom w:type="dxa" w:w="60"/>
+              <w:right w:type="dxa" w:w="120"/>
+            </w:tcMar>
+            <w:vAlign w:val="top"/>
+          </w:tcPr>
+          <w:p>
+            <w:pPr>
+              <w:spacing w:after="40" w:before="0"/>
+              <w:jc w:val="left"/>
+            </w:pPr>
+            <w:r>
+              <w:rPr>
+                <w:rFonts w:ascii="Arial" w:cs="Arial" w:eastAsia="Arial" w:hAnsi="Arial"/>
+                <w:b/>
+                <w:bCs/>
+                <w:i w:val="false"/>
+                <w:iCs w:val="false"/>
+                <w:color w:val="000000"/>
+                <w:sz w:val="18"/>
+                <w:szCs w:val="18"/>
+              </w:rPr>
+              <w:t xml:space="preserve">Grade Level</w:t>
+            </w:r>
+          </w:p>
+        </w:tc>
+        <w:tc>
+          <w:tcPr>
+            <w:tcW w:type="dxa" w:w="10680"/>
+            <w:shd w:fill="FFFFFF" w:color="auto" w:val="clear"/>
+            <w:tcMar>
+              <w:top w:type="dxa" w:w="60"/>
+              <w:left w:type="dxa" w:w="120"/>
+              <w:bottom w:type="dxa" w:w="60"/>
+              <w:right w:type="dxa" w:w="120"/>
+            </w:tcMar>
+            <w:vAlign w:val="top"/>
+          </w:tcPr>
+          <w:p>
+            <w:pPr>
+              <w:spacing w:after="40" w:before="0"/>
+              <w:jc w:val="left"/>
+            </w:pPr>
+            <w:r>
+              <w:rPr>
+                <w:rFonts w:ascii="Arial" w:cs="Arial" w:eastAsia="Arial" w:hAnsi="Arial"/>
+                <w:b w:val="false"/>
+                <w:bCs w:val="false"/>
+                <w:i w:val="false"/>
+                <w:iCs w:val="false"/>
+                <w:color w:val="000000"/>
+                <w:sz w:val="18"/>
+                <w:szCs w:val="18"/>
+              </w:rPr>
+              <w:t xml:space="preserve">10</w:t>
+            </w:r>
+          </w:p>
+        </w:tc>
+      </w:tr>
+      <w:tr>
+        <w:tc>
+          <w:tcPr>
+            <w:tcW w:type="dxa" w:w="3000"/>
+            <w:shd w:fill="D5E8F0" w:color="auto" w:val="clear"/>
+            <w:tcMar>
+              <w:top w:type="dxa" w:w="60"/>
+              <w:left w:type="dxa" w:w="120"/>
+              <w:bottom w:type="dxa" w:w="60"/>
+              <w:right w:type="dxa" w:w="120"/>
+            </w:tcMar>
+            <w:vAlign w:val="top"/>
+          </w:tcPr>
+          <w:p>
+            <w:pPr>
+              <w:spacing w:after="40" w:before="0"/>
+              <w:jc w:val="left"/>
+            </w:pPr>
+            <w:r>
+              <w:rPr>
+                <w:rFonts w:ascii="Arial" w:cs="Arial" w:eastAsia="Arial" w:hAnsi="Arial"/>
+                <w:b/>
+                <w:bCs/>
+                <w:i w:val="false"/>
+                <w:iCs w:val="false"/>
+                <w:color w:val="000000"/>
+                <w:sz w:val="18"/>
+                <w:szCs w:val="18"/>
+              </w:rPr>
+              <w:t xml:space="preserve">Subject</w:t>
+            </w:r>
+          </w:p>
+        </w:tc>
+        <w:tc>
+          <w:tcPr>
+            <w:tcW w:type="dxa" w:w="10680"/>
+            <w:shd w:fill="FFFFFF" w:color="auto" w:val="clear"/>
+            <w:tcMar>
+              <w:top w:type="dxa" w:w="60"/>
+              <w:left w:type="dxa" w:w="120"/>
+              <w:bottom w:type="dxa" w:w="60"/>
+              <w:right w:type="dxa" w:w="120"/>
+            </w:tcMar>
+            <w:vAlign w:val="top"/>
+          </w:tcPr>
+          <w:p>
+            <w:pPr>
+              <w:spacing w:after="40" w:before="0"/>
+              <w:jc w:val="left"/>
+            </w:pPr>
+            <w:r>
+              <w:rPr>
+                <w:rFonts w:ascii="Arial" w:cs="Arial" w:eastAsia="Arial" w:hAnsi="Arial"/>
+                <w:b w:val="false"/>
+                <w:bCs w:val="false"/>
+                <w:i w:val="false"/>
+                <w:iCs w:val="false"/>
+                <w:color w:val="000000"/>
+                <w:sz w:val="18"/>
+                <w:szCs w:val="18"/>
+              </w:rPr>
+              <w:t xml:space="preserve">Essential Mathematics</w:t>
+            </w:r>
+          </w:p>
+        </w:tc>
+      </w:tr>
+      <w:tr>
+        <w:tc>
+          <w:tcPr>
+            <w:tcW w:type="dxa" w:w="3000"/>
+            <w:shd w:fill="D5E8F0" w:color="auto" w:val="clear"/>
+            <w:tcMar>
+              <w:top w:type="dxa" w:w="60"/>
+              <w:left w:type="dxa" w:w="120"/>
+              <w:bottom w:type="dxa" w:w="60"/>
+              <w:right w:type="dxa" w:w="120"/>
+            </w:tcMar>
+            <w:vAlign w:val="top"/>
+          </w:tcPr>
+          <w:p>
+            <w:pPr>
+              <w:spacing w:after="40" w:before="0"/>
+              <w:jc w:val="left"/>
+            </w:pPr>
+            <w:r>
+              <w:rPr>
+                <w:rFonts w:ascii="Arial" w:cs="Arial" w:eastAsia="Arial" w:hAnsi="Arial"/>
+                <w:b/>
+                <w:bCs/>
+                <w:i w:val="false"/>
+                <w:iCs w:val="false"/>
+                <w:color w:val="000000"/>
+                <w:sz w:val="18"/>
+                <w:szCs w:val="18"/>
+              </w:rPr>
+              <w:t xml:space="preserve">Strand</w:t>
+            </w:r>
+          </w:p>
+        </w:tc>
+        <w:tc>
+          <w:tcPr>
+            <w:tcW w:type="dxa" w:w="10680"/>
+            <w:shd w:fill="FFFFFF" w:color="auto" w:val="clear"/>
+            <w:tcMar>
+              <w:top w:type="dxa" w:w="60"/>
+              <w:left w:type="dxa" w:w="120"/>
+              <w:bottom w:type="dxa" w:w="60"/>
+              <w:right w:type="dxa" w:w="120"/>
+            </w:tcMar>
+            <w:vAlign w:val="top"/>
+          </w:tcPr>
+          <w:p>
+            <w:pPr>
+              <w:spacing w:after="40" w:before="0"/>
+              <w:jc w:val="left"/>
+            </w:pPr>
+            <w:r>
+              <w:rPr>
+                <w:rFonts w:ascii="Arial" w:cs="Arial" w:eastAsia="Arial" w:hAnsi="Arial"/>
+                <w:b w:val="false"/>
+                <w:bCs w:val="false"/>
+                <w:i w:val="false"/>
+                <w:iCs w:val="false"/>
+                <w:color w:val="000000"/>
+                <w:sz w:val="18"/>
+                <w:szCs w:val="18"/>
+              </w:rPr>
+              <w:t xml:space="preserve">Strand 2.0: Measurements and Geometry</w:t>
+            </w:r>
+          </w:p>
+        </w:tc>
+      </w:tr>
+      <w:tr>
+        <w:tc>
+          <w:tcPr>
+            <w:tcW w:type="dxa" w:w="3000"/>
+            <w:shd w:fill="D5E8F0" w:color="auto" w:val="clear"/>
+            <w:tcMar>
+              <w:top w:type="dxa" w:w="60"/>
+              <w:left w:type="dxa" w:w="120"/>
+              <w:bottom w:type="dxa" w:w="60"/>
+              <w:right w:type="dxa" w:w="120"/>
+            </w:tcMar>
+            <w:vAlign w:val="top"/>
+          </w:tcPr>
+          <w:p>
+            <w:pPr>
+              <w:spacing w:after="40" w:before="0"/>
+              <w:jc w:val="left"/>
+            </w:pPr>
+            <w:r>
+              <w:rPr>
+                <w:rFonts w:ascii="Arial" w:cs="Arial" w:eastAsia="Arial" w:hAnsi="Arial"/>
+                <w:b/>
+                <w:bCs/>
+                <w:i w:val="false"/>
+                <w:iCs w:val="false"/>
+                <w:color w:val="000000"/>
+                <w:sz w:val="18"/>
+                <w:szCs w:val="18"/>
+              </w:rPr>
+              <w:t xml:space="preserve">Sub-Strand</w:t>
+            </w:r>
+          </w:p>
+        </w:tc>
+        <w:tc>
+          <w:tcPr>
+            <w:tcW w:type="dxa" w:w="10680"/>
+            <w:shd w:fill="FFFFFF" w:color="auto" w:val="clear"/>
+            <w:tcMar>
+              <w:top w:type="dxa" w:w="60"/>
+              <w:left w:type="dxa" w:w="120"/>
+              <w:bottom w:type="dxa" w:w="60"/>
+              <w:right w:type="dxa" w:w="120"/>
+            </w:tcMar>
+            <w:vAlign w:val="top"/>
+          </w:tcPr>
+          <w:p>
+            <w:pPr>
+              <w:spacing w:after="40" w:before="0"/>
+              <w:jc w:val="left"/>
+            </w:pPr>
+            <w:r>
+              <w:rPr>
+                <w:rFonts w:ascii="Arial" w:cs="Arial" w:eastAsia="Arial" w:hAnsi="Arial"/>
+                <w:b w:val="false"/>
+                <w:bCs w:val="false"/>
+                <w:i w:val="false"/>
+                <w:iCs w:val="false"/>
+                <w:color w:val="000000"/>
+                <w:sz w:val="18"/>
+                <w:szCs w:val="18"/>
+              </w:rPr>
+              <w:t xml:space="preserve">Sub-Strand 2.8: Commercial Arithmetic 1</w:t>
+            </w:r>
+          </w:p>
+        </w:tc>
+      </w:tr>
+      <w:tr>
+        <w:tc>
+          <w:tcPr>
+            <w:tcW w:type="dxa" w:w="3000"/>
+            <w:shd w:fill="D5E8F0" w:color="auto" w:val="clear"/>
+            <w:tcMar>
+              <w:top w:type="dxa" w:w="60"/>
+              <w:left w:type="dxa" w:w="120"/>
+              <w:bottom w:type="dxa" w:w="60"/>
+              <w:right w:type="dxa" w:w="120"/>
+            </w:tcMar>
+            <w:vAlign w:val="top"/>
+          </w:tcPr>
+          <w:p>
+            <w:pPr>
+              <w:spacing w:after="40" w:before="0"/>
+              <w:jc w:val="left"/>
+            </w:pPr>
+            <w:r>
+              <w:rPr>
+                <w:rFonts w:ascii="Arial" w:cs="Arial" w:eastAsia="Arial" w:hAnsi="Arial"/>
+                <w:b/>
+                <w:bCs/>
+                <w:i w:val="false"/>
+                <w:iCs w:val="false"/>
+                <w:color w:val="000000"/>
+                <w:sz w:val="18"/>
+                <w:szCs w:val="18"/>
+              </w:rPr>
+              <w:t xml:space="preserve">Total Duration</w:t>
+            </w:r>
+          </w:p>
+        </w:tc>
+        <w:tc>
+          <w:tcPr>
+            <w:tcW w:type="dxa" w:w="10680"/>
+            <w:shd w:fill="FFFFFF" w:color="auto" w:val="clear"/>
+            <w:tcMar>
+              <w:top w:type="dxa" w:w="60"/>
+              <w:left w:type="dxa" w:w="120"/>
+              <w:bottom w:type="dxa" w:w="60"/>
+              <w:right w:type="dxa" w:w="120"/>
+            </w:tcMar>
+            <w:vAlign w:val="top"/>
+          </w:tcPr>
+          <w:p>
+            <w:pPr>
+              <w:spacing w:after="40" w:before="0"/>
+              <w:jc w:val="left"/>
+            </w:pPr>
+            <w:r>
+              <w:rPr>
+                <w:rFonts w:ascii="Arial" w:cs="Arial" w:eastAsia="Arial" w:hAnsi="Arial"/>
+                <w:b w:val="false"/>
+                <w:bCs w:val="false"/>
+                <w:i w:val="false"/>
+                <w:iCs w:val="false"/>
+                <w:color w:val="000000"/>
+                <w:sz w:val="18"/>
+                <w:szCs w:val="18"/>
+              </w:rPr>
+              <w:t xml:space="preserve">8 lessons × 40 minutes = 320 minutes total</w:t>
+            </w:r>
+          </w:p>
+        </w:tc>
+      </w:tr>
+      <w:tr>
+        <w:tc>
+          <w:tcPr>
+            <w:tcW w:type="dxa" w:w="3000"/>
+            <w:shd w:fill="D5E8F0" w:color="auto" w:val="clear"/>
+            <w:tcMar>
+              <w:top w:type="dxa" w:w="60"/>
+              <w:left w:type="dxa" w:w="120"/>
+              <w:bottom w:type="dxa" w:w="60"/>
+              <w:right w:type="dxa" w:w="120"/>
+            </w:tcMar>
+            <w:vAlign w:val="top"/>
+          </w:tcPr>
+          <w:p>
+            <w:pPr>
+              <w:spacing w:after="40" w:before="0"/>
+              <w:jc w:val="left"/>
+            </w:pPr>
+            <w:r>
+              <w:rPr>
+                <w:rFonts w:ascii="Arial" w:cs="Arial" w:eastAsia="Arial" w:hAnsi="Arial"/>
+                <w:b/>
+                <w:bCs/>
+                <w:i w:val="false"/>
+                <w:iCs w:val="false"/>
+                <w:color w:val="000000"/>
+                <w:sz w:val="18"/>
+                <w:szCs w:val="18"/>
+              </w:rPr>
+              <w:t xml:space="preserve">Sub-Strand Content</w:t>
+            </w:r>
+          </w:p>
+        </w:tc>
+        <w:tc>
+          <w:tcPr>
+            <w:tcW w:type="dxa" w:w="10680"/>
+            <w:shd w:fill="FFFFFF" w:color="auto" w:val="clear"/>
+            <w:tcMar>
+              <w:top w:type="dxa" w:w="60"/>
+              <w:left w:type="dxa" w:w="120"/>
+              <w:bottom w:type="dxa" w:w="60"/>
+              <w:right w:type="dxa" w:w="120"/>
+            </w:tcMar>
+            <w:vAlign w:val="top"/>
+          </w:tcPr>
+          <w:p>
+            <w:pPr>
+              <w:spacing w:after="30" w:before="0"/>
+              <w:ind w:left="360" w:hanging="180"/>
+              <w:jc w:val="left"/>
+            </w:pPr>
+            <w:r>
+              <w:rPr>
+                <w:rFonts w:ascii="Arial" w:cs="Arial" w:eastAsia="Arial" w:hAnsi="Arial"/>
+                <w:b w:val="false"/>
+                <w:bCs w:val="false"/>
+                <w:i w:val="false"/>
+                <w:iCs w:val="false"/>
+                <w:color w:val="000000"/>
+                <w:sz w:val="18"/>
+                <w:szCs w:val="18"/>
+              </w:rPr>
+              <w:t xml:space="preserve">–  Budget: preparing and using a budget for clubs or societies in a school setting</w:t>
+            </w:r>
+          </w:p>
+          <w:p>
+            <w:pPr>
+              <w:spacing w:after="30" w:before="0"/>
+              <w:ind w:left="360" w:hanging="180"/>
+              <w:jc w:val="left"/>
+            </w:pPr>
+            <w:r>
+              <w:rPr>
+                <w:rFonts w:ascii="Arial" w:cs="Arial" w:eastAsia="Arial" w:hAnsi="Arial"/>
+                <w:b w:val="false"/>
+                <w:bCs w:val="false"/>
+                <w:i w:val="false"/>
+                <w:iCs w:val="false"/>
+                <w:color w:val="000000"/>
+                <w:sz w:val="18"/>
+                <w:szCs w:val="18"/>
+              </w:rPr>
+              <w:t xml:space="preserve">–  Discounts: calculating discounts and percentage discounts in different shopping situations</w:t>
+            </w:r>
+          </w:p>
+          <w:p>
+            <w:pPr>
+              <w:spacing w:after="30" w:before="0"/>
+              <w:ind w:left="360" w:hanging="180"/>
+              <w:jc w:val="left"/>
+            </w:pPr>
+            <w:r>
+              <w:rPr>
+                <w:rFonts w:ascii="Arial" w:cs="Arial" w:eastAsia="Arial" w:hAnsi="Arial"/>
+                <w:b w:val="false"/>
+                <w:bCs w:val="false"/>
+                <w:i w:val="false"/>
+                <w:iCs w:val="false"/>
+                <w:color w:val="000000"/>
+                <w:sz w:val="18"/>
+                <w:szCs w:val="18"/>
+              </w:rPr>
+              <w:t xml:space="preserve">–  Commission: determining commission and percentage commission paid to salespersons for sale of goods and services</w:t>
+            </w:r>
+          </w:p>
+          <w:p>
+            <w:pPr>
+              <w:spacing w:after="30" w:before="0"/>
+              <w:ind w:left="360" w:hanging="180"/>
+              <w:jc w:val="left"/>
+            </w:pPr>
+            <w:r>
+              <w:rPr>
+                <w:rFonts w:ascii="Arial" w:cs="Arial" w:eastAsia="Arial" w:hAnsi="Arial"/>
+                <w:b w:val="false"/>
+                <w:bCs w:val="false"/>
+                <w:i w:val="false"/>
+                <w:iCs w:val="false"/>
+                <w:color w:val="000000"/>
+                <w:sz w:val="18"/>
+                <w:szCs w:val="18"/>
+              </w:rPr>
+              <w:t xml:space="preserve">–  Profit and Loss: determining percentage profit and loss made in the sale of goods</w:t>
+            </w:r>
+          </w:p>
+          <w:p>
+            <w:pPr>
+              <w:spacing w:after="30" w:before="0"/>
+              <w:ind w:left="360" w:hanging="180"/>
+              <w:jc w:val="left"/>
+            </w:pPr>
+            <w:r>
+              <w:rPr>
+                <w:rFonts w:ascii="Arial" w:cs="Arial" w:eastAsia="Arial" w:hAnsi="Arial"/>
+                <w:b w:val="false"/>
+                <w:bCs w:val="false"/>
+                <w:i w:val="false"/>
+                <w:iCs w:val="false"/>
+                <w:color w:val="000000"/>
+                <w:sz w:val="18"/>
+                <w:szCs w:val="18"/>
+              </w:rPr>
+              <w:t xml:space="preserve">–  Currency Conversion: converting currencies using exchange rate tables (buying and selling rates, Kenya Shillings to other currencies and vice versa)</w:t>
+            </w:r>
+          </w:p>
+        </w:tc>
+      </w:tr>
+      <w:tr>
+        <w:tc>
+          <w:tcPr>
+            <w:tcW w:type="dxa" w:w="3000"/>
+            <w:shd w:fill="D5E8F0" w:color="auto" w:val="clear"/>
+            <w:tcMar>
+              <w:top w:type="dxa" w:w="60"/>
+              <w:left w:type="dxa" w:w="120"/>
+              <w:bottom w:type="dxa" w:w="60"/>
+              <w:right w:type="dxa" w:w="120"/>
+            </w:tcMar>
+            <w:vAlign w:val="top"/>
+          </w:tcPr>
+          <w:p>
+            <w:pPr>
+              <w:spacing w:after="40" w:before="0"/>
+              <w:jc w:val="left"/>
+            </w:pPr>
+            <w:r>
+              <w:rPr>
+                <w:rFonts w:ascii="Arial" w:cs="Arial" w:eastAsia="Arial" w:hAnsi="Arial"/>
+                <w:b/>
+                <w:bCs/>
+                <w:i w:val="false"/>
+                <w:iCs w:val="false"/>
+                <w:color w:val="000000"/>
+                <w:sz w:val="18"/>
+                <w:szCs w:val="18"/>
+              </w:rPr>
+              <w:t xml:space="preserve">Learning Outcomes</w:t>
+            </w:r>
+          </w:p>
+        </w:tc>
+        <w:tc>
+          <w:tcPr>
+            <w:tcW w:type="dxa" w:w="10680"/>
+            <w:shd w:fill="FFFFFF" w:color="auto" w:val="clear"/>
+            <w:tcMar>
+              <w:top w:type="dxa" w:w="60"/>
+              <w:left w:type="dxa" w:w="120"/>
+              <w:bottom w:type="dxa" w:w="60"/>
+              <w:right w:type="dxa" w:w="120"/>
+            </w:tcMar>
+            <w:vAlign w:val="top"/>
+          </w:tcPr>
+          <w:p>
+            <w:pPr>
+              <w:spacing w:after="40" w:before="0"/>
+              <w:jc w:val="left"/>
+            </w:pPr>
+            <w:r>
+              <w:rPr>
+                <w:rFonts w:ascii="Arial" w:cs="Arial" w:eastAsia="Arial" w:hAnsi="Arial"/>
+                <w:b w:val="false"/>
+                <w:bCs w:val="false"/>
+                <w:i w:val="false"/>
+                <w:iCs w:val="false"/>
+                <w:color w:val="000000"/>
+                <w:sz w:val="18"/>
+                <w:szCs w:val="18"/>
+              </w:rPr>
+              <w:t xml:space="preserve">By the end of the sub-strand, the learner should be able to:</w:t>
+            </w:r>
+          </w:p>
+          <w:p>
+            <w:pPr>
+              <w:spacing w:after="40" w:before="0"/>
+              <w:jc w:val="left"/>
+            </w:pPr>
+            <w:r>
+              <w:rPr>
+                <w:rFonts w:ascii="Arial" w:cs="Arial" w:eastAsia="Arial" w:hAnsi="Arial"/>
+                <w:b w:val="false"/>
+                <w:bCs w:val="false"/>
+                <w:i w:val="false"/>
+                <w:iCs w:val="false"/>
+                <w:color w:val="000000"/>
+                <w:sz w:val="18"/>
+                <w:szCs w:val="18"/>
+              </w:rPr>
+              <w:t xml:space="preserve">a) prepare a budget for use in clubs or societies;</w:t>
+            </w:r>
+          </w:p>
+          <w:p>
+            <w:pPr>
+              <w:spacing w:after="40" w:before="0"/>
+              <w:jc w:val="left"/>
+            </w:pPr>
+            <w:r>
+              <w:rPr>
+                <w:rFonts w:ascii="Arial" w:cs="Arial" w:eastAsia="Arial" w:hAnsi="Arial"/>
+                <w:b w:val="false"/>
+                <w:bCs w:val="false"/>
+                <w:i w:val="false"/>
+                <w:iCs w:val="false"/>
+                <w:color w:val="000000"/>
+                <w:sz w:val="18"/>
+                <w:szCs w:val="18"/>
+              </w:rPr>
+              <w:t xml:space="preserve">b) calculate discount and percentage discounts in different situations;</w:t>
+            </w:r>
+          </w:p>
+          <w:p>
+            <w:pPr>
+              <w:spacing w:after="40" w:before="0"/>
+              <w:jc w:val="left"/>
+            </w:pPr>
+            <w:r>
+              <w:rPr>
+                <w:rFonts w:ascii="Arial" w:cs="Arial" w:eastAsia="Arial" w:hAnsi="Arial"/>
+                <w:b w:val="false"/>
+                <w:bCs w:val="false"/>
+                <w:i w:val="false"/>
+                <w:iCs w:val="false"/>
+                <w:color w:val="000000"/>
+                <w:sz w:val="18"/>
+                <w:szCs w:val="18"/>
+              </w:rPr>
+              <w:t xml:space="preserve">c) determine commission and percentage commissions in different situations;</w:t>
+            </w:r>
+          </w:p>
+          <w:p>
+            <w:pPr>
+              <w:spacing w:after="40" w:before="0"/>
+              <w:jc w:val="left"/>
+            </w:pPr>
+            <w:r>
+              <w:rPr>
+                <w:rFonts w:ascii="Arial" w:cs="Arial" w:eastAsia="Arial" w:hAnsi="Arial"/>
+                <w:b w:val="false"/>
+                <w:bCs w:val="false"/>
+                <w:i w:val="false"/>
+                <w:iCs w:val="false"/>
+                <w:color w:val="000000"/>
+                <w:sz w:val="18"/>
+                <w:szCs w:val="18"/>
+              </w:rPr>
+              <w:t xml:space="preserve">d) determine percentage profit and loss made in the sale of goods;</w:t>
+            </w:r>
+          </w:p>
+          <w:p>
+            <w:pPr>
+              <w:spacing w:after="40" w:before="0"/>
+              <w:jc w:val="left"/>
+            </w:pPr>
+            <w:r>
+              <w:rPr>
+                <w:rFonts w:ascii="Arial" w:cs="Arial" w:eastAsia="Arial" w:hAnsi="Arial"/>
+                <w:b w:val="false"/>
+                <w:bCs w:val="false"/>
+                <w:i w:val="false"/>
+                <w:iCs w:val="false"/>
+                <w:color w:val="000000"/>
+                <w:sz w:val="18"/>
+                <w:szCs w:val="18"/>
+              </w:rPr>
+              <w:t xml:space="preserve">e) convert currencies using exchange rates tables;</w:t>
+            </w:r>
+          </w:p>
+          <w:p>
+            <w:pPr>
+              <w:spacing w:after="40" w:before="0"/>
+              <w:jc w:val="left"/>
+            </w:pPr>
+            <w:r>
+              <w:rPr>
+                <w:rFonts w:ascii="Arial" w:cs="Arial" w:eastAsia="Arial" w:hAnsi="Arial"/>
+                <w:b w:val="false"/>
+                <w:bCs w:val="false"/>
+                <w:i w:val="false"/>
+                <w:iCs w:val="false"/>
+                <w:color w:val="000000"/>
+                <w:sz w:val="18"/>
+                <w:szCs w:val="18"/>
+              </w:rPr>
+              <w:t xml:space="preserve">f) recognise the role of commercial arithmetic in day-to-day life.</w:t>
+            </w:r>
+          </w:p>
+        </w:tc>
+      </w:tr>
+      <w:tr>
+        <w:tc>
+          <w:tcPr>
+            <w:tcW w:type="dxa" w:w="3000"/>
+            <w:shd w:fill="D5E8F0" w:color="auto" w:val="clear"/>
+            <w:tcMar>
+              <w:top w:type="dxa" w:w="60"/>
+              <w:left w:type="dxa" w:w="120"/>
+              <w:bottom w:type="dxa" w:w="60"/>
+              <w:right w:type="dxa" w:w="120"/>
+            </w:tcMar>
+            <w:vAlign w:val="top"/>
+          </w:tcPr>
+          <w:p>
+            <w:pPr>
+              <w:spacing w:after="40" w:before="0"/>
+              <w:jc w:val="left"/>
+            </w:pPr>
+            <w:r>
+              <w:rPr>
+                <w:rFonts w:ascii="Arial" w:cs="Arial" w:eastAsia="Arial" w:hAnsi="Arial"/>
+                <w:b/>
+                <w:bCs/>
+                <w:i w:val="false"/>
+                <w:iCs w:val="false"/>
+                <w:color w:val="000000"/>
+                <w:sz w:val="18"/>
+                <w:szCs w:val="18"/>
+              </w:rPr>
+              <w:t xml:space="preserve">Core Competencies</w:t>
+            </w:r>
+          </w:p>
+        </w:tc>
+        <w:tc>
+          <w:tcPr>
+            <w:tcW w:type="dxa" w:w="10680"/>
+            <w:shd w:fill="FFFFFF" w:color="auto" w:val="clear"/>
+            <w:tcMar>
+              <w:top w:type="dxa" w:w="60"/>
+              <w:left w:type="dxa" w:w="120"/>
+              <w:bottom w:type="dxa" w:w="60"/>
+              <w:right w:type="dxa" w:w="120"/>
+            </w:tcMar>
+            <w:vAlign w:val="top"/>
+          </w:tcPr>
+          <w:p>
+            <w:pPr>
+              <w:spacing w:after="30" w:before="0"/>
+              <w:ind w:left="360" w:hanging="180"/>
+              <w:jc w:val="left"/>
+            </w:pPr>
+            <w:r>
+              <w:rPr>
+                <w:rFonts w:ascii="Arial" w:cs="Arial" w:eastAsia="Arial" w:hAnsi="Arial"/>
+                <w:b w:val="false"/>
+                <w:bCs w:val="false"/>
+                <w:i w:val="false"/>
+                <w:iCs w:val="false"/>
+                <w:color w:val="000000"/>
+                <w:sz w:val="18"/>
+                <w:szCs w:val="18"/>
+              </w:rPr>
+              <w:t xml:space="preserve">–  Citizenship: The learner develops ethical and digital citizenship skills when obtaining digital or printed currency exchange rates charts/tables and working out currency conversion from Kenya Shillings to any other currencies.</w:t>
+            </w:r>
+          </w:p>
+          <w:p>
+            <w:pPr>
+              <w:spacing w:after="30" w:before="0"/>
+              <w:ind w:left="360" w:hanging="180"/>
+              <w:jc w:val="left"/>
+            </w:pPr>
+            <w:r>
+              <w:rPr>
+                <w:rFonts w:ascii="Arial" w:cs="Arial" w:eastAsia="Arial" w:hAnsi="Arial"/>
+                <w:b w:val="false"/>
+                <w:bCs w:val="false"/>
+                <w:i w:val="false"/>
+                <w:iCs w:val="false"/>
+                <w:color w:val="000000"/>
+                <w:sz w:val="18"/>
+                <w:szCs w:val="18"/>
+              </w:rPr>
+              <w:t xml:space="preserve">–  Critical Thinking and Problem Solving: The learner acquires interpretation and inference skills when role-playing shopping scenarios where discounts are given and working out the discounts and the percentage discount.</w:t>
+            </w:r>
+          </w:p>
+        </w:tc>
+      </w:tr>
+      <w:tr>
+        <w:tc>
+          <w:tcPr>
+            <w:tcW w:type="dxa" w:w="3000"/>
+            <w:shd w:fill="E2EFDA" w:color="auto" w:val="clear"/>
+            <w:tcMar>
+              <w:top w:type="dxa" w:w="60"/>
+              <w:left w:type="dxa" w:w="120"/>
+              <w:bottom w:type="dxa" w:w="60"/>
+              <w:right w:type="dxa" w:w="120"/>
+            </w:tcMar>
+            <w:vAlign w:val="top"/>
+          </w:tcPr>
+          <w:p>
+            <w:pPr>
+              <w:spacing w:after="40" w:before="0"/>
+              <w:jc w:val="left"/>
+            </w:pPr>
+            <w:r>
+              <w:rPr>
+                <w:rFonts w:ascii="Arial" w:cs="Arial" w:eastAsia="Arial" w:hAnsi="Arial"/>
+                <w:b/>
+                <w:bCs/>
+                <w:i w:val="false"/>
+                <w:iCs w:val="false"/>
+                <w:color w:val="000000"/>
+                <w:sz w:val="18"/>
+                <w:szCs w:val="18"/>
+              </w:rPr>
+              <w:t xml:space="preserve">Core Values</w:t>
+            </w:r>
+          </w:p>
+        </w:tc>
+        <w:tc>
+          <w:tcPr>
+            <w:tcW w:type="dxa" w:w="10680"/>
+            <w:shd w:fill="FFFFFF" w:color="auto" w:val="clear"/>
+            <w:tcMar>
+              <w:top w:type="dxa" w:w="60"/>
+              <w:left w:type="dxa" w:w="120"/>
+              <w:bottom w:type="dxa" w:w="60"/>
+              <w:right w:type="dxa" w:w="120"/>
+            </w:tcMar>
+            <w:vAlign w:val="top"/>
+          </w:tcPr>
+          <w:p>
+            <w:pPr>
+              <w:spacing w:after="30" w:before="0"/>
+              <w:ind w:left="360" w:hanging="180"/>
+              <w:jc w:val="left"/>
+            </w:pPr>
+            <w:r>
+              <w:rPr>
+                <w:rFonts w:ascii="Arial" w:cs="Arial" w:eastAsia="Arial" w:hAnsi="Arial"/>
+                <w:b w:val="false"/>
+                <w:bCs w:val="false"/>
+                <w:i w:val="false"/>
+                <w:iCs w:val="false"/>
+                <w:color w:val="000000"/>
+                <w:sz w:val="18"/>
+                <w:szCs w:val="18"/>
+              </w:rPr>
+              <w:t xml:space="preserve">–  Peace: The learner respects self and others by listening to others' opinions while brainstorming scenarios under which commissions are paid to salespersons for sale of goods and services.</w:t>
+            </w:r>
+          </w:p>
+          <w:p>
+            <w:pPr>
+              <w:spacing w:after="30" w:before="0"/>
+              <w:ind w:left="360" w:hanging="180"/>
+              <w:jc w:val="left"/>
+            </w:pPr>
+            <w:r>
+              <w:rPr>
+                <w:rFonts w:ascii="Arial" w:cs="Arial" w:eastAsia="Arial" w:hAnsi="Arial"/>
+                <w:b w:val="false"/>
+                <w:bCs w:val="false"/>
+                <w:i w:val="false"/>
+                <w:iCs w:val="false"/>
+                <w:color w:val="000000"/>
+                <w:sz w:val="18"/>
+                <w:szCs w:val="18"/>
+              </w:rPr>
+              <w:t xml:space="preserve">–  Patriotism: The learner displays loyalty by showing love for one's own country's currency when obtaining digital or printed currency exchange rates tables and working out currency conversion from Kenya Shillings to any other currencies.</w:t>
+            </w:r>
+          </w:p>
+        </w:tc>
+      </w:tr>
+      <w:tr>
+        <w:tc>
+          <w:tcPr>
+            <w:tcW w:type="dxa" w:w="3000"/>
+            <w:shd w:fill="D5E8F0" w:color="auto" w:val="clear"/>
+            <w:tcMar>
+              <w:top w:type="dxa" w:w="60"/>
+              <w:left w:type="dxa" w:w="120"/>
+              <w:bottom w:type="dxa" w:w="60"/>
+              <w:right w:type="dxa" w:w="120"/>
+            </w:tcMar>
+            <w:vAlign w:val="top"/>
+          </w:tcPr>
+          <w:p>
+            <w:pPr>
+              <w:spacing w:after="40" w:before="0"/>
+              <w:jc w:val="left"/>
+            </w:pPr>
+            <w:r>
+              <w:rPr>
+                <w:rFonts w:ascii="Arial" w:cs="Arial" w:eastAsia="Arial" w:hAnsi="Arial"/>
+                <w:b/>
+                <w:bCs/>
+                <w:i w:val="false"/>
+                <w:iCs w:val="false"/>
+                <w:color w:val="000000"/>
+                <w:sz w:val="18"/>
+                <w:szCs w:val="18"/>
+              </w:rPr>
+              <w:t xml:space="preserve">Science &amp; Engineering Practices</w:t>
+            </w:r>
+          </w:p>
+        </w:tc>
+        <w:tc>
+          <w:tcPr>
+            <w:tcW w:type="dxa" w:w="10680"/>
+            <w:shd w:fill="FFFFFF" w:color="auto" w:val="clear"/>
+            <w:tcMar>
+              <w:top w:type="dxa" w:w="60"/>
+              <w:left w:type="dxa" w:w="120"/>
+              <w:bottom w:type="dxa" w:w="60"/>
+              <w:right w:type="dxa" w:w="120"/>
+            </w:tcMar>
+            <w:vAlign w:val="top"/>
+          </w:tcPr>
+          <w:p>
+            <w:pPr>
+              <w:spacing w:after="30" w:before="0"/>
+              <w:ind w:left="360" w:hanging="180"/>
+              <w:jc w:val="left"/>
+            </w:pPr>
+            <w:r>
+              <w:rPr>
+                <w:rFonts w:ascii="Arial" w:cs="Arial" w:eastAsia="Arial" w:hAnsi="Arial"/>
+                <w:b w:val="false"/>
+                <w:bCs w:val="false"/>
+                <w:i w:val="false"/>
+                <w:iCs w:val="false"/>
+                <w:color w:val="000000"/>
+                <w:sz w:val="18"/>
+                <w:szCs w:val="18"/>
+              </w:rPr>
+              <w:t xml:space="preserve">–  Asking Questions and Defining Problems: Learners pose questions about why prices differ at different market stalls in Nairobi's Gikomba or Mombasa's Marikiti market, and define the financial problem of budgeting limited club funds.</w:t>
+            </w:r>
+          </w:p>
+          <w:p>
+            <w:pPr>
+              <w:spacing w:after="30" w:before="0"/>
+              <w:ind w:left="360" w:hanging="180"/>
+              <w:jc w:val="left"/>
+            </w:pPr>
+            <w:r>
+              <w:rPr>
+                <w:rFonts w:ascii="Arial" w:cs="Arial" w:eastAsia="Arial" w:hAnsi="Arial"/>
+                <w:b w:val="false"/>
+                <w:bCs w:val="false"/>
+                <w:i w:val="false"/>
+                <w:iCs w:val="false"/>
+                <w:color w:val="000000"/>
+                <w:sz w:val="18"/>
+                <w:szCs w:val="18"/>
+              </w:rPr>
+              <w:t xml:space="preserve">–  Analysing and Interpreting Data: Learners extract and interpret data from currency exchange rate tables and printed price lists to compute discounts, commissions, profit, and loss.</w:t>
+            </w:r>
+          </w:p>
+          <w:p>
+            <w:pPr>
+              <w:spacing w:after="30" w:before="0"/>
+              <w:ind w:left="360" w:hanging="180"/>
+              <w:jc w:val="left"/>
+            </w:pPr>
+            <w:r>
+              <w:rPr>
+                <w:rFonts w:ascii="Arial" w:cs="Arial" w:eastAsia="Arial" w:hAnsi="Arial"/>
+                <w:b w:val="false"/>
+                <w:bCs w:val="false"/>
+                <w:i w:val="false"/>
+                <w:iCs w:val="false"/>
+                <w:color w:val="000000"/>
+                <w:sz w:val="18"/>
+                <w:szCs w:val="18"/>
+              </w:rPr>
+              <w:t xml:space="preserve">–  Constructing Explanations: Learners construct mathematical explanations for why a Nakumatt/Naivas promotion discount benefits the buyer and how a salesperson's commission incentivises sales.</w:t>
+            </w:r>
+          </w:p>
+          <w:p>
+            <w:pPr>
+              <w:spacing w:after="30" w:before="0"/>
+              <w:ind w:left="360" w:hanging="180"/>
+              <w:jc w:val="left"/>
+            </w:pPr>
+            <w:r>
+              <w:rPr>
+                <w:rFonts w:ascii="Arial" w:cs="Arial" w:eastAsia="Arial" w:hAnsi="Arial"/>
+                <w:b w:val="false"/>
+                <w:bCs w:val="false"/>
+                <w:i w:val="false"/>
+                <w:iCs w:val="false"/>
+                <w:color w:val="000000"/>
+                <w:sz w:val="18"/>
+                <w:szCs w:val="18"/>
+              </w:rPr>
+              <w:t xml:space="preserve">–  Engaging in Argument from Evidence: Learners use calculated percentage profit/loss figures to argue whether a small-scale maize trader at Wakulima Market made a sound business decision.</w:t>
+            </w:r>
+          </w:p>
+        </w:tc>
+      </w:tr>
+      <w:tr>
+        <w:tc>
+          <w:tcPr>
+            <w:tcW w:type="dxa" w:w="3000"/>
+            <w:shd w:fill="FCE4D6" w:color="auto" w:val="clear"/>
+            <w:tcMar>
+              <w:top w:type="dxa" w:w="60"/>
+              <w:left w:type="dxa" w:w="120"/>
+              <w:bottom w:type="dxa" w:w="60"/>
+              <w:right w:type="dxa" w:w="120"/>
+            </w:tcMar>
+            <w:vAlign w:val="top"/>
+          </w:tcPr>
+          <w:p>
+            <w:pPr>
+              <w:spacing w:after="40" w:before="0"/>
+              <w:jc w:val="left"/>
+            </w:pPr>
+            <w:r>
+              <w:rPr>
+                <w:rFonts w:ascii="Arial" w:cs="Arial" w:eastAsia="Arial" w:hAnsi="Arial"/>
+                <w:b/>
+                <w:bCs/>
+                <w:i w:val="false"/>
+                <w:iCs w:val="false"/>
+                <w:color w:val="000000"/>
+                <w:sz w:val="18"/>
+                <w:szCs w:val="18"/>
+              </w:rPr>
+              <w:t xml:space="preserve">Pertinent &amp; Contemporary Issues (PCIs)</w:t>
+            </w:r>
+          </w:p>
+        </w:tc>
+        <w:tc>
+          <w:tcPr>
+            <w:tcW w:type="dxa" w:w="10680"/>
+            <w:shd w:fill="FFFFFF" w:color="auto" w:val="clear"/>
+            <w:tcMar>
+              <w:top w:type="dxa" w:w="60"/>
+              <w:left w:type="dxa" w:w="120"/>
+              <w:bottom w:type="dxa" w:w="60"/>
+              <w:right w:type="dxa" w:w="120"/>
+            </w:tcMar>
+            <w:vAlign w:val="top"/>
+          </w:tcPr>
+          <w:p>
+            <w:pPr>
+              <w:spacing w:after="30" w:before="0"/>
+              <w:ind w:left="360" w:hanging="180"/>
+              <w:jc w:val="left"/>
+            </w:pPr>
+            <w:r>
+              <w:rPr>
+                <w:rFonts w:ascii="Arial" w:cs="Arial" w:eastAsia="Arial" w:hAnsi="Arial"/>
+                <w:b w:val="false"/>
+                <w:bCs w:val="false"/>
+                <w:i w:val="false"/>
+                <w:iCs w:val="false"/>
+                <w:color w:val="000000"/>
+                <w:sz w:val="18"/>
+                <w:szCs w:val="18"/>
+              </w:rPr>
+              <w:t xml:space="preserve">–  Financial Literacy: The learner's financial skills are enhanced when obtaining digital or printed currency exchange rates charts/tables and working out currency conversion from Kenya Shillings to any other currencies, and when preparing budgets for school clubs.</w:t>
+            </w:r>
+          </w:p>
+        </w:tc>
+      </w:tr>
+      <w:tr>
+        <w:tc>
+          <w:tcPr>
+            <w:tcW w:type="dxa" w:w="3000"/>
+            <w:shd w:fill="D9EEF1" w:color="auto" w:val="clear"/>
+            <w:tcMar>
+              <w:top w:type="dxa" w:w="60"/>
+              <w:left w:type="dxa" w:w="120"/>
+              <w:bottom w:type="dxa" w:w="60"/>
+              <w:right w:type="dxa" w:w="120"/>
+            </w:tcMar>
+            <w:vAlign w:val="top"/>
+          </w:tcPr>
+          <w:p>
+            <w:pPr>
+              <w:spacing w:after="40" w:before="0"/>
+              <w:jc w:val="left"/>
+            </w:pPr>
+            <w:r>
+              <w:rPr>
+                <w:rFonts w:ascii="Arial" w:cs="Arial" w:eastAsia="Arial" w:hAnsi="Arial"/>
+                <w:b/>
+                <w:bCs/>
+                <w:i w:val="false"/>
+                <w:iCs w:val="false"/>
+                <w:color w:val="000000"/>
+                <w:sz w:val="18"/>
+                <w:szCs w:val="18"/>
+              </w:rPr>
+              <w:t xml:space="preserve">Career Connections</w:t>
+            </w:r>
+          </w:p>
+        </w:tc>
+        <w:tc>
+          <w:tcPr>
+            <w:tcW w:type="dxa" w:w="10680"/>
+            <w:shd w:fill="FFFFFF" w:color="auto" w:val="clear"/>
+            <w:tcMar>
+              <w:top w:type="dxa" w:w="60"/>
+              <w:left w:type="dxa" w:w="120"/>
+              <w:bottom w:type="dxa" w:w="60"/>
+              <w:right w:type="dxa" w:w="120"/>
+            </w:tcMar>
+            <w:vAlign w:val="top"/>
+          </w:tcPr>
+          <w:p>
+            <w:pPr>
+              <w:spacing w:after="30" w:before="0"/>
+              <w:ind w:left="360" w:hanging="180"/>
+              <w:jc w:val="left"/>
+            </w:pPr>
+            <w:r>
+              <w:rPr>
+                <w:rFonts w:ascii="Arial" w:cs="Arial" w:eastAsia="Arial" w:hAnsi="Arial"/>
+                <w:b w:val="false"/>
+                <w:bCs w:val="false"/>
+                <w:i w:val="false"/>
+                <w:iCs w:val="false"/>
+                <w:color w:val="000000"/>
+                <w:sz w:val="18"/>
+                <w:szCs w:val="18"/>
+              </w:rPr>
+              <w:t xml:space="preserve">–  Sole Proprietorship / Small Business Owner: Understanding profit, loss, discounts, and budgeting is directly applicable to running a small business such as a kibanda food stall or a mitumba clothing stall.</w:t>
+            </w:r>
+          </w:p>
+          <w:p>
+            <w:pPr>
+              <w:spacing w:after="30" w:before="0"/>
+              <w:ind w:left="360" w:hanging="180"/>
+              <w:jc w:val="left"/>
+            </w:pPr>
+            <w:r>
+              <w:rPr>
+                <w:rFonts w:ascii="Arial" w:cs="Arial" w:eastAsia="Arial" w:hAnsi="Arial"/>
+                <w:b w:val="false"/>
+                <w:bCs w:val="false"/>
+                <w:i w:val="false"/>
+                <w:iCs w:val="false"/>
+                <w:color w:val="000000"/>
+                <w:sz w:val="18"/>
+                <w:szCs w:val="18"/>
+              </w:rPr>
+              <w:t xml:space="preserve">–  Sales Agent / Commission-Based Salesperson: Computing commission and percentage commission is the core skill required for careers in insurance sales, real estate agency, and mobile-money agent operations across Kenya.</w:t>
+            </w:r>
+          </w:p>
+          <w:p>
+            <w:pPr>
+              <w:spacing w:after="30" w:before="0"/>
+              <w:ind w:left="360" w:hanging="180"/>
+              <w:jc w:val="left"/>
+            </w:pPr>
+            <w:r>
+              <w:rPr>
+                <w:rFonts w:ascii="Arial" w:cs="Arial" w:eastAsia="Arial" w:hAnsi="Arial"/>
+                <w:b w:val="false"/>
+                <w:bCs w:val="false"/>
+                <w:i w:val="false"/>
+                <w:iCs w:val="false"/>
+                <w:color w:val="000000"/>
+                <w:sz w:val="18"/>
+                <w:szCs w:val="18"/>
+              </w:rPr>
+              <w:t xml:space="preserve">–  Accountant / Bookkeeper: Budget preparation and profit-and-loss determination underpin entry-level bookkeeping and accounting roles in Kenyan SMEs and cooperative societies (saccos).</w:t>
+            </w:r>
+          </w:p>
+          <w:p>
+            <w:pPr>
+              <w:spacing w:after="30" w:before="0"/>
+              <w:ind w:left="360" w:hanging="180"/>
+              <w:jc w:val="left"/>
+            </w:pPr>
+            <w:r>
+              <w:rPr>
+                <w:rFonts w:ascii="Arial" w:cs="Arial" w:eastAsia="Arial" w:hAnsi="Arial"/>
+                <w:b w:val="false"/>
+                <w:bCs w:val="false"/>
+                <w:i w:val="false"/>
+                <w:iCs w:val="false"/>
+                <w:color w:val="000000"/>
+                <w:sz w:val="18"/>
+                <w:szCs w:val="18"/>
+              </w:rPr>
+              <w:t xml:space="preserve">–  Tourism and Hospitality Industry: Currency conversion skills are essential for front-office staff at hotels and tour operators in Nairobi, Mombasa, and Diani dealing with international visitors.</w:t>
+            </w:r>
+          </w:p>
+          <w:p>
+            <w:pPr>
+              <w:spacing w:after="30" w:before="0"/>
+              <w:ind w:left="360" w:hanging="180"/>
+              <w:jc w:val="left"/>
+            </w:pPr>
+            <w:r>
+              <w:rPr>
+                <w:rFonts w:ascii="Arial" w:cs="Arial" w:eastAsia="Arial" w:hAnsi="Arial"/>
+                <w:b w:val="false"/>
+                <w:bCs w:val="false"/>
+                <w:i w:val="false"/>
+                <w:iCs w:val="false"/>
+                <w:color w:val="000000"/>
+                <w:sz w:val="18"/>
+                <w:szCs w:val="18"/>
+              </w:rPr>
+              <w:t xml:space="preserve">–  Journalism / Media: Financial literacy including reading exchange-rate tables and interpreting economic data is needed by business journalists and media analysts.</w:t>
+            </w:r>
+          </w:p>
+        </w:tc>
+      </w:tr>
+      <w:tr>
+        <w:tc>
+          <w:tcPr>
+            <w:tcW w:type="dxa" w:w="3000"/>
+            <w:shd w:fill="D5E8F0" w:color="auto" w:val="clear"/>
+            <w:tcMar>
+              <w:top w:type="dxa" w:w="60"/>
+              <w:left w:type="dxa" w:w="120"/>
+              <w:bottom w:type="dxa" w:w="60"/>
+              <w:right w:type="dxa" w:w="120"/>
+            </w:tcMar>
+            <w:vAlign w:val="top"/>
+          </w:tcPr>
+          <w:p>
+            <w:pPr>
+              <w:spacing w:after="40" w:before="0"/>
+              <w:jc w:val="left"/>
+            </w:pPr>
+            <w:r>
+              <w:rPr>
+                <w:rFonts w:ascii="Arial" w:cs="Arial" w:eastAsia="Arial" w:hAnsi="Arial"/>
+                <w:b/>
+                <w:bCs/>
+                <w:i w:val="false"/>
+                <w:iCs w:val="false"/>
+                <w:color w:val="000000"/>
+                <w:sz w:val="18"/>
+                <w:szCs w:val="18"/>
+              </w:rPr>
+              <w:t xml:space="preserve">Focus for Lessons</w:t>
+            </w:r>
+          </w:p>
+        </w:tc>
+        <w:tc>
+          <w:tcPr>
+            <w:tcW w:type="dxa" w:w="10680"/>
+            <w:shd w:fill="FFFFFF" w:color="auto" w:val="clear"/>
+            <w:tcMar>
+              <w:top w:type="dxa" w:w="60"/>
+              <w:left w:type="dxa" w:w="120"/>
+              <w:bottom w:type="dxa" w:w="60"/>
+              <w:right w:type="dxa" w:w="120"/>
+            </w:tcMar>
+            <w:vAlign w:val="top"/>
+          </w:tcPr>
+          <w:p>
+            <w:pPr>
+              <w:spacing w:after="40" w:before="0"/>
+              <w:jc w:val="left"/>
+            </w:pPr>
+            <w:r>
+              <w:rPr>
+                <w:rFonts w:ascii="Arial" w:cs="Arial" w:eastAsia="Arial" w:hAnsi="Arial"/>
+                <w:b w:val="false"/>
+                <w:bCs w:val="false"/>
+                <w:i w:val="false"/>
+                <w:iCs w:val="false"/>
+                <w:color w:val="000000"/>
+                <w:sz w:val="18"/>
+                <w:szCs w:val="18"/>
+              </w:rPr>
+              <w:t xml:space="preserve">This unit builds learners' financial literacy by anchoring all five content topics — budgeting, discounts, commission, profit/loss, and currency conversion — in the lived economic realities of Kenyan markets, school clubs, and cross-border trade. Learners move from preparing a simple club budget to role-playing market transactions and finally to reading real (or simulated) Central Bank of Kenya exchange-rate tables, progressively building the commercial arithmetic skills they need for informed personal and professional financial decision-making.</w:t>
+            </w:r>
+          </w:p>
+        </w:tc>
+      </w:tr>
+      <w:tr>
+        <w:tc>
+          <w:tcPr>
+            <w:tcW w:type="dxa" w:w="3000"/>
+            <w:shd w:fill="EAD1F5" w:color="auto" w:val="clear"/>
+            <w:tcMar>
+              <w:top w:type="dxa" w:w="60"/>
+              <w:left w:type="dxa" w:w="120"/>
+              <w:bottom w:type="dxa" w:w="60"/>
+              <w:right w:type="dxa" w:w="120"/>
+            </w:tcMar>
+            <w:vAlign w:val="top"/>
+          </w:tcPr>
+          <w:p>
+            <w:pPr>
+              <w:spacing w:after="40" w:before="0"/>
+              <w:jc w:val="left"/>
+            </w:pPr>
+            <w:r>
+              <w:rPr>
+                <w:rFonts w:ascii="Arial" w:cs="Arial" w:eastAsia="Arial" w:hAnsi="Arial"/>
+                <w:b/>
+                <w:bCs/>
+                <w:i w:val="false"/>
+                <w:iCs w:val="false"/>
+                <w:color w:val="000000"/>
+                <w:sz w:val="18"/>
+                <w:szCs w:val="18"/>
+              </w:rPr>
+              <w:t xml:space="preserve">Driving Question / Key Inquiry Questions</w:t>
+            </w:r>
+          </w:p>
+        </w:tc>
+        <w:tc>
+          <w:tcPr>
+            <w:tcW w:type="dxa" w:w="10680"/>
+            <w:shd w:fill="FFFFFF" w:color="auto" w:val="clear"/>
+            <w:tcMar>
+              <w:top w:type="dxa" w:w="60"/>
+              <w:left w:type="dxa" w:w="120"/>
+              <w:bottom w:type="dxa" w:w="60"/>
+              <w:right w:type="dxa" w:w="120"/>
+            </w:tcMar>
+            <w:vAlign w:val="top"/>
+          </w:tcPr>
+          <w:p>
+            <w:pPr>
+              <w:spacing w:after="40" w:before="0"/>
+              <w:jc w:val="left"/>
+            </w:pPr>
+            <w:r>
+              <w:rPr>
+                <w:rFonts w:ascii="Arial" w:cs="Arial" w:eastAsia="Arial" w:hAnsi="Arial"/>
+                <w:b w:val="false"/>
+                <w:bCs w:val="false"/>
+                <w:i w:val="false"/>
+                <w:iCs w:val="false"/>
+                <w:color w:val="000000"/>
+                <w:sz w:val="18"/>
+                <w:szCs w:val="18"/>
+              </w:rPr>
+              <w:t xml:space="preserve">DRIVING QUESTION: How can Amina — and every Kenyan — use commercial arithmetic to make smart, fair, and informed money decisions in markets, clubs, and across borders?</w:t>
+            </w:r>
+          </w:p>
+          <w:p>
+            <w:pPr>
+              <w:spacing w:after="40" w:before="0"/>
+              <w:jc w:val="left"/>
+            </w:pPr>
+            <w:r>
+              <w:rPr>
+                <w:rFonts w:ascii="Arial" w:cs="Arial" w:eastAsia="Arial" w:hAnsi="Arial"/>
+                <w:b w:val="false"/>
+                <w:bCs w:val="false"/>
+                <w:i w:val="false"/>
+                <w:iCs w:val="false"/>
+                <w:color w:val="000000"/>
+                <w:sz w:val="18"/>
+                <w:szCs w:val="18"/>
+              </w:rPr>
+              <w:t xml:space="preserve"/>
+            </w:r>
+          </w:p>
+          <w:p>
+            <w:pPr>
+              <w:spacing w:after="40" w:before="0"/>
+              <w:jc w:val="left"/>
+            </w:pPr>
+            <w:r>
+              <w:rPr>
+                <w:rFonts w:ascii="Arial" w:cs="Arial" w:eastAsia="Arial" w:hAnsi="Arial"/>
+                <w:b w:val="false"/>
+                <w:bCs w:val="false"/>
+                <w:i w:val="false"/>
+                <w:iCs w:val="false"/>
+                <w:color w:val="000000"/>
+                <w:sz w:val="18"/>
+                <w:szCs w:val="18"/>
+              </w:rPr>
+              <w:t xml:space="preserve">KICD KEY INQUIRY QUESTIONS:</w:t>
+            </w:r>
+          </w:p>
+          <w:p>
+            <w:pPr>
+              <w:spacing w:after="40" w:before="0"/>
+              <w:jc w:val="left"/>
+            </w:pPr>
+            <w:r>
+              <w:rPr>
+                <w:rFonts w:ascii="Arial" w:cs="Arial" w:eastAsia="Arial" w:hAnsi="Arial"/>
+                <w:b w:val="false"/>
+                <w:bCs w:val="false"/>
+                <w:i w:val="false"/>
+                <w:iCs w:val="false"/>
+                <w:color w:val="000000"/>
+                <w:sz w:val="18"/>
+                <w:szCs w:val="18"/>
+              </w:rPr>
+              <w:t xml:space="preserve">1. Why do we need a budget?</w:t>
+            </w:r>
+          </w:p>
+          <w:p>
+            <w:pPr>
+              <w:spacing w:after="40" w:before="0"/>
+              <w:jc w:val="left"/>
+            </w:pPr>
+            <w:r>
+              <w:rPr>
+                <w:rFonts w:ascii="Arial" w:cs="Arial" w:eastAsia="Arial" w:hAnsi="Arial"/>
+                <w:b w:val="false"/>
+                <w:bCs w:val="false"/>
+                <w:i w:val="false"/>
+                <w:iCs w:val="false"/>
+                <w:color w:val="000000"/>
+                <w:sz w:val="18"/>
+                <w:szCs w:val="18"/>
+              </w:rPr>
+              <w:t xml:space="preserve">2. Why are discounts and commissions necessary in trade?</w:t>
+            </w:r>
+          </w:p>
+        </w:tc>
+      </w:tr>
+      <w:tr>
+        <w:tc>
+          <w:tcPr>
+            <w:tcW w:type="dxa" w:w="3000"/>
+            <w:shd w:fill="EAD1F5" w:color="auto" w:val="clear"/>
+            <w:tcMar>
+              <w:top w:type="dxa" w:w="60"/>
+              <w:left w:type="dxa" w:w="120"/>
+              <w:bottom w:type="dxa" w:w="60"/>
+              <w:right w:type="dxa" w:w="120"/>
+            </w:tcMar>
+            <w:vAlign w:val="top"/>
+          </w:tcPr>
+          <w:p>
+            <w:pPr>
+              <w:spacing w:after="40" w:before="0"/>
+              <w:jc w:val="left"/>
+            </w:pPr>
+            <w:r>
+              <w:rPr>
+                <w:rFonts w:ascii="Arial" w:cs="Arial" w:eastAsia="Arial" w:hAnsi="Arial"/>
+                <w:b/>
+                <w:bCs/>
+                <w:i w:val="false"/>
+                <w:iCs w:val="false"/>
+                <w:color w:val="000000"/>
+                <w:sz w:val="18"/>
+                <w:szCs w:val="18"/>
+              </w:rPr>
+              <w:t xml:space="preserve">Anchoring Phenomenon</w:t>
+            </w:r>
+          </w:p>
+        </w:tc>
+        <w:tc>
+          <w:tcPr>
+            <w:tcW w:type="dxa" w:w="10680"/>
+            <w:shd w:fill="FFFFFF" w:color="auto" w:val="clear"/>
+            <w:tcMar>
+              <w:top w:type="dxa" w:w="60"/>
+              <w:left w:type="dxa" w:w="120"/>
+              <w:bottom w:type="dxa" w:w="60"/>
+              <w:right w:type="dxa" w:w="120"/>
+            </w:tcMar>
+            <w:vAlign w:val="top"/>
+          </w:tcPr>
+          <w:p>
+            <w:pPr>
+              <w:spacing w:after="40" w:before="0"/>
+              <w:jc w:val="left"/>
+            </w:pPr>
+            <w:r>
+              <w:rPr>
+                <w:rFonts w:ascii="Arial" w:cs="Arial" w:eastAsia="Arial" w:hAnsi="Arial"/>
+                <w:b w:val="false"/>
+                <w:bCs w:val="false"/>
+                <w:i w:val="false"/>
+                <w:iCs w:val="false"/>
+                <w:color w:val="000000"/>
+                <w:sz w:val="18"/>
+                <w:szCs w:val="18"/>
+              </w:rPr>
+              <w:t xml:space="preserve">A Form 4 student named Amina from Kisumu has saved KSh 4,500 from selling mandazi at school and wants to use the money in three ways: contribute to her school Environmental Club's end-of-term trip to Lake Victoria, buy a second-hand smartphone advertised at "20% off" at a Kondele electronics stall, and send the remaining money to her aunt in Uganda via a mobile-money transfer. When Amina sits down to plan, she quickly realises that the "20% discount" still leaves her short, the mobile-money agent charges a commission, and the Uganda shilling exchange rate she saw yesterday has changed today. Students are puzzled: How can the same KSh 4,500 produce such different outcomes depending on discounts, commissions, exchange rates, and whether a transaction results in a profit or a loss — and how can Amina (or any Kenyan) make smart financial decisions using mathematics?</w:t>
+            </w:r>
+          </w:p>
+        </w:tc>
+      </w:tr>
+      <w:tr>
+        <w:tc>
+          <w:tcPr>
+            <w:tcW w:type="dxa" w:w="3000"/>
+            <w:shd w:fill="D9EEF1" w:color="auto" w:val="clear"/>
+            <w:tcMar>
+              <w:top w:type="dxa" w:w="60"/>
+              <w:left w:type="dxa" w:w="120"/>
+              <w:bottom w:type="dxa" w:w="60"/>
+              <w:right w:type="dxa" w:w="120"/>
+            </w:tcMar>
+            <w:vAlign w:val="top"/>
+          </w:tcPr>
+          <w:p>
+            <w:pPr>
+              <w:spacing w:after="40" w:before="0"/>
+              <w:jc w:val="left"/>
+            </w:pPr>
+            <w:r>
+              <w:rPr>
+                <w:rFonts w:ascii="Arial" w:cs="Arial" w:eastAsia="Arial" w:hAnsi="Arial"/>
+                <w:b/>
+                <w:bCs/>
+                <w:i w:val="false"/>
+                <w:iCs w:val="false"/>
+                <w:color w:val="000000"/>
+                <w:sz w:val="18"/>
+                <w:szCs w:val="18"/>
+              </w:rPr>
+              <w:t xml:space="preserve">Storyline Thread</w:t>
+            </w:r>
+          </w:p>
+        </w:tc>
+        <w:tc>
+          <w:tcPr>
+            <w:tcW w:type="dxa" w:w="10680"/>
+            <w:shd w:fill="FFFFFF" w:color="auto" w:val="clear"/>
+            <w:tcMar>
+              <w:top w:type="dxa" w:w="60"/>
+              <w:left w:type="dxa" w:w="120"/>
+              <w:bottom w:type="dxa" w:w="60"/>
+              <w:right w:type="dxa" w:w="120"/>
+            </w:tcMar>
+            <w:vAlign w:val="top"/>
+          </w:tcPr>
+          <w:p>
+            <w:pPr>
+              <w:spacing w:after="40" w:before="0"/>
+              <w:jc w:val="left"/>
+            </w:pPr>
+            <w:r>
+              <w:rPr>
+                <w:rFonts w:ascii="Arial" w:cs="Arial" w:eastAsia="Arial" w:hAnsi="Arial"/>
+                <w:b w:val="false"/>
+                <w:bCs w:val="false"/>
+                <w:i w:val="false"/>
+                <w:iCs w:val="false"/>
+                <w:color w:val="000000"/>
+                <w:sz w:val="18"/>
+                <w:szCs w:val="18"/>
+              </w:rPr>
+              <w:t xml:space="preserve">Lesson 1 — Anchoring Phenomenon &amp; Budgeting: Introduce Amina's dilemma with the KSh 4,500. Learners brainstorm how their own school clubs raise and spend money, then draft a simple income-and-expenditure budget for a hypothetical Environmental Club trip to Lake Victoria, identifying fixed and variable costs. Connect budget shortfalls back to the phenomenon.</w:t>
+            </w:r>
+          </w:p>
+          <w:p>
+            <w:pPr>
+              <w:spacing w:after="40" w:before="0"/>
+              <w:jc w:val="left"/>
+            </w:pPr>
+            <w:r>
+              <w:rPr>
+                <w:rFonts w:ascii="Arial" w:cs="Arial" w:eastAsia="Arial" w:hAnsi="Arial"/>
+                <w:b w:val="false"/>
+                <w:bCs w:val="false"/>
+                <w:i w:val="false"/>
+                <w:iCs w:val="false"/>
+                <w:color w:val="000000"/>
+                <w:sz w:val="18"/>
+                <w:szCs w:val="18"/>
+              </w:rPr>
+              <w:t xml:space="preserve"/>
+            </w:r>
+          </w:p>
+          <w:p>
+            <w:pPr>
+              <w:spacing w:after="40" w:before="0"/>
+              <w:jc w:val="left"/>
+            </w:pPr>
+            <w:r>
+              <w:rPr>
+                <w:rFonts w:ascii="Arial" w:cs="Arial" w:eastAsia="Arial" w:hAnsi="Arial"/>
+                <w:b w:val="false"/>
+                <w:bCs w:val="false"/>
+                <w:i w:val="false"/>
+                <w:iCs w:val="false"/>
+                <w:color w:val="000000"/>
+                <w:sz w:val="18"/>
+                <w:szCs w:val="18"/>
+              </w:rPr>
+              <w:t xml:space="preserve">Lesson 2 — Discounts and Percentage Discounts (Part 1): Using Amina's smartphone purchase as context, learners role-play a shopping scenario at a Kondele electronics stall. They calculate discount amounts and percentage discounts from marked prices, and explore how "20% off" is computed. Predict phase: estimate the sale price before calculating.</w:t>
+            </w:r>
+          </w:p>
+          <w:p>
+            <w:pPr>
+              <w:spacing w:after="40" w:before="0"/>
+              <w:jc w:val="left"/>
+            </w:pPr>
+            <w:r>
+              <w:rPr>
+                <w:rFonts w:ascii="Arial" w:cs="Arial" w:eastAsia="Arial" w:hAnsi="Arial"/>
+                <w:b w:val="false"/>
+                <w:bCs w:val="false"/>
+                <w:i w:val="false"/>
+                <w:iCs w:val="false"/>
+                <w:color w:val="000000"/>
+                <w:sz w:val="18"/>
+                <w:szCs w:val="18"/>
+              </w:rPr>
+              <w:t xml:space="preserve"/>
+            </w:r>
+          </w:p>
+          <w:p>
+            <w:pPr>
+              <w:spacing w:after="40" w:before="0"/>
+              <w:jc w:val="left"/>
+            </w:pPr>
+            <w:r>
+              <w:rPr>
+                <w:rFonts w:ascii="Arial" w:cs="Arial" w:eastAsia="Arial" w:hAnsi="Arial"/>
+                <w:b w:val="false"/>
+                <w:bCs w:val="false"/>
+                <w:i w:val="false"/>
+                <w:iCs w:val="false"/>
+                <w:color w:val="000000"/>
+                <w:sz w:val="18"/>
+                <w:szCs w:val="18"/>
+              </w:rPr>
+              <w:t xml:space="preserve">Lesson 3 — Discounts and Percentage Discounts (Part 2 / Practice): Learners work through varied Kenyan retail contexts (Naivas Weekend Specials, mitumba clothing, school-uniform shops). They compare discount offers and determine which deal gives better value, reinforcing percentage discount calculations with peer discussion and presentations.</w:t>
+            </w:r>
+          </w:p>
+          <w:p>
+            <w:pPr>
+              <w:spacing w:after="40" w:before="0"/>
+              <w:jc w:val="left"/>
+            </w:pPr>
+            <w:r>
+              <w:rPr>
+                <w:rFonts w:ascii="Arial" w:cs="Arial" w:eastAsia="Arial" w:hAnsi="Arial"/>
+                <w:b w:val="false"/>
+                <w:bCs w:val="false"/>
+                <w:i w:val="false"/>
+                <w:iCs w:val="false"/>
+                <w:color w:val="000000"/>
+                <w:sz w:val="18"/>
+                <w:szCs w:val="18"/>
+              </w:rPr>
+              <w:t xml:space="preserve"/>
+            </w:r>
+          </w:p>
+          <w:p>
+            <w:pPr>
+              <w:spacing w:after="40" w:before="0"/>
+              <w:jc w:val="left"/>
+            </w:pPr>
+            <w:r>
+              <w:rPr>
+                <w:rFonts w:ascii="Arial" w:cs="Arial" w:eastAsia="Arial" w:hAnsi="Arial"/>
+                <w:b w:val="false"/>
+                <w:bCs w:val="false"/>
+                <w:i w:val="false"/>
+                <w:iCs w:val="false"/>
+                <w:color w:val="000000"/>
+                <w:sz w:val="18"/>
+                <w:szCs w:val="18"/>
+              </w:rPr>
+              <w:t xml:space="preserve">Lesson 4 — Commission and Percentage Commission: Introduce the M-PESA agent in Kericho as a supporting phenomenon. Learners brainstorm real scenarios where commissions are paid (insurance agents, real estate, mobile-money, market brokers). They calculate commission amounts and percentage commissions from given transaction values, role-playing salesperson-and-customer exchanges.</w:t>
+            </w:r>
+          </w:p>
+          <w:p>
+            <w:pPr>
+              <w:spacing w:after="40" w:before="0"/>
+              <w:jc w:val="left"/>
+            </w:pPr>
+            <w:r>
+              <w:rPr>
+                <w:rFonts w:ascii="Arial" w:cs="Arial" w:eastAsia="Arial" w:hAnsi="Arial"/>
+                <w:b w:val="false"/>
+                <w:bCs w:val="false"/>
+                <w:i w:val="false"/>
+                <w:iCs w:val="false"/>
+                <w:color w:val="000000"/>
+                <w:sz w:val="18"/>
+                <w:szCs w:val="18"/>
+              </w:rPr>
+              <w:t xml:space="preserve"/>
+            </w:r>
+          </w:p>
+          <w:p>
+            <w:pPr>
+              <w:spacing w:after="40" w:before="0"/>
+              <w:jc w:val="left"/>
+            </w:pPr>
+            <w:r>
+              <w:rPr>
+                <w:rFonts w:ascii="Arial" w:cs="Arial" w:eastAsia="Arial" w:hAnsi="Arial"/>
+                <w:b w:val="false"/>
+                <w:bCs w:val="false"/>
+                <w:i w:val="false"/>
+                <w:iCs w:val="false"/>
+                <w:color w:val="000000"/>
+                <w:sz w:val="18"/>
+                <w:szCs w:val="18"/>
+              </w:rPr>
+              <w:t xml:space="preserve">Lesson 5 — Profit and Loss (Part 1 — Concepts &amp; Calculation): Using the Wakulima Market maize trader as a supporting phenomenon, learners determine cost price, selling price, profit or loss, and percentage profit or loss. They role-play buying-and-selling scenarios involving local goods (githeri, beans, second-hand clothes) and make presentations to peers.</w:t>
+            </w:r>
+          </w:p>
+          <w:p>
+            <w:pPr>
+              <w:spacing w:after="40" w:before="0"/>
+              <w:jc w:val="left"/>
+            </w:pPr>
+            <w:r>
+              <w:rPr>
+                <w:rFonts w:ascii="Arial" w:cs="Arial" w:eastAsia="Arial" w:hAnsi="Arial"/>
+                <w:b w:val="false"/>
+                <w:bCs w:val="false"/>
+                <w:i w:val="false"/>
+                <w:iCs w:val="false"/>
+                <w:color w:val="000000"/>
+                <w:sz w:val="18"/>
+                <w:szCs w:val="18"/>
+              </w:rPr>
+              <w:t xml:space="preserve"/>
+            </w:r>
+          </w:p>
+          <w:p>
+            <w:pPr>
+              <w:spacing w:after="40" w:before="0"/>
+              <w:jc w:val="left"/>
+            </w:pPr>
+            <w:r>
+              <w:rPr>
+                <w:rFonts w:ascii="Arial" w:cs="Arial" w:eastAsia="Arial" w:hAnsi="Arial"/>
+                <w:b w:val="false"/>
+                <w:bCs w:val="false"/>
+                <w:i w:val="false"/>
+                <w:iCs w:val="false"/>
+                <w:color w:val="000000"/>
+                <w:sz w:val="18"/>
+                <w:szCs w:val="18"/>
+              </w:rPr>
+              <w:t xml:space="preserve">Lesson 6 — Profit and Loss (Part 2 — Application &amp; Problem Solving): Learners tackle multi-step profit-and-loss problems set in Kenyan contexts (a small restaurant selling nyama choma, a school tuck-shop selling mandazi). They consolidate percentage profit/loss skills and connect findings back to Amina's mandazi-selling enterprise in the anchoring phenomenon.</w:t>
+            </w:r>
+          </w:p>
+          <w:p>
+            <w:pPr>
+              <w:spacing w:after="40" w:before="0"/>
+              <w:jc w:val="left"/>
+            </w:pPr>
+            <w:r>
+              <w:rPr>
+                <w:rFonts w:ascii="Arial" w:cs="Arial" w:eastAsia="Arial" w:hAnsi="Arial"/>
+                <w:b w:val="false"/>
+                <w:bCs w:val="false"/>
+                <w:i w:val="false"/>
+                <w:iCs w:val="false"/>
+                <w:color w:val="000000"/>
+                <w:sz w:val="18"/>
+                <w:szCs w:val="18"/>
+              </w:rPr>
+              <w:t xml:space="preserve"/>
+            </w:r>
+          </w:p>
+          <w:p>
+            <w:pPr>
+              <w:spacing w:after="40" w:before="0"/>
+              <w:jc w:val="left"/>
+            </w:pPr>
+            <w:r>
+              <w:rPr>
+                <w:rFonts w:ascii="Arial" w:cs="Arial" w:eastAsia="Arial" w:hAnsi="Arial"/>
+                <w:b w:val="false"/>
+                <w:bCs w:val="false"/>
+                <w:i w:val="false"/>
+                <w:iCs w:val="false"/>
+                <w:color w:val="000000"/>
+                <w:sz w:val="18"/>
+                <w:szCs w:val="18"/>
+              </w:rPr>
+              <w:t xml:space="preserve">Lesson 7 — Currency Conversion: Using simulated Central Bank of Kenya forex bureau exchange-rate tables, learners convert Kenya Shillings to Uganda shillings, US dollars, and euros and back again. They explore why buying rates differ from selling rates (the forex bureau's commission), linking this to Lesson 4. Learners solve Amina's cross-border transfer problem.</w:t>
+            </w:r>
+          </w:p>
+          <w:p>
+            <w:pPr>
+              <w:spacing w:after="40" w:before="0"/>
+              <w:jc w:val="left"/>
+            </w:pPr>
+            <w:r>
+              <w:rPr>
+                <w:rFonts w:ascii="Arial" w:cs="Arial" w:eastAsia="Arial" w:hAnsi="Arial"/>
+                <w:b w:val="false"/>
+                <w:bCs w:val="false"/>
+                <w:i w:val="false"/>
+                <w:iCs w:val="false"/>
+                <w:color w:val="000000"/>
+                <w:sz w:val="18"/>
+                <w:szCs w:val="18"/>
+              </w:rPr>
+              <w:t xml:space="preserve"/>
+            </w:r>
+          </w:p>
+          <w:p>
+            <w:pPr>
+              <w:spacing w:after="40" w:before="0"/>
+              <w:jc w:val="left"/>
+            </w:pPr>
+            <w:r>
+              <w:rPr>
+                <w:rFonts w:ascii="Arial" w:cs="Arial" w:eastAsia="Arial" w:hAnsi="Arial"/>
+                <w:b w:val="false"/>
+                <w:bCs w:val="false"/>
+                <w:i w:val="false"/>
+                <w:iCs w:val="false"/>
+                <w:color w:val="000000"/>
+                <w:sz w:val="18"/>
+                <w:szCs w:val="18"/>
+              </w:rPr>
+              <w:t xml:space="preserve">Lesson 8 — Synthesis, Model Revision &amp; Assessment: Learners revisit the full Amina scenario and produce a written financial plan that incorporates a budget, discount calculation, commission deduction, and currency conversion — demonstrating all six learning outcomes. Peers review each other's plans using the KICD assessment rubric criteria, and the class updates the Driving Question Board with final answers.</w:t>
+            </w:r>
+          </w:p>
+        </w:tc>
+      </w:tr>
+      <w:tr>
+        <w:tc>
+          <w:tcPr>
+            <w:tcW w:type="dxa" w:w="3000"/>
+            <w:shd w:fill="EAD1F5" w:color="auto" w:val="clear"/>
+            <w:tcMar>
+              <w:top w:type="dxa" w:w="60"/>
+              <w:left w:type="dxa" w:w="120"/>
+              <w:bottom w:type="dxa" w:w="60"/>
+              <w:right w:type="dxa" w:w="120"/>
+            </w:tcMar>
+            <w:vAlign w:val="top"/>
+          </w:tcPr>
+          <w:p>
+            <w:pPr>
+              <w:spacing w:after="40" w:before="0"/>
+              <w:jc w:val="left"/>
+            </w:pPr>
+            <w:r>
+              <w:rPr>
+                <w:rFonts w:ascii="Arial" w:cs="Arial" w:eastAsia="Arial" w:hAnsi="Arial"/>
+                <w:b/>
+                <w:bCs/>
+                <w:i w:val="false"/>
+                <w:iCs w:val="false"/>
+                <w:color w:val="000000"/>
+                <w:sz w:val="18"/>
+                <w:szCs w:val="18"/>
+              </w:rPr>
+              <w:t xml:space="preserve">Supporting Phenomena</w:t>
+            </w:r>
+          </w:p>
+        </w:tc>
+        <w:tc>
+          <w:tcPr>
+            <w:tcW w:type="dxa" w:w="10680"/>
+            <w:shd w:fill="FFFFFF" w:color="auto" w:val="clear"/>
+            <w:tcMar>
+              <w:top w:type="dxa" w:w="60"/>
+              <w:left w:type="dxa" w:w="120"/>
+              <w:bottom w:type="dxa" w:w="60"/>
+              <w:right w:type="dxa" w:w="120"/>
+            </w:tcMar>
+            <w:vAlign w:val="top"/>
+          </w:tcPr>
+          <w:p>
+            <w:pPr>
+              <w:spacing w:after="30" w:before="0"/>
+              <w:ind w:left="360" w:hanging="180"/>
+              <w:jc w:val="left"/>
+            </w:pPr>
+            <w:r>
+              <w:rPr>
+                <w:rFonts w:ascii="Arial" w:cs="Arial" w:eastAsia="Arial" w:hAnsi="Arial"/>
+                <w:b w:val="false"/>
+                <w:bCs w:val="false"/>
+                <w:i w:val="false"/>
+                <w:iCs w:val="false"/>
+                <w:color w:val="000000"/>
+                <w:sz w:val="18"/>
+                <w:szCs w:val="18"/>
+              </w:rPr>
+              <w:t xml:space="preserve">–  A maize trader at Wakulima Market in Nairobi buys a 90 kg bag of maize for KSh 2,700 and sells it at KSh 28 per kg — students investigate whether she makes a profit or a loss and by what percentage.</w:t>
+            </w:r>
+          </w:p>
+          <w:p>
+            <w:pPr>
+              <w:spacing w:after="30" w:before="0"/>
+              <w:ind w:left="360" w:hanging="180"/>
+              <w:jc w:val="left"/>
+            </w:pPr>
+            <w:r>
+              <w:rPr>
+                <w:rFonts w:ascii="Arial" w:cs="Arial" w:eastAsia="Arial" w:hAnsi="Arial"/>
+                <w:b w:val="false"/>
+                <w:bCs w:val="false"/>
+                <w:i w:val="false"/>
+                <w:iCs w:val="false"/>
+                <w:color w:val="000000"/>
+                <w:sz w:val="18"/>
+                <w:szCs w:val="18"/>
+              </w:rPr>
+              <w:t xml:space="preserve">–  A Safaricom M-PESA agent in Kericho earns a commission every time a customer sends money; students observe the agent's commission schedule and calculate her monthly earnings for different transaction volumes.</w:t>
+            </w:r>
+          </w:p>
+          <w:p>
+            <w:pPr>
+              <w:spacing w:after="30" w:before="0"/>
+              <w:ind w:left="360" w:hanging="180"/>
+              <w:jc w:val="left"/>
+            </w:pPr>
+            <w:r>
+              <w:rPr>
+                <w:rFonts w:ascii="Arial" w:cs="Arial" w:eastAsia="Arial" w:hAnsi="Arial"/>
+                <w:b w:val="false"/>
+                <w:bCs w:val="false"/>
+                <w:i w:val="false"/>
+                <w:iCs w:val="false"/>
+                <w:color w:val="000000"/>
+                <w:sz w:val="18"/>
+                <w:szCs w:val="18"/>
+              </w:rPr>
+              <w:t xml:space="preserve">–  A Naivas Supermarket "Weekend Special" flyer advertises sukuma wiki at "Buy 3 bunches, get 1 free" — students unpack this as an implied percentage discount and compare it with a rival stall's straightforward 15% price reduction.</w:t>
+            </w:r>
+          </w:p>
+          <w:p>
+            <w:pPr>
+              <w:spacing w:after="30" w:before="0"/>
+              <w:ind w:left="360" w:hanging="180"/>
+              <w:jc w:val="left"/>
+            </w:pPr>
+            <w:r>
+              <w:rPr>
+                <w:rFonts w:ascii="Arial" w:cs="Arial" w:eastAsia="Arial" w:hAnsi="Arial"/>
+                <w:b w:val="false"/>
+                <w:bCs w:val="false"/>
+                <w:i w:val="false"/>
+                <w:iCs w:val="false"/>
+                <w:color w:val="000000"/>
+                <w:sz w:val="18"/>
+                <w:szCs w:val="18"/>
+              </w:rPr>
+              <w:t xml:space="preserve">–  A Kenyan student returning from a school exchange visit to Tanzania must convert 50,000 Tanzanian shillings back to Kenya shillings using the day's buying and selling rates from a forex bureau at JKIA — students explore why the buying rate differs from the selling rate and what that difference means.</w:t>
+            </w:r>
+          </w:p>
+        </w:tc>
+      </w:tr>
+    </w:tbl>
+    <w:p>
+      <w:pPr>
+        <w:spacing w:after="120"/>
+      </w:pPr>
+      <w:r>
+        <w:t xml:space="preserve"/>
       </w:r>
     </w:p>
     <w:p>
@@ -150,7 +2124,7 @@
         </w:rPr>
         <w:t xml:space="preserve">© 2026 SeaVuria and ARES. This work is licensed under a </w:t>
       </w:r>
-      <w:hyperlink w:history="1" r:id="rIdnhmsvfejgxsea63gw2gby">
+      <w:hyperlink w:history="1" r:id="rIdu4uwqq4vo0c_8xsuzrkom">
         <w:r>
           <w:rPr>
             <w:rFonts w:ascii="Arial" w:cs="Arial" w:eastAsia="Arial" w:hAnsi="Arial"/>
@@ -170,7 +2144,7 @@
         </w:rPr>
         <w:t xml:space="preserve"> (</w:t>
       </w:r>
-      <w:hyperlink w:history="1" r:id="rId5uzl8nelthmnf9lsizi5q">
+      <w:hyperlink w:history="1" r:id="rIdxvhyzg2szcudgnhflkuxp">
         <w:r>
           <w:rPr>
             <w:rFonts w:ascii="Arial" w:cs="Arial" w:eastAsia="Arial" w:hAnsi="Arial"/>
@@ -190,7 +2164,7 @@
         </w:rPr>
         <w:t xml:space="preserve">). To view a copy of this license, visit </w:t>
       </w:r>
-      <w:hyperlink w:history="1" r:id="rId-mgassc_alsadlfwqic3c">
+      <w:hyperlink w:history="1" r:id="rIdszxyu7jh7glzgclh3fwxu">
         <w:r>
           <w:rPr>
             <w:rFonts w:ascii="Arial" w:cs="Arial" w:eastAsia="Arial" w:hAnsi="Arial"/>
@@ -209,1980 +2183,6 @@
           <w:szCs w:val="17"/>
         </w:rPr>
         <w:t xml:space="preserve">. You are free to copy, redistribute, and adapt this material in any medium or format, provided appropriate credit is given and the material is not used for commercial purposes. KICD learning outcomes and curriculum designations reproduced here for alignment purposes remain the property of KICD and are not covered by this license. Linked external resources (e.g. CK-12, Khan Academy, PhET) are subject to their own licenses.</w:t>
-      </w:r>
-    </w:p>
-    <w:p>
-      <w:pPr>
-        <w:spacing w:after="120"/>
-      </w:pPr>
-      <w:r>
-        <w:t xml:space="preserve"/>
-      </w:r>
-    </w:p>
-    <w:tbl>
-      <w:tblPr>
-        <w:tblW w:type="dxa" w:w="13680"/>
-        <w:tblBorders>
-          <w:top w:val="single" w:color="AAAAAA" w:sz="4"/>
-          <w:left w:val="single" w:color="AAAAAA" w:sz="4"/>
-          <w:bottom w:val="single" w:color="AAAAAA" w:sz="4"/>
-          <w:right w:val="single" w:color="AAAAAA" w:sz="4"/>
-          <w:insideH w:val="single" w:color="auto" w:sz="4"/>
-          <w:insideV w:val="single" w:color="auto" w:sz="4"/>
-        </w:tblBorders>
-        <w:tblLayout w:type="fixed"/>
-      </w:tblPr>
-      <w:tblGrid>
-        <w:gridCol w:w="3000"/>
-        <w:gridCol w:w="10680"/>
-      </w:tblGrid>
-      <w:tr>
-        <w:tc>
-          <w:tcPr>
-            <w:tcW w:type="dxa" w:w="13680"/>
-            <w:gridSpan w:val="2"/>
-            <w:shd w:fill="1F3864" w:color="auto" w:val="clear"/>
-            <w:tcMar>
-              <w:top w:type="dxa" w:w="60"/>
-              <w:left w:type="dxa" w:w="120"/>
-              <w:bottom w:type="dxa" w:w="60"/>
-              <w:right w:type="dxa" w:w="120"/>
-            </w:tcMar>
-            <w:vAlign w:val="top"/>
-          </w:tcPr>
-          <w:p>
-            <w:pPr>
-              <w:spacing w:after="40" w:before="0"/>
-              <w:jc w:val="center"/>
-            </w:pPr>
-            <w:r>
-              <w:rPr>
-                <w:rFonts w:ascii="Arial" w:cs="Arial" w:eastAsia="Arial" w:hAnsi="Arial"/>
-                <w:b/>
-                <w:bCs/>
-                <w:i w:val="false"/>
-                <w:iCs w:val="false"/>
-                <w:color w:val="FFFFFF"/>
-                <w:sz w:val="22"/>
-                <w:szCs w:val="22"/>
-              </w:rPr>
-              <w:t xml:space="preserve">SUB-STRAND OVERVIEW</w:t>
-            </w:r>
-          </w:p>
-        </w:tc>
-      </w:tr>
-      <w:tr>
-        <w:tc>
-          <w:tcPr>
-            <w:tcW w:type="dxa" w:w="3000"/>
-            <w:shd w:fill="D5E8F0" w:color="auto" w:val="clear"/>
-            <w:tcMar>
-              <w:top w:type="dxa" w:w="60"/>
-              <w:left w:type="dxa" w:w="120"/>
-              <w:bottom w:type="dxa" w:w="60"/>
-              <w:right w:type="dxa" w:w="120"/>
-            </w:tcMar>
-            <w:vAlign w:val="top"/>
-          </w:tcPr>
-          <w:p>
-            <w:pPr>
-              <w:spacing w:after="40" w:before="0"/>
-              <w:jc w:val="left"/>
-            </w:pPr>
-            <w:r>
-              <w:rPr>
-                <w:rFonts w:ascii="Arial" w:cs="Arial" w:eastAsia="Arial" w:hAnsi="Arial"/>
-                <w:b/>
-                <w:bCs/>
-                <w:i w:val="false"/>
-                <w:iCs w:val="false"/>
-                <w:color w:val="000000"/>
-                <w:sz w:val="18"/>
-                <w:szCs w:val="18"/>
-              </w:rPr>
-              <w:t xml:space="preserve">Grade Level</w:t>
-            </w:r>
-          </w:p>
-        </w:tc>
-        <w:tc>
-          <w:tcPr>
-            <w:tcW w:type="dxa" w:w="10680"/>
-            <w:shd w:fill="FFFFFF" w:color="auto" w:val="clear"/>
-            <w:tcMar>
-              <w:top w:type="dxa" w:w="60"/>
-              <w:left w:type="dxa" w:w="120"/>
-              <w:bottom w:type="dxa" w:w="60"/>
-              <w:right w:type="dxa" w:w="120"/>
-            </w:tcMar>
-            <w:vAlign w:val="top"/>
-          </w:tcPr>
-          <w:p>
-            <w:pPr>
-              <w:spacing w:after="40" w:before="0"/>
-              <w:jc w:val="left"/>
-            </w:pPr>
-            <w:r>
-              <w:rPr>
-                <w:rFonts w:ascii="Arial" w:cs="Arial" w:eastAsia="Arial" w:hAnsi="Arial"/>
-                <w:b w:val="false"/>
-                <w:bCs w:val="false"/>
-                <w:i w:val="false"/>
-                <w:iCs w:val="false"/>
-                <w:color w:val="000000"/>
-                <w:sz w:val="18"/>
-                <w:szCs w:val="18"/>
-              </w:rPr>
-              <w:t xml:space="preserve">10</w:t>
-            </w:r>
-          </w:p>
-        </w:tc>
-      </w:tr>
-      <w:tr>
-        <w:tc>
-          <w:tcPr>
-            <w:tcW w:type="dxa" w:w="3000"/>
-            <w:shd w:fill="D5E8F0" w:color="auto" w:val="clear"/>
-            <w:tcMar>
-              <w:top w:type="dxa" w:w="60"/>
-              <w:left w:type="dxa" w:w="120"/>
-              <w:bottom w:type="dxa" w:w="60"/>
-              <w:right w:type="dxa" w:w="120"/>
-            </w:tcMar>
-            <w:vAlign w:val="top"/>
-          </w:tcPr>
-          <w:p>
-            <w:pPr>
-              <w:spacing w:after="40" w:before="0"/>
-              <w:jc w:val="left"/>
-            </w:pPr>
-            <w:r>
-              <w:rPr>
-                <w:rFonts w:ascii="Arial" w:cs="Arial" w:eastAsia="Arial" w:hAnsi="Arial"/>
-                <w:b/>
-                <w:bCs/>
-                <w:i w:val="false"/>
-                <w:iCs w:val="false"/>
-                <w:color w:val="000000"/>
-                <w:sz w:val="18"/>
-                <w:szCs w:val="18"/>
-              </w:rPr>
-              <w:t xml:space="preserve">Subject</w:t>
-            </w:r>
-          </w:p>
-        </w:tc>
-        <w:tc>
-          <w:tcPr>
-            <w:tcW w:type="dxa" w:w="10680"/>
-            <w:shd w:fill="FFFFFF" w:color="auto" w:val="clear"/>
-            <w:tcMar>
-              <w:top w:type="dxa" w:w="60"/>
-              <w:left w:type="dxa" w:w="120"/>
-              <w:bottom w:type="dxa" w:w="60"/>
-              <w:right w:type="dxa" w:w="120"/>
-            </w:tcMar>
-            <w:vAlign w:val="top"/>
-          </w:tcPr>
-          <w:p>
-            <w:pPr>
-              <w:spacing w:after="40" w:before="0"/>
-              <w:jc w:val="left"/>
-            </w:pPr>
-            <w:r>
-              <w:rPr>
-                <w:rFonts w:ascii="Arial" w:cs="Arial" w:eastAsia="Arial" w:hAnsi="Arial"/>
-                <w:b w:val="false"/>
-                <w:bCs w:val="false"/>
-                <w:i w:val="false"/>
-                <w:iCs w:val="false"/>
-                <w:color w:val="000000"/>
-                <w:sz w:val="18"/>
-                <w:szCs w:val="18"/>
-              </w:rPr>
-              <w:t xml:space="preserve">Essential Mathematics</w:t>
-            </w:r>
-          </w:p>
-        </w:tc>
-      </w:tr>
-      <w:tr>
-        <w:tc>
-          <w:tcPr>
-            <w:tcW w:type="dxa" w:w="3000"/>
-            <w:shd w:fill="D5E8F0" w:color="auto" w:val="clear"/>
-            <w:tcMar>
-              <w:top w:type="dxa" w:w="60"/>
-              <w:left w:type="dxa" w:w="120"/>
-              <w:bottom w:type="dxa" w:w="60"/>
-              <w:right w:type="dxa" w:w="120"/>
-            </w:tcMar>
-            <w:vAlign w:val="top"/>
-          </w:tcPr>
-          <w:p>
-            <w:pPr>
-              <w:spacing w:after="40" w:before="0"/>
-              <w:jc w:val="left"/>
-            </w:pPr>
-            <w:r>
-              <w:rPr>
-                <w:rFonts w:ascii="Arial" w:cs="Arial" w:eastAsia="Arial" w:hAnsi="Arial"/>
-                <w:b/>
-                <w:bCs/>
-                <w:i w:val="false"/>
-                <w:iCs w:val="false"/>
-                <w:color w:val="000000"/>
-                <w:sz w:val="18"/>
-                <w:szCs w:val="18"/>
-              </w:rPr>
-              <w:t xml:space="preserve">Strand</w:t>
-            </w:r>
-          </w:p>
-        </w:tc>
-        <w:tc>
-          <w:tcPr>
-            <w:tcW w:type="dxa" w:w="10680"/>
-            <w:shd w:fill="FFFFFF" w:color="auto" w:val="clear"/>
-            <w:tcMar>
-              <w:top w:type="dxa" w:w="60"/>
-              <w:left w:type="dxa" w:w="120"/>
-              <w:bottom w:type="dxa" w:w="60"/>
-              <w:right w:type="dxa" w:w="120"/>
-            </w:tcMar>
-            <w:vAlign w:val="top"/>
-          </w:tcPr>
-          <w:p>
-            <w:pPr>
-              <w:spacing w:after="40" w:before="0"/>
-              <w:jc w:val="left"/>
-            </w:pPr>
-            <w:r>
-              <w:rPr>
-                <w:rFonts w:ascii="Arial" w:cs="Arial" w:eastAsia="Arial" w:hAnsi="Arial"/>
-                <w:b w:val="false"/>
-                <w:bCs w:val="false"/>
-                <w:i w:val="false"/>
-                <w:iCs w:val="false"/>
-                <w:color w:val="000000"/>
-                <w:sz w:val="18"/>
-                <w:szCs w:val="18"/>
-              </w:rPr>
-              <w:t xml:space="preserve">Strand 2.0: Measurements and Geometry</w:t>
-            </w:r>
-          </w:p>
-        </w:tc>
-      </w:tr>
-      <w:tr>
-        <w:tc>
-          <w:tcPr>
-            <w:tcW w:type="dxa" w:w="3000"/>
-            <w:shd w:fill="D5E8F0" w:color="auto" w:val="clear"/>
-            <w:tcMar>
-              <w:top w:type="dxa" w:w="60"/>
-              <w:left w:type="dxa" w:w="120"/>
-              <w:bottom w:type="dxa" w:w="60"/>
-              <w:right w:type="dxa" w:w="120"/>
-            </w:tcMar>
-            <w:vAlign w:val="top"/>
-          </w:tcPr>
-          <w:p>
-            <w:pPr>
-              <w:spacing w:after="40" w:before="0"/>
-              <w:jc w:val="left"/>
-            </w:pPr>
-            <w:r>
-              <w:rPr>
-                <w:rFonts w:ascii="Arial" w:cs="Arial" w:eastAsia="Arial" w:hAnsi="Arial"/>
-                <w:b/>
-                <w:bCs/>
-                <w:i w:val="false"/>
-                <w:iCs w:val="false"/>
-                <w:color w:val="000000"/>
-                <w:sz w:val="18"/>
-                <w:szCs w:val="18"/>
-              </w:rPr>
-              <w:t xml:space="preserve">Sub-Strand</w:t>
-            </w:r>
-          </w:p>
-        </w:tc>
-        <w:tc>
-          <w:tcPr>
-            <w:tcW w:type="dxa" w:w="10680"/>
-            <w:shd w:fill="FFFFFF" w:color="auto" w:val="clear"/>
-            <w:tcMar>
-              <w:top w:type="dxa" w:w="60"/>
-              <w:left w:type="dxa" w:w="120"/>
-              <w:bottom w:type="dxa" w:w="60"/>
-              <w:right w:type="dxa" w:w="120"/>
-            </w:tcMar>
-            <w:vAlign w:val="top"/>
-          </w:tcPr>
-          <w:p>
-            <w:pPr>
-              <w:spacing w:after="40" w:before="0"/>
-              <w:jc w:val="left"/>
-            </w:pPr>
-            <w:r>
-              <w:rPr>
-                <w:rFonts w:ascii="Arial" w:cs="Arial" w:eastAsia="Arial" w:hAnsi="Arial"/>
-                <w:b w:val="false"/>
-                <w:bCs w:val="false"/>
-                <w:i w:val="false"/>
-                <w:iCs w:val="false"/>
-                <w:color w:val="000000"/>
-                <w:sz w:val="18"/>
-                <w:szCs w:val="18"/>
-              </w:rPr>
-              <w:t xml:space="preserve">Sub-Strand 2.8: Commercial Arithmetic 1</w:t>
-            </w:r>
-          </w:p>
-        </w:tc>
-      </w:tr>
-      <w:tr>
-        <w:tc>
-          <w:tcPr>
-            <w:tcW w:type="dxa" w:w="3000"/>
-            <w:shd w:fill="D5E8F0" w:color="auto" w:val="clear"/>
-            <w:tcMar>
-              <w:top w:type="dxa" w:w="60"/>
-              <w:left w:type="dxa" w:w="120"/>
-              <w:bottom w:type="dxa" w:w="60"/>
-              <w:right w:type="dxa" w:w="120"/>
-            </w:tcMar>
-            <w:vAlign w:val="top"/>
-          </w:tcPr>
-          <w:p>
-            <w:pPr>
-              <w:spacing w:after="40" w:before="0"/>
-              <w:jc w:val="left"/>
-            </w:pPr>
-            <w:r>
-              <w:rPr>
-                <w:rFonts w:ascii="Arial" w:cs="Arial" w:eastAsia="Arial" w:hAnsi="Arial"/>
-                <w:b/>
-                <w:bCs/>
-                <w:i w:val="false"/>
-                <w:iCs w:val="false"/>
-                <w:color w:val="000000"/>
-                <w:sz w:val="18"/>
-                <w:szCs w:val="18"/>
-              </w:rPr>
-              <w:t xml:space="preserve">Total Duration</w:t>
-            </w:r>
-          </w:p>
-        </w:tc>
-        <w:tc>
-          <w:tcPr>
-            <w:tcW w:type="dxa" w:w="10680"/>
-            <w:shd w:fill="FFFFFF" w:color="auto" w:val="clear"/>
-            <w:tcMar>
-              <w:top w:type="dxa" w:w="60"/>
-              <w:left w:type="dxa" w:w="120"/>
-              <w:bottom w:type="dxa" w:w="60"/>
-              <w:right w:type="dxa" w:w="120"/>
-            </w:tcMar>
-            <w:vAlign w:val="top"/>
-          </w:tcPr>
-          <w:p>
-            <w:pPr>
-              <w:spacing w:after="40" w:before="0"/>
-              <w:jc w:val="left"/>
-            </w:pPr>
-            <w:r>
-              <w:rPr>
-                <w:rFonts w:ascii="Arial" w:cs="Arial" w:eastAsia="Arial" w:hAnsi="Arial"/>
-                <w:b w:val="false"/>
-                <w:bCs w:val="false"/>
-                <w:i w:val="false"/>
-                <w:iCs w:val="false"/>
-                <w:color w:val="000000"/>
-                <w:sz w:val="18"/>
-                <w:szCs w:val="18"/>
-              </w:rPr>
-              <w:t xml:space="preserve">8 lessons × 40 minutes = 320 minutes total</w:t>
-            </w:r>
-          </w:p>
-        </w:tc>
-      </w:tr>
-      <w:tr>
-        <w:tc>
-          <w:tcPr>
-            <w:tcW w:type="dxa" w:w="3000"/>
-            <w:shd w:fill="D5E8F0" w:color="auto" w:val="clear"/>
-            <w:tcMar>
-              <w:top w:type="dxa" w:w="60"/>
-              <w:left w:type="dxa" w:w="120"/>
-              <w:bottom w:type="dxa" w:w="60"/>
-              <w:right w:type="dxa" w:w="120"/>
-            </w:tcMar>
-            <w:vAlign w:val="top"/>
-          </w:tcPr>
-          <w:p>
-            <w:pPr>
-              <w:spacing w:after="40" w:before="0"/>
-              <w:jc w:val="left"/>
-            </w:pPr>
-            <w:r>
-              <w:rPr>
-                <w:rFonts w:ascii="Arial" w:cs="Arial" w:eastAsia="Arial" w:hAnsi="Arial"/>
-                <w:b/>
-                <w:bCs/>
-                <w:i w:val="false"/>
-                <w:iCs w:val="false"/>
-                <w:color w:val="000000"/>
-                <w:sz w:val="18"/>
-                <w:szCs w:val="18"/>
-              </w:rPr>
-              <w:t xml:space="preserve">Sub-Strand Content</w:t>
-            </w:r>
-          </w:p>
-        </w:tc>
-        <w:tc>
-          <w:tcPr>
-            <w:tcW w:type="dxa" w:w="10680"/>
-            <w:shd w:fill="FFFFFF" w:color="auto" w:val="clear"/>
-            <w:tcMar>
-              <w:top w:type="dxa" w:w="60"/>
-              <w:left w:type="dxa" w:w="120"/>
-              <w:bottom w:type="dxa" w:w="60"/>
-              <w:right w:type="dxa" w:w="120"/>
-            </w:tcMar>
-            <w:vAlign w:val="top"/>
-          </w:tcPr>
-          <w:p>
-            <w:pPr>
-              <w:spacing w:after="30" w:before="0"/>
-              <w:ind w:left="360" w:hanging="180"/>
-              <w:jc w:val="left"/>
-            </w:pPr>
-            <w:r>
-              <w:rPr>
-                <w:rFonts w:ascii="Arial" w:cs="Arial" w:eastAsia="Arial" w:hAnsi="Arial"/>
-                <w:b w:val="false"/>
-                <w:bCs w:val="false"/>
-                <w:i w:val="false"/>
-                <w:iCs w:val="false"/>
-                <w:color w:val="000000"/>
-                <w:sz w:val="18"/>
-                <w:szCs w:val="18"/>
-              </w:rPr>
-              <w:t xml:space="preserve">–  Budget: preparing and using a budget for clubs or societies in a school setting</w:t>
-            </w:r>
-          </w:p>
-          <w:p>
-            <w:pPr>
-              <w:spacing w:after="30" w:before="0"/>
-              <w:ind w:left="360" w:hanging="180"/>
-              <w:jc w:val="left"/>
-            </w:pPr>
-            <w:r>
-              <w:rPr>
-                <w:rFonts w:ascii="Arial" w:cs="Arial" w:eastAsia="Arial" w:hAnsi="Arial"/>
-                <w:b w:val="false"/>
-                <w:bCs w:val="false"/>
-                <w:i w:val="false"/>
-                <w:iCs w:val="false"/>
-                <w:color w:val="000000"/>
-                <w:sz w:val="18"/>
-                <w:szCs w:val="18"/>
-              </w:rPr>
-              <w:t xml:space="preserve">–  Discounts: calculating discounts and percentage discounts in different shopping situations</w:t>
-            </w:r>
-          </w:p>
-          <w:p>
-            <w:pPr>
-              <w:spacing w:after="30" w:before="0"/>
-              <w:ind w:left="360" w:hanging="180"/>
-              <w:jc w:val="left"/>
-            </w:pPr>
-            <w:r>
-              <w:rPr>
-                <w:rFonts w:ascii="Arial" w:cs="Arial" w:eastAsia="Arial" w:hAnsi="Arial"/>
-                <w:b w:val="false"/>
-                <w:bCs w:val="false"/>
-                <w:i w:val="false"/>
-                <w:iCs w:val="false"/>
-                <w:color w:val="000000"/>
-                <w:sz w:val="18"/>
-                <w:szCs w:val="18"/>
-              </w:rPr>
-              <w:t xml:space="preserve">–  Commission: determining commission and percentage commission paid to salespersons for sale of goods and services</w:t>
-            </w:r>
-          </w:p>
-          <w:p>
-            <w:pPr>
-              <w:spacing w:after="30" w:before="0"/>
-              <w:ind w:left="360" w:hanging="180"/>
-              <w:jc w:val="left"/>
-            </w:pPr>
-            <w:r>
-              <w:rPr>
-                <w:rFonts w:ascii="Arial" w:cs="Arial" w:eastAsia="Arial" w:hAnsi="Arial"/>
-                <w:b w:val="false"/>
-                <w:bCs w:val="false"/>
-                <w:i w:val="false"/>
-                <w:iCs w:val="false"/>
-                <w:color w:val="000000"/>
-                <w:sz w:val="18"/>
-                <w:szCs w:val="18"/>
-              </w:rPr>
-              <w:t xml:space="preserve">–  Profit and Loss: determining percentage profit and loss made in the sale of goods</w:t>
-            </w:r>
-          </w:p>
-          <w:p>
-            <w:pPr>
-              <w:spacing w:after="30" w:before="0"/>
-              <w:ind w:left="360" w:hanging="180"/>
-              <w:jc w:val="left"/>
-            </w:pPr>
-            <w:r>
-              <w:rPr>
-                <w:rFonts w:ascii="Arial" w:cs="Arial" w:eastAsia="Arial" w:hAnsi="Arial"/>
-                <w:b w:val="false"/>
-                <w:bCs w:val="false"/>
-                <w:i w:val="false"/>
-                <w:iCs w:val="false"/>
-                <w:color w:val="000000"/>
-                <w:sz w:val="18"/>
-                <w:szCs w:val="18"/>
-              </w:rPr>
-              <w:t xml:space="preserve">–  Currency Conversion: converting currencies using exchange rate tables (buying and selling rates, Kenya Shillings to other currencies and vice versa)</w:t>
-            </w:r>
-          </w:p>
-        </w:tc>
-      </w:tr>
-      <w:tr>
-        <w:tc>
-          <w:tcPr>
-            <w:tcW w:type="dxa" w:w="3000"/>
-            <w:shd w:fill="D5E8F0" w:color="auto" w:val="clear"/>
-            <w:tcMar>
-              <w:top w:type="dxa" w:w="60"/>
-              <w:left w:type="dxa" w:w="120"/>
-              <w:bottom w:type="dxa" w:w="60"/>
-              <w:right w:type="dxa" w:w="120"/>
-            </w:tcMar>
-            <w:vAlign w:val="top"/>
-          </w:tcPr>
-          <w:p>
-            <w:pPr>
-              <w:spacing w:after="40" w:before="0"/>
-              <w:jc w:val="left"/>
-            </w:pPr>
-            <w:r>
-              <w:rPr>
-                <w:rFonts w:ascii="Arial" w:cs="Arial" w:eastAsia="Arial" w:hAnsi="Arial"/>
-                <w:b/>
-                <w:bCs/>
-                <w:i w:val="false"/>
-                <w:iCs w:val="false"/>
-                <w:color w:val="000000"/>
-                <w:sz w:val="18"/>
-                <w:szCs w:val="18"/>
-              </w:rPr>
-              <w:t xml:space="preserve">Learning Outcomes</w:t>
-            </w:r>
-          </w:p>
-        </w:tc>
-        <w:tc>
-          <w:tcPr>
-            <w:tcW w:type="dxa" w:w="10680"/>
-            <w:shd w:fill="FFFFFF" w:color="auto" w:val="clear"/>
-            <w:tcMar>
-              <w:top w:type="dxa" w:w="60"/>
-              <w:left w:type="dxa" w:w="120"/>
-              <w:bottom w:type="dxa" w:w="60"/>
-              <w:right w:type="dxa" w:w="120"/>
-            </w:tcMar>
-            <w:vAlign w:val="top"/>
-          </w:tcPr>
-          <w:p>
-            <w:pPr>
-              <w:spacing w:after="40" w:before="0"/>
-              <w:jc w:val="left"/>
-            </w:pPr>
-            <w:r>
-              <w:rPr>
-                <w:rFonts w:ascii="Arial" w:cs="Arial" w:eastAsia="Arial" w:hAnsi="Arial"/>
-                <w:b w:val="false"/>
-                <w:bCs w:val="false"/>
-                <w:i w:val="false"/>
-                <w:iCs w:val="false"/>
-                <w:color w:val="000000"/>
-                <w:sz w:val="18"/>
-                <w:szCs w:val="18"/>
-              </w:rPr>
-              <w:t xml:space="preserve">By the end of the sub-strand, the learner should be able to:</w:t>
-            </w:r>
-          </w:p>
-          <w:p>
-            <w:pPr>
-              <w:spacing w:after="40" w:before="0"/>
-              <w:jc w:val="left"/>
-            </w:pPr>
-            <w:r>
-              <w:rPr>
-                <w:rFonts w:ascii="Arial" w:cs="Arial" w:eastAsia="Arial" w:hAnsi="Arial"/>
-                <w:b w:val="false"/>
-                <w:bCs w:val="false"/>
-                <w:i w:val="false"/>
-                <w:iCs w:val="false"/>
-                <w:color w:val="000000"/>
-                <w:sz w:val="18"/>
-                <w:szCs w:val="18"/>
-              </w:rPr>
-              <w:t xml:space="preserve">a) prepare a budget for use in clubs or societies;</w:t>
-            </w:r>
-          </w:p>
-          <w:p>
-            <w:pPr>
-              <w:spacing w:after="40" w:before="0"/>
-              <w:jc w:val="left"/>
-            </w:pPr>
-            <w:r>
-              <w:rPr>
-                <w:rFonts w:ascii="Arial" w:cs="Arial" w:eastAsia="Arial" w:hAnsi="Arial"/>
-                <w:b w:val="false"/>
-                <w:bCs w:val="false"/>
-                <w:i w:val="false"/>
-                <w:iCs w:val="false"/>
-                <w:color w:val="000000"/>
-                <w:sz w:val="18"/>
-                <w:szCs w:val="18"/>
-              </w:rPr>
-              <w:t xml:space="preserve">b) calculate discount and percentage discounts in different situations;</w:t>
-            </w:r>
-          </w:p>
-          <w:p>
-            <w:pPr>
-              <w:spacing w:after="40" w:before="0"/>
-              <w:jc w:val="left"/>
-            </w:pPr>
-            <w:r>
-              <w:rPr>
-                <w:rFonts w:ascii="Arial" w:cs="Arial" w:eastAsia="Arial" w:hAnsi="Arial"/>
-                <w:b w:val="false"/>
-                <w:bCs w:val="false"/>
-                <w:i w:val="false"/>
-                <w:iCs w:val="false"/>
-                <w:color w:val="000000"/>
-                <w:sz w:val="18"/>
-                <w:szCs w:val="18"/>
-              </w:rPr>
-              <w:t xml:space="preserve">c) determine commission and percentage commissions in different situations;</w:t>
-            </w:r>
-          </w:p>
-          <w:p>
-            <w:pPr>
-              <w:spacing w:after="40" w:before="0"/>
-              <w:jc w:val="left"/>
-            </w:pPr>
-            <w:r>
-              <w:rPr>
-                <w:rFonts w:ascii="Arial" w:cs="Arial" w:eastAsia="Arial" w:hAnsi="Arial"/>
-                <w:b w:val="false"/>
-                <w:bCs w:val="false"/>
-                <w:i w:val="false"/>
-                <w:iCs w:val="false"/>
-                <w:color w:val="000000"/>
-                <w:sz w:val="18"/>
-                <w:szCs w:val="18"/>
-              </w:rPr>
-              <w:t xml:space="preserve">d) determine percentage profit and loss made in the sale of goods;</w:t>
-            </w:r>
-          </w:p>
-          <w:p>
-            <w:pPr>
-              <w:spacing w:after="40" w:before="0"/>
-              <w:jc w:val="left"/>
-            </w:pPr>
-            <w:r>
-              <w:rPr>
-                <w:rFonts w:ascii="Arial" w:cs="Arial" w:eastAsia="Arial" w:hAnsi="Arial"/>
-                <w:b w:val="false"/>
-                <w:bCs w:val="false"/>
-                <w:i w:val="false"/>
-                <w:iCs w:val="false"/>
-                <w:color w:val="000000"/>
-                <w:sz w:val="18"/>
-                <w:szCs w:val="18"/>
-              </w:rPr>
-              <w:t xml:space="preserve">e) convert currencies using exchange rates tables;</w:t>
-            </w:r>
-          </w:p>
-          <w:p>
-            <w:pPr>
-              <w:spacing w:after="40" w:before="0"/>
-              <w:jc w:val="left"/>
-            </w:pPr>
-            <w:r>
-              <w:rPr>
-                <w:rFonts w:ascii="Arial" w:cs="Arial" w:eastAsia="Arial" w:hAnsi="Arial"/>
-                <w:b w:val="false"/>
-                <w:bCs w:val="false"/>
-                <w:i w:val="false"/>
-                <w:iCs w:val="false"/>
-                <w:color w:val="000000"/>
-                <w:sz w:val="18"/>
-                <w:szCs w:val="18"/>
-              </w:rPr>
-              <w:t xml:space="preserve">f) recognise the role of commercial arithmetic in day-to-day life.</w:t>
-            </w:r>
-          </w:p>
-        </w:tc>
-      </w:tr>
-      <w:tr>
-        <w:tc>
-          <w:tcPr>
-            <w:tcW w:type="dxa" w:w="3000"/>
-            <w:shd w:fill="D5E8F0" w:color="auto" w:val="clear"/>
-            <w:tcMar>
-              <w:top w:type="dxa" w:w="60"/>
-              <w:left w:type="dxa" w:w="120"/>
-              <w:bottom w:type="dxa" w:w="60"/>
-              <w:right w:type="dxa" w:w="120"/>
-            </w:tcMar>
-            <w:vAlign w:val="top"/>
-          </w:tcPr>
-          <w:p>
-            <w:pPr>
-              <w:spacing w:after="40" w:before="0"/>
-              <w:jc w:val="left"/>
-            </w:pPr>
-            <w:r>
-              <w:rPr>
-                <w:rFonts w:ascii="Arial" w:cs="Arial" w:eastAsia="Arial" w:hAnsi="Arial"/>
-                <w:b/>
-                <w:bCs/>
-                <w:i w:val="false"/>
-                <w:iCs w:val="false"/>
-                <w:color w:val="000000"/>
-                <w:sz w:val="18"/>
-                <w:szCs w:val="18"/>
-              </w:rPr>
-              <w:t xml:space="preserve">Core Competencies</w:t>
-            </w:r>
-          </w:p>
-        </w:tc>
-        <w:tc>
-          <w:tcPr>
-            <w:tcW w:type="dxa" w:w="10680"/>
-            <w:shd w:fill="FFFFFF" w:color="auto" w:val="clear"/>
-            <w:tcMar>
-              <w:top w:type="dxa" w:w="60"/>
-              <w:left w:type="dxa" w:w="120"/>
-              <w:bottom w:type="dxa" w:w="60"/>
-              <w:right w:type="dxa" w:w="120"/>
-            </w:tcMar>
-            <w:vAlign w:val="top"/>
-          </w:tcPr>
-          <w:p>
-            <w:pPr>
-              <w:spacing w:after="30" w:before="0"/>
-              <w:ind w:left="360" w:hanging="180"/>
-              <w:jc w:val="left"/>
-            </w:pPr>
-            <w:r>
-              <w:rPr>
-                <w:rFonts w:ascii="Arial" w:cs="Arial" w:eastAsia="Arial" w:hAnsi="Arial"/>
-                <w:b w:val="false"/>
-                <w:bCs w:val="false"/>
-                <w:i w:val="false"/>
-                <w:iCs w:val="false"/>
-                <w:color w:val="000000"/>
-                <w:sz w:val="18"/>
-                <w:szCs w:val="18"/>
-              </w:rPr>
-              <w:t xml:space="preserve">–  Citizenship: The learner develops ethical and digital citizenship skills when obtaining digital or printed currency exchange rates charts/tables and working out currency conversion from Kenya Shillings to any other currencies.</w:t>
-            </w:r>
-          </w:p>
-          <w:p>
-            <w:pPr>
-              <w:spacing w:after="30" w:before="0"/>
-              <w:ind w:left="360" w:hanging="180"/>
-              <w:jc w:val="left"/>
-            </w:pPr>
-            <w:r>
-              <w:rPr>
-                <w:rFonts w:ascii="Arial" w:cs="Arial" w:eastAsia="Arial" w:hAnsi="Arial"/>
-                <w:b w:val="false"/>
-                <w:bCs w:val="false"/>
-                <w:i w:val="false"/>
-                <w:iCs w:val="false"/>
-                <w:color w:val="000000"/>
-                <w:sz w:val="18"/>
-                <w:szCs w:val="18"/>
-              </w:rPr>
-              <w:t xml:space="preserve">–  Critical Thinking and Problem Solving: The learner acquires interpretation and inference skills when role-playing shopping scenarios where discounts are given and working out the discounts and the percentage discount.</w:t>
-            </w:r>
-          </w:p>
-        </w:tc>
-      </w:tr>
-      <w:tr>
-        <w:tc>
-          <w:tcPr>
-            <w:tcW w:type="dxa" w:w="3000"/>
-            <w:shd w:fill="E2EFDA" w:color="auto" w:val="clear"/>
-            <w:tcMar>
-              <w:top w:type="dxa" w:w="60"/>
-              <w:left w:type="dxa" w:w="120"/>
-              <w:bottom w:type="dxa" w:w="60"/>
-              <w:right w:type="dxa" w:w="120"/>
-            </w:tcMar>
-            <w:vAlign w:val="top"/>
-          </w:tcPr>
-          <w:p>
-            <w:pPr>
-              <w:spacing w:after="40" w:before="0"/>
-              <w:jc w:val="left"/>
-            </w:pPr>
-            <w:r>
-              <w:rPr>
-                <w:rFonts w:ascii="Arial" w:cs="Arial" w:eastAsia="Arial" w:hAnsi="Arial"/>
-                <w:b/>
-                <w:bCs/>
-                <w:i w:val="false"/>
-                <w:iCs w:val="false"/>
-                <w:color w:val="000000"/>
-                <w:sz w:val="18"/>
-                <w:szCs w:val="18"/>
-              </w:rPr>
-              <w:t xml:space="preserve">Core Values</w:t>
-            </w:r>
-          </w:p>
-        </w:tc>
-        <w:tc>
-          <w:tcPr>
-            <w:tcW w:type="dxa" w:w="10680"/>
-            <w:shd w:fill="FFFFFF" w:color="auto" w:val="clear"/>
-            <w:tcMar>
-              <w:top w:type="dxa" w:w="60"/>
-              <w:left w:type="dxa" w:w="120"/>
-              <w:bottom w:type="dxa" w:w="60"/>
-              <w:right w:type="dxa" w:w="120"/>
-            </w:tcMar>
-            <w:vAlign w:val="top"/>
-          </w:tcPr>
-          <w:p>
-            <w:pPr>
-              <w:spacing w:after="30" w:before="0"/>
-              <w:ind w:left="360" w:hanging="180"/>
-              <w:jc w:val="left"/>
-            </w:pPr>
-            <w:r>
-              <w:rPr>
-                <w:rFonts w:ascii="Arial" w:cs="Arial" w:eastAsia="Arial" w:hAnsi="Arial"/>
-                <w:b w:val="false"/>
-                <w:bCs w:val="false"/>
-                <w:i w:val="false"/>
-                <w:iCs w:val="false"/>
-                <w:color w:val="000000"/>
-                <w:sz w:val="18"/>
-                <w:szCs w:val="18"/>
-              </w:rPr>
-              <w:t xml:space="preserve">–  Peace: The learner respects self and others by listening to others' opinions while brainstorming scenarios under which commissions are paid to salespersons for sale of goods and services.</w:t>
-            </w:r>
-          </w:p>
-          <w:p>
-            <w:pPr>
-              <w:spacing w:after="30" w:before="0"/>
-              <w:ind w:left="360" w:hanging="180"/>
-              <w:jc w:val="left"/>
-            </w:pPr>
-            <w:r>
-              <w:rPr>
-                <w:rFonts w:ascii="Arial" w:cs="Arial" w:eastAsia="Arial" w:hAnsi="Arial"/>
-                <w:b w:val="false"/>
-                <w:bCs w:val="false"/>
-                <w:i w:val="false"/>
-                <w:iCs w:val="false"/>
-                <w:color w:val="000000"/>
-                <w:sz w:val="18"/>
-                <w:szCs w:val="18"/>
-              </w:rPr>
-              <w:t xml:space="preserve">–  Patriotism: The learner displays loyalty by showing love for one's own country's currency when obtaining digital or printed currency exchange rates tables and working out currency conversion from Kenya Shillings to any other currencies.</w:t>
-            </w:r>
-          </w:p>
-        </w:tc>
-      </w:tr>
-      <w:tr>
-        <w:tc>
-          <w:tcPr>
-            <w:tcW w:type="dxa" w:w="3000"/>
-            <w:shd w:fill="D5E8F0" w:color="auto" w:val="clear"/>
-            <w:tcMar>
-              <w:top w:type="dxa" w:w="60"/>
-              <w:left w:type="dxa" w:w="120"/>
-              <w:bottom w:type="dxa" w:w="60"/>
-              <w:right w:type="dxa" w:w="120"/>
-            </w:tcMar>
-            <w:vAlign w:val="top"/>
-          </w:tcPr>
-          <w:p>
-            <w:pPr>
-              <w:spacing w:after="40" w:before="0"/>
-              <w:jc w:val="left"/>
-            </w:pPr>
-            <w:r>
-              <w:rPr>
-                <w:rFonts w:ascii="Arial" w:cs="Arial" w:eastAsia="Arial" w:hAnsi="Arial"/>
-                <w:b/>
-                <w:bCs/>
-                <w:i w:val="false"/>
-                <w:iCs w:val="false"/>
-                <w:color w:val="000000"/>
-                <w:sz w:val="18"/>
-                <w:szCs w:val="18"/>
-              </w:rPr>
-              <w:t xml:space="preserve">Science &amp; Engineering Practices</w:t>
-            </w:r>
-          </w:p>
-        </w:tc>
-        <w:tc>
-          <w:tcPr>
-            <w:tcW w:type="dxa" w:w="10680"/>
-            <w:shd w:fill="FFFFFF" w:color="auto" w:val="clear"/>
-            <w:tcMar>
-              <w:top w:type="dxa" w:w="60"/>
-              <w:left w:type="dxa" w:w="120"/>
-              <w:bottom w:type="dxa" w:w="60"/>
-              <w:right w:type="dxa" w:w="120"/>
-            </w:tcMar>
-            <w:vAlign w:val="top"/>
-          </w:tcPr>
-          <w:p>
-            <w:pPr>
-              <w:spacing w:after="30" w:before="0"/>
-              <w:ind w:left="360" w:hanging="180"/>
-              <w:jc w:val="left"/>
-            </w:pPr>
-            <w:r>
-              <w:rPr>
-                <w:rFonts w:ascii="Arial" w:cs="Arial" w:eastAsia="Arial" w:hAnsi="Arial"/>
-                <w:b w:val="false"/>
-                <w:bCs w:val="false"/>
-                <w:i w:val="false"/>
-                <w:iCs w:val="false"/>
-                <w:color w:val="000000"/>
-                <w:sz w:val="18"/>
-                <w:szCs w:val="18"/>
-              </w:rPr>
-              <w:t xml:space="preserve">–  Asking Questions and Defining Problems: Learners pose questions about why prices differ at different market stalls in Nairobi's Gikomba or Mombasa's Marikiti market, and define the financial problem of budgeting limited club funds.</w:t>
-            </w:r>
-          </w:p>
-          <w:p>
-            <w:pPr>
-              <w:spacing w:after="30" w:before="0"/>
-              <w:ind w:left="360" w:hanging="180"/>
-              <w:jc w:val="left"/>
-            </w:pPr>
-            <w:r>
-              <w:rPr>
-                <w:rFonts w:ascii="Arial" w:cs="Arial" w:eastAsia="Arial" w:hAnsi="Arial"/>
-                <w:b w:val="false"/>
-                <w:bCs w:val="false"/>
-                <w:i w:val="false"/>
-                <w:iCs w:val="false"/>
-                <w:color w:val="000000"/>
-                <w:sz w:val="18"/>
-                <w:szCs w:val="18"/>
-              </w:rPr>
-              <w:t xml:space="preserve">–  Analysing and Interpreting Data: Learners extract and interpret data from currency exchange rate tables and printed price lists to compute discounts, commissions, profit, and loss.</w:t>
-            </w:r>
-          </w:p>
-          <w:p>
-            <w:pPr>
-              <w:spacing w:after="30" w:before="0"/>
-              <w:ind w:left="360" w:hanging="180"/>
-              <w:jc w:val="left"/>
-            </w:pPr>
-            <w:r>
-              <w:rPr>
-                <w:rFonts w:ascii="Arial" w:cs="Arial" w:eastAsia="Arial" w:hAnsi="Arial"/>
-                <w:b w:val="false"/>
-                <w:bCs w:val="false"/>
-                <w:i w:val="false"/>
-                <w:iCs w:val="false"/>
-                <w:color w:val="000000"/>
-                <w:sz w:val="18"/>
-                <w:szCs w:val="18"/>
-              </w:rPr>
-              <w:t xml:space="preserve">–  Constructing Explanations: Learners construct mathematical explanations for why a Nakumatt/Naivas promotion discount benefits the buyer and how a salesperson's commission incentivises sales.</w:t>
-            </w:r>
-          </w:p>
-          <w:p>
-            <w:pPr>
-              <w:spacing w:after="30" w:before="0"/>
-              <w:ind w:left="360" w:hanging="180"/>
-              <w:jc w:val="left"/>
-            </w:pPr>
-            <w:r>
-              <w:rPr>
-                <w:rFonts w:ascii="Arial" w:cs="Arial" w:eastAsia="Arial" w:hAnsi="Arial"/>
-                <w:b w:val="false"/>
-                <w:bCs w:val="false"/>
-                <w:i w:val="false"/>
-                <w:iCs w:val="false"/>
-                <w:color w:val="000000"/>
-                <w:sz w:val="18"/>
-                <w:szCs w:val="18"/>
-              </w:rPr>
-              <w:t xml:space="preserve">–  Engaging in Argument from Evidence: Learners use calculated percentage profit/loss figures to argue whether a small-scale maize trader at Wakulima Market made a sound business decision.</w:t>
-            </w:r>
-          </w:p>
-        </w:tc>
-      </w:tr>
-      <w:tr>
-        <w:tc>
-          <w:tcPr>
-            <w:tcW w:type="dxa" w:w="3000"/>
-            <w:shd w:fill="FCE4D6" w:color="auto" w:val="clear"/>
-            <w:tcMar>
-              <w:top w:type="dxa" w:w="60"/>
-              <w:left w:type="dxa" w:w="120"/>
-              <w:bottom w:type="dxa" w:w="60"/>
-              <w:right w:type="dxa" w:w="120"/>
-            </w:tcMar>
-            <w:vAlign w:val="top"/>
-          </w:tcPr>
-          <w:p>
-            <w:pPr>
-              <w:spacing w:after="40" w:before="0"/>
-              <w:jc w:val="left"/>
-            </w:pPr>
-            <w:r>
-              <w:rPr>
-                <w:rFonts w:ascii="Arial" w:cs="Arial" w:eastAsia="Arial" w:hAnsi="Arial"/>
-                <w:b/>
-                <w:bCs/>
-                <w:i w:val="false"/>
-                <w:iCs w:val="false"/>
-                <w:color w:val="000000"/>
-                <w:sz w:val="18"/>
-                <w:szCs w:val="18"/>
-              </w:rPr>
-              <w:t xml:space="preserve">Pertinent &amp; Contemporary Issues (PCIs)</w:t>
-            </w:r>
-          </w:p>
-        </w:tc>
-        <w:tc>
-          <w:tcPr>
-            <w:tcW w:type="dxa" w:w="10680"/>
-            <w:shd w:fill="FFFFFF" w:color="auto" w:val="clear"/>
-            <w:tcMar>
-              <w:top w:type="dxa" w:w="60"/>
-              <w:left w:type="dxa" w:w="120"/>
-              <w:bottom w:type="dxa" w:w="60"/>
-              <w:right w:type="dxa" w:w="120"/>
-            </w:tcMar>
-            <w:vAlign w:val="top"/>
-          </w:tcPr>
-          <w:p>
-            <w:pPr>
-              <w:spacing w:after="30" w:before="0"/>
-              <w:ind w:left="360" w:hanging="180"/>
-              <w:jc w:val="left"/>
-            </w:pPr>
-            <w:r>
-              <w:rPr>
-                <w:rFonts w:ascii="Arial" w:cs="Arial" w:eastAsia="Arial" w:hAnsi="Arial"/>
-                <w:b w:val="false"/>
-                <w:bCs w:val="false"/>
-                <w:i w:val="false"/>
-                <w:iCs w:val="false"/>
-                <w:color w:val="000000"/>
-                <w:sz w:val="18"/>
-                <w:szCs w:val="18"/>
-              </w:rPr>
-              <w:t xml:space="preserve">–  Financial Literacy: The learner's financial skills are enhanced when obtaining digital or printed currency exchange rates charts/tables and working out currency conversion from Kenya Shillings to any other currencies, and when preparing budgets for school clubs.</w:t>
-            </w:r>
-          </w:p>
-        </w:tc>
-      </w:tr>
-      <w:tr>
-        <w:tc>
-          <w:tcPr>
-            <w:tcW w:type="dxa" w:w="3000"/>
-            <w:shd w:fill="D9EEF1" w:color="auto" w:val="clear"/>
-            <w:tcMar>
-              <w:top w:type="dxa" w:w="60"/>
-              <w:left w:type="dxa" w:w="120"/>
-              <w:bottom w:type="dxa" w:w="60"/>
-              <w:right w:type="dxa" w:w="120"/>
-            </w:tcMar>
-            <w:vAlign w:val="top"/>
-          </w:tcPr>
-          <w:p>
-            <w:pPr>
-              <w:spacing w:after="40" w:before="0"/>
-              <w:jc w:val="left"/>
-            </w:pPr>
-            <w:r>
-              <w:rPr>
-                <w:rFonts w:ascii="Arial" w:cs="Arial" w:eastAsia="Arial" w:hAnsi="Arial"/>
-                <w:b/>
-                <w:bCs/>
-                <w:i w:val="false"/>
-                <w:iCs w:val="false"/>
-                <w:color w:val="000000"/>
-                <w:sz w:val="18"/>
-                <w:szCs w:val="18"/>
-              </w:rPr>
-              <w:t xml:space="preserve">Career Connections</w:t>
-            </w:r>
-          </w:p>
-        </w:tc>
-        <w:tc>
-          <w:tcPr>
-            <w:tcW w:type="dxa" w:w="10680"/>
-            <w:shd w:fill="FFFFFF" w:color="auto" w:val="clear"/>
-            <w:tcMar>
-              <w:top w:type="dxa" w:w="60"/>
-              <w:left w:type="dxa" w:w="120"/>
-              <w:bottom w:type="dxa" w:w="60"/>
-              <w:right w:type="dxa" w:w="120"/>
-            </w:tcMar>
-            <w:vAlign w:val="top"/>
-          </w:tcPr>
-          <w:p>
-            <w:pPr>
-              <w:spacing w:after="30" w:before="0"/>
-              <w:ind w:left="360" w:hanging="180"/>
-              <w:jc w:val="left"/>
-            </w:pPr>
-            <w:r>
-              <w:rPr>
-                <w:rFonts w:ascii="Arial" w:cs="Arial" w:eastAsia="Arial" w:hAnsi="Arial"/>
-                <w:b w:val="false"/>
-                <w:bCs w:val="false"/>
-                <w:i w:val="false"/>
-                <w:iCs w:val="false"/>
-                <w:color w:val="000000"/>
-                <w:sz w:val="18"/>
-                <w:szCs w:val="18"/>
-              </w:rPr>
-              <w:t xml:space="preserve">–  Sole Proprietorship / Small Business Owner: Understanding profit, loss, discounts, and budgeting is directly applicable to running a small business such as a kibanda food stall or a mitumba clothing stall.</w:t>
-            </w:r>
-          </w:p>
-          <w:p>
-            <w:pPr>
-              <w:spacing w:after="30" w:before="0"/>
-              <w:ind w:left="360" w:hanging="180"/>
-              <w:jc w:val="left"/>
-            </w:pPr>
-            <w:r>
-              <w:rPr>
-                <w:rFonts w:ascii="Arial" w:cs="Arial" w:eastAsia="Arial" w:hAnsi="Arial"/>
-                <w:b w:val="false"/>
-                <w:bCs w:val="false"/>
-                <w:i w:val="false"/>
-                <w:iCs w:val="false"/>
-                <w:color w:val="000000"/>
-                <w:sz w:val="18"/>
-                <w:szCs w:val="18"/>
-              </w:rPr>
-              <w:t xml:space="preserve">–  Sales Agent / Commission-Based Salesperson: Computing commission and percentage commission is the core skill required for careers in insurance sales, real estate agency, and mobile-money agent operations across Kenya.</w:t>
-            </w:r>
-          </w:p>
-          <w:p>
-            <w:pPr>
-              <w:spacing w:after="30" w:before="0"/>
-              <w:ind w:left="360" w:hanging="180"/>
-              <w:jc w:val="left"/>
-            </w:pPr>
-            <w:r>
-              <w:rPr>
-                <w:rFonts w:ascii="Arial" w:cs="Arial" w:eastAsia="Arial" w:hAnsi="Arial"/>
-                <w:b w:val="false"/>
-                <w:bCs w:val="false"/>
-                <w:i w:val="false"/>
-                <w:iCs w:val="false"/>
-                <w:color w:val="000000"/>
-                <w:sz w:val="18"/>
-                <w:szCs w:val="18"/>
-              </w:rPr>
-              <w:t xml:space="preserve">–  Accountant / Bookkeeper: Budget preparation and profit-and-loss determination underpin entry-level bookkeeping and accounting roles in Kenyan SMEs and cooperative societies (saccos).</w:t>
-            </w:r>
-          </w:p>
-          <w:p>
-            <w:pPr>
-              <w:spacing w:after="30" w:before="0"/>
-              <w:ind w:left="360" w:hanging="180"/>
-              <w:jc w:val="left"/>
-            </w:pPr>
-            <w:r>
-              <w:rPr>
-                <w:rFonts w:ascii="Arial" w:cs="Arial" w:eastAsia="Arial" w:hAnsi="Arial"/>
-                <w:b w:val="false"/>
-                <w:bCs w:val="false"/>
-                <w:i w:val="false"/>
-                <w:iCs w:val="false"/>
-                <w:color w:val="000000"/>
-                <w:sz w:val="18"/>
-                <w:szCs w:val="18"/>
-              </w:rPr>
-              <w:t xml:space="preserve">–  Tourism and Hospitality Industry: Currency conversion skills are essential for front-office staff at hotels and tour operators in Nairobi, Mombasa, and Diani dealing with international visitors.</w:t>
-            </w:r>
-          </w:p>
-          <w:p>
-            <w:pPr>
-              <w:spacing w:after="30" w:before="0"/>
-              <w:ind w:left="360" w:hanging="180"/>
-              <w:jc w:val="left"/>
-            </w:pPr>
-            <w:r>
-              <w:rPr>
-                <w:rFonts w:ascii="Arial" w:cs="Arial" w:eastAsia="Arial" w:hAnsi="Arial"/>
-                <w:b w:val="false"/>
-                <w:bCs w:val="false"/>
-                <w:i w:val="false"/>
-                <w:iCs w:val="false"/>
-                <w:color w:val="000000"/>
-                <w:sz w:val="18"/>
-                <w:szCs w:val="18"/>
-              </w:rPr>
-              <w:t xml:space="preserve">–  Journalism / Media: Financial literacy including reading exchange-rate tables and interpreting economic data is needed by business journalists and media analysts.</w:t>
-            </w:r>
-          </w:p>
-        </w:tc>
-      </w:tr>
-      <w:tr>
-        <w:tc>
-          <w:tcPr>
-            <w:tcW w:type="dxa" w:w="3000"/>
-            <w:shd w:fill="D5E8F0" w:color="auto" w:val="clear"/>
-            <w:tcMar>
-              <w:top w:type="dxa" w:w="60"/>
-              <w:left w:type="dxa" w:w="120"/>
-              <w:bottom w:type="dxa" w:w="60"/>
-              <w:right w:type="dxa" w:w="120"/>
-            </w:tcMar>
-            <w:vAlign w:val="top"/>
-          </w:tcPr>
-          <w:p>
-            <w:pPr>
-              <w:spacing w:after="40" w:before="0"/>
-              <w:jc w:val="left"/>
-            </w:pPr>
-            <w:r>
-              <w:rPr>
-                <w:rFonts w:ascii="Arial" w:cs="Arial" w:eastAsia="Arial" w:hAnsi="Arial"/>
-                <w:b/>
-                <w:bCs/>
-                <w:i w:val="false"/>
-                <w:iCs w:val="false"/>
-                <w:color w:val="000000"/>
-                <w:sz w:val="18"/>
-                <w:szCs w:val="18"/>
-              </w:rPr>
-              <w:t xml:space="preserve">Focus for Lessons</w:t>
-            </w:r>
-          </w:p>
-        </w:tc>
-        <w:tc>
-          <w:tcPr>
-            <w:tcW w:type="dxa" w:w="10680"/>
-            <w:shd w:fill="FFFFFF" w:color="auto" w:val="clear"/>
-            <w:tcMar>
-              <w:top w:type="dxa" w:w="60"/>
-              <w:left w:type="dxa" w:w="120"/>
-              <w:bottom w:type="dxa" w:w="60"/>
-              <w:right w:type="dxa" w:w="120"/>
-            </w:tcMar>
-            <w:vAlign w:val="top"/>
-          </w:tcPr>
-          <w:p>
-            <w:pPr>
-              <w:spacing w:after="40" w:before="0"/>
-              <w:jc w:val="left"/>
-            </w:pPr>
-            <w:r>
-              <w:rPr>
-                <w:rFonts w:ascii="Arial" w:cs="Arial" w:eastAsia="Arial" w:hAnsi="Arial"/>
-                <w:b w:val="false"/>
-                <w:bCs w:val="false"/>
-                <w:i w:val="false"/>
-                <w:iCs w:val="false"/>
-                <w:color w:val="000000"/>
-                <w:sz w:val="18"/>
-                <w:szCs w:val="18"/>
-              </w:rPr>
-              <w:t xml:space="preserve">This unit builds learners' financial literacy by anchoring all five content topics — budgeting, discounts, commission, profit/loss, and currency conversion — in the lived economic realities of Kenyan markets, school clubs, and cross-border trade. Learners move from preparing a simple club budget to role-playing market transactions and finally to reading real (or simulated) Central Bank of Kenya exchange-rate tables, progressively building the commercial arithmetic skills they need for informed personal and professional financial decision-making.</w:t>
-            </w:r>
-          </w:p>
-        </w:tc>
-      </w:tr>
-      <w:tr>
-        <w:tc>
-          <w:tcPr>
-            <w:tcW w:type="dxa" w:w="3000"/>
-            <w:shd w:fill="EAD1F5" w:color="auto" w:val="clear"/>
-            <w:tcMar>
-              <w:top w:type="dxa" w:w="60"/>
-              <w:left w:type="dxa" w:w="120"/>
-              <w:bottom w:type="dxa" w:w="60"/>
-              <w:right w:type="dxa" w:w="120"/>
-            </w:tcMar>
-            <w:vAlign w:val="top"/>
-          </w:tcPr>
-          <w:p>
-            <w:pPr>
-              <w:spacing w:after="40" w:before="0"/>
-              <w:jc w:val="left"/>
-            </w:pPr>
-            <w:r>
-              <w:rPr>
-                <w:rFonts w:ascii="Arial" w:cs="Arial" w:eastAsia="Arial" w:hAnsi="Arial"/>
-                <w:b/>
-                <w:bCs/>
-                <w:i w:val="false"/>
-                <w:iCs w:val="false"/>
-                <w:color w:val="000000"/>
-                <w:sz w:val="18"/>
-                <w:szCs w:val="18"/>
-              </w:rPr>
-              <w:t xml:space="preserve">Driving Question / Key Inquiry Questions</w:t>
-            </w:r>
-          </w:p>
-        </w:tc>
-        <w:tc>
-          <w:tcPr>
-            <w:tcW w:type="dxa" w:w="10680"/>
-            <w:shd w:fill="FFFFFF" w:color="auto" w:val="clear"/>
-            <w:tcMar>
-              <w:top w:type="dxa" w:w="60"/>
-              <w:left w:type="dxa" w:w="120"/>
-              <w:bottom w:type="dxa" w:w="60"/>
-              <w:right w:type="dxa" w:w="120"/>
-            </w:tcMar>
-            <w:vAlign w:val="top"/>
-          </w:tcPr>
-          <w:p>
-            <w:pPr>
-              <w:spacing w:after="40" w:before="0"/>
-              <w:jc w:val="left"/>
-            </w:pPr>
-            <w:r>
-              <w:rPr>
-                <w:rFonts w:ascii="Arial" w:cs="Arial" w:eastAsia="Arial" w:hAnsi="Arial"/>
-                <w:b w:val="false"/>
-                <w:bCs w:val="false"/>
-                <w:i w:val="false"/>
-                <w:iCs w:val="false"/>
-                <w:color w:val="000000"/>
-                <w:sz w:val="18"/>
-                <w:szCs w:val="18"/>
-              </w:rPr>
-              <w:t xml:space="preserve">DRIVING QUESTION: How can Amina — and every Kenyan — use commercial arithmetic to make smart, fair, and informed money decisions in markets, clubs, and across borders?</w:t>
-            </w:r>
-          </w:p>
-          <w:p>
-            <w:pPr>
-              <w:spacing w:after="40" w:before="0"/>
-              <w:jc w:val="left"/>
-            </w:pPr>
-            <w:r>
-              <w:rPr>
-                <w:rFonts w:ascii="Arial" w:cs="Arial" w:eastAsia="Arial" w:hAnsi="Arial"/>
-                <w:b w:val="false"/>
-                <w:bCs w:val="false"/>
-                <w:i w:val="false"/>
-                <w:iCs w:val="false"/>
-                <w:color w:val="000000"/>
-                <w:sz w:val="18"/>
-                <w:szCs w:val="18"/>
-              </w:rPr>
-              <w:t xml:space="preserve"/>
-            </w:r>
-          </w:p>
-          <w:p>
-            <w:pPr>
-              <w:spacing w:after="40" w:before="0"/>
-              <w:jc w:val="left"/>
-            </w:pPr>
-            <w:r>
-              <w:rPr>
-                <w:rFonts w:ascii="Arial" w:cs="Arial" w:eastAsia="Arial" w:hAnsi="Arial"/>
-                <w:b w:val="false"/>
-                <w:bCs w:val="false"/>
-                <w:i w:val="false"/>
-                <w:iCs w:val="false"/>
-                <w:color w:val="000000"/>
-                <w:sz w:val="18"/>
-                <w:szCs w:val="18"/>
-              </w:rPr>
-              <w:t xml:space="preserve">KICD KEY INQUIRY QUESTIONS:</w:t>
-            </w:r>
-          </w:p>
-          <w:p>
-            <w:pPr>
-              <w:spacing w:after="40" w:before="0"/>
-              <w:jc w:val="left"/>
-            </w:pPr>
-            <w:r>
-              <w:rPr>
-                <w:rFonts w:ascii="Arial" w:cs="Arial" w:eastAsia="Arial" w:hAnsi="Arial"/>
-                <w:b w:val="false"/>
-                <w:bCs w:val="false"/>
-                <w:i w:val="false"/>
-                <w:iCs w:val="false"/>
-                <w:color w:val="000000"/>
-                <w:sz w:val="18"/>
-                <w:szCs w:val="18"/>
-              </w:rPr>
-              <w:t xml:space="preserve">1. Why do we need a budget?</w:t>
-            </w:r>
-          </w:p>
-          <w:p>
-            <w:pPr>
-              <w:spacing w:after="40" w:before="0"/>
-              <w:jc w:val="left"/>
-            </w:pPr>
-            <w:r>
-              <w:rPr>
-                <w:rFonts w:ascii="Arial" w:cs="Arial" w:eastAsia="Arial" w:hAnsi="Arial"/>
-                <w:b w:val="false"/>
-                <w:bCs w:val="false"/>
-                <w:i w:val="false"/>
-                <w:iCs w:val="false"/>
-                <w:color w:val="000000"/>
-                <w:sz w:val="18"/>
-                <w:szCs w:val="18"/>
-              </w:rPr>
-              <w:t xml:space="preserve">2. Why are discounts and commissions necessary in trade?</w:t>
-            </w:r>
-          </w:p>
-        </w:tc>
-      </w:tr>
-      <w:tr>
-        <w:tc>
-          <w:tcPr>
-            <w:tcW w:type="dxa" w:w="3000"/>
-            <w:shd w:fill="EAD1F5" w:color="auto" w:val="clear"/>
-            <w:tcMar>
-              <w:top w:type="dxa" w:w="60"/>
-              <w:left w:type="dxa" w:w="120"/>
-              <w:bottom w:type="dxa" w:w="60"/>
-              <w:right w:type="dxa" w:w="120"/>
-            </w:tcMar>
-            <w:vAlign w:val="top"/>
-          </w:tcPr>
-          <w:p>
-            <w:pPr>
-              <w:spacing w:after="40" w:before="0"/>
-              <w:jc w:val="left"/>
-            </w:pPr>
-            <w:r>
-              <w:rPr>
-                <w:rFonts w:ascii="Arial" w:cs="Arial" w:eastAsia="Arial" w:hAnsi="Arial"/>
-                <w:b/>
-                <w:bCs/>
-                <w:i w:val="false"/>
-                <w:iCs w:val="false"/>
-                <w:color w:val="000000"/>
-                <w:sz w:val="18"/>
-                <w:szCs w:val="18"/>
-              </w:rPr>
-              <w:t xml:space="preserve">Anchoring Phenomenon</w:t>
-            </w:r>
-          </w:p>
-        </w:tc>
-        <w:tc>
-          <w:tcPr>
-            <w:tcW w:type="dxa" w:w="10680"/>
-            <w:shd w:fill="FFFFFF" w:color="auto" w:val="clear"/>
-            <w:tcMar>
-              <w:top w:type="dxa" w:w="60"/>
-              <w:left w:type="dxa" w:w="120"/>
-              <w:bottom w:type="dxa" w:w="60"/>
-              <w:right w:type="dxa" w:w="120"/>
-            </w:tcMar>
-            <w:vAlign w:val="top"/>
-          </w:tcPr>
-          <w:p>
-            <w:pPr>
-              <w:spacing w:after="40" w:before="0"/>
-              <w:jc w:val="left"/>
-            </w:pPr>
-            <w:r>
-              <w:rPr>
-                <w:rFonts w:ascii="Arial" w:cs="Arial" w:eastAsia="Arial" w:hAnsi="Arial"/>
-                <w:b w:val="false"/>
-                <w:bCs w:val="false"/>
-                <w:i w:val="false"/>
-                <w:iCs w:val="false"/>
-                <w:color w:val="000000"/>
-                <w:sz w:val="18"/>
-                <w:szCs w:val="18"/>
-              </w:rPr>
-              <w:t xml:space="preserve">A Form 4 student named Amina from Kisumu has saved KSh 4,500 from selling mandazi at school and wants to use the money in three ways: contribute to her school Environmental Club's end-of-term trip to Lake Victoria, buy a second-hand smartphone advertised at "20% off" at a Kondele electronics stall, and send the remaining money to her aunt in Uganda via a mobile-money transfer. When Amina sits down to plan, she quickly realises that the "20% discount" still leaves her short, the mobile-money agent charges a commission, and the Uganda shilling exchange rate she saw yesterday has changed today. Students are puzzled: How can the same KSh 4,500 produce such different outcomes depending on discounts, commissions, exchange rates, and whether a transaction results in a profit or a loss — and how can Amina (or any Kenyan) make smart financial decisions using mathematics?</w:t>
-            </w:r>
-          </w:p>
-        </w:tc>
-      </w:tr>
-      <w:tr>
-        <w:tc>
-          <w:tcPr>
-            <w:tcW w:type="dxa" w:w="3000"/>
-            <w:shd w:fill="D9EEF1" w:color="auto" w:val="clear"/>
-            <w:tcMar>
-              <w:top w:type="dxa" w:w="60"/>
-              <w:left w:type="dxa" w:w="120"/>
-              <w:bottom w:type="dxa" w:w="60"/>
-              <w:right w:type="dxa" w:w="120"/>
-            </w:tcMar>
-            <w:vAlign w:val="top"/>
-          </w:tcPr>
-          <w:p>
-            <w:pPr>
-              <w:spacing w:after="40" w:before="0"/>
-              <w:jc w:val="left"/>
-            </w:pPr>
-            <w:r>
-              <w:rPr>
-                <w:rFonts w:ascii="Arial" w:cs="Arial" w:eastAsia="Arial" w:hAnsi="Arial"/>
-                <w:b/>
-                <w:bCs/>
-                <w:i w:val="false"/>
-                <w:iCs w:val="false"/>
-                <w:color w:val="000000"/>
-                <w:sz w:val="18"/>
-                <w:szCs w:val="18"/>
-              </w:rPr>
-              <w:t xml:space="preserve">Storyline Thread</w:t>
-            </w:r>
-          </w:p>
-        </w:tc>
-        <w:tc>
-          <w:tcPr>
-            <w:tcW w:type="dxa" w:w="10680"/>
-            <w:shd w:fill="FFFFFF" w:color="auto" w:val="clear"/>
-            <w:tcMar>
-              <w:top w:type="dxa" w:w="60"/>
-              <w:left w:type="dxa" w:w="120"/>
-              <w:bottom w:type="dxa" w:w="60"/>
-              <w:right w:type="dxa" w:w="120"/>
-            </w:tcMar>
-            <w:vAlign w:val="top"/>
-          </w:tcPr>
-          <w:p>
-            <w:pPr>
-              <w:spacing w:after="40" w:before="0"/>
-              <w:jc w:val="left"/>
-            </w:pPr>
-            <w:r>
-              <w:rPr>
-                <w:rFonts w:ascii="Arial" w:cs="Arial" w:eastAsia="Arial" w:hAnsi="Arial"/>
-                <w:b w:val="false"/>
-                <w:bCs w:val="false"/>
-                <w:i w:val="false"/>
-                <w:iCs w:val="false"/>
-                <w:color w:val="000000"/>
-                <w:sz w:val="18"/>
-                <w:szCs w:val="18"/>
-              </w:rPr>
-              <w:t xml:space="preserve">Lesson 1 — Anchoring Phenomenon &amp; Budgeting: Introduce Amina's dilemma with the KSh 4,500. Learners brainstorm how their own school clubs raise and spend money, then draft a simple income-and-expenditure budget for a hypothetical Environmental Club trip to Lake Victoria, identifying fixed and variable costs. Connect budget shortfalls back to the phenomenon.</w:t>
-            </w:r>
-          </w:p>
-          <w:p>
-            <w:pPr>
-              <w:spacing w:after="40" w:before="0"/>
-              <w:jc w:val="left"/>
-            </w:pPr>
-            <w:r>
-              <w:rPr>
-                <w:rFonts w:ascii="Arial" w:cs="Arial" w:eastAsia="Arial" w:hAnsi="Arial"/>
-                <w:b w:val="false"/>
-                <w:bCs w:val="false"/>
-                <w:i w:val="false"/>
-                <w:iCs w:val="false"/>
-                <w:color w:val="000000"/>
-                <w:sz w:val="18"/>
-                <w:szCs w:val="18"/>
-              </w:rPr>
-              <w:t xml:space="preserve"/>
-            </w:r>
-          </w:p>
-          <w:p>
-            <w:pPr>
-              <w:spacing w:after="40" w:before="0"/>
-              <w:jc w:val="left"/>
-            </w:pPr>
-            <w:r>
-              <w:rPr>
-                <w:rFonts w:ascii="Arial" w:cs="Arial" w:eastAsia="Arial" w:hAnsi="Arial"/>
-                <w:b w:val="false"/>
-                <w:bCs w:val="false"/>
-                <w:i w:val="false"/>
-                <w:iCs w:val="false"/>
-                <w:color w:val="000000"/>
-                <w:sz w:val="18"/>
-                <w:szCs w:val="18"/>
-              </w:rPr>
-              <w:t xml:space="preserve">Lesson 2 — Discounts and Percentage Discounts (Part 1): Using Amina's smartphone purchase as context, learners role-play a shopping scenario at a Kondele electronics stall. They calculate discount amounts and percentage discounts from marked prices, and explore how "20% off" is computed. Predict phase: estimate the sale price before calculating.</w:t>
-            </w:r>
-          </w:p>
-          <w:p>
-            <w:pPr>
-              <w:spacing w:after="40" w:before="0"/>
-              <w:jc w:val="left"/>
-            </w:pPr>
-            <w:r>
-              <w:rPr>
-                <w:rFonts w:ascii="Arial" w:cs="Arial" w:eastAsia="Arial" w:hAnsi="Arial"/>
-                <w:b w:val="false"/>
-                <w:bCs w:val="false"/>
-                <w:i w:val="false"/>
-                <w:iCs w:val="false"/>
-                <w:color w:val="000000"/>
-                <w:sz w:val="18"/>
-                <w:szCs w:val="18"/>
-              </w:rPr>
-              <w:t xml:space="preserve"/>
-            </w:r>
-          </w:p>
-          <w:p>
-            <w:pPr>
-              <w:spacing w:after="40" w:before="0"/>
-              <w:jc w:val="left"/>
-            </w:pPr>
-            <w:r>
-              <w:rPr>
-                <w:rFonts w:ascii="Arial" w:cs="Arial" w:eastAsia="Arial" w:hAnsi="Arial"/>
-                <w:b w:val="false"/>
-                <w:bCs w:val="false"/>
-                <w:i w:val="false"/>
-                <w:iCs w:val="false"/>
-                <w:color w:val="000000"/>
-                <w:sz w:val="18"/>
-                <w:szCs w:val="18"/>
-              </w:rPr>
-              <w:t xml:space="preserve">Lesson 3 — Discounts and Percentage Discounts (Part 2 / Practice): Learners work through varied Kenyan retail contexts (Naivas Weekend Specials, mitumba clothing, school-uniform shops). They compare discount offers and determine which deal gives better value, reinforcing percentage discount calculations with peer discussion and presentations.</w:t>
-            </w:r>
-          </w:p>
-          <w:p>
-            <w:pPr>
-              <w:spacing w:after="40" w:before="0"/>
-              <w:jc w:val="left"/>
-            </w:pPr>
-            <w:r>
-              <w:rPr>
-                <w:rFonts w:ascii="Arial" w:cs="Arial" w:eastAsia="Arial" w:hAnsi="Arial"/>
-                <w:b w:val="false"/>
-                <w:bCs w:val="false"/>
-                <w:i w:val="false"/>
-                <w:iCs w:val="false"/>
-                <w:color w:val="000000"/>
-                <w:sz w:val="18"/>
-                <w:szCs w:val="18"/>
-              </w:rPr>
-              <w:t xml:space="preserve"/>
-            </w:r>
-          </w:p>
-          <w:p>
-            <w:pPr>
-              <w:spacing w:after="40" w:before="0"/>
-              <w:jc w:val="left"/>
-            </w:pPr>
-            <w:r>
-              <w:rPr>
-                <w:rFonts w:ascii="Arial" w:cs="Arial" w:eastAsia="Arial" w:hAnsi="Arial"/>
-                <w:b w:val="false"/>
-                <w:bCs w:val="false"/>
-                <w:i w:val="false"/>
-                <w:iCs w:val="false"/>
-                <w:color w:val="000000"/>
-                <w:sz w:val="18"/>
-                <w:szCs w:val="18"/>
-              </w:rPr>
-              <w:t xml:space="preserve">Lesson 4 — Commission and Percentage Commission: Introduce the M-PESA agent in Kericho as a supporting phenomenon. Learners brainstorm real scenarios where commissions are paid (insurance agents, real estate, mobile-money, market brokers). They calculate commission amounts and percentage commissions from given transaction values, role-playing salesperson-and-customer exchanges.</w:t>
-            </w:r>
-          </w:p>
-          <w:p>
-            <w:pPr>
-              <w:spacing w:after="40" w:before="0"/>
-              <w:jc w:val="left"/>
-            </w:pPr>
-            <w:r>
-              <w:rPr>
-                <w:rFonts w:ascii="Arial" w:cs="Arial" w:eastAsia="Arial" w:hAnsi="Arial"/>
-                <w:b w:val="false"/>
-                <w:bCs w:val="false"/>
-                <w:i w:val="false"/>
-                <w:iCs w:val="false"/>
-                <w:color w:val="000000"/>
-                <w:sz w:val="18"/>
-                <w:szCs w:val="18"/>
-              </w:rPr>
-              <w:t xml:space="preserve"/>
-            </w:r>
-          </w:p>
-          <w:p>
-            <w:pPr>
-              <w:spacing w:after="40" w:before="0"/>
-              <w:jc w:val="left"/>
-            </w:pPr>
-            <w:r>
-              <w:rPr>
-                <w:rFonts w:ascii="Arial" w:cs="Arial" w:eastAsia="Arial" w:hAnsi="Arial"/>
-                <w:b w:val="false"/>
-                <w:bCs w:val="false"/>
-                <w:i w:val="false"/>
-                <w:iCs w:val="false"/>
-                <w:color w:val="000000"/>
-                <w:sz w:val="18"/>
-                <w:szCs w:val="18"/>
-              </w:rPr>
-              <w:t xml:space="preserve">Lesson 5 — Profit and Loss (Part 1 — Concepts &amp; Calculation): Using the Wakulima Market maize trader as a supporting phenomenon, learners determine cost price, selling price, profit or loss, and percentage profit or loss. They role-play buying-and-selling scenarios involving local goods (githeri, beans, second-hand clothes) and make presentations to peers.</w:t>
-            </w:r>
-          </w:p>
-          <w:p>
-            <w:pPr>
-              <w:spacing w:after="40" w:before="0"/>
-              <w:jc w:val="left"/>
-            </w:pPr>
-            <w:r>
-              <w:rPr>
-                <w:rFonts w:ascii="Arial" w:cs="Arial" w:eastAsia="Arial" w:hAnsi="Arial"/>
-                <w:b w:val="false"/>
-                <w:bCs w:val="false"/>
-                <w:i w:val="false"/>
-                <w:iCs w:val="false"/>
-                <w:color w:val="000000"/>
-                <w:sz w:val="18"/>
-                <w:szCs w:val="18"/>
-              </w:rPr>
-              <w:t xml:space="preserve"/>
-            </w:r>
-          </w:p>
-          <w:p>
-            <w:pPr>
-              <w:spacing w:after="40" w:before="0"/>
-              <w:jc w:val="left"/>
-            </w:pPr>
-            <w:r>
-              <w:rPr>
-                <w:rFonts w:ascii="Arial" w:cs="Arial" w:eastAsia="Arial" w:hAnsi="Arial"/>
-                <w:b w:val="false"/>
-                <w:bCs w:val="false"/>
-                <w:i w:val="false"/>
-                <w:iCs w:val="false"/>
-                <w:color w:val="000000"/>
-                <w:sz w:val="18"/>
-                <w:szCs w:val="18"/>
-              </w:rPr>
-              <w:t xml:space="preserve">Lesson 6 — Profit and Loss (Part 2 — Application &amp; Problem Solving): Learners tackle multi-step profit-and-loss problems set in Kenyan contexts (a small restaurant selling nyama choma, a school tuck-shop selling mandazi). They consolidate percentage profit/loss skills and connect findings back to Amina's mandazi-selling enterprise in the anchoring phenomenon.</w:t>
-            </w:r>
-          </w:p>
-          <w:p>
-            <w:pPr>
-              <w:spacing w:after="40" w:before="0"/>
-              <w:jc w:val="left"/>
-            </w:pPr>
-            <w:r>
-              <w:rPr>
-                <w:rFonts w:ascii="Arial" w:cs="Arial" w:eastAsia="Arial" w:hAnsi="Arial"/>
-                <w:b w:val="false"/>
-                <w:bCs w:val="false"/>
-                <w:i w:val="false"/>
-                <w:iCs w:val="false"/>
-                <w:color w:val="000000"/>
-                <w:sz w:val="18"/>
-                <w:szCs w:val="18"/>
-              </w:rPr>
-              <w:t xml:space="preserve"/>
-            </w:r>
-          </w:p>
-          <w:p>
-            <w:pPr>
-              <w:spacing w:after="40" w:before="0"/>
-              <w:jc w:val="left"/>
-            </w:pPr>
-            <w:r>
-              <w:rPr>
-                <w:rFonts w:ascii="Arial" w:cs="Arial" w:eastAsia="Arial" w:hAnsi="Arial"/>
-                <w:b w:val="false"/>
-                <w:bCs w:val="false"/>
-                <w:i w:val="false"/>
-                <w:iCs w:val="false"/>
-                <w:color w:val="000000"/>
-                <w:sz w:val="18"/>
-                <w:szCs w:val="18"/>
-              </w:rPr>
-              <w:t xml:space="preserve">Lesson 7 — Currency Conversion: Using simulated Central Bank of Kenya forex bureau exchange-rate tables, learners convert Kenya Shillings to Uganda shillings, US dollars, and euros and back again. They explore why buying rates differ from selling rates (the forex bureau's commission), linking this to Lesson 4. Learners solve Amina's cross-border transfer problem.</w:t>
-            </w:r>
-          </w:p>
-          <w:p>
-            <w:pPr>
-              <w:spacing w:after="40" w:before="0"/>
-              <w:jc w:val="left"/>
-            </w:pPr>
-            <w:r>
-              <w:rPr>
-                <w:rFonts w:ascii="Arial" w:cs="Arial" w:eastAsia="Arial" w:hAnsi="Arial"/>
-                <w:b w:val="false"/>
-                <w:bCs w:val="false"/>
-                <w:i w:val="false"/>
-                <w:iCs w:val="false"/>
-                <w:color w:val="000000"/>
-                <w:sz w:val="18"/>
-                <w:szCs w:val="18"/>
-              </w:rPr>
-              <w:t xml:space="preserve"/>
-            </w:r>
-          </w:p>
-          <w:p>
-            <w:pPr>
-              <w:spacing w:after="40" w:before="0"/>
-              <w:jc w:val="left"/>
-            </w:pPr>
-            <w:r>
-              <w:rPr>
-                <w:rFonts w:ascii="Arial" w:cs="Arial" w:eastAsia="Arial" w:hAnsi="Arial"/>
-                <w:b w:val="false"/>
-                <w:bCs w:val="false"/>
-                <w:i w:val="false"/>
-                <w:iCs w:val="false"/>
-                <w:color w:val="000000"/>
-                <w:sz w:val="18"/>
-                <w:szCs w:val="18"/>
-              </w:rPr>
-              <w:t xml:space="preserve">Lesson 8 — Synthesis, Model Revision &amp; Assessment: Learners revisit the full Amina scenario and produce a written financial plan that incorporates a budget, discount calculation, commission deduction, and currency conversion — demonstrating all six learning outcomes. Peers review each other's plans using the KICD assessment rubric criteria, and the class updates the Driving Question Board with final answers.</w:t>
-            </w:r>
-          </w:p>
-        </w:tc>
-      </w:tr>
-      <w:tr>
-        <w:tc>
-          <w:tcPr>
-            <w:tcW w:type="dxa" w:w="3000"/>
-            <w:shd w:fill="EAD1F5" w:color="auto" w:val="clear"/>
-            <w:tcMar>
-              <w:top w:type="dxa" w:w="60"/>
-              <w:left w:type="dxa" w:w="120"/>
-              <w:bottom w:type="dxa" w:w="60"/>
-              <w:right w:type="dxa" w:w="120"/>
-            </w:tcMar>
-            <w:vAlign w:val="top"/>
-          </w:tcPr>
-          <w:p>
-            <w:pPr>
-              <w:spacing w:after="40" w:before="0"/>
-              <w:jc w:val="left"/>
-            </w:pPr>
-            <w:r>
-              <w:rPr>
-                <w:rFonts w:ascii="Arial" w:cs="Arial" w:eastAsia="Arial" w:hAnsi="Arial"/>
-                <w:b/>
-                <w:bCs/>
-                <w:i w:val="false"/>
-                <w:iCs w:val="false"/>
-                <w:color w:val="000000"/>
-                <w:sz w:val="18"/>
-                <w:szCs w:val="18"/>
-              </w:rPr>
-              <w:t xml:space="preserve">Supporting Phenomena</w:t>
-            </w:r>
-          </w:p>
-        </w:tc>
-        <w:tc>
-          <w:tcPr>
-            <w:tcW w:type="dxa" w:w="10680"/>
-            <w:shd w:fill="FFFFFF" w:color="auto" w:val="clear"/>
-            <w:tcMar>
-              <w:top w:type="dxa" w:w="60"/>
-              <w:left w:type="dxa" w:w="120"/>
-              <w:bottom w:type="dxa" w:w="60"/>
-              <w:right w:type="dxa" w:w="120"/>
-            </w:tcMar>
-            <w:vAlign w:val="top"/>
-          </w:tcPr>
-          <w:p>
-            <w:pPr>
-              <w:spacing w:after="30" w:before="0"/>
-              <w:ind w:left="360" w:hanging="180"/>
-              <w:jc w:val="left"/>
-            </w:pPr>
-            <w:r>
-              <w:rPr>
-                <w:rFonts w:ascii="Arial" w:cs="Arial" w:eastAsia="Arial" w:hAnsi="Arial"/>
-                <w:b w:val="false"/>
-                <w:bCs w:val="false"/>
-                <w:i w:val="false"/>
-                <w:iCs w:val="false"/>
-                <w:color w:val="000000"/>
-                <w:sz w:val="18"/>
-                <w:szCs w:val="18"/>
-              </w:rPr>
-              <w:t xml:space="preserve">–  A maize trader at Wakulima Market in Nairobi buys a 90 kg bag of maize for KSh 2,700 and sells it at KSh 28 per kg — students investigate whether she makes a profit or a loss and by what percentage.</w:t>
-            </w:r>
-          </w:p>
-          <w:p>
-            <w:pPr>
-              <w:spacing w:after="30" w:before="0"/>
-              <w:ind w:left="360" w:hanging="180"/>
-              <w:jc w:val="left"/>
-            </w:pPr>
-            <w:r>
-              <w:rPr>
-                <w:rFonts w:ascii="Arial" w:cs="Arial" w:eastAsia="Arial" w:hAnsi="Arial"/>
-                <w:b w:val="false"/>
-                <w:bCs w:val="false"/>
-                <w:i w:val="false"/>
-                <w:iCs w:val="false"/>
-                <w:color w:val="000000"/>
-                <w:sz w:val="18"/>
-                <w:szCs w:val="18"/>
-              </w:rPr>
-              <w:t xml:space="preserve">–  A Safaricom M-PESA agent in Kericho earns a commission every time a customer sends money; students observe the agent's commission schedule and calculate her monthly earnings for different transaction volumes.</w:t>
-            </w:r>
-          </w:p>
-          <w:p>
-            <w:pPr>
-              <w:spacing w:after="30" w:before="0"/>
-              <w:ind w:left="360" w:hanging="180"/>
-              <w:jc w:val="left"/>
-            </w:pPr>
-            <w:r>
-              <w:rPr>
-                <w:rFonts w:ascii="Arial" w:cs="Arial" w:eastAsia="Arial" w:hAnsi="Arial"/>
-                <w:b w:val="false"/>
-                <w:bCs w:val="false"/>
-                <w:i w:val="false"/>
-                <w:iCs w:val="false"/>
-                <w:color w:val="000000"/>
-                <w:sz w:val="18"/>
-                <w:szCs w:val="18"/>
-              </w:rPr>
-              <w:t xml:space="preserve">–  A Naivas Supermarket "Weekend Special" flyer advertises sukuma wiki at "Buy 3 bunches, get 1 free" — students unpack this as an implied percentage discount and compare it with a rival stall's straightforward 15% price reduction.</w:t>
-            </w:r>
-          </w:p>
-          <w:p>
-            <w:pPr>
-              <w:spacing w:after="30" w:before="0"/>
-              <w:ind w:left="360" w:hanging="180"/>
-              <w:jc w:val="left"/>
-            </w:pPr>
-            <w:r>
-              <w:rPr>
-                <w:rFonts w:ascii="Arial" w:cs="Arial" w:eastAsia="Arial" w:hAnsi="Arial"/>
-                <w:b w:val="false"/>
-                <w:bCs w:val="false"/>
-                <w:i w:val="false"/>
-                <w:iCs w:val="false"/>
-                <w:color w:val="000000"/>
-                <w:sz w:val="18"/>
-                <w:szCs w:val="18"/>
-              </w:rPr>
-              <w:t xml:space="preserve">–  A Kenyan student returning from a school exchange visit to Tanzania must convert 50,000 Tanzanian shillings back to Kenya shillings using the day's buying and selling rates from a forex bureau at JKIA — students explore why the buying rate differs from the selling rate and what that difference means.</w:t>
-            </w:r>
-          </w:p>
-        </w:tc>
-      </w:tr>
-    </w:tbl>
-    <w:p>
-      <w:pPr>
-        <w:spacing w:after="120"/>
-      </w:pPr>
-      <w:r>
-        <w:t xml:space="preserve"/>
       </w:r>
     </w:p>
     <w:p>
@@ -3412,7 +3412,7 @@
               <w:spacing w:after="10" w:before="0"/>
               <w:ind w:left="120"/>
             </w:pPr>
-            <w:hyperlink w:history="1" r:id="rIdj90vxsublgjoywigyrvj-">
+            <w:hyperlink w:history="1" r:id="rIdpswf_dvac6b6k9pd52jft">
               <w:r>
                 <w:rPr>
                   <w:rFonts w:ascii="Arial" w:cs="Arial" w:eastAsia="Arial" w:hAnsi="Arial"/>
@@ -3489,7 +3489,7 @@
               <w:spacing w:after="10" w:before="0"/>
               <w:ind w:left="120"/>
             </w:pPr>
-            <w:hyperlink w:history="1" r:id="rIdfn9tgrccxehheaim3qodw">
+            <w:hyperlink w:history="1" r:id="rIdctejncrj2sohpyj0mbj8f">
               <w:r>
                 <w:rPr>
                   <w:rFonts w:ascii="Arial" w:cs="Arial" w:eastAsia="Arial" w:hAnsi="Arial"/>
@@ -3716,7 +3716,7 @@
               <w:spacing w:after="10" w:before="0"/>
               <w:ind w:left="120"/>
             </w:pPr>
-            <w:hyperlink w:history="1" r:id="rIderne9qyjdyat3y-ushamd">
+            <w:hyperlink w:history="1" r:id="rIdtlavmuylmdfvcjhzswx_n">
               <w:r>
                 <w:rPr>
                   <w:rFonts w:ascii="Arial" w:cs="Arial" w:eastAsia="Arial" w:hAnsi="Arial"/>
@@ -3793,7 +3793,7 @@
               <w:spacing w:after="10" w:before="0"/>
               <w:ind w:left="120"/>
             </w:pPr>
-            <w:hyperlink w:history="1" r:id="rIddrymjf64bpumwm-kfccqu">
+            <w:hyperlink w:history="1" r:id="rId2waa6q0lqyfshfwxsjn8r">
               <w:r>
                 <w:rPr>
                   <w:rFonts w:ascii="Arial" w:cs="Arial" w:eastAsia="Arial" w:hAnsi="Arial"/>
@@ -4020,7 +4020,7 @@
               <w:spacing w:after="10" w:before="0"/>
               <w:ind w:left="120"/>
             </w:pPr>
-            <w:hyperlink w:history="1" r:id="rId0f5lrg5efjovxy8exs_ea">
+            <w:hyperlink w:history="1" r:id="rIdhg6raofgn54a0fruaoxlc">
               <w:r>
                 <w:rPr>
                   <w:rFonts w:ascii="Arial" w:cs="Arial" w:eastAsia="Arial" w:hAnsi="Arial"/>
@@ -4097,7 +4097,7 @@
               <w:spacing w:after="10" w:before="0"/>
               <w:ind w:left="120"/>
             </w:pPr>
-            <w:hyperlink w:history="1" r:id="rIdac8djpel53fgt47bcghsy">
+            <w:hyperlink w:history="1" r:id="rIdgdscmzhdv2iz0hrqbr1fw">
               <w:r>
                 <w:rPr>
                   <w:rFonts w:ascii="Arial" w:cs="Arial" w:eastAsia="Arial" w:hAnsi="Arial"/>
@@ -4324,7 +4324,7 @@
               <w:spacing w:after="10" w:before="0"/>
               <w:ind w:left="120"/>
             </w:pPr>
-            <w:hyperlink w:history="1" r:id="rIdmvrna9wi64j21ghh9xhre">
+            <w:hyperlink w:history="1" r:id="rIdjlkay4rqbio8zwendvfas">
               <w:r>
                 <w:rPr>
                   <w:rFonts w:ascii="Arial" w:cs="Arial" w:eastAsia="Arial" w:hAnsi="Arial"/>
@@ -4401,7 +4401,7 @@
               <w:spacing w:after="10" w:before="0"/>
               <w:ind w:left="120"/>
             </w:pPr>
-            <w:hyperlink w:history="1" r:id="rIdmdatygwcjznemhsk7swpu">
+            <w:hyperlink w:history="1" r:id="rIddvf17eygw6d-nlur7knak">
               <w:r>
                 <w:rPr>
                   <w:rFonts w:ascii="Arial" w:cs="Arial" w:eastAsia="Arial" w:hAnsi="Arial"/>
@@ -4628,7 +4628,7 @@
               <w:spacing w:after="10" w:before="0"/>
               <w:ind w:left="120"/>
             </w:pPr>
-            <w:hyperlink w:history="1" r:id="rId5s9oyjwkhsauhrhwdzsb5">
+            <w:hyperlink w:history="1" r:id="rIdvjwb6pixvtitp5_jty9h9">
               <w:r>
                 <w:rPr>
                   <w:rFonts w:ascii="Arial" w:cs="Arial" w:eastAsia="Arial" w:hAnsi="Arial"/>
@@ -4705,7 +4705,7 @@
               <w:spacing w:after="10" w:before="0"/>
               <w:ind w:left="120"/>
             </w:pPr>
-            <w:hyperlink w:history="1" r:id="rId7fsya7ns-0c4v9i5zvcvw">
+            <w:hyperlink w:history="1" r:id="rIdolsic4pohn6ptknbb4l8n">
               <w:r>
                 <w:rPr>
                   <w:rFonts w:ascii="Arial" w:cs="Arial" w:eastAsia="Arial" w:hAnsi="Arial"/>
@@ -5232,7 +5232,7 @@
         </w:rPr>
         <w:t xml:space="preserve">© 2026 SeaVuria and ARES. Aligned with KICD objectives. Developed by SeaVuria; technical implementation by ARES (with AI assistance from Claude). Licensed under </w:t>
       </w:r>
-      <w:hyperlink w:history="1" r:id="rIdzamj4eagksxnqrralxpdb">
+      <w:hyperlink w:history="1" r:id="rIdpztcksehxxs7haedvhhoq">
         <w:r>
           <w:rPr>
             <w:rFonts w:ascii="Arial" w:cs="Arial" w:eastAsia="Arial" w:hAnsi="Arial"/>
@@ -5253,7 +5253,7 @@
         </w:rPr>
         <w:t xml:space="preserve"> (</w:t>
       </w:r>
-      <w:hyperlink w:history="1" r:id="rIdfsgzuoxedejggpsfarkby">
+      <w:hyperlink w:history="1" r:id="rIdzwhkixer7iyko81kgfftt">
         <w:r>
           <w:rPr>
             <w:rFonts w:ascii="Arial" w:cs="Arial" w:eastAsia="Arial" w:hAnsi="Arial"/>
@@ -6465,7 +6465,7 @@
             <w:pPr>
               <w:spacing w:after="20" w:before="0"/>
             </w:pPr>
-            <w:hyperlink w:history="1" r:id="rIdow-lzezn-pzunwv2yzykh">
+            <w:hyperlink w:history="1" r:id="rIdub3yy9v7k9ahavypov5w0">
               <w:r>
                 <w:rPr>
                   <w:rFonts w:ascii="Arial" w:cs="Arial" w:eastAsia="Arial" w:hAnsi="Arial"/>
@@ -6498,7 +6498,7 @@
               <w:spacing w:after="10" w:before="0"/>
               <w:ind w:left="120"/>
             </w:pPr>
-            <w:hyperlink w:history="1" r:id="rIdybngrkjxcppmsqwpgg9ir">
+            <w:hyperlink w:history="1" r:id="rIdtgqhfwjkferxilddrpi1a">
               <w:r>
                 <w:rPr>
                   <w:rFonts w:ascii="Arial" w:cs="Arial" w:eastAsia="Arial" w:hAnsi="Arial"/>
@@ -6543,7 +6543,7 @@
             <w:pPr>
               <w:spacing w:after="20" w:before="0"/>
             </w:pPr>
-            <w:hyperlink w:history="1" r:id="rIdar6rez_br9vrstczqd12v">
+            <w:hyperlink w:history="1" r:id="rId_zda9saj4h4j4gqelbpne">
               <w:r>
                 <w:rPr>
                   <w:rFonts w:ascii="Arial" w:cs="Arial" w:eastAsia="Arial" w:hAnsi="Arial"/>
@@ -6576,7 +6576,7 @@
               <w:spacing w:after="10" w:before="0"/>
               <w:ind w:left="120"/>
             </w:pPr>
-            <w:hyperlink w:history="1" r:id="rIduuwomwf2ydhxmt68o3gkh">
+            <w:hyperlink w:history="1" r:id="rIdnfza7m0ie-ovtcxie4ba1">
               <w:r>
                 <w:rPr>
                   <w:rFonts w:ascii="Arial" w:cs="Arial" w:eastAsia="Arial" w:hAnsi="Arial"/>
@@ -6771,7 +6771,7 @@
             <w:pPr>
               <w:spacing w:after="20" w:before="0"/>
             </w:pPr>
-            <w:hyperlink w:history="1" r:id="rId5ume_-bnubuwcl1exlh0v">
+            <w:hyperlink w:history="1" r:id="rIdkw9nih3hcrkopkvfse79k">
               <w:r>
                 <w:rPr>
                   <w:rFonts w:ascii="Arial" w:cs="Arial" w:eastAsia="Arial" w:hAnsi="Arial"/>
@@ -6804,7 +6804,7 @@
               <w:spacing w:after="10" w:before="0"/>
               <w:ind w:left="120"/>
             </w:pPr>
-            <w:hyperlink w:history="1" r:id="rIdys7foeblqdgkolqwp7-jk">
+            <w:hyperlink w:history="1" r:id="rIddoayma_dtmgqn4s0w5yw3">
               <w:r>
                 <w:rPr>
                   <w:rFonts w:ascii="Arial" w:cs="Arial" w:eastAsia="Arial" w:hAnsi="Arial"/>
@@ -6849,7 +6849,7 @@
             <w:pPr>
               <w:spacing w:after="20" w:before="0"/>
             </w:pPr>
-            <w:hyperlink w:history="1" r:id="rIdenep-9u5_phbxeljlt0cl">
+            <w:hyperlink w:history="1" r:id="rIdrl4-oznjmbaz_koiiy7qd">
               <w:r>
                 <w:rPr>
                   <w:rFonts w:ascii="Arial" w:cs="Arial" w:eastAsia="Arial" w:hAnsi="Arial"/>
@@ -6882,7 +6882,7 @@
               <w:spacing w:after="10" w:before="0"/>
               <w:ind w:left="120"/>
             </w:pPr>
-            <w:hyperlink w:history="1" r:id="rIdhdruqkdjkxrewfcbapfzv">
+            <w:hyperlink w:history="1" r:id="rId1h9n7ekfawxh4fll-qvxp">
               <w:r>
                 <w:rPr>
                   <w:rFonts w:ascii="Arial" w:cs="Arial" w:eastAsia="Arial" w:hAnsi="Arial"/>
@@ -7077,7 +7077,7 @@
             <w:pPr>
               <w:spacing w:after="20" w:before="0"/>
             </w:pPr>
-            <w:hyperlink w:history="1" r:id="rIdc2-vwoddzgutd1yzkpinh">
+            <w:hyperlink w:history="1" r:id="rIdh-1kltsxxga-asi0eeegc">
               <w:r>
                 <w:rPr>
                   <w:rFonts w:ascii="Arial" w:cs="Arial" w:eastAsia="Arial" w:hAnsi="Arial"/>
@@ -7110,7 +7110,7 @@
               <w:spacing w:after="10" w:before="0"/>
               <w:ind w:left="120"/>
             </w:pPr>
-            <w:hyperlink w:history="1" r:id="rId9r0-kazy7gnpkdavncv82">
+            <w:hyperlink w:history="1" r:id="rIdiznmi0bc9o7hudgystkh8">
               <w:r>
                 <w:rPr>
                   <w:rFonts w:ascii="Arial" w:cs="Arial" w:eastAsia="Arial" w:hAnsi="Arial"/>
@@ -7155,7 +7155,7 @@
             <w:pPr>
               <w:spacing w:after="20" w:before="0"/>
             </w:pPr>
-            <w:hyperlink w:history="1" r:id="rIdbi29fad4yz6xqwagxokci">
+            <w:hyperlink w:history="1" r:id="rIdt1dorfpwnlpzp127erd4l">
               <w:r>
                 <w:rPr>
                   <w:rFonts w:ascii="Arial" w:cs="Arial" w:eastAsia="Arial" w:hAnsi="Arial"/>
@@ -7188,7 +7188,7 @@
               <w:spacing w:after="10" w:before="0"/>
               <w:ind w:left="120"/>
             </w:pPr>
-            <w:hyperlink w:history="1" r:id="rIdkxx0akfslpv9jssbec05d">
+            <w:hyperlink w:history="1" r:id="rIdmi_gqyi4bgyowfrgecx9f">
               <w:r>
                 <w:rPr>
                   <w:rFonts w:ascii="Arial" w:cs="Arial" w:eastAsia="Arial" w:hAnsi="Arial"/>
@@ -7383,7 +7383,7 @@
             <w:pPr>
               <w:spacing w:after="20" w:before="0"/>
             </w:pPr>
-            <w:hyperlink w:history="1" r:id="rId9jixeyxydsaiuvm4lsytv">
+            <w:hyperlink w:history="1" r:id="rIdhx470drzs-1v8rordvmq4">
               <w:r>
                 <w:rPr>
                   <w:rFonts w:ascii="Arial" w:cs="Arial" w:eastAsia="Arial" w:hAnsi="Arial"/>
@@ -7416,7 +7416,7 @@
               <w:spacing w:after="10" w:before="0"/>
               <w:ind w:left="120"/>
             </w:pPr>
-            <w:hyperlink w:history="1" r:id="rIdk4non6xocxfwnnmo_e6ma">
+            <w:hyperlink w:history="1" r:id="rIdp9pyhro9ugbqnqiyqoniq">
               <w:r>
                 <w:rPr>
                   <w:rFonts w:ascii="Arial" w:cs="Arial" w:eastAsia="Arial" w:hAnsi="Arial"/>
@@ -7461,7 +7461,7 @@
             <w:pPr>
               <w:spacing w:after="20" w:before="0"/>
             </w:pPr>
-            <w:hyperlink w:history="1" r:id="rId_lhuttt4fwk4ni4sevspn">
+            <w:hyperlink w:history="1" r:id="rIdv5oa7cqzlxhrrardp6okj">
               <w:r>
                 <w:rPr>
                   <w:rFonts w:ascii="Arial" w:cs="Arial" w:eastAsia="Arial" w:hAnsi="Arial"/>
@@ -7494,7 +7494,7 @@
               <w:spacing w:after="10" w:before="0"/>
               <w:ind w:left="120"/>
             </w:pPr>
-            <w:hyperlink w:history="1" r:id="rIdzyltuukdfhlcmmgz5l18x">
+            <w:hyperlink w:history="1" r:id="rIds3e_-xb40g1fghpnc0jal">
               <w:r>
                 <w:rPr>
                   <w:rFonts w:ascii="Arial" w:cs="Arial" w:eastAsia="Arial" w:hAnsi="Arial"/>
@@ -7689,7 +7689,7 @@
             <w:pPr>
               <w:spacing w:after="20" w:before="0"/>
             </w:pPr>
-            <w:hyperlink w:history="1" r:id="rIdqd5zo9cw80vn6xpcre70y">
+            <w:hyperlink w:history="1" r:id="rIdddqhg-nk4hfublxgf57ga">
               <w:r>
                 <w:rPr>
                   <w:rFonts w:ascii="Arial" w:cs="Arial" w:eastAsia="Arial" w:hAnsi="Arial"/>
@@ -7722,7 +7722,7 @@
               <w:spacing w:after="10" w:before="0"/>
               <w:ind w:left="120"/>
             </w:pPr>
-            <w:hyperlink w:history="1" r:id="rIdk7hiujfpplrjrejw47fnz">
+            <w:hyperlink w:history="1" r:id="rIduyyakklulydnghmpndib4">
               <w:r>
                 <w:rPr>
                   <w:rFonts w:ascii="Arial" w:cs="Arial" w:eastAsia="Arial" w:hAnsi="Arial"/>
@@ -7767,7 +7767,7 @@
             <w:pPr>
               <w:spacing w:after="20" w:before="0"/>
             </w:pPr>
-            <w:hyperlink w:history="1" r:id="rIdiylib3fxlyivlumsbrdfy">
+            <w:hyperlink w:history="1" r:id="rId67ux0x_jcg69akny0cvke">
               <w:r>
                 <w:rPr>
                   <w:rFonts w:ascii="Arial" w:cs="Arial" w:eastAsia="Arial" w:hAnsi="Arial"/>
@@ -7800,7 +7800,7 @@
               <w:spacing w:after="10" w:before="0"/>
               <w:ind w:left="120"/>
             </w:pPr>
-            <w:hyperlink w:history="1" r:id="rIdswtxssfdqt1bptkpj3k6n">
+            <w:hyperlink w:history="1" r:id="rIdosfc1am3lir4rgjonuhjr">
               <w:r>
                 <w:rPr>
                   <w:rFonts w:ascii="Arial" w:cs="Arial" w:eastAsia="Arial" w:hAnsi="Arial"/>
@@ -8312,7 +8312,7 @@
         </w:rPr>
         <w:t xml:space="preserve">© 2026 SeaVuria and ARES. Aligned with KICD objectives. Developed by SeaVuria; technical implementation by ARES (with AI assistance from Claude). Licensed under </w:t>
       </w:r>
-      <w:hyperlink w:history="1" r:id="rIdw86lauhw2rcmnixwxvzwn">
+      <w:hyperlink w:history="1" r:id="rId0ubtqvvftx9hsgwyggb4r">
         <w:r>
           <w:rPr>
             <w:rFonts w:ascii="Arial" w:cs="Arial" w:eastAsia="Arial" w:hAnsi="Arial"/>
@@ -8333,7 +8333,7 @@
         </w:rPr>
         <w:t xml:space="preserve"> (</w:t>
       </w:r>
-      <w:hyperlink w:history="1" r:id="rIdzmx78bgzokbrigpxbjncb">
+      <w:hyperlink w:history="1" r:id="rIdjq4trtqynkf5jgrd5qv9b">
         <w:r>
           <w:rPr>
             <w:rFonts w:ascii="Arial" w:cs="Arial" w:eastAsia="Arial" w:hAnsi="Arial"/>
@@ -9562,7 +9562,7 @@
               <w:spacing w:after="10" w:before="0"/>
               <w:ind w:left="120"/>
             </w:pPr>
-            <w:hyperlink w:history="1" r:id="rIdnacydox35mejbbak27xfq">
+            <w:hyperlink w:history="1" r:id="rIdpqteiouzfppgev51wxmsg">
               <w:r>
                 <w:rPr>
                   <w:rFonts w:ascii="Arial" w:cs="Arial" w:eastAsia="Arial" w:hAnsi="Arial"/>
@@ -9622,7 +9622,7 @@
             <w:pPr>
               <w:spacing w:after="20" w:before="0"/>
             </w:pPr>
-            <w:hyperlink w:history="1" r:id="rIdrc6y4kgwhv370beyqf_5c">
+            <w:hyperlink w:history="1" r:id="rIdbmrud940rloo9oeczypwc">
               <w:r>
                 <w:rPr>
                   <w:rFonts w:ascii="Arial" w:cs="Arial" w:eastAsia="Arial" w:hAnsi="Arial"/>
@@ -9655,7 +9655,7 @@
               <w:spacing w:after="10" w:before="0"/>
               <w:ind w:left="120"/>
             </w:pPr>
-            <w:hyperlink w:history="1" r:id="rId2ifu7gzqwt7tuwmdplerg">
+            <w:hyperlink w:history="1" r:id="rIdxdibokubwon4ssoxanubs">
               <w:r>
                 <w:rPr>
                   <w:rFonts w:ascii="Arial" w:cs="Arial" w:eastAsia="Arial" w:hAnsi="Arial"/>
@@ -9867,7 +9867,7 @@
               <w:spacing w:after="10" w:before="0"/>
               <w:ind w:left="120"/>
             </w:pPr>
-            <w:hyperlink w:history="1" r:id="rIddtfjzm3fcn86dzzhj3iu5">
+            <w:hyperlink w:history="1" r:id="rId6ba2ehdyvcccjjqdeuond">
               <w:r>
                 <w:rPr>
                   <w:rFonts w:ascii="Arial" w:cs="Arial" w:eastAsia="Arial" w:hAnsi="Arial"/>
@@ -9927,7 +9927,7 @@
             <w:pPr>
               <w:spacing w:after="20" w:before="0"/>
             </w:pPr>
-            <w:hyperlink w:history="1" r:id="rIdu6uvddqbhfzuw7k7cjdwv">
+            <w:hyperlink w:history="1" r:id="rIdfbsjrl_-x8hjcab5al0la">
               <w:r>
                 <w:rPr>
                   <w:rFonts w:ascii="Arial" w:cs="Arial" w:eastAsia="Arial" w:hAnsi="Arial"/>
@@ -9960,7 +9960,7 @@
               <w:spacing w:after="10" w:before="0"/>
               <w:ind w:left="120"/>
             </w:pPr>
-            <w:hyperlink w:history="1" r:id="rIdhegv5edunbnm1swefxovf">
+            <w:hyperlink w:history="1" r:id="rId44vtue9d07wsadbjtznym">
               <w:r>
                 <w:rPr>
                   <w:rFonts w:ascii="Arial" w:cs="Arial" w:eastAsia="Arial" w:hAnsi="Arial"/>
@@ -10172,7 +10172,7 @@
               <w:spacing w:after="10" w:before="0"/>
               <w:ind w:left="120"/>
             </w:pPr>
-            <w:hyperlink w:history="1" r:id="rIds7cltmigry0huoznvoeia">
+            <w:hyperlink w:history="1" r:id="rId9_mexhtpy41t12gs2kcaj">
               <w:r>
                 <w:rPr>
                   <w:rFonts w:ascii="Arial" w:cs="Arial" w:eastAsia="Arial" w:hAnsi="Arial"/>
@@ -10232,7 +10232,7 @@
             <w:pPr>
               <w:spacing w:after="20" w:before="0"/>
             </w:pPr>
-            <w:hyperlink w:history="1" r:id="rIdqec1wdyb7nksspwk3kqt7">
+            <w:hyperlink w:history="1" r:id="rId3hfsjx4m68kupzqouptie">
               <w:r>
                 <w:rPr>
                   <w:rFonts w:ascii="Arial" w:cs="Arial" w:eastAsia="Arial" w:hAnsi="Arial"/>
@@ -10265,7 +10265,7 @@
               <w:spacing w:after="10" w:before="0"/>
               <w:ind w:left="120"/>
             </w:pPr>
-            <w:hyperlink w:history="1" r:id="rIdsxbwcmrnb14bha9sldnc0">
+            <w:hyperlink w:history="1" r:id="rIdyn46v3ul0ur_lnr_7fidi">
               <w:r>
                 <w:rPr>
                   <w:rFonts w:ascii="Arial" w:cs="Arial" w:eastAsia="Arial" w:hAnsi="Arial"/>
@@ -10477,7 +10477,7 @@
               <w:spacing w:after="10" w:before="0"/>
               <w:ind w:left="120"/>
             </w:pPr>
-            <w:hyperlink w:history="1" r:id="rIdbziy3pk0fugw1fvfdwh5e">
+            <w:hyperlink w:history="1" r:id="rIdjfbkk2qidio1qen4hpyvz">
               <w:r>
                 <w:rPr>
                   <w:rFonts w:ascii="Arial" w:cs="Arial" w:eastAsia="Arial" w:hAnsi="Arial"/>
@@ -10537,7 +10537,7 @@
             <w:pPr>
               <w:spacing w:after="20" w:before="0"/>
             </w:pPr>
-            <w:hyperlink w:history="1" r:id="rIdiisun_t55yrxmlse6ovbn">
+            <w:hyperlink w:history="1" r:id="rIdgcogi4o1yxk2jfauntf9a">
               <w:r>
                 <w:rPr>
                   <w:rFonts w:ascii="Arial" w:cs="Arial" w:eastAsia="Arial" w:hAnsi="Arial"/>
@@ -10570,7 +10570,7 @@
               <w:spacing w:after="10" w:before="0"/>
               <w:ind w:left="120"/>
             </w:pPr>
-            <w:hyperlink w:history="1" r:id="rIdv8dgqueis6i39glrvzanh">
+            <w:hyperlink w:history="1" r:id="rIda9mg3zehkcybdkhlhtfkr">
               <w:r>
                 <w:rPr>
                   <w:rFonts w:ascii="Arial" w:cs="Arial" w:eastAsia="Arial" w:hAnsi="Arial"/>
@@ -10782,7 +10782,7 @@
               <w:spacing w:after="10" w:before="0"/>
               <w:ind w:left="120"/>
             </w:pPr>
-            <w:hyperlink w:history="1" r:id="rIdwk-quwvjx6cs_sh8vvdsi">
+            <w:hyperlink w:history="1" r:id="rIduzc6x113k32tnsgxz4fk6">
               <w:r>
                 <w:rPr>
                   <w:rFonts w:ascii="Arial" w:cs="Arial" w:eastAsia="Arial" w:hAnsi="Arial"/>
@@ -10842,7 +10842,7 @@
             <w:pPr>
               <w:spacing w:after="20" w:before="0"/>
             </w:pPr>
-            <w:hyperlink w:history="1" r:id="rIdgkikuvikia3bbuxxat-mt">
+            <w:hyperlink w:history="1" r:id="rIdisjuo6u82vurtuslnwykk">
               <w:r>
                 <w:rPr>
                   <w:rFonts w:ascii="Arial" w:cs="Arial" w:eastAsia="Arial" w:hAnsi="Arial"/>
@@ -10875,7 +10875,7 @@
               <w:spacing w:after="10" w:before="0"/>
               <w:ind w:left="120"/>
             </w:pPr>
-            <w:hyperlink w:history="1" r:id="rIdcsor1r8g4uipfwg7zusuh">
+            <w:hyperlink w:history="1" r:id="rIdngz_a5wvfw1oxznyrw3di">
               <w:r>
                 <w:rPr>
                   <w:rFonts w:ascii="Arial" w:cs="Arial" w:eastAsia="Arial" w:hAnsi="Arial"/>
@@ -11463,7 +11463,7 @@
         </w:rPr>
         <w:t xml:space="preserve">© 2026 SeaVuria and ARES. Aligned with KICD objectives. Developed by SeaVuria; technical implementation by ARES (with AI assistance from Claude). Licensed under </w:t>
       </w:r>
-      <w:hyperlink w:history="1" r:id="rIdw5bvk0cugkk2uyq9i8q5r">
+      <w:hyperlink w:history="1" r:id="rIdktqknsr93yzrbljszcm2g">
         <w:r>
           <w:rPr>
             <w:rFonts w:ascii="Arial" w:cs="Arial" w:eastAsia="Arial" w:hAnsi="Arial"/>
@@ -11484,7 +11484,7 @@
         </w:rPr>
         <w:t xml:space="preserve"> (</w:t>
       </w:r>
-      <w:hyperlink w:history="1" r:id="rIdzntrpr7q6ixiomwtv92ee">
+      <w:hyperlink w:history="1" r:id="rIdcz4oklzj-6o485bxl1-1v">
         <w:r>
           <w:rPr>
             <w:rFonts w:ascii="Arial" w:cs="Arial" w:eastAsia="Arial" w:hAnsi="Arial"/>
@@ -12676,7 +12676,7 @@
             <w:pPr>
               <w:spacing w:after="20" w:before="0"/>
             </w:pPr>
-            <w:hyperlink w:history="1" r:id="rIdw0zpv7za9yojvrwetfkqt">
+            <w:hyperlink w:history="1" r:id="rIdtxgojm5fqxv3d35-rwebr">
               <w:r>
                 <w:rPr>
                   <w:rFonts w:ascii="Arial" w:cs="Arial" w:eastAsia="Arial" w:hAnsi="Arial"/>
@@ -12709,7 +12709,7 @@
               <w:spacing w:after="10" w:before="0"/>
               <w:ind w:left="120"/>
             </w:pPr>
-            <w:hyperlink w:history="1" r:id="rIdtckemprydch3zlmlkgitx">
+            <w:hyperlink w:history="1" r:id="rIdkxd7esvqyboh-j8kbop4v">
               <w:r>
                 <w:rPr>
                   <w:rFonts w:ascii="Arial" w:cs="Arial" w:eastAsia="Arial" w:hAnsi="Arial"/>
@@ -12754,7 +12754,7 @@
             <w:pPr>
               <w:spacing w:after="20" w:before="0"/>
             </w:pPr>
-            <w:hyperlink w:history="1" r:id="rId0fffhyo8brdfw9f3joett">
+            <w:hyperlink w:history="1" r:id="rId7hsp55w2ffcmlf7hnxyqi">
               <w:r>
                 <w:rPr>
                   <w:rFonts w:ascii="Arial" w:cs="Arial" w:eastAsia="Arial" w:hAnsi="Arial"/>
@@ -12787,7 +12787,7 @@
               <w:spacing w:after="10" w:before="0"/>
               <w:ind w:left="120"/>
             </w:pPr>
-            <w:hyperlink w:history="1" r:id="rIddtw_pvvmfmojpatqks4qx">
+            <w:hyperlink w:history="1" r:id="rIdyyvd1let6h79ujcceu7u3">
               <w:r>
                 <w:rPr>
                   <w:rFonts w:ascii="Arial" w:cs="Arial" w:eastAsia="Arial" w:hAnsi="Arial"/>
@@ -12982,7 +12982,7 @@
             <w:pPr>
               <w:spacing w:after="20" w:before="0"/>
             </w:pPr>
-            <w:hyperlink w:history="1" r:id="rIdggzkxzbmvzcx0o3cpjo_j">
+            <w:hyperlink w:history="1" r:id="rId4ixuatoko9u8kgc3v2joz">
               <w:r>
                 <w:rPr>
                   <w:rFonts w:ascii="Arial" w:cs="Arial" w:eastAsia="Arial" w:hAnsi="Arial"/>
@@ -13015,7 +13015,7 @@
               <w:spacing w:after="10" w:before="0"/>
               <w:ind w:left="120"/>
             </w:pPr>
-            <w:hyperlink w:history="1" r:id="rIdtz_rfbqmq6wxws87ccnjs">
+            <w:hyperlink w:history="1" r:id="rIdfdodm2pxs_ukc2jpsbbgu">
               <w:r>
                 <w:rPr>
                   <w:rFonts w:ascii="Arial" w:cs="Arial" w:eastAsia="Arial" w:hAnsi="Arial"/>
@@ -13060,7 +13060,7 @@
             <w:pPr>
               <w:spacing w:after="20" w:before="0"/>
             </w:pPr>
-            <w:hyperlink w:history="1" r:id="rIdz5fkt5askbnirec2wfui0">
+            <w:hyperlink w:history="1" r:id="rIdt3m85ceqfuhs59j87b4z2">
               <w:r>
                 <w:rPr>
                   <w:rFonts w:ascii="Arial" w:cs="Arial" w:eastAsia="Arial" w:hAnsi="Arial"/>
@@ -13093,7 +13093,7 @@
               <w:spacing w:after="10" w:before="0"/>
               <w:ind w:left="120"/>
             </w:pPr>
-            <w:hyperlink w:history="1" r:id="rId2uxz8soz-yy-ghytbro8z">
+            <w:hyperlink w:history="1" r:id="rIdvoy2dj6kwnaaxnsopfvvz">
               <w:r>
                 <w:rPr>
                   <w:rFonts w:ascii="Arial" w:cs="Arial" w:eastAsia="Arial" w:hAnsi="Arial"/>
@@ -13288,7 +13288,7 @@
             <w:pPr>
               <w:spacing w:after="20" w:before="0"/>
             </w:pPr>
-            <w:hyperlink w:history="1" r:id="rIdey5fjluqtauibnnw9chnj">
+            <w:hyperlink w:history="1" r:id="rIdpkgoux4qpjagj1u1bkhdt">
               <w:r>
                 <w:rPr>
                   <w:rFonts w:ascii="Arial" w:cs="Arial" w:eastAsia="Arial" w:hAnsi="Arial"/>
@@ -13321,7 +13321,7 @@
               <w:spacing w:after="10" w:before="0"/>
               <w:ind w:left="120"/>
             </w:pPr>
-            <w:hyperlink w:history="1" r:id="rIdlipb2murfrbkxuodt8ylm">
+            <w:hyperlink w:history="1" r:id="rId6wzubvklzo-oqj8rvrrmt">
               <w:r>
                 <w:rPr>
                   <w:rFonts w:ascii="Arial" w:cs="Arial" w:eastAsia="Arial" w:hAnsi="Arial"/>
@@ -13366,7 +13366,7 @@
             <w:pPr>
               <w:spacing w:after="20" w:before="0"/>
             </w:pPr>
-            <w:hyperlink w:history="1" r:id="rIdf17br444e7fsb605oo4c2">
+            <w:hyperlink w:history="1" r:id="rId7sfsx6dyv0pilcfhlh0vr">
               <w:r>
                 <w:rPr>
                   <w:rFonts w:ascii="Arial" w:cs="Arial" w:eastAsia="Arial" w:hAnsi="Arial"/>
@@ -13399,7 +13399,7 @@
               <w:spacing w:after="10" w:before="0"/>
               <w:ind w:left="120"/>
             </w:pPr>
-            <w:hyperlink w:history="1" r:id="rId7bor81ywknh2oc9yngnvh">
+            <w:hyperlink w:history="1" r:id="rId87hmltpqs9j-6p55eiteg">
               <w:r>
                 <w:rPr>
                   <w:rFonts w:ascii="Arial" w:cs="Arial" w:eastAsia="Arial" w:hAnsi="Arial"/>
@@ -13594,7 +13594,7 @@
             <w:pPr>
               <w:spacing w:after="20" w:before="0"/>
             </w:pPr>
-            <w:hyperlink w:history="1" r:id="rIdr5ycjrwmkg4rdl1wq47vi">
+            <w:hyperlink w:history="1" r:id="rIdyxhhfccv3lw6covfrosmx">
               <w:r>
                 <w:rPr>
                   <w:rFonts w:ascii="Arial" w:cs="Arial" w:eastAsia="Arial" w:hAnsi="Arial"/>
@@ -13627,7 +13627,7 @@
               <w:spacing w:after="10" w:before="0"/>
               <w:ind w:left="120"/>
             </w:pPr>
-            <w:hyperlink w:history="1" r:id="rIdzahjgb_uwsiodp8mdoo3z">
+            <w:hyperlink w:history="1" r:id="rIdfiv5xdj13gf0-prdmt9ic">
               <w:r>
                 <w:rPr>
                   <w:rFonts w:ascii="Arial" w:cs="Arial" w:eastAsia="Arial" w:hAnsi="Arial"/>
@@ -13672,7 +13672,7 @@
             <w:pPr>
               <w:spacing w:after="20" w:before="0"/>
             </w:pPr>
-            <w:hyperlink w:history="1" r:id="rId_xngsn_pzvpqjk0gmly3q">
+            <w:hyperlink w:history="1" r:id="rId3n2zjl89hqkxykjyeclck">
               <w:r>
                 <w:rPr>
                   <w:rFonts w:ascii="Arial" w:cs="Arial" w:eastAsia="Arial" w:hAnsi="Arial"/>
@@ -13705,7 +13705,7 @@
               <w:spacing w:after="10" w:before="0"/>
               <w:ind w:left="120"/>
             </w:pPr>
-            <w:hyperlink w:history="1" r:id="rIdizsie50as4uviknafit0t">
+            <w:hyperlink w:history="1" r:id="rIdugueycnkyqozgcukg1zrr">
               <w:r>
                 <w:rPr>
                   <w:rFonts w:ascii="Arial" w:cs="Arial" w:eastAsia="Arial" w:hAnsi="Arial"/>
@@ -13900,7 +13900,7 @@
             <w:pPr>
               <w:spacing w:after="20" w:before="0"/>
             </w:pPr>
-            <w:hyperlink w:history="1" r:id="rIdgkjleb4nymqpb_ftfduhw">
+            <w:hyperlink w:history="1" r:id="rIdzq1ykocctktqhzc0za01w">
               <w:r>
                 <w:rPr>
                   <w:rFonts w:ascii="Arial" w:cs="Arial" w:eastAsia="Arial" w:hAnsi="Arial"/>
@@ -13933,7 +13933,7 @@
               <w:spacing w:after="10" w:before="0"/>
               <w:ind w:left="120"/>
             </w:pPr>
-            <w:hyperlink w:history="1" r:id="rIdkkxgqlquisfnobvhwoux2">
+            <w:hyperlink w:history="1" r:id="rIdhkjxnc_wjysnllmvyln4j">
               <w:r>
                 <w:rPr>
                   <w:rFonts w:ascii="Arial" w:cs="Arial" w:eastAsia="Arial" w:hAnsi="Arial"/>
@@ -13978,7 +13978,7 @@
             <w:pPr>
               <w:spacing w:after="20" w:before="0"/>
             </w:pPr>
-            <w:hyperlink w:history="1" r:id="rIdbcl0nteew3asvdtspbgdg">
+            <w:hyperlink w:history="1" r:id="rIdr8df3zl2tzloqmxwweetf">
               <w:r>
                 <w:rPr>
                   <w:rFonts w:ascii="Arial" w:cs="Arial" w:eastAsia="Arial" w:hAnsi="Arial"/>
@@ -14011,7 +14011,7 @@
               <w:spacing w:after="10" w:before="0"/>
               <w:ind w:left="120"/>
             </w:pPr>
-            <w:hyperlink w:history="1" r:id="rIdumkbdgpbzvyyjsvh5nx1j">
+            <w:hyperlink w:history="1" r:id="rIdxfyighpnq5amrh4ffs33z">
               <w:r>
                 <w:rPr>
                   <w:rFonts w:ascii="Arial" w:cs="Arial" w:eastAsia="Arial" w:hAnsi="Arial"/>
@@ -14599,7 +14599,7 @@
         </w:rPr>
         <w:t xml:space="preserve">© 2026 SeaVuria and ARES. Aligned with KICD objectives. Developed by SeaVuria; technical implementation by ARES (with AI assistance from Claude). Licensed under </w:t>
       </w:r>
-      <w:hyperlink w:history="1" r:id="rIdxwfcx6zbf8lje8bwqv5ja">
+      <w:hyperlink w:history="1" r:id="rId0vogxeg2bfud8ha8m4txi">
         <w:r>
           <w:rPr>
             <w:rFonts w:ascii="Arial" w:cs="Arial" w:eastAsia="Arial" w:hAnsi="Arial"/>
@@ -14620,7 +14620,7 @@
         </w:rPr>
         <w:t xml:space="preserve"> (</w:t>
       </w:r>
-      <w:hyperlink w:history="1" r:id="rIdr_qvkmg08ttsmwy0aunl9">
+      <w:hyperlink w:history="1" r:id="rId-izy3eippoamre8w6hqyu">
         <w:r>
           <w:rPr>
             <w:rFonts w:ascii="Arial" w:cs="Arial" w:eastAsia="Arial" w:hAnsi="Arial"/>
@@ -15832,7 +15832,7 @@
             <w:pPr>
               <w:spacing w:after="20" w:before="0"/>
             </w:pPr>
-            <w:hyperlink w:history="1" r:id="rId3uyyawxyawk2awy84wz46">
+            <w:hyperlink w:history="1" r:id="rIdrsynxxsqcarzgccepqgk3">
               <w:r>
                 <w:rPr>
                   <w:rFonts w:ascii="Arial" w:cs="Arial" w:eastAsia="Arial" w:hAnsi="Arial"/>
@@ -15865,7 +15865,7 @@
               <w:spacing w:after="10" w:before="0"/>
               <w:ind w:left="120"/>
             </w:pPr>
-            <w:hyperlink w:history="1" r:id="rIdyu5ulybukdzr0yibe7395">
+            <w:hyperlink w:history="1" r:id="rIdasopwpjedxns-g886kedo">
               <w:r>
                 <w:rPr>
                   <w:rFonts w:ascii="Arial" w:cs="Arial" w:eastAsia="Arial" w:hAnsi="Arial"/>
@@ -15927,7 +15927,7 @@
               <w:spacing w:after="10" w:before="0"/>
               <w:ind w:left="120"/>
             </w:pPr>
-            <w:hyperlink w:history="1" r:id="rIdpivaoxihodhjaw4j82n5n">
+            <w:hyperlink w:history="1" r:id="rIdsx8htlrjvgf2bd3wjq4aj">
               <w:r>
                 <w:rPr>
                   <w:rFonts w:ascii="Arial" w:cs="Arial" w:eastAsia="Arial" w:hAnsi="Arial"/>
@@ -16137,7 +16137,7 @@
             <w:pPr>
               <w:spacing w:after="20" w:before="0"/>
             </w:pPr>
-            <w:hyperlink w:history="1" r:id="rId4pchgaghbgfs93f8lb0im">
+            <w:hyperlink w:history="1" r:id="rIdgx-p_2avrwbeikby6bcex">
               <w:r>
                 <w:rPr>
                   <w:rFonts w:ascii="Arial" w:cs="Arial" w:eastAsia="Arial" w:hAnsi="Arial"/>
@@ -16170,7 +16170,7 @@
               <w:spacing w:after="10" w:before="0"/>
               <w:ind w:left="120"/>
             </w:pPr>
-            <w:hyperlink w:history="1" r:id="rId_3jac3ed_d7kjpwq9ayme">
+            <w:hyperlink w:history="1" r:id="rIdypz9cr2ctcakhp9xbburp">
               <w:r>
                 <w:rPr>
                   <w:rFonts w:ascii="Arial" w:cs="Arial" w:eastAsia="Arial" w:hAnsi="Arial"/>
@@ -16232,7 +16232,7 @@
               <w:spacing w:after="10" w:before="0"/>
               <w:ind w:left="120"/>
             </w:pPr>
-            <w:hyperlink w:history="1" r:id="rIdamz5h0sfyhfcogc-3wvsl">
+            <w:hyperlink w:history="1" r:id="rIdsidc8mzcvyr_thnsj4jfc">
               <w:r>
                 <w:rPr>
                   <w:rFonts w:ascii="Arial" w:cs="Arial" w:eastAsia="Arial" w:hAnsi="Arial"/>
@@ -16442,7 +16442,7 @@
             <w:pPr>
               <w:spacing w:after="20" w:before="0"/>
             </w:pPr>
-            <w:hyperlink w:history="1" r:id="rId34soo_r9uin1nsvlu-gm6">
+            <w:hyperlink w:history="1" r:id="rIdqxiyqclozm7pj08jydobi">
               <w:r>
                 <w:rPr>
                   <w:rFonts w:ascii="Arial" w:cs="Arial" w:eastAsia="Arial" w:hAnsi="Arial"/>
@@ -16475,7 +16475,7 @@
               <w:spacing w:after="10" w:before="0"/>
               <w:ind w:left="120"/>
             </w:pPr>
-            <w:hyperlink w:history="1" r:id="rIdjkthskgavgvrlshwftpxz">
+            <w:hyperlink w:history="1" r:id="rIdp5c7oa8la2j96usk4g7pj">
               <w:r>
                 <w:rPr>
                   <w:rFonts w:ascii="Arial" w:cs="Arial" w:eastAsia="Arial" w:hAnsi="Arial"/>
@@ -16537,7 +16537,7 @@
               <w:spacing w:after="10" w:before="0"/>
               <w:ind w:left="120"/>
             </w:pPr>
-            <w:hyperlink w:history="1" r:id="rIdxrt5rnk-otbz4bcm43vgt">
+            <w:hyperlink w:history="1" r:id="rIdtdi_urpzyvi9wjo-fl86i">
               <w:r>
                 <w:rPr>
                   <w:rFonts w:ascii="Arial" w:cs="Arial" w:eastAsia="Arial" w:hAnsi="Arial"/>
@@ -16747,7 +16747,7 @@
             <w:pPr>
               <w:spacing w:after="20" w:before="0"/>
             </w:pPr>
-            <w:hyperlink w:history="1" r:id="rId-gfxjfcubqsxln8xvqkn1">
+            <w:hyperlink w:history="1" r:id="rIdxa5wz_acvhgvuu3xrqk_t">
               <w:r>
                 <w:rPr>
                   <w:rFonts w:ascii="Arial" w:cs="Arial" w:eastAsia="Arial" w:hAnsi="Arial"/>
@@ -16780,7 +16780,7 @@
               <w:spacing w:after="10" w:before="0"/>
               <w:ind w:left="120"/>
             </w:pPr>
-            <w:hyperlink w:history="1" r:id="rIdtb1pu9br_vjbeqwpr4eqn">
+            <w:hyperlink w:history="1" r:id="rIdq49axuitp3tw13bbi2kuq">
               <w:r>
                 <w:rPr>
                   <w:rFonts w:ascii="Arial" w:cs="Arial" w:eastAsia="Arial" w:hAnsi="Arial"/>
@@ -16842,7 +16842,7 @@
               <w:spacing w:after="10" w:before="0"/>
               <w:ind w:left="120"/>
             </w:pPr>
-            <w:hyperlink w:history="1" r:id="rIddhu_2mguqtx8_j4r1_rp9">
+            <w:hyperlink w:history="1" r:id="rIdwmfpignqgnzmdfbmj86xs">
               <w:r>
                 <w:rPr>
                   <w:rFonts w:ascii="Arial" w:cs="Arial" w:eastAsia="Arial" w:hAnsi="Arial"/>
@@ -17052,7 +17052,7 @@
             <w:pPr>
               <w:spacing w:after="20" w:before="0"/>
             </w:pPr>
-            <w:hyperlink w:history="1" r:id="rIdp2scyrpoysgx9ykzfqrci">
+            <w:hyperlink w:history="1" r:id="rIdjbxwjuqdvvcey-ba5irgb">
               <w:r>
                 <w:rPr>
                   <w:rFonts w:ascii="Arial" w:cs="Arial" w:eastAsia="Arial" w:hAnsi="Arial"/>
@@ -17085,7 +17085,7 @@
               <w:spacing w:after="10" w:before="0"/>
               <w:ind w:left="120"/>
             </w:pPr>
-            <w:hyperlink w:history="1" r:id="rIdzz3dqzypwomvwmw9adquo">
+            <w:hyperlink w:history="1" r:id="rIdn2lldtxzjbgxasdit8rwz">
               <w:r>
                 <w:rPr>
                   <w:rFonts w:ascii="Arial" w:cs="Arial" w:eastAsia="Arial" w:hAnsi="Arial"/>
@@ -17147,7 +17147,7 @@
               <w:spacing w:after="10" w:before="0"/>
               <w:ind w:left="120"/>
             </w:pPr>
-            <w:hyperlink w:history="1" r:id="rIdpevqakp9rqpolwsln74tl">
+            <w:hyperlink w:history="1" r:id="rIdolisif7zb3ktulb-gygtj">
               <w:r>
                 <w:rPr>
                   <w:rFonts w:ascii="Arial" w:cs="Arial" w:eastAsia="Arial" w:hAnsi="Arial"/>
@@ -17750,7 +17750,7 @@
         </w:rPr>
         <w:t xml:space="preserve">© 2026 SeaVuria and ARES. Aligned with KICD objectives. Developed by SeaVuria; technical implementation by ARES (with AI assistance from Claude). Licensed under </w:t>
       </w:r>
-      <w:hyperlink w:history="1" r:id="rIdio1ajvgq5hj8dr6wxeo6h">
+      <w:hyperlink w:history="1" r:id="rIdlvlbc0lxfoivl4t_pgtng">
         <w:r>
           <w:rPr>
             <w:rFonts w:ascii="Arial" w:cs="Arial" w:eastAsia="Arial" w:hAnsi="Arial"/>
@@ -17771,7 +17771,7 @@
         </w:rPr>
         <w:t xml:space="preserve"> (</w:t>
       </w:r>
-      <w:hyperlink w:history="1" r:id="rIdscigbgeuakfnlfunz0au0">
+      <w:hyperlink w:history="1" r:id="rIdzxt5hr4jtb_qh1hfsjdbb">
         <w:r>
           <w:rPr>
             <w:rFonts w:ascii="Arial" w:cs="Arial" w:eastAsia="Arial" w:hAnsi="Arial"/>
@@ -18960,7 +18960,7 @@
               <w:spacing w:after="10" w:before="0"/>
               <w:ind w:left="120"/>
             </w:pPr>
-            <w:hyperlink w:history="1" r:id="rId0l9j8qf4qveg4u7y98r1u">
+            <w:hyperlink w:history="1" r:id="rId_ru3bdjagdico3fbmurrc">
               <w:r>
                 <w:rPr>
                   <w:rFonts w:ascii="Arial" w:cs="Arial" w:eastAsia="Arial" w:hAnsi="Arial"/>
@@ -19037,7 +19037,7 @@
               <w:spacing w:after="10" w:before="0"/>
               <w:ind w:left="120"/>
             </w:pPr>
-            <w:hyperlink w:history="1" r:id="rIdjglyoctm6xnlvbytnn89y">
+            <w:hyperlink w:history="1" r:id="rIdsdlyz7kfjnvfu9ldswdml">
               <w:r>
                 <w:rPr>
                   <w:rFonts w:ascii="Arial" w:cs="Arial" w:eastAsia="Arial" w:hAnsi="Arial"/>
@@ -19264,7 +19264,7 @@
               <w:spacing w:after="10" w:before="0"/>
               <w:ind w:left="120"/>
             </w:pPr>
-            <w:hyperlink w:history="1" r:id="rIdadubu9csrzq46mpodrbsx">
+            <w:hyperlink w:history="1" r:id="rId21s_yxjwnkddturgawwxn">
               <w:r>
                 <w:rPr>
                   <w:rFonts w:ascii="Arial" w:cs="Arial" w:eastAsia="Arial" w:hAnsi="Arial"/>
@@ -19341,7 +19341,7 @@
               <w:spacing w:after="10" w:before="0"/>
               <w:ind w:left="120"/>
             </w:pPr>
-            <w:hyperlink w:history="1" r:id="rIdc97n-wkqo6jlb4jaupzmp">
+            <w:hyperlink w:history="1" r:id="rIdx64di2g5tp2nzbbuqu06i">
               <w:r>
                 <w:rPr>
                   <w:rFonts w:ascii="Arial" w:cs="Arial" w:eastAsia="Arial" w:hAnsi="Arial"/>
@@ -19568,7 +19568,7 @@
               <w:spacing w:after="10" w:before="0"/>
               <w:ind w:left="120"/>
             </w:pPr>
-            <w:hyperlink w:history="1" r:id="rIdmy5oijbivbmpmci5c_waw">
+            <w:hyperlink w:history="1" r:id="rIdq0gzov_ba7nzcehgmhdj8">
               <w:r>
                 <w:rPr>
                   <w:rFonts w:ascii="Arial" w:cs="Arial" w:eastAsia="Arial" w:hAnsi="Arial"/>
@@ -19645,7 +19645,7 @@
               <w:spacing w:after="10" w:before="0"/>
               <w:ind w:left="120"/>
             </w:pPr>
-            <w:hyperlink w:history="1" r:id="rIdcly2aezr8_gqmiprrflbn">
+            <w:hyperlink w:history="1" r:id="rIdntaa7ke30tniyqbfes7bw">
               <w:r>
                 <w:rPr>
                   <w:rFonts w:ascii="Arial" w:cs="Arial" w:eastAsia="Arial" w:hAnsi="Arial"/>
@@ -19872,7 +19872,7 @@
               <w:spacing w:after="10" w:before="0"/>
               <w:ind w:left="120"/>
             </w:pPr>
-            <w:hyperlink w:history="1" r:id="rIdfur0ppm7qpwj0pr-aotuz">
+            <w:hyperlink w:history="1" r:id="rIdzthwetfzgwjcenf8n1r93">
               <w:r>
                 <w:rPr>
                   <w:rFonts w:ascii="Arial" w:cs="Arial" w:eastAsia="Arial" w:hAnsi="Arial"/>
@@ -19949,7 +19949,7 @@
               <w:spacing w:after="10" w:before="0"/>
               <w:ind w:left="120"/>
             </w:pPr>
-            <w:hyperlink w:history="1" r:id="rId2pkxkjcxbvstyshivlris">
+            <w:hyperlink w:history="1" r:id="rIdpmxo1n7o1s2_l26jfz4y4">
               <w:r>
                 <w:rPr>
                   <w:rFonts w:ascii="Arial" w:cs="Arial" w:eastAsia="Arial" w:hAnsi="Arial"/>
@@ -20176,7 +20176,7 @@
               <w:spacing w:after="10" w:before="0"/>
               <w:ind w:left="120"/>
             </w:pPr>
-            <w:hyperlink w:history="1" r:id="rIdrza9wxg45ht-gqgbvu0bi">
+            <w:hyperlink w:history="1" r:id="rIdhwwysltf1cjqj_b-fap9m">
               <w:r>
                 <w:rPr>
                   <w:rFonts w:ascii="Arial" w:cs="Arial" w:eastAsia="Arial" w:hAnsi="Arial"/>
@@ -20253,7 +20253,7 @@
               <w:spacing w:after="10" w:before="0"/>
               <w:ind w:left="120"/>
             </w:pPr>
-            <w:hyperlink w:history="1" r:id="rIdv9ovjhwozy3wsqkmvozcd">
+            <w:hyperlink w:history="1" r:id="rIdybfavi736vrtcv-pdyxli">
               <w:r>
                 <w:rPr>
                   <w:rFonts w:ascii="Arial" w:cs="Arial" w:eastAsia="Arial" w:hAnsi="Arial"/>
@@ -20856,7 +20856,7 @@
         </w:rPr>
         <w:t xml:space="preserve">© 2026 SeaVuria and ARES. Aligned with KICD objectives. Developed by SeaVuria; technical implementation by ARES (with AI assistance from Claude). Licensed under </w:t>
       </w:r>
-      <w:hyperlink w:history="1" r:id="rIdi6v1d7xwhqresf3lgcw4g">
+      <w:hyperlink w:history="1" r:id="rId2z8thjzu3rshlggtut61k">
         <w:r>
           <w:rPr>
             <w:rFonts w:ascii="Arial" w:cs="Arial" w:eastAsia="Arial" w:hAnsi="Arial"/>
@@ -20877,7 +20877,7 @@
         </w:rPr>
         <w:t xml:space="preserve"> (</w:t>
       </w:r>
-      <w:hyperlink w:history="1" r:id="rIdomqoio0dh9m_v9dvv3qly">
+      <w:hyperlink w:history="1" r:id="rIdmjkdtunvtjyq0-tobbwit">
         <w:r>
           <w:rPr>
             <w:rFonts w:ascii="Arial" w:cs="Arial" w:eastAsia="Arial" w:hAnsi="Arial"/>
@@ -22069,7 +22069,7 @@
             <w:pPr>
               <w:spacing w:after="20" w:before="0"/>
             </w:pPr>
-            <w:hyperlink w:history="1" r:id="rId4buxwbkrqcp8mhfpp_utk">
+            <w:hyperlink w:history="1" r:id="rIdxb8gi0ve71t7zaklsthu_">
               <w:r>
                 <w:rPr>
                   <w:rFonts w:ascii="Arial" w:cs="Arial" w:eastAsia="Arial" w:hAnsi="Arial"/>
@@ -22102,7 +22102,7 @@
               <w:spacing w:after="10" w:before="0"/>
               <w:ind w:left="120"/>
             </w:pPr>
-            <w:hyperlink w:history="1" r:id="rIdbagvst-rzqdy0mugkvl7y">
+            <w:hyperlink w:history="1" r:id="rId30zuhkucdx6lasvubqgkg">
               <w:r>
                 <w:rPr>
                   <w:rFonts w:ascii="Arial" w:cs="Arial" w:eastAsia="Arial" w:hAnsi="Arial"/>
@@ -22147,7 +22147,7 @@
             <w:pPr>
               <w:spacing w:after="20" w:before="0"/>
             </w:pPr>
-            <w:hyperlink w:history="1" r:id="rIdnyg2hmnnz4aykygq2rnjy">
+            <w:hyperlink w:history="1" r:id="rIddzkktgpd93jkxv3ennwzk">
               <w:r>
                 <w:rPr>
                   <w:rFonts w:ascii="Arial" w:cs="Arial" w:eastAsia="Arial" w:hAnsi="Arial"/>
@@ -22180,7 +22180,7 @@
               <w:spacing w:after="10" w:before="0"/>
               <w:ind w:left="120"/>
             </w:pPr>
-            <w:hyperlink w:history="1" r:id="rIdcij6nszrf-ypfmn9spv5m">
+            <w:hyperlink w:history="1" r:id="rId8gkq4uelj6k52g_l2wfcr">
               <w:r>
                 <w:rPr>
                   <w:rFonts w:ascii="Arial" w:cs="Arial" w:eastAsia="Arial" w:hAnsi="Arial"/>
@@ -22375,7 +22375,7 @@
             <w:pPr>
               <w:spacing w:after="20" w:before="0"/>
             </w:pPr>
-            <w:hyperlink w:history="1" r:id="rIdzb3-pwv0vlrgqx7gvt8tq">
+            <w:hyperlink w:history="1" r:id="rIdda2zkej7bh7p7ct1gmstp">
               <w:r>
                 <w:rPr>
                   <w:rFonts w:ascii="Arial" w:cs="Arial" w:eastAsia="Arial" w:hAnsi="Arial"/>
@@ -22408,7 +22408,7 @@
               <w:spacing w:after="10" w:before="0"/>
               <w:ind w:left="120"/>
             </w:pPr>
-            <w:hyperlink w:history="1" r:id="rId49nfv6a4houvns9ndgtre">
+            <w:hyperlink w:history="1" r:id="rId5beminql78lo32pwl3jsb">
               <w:r>
                 <w:rPr>
                   <w:rFonts w:ascii="Arial" w:cs="Arial" w:eastAsia="Arial" w:hAnsi="Arial"/>
@@ -22453,7 +22453,7 @@
             <w:pPr>
               <w:spacing w:after="20" w:before="0"/>
             </w:pPr>
-            <w:hyperlink w:history="1" r:id="rIdgy6eezdb5-xcrdvbznbuc">
+            <w:hyperlink w:history="1" r:id="rId6y0uoyaritumuo7tqxuqr">
               <w:r>
                 <w:rPr>
                   <w:rFonts w:ascii="Arial" w:cs="Arial" w:eastAsia="Arial" w:hAnsi="Arial"/>
@@ -22486,7 +22486,7 @@
               <w:spacing w:after="10" w:before="0"/>
               <w:ind w:left="120"/>
             </w:pPr>
-            <w:hyperlink w:history="1" r:id="rIdhcbzlnybhnayzup9taane">
+            <w:hyperlink w:history="1" r:id="rId4s6o8sjpxt1s1inatvb5e">
               <w:r>
                 <w:rPr>
                   <w:rFonts w:ascii="Arial" w:cs="Arial" w:eastAsia="Arial" w:hAnsi="Arial"/>
@@ -22681,7 +22681,7 @@
             <w:pPr>
               <w:spacing w:after="20" w:before="0"/>
             </w:pPr>
-            <w:hyperlink w:history="1" r:id="rIdvor0tvm6kcsivzfa961og">
+            <w:hyperlink w:history="1" r:id="rId_ubbrsz46xidecqul6die">
               <w:r>
                 <w:rPr>
                   <w:rFonts w:ascii="Arial" w:cs="Arial" w:eastAsia="Arial" w:hAnsi="Arial"/>
@@ -22714,7 +22714,7 @@
               <w:spacing w:after="10" w:before="0"/>
               <w:ind w:left="120"/>
             </w:pPr>
-            <w:hyperlink w:history="1" r:id="rId_ofpgi50kc_2_9c0yvyql">
+            <w:hyperlink w:history="1" r:id="rId5_vol1kcmbr7eopgymo7v">
               <w:r>
                 <w:rPr>
                   <w:rFonts w:ascii="Arial" w:cs="Arial" w:eastAsia="Arial" w:hAnsi="Arial"/>
@@ -22759,7 +22759,7 @@
             <w:pPr>
               <w:spacing w:after="20" w:before="0"/>
             </w:pPr>
-            <w:hyperlink w:history="1" r:id="rIdzm74jrq55okqrm2xloiwl">
+            <w:hyperlink w:history="1" r:id="rIdhwnv7p0hfmqcwi5moxdch">
               <w:r>
                 <w:rPr>
                   <w:rFonts w:ascii="Arial" w:cs="Arial" w:eastAsia="Arial" w:hAnsi="Arial"/>
@@ -22792,7 +22792,7 @@
               <w:spacing w:after="10" w:before="0"/>
               <w:ind w:left="120"/>
             </w:pPr>
-            <w:hyperlink w:history="1" r:id="rIdnehzrpc83joyfxhcdxbrs">
+            <w:hyperlink w:history="1" r:id="rIdqra6ej9g6f900db_xzviy">
               <w:r>
                 <w:rPr>
                   <w:rFonts w:ascii="Arial" w:cs="Arial" w:eastAsia="Arial" w:hAnsi="Arial"/>
@@ -22987,7 +22987,7 @@
             <w:pPr>
               <w:spacing w:after="20" w:before="0"/>
             </w:pPr>
-            <w:hyperlink w:history="1" r:id="rIdg0n_sk9jvpgcj34uucumn">
+            <w:hyperlink w:history="1" r:id="rId7m9m6kjilnyjfqgcq5jmb">
               <w:r>
                 <w:rPr>
                   <w:rFonts w:ascii="Arial" w:cs="Arial" w:eastAsia="Arial" w:hAnsi="Arial"/>
@@ -23020,7 +23020,7 @@
               <w:spacing w:after="10" w:before="0"/>
               <w:ind w:left="120"/>
             </w:pPr>
-            <w:hyperlink w:history="1" r:id="rIdenwjgdfbydp245fywq1nf">
+            <w:hyperlink w:history="1" r:id="rIdcmgdrzemwqptjmjmilzie">
               <w:r>
                 <w:rPr>
                   <w:rFonts w:ascii="Arial" w:cs="Arial" w:eastAsia="Arial" w:hAnsi="Arial"/>
@@ -23065,7 +23065,7 @@
             <w:pPr>
               <w:spacing w:after="20" w:before="0"/>
             </w:pPr>
-            <w:hyperlink w:history="1" r:id="rIdvvhilewq0esajarkhquej">
+            <w:hyperlink w:history="1" r:id="rId4fkiehdnkspo1emq-rerd">
               <w:r>
                 <w:rPr>
                   <w:rFonts w:ascii="Arial" w:cs="Arial" w:eastAsia="Arial" w:hAnsi="Arial"/>
@@ -23098,7 +23098,7 @@
               <w:spacing w:after="10" w:before="0"/>
               <w:ind w:left="120"/>
             </w:pPr>
-            <w:hyperlink w:history="1" r:id="rIdiqyonb-tygghhv-jfgu_x">
+            <w:hyperlink w:history="1" r:id="rIdb6-y4keltbw4cxoqrwiev">
               <w:r>
                 <w:rPr>
                   <w:rFonts w:ascii="Arial" w:cs="Arial" w:eastAsia="Arial" w:hAnsi="Arial"/>
@@ -23293,7 +23293,7 @@
             <w:pPr>
               <w:spacing w:after="20" w:before="0"/>
             </w:pPr>
-            <w:hyperlink w:history="1" r:id="rIdxg9fc45uxtwapth5yvhrr">
+            <w:hyperlink w:history="1" r:id="rIdcsd1wm0djnmtrpi5j5tup">
               <w:r>
                 <w:rPr>
                   <w:rFonts w:ascii="Arial" w:cs="Arial" w:eastAsia="Arial" w:hAnsi="Arial"/>
@@ -23326,7 +23326,7 @@
               <w:spacing w:after="10" w:before="0"/>
               <w:ind w:left="120"/>
             </w:pPr>
-            <w:hyperlink w:history="1" r:id="rIdin6qrryomk-_ppy1ssxok">
+            <w:hyperlink w:history="1" r:id="rIdmfa7d5re-ebsgvqmmrum8">
               <w:r>
                 <w:rPr>
                   <w:rFonts w:ascii="Arial" w:cs="Arial" w:eastAsia="Arial" w:hAnsi="Arial"/>
@@ -23371,7 +23371,7 @@
             <w:pPr>
               <w:spacing w:after="20" w:before="0"/>
             </w:pPr>
-            <w:hyperlink w:history="1" r:id="rIdset8sxggh_thjqiv8en52">
+            <w:hyperlink w:history="1" r:id="rIdmsr4xv2nfvnyn0emwl4zt">
               <w:r>
                 <w:rPr>
                   <w:rFonts w:ascii="Arial" w:cs="Arial" w:eastAsia="Arial" w:hAnsi="Arial"/>
@@ -23404,7 +23404,7 @@
               <w:spacing w:after="10" w:before="0"/>
               <w:ind w:left="120"/>
             </w:pPr>
-            <w:hyperlink w:history="1" r:id="rIdv11yzpnmhgmmq4uec3ajo">
+            <w:hyperlink w:history="1" r:id="rIdd8hzqvzr2p3qgfsgy9lix">
               <w:r>
                 <w:rPr>
                   <w:rFonts w:ascii="Arial" w:cs="Arial" w:eastAsia="Arial" w:hAnsi="Arial"/>
@@ -23916,7 +23916,7 @@
         </w:rPr>
         <w:t xml:space="preserve">© 2026 SeaVuria and ARES. Aligned with KICD objectives. Developed by SeaVuria; technical implementation by ARES (with AI assistance from Claude). Licensed under </w:t>
       </w:r>
-      <w:hyperlink w:history="1" r:id="rIdfimwj1dq8zr2mmyszrafu">
+      <w:hyperlink w:history="1" r:id="rId13acu2fz1ygr2o88y3e-r">
         <w:r>
           <w:rPr>
             <w:rFonts w:ascii="Arial" w:cs="Arial" w:eastAsia="Arial" w:hAnsi="Arial"/>
@@ -23937,7 +23937,7 @@
         </w:rPr>
         <w:t xml:space="preserve"> (</w:t>
       </w:r>
-      <w:hyperlink w:history="1" r:id="rIdrc_zzatb-7ofwyzia-smj">
+      <w:hyperlink w:history="1" r:id="rIdmgegwvhurps9hoyl-jpan">
         <w:r>
           <w:rPr>
             <w:rFonts w:ascii="Arial" w:cs="Arial" w:eastAsia="Arial" w:hAnsi="Arial"/>
@@ -25130,7 +25130,7 @@
               <w:spacing w:after="10" w:before="0"/>
               <w:ind w:left="120"/>
             </w:pPr>
-            <w:hyperlink w:history="1" r:id="rIdijuzhwgftehsjhicahz92">
+            <w:hyperlink w:history="1" r:id="rIdhr5o4cae3cwrjvml9vxbr">
               <w:r>
                 <w:rPr>
                   <w:rFonts w:ascii="Arial" w:cs="Arial" w:eastAsia="Arial" w:hAnsi="Arial"/>
@@ -25207,7 +25207,7 @@
               <w:spacing w:after="10" w:before="0"/>
               <w:ind w:left="120"/>
             </w:pPr>
-            <w:hyperlink w:history="1" r:id="rIdkqoynuzxlq4bydtq3yypl">
+            <w:hyperlink w:history="1" r:id="rId-c9lewczcjrvbz5v5xqyk">
               <w:r>
                 <w:rPr>
                   <w:rFonts w:ascii="Arial" w:cs="Arial" w:eastAsia="Arial" w:hAnsi="Arial"/>
@@ -25434,7 +25434,7 @@
               <w:spacing w:after="10" w:before="0"/>
               <w:ind w:left="120"/>
             </w:pPr>
-            <w:hyperlink w:history="1" r:id="rIdhegiupgv8q28mdym2oygj">
+            <w:hyperlink w:history="1" r:id="rIdoeugyyizqhdzcgxtjtg93">
               <w:r>
                 <w:rPr>
                   <w:rFonts w:ascii="Arial" w:cs="Arial" w:eastAsia="Arial" w:hAnsi="Arial"/>
@@ -25511,7 +25511,7 @@
               <w:spacing w:after="10" w:before="0"/>
               <w:ind w:left="120"/>
             </w:pPr>
-            <w:hyperlink w:history="1" r:id="rIdkbs8md-hwoyk7vqg6abc2">
+            <w:hyperlink w:history="1" r:id="rIdm3cuh94tlq-d7dfcrogci">
               <w:r>
                 <w:rPr>
                   <w:rFonts w:ascii="Arial" w:cs="Arial" w:eastAsia="Arial" w:hAnsi="Arial"/>
@@ -25738,7 +25738,7 @@
               <w:spacing w:after="10" w:before="0"/>
               <w:ind w:left="120"/>
             </w:pPr>
-            <w:hyperlink w:history="1" r:id="rIdumdecle950o4v1pmbfclx">
+            <w:hyperlink w:history="1" r:id="rIdrzshhmvd_umsfixkfbukh">
               <w:r>
                 <w:rPr>
                   <w:rFonts w:ascii="Arial" w:cs="Arial" w:eastAsia="Arial" w:hAnsi="Arial"/>
@@ -25815,7 +25815,7 @@
               <w:spacing w:after="10" w:before="0"/>
               <w:ind w:left="120"/>
             </w:pPr>
-            <w:hyperlink w:history="1" r:id="rIdts8fss9qdv026vokbgwh3">
+            <w:hyperlink w:history="1" r:id="rIdu3j2lcdji8dlg90oaeurz">
               <w:r>
                 <w:rPr>
                   <w:rFonts w:ascii="Arial" w:cs="Arial" w:eastAsia="Arial" w:hAnsi="Arial"/>
@@ -26042,7 +26042,7 @@
               <w:spacing w:after="10" w:before="0"/>
               <w:ind w:left="120"/>
             </w:pPr>
-            <w:hyperlink w:history="1" r:id="rId0cnhhpbcp9ewwkomvce7r">
+            <w:hyperlink w:history="1" r:id="rIdvg08vriogbq5qutkbdfzn">
               <w:r>
                 <w:rPr>
                   <w:rFonts w:ascii="Arial" w:cs="Arial" w:eastAsia="Arial" w:hAnsi="Arial"/>
@@ -26119,7 +26119,7 @@
               <w:spacing w:after="10" w:before="0"/>
               <w:ind w:left="120"/>
             </w:pPr>
-            <w:hyperlink w:history="1" r:id="rIdjwvo0-pv5h9nuuuz9olyu">
+            <w:hyperlink w:history="1" r:id="rIdctpxqvowedyhkzy6n3p9g">
               <w:r>
                 <w:rPr>
                   <w:rFonts w:ascii="Arial" w:cs="Arial" w:eastAsia="Arial" w:hAnsi="Arial"/>
@@ -26346,7 +26346,7 @@
               <w:spacing w:after="10" w:before="0"/>
               <w:ind w:left="120"/>
             </w:pPr>
-            <w:hyperlink w:history="1" r:id="rIdgepuktompje_4olye7yeu">
+            <w:hyperlink w:history="1" r:id="rIdyjnciesnmgsfiyzay0hg7">
               <w:r>
                 <w:rPr>
                   <w:rFonts w:ascii="Arial" w:cs="Arial" w:eastAsia="Arial" w:hAnsi="Arial"/>
@@ -26423,7 +26423,7 @@
               <w:spacing w:after="10" w:before="0"/>
               <w:ind w:left="120"/>
             </w:pPr>
-            <w:hyperlink w:history="1" r:id="rIdnfwdkf3rdef_ipl8_qxlr">
+            <w:hyperlink w:history="1" r:id="rId9b9o447a-ejy8jqxebwop">
               <w:r>
                 <w:rPr>
                   <w:rFonts w:ascii="Arial" w:cs="Arial" w:eastAsia="Arial" w:hAnsi="Arial"/>
@@ -27026,7 +27026,7 @@
         </w:rPr>
         <w:t xml:space="preserve">© 2026 SeaVuria and ARES. Aligned with KICD objectives. Developed by SeaVuria; technical implementation by ARES (with AI assistance from Claude). Licensed under </w:t>
       </w:r>
-      <w:hyperlink w:history="1" r:id="rIdzjwilhdrffkjoeheio-l7">
+      <w:hyperlink w:history="1" r:id="rIdctlcjzyrquyynztjwmivy">
         <w:r>
           <w:rPr>
             <w:rFonts w:ascii="Arial" w:cs="Arial" w:eastAsia="Arial" w:hAnsi="Arial"/>
@@ -27047,7 +27047,7 @@
         </w:rPr>
         <w:t xml:space="preserve"> (</w:t>
       </w:r>
-      <w:hyperlink w:history="1" r:id="rId-gpxmt7zltez45unqfurc">
+      <w:hyperlink w:history="1" r:id="rIddzpu8t9koupi2dcayi7zr">
         <w:r>
           <w:rPr>
             <w:rFonts w:ascii="Arial" w:cs="Arial" w:eastAsia="Arial" w:hAnsi="Arial"/>

--- a/data/outputs/v2/Essential_Mathematics/SS2.8_Commercial_Arithmetic_1/Essential_Mathematics_Commercial_Arithmetic_1_CBE_LessonSequence.docx
+++ b/data/outputs/v2/Essential_Mathematics/SS2.8_Commercial_Arithmetic_1/Essential_Mathematics_Commercial_Arithmetic_1_CBE_LessonSequence.docx
@@ -2124,7 +2124,7 @@
         </w:rPr>
         <w:t xml:space="preserve">© 2026 SeaVuria and ARES. This work is licensed under a </w:t>
       </w:r>
-      <w:hyperlink w:history="1" r:id="rIdnpsewdustbfa4myecva7i">
+      <w:hyperlink w:history="1" r:id="rIdecbya0m2j-ujepalliphk">
         <w:r>
           <w:rPr>
             <w:rFonts w:ascii="Arial" w:cs="Arial" w:eastAsia="Arial" w:hAnsi="Arial"/>
@@ -2144,7 +2144,7 @@
         </w:rPr>
         <w:t xml:space="preserve"> (</w:t>
       </w:r>
-      <w:hyperlink w:history="1" r:id="rIdmxwh-gylfclbjr2rzpjar">
+      <w:hyperlink w:history="1" r:id="rIdhfiiglbyvl86mahlptjwo">
         <w:r>
           <w:rPr>
             <w:rFonts w:ascii="Arial" w:cs="Arial" w:eastAsia="Arial" w:hAnsi="Arial"/>
@@ -2164,7 +2164,7 @@
         </w:rPr>
         <w:t xml:space="preserve">). To view a copy of this license, visit </w:t>
       </w:r>
-      <w:hyperlink w:history="1" r:id="rIdckd0pyxao00iczku3mgm5">
+      <w:hyperlink w:history="1" r:id="rId-n8t0w64plof2q1vt-4rt">
         <w:r>
           <w:rPr>
             <w:rFonts w:ascii="Arial" w:cs="Arial" w:eastAsia="Arial" w:hAnsi="Arial"/>
@@ -3395,7 +3395,7 @@
             <w:pPr>
               <w:spacing w:after="20" w:before="0"/>
             </w:pPr>
-            <w:hyperlink w:history="1" r:id="rIdbpmgz9kkvn3askkww0h9a">
+            <w:hyperlink w:history="1" r:id="rIdpoeqdwlwfqvgmlb0lhe98">
               <w:r>
                 <w:rPr>
                   <w:rFonts w:ascii="Arial" w:cs="Arial" w:eastAsia="Arial" w:hAnsi="Arial"/>
@@ -3444,7 +3444,7 @@
               <w:spacing w:after="10" w:before="0"/>
               <w:ind w:left="120"/>
             </w:pPr>
-            <w:hyperlink w:history="1" r:id="rIdt7yxskqd5dllkwaej3zqp">
+            <w:hyperlink w:history="1" r:id="rIdnbalo06dt51uliw73qtli">
               <w:r>
                 <w:rPr>
                   <w:rFonts w:ascii="Arial" w:cs="Arial" w:eastAsia="Arial" w:hAnsi="Arial"/>
@@ -3489,7 +3489,7 @@
             <w:pPr>
               <w:spacing w:after="20" w:before="0"/>
             </w:pPr>
-            <w:hyperlink w:history="1" r:id="rIdxonf3oanem1gin_1fbxwv">
+            <w:hyperlink w:history="1" r:id="rId6txv1mf82py9x2nx_y-rn">
               <w:r>
                 <w:rPr>
                   <w:rFonts w:ascii="Arial" w:cs="Arial" w:eastAsia="Arial" w:hAnsi="Arial"/>
@@ -3522,7 +3522,7 @@
               <w:spacing w:after="10" w:before="0"/>
               <w:ind w:left="120"/>
             </w:pPr>
-            <w:hyperlink w:history="1" r:id="rIdqsf08k38kkggu3q0kzrpj">
+            <w:hyperlink w:history="1" r:id="rIdgzcct-hwub3mw3fpgxoox">
               <w:r>
                 <w:rPr>
                   <w:rFonts w:ascii="Arial" w:cs="Arial" w:eastAsia="Arial" w:hAnsi="Arial"/>
@@ -3717,7 +3717,7 @@
             <w:pPr>
               <w:spacing w:after="20" w:before="0"/>
             </w:pPr>
-            <w:hyperlink w:history="1" r:id="rIdcgn44nw26gnfq6l9cmbkz">
+            <w:hyperlink w:history="1" r:id="rIdnfxqxkdomauzatagcn5rf">
               <w:r>
                 <w:rPr>
                   <w:rFonts w:ascii="Arial" w:cs="Arial" w:eastAsia="Arial" w:hAnsi="Arial"/>
@@ -3766,7 +3766,7 @@
               <w:spacing w:after="10" w:before="0"/>
               <w:ind w:left="120"/>
             </w:pPr>
-            <w:hyperlink w:history="1" r:id="rIdp5dku3wahvom3ghj4rnev">
+            <w:hyperlink w:history="1" r:id="rIdjhhy3mrs081o2--caxgri">
               <w:r>
                 <w:rPr>
                   <w:rFonts w:ascii="Arial" w:cs="Arial" w:eastAsia="Arial" w:hAnsi="Arial"/>
@@ -3811,7 +3811,7 @@
             <w:pPr>
               <w:spacing w:after="20" w:before="0"/>
             </w:pPr>
-            <w:hyperlink w:history="1" r:id="rId9llq0p2qwgqfqmlmwoqnr">
+            <w:hyperlink w:history="1" r:id="rIdwuggj8eu23kuqf1mnr0gq">
               <w:r>
                 <w:rPr>
                   <w:rFonts w:ascii="Arial" w:cs="Arial" w:eastAsia="Arial" w:hAnsi="Arial"/>
@@ -3844,7 +3844,7 @@
               <w:spacing w:after="10" w:before="0"/>
               <w:ind w:left="120"/>
             </w:pPr>
-            <w:hyperlink w:history="1" r:id="rIdwmgrujdx1qmp6z-rltvxw">
+            <w:hyperlink w:history="1" r:id="rIdigyx6y7cwsds6iv9upnk3">
               <w:r>
                 <w:rPr>
                   <w:rFonts w:ascii="Arial" w:cs="Arial" w:eastAsia="Arial" w:hAnsi="Arial"/>
@@ -4039,7 +4039,7 @@
             <w:pPr>
               <w:spacing w:after="20" w:before="0"/>
             </w:pPr>
-            <w:hyperlink w:history="1" r:id="rIdl6y4yjio3e04ivk7ekpfs">
+            <w:hyperlink w:history="1" r:id="rId-ehqm0fhyzg49naotmren">
               <w:r>
                 <w:rPr>
                   <w:rFonts w:ascii="Arial" w:cs="Arial" w:eastAsia="Arial" w:hAnsi="Arial"/>
@@ -4088,7 +4088,7 @@
               <w:spacing w:after="10" w:before="0"/>
               <w:ind w:left="120"/>
             </w:pPr>
-            <w:hyperlink w:history="1" r:id="rIdhprp3kwfmr8npbqr7znpl">
+            <w:hyperlink w:history="1" r:id="rId301qmp3yfir8l9ufv_cca">
               <w:r>
                 <w:rPr>
                   <w:rFonts w:ascii="Arial" w:cs="Arial" w:eastAsia="Arial" w:hAnsi="Arial"/>
@@ -4133,7 +4133,7 @@
             <w:pPr>
               <w:spacing w:after="20" w:before="0"/>
             </w:pPr>
-            <w:hyperlink w:history="1" r:id="rIdrchjzuy9g4jwfxmxzrgsl">
+            <w:hyperlink w:history="1" r:id="rIdb-vnbcsslcduvjnwrbsb6">
               <w:r>
                 <w:rPr>
                   <w:rFonts w:ascii="Arial" w:cs="Arial" w:eastAsia="Arial" w:hAnsi="Arial"/>
@@ -4166,7 +4166,7 @@
               <w:spacing w:after="10" w:before="0"/>
               <w:ind w:left="120"/>
             </w:pPr>
-            <w:hyperlink w:history="1" r:id="rIdvln4rioisctfmbn4dx80t">
+            <w:hyperlink w:history="1" r:id="rIdyahvayu7jmfa2pxgqidkv">
               <w:r>
                 <w:rPr>
                   <w:rFonts w:ascii="Arial" w:cs="Arial" w:eastAsia="Arial" w:hAnsi="Arial"/>
@@ -4361,7 +4361,7 @@
             <w:pPr>
               <w:spacing w:after="20" w:before="0"/>
             </w:pPr>
-            <w:hyperlink w:history="1" r:id="rIdtrjegj5jzqy9_zn2kyyku">
+            <w:hyperlink w:history="1" r:id="rIdgh_qtbrcbtm2z2siwx2lh">
               <w:r>
                 <w:rPr>
                   <w:rFonts w:ascii="Arial" w:cs="Arial" w:eastAsia="Arial" w:hAnsi="Arial"/>
@@ -4410,7 +4410,7 @@
               <w:spacing w:after="10" w:before="0"/>
               <w:ind w:left="120"/>
             </w:pPr>
-            <w:hyperlink w:history="1" r:id="rIdkl8rzrmmedq83n6lf94jy">
+            <w:hyperlink w:history="1" r:id="rId5zudjqangfc83t8ytbyi_">
               <w:r>
                 <w:rPr>
                   <w:rFonts w:ascii="Arial" w:cs="Arial" w:eastAsia="Arial" w:hAnsi="Arial"/>
@@ -4455,7 +4455,7 @@
             <w:pPr>
               <w:spacing w:after="20" w:before="0"/>
             </w:pPr>
-            <w:hyperlink w:history="1" r:id="rIdyvcrfvhd3bty_penmcbsb">
+            <w:hyperlink w:history="1" r:id="rIdzu-s5ek8lb8mlismfmgcq">
               <w:r>
                 <w:rPr>
                   <w:rFonts w:ascii="Arial" w:cs="Arial" w:eastAsia="Arial" w:hAnsi="Arial"/>
@@ -4488,7 +4488,7 @@
               <w:spacing w:after="10" w:before="0"/>
               <w:ind w:left="120"/>
             </w:pPr>
-            <w:hyperlink w:history="1" r:id="rIdadqaixjk6n73kl3ghw4p1">
+            <w:hyperlink w:history="1" r:id="rIdm5xvxa1uwtgk_nz1hzdgl">
               <w:r>
                 <w:rPr>
                   <w:rFonts w:ascii="Arial" w:cs="Arial" w:eastAsia="Arial" w:hAnsi="Arial"/>
@@ -4683,7 +4683,7 @@
             <w:pPr>
               <w:spacing w:after="20" w:before="0"/>
             </w:pPr>
-            <w:hyperlink w:history="1" r:id="rIdnwew-wojkpph9bnlduepa">
+            <w:hyperlink w:history="1" r:id="rIdw6f_kqm3h_5bf5eyia7uu">
               <w:r>
                 <w:rPr>
                   <w:rFonts w:ascii="Arial" w:cs="Arial" w:eastAsia="Arial" w:hAnsi="Arial"/>
@@ -4732,7 +4732,7 @@
               <w:spacing w:after="10" w:before="0"/>
               <w:ind w:left="120"/>
             </w:pPr>
-            <w:hyperlink w:history="1" r:id="rIdzrb2okcn0c4yj-zceystk">
+            <w:hyperlink w:history="1" r:id="rIdcj_ip99qjch4n45ut4oj0">
               <w:r>
                 <w:rPr>
                   <w:rFonts w:ascii="Arial" w:cs="Arial" w:eastAsia="Arial" w:hAnsi="Arial"/>
@@ -4777,7 +4777,7 @@
             <w:pPr>
               <w:spacing w:after="20" w:before="0"/>
             </w:pPr>
-            <w:hyperlink w:history="1" r:id="rIdsrsyeb9ophrzzeubtqbt8">
+            <w:hyperlink w:history="1" r:id="rIde4hbd8c0thcmll1ab3uwc">
               <w:r>
                 <w:rPr>
                   <w:rFonts w:ascii="Arial" w:cs="Arial" w:eastAsia="Arial" w:hAnsi="Arial"/>
@@ -4810,7 +4810,7 @@
               <w:spacing w:after="10" w:before="0"/>
               <w:ind w:left="120"/>
             </w:pPr>
-            <w:hyperlink w:history="1" r:id="rIdtzlthl-td8wqypc_x0az2">
+            <w:hyperlink w:history="1" r:id="rIdkauqo0zvpenictlkxjuoy">
               <w:r>
                 <w:rPr>
                   <w:rFonts w:ascii="Arial" w:cs="Arial" w:eastAsia="Arial" w:hAnsi="Arial"/>
@@ -5322,7 +5322,7 @@
         </w:rPr>
         <w:t xml:space="preserve">© 2026 SeaVuria and ARES. Aligned with KICD objectives. Developed by SeaVuria; technical implementation by ARES (with AI assistance from Claude). Licensed under </w:t>
       </w:r>
-      <w:hyperlink w:history="1" r:id="rIdjjgxrh9cdwxhgwv-m8kyb">
+      <w:hyperlink w:history="1" r:id="rIdskmgyoizdhlw8ti_skibu">
         <w:r>
           <w:rPr>
             <w:rFonts w:ascii="Arial" w:cs="Arial" w:eastAsia="Arial" w:hAnsi="Arial"/>
@@ -5343,7 +5343,7 @@
         </w:rPr>
         <w:t xml:space="preserve"> (</w:t>
       </w:r>
-      <w:hyperlink w:history="1" r:id="rIdp5grq2kmzsmwmq2jn-j02">
+      <w:hyperlink w:history="1" r:id="rId_anu5211hzuqldmjadzq-">
         <w:r>
           <w:rPr>
             <w:rFonts w:ascii="Arial" w:cs="Arial" w:eastAsia="Arial" w:hAnsi="Arial"/>
@@ -6555,7 +6555,7 @@
             <w:pPr>
               <w:spacing w:after="20" w:before="0"/>
             </w:pPr>
-            <w:hyperlink w:history="1" r:id="rIdmi94-5e4muyckkbvnx59a">
+            <w:hyperlink w:history="1" r:id="rIdxs3r6pp3wyva94vehqznb">
               <w:r>
                 <w:rPr>
                   <w:rFonts w:ascii="Arial" w:cs="Arial" w:eastAsia="Arial" w:hAnsi="Arial"/>
@@ -6604,7 +6604,7 @@
               <w:spacing w:after="10" w:before="0"/>
               <w:ind w:left="120"/>
             </w:pPr>
-            <w:hyperlink w:history="1" r:id="rIdhrigns9wjjon8yfnnurhu">
+            <w:hyperlink w:history="1" r:id="rIdqmblgbc7a0e5ni-if3nig">
               <w:r>
                 <w:rPr>
                   <w:rFonts w:ascii="Arial" w:cs="Arial" w:eastAsia="Arial" w:hAnsi="Arial"/>
@@ -6649,7 +6649,7 @@
             <w:pPr>
               <w:spacing w:after="20" w:before="0"/>
             </w:pPr>
-            <w:hyperlink w:history="1" r:id="rIdfcwjc1ejaetac7so1tn2a">
+            <w:hyperlink w:history="1" r:id="rIde_zzcpjpcklswaiyxxh9k">
               <w:r>
                 <w:rPr>
                   <w:rFonts w:ascii="Arial" w:cs="Arial" w:eastAsia="Arial" w:hAnsi="Arial"/>
@@ -6682,7 +6682,7 @@
               <w:spacing w:after="10" w:before="0"/>
               <w:ind w:left="120"/>
             </w:pPr>
-            <w:hyperlink w:history="1" r:id="rIdowbv50l94blyfpzyxhggc">
+            <w:hyperlink w:history="1" r:id="rId_dkdxxwaa9mcinlhr5wme">
               <w:r>
                 <w:rPr>
                   <w:rFonts w:ascii="Arial" w:cs="Arial" w:eastAsia="Arial" w:hAnsi="Arial"/>
@@ -6877,7 +6877,7 @@
             <w:pPr>
               <w:spacing w:after="20" w:before="0"/>
             </w:pPr>
-            <w:hyperlink w:history="1" r:id="rId0io-ydvq6rm2lcef_gept">
+            <w:hyperlink w:history="1" r:id="rIdfmfliloiyipqqwhiwgmfx">
               <w:r>
                 <w:rPr>
                   <w:rFonts w:ascii="Arial" w:cs="Arial" w:eastAsia="Arial" w:hAnsi="Arial"/>
@@ -6926,7 +6926,7 @@
               <w:spacing w:after="10" w:before="0"/>
               <w:ind w:left="120"/>
             </w:pPr>
-            <w:hyperlink w:history="1" r:id="rIdesa4rmbyofleklr1eq0pv">
+            <w:hyperlink w:history="1" r:id="rIdzuptsjbahfsvgkcogdktz">
               <w:r>
                 <w:rPr>
                   <w:rFonts w:ascii="Arial" w:cs="Arial" w:eastAsia="Arial" w:hAnsi="Arial"/>
@@ -6971,7 +6971,7 @@
             <w:pPr>
               <w:spacing w:after="20" w:before="0"/>
             </w:pPr>
-            <w:hyperlink w:history="1" r:id="rIdfuetcrr2-aecgipcy48gi">
+            <w:hyperlink w:history="1" r:id="rIdz8je81gl7irh5m-qoqqxe">
               <w:r>
                 <w:rPr>
                   <w:rFonts w:ascii="Arial" w:cs="Arial" w:eastAsia="Arial" w:hAnsi="Arial"/>
@@ -7004,7 +7004,7 @@
               <w:spacing w:after="10" w:before="0"/>
               <w:ind w:left="120"/>
             </w:pPr>
-            <w:hyperlink w:history="1" r:id="rIdbgn7onean1egpamuov-fg">
+            <w:hyperlink w:history="1" r:id="rIdjkd_yjvenxirtemjqoggz">
               <w:r>
                 <w:rPr>
                   <w:rFonts w:ascii="Arial" w:cs="Arial" w:eastAsia="Arial" w:hAnsi="Arial"/>
@@ -7199,7 +7199,7 @@
             <w:pPr>
               <w:spacing w:after="20" w:before="0"/>
             </w:pPr>
-            <w:hyperlink w:history="1" r:id="rIdces0g_wwuhbgfsrfo6kol">
+            <w:hyperlink w:history="1" r:id="rIdtspn2x28wdrkg-exihgn5">
               <w:r>
                 <w:rPr>
                   <w:rFonts w:ascii="Arial" w:cs="Arial" w:eastAsia="Arial" w:hAnsi="Arial"/>
@@ -7248,7 +7248,7 @@
               <w:spacing w:after="10" w:before="0"/>
               <w:ind w:left="120"/>
             </w:pPr>
-            <w:hyperlink w:history="1" r:id="rIdvjgksrqejyp2izgzzor-m">
+            <w:hyperlink w:history="1" r:id="rIdjqpcfvjpep88znj68w60i">
               <w:r>
                 <w:rPr>
                   <w:rFonts w:ascii="Arial" w:cs="Arial" w:eastAsia="Arial" w:hAnsi="Arial"/>
@@ -7293,7 +7293,7 @@
             <w:pPr>
               <w:spacing w:after="20" w:before="0"/>
             </w:pPr>
-            <w:hyperlink w:history="1" r:id="rIdkqqelau-x3x5npl5bxqbn">
+            <w:hyperlink w:history="1" r:id="rIdgobzrwyjkeaoasmin7nfu">
               <w:r>
                 <w:rPr>
                   <w:rFonts w:ascii="Arial" w:cs="Arial" w:eastAsia="Arial" w:hAnsi="Arial"/>
@@ -7326,7 +7326,7 @@
               <w:spacing w:after="10" w:before="0"/>
               <w:ind w:left="120"/>
             </w:pPr>
-            <w:hyperlink w:history="1" r:id="rIdrfbvircxakxfhhpmpcbtx">
+            <w:hyperlink w:history="1" r:id="rId5w33kgln2tynsqha-rsyo">
               <w:r>
                 <w:rPr>
                   <w:rFonts w:ascii="Arial" w:cs="Arial" w:eastAsia="Arial" w:hAnsi="Arial"/>
@@ -7521,7 +7521,7 @@
             <w:pPr>
               <w:spacing w:after="20" w:before="0"/>
             </w:pPr>
-            <w:hyperlink w:history="1" r:id="rId8djegah1eqm7b4fb_6o5v">
+            <w:hyperlink w:history="1" r:id="rIdcoogm7tujll5e2lalqz3q">
               <w:r>
                 <w:rPr>
                   <w:rFonts w:ascii="Arial" w:cs="Arial" w:eastAsia="Arial" w:hAnsi="Arial"/>
@@ -7570,7 +7570,7 @@
               <w:spacing w:after="10" w:before="0"/>
               <w:ind w:left="120"/>
             </w:pPr>
-            <w:hyperlink w:history="1" r:id="rIdi1x-f9n7omc0ncmgzukhj">
+            <w:hyperlink w:history="1" r:id="rIdfnh43rqlj-snxjauhtvar">
               <w:r>
                 <w:rPr>
                   <w:rFonts w:ascii="Arial" w:cs="Arial" w:eastAsia="Arial" w:hAnsi="Arial"/>
@@ -7615,7 +7615,7 @@
             <w:pPr>
               <w:spacing w:after="20" w:before="0"/>
             </w:pPr>
-            <w:hyperlink w:history="1" r:id="rId-s6aef8ujug7nowqnxmvq">
+            <w:hyperlink w:history="1" r:id="rIdl0r3cx5c7lr5xm6ev-ztt">
               <w:r>
                 <w:rPr>
                   <w:rFonts w:ascii="Arial" w:cs="Arial" w:eastAsia="Arial" w:hAnsi="Arial"/>
@@ -7648,7 +7648,7 @@
               <w:spacing w:after="10" w:before="0"/>
               <w:ind w:left="120"/>
             </w:pPr>
-            <w:hyperlink w:history="1" r:id="rId0pkveneb9jnwehsq2dgi9">
+            <w:hyperlink w:history="1" r:id="rIdmkbnehbryzmapykfksjfp">
               <w:r>
                 <w:rPr>
                   <w:rFonts w:ascii="Arial" w:cs="Arial" w:eastAsia="Arial" w:hAnsi="Arial"/>
@@ -7843,7 +7843,7 @@
             <w:pPr>
               <w:spacing w:after="20" w:before="0"/>
             </w:pPr>
-            <w:hyperlink w:history="1" r:id="rId6iqvkjhqbb214yh7x16bn">
+            <w:hyperlink w:history="1" r:id="rId8mkufpfyj1dq4fvybiqwp">
               <w:r>
                 <w:rPr>
                   <w:rFonts w:ascii="Arial" w:cs="Arial" w:eastAsia="Arial" w:hAnsi="Arial"/>
@@ -7892,7 +7892,7 @@
               <w:spacing w:after="10" w:before="0"/>
               <w:ind w:left="120"/>
             </w:pPr>
-            <w:hyperlink w:history="1" r:id="rIdccpkkt9l2aw0apqumz4rc">
+            <w:hyperlink w:history="1" r:id="rIdvosl1c7dom7hps08gxdbo">
               <w:r>
                 <w:rPr>
                   <w:rFonts w:ascii="Arial" w:cs="Arial" w:eastAsia="Arial" w:hAnsi="Arial"/>
@@ -7937,7 +7937,7 @@
             <w:pPr>
               <w:spacing w:after="20" w:before="0"/>
             </w:pPr>
-            <w:hyperlink w:history="1" r:id="rIdhdvk8r62stgh9dewgf00f">
+            <w:hyperlink w:history="1" r:id="rIdq5zx2j_lkocbdoy1rqy3u">
               <w:r>
                 <w:rPr>
                   <w:rFonts w:ascii="Arial" w:cs="Arial" w:eastAsia="Arial" w:hAnsi="Arial"/>
@@ -7986,7 +7986,7 @@
               <w:spacing w:after="10" w:before="0"/>
               <w:ind w:left="120"/>
             </w:pPr>
-            <w:hyperlink w:history="1" r:id="rIdvc06eamxrbyiluvohvfi3">
+            <w:hyperlink w:history="1" r:id="rIdnjitxjbqg9npzv-jggcsv">
               <w:r>
                 <w:rPr>
                   <w:rFonts w:ascii="Arial" w:cs="Arial" w:eastAsia="Arial" w:hAnsi="Arial"/>
@@ -8498,7 +8498,7 @@
         </w:rPr>
         <w:t xml:space="preserve">© 2026 SeaVuria and ARES. Aligned with KICD objectives. Developed by SeaVuria; technical implementation by ARES (with AI assistance from Claude). Licensed under </w:t>
       </w:r>
-      <w:hyperlink w:history="1" r:id="rIdzxzr5rrhzka0wya2zx9b0">
+      <w:hyperlink w:history="1" r:id="rIdv4jtxjj4y0h0lzcy2kc0x">
         <w:r>
           <w:rPr>
             <w:rFonts w:ascii="Arial" w:cs="Arial" w:eastAsia="Arial" w:hAnsi="Arial"/>
@@ -8519,7 +8519,7 @@
         </w:rPr>
         <w:t xml:space="preserve"> (</w:t>
       </w:r>
-      <w:hyperlink w:history="1" r:id="rIdkfgtycauihy7p1ejxje9w">
+      <w:hyperlink w:history="1" r:id="rIdr6vnj6tvlh4bl3904mssa">
         <w:r>
           <w:rPr>
             <w:rFonts w:ascii="Arial" w:cs="Arial" w:eastAsia="Arial" w:hAnsi="Arial"/>
@@ -9731,7 +9731,7 @@
             <w:pPr>
               <w:spacing w:after="20" w:before="0"/>
             </w:pPr>
-            <w:hyperlink w:history="1" r:id="rIdfz-m7fb04x1t5ex4esiud">
+            <w:hyperlink w:history="1" r:id="rIdzmxv_mbrhkfbglbvsuttf">
               <w:r>
                 <w:rPr>
                   <w:rFonts w:ascii="Arial" w:cs="Arial" w:eastAsia="Arial" w:hAnsi="Arial"/>
@@ -9764,7 +9764,7 @@
               <w:spacing w:after="10" w:before="0"/>
               <w:ind w:left="120"/>
             </w:pPr>
-            <w:hyperlink w:history="1" r:id="rIdsdaxewu2qqoeqfgzhshmo">
+            <w:hyperlink w:history="1" r:id="rIdlfyigqaunv5wppgxjsloa">
               <w:r>
                 <w:rPr>
                   <w:rFonts w:ascii="Arial" w:cs="Arial" w:eastAsia="Arial" w:hAnsi="Arial"/>
@@ -9809,7 +9809,7 @@
             <w:pPr>
               <w:spacing w:after="20" w:before="0"/>
             </w:pPr>
-            <w:hyperlink w:history="1" r:id="rId4n_jqugkyre8s5nbhms-z">
+            <w:hyperlink w:history="1" r:id="rIdj6ehzmenwvn0i2cw_bmtl">
               <w:r>
                 <w:rPr>
                   <w:rFonts w:ascii="Arial" w:cs="Arial" w:eastAsia="Arial" w:hAnsi="Arial"/>
@@ -9842,7 +9842,7 @@
               <w:spacing w:after="10" w:before="0"/>
               <w:ind w:left="120"/>
             </w:pPr>
-            <w:hyperlink w:history="1" r:id="rIdwu2o_blndvok6cpkzaohw">
+            <w:hyperlink w:history="1" r:id="rIdw5jwwab_xgr-zmy-5jqb6">
               <w:r>
                 <w:rPr>
                   <w:rFonts w:ascii="Arial" w:cs="Arial" w:eastAsia="Arial" w:hAnsi="Arial"/>
@@ -10037,7 +10037,7 @@
             <w:pPr>
               <w:spacing w:after="20" w:before="0"/>
             </w:pPr>
-            <w:hyperlink w:history="1" r:id="rIdizcjzpq0ck5_7tf-vz_oi">
+            <w:hyperlink w:history="1" r:id="rIdnf7dtyp9kvqve2xrlwvqx">
               <w:r>
                 <w:rPr>
                   <w:rFonts w:ascii="Arial" w:cs="Arial" w:eastAsia="Arial" w:hAnsi="Arial"/>
@@ -10070,7 +10070,7 @@
               <w:spacing w:after="10" w:before="0"/>
               <w:ind w:left="120"/>
             </w:pPr>
-            <w:hyperlink w:history="1" r:id="rIdzzui0nhixxyv5rtbmvjo4">
+            <w:hyperlink w:history="1" r:id="rIdxpaalcneu6nhqrtkklsw_">
               <w:r>
                 <w:rPr>
                   <w:rFonts w:ascii="Arial" w:cs="Arial" w:eastAsia="Arial" w:hAnsi="Arial"/>
@@ -10115,7 +10115,7 @@
             <w:pPr>
               <w:spacing w:after="20" w:before="0"/>
             </w:pPr>
-            <w:hyperlink w:history="1" r:id="rIdgjpw5ymhmns0do98czxc6">
+            <w:hyperlink w:history="1" r:id="rIdpl17wv2yzebxsv_ple9hb">
               <w:r>
                 <w:rPr>
                   <w:rFonts w:ascii="Arial" w:cs="Arial" w:eastAsia="Arial" w:hAnsi="Arial"/>
@@ -10148,7 +10148,7 @@
               <w:spacing w:after="10" w:before="0"/>
               <w:ind w:left="120"/>
             </w:pPr>
-            <w:hyperlink w:history="1" r:id="rId3wzh2pt2wbjdshkldkkx-">
+            <w:hyperlink w:history="1" r:id="rIdd_1-v1xeqxwt0x4dmrdqk">
               <w:r>
                 <w:rPr>
                   <w:rFonts w:ascii="Arial" w:cs="Arial" w:eastAsia="Arial" w:hAnsi="Arial"/>
@@ -10343,7 +10343,7 @@
             <w:pPr>
               <w:spacing w:after="20" w:before="0"/>
             </w:pPr>
-            <w:hyperlink w:history="1" r:id="rIdrfn0988rykilvqpzx7uek">
+            <w:hyperlink w:history="1" r:id="rIdvuyafdeleddjho7kzs4vi">
               <w:r>
                 <w:rPr>
                   <w:rFonts w:ascii="Arial" w:cs="Arial" w:eastAsia="Arial" w:hAnsi="Arial"/>
@@ -10392,7 +10392,7 @@
               <w:spacing w:after="10" w:before="0"/>
               <w:ind w:left="120"/>
             </w:pPr>
-            <w:hyperlink w:history="1" r:id="rId7h3tbywi28-pocwvrjjkm">
+            <w:hyperlink w:history="1" r:id="rId6rxc6o7mv2a0yrpsxdxx6">
               <w:r>
                 <w:rPr>
                   <w:rFonts w:ascii="Arial" w:cs="Arial" w:eastAsia="Arial" w:hAnsi="Arial"/>
@@ -10437,7 +10437,7 @@
             <w:pPr>
               <w:spacing w:after="20" w:before="0"/>
             </w:pPr>
-            <w:hyperlink w:history="1" r:id="rId2ptacnxxnav7ja93pivhm">
+            <w:hyperlink w:history="1" r:id="rIdop9mhmgbytbgcsc4patix">
               <w:r>
                 <w:rPr>
                   <w:rFonts w:ascii="Arial" w:cs="Arial" w:eastAsia="Arial" w:hAnsi="Arial"/>
@@ -10486,7 +10486,7 @@
               <w:spacing w:after="10" w:before="0"/>
               <w:ind w:left="120"/>
             </w:pPr>
-            <w:hyperlink w:history="1" r:id="rId97kzza6m8phewkxyixsnv">
+            <w:hyperlink w:history="1" r:id="rIdx9hnhtd86d0r9ljqhpzsg">
               <w:r>
                 <w:rPr>
                   <w:rFonts w:ascii="Arial" w:cs="Arial" w:eastAsia="Arial" w:hAnsi="Arial"/>
@@ -10681,7 +10681,7 @@
             <w:pPr>
               <w:spacing w:after="20" w:before="0"/>
             </w:pPr>
-            <w:hyperlink w:history="1" r:id="rId7_zgsvajophdlvzwbh6bk">
+            <w:hyperlink w:history="1" r:id="rIdpyq9z5wa-hutr6-wsxrra">
               <w:r>
                 <w:rPr>
                   <w:rFonts w:ascii="Arial" w:cs="Arial" w:eastAsia="Arial" w:hAnsi="Arial"/>
@@ -10714,7 +10714,7 @@
               <w:spacing w:after="10" w:before="0"/>
               <w:ind w:left="120"/>
             </w:pPr>
-            <w:hyperlink w:history="1" r:id="rIddg4ec5ppozv5b3hnulhjd">
+            <w:hyperlink w:history="1" r:id="rIdimcsgfsjpax-kxdv5aqm2">
               <w:r>
                 <w:rPr>
                   <w:rFonts w:ascii="Arial" w:cs="Arial" w:eastAsia="Arial" w:hAnsi="Arial"/>
@@ -10759,7 +10759,7 @@
             <w:pPr>
               <w:spacing w:after="20" w:before="0"/>
             </w:pPr>
-            <w:hyperlink w:history="1" r:id="rIdj_lewf2exxz-gmzqfyc3o">
+            <w:hyperlink w:history="1" r:id="rIdykr5n9wbc0d4mkrmdyynq">
               <w:r>
                 <w:rPr>
                   <w:rFonts w:ascii="Arial" w:cs="Arial" w:eastAsia="Arial" w:hAnsi="Arial"/>
@@ -10808,7 +10808,7 @@
               <w:spacing w:after="10" w:before="0"/>
               <w:ind w:left="120"/>
             </w:pPr>
-            <w:hyperlink w:history="1" r:id="rId1xo9waycf58w2ezjpfxqs">
+            <w:hyperlink w:history="1" r:id="rIdlamm0xms8nkwz8zmha91q">
               <w:r>
                 <w:rPr>
                   <w:rFonts w:ascii="Arial" w:cs="Arial" w:eastAsia="Arial" w:hAnsi="Arial"/>
@@ -11003,7 +11003,7 @@
             <w:pPr>
               <w:spacing w:after="20" w:before="0"/>
             </w:pPr>
-            <w:hyperlink w:history="1" r:id="rIdekcr0kdvttf3uemcd_jwr">
+            <w:hyperlink w:history="1" r:id="rIdegn8nzspcj9p3xt5ouqkz">
               <w:r>
                 <w:rPr>
                   <w:rFonts w:ascii="Arial" w:cs="Arial" w:eastAsia="Arial" w:hAnsi="Arial"/>
@@ -11036,7 +11036,7 @@
               <w:spacing w:after="10" w:before="0"/>
               <w:ind w:left="120"/>
             </w:pPr>
-            <w:hyperlink w:history="1" r:id="rIdtdtl5qnf_2dbyecyroqqr">
+            <w:hyperlink w:history="1" r:id="rId2j6dxif7jg4loslwbfwt1">
               <w:r>
                 <w:rPr>
                   <w:rFonts w:ascii="Arial" w:cs="Arial" w:eastAsia="Arial" w:hAnsi="Arial"/>
@@ -11081,7 +11081,7 @@
             <w:pPr>
               <w:spacing w:after="20" w:before="0"/>
             </w:pPr>
-            <w:hyperlink w:history="1" r:id="rIdumq1r1xiy03p7mrwqjlwl">
+            <w:hyperlink w:history="1" r:id="rIdaoll0qvrdhtlsaibj9gkx">
               <w:r>
                 <w:rPr>
                   <w:rFonts w:ascii="Arial" w:cs="Arial" w:eastAsia="Arial" w:hAnsi="Arial"/>
@@ -11114,7 +11114,7 @@
               <w:spacing w:after="10" w:before="0"/>
               <w:ind w:left="120"/>
             </w:pPr>
-            <w:hyperlink w:history="1" r:id="rIdkpmlaij4s-qft5xyecavn">
+            <w:hyperlink w:history="1" r:id="rIdodwhhs3tdcy-iqzwjbvnx">
               <w:r>
                 <w:rPr>
                   <w:rFonts w:ascii="Arial" w:cs="Arial" w:eastAsia="Arial" w:hAnsi="Arial"/>
@@ -11702,7 +11702,7 @@
         </w:rPr>
         <w:t xml:space="preserve">© 2026 SeaVuria and ARES. Aligned with KICD objectives. Developed by SeaVuria; technical implementation by ARES (with AI assistance from Claude). Licensed under </w:t>
       </w:r>
-      <w:hyperlink w:history="1" r:id="rIdqeph1awxflyi5n0vgr6gj">
+      <w:hyperlink w:history="1" r:id="rIdmxrqhcq51c4cmpeos8cyu">
         <w:r>
           <w:rPr>
             <w:rFonts w:ascii="Arial" w:cs="Arial" w:eastAsia="Arial" w:hAnsi="Arial"/>
@@ -11723,7 +11723,7 @@
         </w:rPr>
         <w:t xml:space="preserve"> (</w:t>
       </w:r>
-      <w:hyperlink w:history="1" r:id="rIdo1bhlobyjeruj13hbejrb">
+      <w:hyperlink w:history="1" r:id="rIdzpe_jpdp7aytathmwcogj">
         <w:r>
           <w:rPr>
             <w:rFonts w:ascii="Arial" w:cs="Arial" w:eastAsia="Arial" w:hAnsi="Arial"/>
@@ -12915,7 +12915,7 @@
             <w:pPr>
               <w:spacing w:after="20" w:before="0"/>
             </w:pPr>
-            <w:hyperlink w:history="1" r:id="rIdrvuhy7aokmc0c91pdfc4e">
+            <w:hyperlink w:history="1" r:id="rIddptsqetgdbzrxnra_zr6x">
               <w:r>
                 <w:rPr>
                   <w:rFonts w:ascii="Arial" w:cs="Arial" w:eastAsia="Arial" w:hAnsi="Arial"/>
@@ -12964,7 +12964,7 @@
               <w:spacing w:after="10" w:before="0"/>
               <w:ind w:left="120"/>
             </w:pPr>
-            <w:hyperlink w:history="1" r:id="rIdlvov0ihuijpyao6sxxhp8">
+            <w:hyperlink w:history="1" r:id="rIdeafvmfhgn0xfwvloanhwx">
               <w:r>
                 <w:rPr>
                   <w:rFonts w:ascii="Arial" w:cs="Arial" w:eastAsia="Arial" w:hAnsi="Arial"/>
@@ -13009,7 +13009,7 @@
             <w:pPr>
               <w:spacing w:after="20" w:before="0"/>
             </w:pPr>
-            <w:hyperlink w:history="1" r:id="rIdxymy8dya9phdb4bnznt8b">
+            <w:hyperlink w:history="1" r:id="rIdyhkb_372jhg_ogpkdz4xh">
               <w:r>
                 <w:rPr>
                   <w:rFonts w:ascii="Arial" w:cs="Arial" w:eastAsia="Arial" w:hAnsi="Arial"/>
@@ -13042,7 +13042,7 @@
               <w:spacing w:after="10" w:before="0"/>
               <w:ind w:left="120"/>
             </w:pPr>
-            <w:hyperlink w:history="1" r:id="rIdaphuw_xgbyyhw9empm79f">
+            <w:hyperlink w:history="1" r:id="rId3czi0uhnqcso33issmmts">
               <w:r>
                 <w:rPr>
                   <w:rFonts w:ascii="Arial" w:cs="Arial" w:eastAsia="Arial" w:hAnsi="Arial"/>
@@ -13237,7 +13237,7 @@
             <w:pPr>
               <w:spacing w:after="20" w:before="0"/>
             </w:pPr>
-            <w:hyperlink w:history="1" r:id="rIdariz7rx-uf9icppreuxp3">
+            <w:hyperlink w:history="1" r:id="rIdc-gk6luetwc58jpofafpk">
               <w:r>
                 <w:rPr>
                   <w:rFonts w:ascii="Arial" w:cs="Arial" w:eastAsia="Arial" w:hAnsi="Arial"/>
@@ -13286,7 +13286,7 @@
               <w:spacing w:after="10" w:before="0"/>
               <w:ind w:left="120"/>
             </w:pPr>
-            <w:hyperlink w:history="1" r:id="rIdjmoplyjxugfjxpesmaqr5">
+            <w:hyperlink w:history="1" r:id="rId02wkna4bajhjhccexesow">
               <w:r>
                 <w:rPr>
                   <w:rFonts w:ascii="Arial" w:cs="Arial" w:eastAsia="Arial" w:hAnsi="Arial"/>
@@ -13331,7 +13331,7 @@
             <w:pPr>
               <w:spacing w:after="20" w:before="0"/>
             </w:pPr>
-            <w:hyperlink w:history="1" r:id="rIdq5zxkc1bapf07mojfpa9j">
+            <w:hyperlink w:history="1" r:id="rIditgfoqnzid2bblfn1hlyl">
               <w:r>
                 <w:rPr>
                   <w:rFonts w:ascii="Arial" w:cs="Arial" w:eastAsia="Arial" w:hAnsi="Arial"/>
@@ -13364,7 +13364,7 @@
               <w:spacing w:after="10" w:before="0"/>
               <w:ind w:left="120"/>
             </w:pPr>
-            <w:hyperlink w:history="1" r:id="rIdk787cgguruglw-wubfhgo">
+            <w:hyperlink w:history="1" r:id="rIdjg5ju893wjhligurlh8ir">
               <w:r>
                 <w:rPr>
                   <w:rFonts w:ascii="Arial" w:cs="Arial" w:eastAsia="Arial" w:hAnsi="Arial"/>
@@ -13559,7 +13559,7 @@
             <w:pPr>
               <w:spacing w:after="20" w:before="0"/>
             </w:pPr>
-            <w:hyperlink w:history="1" r:id="rIdpm5cg7ybb8dczb-ku339b">
+            <w:hyperlink w:history="1" r:id="rId_lc1bxm00x7r6zucwslof">
               <w:r>
                 <w:rPr>
                   <w:rFonts w:ascii="Arial" w:cs="Arial" w:eastAsia="Arial" w:hAnsi="Arial"/>
@@ -13608,7 +13608,7 @@
               <w:spacing w:after="10" w:before="0"/>
               <w:ind w:left="120"/>
             </w:pPr>
-            <w:hyperlink w:history="1" r:id="rIdv5lgeaxeblrsbtagbxmdv">
+            <w:hyperlink w:history="1" r:id="rIdlxxfbzgi6kfumi_dw00nz">
               <w:r>
                 <w:rPr>
                   <w:rFonts w:ascii="Arial" w:cs="Arial" w:eastAsia="Arial" w:hAnsi="Arial"/>
@@ -13653,7 +13653,7 @@
             <w:pPr>
               <w:spacing w:after="20" w:before="0"/>
             </w:pPr>
-            <w:hyperlink w:history="1" r:id="rId_6freb7mbtzd-xbs3wsxv">
+            <w:hyperlink w:history="1" r:id="rIdfdaaof_2svheylm0utq9k">
               <w:r>
                 <w:rPr>
                   <w:rFonts w:ascii="Arial" w:cs="Arial" w:eastAsia="Arial" w:hAnsi="Arial"/>
@@ -13702,7 +13702,7 @@
               <w:spacing w:after="10" w:before="0"/>
               <w:ind w:left="120"/>
             </w:pPr>
-            <w:hyperlink w:history="1" r:id="rIdbykjjvitq7nkrv-r_eyir">
+            <w:hyperlink w:history="1" r:id="rIdcf__imtqafw6kxruv0rt9">
               <w:r>
                 <w:rPr>
                   <w:rFonts w:ascii="Arial" w:cs="Arial" w:eastAsia="Arial" w:hAnsi="Arial"/>
@@ -13897,7 +13897,7 @@
             <w:pPr>
               <w:spacing w:after="20" w:before="0"/>
             </w:pPr>
-            <w:hyperlink w:history="1" r:id="rIdusjxpu2owbd2_xovtfxjt">
+            <w:hyperlink w:history="1" r:id="rIdcs9caodxzxitc_kojy7nu">
               <w:r>
                 <w:rPr>
                   <w:rFonts w:ascii="Arial" w:cs="Arial" w:eastAsia="Arial" w:hAnsi="Arial"/>
@@ -13946,7 +13946,7 @@
               <w:spacing w:after="10" w:before="0"/>
               <w:ind w:left="120"/>
             </w:pPr>
-            <w:hyperlink w:history="1" r:id="rIdr0icjrhabbikezs74ymm1">
+            <w:hyperlink w:history="1" r:id="rIdquzgwcwb0844vcbgtdqmp">
               <w:r>
                 <w:rPr>
                   <w:rFonts w:ascii="Arial" w:cs="Arial" w:eastAsia="Arial" w:hAnsi="Arial"/>
@@ -13991,7 +13991,7 @@
             <w:pPr>
               <w:spacing w:after="20" w:before="0"/>
             </w:pPr>
-            <w:hyperlink w:history="1" r:id="rId_1ikzpd4zm2axsy376gf6">
+            <w:hyperlink w:history="1" r:id="rIdmfl4zr8sxz94jdkf5six4">
               <w:r>
                 <w:rPr>
                   <w:rFonts w:ascii="Arial" w:cs="Arial" w:eastAsia="Arial" w:hAnsi="Arial"/>
@@ -14024,7 +14024,7 @@
               <w:spacing w:after="10" w:before="0"/>
               <w:ind w:left="120"/>
             </w:pPr>
-            <w:hyperlink w:history="1" r:id="rIdemvqantljtrsq-p8gqgfh">
+            <w:hyperlink w:history="1" r:id="rIdo8zbzytgqyp0__acip7gi">
               <w:r>
                 <w:rPr>
                   <w:rFonts w:ascii="Arial" w:cs="Arial" w:eastAsia="Arial" w:hAnsi="Arial"/>
@@ -14219,7 +14219,7 @@
             <w:pPr>
               <w:spacing w:after="20" w:before="0"/>
             </w:pPr>
-            <w:hyperlink w:history="1" r:id="rId6blw4szqkooeck2drcjyk">
+            <w:hyperlink w:history="1" r:id="rIdeexq4i4enjooy9jefdej3">
               <w:r>
                 <w:rPr>
                   <w:rFonts w:ascii="Arial" w:cs="Arial" w:eastAsia="Arial" w:hAnsi="Arial"/>
@@ -14268,7 +14268,7 @@
               <w:spacing w:after="10" w:before="0"/>
               <w:ind w:left="120"/>
             </w:pPr>
-            <w:hyperlink w:history="1" r:id="rIdxqoo5zycuqhglpr3ameu_">
+            <w:hyperlink w:history="1" r:id="rIdku2tzc1kbbqqz9hyq07kc">
               <w:r>
                 <w:rPr>
                   <w:rFonts w:ascii="Arial" w:cs="Arial" w:eastAsia="Arial" w:hAnsi="Arial"/>
@@ -14313,7 +14313,7 @@
             <w:pPr>
               <w:spacing w:after="20" w:before="0"/>
             </w:pPr>
-            <w:hyperlink w:history="1" r:id="rIdt7q7rqrbk2dwecbfjir0g">
+            <w:hyperlink w:history="1" r:id="rId0tdilrgwwnxaykyb3vbd_">
               <w:r>
                 <w:rPr>
                   <w:rFonts w:ascii="Arial" w:cs="Arial" w:eastAsia="Arial" w:hAnsi="Arial"/>
@@ -14346,7 +14346,7 @@
               <w:spacing w:after="10" w:before="0"/>
               <w:ind w:left="120"/>
             </w:pPr>
-            <w:hyperlink w:history="1" r:id="rIdqeguuryowng4xxuxovqe-">
+            <w:hyperlink w:history="1" r:id="rIdfg-kj3cprchqx3b3kj7kq">
               <w:r>
                 <w:rPr>
                   <w:rFonts w:ascii="Arial" w:cs="Arial" w:eastAsia="Arial" w:hAnsi="Arial"/>
@@ -14934,7 +14934,7 @@
         </w:rPr>
         <w:t xml:space="preserve">© 2026 SeaVuria and ARES. Aligned with KICD objectives. Developed by SeaVuria; technical implementation by ARES (with AI assistance from Claude). Licensed under </w:t>
       </w:r>
-      <w:hyperlink w:history="1" r:id="rIdhay7_qqflxqi9eplfgbnc">
+      <w:hyperlink w:history="1" r:id="rIdxy7t4zlabaxxcdn3lvxcr">
         <w:r>
           <w:rPr>
             <w:rFonts w:ascii="Arial" w:cs="Arial" w:eastAsia="Arial" w:hAnsi="Arial"/>
@@ -14955,7 +14955,7 @@
         </w:rPr>
         <w:t xml:space="preserve"> (</w:t>
       </w:r>
-      <w:hyperlink w:history="1" r:id="rIdrvtjy2ycfhm12_fjb1co4">
+      <w:hyperlink w:history="1" r:id="rIdg0ey2di3ukviymihtorzt">
         <w:r>
           <w:rPr>
             <w:rFonts w:ascii="Arial" w:cs="Arial" w:eastAsia="Arial" w:hAnsi="Arial"/>
@@ -16184,7 +16184,7 @@
               <w:spacing w:after="10" w:before="0"/>
               <w:ind w:left="120"/>
             </w:pPr>
-            <w:hyperlink w:history="1" r:id="rIdcx69iyp3oc7vjzst66p8l">
+            <w:hyperlink w:history="1" r:id="rIdtz70lny8p-prr1mrhiyyd">
               <w:r>
                 <w:rPr>
                   <w:rFonts w:ascii="Arial" w:cs="Arial" w:eastAsia="Arial" w:hAnsi="Arial"/>
@@ -16261,7 +16261,7 @@
               <w:spacing w:after="10" w:before="0"/>
               <w:ind w:left="120"/>
             </w:pPr>
-            <w:hyperlink w:history="1" r:id="rIds2vws5xlu0eg-virm6lqk">
+            <w:hyperlink w:history="1" r:id="rIdvokpambigd3_vh9bjaw_h">
               <w:r>
                 <w:rPr>
                   <w:rFonts w:ascii="Arial" w:cs="Arial" w:eastAsia="Arial" w:hAnsi="Arial"/>
@@ -16488,7 +16488,7 @@
               <w:spacing w:after="10" w:before="0"/>
               <w:ind w:left="120"/>
             </w:pPr>
-            <w:hyperlink w:history="1" r:id="rIdl8ixdkcpjgf7h6srnsrbz">
+            <w:hyperlink w:history="1" r:id="rId-mds91z7zmyjaasjlwpen">
               <w:r>
                 <w:rPr>
                   <w:rFonts w:ascii="Arial" w:cs="Arial" w:eastAsia="Arial" w:hAnsi="Arial"/>
@@ -16565,7 +16565,7 @@
               <w:spacing w:after="10" w:before="0"/>
               <w:ind w:left="120"/>
             </w:pPr>
-            <w:hyperlink w:history="1" r:id="rIdgbbyg-rb3u9wuqvfql8nq">
+            <w:hyperlink w:history="1" r:id="rIdvajwluicozcp4v8-2kjp3">
               <w:r>
                 <w:rPr>
                   <w:rFonts w:ascii="Arial" w:cs="Arial" w:eastAsia="Arial" w:hAnsi="Arial"/>
@@ -16792,7 +16792,7 @@
               <w:spacing w:after="10" w:before="0"/>
               <w:ind w:left="120"/>
             </w:pPr>
-            <w:hyperlink w:history="1" r:id="rIdubkpwjhqatkjfb2pzxhkn">
+            <w:hyperlink w:history="1" r:id="rId_vrldloruxa31bfscidvz">
               <w:r>
                 <w:rPr>
                   <w:rFonts w:ascii="Arial" w:cs="Arial" w:eastAsia="Arial" w:hAnsi="Arial"/>
@@ -16869,7 +16869,7 @@
               <w:spacing w:after="10" w:before="0"/>
               <w:ind w:left="120"/>
             </w:pPr>
-            <w:hyperlink w:history="1" r:id="rIdnrxuzm4uey5afcw3ph5sj">
+            <w:hyperlink w:history="1" r:id="rIdlz7mpox6fmclbvt01azb3">
               <w:r>
                 <w:rPr>
                   <w:rFonts w:ascii="Arial" w:cs="Arial" w:eastAsia="Arial" w:hAnsi="Arial"/>
@@ -17096,7 +17096,7 @@
               <w:spacing w:after="10" w:before="0"/>
               <w:ind w:left="120"/>
             </w:pPr>
-            <w:hyperlink w:history="1" r:id="rIdozszy5eopemzexh249cdj">
+            <w:hyperlink w:history="1" r:id="rId_ew6kiheqsfmcyuws8_wo">
               <w:r>
                 <w:rPr>
                   <w:rFonts w:ascii="Arial" w:cs="Arial" w:eastAsia="Arial" w:hAnsi="Arial"/>
@@ -17173,7 +17173,7 @@
               <w:spacing w:after="10" w:before="0"/>
               <w:ind w:left="120"/>
             </w:pPr>
-            <w:hyperlink w:history="1" r:id="rIdky6spt9rbizt4ik_3mflf">
+            <w:hyperlink w:history="1" r:id="rIdpzj6r71gjkn-h0ie2pxxk">
               <w:r>
                 <w:rPr>
                   <w:rFonts w:ascii="Arial" w:cs="Arial" w:eastAsia="Arial" w:hAnsi="Arial"/>
@@ -17400,7 +17400,7 @@
               <w:spacing w:after="10" w:before="0"/>
               <w:ind w:left="120"/>
             </w:pPr>
-            <w:hyperlink w:history="1" r:id="rId6yrxg8jn_2xmzvqka0qyy">
+            <w:hyperlink w:history="1" r:id="rIdrwew0sowgjcyfiymof1an">
               <w:r>
                 <w:rPr>
                   <w:rFonts w:ascii="Arial" w:cs="Arial" w:eastAsia="Arial" w:hAnsi="Arial"/>
@@ -17477,7 +17477,7 @@
               <w:spacing w:after="10" w:before="0"/>
               <w:ind w:left="120"/>
             </w:pPr>
-            <w:hyperlink w:history="1" r:id="rId5yt2kemzcmo59yaazbccr">
+            <w:hyperlink w:history="1" r:id="rIdhzvdjtr7tlew2haxahykv">
               <w:r>
                 <w:rPr>
                   <w:rFonts w:ascii="Arial" w:cs="Arial" w:eastAsia="Arial" w:hAnsi="Arial"/>
@@ -18080,7 +18080,7 @@
         </w:rPr>
         <w:t xml:space="preserve">© 2026 SeaVuria and ARES. Aligned with KICD objectives. Developed by SeaVuria; technical implementation by ARES (with AI assistance from Claude). Licensed under </w:t>
       </w:r>
-      <w:hyperlink w:history="1" r:id="rIdkyntdvqxdja-grsm9leyo">
+      <w:hyperlink w:history="1" r:id="rIdp2y865nq0s_qjxs5y1cge">
         <w:r>
           <w:rPr>
             <w:rFonts w:ascii="Arial" w:cs="Arial" w:eastAsia="Arial" w:hAnsi="Arial"/>
@@ -18101,7 +18101,7 @@
         </w:rPr>
         <w:t xml:space="preserve"> (</w:t>
       </w:r>
-      <w:hyperlink w:history="1" r:id="rIdeyah0e9ci4_fgde01aeh-">
+      <w:hyperlink w:history="1" r:id="rIdburkmwdkg4xqfnmbgzmjj">
         <w:r>
           <w:rPr>
             <w:rFonts w:ascii="Arial" w:cs="Arial" w:eastAsia="Arial" w:hAnsi="Arial"/>
@@ -19290,7 +19290,7 @@
               <w:spacing w:after="10" w:before="0"/>
               <w:ind w:left="120"/>
             </w:pPr>
-            <w:hyperlink w:history="1" r:id="rIdka7mxhcai1fgda6nej9rx">
+            <w:hyperlink w:history="1" r:id="rIdwjaqq9mb7myidkywhn1b7">
               <w:r>
                 <w:rPr>
                   <w:rFonts w:ascii="Arial" w:cs="Arial" w:eastAsia="Arial" w:hAnsi="Arial"/>
@@ -19350,7 +19350,7 @@
             <w:pPr>
               <w:spacing w:after="20" w:before="0"/>
             </w:pPr>
-            <w:hyperlink w:history="1" r:id="rIdnjf42tkxjaribw6-73oiv">
+            <w:hyperlink w:history="1" r:id="rIdpcldngwvdyninkq7ry3qc">
               <w:r>
                 <w:rPr>
                   <w:rFonts w:ascii="Arial" w:cs="Arial" w:eastAsia="Arial" w:hAnsi="Arial"/>
@@ -19399,7 +19399,7 @@
               <w:spacing w:after="10" w:before="0"/>
               <w:ind w:left="120"/>
             </w:pPr>
-            <w:hyperlink w:history="1" r:id="rId3xa0iiu1eduxtfjl7ac6f">
+            <w:hyperlink w:history="1" r:id="rIdbud99kq1n5fedxetfdc-3">
               <w:r>
                 <w:rPr>
                   <w:rFonts w:ascii="Arial" w:cs="Arial" w:eastAsia="Arial" w:hAnsi="Arial"/>
@@ -19611,7 +19611,7 @@
               <w:spacing w:after="10" w:before="0"/>
               <w:ind w:left="120"/>
             </w:pPr>
-            <w:hyperlink w:history="1" r:id="rIds472tivotc0cm_ok3w5ag">
+            <w:hyperlink w:history="1" r:id="rIdo15n1j7n7ewn2w8idty8_">
               <w:r>
                 <w:rPr>
                   <w:rFonts w:ascii="Arial" w:cs="Arial" w:eastAsia="Arial" w:hAnsi="Arial"/>
@@ -19671,7 +19671,7 @@
             <w:pPr>
               <w:spacing w:after="20" w:before="0"/>
             </w:pPr>
-            <w:hyperlink w:history="1" r:id="rIdros2edzbg1-h15yxinwat">
+            <w:hyperlink w:history="1" r:id="rId40fktsfp1lxmtzn_oqeq0">
               <w:r>
                 <w:rPr>
                   <w:rFonts w:ascii="Arial" w:cs="Arial" w:eastAsia="Arial" w:hAnsi="Arial"/>
@@ -19720,7 +19720,7 @@
               <w:spacing w:after="10" w:before="0"/>
               <w:ind w:left="120"/>
             </w:pPr>
-            <w:hyperlink w:history="1" r:id="rIdljvxazomiatlyocqi0uzn">
+            <w:hyperlink w:history="1" r:id="rIdzoh0pjenz2yv-2iupqrix">
               <w:r>
                 <w:rPr>
                   <w:rFonts w:ascii="Arial" w:cs="Arial" w:eastAsia="Arial" w:hAnsi="Arial"/>
@@ -19932,7 +19932,7 @@
               <w:spacing w:after="10" w:before="0"/>
               <w:ind w:left="120"/>
             </w:pPr>
-            <w:hyperlink w:history="1" r:id="rId391yvg7bgvl_drq7pffng">
+            <w:hyperlink w:history="1" r:id="rId1ogc8unmy1muino16mxil">
               <w:r>
                 <w:rPr>
                   <w:rFonts w:ascii="Arial" w:cs="Arial" w:eastAsia="Arial" w:hAnsi="Arial"/>
@@ -19992,7 +19992,7 @@
             <w:pPr>
               <w:spacing w:after="20" w:before="0"/>
             </w:pPr>
-            <w:hyperlink w:history="1" r:id="rIdsxly9cehxjxk73hea3uor">
+            <w:hyperlink w:history="1" r:id="rIdndgr_ny-yo-dqavluwnju">
               <w:r>
                 <w:rPr>
                   <w:rFonts w:ascii="Arial" w:cs="Arial" w:eastAsia="Arial" w:hAnsi="Arial"/>
@@ -20041,7 +20041,7 @@
               <w:spacing w:after="10" w:before="0"/>
               <w:ind w:left="120"/>
             </w:pPr>
-            <w:hyperlink w:history="1" r:id="rIdbf_2aku4w_mnjr4hpn_rl">
+            <w:hyperlink w:history="1" r:id="rIdjdz5geag1afr4sd12iz79">
               <w:r>
                 <w:rPr>
                   <w:rFonts w:ascii="Arial" w:cs="Arial" w:eastAsia="Arial" w:hAnsi="Arial"/>
@@ -20253,7 +20253,7 @@
               <w:spacing w:after="10" w:before="0"/>
               <w:ind w:left="120"/>
             </w:pPr>
-            <w:hyperlink w:history="1" r:id="rIdo5gbr5mauhfjnkb_ws9cy">
+            <w:hyperlink w:history="1" r:id="rIdtpd2n6us1e5debj9otvmn">
               <w:r>
                 <w:rPr>
                   <w:rFonts w:ascii="Arial" w:cs="Arial" w:eastAsia="Arial" w:hAnsi="Arial"/>
@@ -20313,7 +20313,7 @@
             <w:pPr>
               <w:spacing w:after="20" w:before="0"/>
             </w:pPr>
-            <w:hyperlink w:history="1" r:id="rIdnwc5elniav6l1j5lmifi-">
+            <w:hyperlink w:history="1" r:id="rIdnsstvw3donam0xgpz6sd4">
               <w:r>
                 <w:rPr>
                   <w:rFonts w:ascii="Arial" w:cs="Arial" w:eastAsia="Arial" w:hAnsi="Arial"/>
@@ -20362,7 +20362,7 @@
               <w:spacing w:after="10" w:before="0"/>
               <w:ind w:left="120"/>
             </w:pPr>
-            <w:hyperlink w:history="1" r:id="rIdhshc8b6qnpwtdhczfzoui">
+            <w:hyperlink w:history="1" r:id="rId3wk84bzvbb8d4rovmyion">
               <w:r>
                 <w:rPr>
                   <w:rFonts w:ascii="Arial" w:cs="Arial" w:eastAsia="Arial" w:hAnsi="Arial"/>
@@ -20574,7 +20574,7 @@
               <w:spacing w:after="10" w:before="0"/>
               <w:ind w:left="120"/>
             </w:pPr>
-            <w:hyperlink w:history="1" r:id="rIdndg8hnzjpo150flhu4kzy">
+            <w:hyperlink w:history="1" r:id="rIdxeynlh-2a76mcqw235bue">
               <w:r>
                 <w:rPr>
                   <w:rFonts w:ascii="Arial" w:cs="Arial" w:eastAsia="Arial" w:hAnsi="Arial"/>
@@ -20634,7 +20634,7 @@
             <w:pPr>
               <w:spacing w:after="20" w:before="0"/>
             </w:pPr>
-            <w:hyperlink w:history="1" r:id="rIdo-2fc5_8_kab-54y9ytg5">
+            <w:hyperlink w:history="1" r:id="rIdf18i5ttoptnn-u-pn3rh0">
               <w:r>
                 <w:rPr>
                   <w:rFonts w:ascii="Arial" w:cs="Arial" w:eastAsia="Arial" w:hAnsi="Arial"/>
@@ -20683,7 +20683,7 @@
               <w:spacing w:after="10" w:before="0"/>
               <w:ind w:left="120"/>
             </w:pPr>
-            <w:hyperlink w:history="1" r:id="rIdsmuvflqmjdsyqjjhnxhdf">
+            <w:hyperlink w:history="1" r:id="rIdbzp3_xde5w4pyjqmcg_qz">
               <w:r>
                 <w:rPr>
                   <w:rFonts w:ascii="Arial" w:cs="Arial" w:eastAsia="Arial" w:hAnsi="Arial"/>
@@ -21271,7 +21271,7 @@
         </w:rPr>
         <w:t xml:space="preserve">© 2026 SeaVuria and ARES. Aligned with KICD objectives. Developed by SeaVuria; technical implementation by ARES (with AI assistance from Claude). Licensed under </w:t>
       </w:r>
-      <w:hyperlink w:history="1" r:id="rIdnfd79_a9pczqz35jllzti">
+      <w:hyperlink w:history="1" r:id="rIdktbrf0pzbut6x2q38vgyp">
         <w:r>
           <w:rPr>
             <w:rFonts w:ascii="Arial" w:cs="Arial" w:eastAsia="Arial" w:hAnsi="Arial"/>
@@ -21292,7 +21292,7 @@
         </w:rPr>
         <w:t xml:space="preserve"> (</w:t>
       </w:r>
-      <w:hyperlink w:history="1" r:id="rIdov7srndxr0a8snwf_g9p-">
+      <w:hyperlink w:history="1" r:id="rIdmf30gw5mcucyihfn64onp">
         <w:r>
           <w:rPr>
             <w:rFonts w:ascii="Arial" w:cs="Arial" w:eastAsia="Arial" w:hAnsi="Arial"/>
@@ -22484,7 +22484,7 @@
             <w:pPr>
               <w:spacing w:after="20" w:before="0"/>
             </w:pPr>
-            <w:hyperlink w:history="1" r:id="rIdx_y8l9mnxwbseyg1dcsdh">
+            <w:hyperlink w:history="1" r:id="rIdzb-yw8hrfrk28qumfqvbt">
               <w:r>
                 <w:rPr>
                   <w:rFonts w:ascii="Arial" w:cs="Arial" w:eastAsia="Arial" w:hAnsi="Arial"/>
@@ -22517,7 +22517,7 @@
               <w:spacing w:after="10" w:before="0"/>
               <w:ind w:left="120"/>
             </w:pPr>
-            <w:hyperlink w:history="1" r:id="rIdenklfvqo_d5rb4fi6vgyj">
+            <w:hyperlink w:history="1" r:id="rIddtuwvmjgu5nrltcremsdk">
               <w:r>
                 <w:rPr>
                   <w:rFonts w:ascii="Arial" w:cs="Arial" w:eastAsia="Arial" w:hAnsi="Arial"/>
@@ -22562,7 +22562,7 @@
             <w:pPr>
               <w:spacing w:after="20" w:before="0"/>
             </w:pPr>
-            <w:hyperlink w:history="1" r:id="rIdwdzjdwvw6igwy3waovl7i">
+            <w:hyperlink w:history="1" r:id="rIdpz9i_vr6d7mpzx_wi1x8c">
               <w:r>
                 <w:rPr>
                   <w:rFonts w:ascii="Arial" w:cs="Arial" w:eastAsia="Arial" w:hAnsi="Arial"/>
@@ -22595,7 +22595,7 @@
               <w:spacing w:after="10" w:before="0"/>
               <w:ind w:left="120"/>
             </w:pPr>
-            <w:hyperlink w:history="1" r:id="rId15dxhn_a7k_umzv96px-o">
+            <w:hyperlink w:history="1" r:id="rIdhwiecjwqdhvdjwetb054p">
               <w:r>
                 <w:rPr>
                   <w:rFonts w:ascii="Arial" w:cs="Arial" w:eastAsia="Arial" w:hAnsi="Arial"/>
@@ -22790,7 +22790,7 @@
             <w:pPr>
               <w:spacing w:after="20" w:before="0"/>
             </w:pPr>
-            <w:hyperlink w:history="1" r:id="rIderipdqgg2qnhzteam9i-s">
+            <w:hyperlink w:history="1" r:id="rIdzvf-bjcepyhqlajq6nvul">
               <w:r>
                 <w:rPr>
                   <w:rFonts w:ascii="Arial" w:cs="Arial" w:eastAsia="Arial" w:hAnsi="Arial"/>
@@ -22823,7 +22823,7 @@
               <w:spacing w:after="10" w:before="0"/>
               <w:ind w:left="120"/>
             </w:pPr>
-            <w:hyperlink w:history="1" r:id="rIdbmkdyjhejj2ma9rkgq1yj">
+            <w:hyperlink w:history="1" r:id="rIdypdq3ibhibx3chpm1lgd7">
               <w:r>
                 <w:rPr>
                   <w:rFonts w:ascii="Arial" w:cs="Arial" w:eastAsia="Arial" w:hAnsi="Arial"/>
@@ -22868,7 +22868,7 @@
             <w:pPr>
               <w:spacing w:after="20" w:before="0"/>
             </w:pPr>
-            <w:hyperlink w:history="1" r:id="rIdqjaqb1enyt-qsg9kw1oz5">
+            <w:hyperlink w:history="1" r:id="rIdgqdzd80sal4of76roeikw">
               <w:r>
                 <w:rPr>
                   <w:rFonts w:ascii="Arial" w:cs="Arial" w:eastAsia="Arial" w:hAnsi="Arial"/>
@@ -22901,7 +22901,7 @@
               <w:spacing w:after="10" w:before="0"/>
               <w:ind w:left="120"/>
             </w:pPr>
-            <w:hyperlink w:history="1" r:id="rIdqbrzibzrknyvhyexl3fnr">
+            <w:hyperlink w:history="1" r:id="rIdytklk4k6toiblrsytghc7">
               <w:r>
                 <w:rPr>
                   <w:rFonts w:ascii="Arial" w:cs="Arial" w:eastAsia="Arial" w:hAnsi="Arial"/>
@@ -23096,7 +23096,7 @@
             <w:pPr>
               <w:spacing w:after="20" w:before="0"/>
             </w:pPr>
-            <w:hyperlink w:history="1" r:id="rIdixoyy66p5mpkwksdko8uj">
+            <w:hyperlink w:history="1" r:id="rIdhla9la42z4i5td-dici59">
               <w:r>
                 <w:rPr>
                   <w:rFonts w:ascii="Arial" w:cs="Arial" w:eastAsia="Arial" w:hAnsi="Arial"/>
@@ -23129,7 +23129,7 @@
               <w:spacing w:after="10" w:before="0"/>
               <w:ind w:left="120"/>
             </w:pPr>
-            <w:hyperlink w:history="1" r:id="rIdnye0c4byznsn5ooaozc3u">
+            <w:hyperlink w:history="1" r:id="rIdrferwnm_vrtzmglhbuowx">
               <w:r>
                 <w:rPr>
                   <w:rFonts w:ascii="Arial" w:cs="Arial" w:eastAsia="Arial" w:hAnsi="Arial"/>
@@ -23174,7 +23174,7 @@
             <w:pPr>
               <w:spacing w:after="20" w:before="0"/>
             </w:pPr>
-            <w:hyperlink w:history="1" r:id="rIdjzdbc5a_rv4jtrclx9hxj">
+            <w:hyperlink w:history="1" r:id="rIdpl0esnhnm4bstsytwl7xl">
               <w:r>
                 <w:rPr>
                   <w:rFonts w:ascii="Arial" w:cs="Arial" w:eastAsia="Arial" w:hAnsi="Arial"/>
@@ -23223,7 +23223,7 @@
               <w:spacing w:after="10" w:before="0"/>
               <w:ind w:left="120"/>
             </w:pPr>
-            <w:hyperlink w:history="1" r:id="rIdjd25ad-tetr47xks_pcxs">
+            <w:hyperlink w:history="1" r:id="rIdeknykddkxh0-0kxpe2jni">
               <w:r>
                 <w:rPr>
                   <w:rFonts w:ascii="Arial" w:cs="Arial" w:eastAsia="Arial" w:hAnsi="Arial"/>
@@ -23418,7 +23418,7 @@
             <w:pPr>
               <w:spacing w:after="20" w:before="0"/>
             </w:pPr>
-            <w:hyperlink w:history="1" r:id="rIdvfrirs4jpic-gbofqeisg">
+            <w:hyperlink w:history="1" r:id="rIddhpces_wdmi1rp13ql8gx">
               <w:r>
                 <w:rPr>
                   <w:rFonts w:ascii="Arial" w:cs="Arial" w:eastAsia="Arial" w:hAnsi="Arial"/>
@@ -23451,7 +23451,7 @@
               <w:spacing w:after="10" w:before="0"/>
               <w:ind w:left="120"/>
             </w:pPr>
-            <w:hyperlink w:history="1" r:id="rIdvxfzqfcjlazjekr9uyyd2">
+            <w:hyperlink w:history="1" r:id="rId97ffkaeuftsrfhlxmh5be">
               <w:r>
                 <w:rPr>
                   <w:rFonts w:ascii="Arial" w:cs="Arial" w:eastAsia="Arial" w:hAnsi="Arial"/>
@@ -23496,7 +23496,7 @@
             <w:pPr>
               <w:spacing w:after="20" w:before="0"/>
             </w:pPr>
-            <w:hyperlink w:history="1" r:id="rId-zelugjladaccomtaj--v">
+            <w:hyperlink w:history="1" r:id="rIda7ch4gbczqw-g-cupbfzx">
               <w:r>
                 <w:rPr>
                   <w:rFonts w:ascii="Arial" w:cs="Arial" w:eastAsia="Arial" w:hAnsi="Arial"/>
@@ -23529,7 +23529,7 @@
               <w:spacing w:after="10" w:before="0"/>
               <w:ind w:left="120"/>
             </w:pPr>
-            <w:hyperlink w:history="1" r:id="rIdotlfu7mzrpa61y4xysepn">
+            <w:hyperlink w:history="1" r:id="rIdanaeh7xrleaxeo_qvbqhv">
               <w:r>
                 <w:rPr>
                   <w:rFonts w:ascii="Arial" w:cs="Arial" w:eastAsia="Arial" w:hAnsi="Arial"/>
@@ -23724,7 +23724,7 @@
             <w:pPr>
               <w:spacing w:after="20" w:before="0"/>
             </w:pPr>
-            <w:hyperlink w:history="1" r:id="rIdwcgefny1mhh1huxnuljf7">
+            <w:hyperlink w:history="1" r:id="rId4m9ub1uraih9nnzocbhp3">
               <w:r>
                 <w:rPr>
                   <w:rFonts w:ascii="Arial" w:cs="Arial" w:eastAsia="Arial" w:hAnsi="Arial"/>
@@ -23757,7 +23757,7 @@
               <w:spacing w:after="10" w:before="0"/>
               <w:ind w:left="120"/>
             </w:pPr>
-            <w:hyperlink w:history="1" r:id="rIdeoqtl83m9hcfu0fm06bd7">
+            <w:hyperlink w:history="1" r:id="rIdwyagg6rcjnqc6swsfoqu2">
               <w:r>
                 <w:rPr>
                   <w:rFonts w:ascii="Arial" w:cs="Arial" w:eastAsia="Arial" w:hAnsi="Arial"/>
@@ -23802,7 +23802,7 @@
             <w:pPr>
               <w:spacing w:after="20" w:before="0"/>
             </w:pPr>
-            <w:hyperlink w:history="1" r:id="rIdikhm_rtcqpff1v9h4qiqq">
+            <w:hyperlink w:history="1" r:id="rIdesd5dpzh7bitgj3qfzwpl">
               <w:r>
                 <w:rPr>
                   <w:rFonts w:ascii="Arial" w:cs="Arial" w:eastAsia="Arial" w:hAnsi="Arial"/>
@@ -23835,7 +23835,7 @@
               <w:spacing w:after="10" w:before="0"/>
               <w:ind w:left="120"/>
             </w:pPr>
-            <w:hyperlink w:history="1" r:id="rIdfvzjltkfxvmilwyiqdw6-">
+            <w:hyperlink w:history="1" r:id="rIdrkl0aosftwek-awo1plhy">
               <w:r>
                 <w:rPr>
                   <w:rFonts w:ascii="Arial" w:cs="Arial" w:eastAsia="Arial" w:hAnsi="Arial"/>
@@ -24347,7 +24347,7 @@
         </w:rPr>
         <w:t xml:space="preserve">© 2026 SeaVuria and ARES. Aligned with KICD objectives. Developed by SeaVuria; technical implementation by ARES (with AI assistance from Claude). Licensed under </w:t>
       </w:r>
-      <w:hyperlink w:history="1" r:id="rIdivv52s5-swohegms2ug4k">
+      <w:hyperlink w:history="1" r:id="rIdadf_2cfy98ofakwyn1yi2">
         <w:r>
           <w:rPr>
             <w:rFonts w:ascii="Arial" w:cs="Arial" w:eastAsia="Arial" w:hAnsi="Arial"/>
@@ -24368,7 +24368,7 @@
         </w:rPr>
         <w:t xml:space="preserve"> (</w:t>
       </w:r>
-      <w:hyperlink w:history="1" r:id="rId-huuco5vumeloubyuogzk">
+      <w:hyperlink w:history="1" r:id="rIdclfczcqh1p506njlbm4jz">
         <w:r>
           <w:rPr>
             <w:rFonts w:ascii="Arial" w:cs="Arial" w:eastAsia="Arial" w:hAnsi="Arial"/>
@@ -25544,7 +25544,7 @@
             <w:pPr>
               <w:spacing w:after="20" w:before="0"/>
             </w:pPr>
-            <w:hyperlink w:history="1" r:id="rIdw5gdp3wuhuyswjkgsjrva">
+            <w:hyperlink w:history="1" r:id="rIdgljctdcp6yj8iukluepwn">
               <w:r>
                 <w:rPr>
                   <w:rFonts w:ascii="Arial" w:cs="Arial" w:eastAsia="Arial" w:hAnsi="Arial"/>
@@ -25577,7 +25577,7 @@
               <w:spacing w:after="10" w:before="0"/>
               <w:ind w:left="120"/>
             </w:pPr>
-            <w:hyperlink w:history="1" r:id="rId_madp50txghghqgo5wb2c">
+            <w:hyperlink w:history="1" r:id="rIdh9ybg9lg7sci7dqijee2c">
               <w:r>
                 <w:rPr>
                   <w:rFonts w:ascii="Arial" w:cs="Arial" w:eastAsia="Arial" w:hAnsi="Arial"/>
@@ -25622,7 +25622,7 @@
             <w:pPr>
               <w:spacing w:after="20" w:before="0"/>
             </w:pPr>
-            <w:hyperlink w:history="1" r:id="rIdn7g7adflv6qdf9piwsqbr">
+            <w:hyperlink w:history="1" r:id="rIdcedp7aweuhswsf6uex5v-">
               <w:r>
                 <w:rPr>
                   <w:rFonts w:ascii="Arial" w:cs="Arial" w:eastAsia="Arial" w:hAnsi="Arial"/>
@@ -25655,7 +25655,7 @@
               <w:spacing w:after="10" w:before="0"/>
               <w:ind w:left="120"/>
             </w:pPr>
-            <w:hyperlink w:history="1" r:id="rIdoyg_npkathpzkdrbysowl">
+            <w:hyperlink w:history="1" r:id="rIdunwtedfp-vokcyidrocac">
               <w:r>
                 <w:rPr>
                   <w:rFonts w:ascii="Arial" w:cs="Arial" w:eastAsia="Arial" w:hAnsi="Arial"/>
@@ -25850,7 +25850,7 @@
             <w:pPr>
               <w:spacing w:after="20" w:before="0"/>
             </w:pPr>
-            <w:hyperlink w:history="1" r:id="rIdbjz2jy2ztzy-gdrwoomso">
+            <w:hyperlink w:history="1" r:id="rIdune1civrwuqrz4c6dsxkd">
               <w:r>
                 <w:rPr>
                   <w:rFonts w:ascii="Arial" w:cs="Arial" w:eastAsia="Arial" w:hAnsi="Arial"/>
@@ -25883,7 +25883,7 @@
               <w:spacing w:after="10" w:before="0"/>
               <w:ind w:left="120"/>
             </w:pPr>
-            <w:hyperlink w:history="1" r:id="rIdpkv1pavnvw77c0_9z3dyj">
+            <w:hyperlink w:history="1" r:id="rIdrjljnvfq3igx2cuyufcdg">
               <w:r>
                 <w:rPr>
                   <w:rFonts w:ascii="Arial" w:cs="Arial" w:eastAsia="Arial" w:hAnsi="Arial"/>
@@ -25928,7 +25928,7 @@
             <w:pPr>
               <w:spacing w:after="20" w:before="0"/>
             </w:pPr>
-            <w:hyperlink w:history="1" r:id="rIdlbwyokaoizadhs7b_r00m">
+            <w:hyperlink w:history="1" r:id="rId2goucspd4dvtcej8h4chc">
               <w:r>
                 <w:rPr>
                   <w:rFonts w:ascii="Arial" w:cs="Arial" w:eastAsia="Arial" w:hAnsi="Arial"/>
@@ -25961,7 +25961,7 @@
               <w:spacing w:after="10" w:before="0"/>
               <w:ind w:left="120"/>
             </w:pPr>
-            <w:hyperlink w:history="1" r:id="rIdxlifbd_efoun-xk3efgmv">
+            <w:hyperlink w:history="1" r:id="rIdgmmncwrfmrip40hjioep4">
               <w:r>
                 <w:rPr>
                   <w:rFonts w:ascii="Arial" w:cs="Arial" w:eastAsia="Arial" w:hAnsi="Arial"/>
@@ -26156,7 +26156,7 @@
             <w:pPr>
               <w:spacing w:after="20" w:before="0"/>
             </w:pPr>
-            <w:hyperlink w:history="1" r:id="rIdex11cv4ccxygvq-_lowgt">
+            <w:hyperlink w:history="1" r:id="rIdf3g6pkq9zyyhmaijgynfj">
               <w:r>
                 <w:rPr>
                   <w:rFonts w:ascii="Arial" w:cs="Arial" w:eastAsia="Arial" w:hAnsi="Arial"/>
@@ -26189,7 +26189,7 @@
               <w:spacing w:after="10" w:before="0"/>
               <w:ind w:left="120"/>
             </w:pPr>
-            <w:hyperlink w:history="1" r:id="rIdwosltk4uauhqmb2uuwxrp">
+            <w:hyperlink w:history="1" r:id="rIdkg7ygqw_qqtz_15hdpqmx">
               <w:r>
                 <w:rPr>
                   <w:rFonts w:ascii="Arial" w:cs="Arial" w:eastAsia="Arial" w:hAnsi="Arial"/>
@@ -26234,7 +26234,7 @@
             <w:pPr>
               <w:spacing w:after="20" w:before="0"/>
             </w:pPr>
-            <w:hyperlink w:history="1" r:id="rIdtir_nvaqh-yd8glcq1kg4">
+            <w:hyperlink w:history="1" r:id="rIdljswi2saiq1fwxdno_syx">
               <w:r>
                 <w:rPr>
                   <w:rFonts w:ascii="Arial" w:cs="Arial" w:eastAsia="Arial" w:hAnsi="Arial"/>
@@ -26267,7 +26267,7 @@
               <w:spacing w:after="10" w:before="0"/>
               <w:ind w:left="120"/>
             </w:pPr>
-            <w:hyperlink w:history="1" r:id="rIdvw5dgenxmfqou5jbvs4ph">
+            <w:hyperlink w:history="1" r:id="rIdo60xzasboqx1xihkc5ryr">
               <w:r>
                 <w:rPr>
                   <w:rFonts w:ascii="Arial" w:cs="Arial" w:eastAsia="Arial" w:hAnsi="Arial"/>
@@ -26462,7 +26462,7 @@
             <w:pPr>
               <w:spacing w:after="20" w:before="0"/>
             </w:pPr>
-            <w:hyperlink w:history="1" r:id="rIdmbbtblkyr5nakthueyvsn">
+            <w:hyperlink w:history="1" r:id="rIdo1mmejrwvwygzsyihyuun">
               <w:r>
                 <w:rPr>
                   <w:rFonts w:ascii="Arial" w:cs="Arial" w:eastAsia="Arial" w:hAnsi="Arial"/>
@@ -26495,7 +26495,7 @@
               <w:spacing w:after="10" w:before="0"/>
               <w:ind w:left="120"/>
             </w:pPr>
-            <w:hyperlink w:history="1" r:id="rIdpc1jjcu7mecpue1aqfbek">
+            <w:hyperlink w:history="1" r:id="rIdgyskmzca32g733gu4x2ym">
               <w:r>
                 <w:rPr>
                   <w:rFonts w:ascii="Arial" w:cs="Arial" w:eastAsia="Arial" w:hAnsi="Arial"/>
@@ -26540,7 +26540,7 @@
             <w:pPr>
               <w:spacing w:after="20" w:before="0"/>
             </w:pPr>
-            <w:hyperlink w:history="1" r:id="rId4bjyqw3zvj8vp5j1gwjwa">
+            <w:hyperlink w:history="1" r:id="rIdnpnug9whwxxtoyfqvlegh">
               <w:r>
                 <w:rPr>
                   <w:rFonts w:ascii="Arial" w:cs="Arial" w:eastAsia="Arial" w:hAnsi="Arial"/>
@@ -26573,7 +26573,7 @@
               <w:spacing w:after="10" w:before="0"/>
               <w:ind w:left="120"/>
             </w:pPr>
-            <w:hyperlink w:history="1" r:id="rIdwdjh22uoxdiekltjqzhnj">
+            <w:hyperlink w:history="1" r:id="rIdmrxqdke8ultscyjgqj075">
               <w:r>
                 <w:rPr>
                   <w:rFonts w:ascii="Arial" w:cs="Arial" w:eastAsia="Arial" w:hAnsi="Arial"/>
@@ -26768,7 +26768,7 @@
             <w:pPr>
               <w:spacing w:after="20" w:before="0"/>
             </w:pPr>
-            <w:hyperlink w:history="1" r:id="rIdyggff_sykdds2xom9ytdi">
+            <w:hyperlink w:history="1" r:id="rIdmge5x5zxo4hswate9nnpu">
               <w:r>
                 <w:rPr>
                   <w:rFonts w:ascii="Arial" w:cs="Arial" w:eastAsia="Arial" w:hAnsi="Arial"/>
@@ -26801,7 +26801,7 @@
               <w:spacing w:after="10" w:before="0"/>
               <w:ind w:left="120"/>
             </w:pPr>
-            <w:hyperlink w:history="1" r:id="rIdsz6sjnash1ydrohfnyozs">
+            <w:hyperlink w:history="1" r:id="rIdexegxymbzq4uqfjjc7sjm">
               <w:r>
                 <w:rPr>
                   <w:rFonts w:ascii="Arial" w:cs="Arial" w:eastAsia="Arial" w:hAnsi="Arial"/>
@@ -26846,7 +26846,7 @@
             <w:pPr>
               <w:spacing w:after="20" w:before="0"/>
             </w:pPr>
-            <w:hyperlink w:history="1" r:id="rIdfaxkikhibpl49tpl_lvzo">
+            <w:hyperlink w:history="1" r:id="rIdalyio9we26gqhk-lim1sb">
               <w:r>
                 <w:rPr>
                   <w:rFonts w:ascii="Arial" w:cs="Arial" w:eastAsia="Arial" w:hAnsi="Arial"/>
@@ -26879,7 +26879,7 @@
               <w:spacing w:after="10" w:before="0"/>
               <w:ind w:left="120"/>
             </w:pPr>
-            <w:hyperlink w:history="1" r:id="rIda7az2u0argycig-uvpdnm">
+            <w:hyperlink w:history="1" r:id="rIdqtxeaccn2sbvvdsndmybi">
               <w:r>
                 <w:rPr>
                   <w:rFonts w:ascii="Arial" w:cs="Arial" w:eastAsia="Arial" w:hAnsi="Arial"/>
@@ -27467,7 +27467,7 @@
         </w:rPr>
         <w:t xml:space="preserve">© 2026 SeaVuria and ARES. Aligned with KICD objectives. Developed by SeaVuria; technical implementation by ARES (with AI assistance from Claude). Licensed under </w:t>
       </w:r>
-      <w:hyperlink w:history="1" r:id="rIdsb0g-vveag1feeqpcxugw">
+      <w:hyperlink w:history="1" r:id="rIdc-s0rglxx7lj0nkn3rsqm">
         <w:r>
           <w:rPr>
             <w:rFonts w:ascii="Arial" w:cs="Arial" w:eastAsia="Arial" w:hAnsi="Arial"/>
@@ -27488,7 +27488,7 @@
         </w:rPr>
         <w:t xml:space="preserve"> (</w:t>
       </w:r>
-      <w:hyperlink w:history="1" r:id="rIdboyagqyyryfnxqq6ea6t6">
+      <w:hyperlink w:history="1" r:id="rIdblsw8vvkmdjsyfhqxenkz">
         <w:r>
           <w:rPr>
             <w:rFonts w:ascii="Arial" w:cs="Arial" w:eastAsia="Arial" w:hAnsi="Arial"/>

--- a/data/outputs/v2/Essential_Mathematics/SS2.8_Commercial_Arithmetic_1/Essential_Mathematics_Commercial_Arithmetic_1_CBE_LessonSequence.docx
+++ b/data/outputs/v2/Essential_Mathematics/SS2.8_Commercial_Arithmetic_1/Essential_Mathematics_Commercial_Arithmetic_1_CBE_LessonSequence.docx
@@ -2124,7 +2124,7 @@
         </w:rPr>
         <w:t xml:space="preserve">© 2026 SeaVuria and ARES. This work is licensed under a </w:t>
       </w:r>
-      <w:hyperlink w:history="1" r:id="rIdecbya0m2j-ujepalliphk">
+      <w:hyperlink w:history="1" r:id="rIdklnv4t440-gbtuwpz_i1j">
         <w:r>
           <w:rPr>
             <w:rFonts w:ascii="Arial" w:cs="Arial" w:eastAsia="Arial" w:hAnsi="Arial"/>
@@ -2144,7 +2144,7 @@
         </w:rPr>
         <w:t xml:space="preserve"> (</w:t>
       </w:r>
-      <w:hyperlink w:history="1" r:id="rIdhfiiglbyvl86mahlptjwo">
+      <w:hyperlink w:history="1" r:id="rIdchu1jjdzco4jnjxrj5hsx">
         <w:r>
           <w:rPr>
             <w:rFonts w:ascii="Arial" w:cs="Arial" w:eastAsia="Arial" w:hAnsi="Arial"/>
@@ -2164,7 +2164,7 @@
         </w:rPr>
         <w:t xml:space="preserve">). To view a copy of this license, visit </w:t>
       </w:r>
-      <w:hyperlink w:history="1" r:id="rId-n8t0w64plof2q1vt-4rt">
+      <w:hyperlink w:history="1" r:id="rIdjiixvosz-a4kq4ttpgt__">
         <w:r>
           <w:rPr>
             <w:rFonts w:ascii="Arial" w:cs="Arial" w:eastAsia="Arial" w:hAnsi="Arial"/>
@@ -3395,7 +3395,7 @@
             <w:pPr>
               <w:spacing w:after="20" w:before="0"/>
             </w:pPr>
-            <w:hyperlink w:history="1" r:id="rIdpoeqdwlwfqvgmlb0lhe98">
+            <w:hyperlink w:history="1" r:id="rIdkpcsbwre2hoxqxfs-xfah">
               <w:r>
                 <w:rPr>
                   <w:rFonts w:ascii="Arial" w:cs="Arial" w:eastAsia="Arial" w:hAnsi="Arial"/>
@@ -3444,7 +3444,7 @@
               <w:spacing w:after="10" w:before="0"/>
               <w:ind w:left="120"/>
             </w:pPr>
-            <w:hyperlink w:history="1" r:id="rIdnbalo06dt51uliw73qtli">
+            <w:hyperlink w:history="1" r:id="rIdoadk2kvmn0jgdhictkclm">
               <w:r>
                 <w:rPr>
                   <w:rFonts w:ascii="Arial" w:cs="Arial" w:eastAsia="Arial" w:hAnsi="Arial"/>
@@ -3489,7 +3489,7 @@
             <w:pPr>
               <w:spacing w:after="20" w:before="0"/>
             </w:pPr>
-            <w:hyperlink w:history="1" r:id="rId6txv1mf82py9x2nx_y-rn">
+            <w:hyperlink w:history="1" r:id="rId9rvqwlblksumt5lvh040a">
               <w:r>
                 <w:rPr>
                   <w:rFonts w:ascii="Arial" w:cs="Arial" w:eastAsia="Arial" w:hAnsi="Arial"/>
@@ -3522,7 +3522,7 @@
               <w:spacing w:after="10" w:before="0"/>
               <w:ind w:left="120"/>
             </w:pPr>
-            <w:hyperlink w:history="1" r:id="rIdgzcct-hwub3mw3fpgxoox">
+            <w:hyperlink w:history="1" r:id="rIdfc4eey3nj5bbej49p2jbv">
               <w:r>
                 <w:rPr>
                   <w:rFonts w:ascii="Arial" w:cs="Arial" w:eastAsia="Arial" w:hAnsi="Arial"/>
@@ -3717,7 +3717,7 @@
             <w:pPr>
               <w:spacing w:after="20" w:before="0"/>
             </w:pPr>
-            <w:hyperlink w:history="1" r:id="rIdnfxqxkdomauzatagcn5rf">
+            <w:hyperlink w:history="1" r:id="rId_4qokjwgd4zxoh6nkhyhp">
               <w:r>
                 <w:rPr>
                   <w:rFonts w:ascii="Arial" w:cs="Arial" w:eastAsia="Arial" w:hAnsi="Arial"/>
@@ -3766,7 +3766,7 @@
               <w:spacing w:after="10" w:before="0"/>
               <w:ind w:left="120"/>
             </w:pPr>
-            <w:hyperlink w:history="1" r:id="rIdjhhy3mrs081o2--caxgri">
+            <w:hyperlink w:history="1" r:id="rIda4b-qosd7osncejhg7zar">
               <w:r>
                 <w:rPr>
                   <w:rFonts w:ascii="Arial" w:cs="Arial" w:eastAsia="Arial" w:hAnsi="Arial"/>
@@ -3811,7 +3811,7 @@
             <w:pPr>
               <w:spacing w:after="20" w:before="0"/>
             </w:pPr>
-            <w:hyperlink w:history="1" r:id="rIdwuggj8eu23kuqf1mnr0gq">
+            <w:hyperlink w:history="1" r:id="rIderkn75ihcakqwnpz_niss">
               <w:r>
                 <w:rPr>
                   <w:rFonts w:ascii="Arial" w:cs="Arial" w:eastAsia="Arial" w:hAnsi="Arial"/>
@@ -3844,7 +3844,7 @@
               <w:spacing w:after="10" w:before="0"/>
               <w:ind w:left="120"/>
             </w:pPr>
-            <w:hyperlink w:history="1" r:id="rIdigyx6y7cwsds6iv9upnk3">
+            <w:hyperlink w:history="1" r:id="rIdlqunak3tzkjwdbprrpvye">
               <w:r>
                 <w:rPr>
                   <w:rFonts w:ascii="Arial" w:cs="Arial" w:eastAsia="Arial" w:hAnsi="Arial"/>
@@ -4039,7 +4039,7 @@
             <w:pPr>
               <w:spacing w:after="20" w:before="0"/>
             </w:pPr>
-            <w:hyperlink w:history="1" r:id="rId-ehqm0fhyzg49naotmren">
+            <w:hyperlink w:history="1" r:id="rIdskylsh2wrpzwftz0utnw9">
               <w:r>
                 <w:rPr>
                   <w:rFonts w:ascii="Arial" w:cs="Arial" w:eastAsia="Arial" w:hAnsi="Arial"/>
@@ -4088,7 +4088,7 @@
               <w:spacing w:after="10" w:before="0"/>
               <w:ind w:left="120"/>
             </w:pPr>
-            <w:hyperlink w:history="1" r:id="rId301qmp3yfir8l9ufv_cca">
+            <w:hyperlink w:history="1" r:id="rIdmg0norbpw2ygl-fihekxb">
               <w:r>
                 <w:rPr>
                   <w:rFonts w:ascii="Arial" w:cs="Arial" w:eastAsia="Arial" w:hAnsi="Arial"/>
@@ -4133,7 +4133,7 @@
             <w:pPr>
               <w:spacing w:after="20" w:before="0"/>
             </w:pPr>
-            <w:hyperlink w:history="1" r:id="rIdb-vnbcsslcduvjnwrbsb6">
+            <w:hyperlink w:history="1" r:id="rIdze8luie8lknzttcpvfnkr">
               <w:r>
                 <w:rPr>
                   <w:rFonts w:ascii="Arial" w:cs="Arial" w:eastAsia="Arial" w:hAnsi="Arial"/>
@@ -4166,7 +4166,7 @@
               <w:spacing w:after="10" w:before="0"/>
               <w:ind w:left="120"/>
             </w:pPr>
-            <w:hyperlink w:history="1" r:id="rIdyahvayu7jmfa2pxgqidkv">
+            <w:hyperlink w:history="1" r:id="rIdzkkzrhi0zghmanfd49pex">
               <w:r>
                 <w:rPr>
                   <w:rFonts w:ascii="Arial" w:cs="Arial" w:eastAsia="Arial" w:hAnsi="Arial"/>
@@ -4361,7 +4361,7 @@
             <w:pPr>
               <w:spacing w:after="20" w:before="0"/>
             </w:pPr>
-            <w:hyperlink w:history="1" r:id="rIdgh_qtbrcbtm2z2siwx2lh">
+            <w:hyperlink w:history="1" r:id="rId2_nkkyvbogjyxtt5s425d">
               <w:r>
                 <w:rPr>
                   <w:rFonts w:ascii="Arial" w:cs="Arial" w:eastAsia="Arial" w:hAnsi="Arial"/>
@@ -4410,7 +4410,7 @@
               <w:spacing w:after="10" w:before="0"/>
               <w:ind w:left="120"/>
             </w:pPr>
-            <w:hyperlink w:history="1" r:id="rId5zudjqangfc83t8ytbyi_">
+            <w:hyperlink w:history="1" r:id="rIdqbr0gszr46bj9_6khwarx">
               <w:r>
                 <w:rPr>
                   <w:rFonts w:ascii="Arial" w:cs="Arial" w:eastAsia="Arial" w:hAnsi="Arial"/>
@@ -4455,7 +4455,7 @@
             <w:pPr>
               <w:spacing w:after="20" w:before="0"/>
             </w:pPr>
-            <w:hyperlink w:history="1" r:id="rIdzu-s5ek8lb8mlismfmgcq">
+            <w:hyperlink w:history="1" r:id="rIdxgwd21amp72f9jygeyxdt">
               <w:r>
                 <w:rPr>
                   <w:rFonts w:ascii="Arial" w:cs="Arial" w:eastAsia="Arial" w:hAnsi="Arial"/>
@@ -4488,7 +4488,7 @@
               <w:spacing w:after="10" w:before="0"/>
               <w:ind w:left="120"/>
             </w:pPr>
-            <w:hyperlink w:history="1" r:id="rIdm5xvxa1uwtgk_nz1hzdgl">
+            <w:hyperlink w:history="1" r:id="rIdsd5trpnatmcn-srx5jhtn">
               <w:r>
                 <w:rPr>
                   <w:rFonts w:ascii="Arial" w:cs="Arial" w:eastAsia="Arial" w:hAnsi="Arial"/>
@@ -4683,7 +4683,7 @@
             <w:pPr>
               <w:spacing w:after="20" w:before="0"/>
             </w:pPr>
-            <w:hyperlink w:history="1" r:id="rIdw6f_kqm3h_5bf5eyia7uu">
+            <w:hyperlink w:history="1" r:id="rIdcjlid7lgjyapdgsmlxi7z">
               <w:r>
                 <w:rPr>
                   <w:rFonts w:ascii="Arial" w:cs="Arial" w:eastAsia="Arial" w:hAnsi="Arial"/>
@@ -4732,7 +4732,7 @@
               <w:spacing w:after="10" w:before="0"/>
               <w:ind w:left="120"/>
             </w:pPr>
-            <w:hyperlink w:history="1" r:id="rIdcj_ip99qjch4n45ut4oj0">
+            <w:hyperlink w:history="1" r:id="rIdikgessnkcsbkelyky-tos">
               <w:r>
                 <w:rPr>
                   <w:rFonts w:ascii="Arial" w:cs="Arial" w:eastAsia="Arial" w:hAnsi="Arial"/>
@@ -4777,7 +4777,7 @@
             <w:pPr>
               <w:spacing w:after="20" w:before="0"/>
             </w:pPr>
-            <w:hyperlink w:history="1" r:id="rIde4hbd8c0thcmll1ab3uwc">
+            <w:hyperlink w:history="1" r:id="rIdbia0csu55m9nrkctm2g2_">
               <w:r>
                 <w:rPr>
                   <w:rFonts w:ascii="Arial" w:cs="Arial" w:eastAsia="Arial" w:hAnsi="Arial"/>
@@ -4810,7 +4810,7 @@
               <w:spacing w:after="10" w:before="0"/>
               <w:ind w:left="120"/>
             </w:pPr>
-            <w:hyperlink w:history="1" r:id="rIdkauqo0zvpenictlkxjuoy">
+            <w:hyperlink w:history="1" r:id="rIdxqol0mqr3pd6mhk0i5n2b">
               <w:r>
                 <w:rPr>
                   <w:rFonts w:ascii="Arial" w:cs="Arial" w:eastAsia="Arial" w:hAnsi="Arial"/>
@@ -5322,7 +5322,7 @@
         </w:rPr>
         <w:t xml:space="preserve">© 2026 SeaVuria and ARES. Aligned with KICD objectives. Developed by SeaVuria; technical implementation by ARES (with AI assistance from Claude). Licensed under </w:t>
       </w:r>
-      <w:hyperlink w:history="1" r:id="rIdskmgyoizdhlw8ti_skibu">
+      <w:hyperlink w:history="1" r:id="rId1gdprpgf60oduq5wlg3f3">
         <w:r>
           <w:rPr>
             <w:rFonts w:ascii="Arial" w:cs="Arial" w:eastAsia="Arial" w:hAnsi="Arial"/>
@@ -5343,7 +5343,7 @@
         </w:rPr>
         <w:t xml:space="preserve"> (</w:t>
       </w:r>
-      <w:hyperlink w:history="1" r:id="rId_anu5211hzuqldmjadzq-">
+      <w:hyperlink w:history="1" r:id="rIdo3_jae5vmqmw0tqi1wegi">
         <w:r>
           <w:rPr>
             <w:rFonts w:ascii="Arial" w:cs="Arial" w:eastAsia="Arial" w:hAnsi="Arial"/>
@@ -6555,7 +6555,7 @@
             <w:pPr>
               <w:spacing w:after="20" w:before="0"/>
             </w:pPr>
-            <w:hyperlink w:history="1" r:id="rIdxs3r6pp3wyva94vehqznb">
+            <w:hyperlink w:history="1" r:id="rIdgf5g0a5kwzemeoelg2rfa">
               <w:r>
                 <w:rPr>
                   <w:rFonts w:ascii="Arial" w:cs="Arial" w:eastAsia="Arial" w:hAnsi="Arial"/>
@@ -6604,7 +6604,7 @@
               <w:spacing w:after="10" w:before="0"/>
               <w:ind w:left="120"/>
             </w:pPr>
-            <w:hyperlink w:history="1" r:id="rIdqmblgbc7a0e5ni-if3nig">
+            <w:hyperlink w:history="1" r:id="rIdo-pffmjstyb0g-vzwi7ri">
               <w:r>
                 <w:rPr>
                   <w:rFonts w:ascii="Arial" w:cs="Arial" w:eastAsia="Arial" w:hAnsi="Arial"/>
@@ -6649,7 +6649,7 @@
             <w:pPr>
               <w:spacing w:after="20" w:before="0"/>
             </w:pPr>
-            <w:hyperlink w:history="1" r:id="rIde_zzcpjpcklswaiyxxh9k">
+            <w:hyperlink w:history="1" r:id="rIdnlqxnmyyuclslwsc3dxlr">
               <w:r>
                 <w:rPr>
                   <w:rFonts w:ascii="Arial" w:cs="Arial" w:eastAsia="Arial" w:hAnsi="Arial"/>
@@ -6682,7 +6682,7 @@
               <w:spacing w:after="10" w:before="0"/>
               <w:ind w:left="120"/>
             </w:pPr>
-            <w:hyperlink w:history="1" r:id="rId_dkdxxwaa9mcinlhr5wme">
+            <w:hyperlink w:history="1" r:id="rId5kgj8ghc0_-p4ccvg9cix">
               <w:r>
                 <w:rPr>
                   <w:rFonts w:ascii="Arial" w:cs="Arial" w:eastAsia="Arial" w:hAnsi="Arial"/>
@@ -6877,7 +6877,7 @@
             <w:pPr>
               <w:spacing w:after="20" w:before="0"/>
             </w:pPr>
-            <w:hyperlink w:history="1" r:id="rIdfmfliloiyipqqwhiwgmfx">
+            <w:hyperlink w:history="1" r:id="rIddnftbp73wmbh6nuwzdyc2">
               <w:r>
                 <w:rPr>
                   <w:rFonts w:ascii="Arial" w:cs="Arial" w:eastAsia="Arial" w:hAnsi="Arial"/>
@@ -6926,7 +6926,7 @@
               <w:spacing w:after="10" w:before="0"/>
               <w:ind w:left="120"/>
             </w:pPr>
-            <w:hyperlink w:history="1" r:id="rIdzuptsjbahfsvgkcogdktz">
+            <w:hyperlink w:history="1" r:id="rIdpc_gvgdhdisdebsumfzyr">
               <w:r>
                 <w:rPr>
                   <w:rFonts w:ascii="Arial" w:cs="Arial" w:eastAsia="Arial" w:hAnsi="Arial"/>
@@ -6971,7 +6971,7 @@
             <w:pPr>
               <w:spacing w:after="20" w:before="0"/>
             </w:pPr>
-            <w:hyperlink w:history="1" r:id="rIdz8je81gl7irh5m-qoqqxe">
+            <w:hyperlink w:history="1" r:id="rIdex5ppoiqhfzrztwr4sysx">
               <w:r>
                 <w:rPr>
                   <w:rFonts w:ascii="Arial" w:cs="Arial" w:eastAsia="Arial" w:hAnsi="Arial"/>
@@ -7004,7 +7004,7 @@
               <w:spacing w:after="10" w:before="0"/>
               <w:ind w:left="120"/>
             </w:pPr>
-            <w:hyperlink w:history="1" r:id="rIdjkd_yjvenxirtemjqoggz">
+            <w:hyperlink w:history="1" r:id="rIdy8khbpmpv-ekreez9zyn-">
               <w:r>
                 <w:rPr>
                   <w:rFonts w:ascii="Arial" w:cs="Arial" w:eastAsia="Arial" w:hAnsi="Arial"/>
@@ -7199,7 +7199,7 @@
             <w:pPr>
               <w:spacing w:after="20" w:before="0"/>
             </w:pPr>
-            <w:hyperlink w:history="1" r:id="rIdtspn2x28wdrkg-exihgn5">
+            <w:hyperlink w:history="1" r:id="rIdaoubzte07wv4qp13ezi33">
               <w:r>
                 <w:rPr>
                   <w:rFonts w:ascii="Arial" w:cs="Arial" w:eastAsia="Arial" w:hAnsi="Arial"/>
@@ -7248,7 +7248,7 @@
               <w:spacing w:after="10" w:before="0"/>
               <w:ind w:left="120"/>
             </w:pPr>
-            <w:hyperlink w:history="1" r:id="rIdjqpcfvjpep88znj68w60i">
+            <w:hyperlink w:history="1" r:id="rIdtkhrmj3zspcxuaneqke-w">
               <w:r>
                 <w:rPr>
                   <w:rFonts w:ascii="Arial" w:cs="Arial" w:eastAsia="Arial" w:hAnsi="Arial"/>
@@ -7293,7 +7293,7 @@
             <w:pPr>
               <w:spacing w:after="20" w:before="0"/>
             </w:pPr>
-            <w:hyperlink w:history="1" r:id="rIdgobzrwyjkeaoasmin7nfu">
+            <w:hyperlink w:history="1" r:id="rIdzsxyxoqglfbkdllpyhocm">
               <w:r>
                 <w:rPr>
                   <w:rFonts w:ascii="Arial" w:cs="Arial" w:eastAsia="Arial" w:hAnsi="Arial"/>
@@ -7326,7 +7326,7 @@
               <w:spacing w:after="10" w:before="0"/>
               <w:ind w:left="120"/>
             </w:pPr>
-            <w:hyperlink w:history="1" r:id="rId5w33kgln2tynsqha-rsyo">
+            <w:hyperlink w:history="1" r:id="rId1ip33oksz8m8lunzuwqn2">
               <w:r>
                 <w:rPr>
                   <w:rFonts w:ascii="Arial" w:cs="Arial" w:eastAsia="Arial" w:hAnsi="Arial"/>
@@ -7521,7 +7521,7 @@
             <w:pPr>
               <w:spacing w:after="20" w:before="0"/>
             </w:pPr>
-            <w:hyperlink w:history="1" r:id="rIdcoogm7tujll5e2lalqz3q">
+            <w:hyperlink w:history="1" r:id="rIdifvcncfhnhhw9szdxxhaw">
               <w:r>
                 <w:rPr>
                   <w:rFonts w:ascii="Arial" w:cs="Arial" w:eastAsia="Arial" w:hAnsi="Arial"/>
@@ -7570,7 +7570,7 @@
               <w:spacing w:after="10" w:before="0"/>
               <w:ind w:left="120"/>
             </w:pPr>
-            <w:hyperlink w:history="1" r:id="rIdfnh43rqlj-snxjauhtvar">
+            <w:hyperlink w:history="1" r:id="rIdnz4ebaryzcjkgit-o5ide">
               <w:r>
                 <w:rPr>
                   <w:rFonts w:ascii="Arial" w:cs="Arial" w:eastAsia="Arial" w:hAnsi="Arial"/>
@@ -7615,7 +7615,7 @@
             <w:pPr>
               <w:spacing w:after="20" w:before="0"/>
             </w:pPr>
-            <w:hyperlink w:history="1" r:id="rIdl0r3cx5c7lr5xm6ev-ztt">
+            <w:hyperlink w:history="1" r:id="rIdulfhanp62hem1tijewxxs">
               <w:r>
                 <w:rPr>
                   <w:rFonts w:ascii="Arial" w:cs="Arial" w:eastAsia="Arial" w:hAnsi="Arial"/>
@@ -7648,7 +7648,7 @@
               <w:spacing w:after="10" w:before="0"/>
               <w:ind w:left="120"/>
             </w:pPr>
-            <w:hyperlink w:history="1" r:id="rIdmkbnehbryzmapykfksjfp">
+            <w:hyperlink w:history="1" r:id="rIdlkguupdkdddtgi0ksqtbd">
               <w:r>
                 <w:rPr>
                   <w:rFonts w:ascii="Arial" w:cs="Arial" w:eastAsia="Arial" w:hAnsi="Arial"/>
@@ -7843,7 +7843,7 @@
             <w:pPr>
               <w:spacing w:after="20" w:before="0"/>
             </w:pPr>
-            <w:hyperlink w:history="1" r:id="rId8mkufpfyj1dq4fvybiqwp">
+            <w:hyperlink w:history="1" r:id="rIdfosjcw2i5upoy_t9f2n8l">
               <w:r>
                 <w:rPr>
                   <w:rFonts w:ascii="Arial" w:cs="Arial" w:eastAsia="Arial" w:hAnsi="Arial"/>
@@ -7892,7 +7892,7 @@
               <w:spacing w:after="10" w:before="0"/>
               <w:ind w:left="120"/>
             </w:pPr>
-            <w:hyperlink w:history="1" r:id="rIdvosl1c7dom7hps08gxdbo">
+            <w:hyperlink w:history="1" r:id="rId0pzbduxd8h5u_opbbv6yy">
               <w:r>
                 <w:rPr>
                   <w:rFonts w:ascii="Arial" w:cs="Arial" w:eastAsia="Arial" w:hAnsi="Arial"/>
@@ -7937,7 +7937,7 @@
             <w:pPr>
               <w:spacing w:after="20" w:before="0"/>
             </w:pPr>
-            <w:hyperlink w:history="1" r:id="rIdq5zx2j_lkocbdoy1rqy3u">
+            <w:hyperlink w:history="1" r:id="rId2imn9jzcgfccie1ry_tpk">
               <w:r>
                 <w:rPr>
                   <w:rFonts w:ascii="Arial" w:cs="Arial" w:eastAsia="Arial" w:hAnsi="Arial"/>
@@ -7986,7 +7986,7 @@
               <w:spacing w:after="10" w:before="0"/>
               <w:ind w:left="120"/>
             </w:pPr>
-            <w:hyperlink w:history="1" r:id="rIdnjitxjbqg9npzv-jggcsv">
+            <w:hyperlink w:history="1" r:id="rId5usdp8truflue81wnlxsz">
               <w:r>
                 <w:rPr>
                   <w:rFonts w:ascii="Arial" w:cs="Arial" w:eastAsia="Arial" w:hAnsi="Arial"/>
@@ -8498,7 +8498,7 @@
         </w:rPr>
         <w:t xml:space="preserve">© 2026 SeaVuria and ARES. Aligned with KICD objectives. Developed by SeaVuria; technical implementation by ARES (with AI assistance from Claude). Licensed under </w:t>
       </w:r>
-      <w:hyperlink w:history="1" r:id="rIdv4jtxjj4y0h0lzcy2kc0x">
+      <w:hyperlink w:history="1" r:id="rIdl29nfnaulfwqmqlta7ju3">
         <w:r>
           <w:rPr>
             <w:rFonts w:ascii="Arial" w:cs="Arial" w:eastAsia="Arial" w:hAnsi="Arial"/>
@@ -8519,7 +8519,7 @@
         </w:rPr>
         <w:t xml:space="preserve"> (</w:t>
       </w:r>
-      <w:hyperlink w:history="1" r:id="rIdr6vnj6tvlh4bl3904mssa">
+      <w:hyperlink w:history="1" r:id="rIddcsynuji1o65-skv0jzk6">
         <w:r>
           <w:rPr>
             <w:rFonts w:ascii="Arial" w:cs="Arial" w:eastAsia="Arial" w:hAnsi="Arial"/>
@@ -9731,7 +9731,7 @@
             <w:pPr>
               <w:spacing w:after="20" w:before="0"/>
             </w:pPr>
-            <w:hyperlink w:history="1" r:id="rIdzmxv_mbrhkfbglbvsuttf">
+            <w:hyperlink w:history="1" r:id="rId7swyis2ue8lmsgiz97adl">
               <w:r>
                 <w:rPr>
                   <w:rFonts w:ascii="Arial" w:cs="Arial" w:eastAsia="Arial" w:hAnsi="Arial"/>
@@ -9764,7 +9764,7 @@
               <w:spacing w:after="10" w:before="0"/>
               <w:ind w:left="120"/>
             </w:pPr>
-            <w:hyperlink w:history="1" r:id="rIdlfyigqaunv5wppgxjsloa">
+            <w:hyperlink w:history="1" r:id="rId7s_zv75srb_zy_8c7e9ol">
               <w:r>
                 <w:rPr>
                   <w:rFonts w:ascii="Arial" w:cs="Arial" w:eastAsia="Arial" w:hAnsi="Arial"/>
@@ -9809,7 +9809,7 @@
             <w:pPr>
               <w:spacing w:after="20" w:before="0"/>
             </w:pPr>
-            <w:hyperlink w:history="1" r:id="rIdj6ehzmenwvn0i2cw_bmtl">
+            <w:hyperlink w:history="1" r:id="rIdzdjqzdwgx0atfynmwgvja">
               <w:r>
                 <w:rPr>
                   <w:rFonts w:ascii="Arial" w:cs="Arial" w:eastAsia="Arial" w:hAnsi="Arial"/>
@@ -9842,7 +9842,7 @@
               <w:spacing w:after="10" w:before="0"/>
               <w:ind w:left="120"/>
             </w:pPr>
-            <w:hyperlink w:history="1" r:id="rIdw5jwwab_xgr-zmy-5jqb6">
+            <w:hyperlink w:history="1" r:id="rId8kfchj_fvmtthlyieu2sr">
               <w:r>
                 <w:rPr>
                   <w:rFonts w:ascii="Arial" w:cs="Arial" w:eastAsia="Arial" w:hAnsi="Arial"/>
@@ -10037,7 +10037,7 @@
             <w:pPr>
               <w:spacing w:after="20" w:before="0"/>
             </w:pPr>
-            <w:hyperlink w:history="1" r:id="rIdnf7dtyp9kvqve2xrlwvqx">
+            <w:hyperlink w:history="1" r:id="rId89noxcjs6uztkvwhggxwh">
               <w:r>
                 <w:rPr>
                   <w:rFonts w:ascii="Arial" w:cs="Arial" w:eastAsia="Arial" w:hAnsi="Arial"/>
@@ -10070,7 +10070,7 @@
               <w:spacing w:after="10" w:before="0"/>
               <w:ind w:left="120"/>
             </w:pPr>
-            <w:hyperlink w:history="1" r:id="rIdxpaalcneu6nhqrtkklsw_">
+            <w:hyperlink w:history="1" r:id="rIdrlpaw0xca7xdwhufmqqn5">
               <w:r>
                 <w:rPr>
                   <w:rFonts w:ascii="Arial" w:cs="Arial" w:eastAsia="Arial" w:hAnsi="Arial"/>
@@ -10115,7 +10115,7 @@
             <w:pPr>
               <w:spacing w:after="20" w:before="0"/>
             </w:pPr>
-            <w:hyperlink w:history="1" r:id="rIdpl17wv2yzebxsv_ple9hb">
+            <w:hyperlink w:history="1" r:id="rIdldviemgqbqhxuliaamgsk">
               <w:r>
                 <w:rPr>
                   <w:rFonts w:ascii="Arial" w:cs="Arial" w:eastAsia="Arial" w:hAnsi="Arial"/>
@@ -10148,7 +10148,7 @@
               <w:spacing w:after="10" w:before="0"/>
               <w:ind w:left="120"/>
             </w:pPr>
-            <w:hyperlink w:history="1" r:id="rIdd_1-v1xeqxwt0x4dmrdqk">
+            <w:hyperlink w:history="1" r:id="rId4o-mdnkpcvvqu8qgdpqxn">
               <w:r>
                 <w:rPr>
                   <w:rFonts w:ascii="Arial" w:cs="Arial" w:eastAsia="Arial" w:hAnsi="Arial"/>
@@ -10343,7 +10343,7 @@
             <w:pPr>
               <w:spacing w:after="20" w:before="0"/>
             </w:pPr>
-            <w:hyperlink w:history="1" r:id="rIdvuyafdeleddjho7kzs4vi">
+            <w:hyperlink w:history="1" r:id="rIdwrljf-rb_rvrvan6x9f7h">
               <w:r>
                 <w:rPr>
                   <w:rFonts w:ascii="Arial" w:cs="Arial" w:eastAsia="Arial" w:hAnsi="Arial"/>
@@ -10392,7 +10392,7 @@
               <w:spacing w:after="10" w:before="0"/>
               <w:ind w:left="120"/>
             </w:pPr>
-            <w:hyperlink w:history="1" r:id="rId6rxc6o7mv2a0yrpsxdxx6">
+            <w:hyperlink w:history="1" r:id="rIdlku_r-idevtgtrs3xyduw">
               <w:r>
                 <w:rPr>
                   <w:rFonts w:ascii="Arial" w:cs="Arial" w:eastAsia="Arial" w:hAnsi="Arial"/>
@@ -10437,7 +10437,7 @@
             <w:pPr>
               <w:spacing w:after="20" w:before="0"/>
             </w:pPr>
-            <w:hyperlink w:history="1" r:id="rIdop9mhmgbytbgcsc4patix">
+            <w:hyperlink w:history="1" r:id="rId-jf7ih0qgsmie9auwpfbj">
               <w:r>
                 <w:rPr>
                   <w:rFonts w:ascii="Arial" w:cs="Arial" w:eastAsia="Arial" w:hAnsi="Arial"/>
@@ -10486,7 +10486,7 @@
               <w:spacing w:after="10" w:before="0"/>
               <w:ind w:left="120"/>
             </w:pPr>
-            <w:hyperlink w:history="1" r:id="rIdx9hnhtd86d0r9ljqhpzsg">
+            <w:hyperlink w:history="1" r:id="rIds06mjv6-afzerwkmrd0iw">
               <w:r>
                 <w:rPr>
                   <w:rFonts w:ascii="Arial" w:cs="Arial" w:eastAsia="Arial" w:hAnsi="Arial"/>
@@ -10681,7 +10681,7 @@
             <w:pPr>
               <w:spacing w:after="20" w:before="0"/>
             </w:pPr>
-            <w:hyperlink w:history="1" r:id="rIdpyq9z5wa-hutr6-wsxrra">
+            <w:hyperlink w:history="1" r:id="rId5jwblxmqnq6o-grsocd3z">
               <w:r>
                 <w:rPr>
                   <w:rFonts w:ascii="Arial" w:cs="Arial" w:eastAsia="Arial" w:hAnsi="Arial"/>
@@ -10714,7 +10714,7 @@
               <w:spacing w:after="10" w:before="0"/>
               <w:ind w:left="120"/>
             </w:pPr>
-            <w:hyperlink w:history="1" r:id="rIdimcsgfsjpax-kxdv5aqm2">
+            <w:hyperlink w:history="1" r:id="rIddn_d_cunv6slfrr8z0ikr">
               <w:r>
                 <w:rPr>
                   <w:rFonts w:ascii="Arial" w:cs="Arial" w:eastAsia="Arial" w:hAnsi="Arial"/>
@@ -10759,7 +10759,7 @@
             <w:pPr>
               <w:spacing w:after="20" w:before="0"/>
             </w:pPr>
-            <w:hyperlink w:history="1" r:id="rIdykr5n9wbc0d4mkrmdyynq">
+            <w:hyperlink w:history="1" r:id="rIdlxodrxe49yqffhd3fqmlj">
               <w:r>
                 <w:rPr>
                   <w:rFonts w:ascii="Arial" w:cs="Arial" w:eastAsia="Arial" w:hAnsi="Arial"/>
@@ -10808,7 +10808,7 @@
               <w:spacing w:after="10" w:before="0"/>
               <w:ind w:left="120"/>
             </w:pPr>
-            <w:hyperlink w:history="1" r:id="rIdlamm0xms8nkwz8zmha91q">
+            <w:hyperlink w:history="1" r:id="rIdtud49cz482hnqhutf9a5y">
               <w:r>
                 <w:rPr>
                   <w:rFonts w:ascii="Arial" w:cs="Arial" w:eastAsia="Arial" w:hAnsi="Arial"/>
@@ -11003,7 +11003,7 @@
             <w:pPr>
               <w:spacing w:after="20" w:before="0"/>
             </w:pPr>
-            <w:hyperlink w:history="1" r:id="rIdegn8nzspcj9p3xt5ouqkz">
+            <w:hyperlink w:history="1" r:id="rIdoqcqhv_gdzgbwi5cy5xcb">
               <w:r>
                 <w:rPr>
                   <w:rFonts w:ascii="Arial" w:cs="Arial" w:eastAsia="Arial" w:hAnsi="Arial"/>
@@ -11036,7 +11036,7 @@
               <w:spacing w:after="10" w:before="0"/>
               <w:ind w:left="120"/>
             </w:pPr>
-            <w:hyperlink w:history="1" r:id="rId2j6dxif7jg4loslwbfwt1">
+            <w:hyperlink w:history="1" r:id="rIdhrpcyxwppiwfd5kttecud">
               <w:r>
                 <w:rPr>
                   <w:rFonts w:ascii="Arial" w:cs="Arial" w:eastAsia="Arial" w:hAnsi="Arial"/>
@@ -11081,7 +11081,7 @@
             <w:pPr>
               <w:spacing w:after="20" w:before="0"/>
             </w:pPr>
-            <w:hyperlink w:history="1" r:id="rIdaoll0qvrdhtlsaibj9gkx">
+            <w:hyperlink w:history="1" r:id="rIdmh9nk3pxjilatpr7wrsjn">
               <w:r>
                 <w:rPr>
                   <w:rFonts w:ascii="Arial" w:cs="Arial" w:eastAsia="Arial" w:hAnsi="Arial"/>
@@ -11114,7 +11114,7 @@
               <w:spacing w:after="10" w:before="0"/>
               <w:ind w:left="120"/>
             </w:pPr>
-            <w:hyperlink w:history="1" r:id="rIdodwhhs3tdcy-iqzwjbvnx">
+            <w:hyperlink w:history="1" r:id="rIdvedcictuhd3bgxxsa80cu">
               <w:r>
                 <w:rPr>
                   <w:rFonts w:ascii="Arial" w:cs="Arial" w:eastAsia="Arial" w:hAnsi="Arial"/>
@@ -11702,7 +11702,7 @@
         </w:rPr>
         <w:t xml:space="preserve">© 2026 SeaVuria and ARES. Aligned with KICD objectives. Developed by SeaVuria; technical implementation by ARES (with AI assistance from Claude). Licensed under </w:t>
       </w:r>
-      <w:hyperlink w:history="1" r:id="rIdmxrqhcq51c4cmpeos8cyu">
+      <w:hyperlink w:history="1" r:id="rIdcyzmsb26ql9rwyzdfsiof">
         <w:r>
           <w:rPr>
             <w:rFonts w:ascii="Arial" w:cs="Arial" w:eastAsia="Arial" w:hAnsi="Arial"/>
@@ -11723,7 +11723,7 @@
         </w:rPr>
         <w:t xml:space="preserve"> (</w:t>
       </w:r>
-      <w:hyperlink w:history="1" r:id="rIdzpe_jpdp7aytathmwcogj">
+      <w:hyperlink w:history="1" r:id="rIdk3nluvuhdx89d5nmfi0ml">
         <w:r>
           <w:rPr>
             <w:rFonts w:ascii="Arial" w:cs="Arial" w:eastAsia="Arial" w:hAnsi="Arial"/>
@@ -12915,7 +12915,7 @@
             <w:pPr>
               <w:spacing w:after="20" w:before="0"/>
             </w:pPr>
-            <w:hyperlink w:history="1" r:id="rIddptsqetgdbzrxnra_zr6x">
+            <w:hyperlink w:history="1" r:id="rIdvxvezjwggeh0jwidlp3zi">
               <w:r>
                 <w:rPr>
                   <w:rFonts w:ascii="Arial" w:cs="Arial" w:eastAsia="Arial" w:hAnsi="Arial"/>
@@ -12964,7 +12964,7 @@
               <w:spacing w:after="10" w:before="0"/>
               <w:ind w:left="120"/>
             </w:pPr>
-            <w:hyperlink w:history="1" r:id="rIdeafvmfhgn0xfwvloanhwx">
+            <w:hyperlink w:history="1" r:id="rIdoia6axfcl5wbzt_8midjp">
               <w:r>
                 <w:rPr>
                   <w:rFonts w:ascii="Arial" w:cs="Arial" w:eastAsia="Arial" w:hAnsi="Arial"/>
@@ -13009,7 +13009,7 @@
             <w:pPr>
               <w:spacing w:after="20" w:before="0"/>
             </w:pPr>
-            <w:hyperlink w:history="1" r:id="rIdyhkb_372jhg_ogpkdz4xh">
+            <w:hyperlink w:history="1" r:id="rIdd_bsdcgyecg_o9rtvmv8h">
               <w:r>
                 <w:rPr>
                   <w:rFonts w:ascii="Arial" w:cs="Arial" w:eastAsia="Arial" w:hAnsi="Arial"/>
@@ -13042,7 +13042,7 @@
               <w:spacing w:after="10" w:before="0"/>
               <w:ind w:left="120"/>
             </w:pPr>
-            <w:hyperlink w:history="1" r:id="rId3czi0uhnqcso33issmmts">
+            <w:hyperlink w:history="1" r:id="rId0em1crtqfa-jarzscyey0">
               <w:r>
                 <w:rPr>
                   <w:rFonts w:ascii="Arial" w:cs="Arial" w:eastAsia="Arial" w:hAnsi="Arial"/>
@@ -13237,7 +13237,7 @@
             <w:pPr>
               <w:spacing w:after="20" w:before="0"/>
             </w:pPr>
-            <w:hyperlink w:history="1" r:id="rIdc-gk6luetwc58jpofafpk">
+            <w:hyperlink w:history="1" r:id="rIdl0qenqs1woyktkf2g8tm6">
               <w:r>
                 <w:rPr>
                   <w:rFonts w:ascii="Arial" w:cs="Arial" w:eastAsia="Arial" w:hAnsi="Arial"/>
@@ -13286,7 +13286,7 @@
               <w:spacing w:after="10" w:before="0"/>
               <w:ind w:left="120"/>
             </w:pPr>
-            <w:hyperlink w:history="1" r:id="rId02wkna4bajhjhccexesow">
+            <w:hyperlink w:history="1" r:id="rIdf4xt9tzp1g1nk-or8gona">
               <w:r>
                 <w:rPr>
                   <w:rFonts w:ascii="Arial" w:cs="Arial" w:eastAsia="Arial" w:hAnsi="Arial"/>
@@ -13331,7 +13331,7 @@
             <w:pPr>
               <w:spacing w:after="20" w:before="0"/>
             </w:pPr>
-            <w:hyperlink w:history="1" r:id="rIditgfoqnzid2bblfn1hlyl">
+            <w:hyperlink w:history="1" r:id="rIdvkv4tziu-qfnek8_rm_pf">
               <w:r>
                 <w:rPr>
                   <w:rFonts w:ascii="Arial" w:cs="Arial" w:eastAsia="Arial" w:hAnsi="Arial"/>
@@ -13364,7 +13364,7 @@
               <w:spacing w:after="10" w:before="0"/>
               <w:ind w:left="120"/>
             </w:pPr>
-            <w:hyperlink w:history="1" r:id="rIdjg5ju893wjhligurlh8ir">
+            <w:hyperlink w:history="1" r:id="rIdvstlanmul_d26utseiix-">
               <w:r>
                 <w:rPr>
                   <w:rFonts w:ascii="Arial" w:cs="Arial" w:eastAsia="Arial" w:hAnsi="Arial"/>
@@ -13559,7 +13559,7 @@
             <w:pPr>
               <w:spacing w:after="20" w:before="0"/>
             </w:pPr>
-            <w:hyperlink w:history="1" r:id="rId_lc1bxm00x7r6zucwslof">
+            <w:hyperlink w:history="1" r:id="rIdfj85akcdcjc-syh1ya9na">
               <w:r>
                 <w:rPr>
                   <w:rFonts w:ascii="Arial" w:cs="Arial" w:eastAsia="Arial" w:hAnsi="Arial"/>
@@ -13608,7 +13608,7 @@
               <w:spacing w:after="10" w:before="0"/>
               <w:ind w:left="120"/>
             </w:pPr>
-            <w:hyperlink w:history="1" r:id="rIdlxxfbzgi6kfumi_dw00nz">
+            <w:hyperlink w:history="1" r:id="rIdts0la55r7uecdje-oudjo">
               <w:r>
                 <w:rPr>
                   <w:rFonts w:ascii="Arial" w:cs="Arial" w:eastAsia="Arial" w:hAnsi="Arial"/>
@@ -13653,7 +13653,7 @@
             <w:pPr>
               <w:spacing w:after="20" w:before="0"/>
             </w:pPr>
-            <w:hyperlink w:history="1" r:id="rIdfdaaof_2svheylm0utq9k">
+            <w:hyperlink w:history="1" r:id="rId6jdtjmicubtzrimtbscs-">
               <w:r>
                 <w:rPr>
                   <w:rFonts w:ascii="Arial" w:cs="Arial" w:eastAsia="Arial" w:hAnsi="Arial"/>
@@ -13702,7 +13702,7 @@
               <w:spacing w:after="10" w:before="0"/>
               <w:ind w:left="120"/>
             </w:pPr>
-            <w:hyperlink w:history="1" r:id="rIdcf__imtqafw6kxruv0rt9">
+            <w:hyperlink w:history="1" r:id="rIdhp29vrmucp4ecq3yk3nt2">
               <w:r>
                 <w:rPr>
                   <w:rFonts w:ascii="Arial" w:cs="Arial" w:eastAsia="Arial" w:hAnsi="Arial"/>
@@ -13897,7 +13897,7 @@
             <w:pPr>
               <w:spacing w:after="20" w:before="0"/>
             </w:pPr>
-            <w:hyperlink w:history="1" r:id="rIdcs9caodxzxitc_kojy7nu">
+            <w:hyperlink w:history="1" r:id="rIdkw-0yowi6cwzadk65he1c">
               <w:r>
                 <w:rPr>
                   <w:rFonts w:ascii="Arial" w:cs="Arial" w:eastAsia="Arial" w:hAnsi="Arial"/>
@@ -13946,7 +13946,7 @@
               <w:spacing w:after="10" w:before="0"/>
               <w:ind w:left="120"/>
             </w:pPr>
-            <w:hyperlink w:history="1" r:id="rIdquzgwcwb0844vcbgtdqmp">
+            <w:hyperlink w:history="1" r:id="rId1muga2gtw_ph1rgms_bse">
               <w:r>
                 <w:rPr>
                   <w:rFonts w:ascii="Arial" w:cs="Arial" w:eastAsia="Arial" w:hAnsi="Arial"/>
@@ -13991,7 +13991,7 @@
             <w:pPr>
               <w:spacing w:after="20" w:before="0"/>
             </w:pPr>
-            <w:hyperlink w:history="1" r:id="rIdmfl4zr8sxz94jdkf5six4">
+            <w:hyperlink w:history="1" r:id="rId4srjavhjyik7x571b8udk">
               <w:r>
                 <w:rPr>
                   <w:rFonts w:ascii="Arial" w:cs="Arial" w:eastAsia="Arial" w:hAnsi="Arial"/>
@@ -14024,7 +14024,7 @@
               <w:spacing w:after="10" w:before="0"/>
               <w:ind w:left="120"/>
             </w:pPr>
-            <w:hyperlink w:history="1" r:id="rIdo8zbzytgqyp0__acip7gi">
+            <w:hyperlink w:history="1" r:id="rId4yk4er1z9tuuspclfaagm">
               <w:r>
                 <w:rPr>
                   <w:rFonts w:ascii="Arial" w:cs="Arial" w:eastAsia="Arial" w:hAnsi="Arial"/>
@@ -14219,7 +14219,7 @@
             <w:pPr>
               <w:spacing w:after="20" w:before="0"/>
             </w:pPr>
-            <w:hyperlink w:history="1" r:id="rIdeexq4i4enjooy9jefdej3">
+            <w:hyperlink w:history="1" r:id="rId0a0lplhszbz5rijkikggz">
               <w:r>
                 <w:rPr>
                   <w:rFonts w:ascii="Arial" w:cs="Arial" w:eastAsia="Arial" w:hAnsi="Arial"/>
@@ -14268,7 +14268,7 @@
               <w:spacing w:after="10" w:before="0"/>
               <w:ind w:left="120"/>
             </w:pPr>
-            <w:hyperlink w:history="1" r:id="rIdku2tzc1kbbqqz9hyq07kc">
+            <w:hyperlink w:history="1" r:id="rId6vh4le8p2y5c2levvo-ay">
               <w:r>
                 <w:rPr>
                   <w:rFonts w:ascii="Arial" w:cs="Arial" w:eastAsia="Arial" w:hAnsi="Arial"/>
@@ -14313,7 +14313,7 @@
             <w:pPr>
               <w:spacing w:after="20" w:before="0"/>
             </w:pPr>
-            <w:hyperlink w:history="1" r:id="rId0tdilrgwwnxaykyb3vbd_">
+            <w:hyperlink w:history="1" r:id="rIdedmaxwwikzghn5llg7wkv">
               <w:r>
                 <w:rPr>
                   <w:rFonts w:ascii="Arial" w:cs="Arial" w:eastAsia="Arial" w:hAnsi="Arial"/>
@@ -14346,7 +14346,7 @@
               <w:spacing w:after="10" w:before="0"/>
               <w:ind w:left="120"/>
             </w:pPr>
-            <w:hyperlink w:history="1" r:id="rIdfg-kj3cprchqx3b3kj7kq">
+            <w:hyperlink w:history="1" r:id="rIdf1rxbjinswbob2dop8bk-">
               <w:r>
                 <w:rPr>
                   <w:rFonts w:ascii="Arial" w:cs="Arial" w:eastAsia="Arial" w:hAnsi="Arial"/>
@@ -14934,7 +14934,7 @@
         </w:rPr>
         <w:t xml:space="preserve">© 2026 SeaVuria and ARES. Aligned with KICD objectives. Developed by SeaVuria; technical implementation by ARES (with AI assistance from Claude). Licensed under </w:t>
       </w:r>
-      <w:hyperlink w:history="1" r:id="rIdxy7t4zlabaxxcdn3lvxcr">
+      <w:hyperlink w:history="1" r:id="rId2rdtmi1zrk80e5l77rzlw">
         <w:r>
           <w:rPr>
             <w:rFonts w:ascii="Arial" w:cs="Arial" w:eastAsia="Arial" w:hAnsi="Arial"/>
@@ -14955,7 +14955,7 @@
         </w:rPr>
         <w:t xml:space="preserve"> (</w:t>
       </w:r>
-      <w:hyperlink w:history="1" r:id="rIdg0ey2di3ukviymihtorzt">
+      <w:hyperlink w:history="1" r:id="rIdjmuhl4r1qcp40ijphsxt5">
         <w:r>
           <w:rPr>
             <w:rFonts w:ascii="Arial" w:cs="Arial" w:eastAsia="Arial" w:hAnsi="Arial"/>
@@ -16184,7 +16184,7 @@
               <w:spacing w:after="10" w:before="0"/>
               <w:ind w:left="120"/>
             </w:pPr>
-            <w:hyperlink w:history="1" r:id="rIdtz70lny8p-prr1mrhiyyd">
+            <w:hyperlink w:history="1" r:id="rIdhm931tlalcwak4ur8hmet">
               <w:r>
                 <w:rPr>
                   <w:rFonts w:ascii="Arial" w:cs="Arial" w:eastAsia="Arial" w:hAnsi="Arial"/>
@@ -16261,7 +16261,7 @@
               <w:spacing w:after="10" w:before="0"/>
               <w:ind w:left="120"/>
             </w:pPr>
-            <w:hyperlink w:history="1" r:id="rIdvokpambigd3_vh9bjaw_h">
+            <w:hyperlink w:history="1" r:id="rIdvfmv10meknfz5espugdbg">
               <w:r>
                 <w:rPr>
                   <w:rFonts w:ascii="Arial" w:cs="Arial" w:eastAsia="Arial" w:hAnsi="Arial"/>
@@ -16488,7 +16488,7 @@
               <w:spacing w:after="10" w:before="0"/>
               <w:ind w:left="120"/>
             </w:pPr>
-            <w:hyperlink w:history="1" r:id="rId-mds91z7zmyjaasjlwpen">
+            <w:hyperlink w:history="1" r:id="rIdiibjxo89fdl3csjbo_xks">
               <w:r>
                 <w:rPr>
                   <w:rFonts w:ascii="Arial" w:cs="Arial" w:eastAsia="Arial" w:hAnsi="Arial"/>
@@ -16565,7 +16565,7 @@
               <w:spacing w:after="10" w:before="0"/>
               <w:ind w:left="120"/>
             </w:pPr>
-            <w:hyperlink w:history="1" r:id="rIdvajwluicozcp4v8-2kjp3">
+            <w:hyperlink w:history="1" r:id="rIdt3acoitm3kucwpwhxqtzg">
               <w:r>
                 <w:rPr>
                   <w:rFonts w:ascii="Arial" w:cs="Arial" w:eastAsia="Arial" w:hAnsi="Arial"/>
@@ -16792,7 +16792,7 @@
               <w:spacing w:after="10" w:before="0"/>
               <w:ind w:left="120"/>
             </w:pPr>
-            <w:hyperlink w:history="1" r:id="rId_vrldloruxa31bfscidvz">
+            <w:hyperlink w:history="1" r:id="rIddqn_scwgnawgiqsfazjnn">
               <w:r>
                 <w:rPr>
                   <w:rFonts w:ascii="Arial" w:cs="Arial" w:eastAsia="Arial" w:hAnsi="Arial"/>
@@ -16869,7 +16869,7 @@
               <w:spacing w:after="10" w:before="0"/>
               <w:ind w:left="120"/>
             </w:pPr>
-            <w:hyperlink w:history="1" r:id="rIdlz7mpox6fmclbvt01azb3">
+            <w:hyperlink w:history="1" r:id="rIdbwbkn_vxfh4ojvuqmakni">
               <w:r>
                 <w:rPr>
                   <w:rFonts w:ascii="Arial" w:cs="Arial" w:eastAsia="Arial" w:hAnsi="Arial"/>
@@ -17096,7 +17096,7 @@
               <w:spacing w:after="10" w:before="0"/>
               <w:ind w:left="120"/>
             </w:pPr>
-            <w:hyperlink w:history="1" r:id="rId_ew6kiheqsfmcyuws8_wo">
+            <w:hyperlink w:history="1" r:id="rIdkblt5pwp9wpwcfmnmqb7r">
               <w:r>
                 <w:rPr>
                   <w:rFonts w:ascii="Arial" w:cs="Arial" w:eastAsia="Arial" w:hAnsi="Arial"/>
@@ -17173,7 +17173,7 @@
               <w:spacing w:after="10" w:before="0"/>
               <w:ind w:left="120"/>
             </w:pPr>
-            <w:hyperlink w:history="1" r:id="rIdpzj6r71gjkn-h0ie2pxxk">
+            <w:hyperlink w:history="1" r:id="rIdyarvui7p4uc6qntwkqzqf">
               <w:r>
                 <w:rPr>
                   <w:rFonts w:ascii="Arial" w:cs="Arial" w:eastAsia="Arial" w:hAnsi="Arial"/>
@@ -17400,7 +17400,7 @@
               <w:spacing w:after="10" w:before="0"/>
               <w:ind w:left="120"/>
             </w:pPr>
-            <w:hyperlink w:history="1" r:id="rIdrwew0sowgjcyfiymof1an">
+            <w:hyperlink w:history="1" r:id="rIdqmjxtfydo4vbnwj8xs1vu">
               <w:r>
                 <w:rPr>
                   <w:rFonts w:ascii="Arial" w:cs="Arial" w:eastAsia="Arial" w:hAnsi="Arial"/>
@@ -17477,7 +17477,7 @@
               <w:spacing w:after="10" w:before="0"/>
               <w:ind w:left="120"/>
             </w:pPr>
-            <w:hyperlink w:history="1" r:id="rIdhzvdjtr7tlew2haxahykv">
+            <w:hyperlink w:history="1" r:id="rIdjkpqbgqvx1pjr0hhofsak">
               <w:r>
                 <w:rPr>
                   <w:rFonts w:ascii="Arial" w:cs="Arial" w:eastAsia="Arial" w:hAnsi="Arial"/>
@@ -18080,7 +18080,7 @@
         </w:rPr>
         <w:t xml:space="preserve">© 2026 SeaVuria and ARES. Aligned with KICD objectives. Developed by SeaVuria; technical implementation by ARES (with AI assistance from Claude). Licensed under </w:t>
       </w:r>
-      <w:hyperlink w:history="1" r:id="rIdp2y865nq0s_qjxs5y1cge">
+      <w:hyperlink w:history="1" r:id="rIdgczdwtty4trlmkdyxly-s">
         <w:r>
           <w:rPr>
             <w:rFonts w:ascii="Arial" w:cs="Arial" w:eastAsia="Arial" w:hAnsi="Arial"/>
@@ -18101,7 +18101,7 @@
         </w:rPr>
         <w:t xml:space="preserve"> (</w:t>
       </w:r>
-      <w:hyperlink w:history="1" r:id="rIdburkmwdkg4xqfnmbgzmjj">
+      <w:hyperlink w:history="1" r:id="rIdydpo6p5v1ogjw8sjkfnhk">
         <w:r>
           <w:rPr>
             <w:rFonts w:ascii="Arial" w:cs="Arial" w:eastAsia="Arial" w:hAnsi="Arial"/>
@@ -18755,7 +18755,7 @@
                 <w:sz w:val="18"/>
                 <w:szCs w:val="18"/>
               </w:rPr>
-              <w:t xml:space="preserve">Amina took KSh 4,500 in revenue from two weeks of selling mandazi. This lesson deepens learners' understanding of HOW she made that money — by calculating whether her mandazi business was genuinely profitable after accounting for ingredient costs and overhead — and connects profit/loss skills to Amina's decision to contribute to the club trip, buy the discounted phone, and send money to Uganda.</w:t>
+              <w:t xml:space="preserve">Amina saved KSh 4,500 from the profit on her mandazi sales. This lesson deepens learners' understanding of HOW she made that money — by calculating whether her mandazi business was genuinely profitable after accounting for ingredient costs and overhead — and connects profit/loss skills to Amina's decision to contribute to the club trip, buy the discounted phone, and send money to Uganda.</w:t>
             </w:r>
           </w:p>
         </w:tc>
@@ -19290,7 +19290,7 @@
               <w:spacing w:after="10" w:before="0"/>
               <w:ind w:left="120"/>
             </w:pPr>
-            <w:hyperlink w:history="1" r:id="rIdwjaqq9mb7myidkywhn1b7">
+            <w:hyperlink w:history="1" r:id="rIdzjnuzgs7vw_ymumtaf96h">
               <w:r>
                 <w:rPr>
                   <w:rFonts w:ascii="Arial" w:cs="Arial" w:eastAsia="Arial" w:hAnsi="Arial"/>
@@ -19350,7 +19350,7 @@
             <w:pPr>
               <w:spacing w:after="20" w:before="0"/>
             </w:pPr>
-            <w:hyperlink w:history="1" r:id="rIdpcldngwvdyninkq7ry3qc">
+            <w:hyperlink w:history="1" r:id="rIdkrc6lyq2advibfgspkvrp">
               <w:r>
                 <w:rPr>
                   <w:rFonts w:ascii="Arial" w:cs="Arial" w:eastAsia="Arial" w:hAnsi="Arial"/>
@@ -19399,7 +19399,7 @@
               <w:spacing w:after="10" w:before="0"/>
               <w:ind w:left="120"/>
             </w:pPr>
-            <w:hyperlink w:history="1" r:id="rIdbud99kq1n5fedxetfdc-3">
+            <w:hyperlink w:history="1" r:id="rIdrzdvrauzbnbprkveatp0h">
               <w:r>
                 <w:rPr>
                   <w:rFonts w:ascii="Arial" w:cs="Arial" w:eastAsia="Arial" w:hAnsi="Arial"/>
@@ -19611,7 +19611,7 @@
               <w:spacing w:after="10" w:before="0"/>
               <w:ind w:left="120"/>
             </w:pPr>
-            <w:hyperlink w:history="1" r:id="rIdo15n1j7n7ewn2w8idty8_">
+            <w:hyperlink w:history="1" r:id="rIdoqxjbt87zvchmihzog7mp">
               <w:r>
                 <w:rPr>
                   <w:rFonts w:ascii="Arial" w:cs="Arial" w:eastAsia="Arial" w:hAnsi="Arial"/>
@@ -19671,7 +19671,7 @@
             <w:pPr>
               <w:spacing w:after="20" w:before="0"/>
             </w:pPr>
-            <w:hyperlink w:history="1" r:id="rId40fktsfp1lxmtzn_oqeq0">
+            <w:hyperlink w:history="1" r:id="rIdwwoam0kmtbg7yjeksm1kf">
               <w:r>
                 <w:rPr>
                   <w:rFonts w:ascii="Arial" w:cs="Arial" w:eastAsia="Arial" w:hAnsi="Arial"/>
@@ -19720,7 +19720,7 @@
               <w:spacing w:after="10" w:before="0"/>
               <w:ind w:left="120"/>
             </w:pPr>
-            <w:hyperlink w:history="1" r:id="rIdzoh0pjenz2yv-2iupqrix">
+            <w:hyperlink w:history="1" r:id="rIdp8g-vll0gz1ebiovkl2tv">
               <w:r>
                 <w:rPr>
                   <w:rFonts w:ascii="Arial" w:cs="Arial" w:eastAsia="Arial" w:hAnsi="Arial"/>
@@ -19932,7 +19932,7 @@
               <w:spacing w:after="10" w:before="0"/>
               <w:ind w:left="120"/>
             </w:pPr>
-            <w:hyperlink w:history="1" r:id="rId1ogc8unmy1muino16mxil">
+            <w:hyperlink w:history="1" r:id="rIddvxlqswj0p7j8qtnq5rkt">
               <w:r>
                 <w:rPr>
                   <w:rFonts w:ascii="Arial" w:cs="Arial" w:eastAsia="Arial" w:hAnsi="Arial"/>
@@ -19992,7 +19992,7 @@
             <w:pPr>
               <w:spacing w:after="20" w:before="0"/>
             </w:pPr>
-            <w:hyperlink w:history="1" r:id="rIdndgr_ny-yo-dqavluwnju">
+            <w:hyperlink w:history="1" r:id="rId4jtu8emhj3gqgdwk5m293">
               <w:r>
                 <w:rPr>
                   <w:rFonts w:ascii="Arial" w:cs="Arial" w:eastAsia="Arial" w:hAnsi="Arial"/>
@@ -20041,7 +20041,7 @@
               <w:spacing w:after="10" w:before="0"/>
               <w:ind w:left="120"/>
             </w:pPr>
-            <w:hyperlink w:history="1" r:id="rIdjdz5geag1afr4sd12iz79">
+            <w:hyperlink w:history="1" r:id="rIdt8qcfiyr4fe4drecsf1zj">
               <w:r>
                 <w:rPr>
                   <w:rFonts w:ascii="Arial" w:cs="Arial" w:eastAsia="Arial" w:hAnsi="Arial"/>
@@ -20253,7 +20253,7 @@
               <w:spacing w:after="10" w:before="0"/>
               <w:ind w:left="120"/>
             </w:pPr>
-            <w:hyperlink w:history="1" r:id="rIdtpd2n6us1e5debj9otvmn">
+            <w:hyperlink w:history="1" r:id="rIdfyknqrctr4qfayhwj-fth">
               <w:r>
                 <w:rPr>
                   <w:rFonts w:ascii="Arial" w:cs="Arial" w:eastAsia="Arial" w:hAnsi="Arial"/>
@@ -20313,7 +20313,7 @@
             <w:pPr>
               <w:spacing w:after="20" w:before="0"/>
             </w:pPr>
-            <w:hyperlink w:history="1" r:id="rIdnsstvw3donam0xgpz6sd4">
+            <w:hyperlink w:history="1" r:id="rId7wdnlfhr_xajxfp1lzcbm">
               <w:r>
                 <w:rPr>
                   <w:rFonts w:ascii="Arial" w:cs="Arial" w:eastAsia="Arial" w:hAnsi="Arial"/>
@@ -20362,7 +20362,7 @@
               <w:spacing w:after="10" w:before="0"/>
               <w:ind w:left="120"/>
             </w:pPr>
-            <w:hyperlink w:history="1" r:id="rId3wk84bzvbb8d4rovmyion">
+            <w:hyperlink w:history="1" r:id="rIdgq1osv3ckq4henl9x_jsx">
               <w:r>
                 <w:rPr>
                   <w:rFonts w:ascii="Arial" w:cs="Arial" w:eastAsia="Arial" w:hAnsi="Arial"/>
@@ -20574,7 +20574,7 @@
               <w:spacing w:after="10" w:before="0"/>
               <w:ind w:left="120"/>
             </w:pPr>
-            <w:hyperlink w:history="1" r:id="rIdxeynlh-2a76mcqw235bue">
+            <w:hyperlink w:history="1" r:id="rIdgsfwcgkdvjfm9jyf_r15v">
               <w:r>
                 <w:rPr>
                   <w:rFonts w:ascii="Arial" w:cs="Arial" w:eastAsia="Arial" w:hAnsi="Arial"/>
@@ -20634,7 +20634,7 @@
             <w:pPr>
               <w:spacing w:after="20" w:before="0"/>
             </w:pPr>
-            <w:hyperlink w:history="1" r:id="rIdf18i5ttoptnn-u-pn3rh0">
+            <w:hyperlink w:history="1" r:id="rIdhxe8agryshzvqxw7-b5yp">
               <w:r>
                 <w:rPr>
                   <w:rFonts w:ascii="Arial" w:cs="Arial" w:eastAsia="Arial" w:hAnsi="Arial"/>
@@ -20683,7 +20683,7 @@
               <w:spacing w:after="10" w:before="0"/>
               <w:ind w:left="120"/>
             </w:pPr>
-            <w:hyperlink w:history="1" r:id="rIdbzp3_xde5w4pyjqmcg_qz">
+            <w:hyperlink w:history="1" r:id="rIdo_ktyhqt5cadbxfhmwmfj">
               <w:r>
                 <w:rPr>
                   <w:rFonts w:ascii="Arial" w:cs="Arial" w:eastAsia="Arial" w:hAnsi="Arial"/>
@@ -20725,7 +20725,7 @@
                 <w:sz w:val="18"/>
                 <w:szCs w:val="18"/>
               </w:rPr>
-              <w:t xml:space="preserve">Learners return to the personal 'Amina's Financial Model' diagram they began in Lesson 1 and have revised each lesson. Today they add a new annotated section labelled 'How Amina Earned KSh 4,500.' Using the Scenario B data from the Observe phase as a template, learners estimate or calculate: if Amina's mandazi week costs KSh 1,800 (ingredients + charcoal) and brings in KSh 2,250, how many weeks of sales gave her KSh 4,500? They annotate their model diagram with the calculation, a small arrow showing 'weekly revenue × 2 weeks → takings → KSh 4,500 (profit KSh 900)', and a note connecting this to the club trip, phone purchase, and money transfer from the anchoring phenomenon.</w:t>
+              <w:t xml:space="preserve">Learners return to the personal 'Amina's Financial Model' diagram they began in Lesson 1 and have revised each lesson. Today they add a new annotated section labelled 'How Amina Earned KSh 4,500.' Using the Scenario B data from the Observe phase as a template, learners estimate or calculate: if Amina's mandazi week costs KSh 1,800 (ingredients + charcoal) and brings in KSh 2,250, how many weeks of profit gave her KSh 4,500? They annotate their model diagram with the calculation, a small arrow showing 'weekly profit KSh 450 × 10 weeks → savings → KSh 4,500', and a note connecting this to the club trip, phone purchase, and money transfer from the anchoring phenomenon.</w:t>
             </w:r>
           </w:p>
         </w:tc>
@@ -20757,7 +20757,7 @@
                 <w:sz w:val="18"/>
                 <w:szCs w:val="18"/>
               </w:rPr>
-              <w:t xml:space="preserve">Say: 'Open your Amina model diagram. We are going to make it more complete today. Add a new section at the top: How did Amina actually EARN her KSh 4,500? Use today's Scenario B numbers as your guide.' Give learners 4 minutes of quiet individual work. Circulate and prompt with: 'If she earns KSh 2,250 revenue per week, how many weeks to reach KSh 4,500? Show that calculation on your diagram.' [WAIT — do not give the answer.] After 4 minutes, cold-call 1 learner: 'Tell us your calculation for the number of batches.' [Expected: KSh 4,500 ÷ KSh 2,250 = 2 weeks.] Say: 'Of that KSh 4,500 from mandazi sales, how much was profit after the KSh 1,800 weekly costs? (KSh 450 × 2 = KSh 900.)' [Allow 30 seconds of open discussion.] Close by saying: 'Your model now connects Amina's hard work — two weeks of mandazi sales, carefully priced — to the KSh 4,500 she is trying to spend wisely. Every decision she makes with that money — the discount, the commission, the exchange rate — starts HERE, with profit and loss.' Ask learners to keep their model safe: 'We will add the exchange rate in Lesson 7.'</w:t>
+              <w:t xml:space="preserve">Say: 'Open your Amina model diagram. We are going to make it more complete today. Add a new section at the top: How did Amina actually EARN her KSh 4,500? Use today's Scenario B numbers as your guide.' Give learners 4 minutes of quiet individual work. Circulate and prompt with: 'If she earns KSh 2,250 revenue and spends KSh 1,800 per week, how many weeks of profit to save KSh 4,500? Show that calculation on your diagram.' [WAIT — do not give the answer.] After 4 minutes, cold-call 1 learner: 'Tell us your calculation for the number of batches.' [Expected: KSh 4,500 ÷ KSh 450 = 10 weeks.] Say: 'How much profit does she keep each week after the KSh 1,800 weekly costs? (KSh 2,250 − KSh 1,800 = KSh 450.)' [Allow 30 seconds of open discussion.] Close by saying: 'Your model now connects Amina's hard work — ten weeks of mandazi sales, carefully priced — to the KSh 4,500 she is trying to spend wisely. Every decision she makes with that money — the discount, the commission, the exchange rate — starts HERE, with profit and loss.' Ask learners to keep their model safe: 'We will add the exchange rate in Lesson 7.'</w:t>
             </w:r>
           </w:p>
         </w:tc>
@@ -20821,7 +20821,7 @@
                 <w:sz w:val="18"/>
                 <w:szCs w:val="18"/>
               </w:rPr>
-              <w:t xml:space="preserve">Teacher collects or photographs 4–5 model diagrams (rotate which learners each lesson) to check: (1) correct calculation of weekly profit (Revenue KSh 2,250 − CP KSh 1,800 = KSh 450 profit); (2) correct division to find number of weeks (KSh 4,500 ÷ KSh 2,250 = 2); (3) meaningful annotation connecting the profit calculation to the three spending decisions in the phenomenon (club trip, phone, money transfer). Models that show all three connections indicate the learner is successfully integrating the lesson sequence into a coherent understanding of the driving question.</w:t>
+              <w:t xml:space="preserve">Teacher collects or photographs 4–5 model diagrams (rotate which learners each lesson) to check: (1) correct calculation of weekly profit (Revenue KSh 2,250 − CP KSh 1,800 = KSh 450 profit); (2) correct division to find number of weeks (KSh 4,500 ÷ KSh 450 = 10); (3) meaningful annotation connecting the profit calculation to the three spending decisions in the phenomenon (club trip, phone, money transfer). Models that show all three connections indicate the learner is successfully integrating the lesson sequence into a coherent understanding of the driving question.</w:t>
             </w:r>
           </w:p>
         </w:tc>
@@ -21249,7 +21249,7 @@
                 <w:sz w:val="18"/>
                 <w:szCs w:val="18"/>
               </w:rPr>
-              <w:t xml:space="preserve">Amina's KSh 4,500 is the revenue from two weeks of mandazi sales (KSh 2,250 a week); against weekly costs of KSh 1,800 for ingredients and fuel, her profit is KSh 450 a week (KSh 900 over the two weeks). This means every shilling of her KSh 4,500 required careful cost management. When she now faces a discount at the Kondele stall, a commission on the mobile-money transfer, and a currency exchange for her aunt in Uganda, she is making decisions with money she earned through exactly the kind of commercial arithmetic this lesson practised — confirming that profit and loss calculations are foundational to all of Amina's financial decisions.</w:t>
+              <w:t xml:space="preserve">Amina's KSh 4,500 is the profit she saved from ten weeks of mandazi sales (KSh 2,250 revenue a week); against weekly costs of KSh 1,800 for ingredients and fuel, her profit is KSh 450 a week (KSh 4,500 over the ten weeks). This means every shilling of her KSh 4,500 required careful cost management. When she now faces a discount at the Kondele stall, a commission on the mobile-money transfer, and a currency exchange for her aunt in Uganda, she is making decisions with money she earned through exactly the kind of commercial arithmetic this lesson practised — confirming that profit and loss calculations are foundational to all of Amina's financial decisions.</w:t>
             </w:r>
           </w:p>
         </w:tc>
@@ -21271,7 +21271,7 @@
         </w:rPr>
         <w:t xml:space="preserve">© 2026 SeaVuria and ARES. Aligned with KICD objectives. Developed by SeaVuria; technical implementation by ARES (with AI assistance from Claude). Licensed under </w:t>
       </w:r>
-      <w:hyperlink w:history="1" r:id="rIdktbrf0pzbut6x2q38vgyp">
+      <w:hyperlink w:history="1" r:id="rIdd5vgqeuokn8vnvjse3bzh">
         <w:r>
           <w:rPr>
             <w:rFonts w:ascii="Arial" w:cs="Arial" w:eastAsia="Arial" w:hAnsi="Arial"/>
@@ -21292,7 +21292,7 @@
         </w:rPr>
         <w:t xml:space="preserve"> (</w:t>
       </w:r>
-      <w:hyperlink w:history="1" r:id="rIdmf30gw5mcucyihfn64onp">
+      <w:hyperlink w:history="1" r:id="rIdlaf2pkymx-jtpp2dearvp">
         <w:r>
           <w:rPr>
             <w:rFonts w:ascii="Arial" w:cs="Arial" w:eastAsia="Arial" w:hAnsi="Arial"/>
@@ -22484,7 +22484,7 @@
             <w:pPr>
               <w:spacing w:after="20" w:before="0"/>
             </w:pPr>
-            <w:hyperlink w:history="1" r:id="rIdzb-yw8hrfrk28qumfqvbt">
+            <w:hyperlink w:history="1" r:id="rIdtqpzxz0hthyj8e83gnulw">
               <w:r>
                 <w:rPr>
                   <w:rFonts w:ascii="Arial" w:cs="Arial" w:eastAsia="Arial" w:hAnsi="Arial"/>
@@ -22517,7 +22517,7 @@
               <w:spacing w:after="10" w:before="0"/>
               <w:ind w:left="120"/>
             </w:pPr>
-            <w:hyperlink w:history="1" r:id="rIddtuwvmjgu5nrltcremsdk">
+            <w:hyperlink w:history="1" r:id="rIdx0pualw3qjuny5umqyrru">
               <w:r>
                 <w:rPr>
                   <w:rFonts w:ascii="Arial" w:cs="Arial" w:eastAsia="Arial" w:hAnsi="Arial"/>
@@ -22562,7 +22562,7 @@
             <w:pPr>
               <w:spacing w:after="20" w:before="0"/>
             </w:pPr>
-            <w:hyperlink w:history="1" r:id="rIdpz9i_vr6d7mpzx_wi1x8c">
+            <w:hyperlink w:history="1" r:id="rIdejqws_cakbw3jma_z-ymz">
               <w:r>
                 <w:rPr>
                   <w:rFonts w:ascii="Arial" w:cs="Arial" w:eastAsia="Arial" w:hAnsi="Arial"/>
@@ -22595,7 +22595,7 @@
               <w:spacing w:after="10" w:before="0"/>
               <w:ind w:left="120"/>
             </w:pPr>
-            <w:hyperlink w:history="1" r:id="rIdhwiecjwqdhvdjwetb054p">
+            <w:hyperlink w:history="1" r:id="rIdzmz-bh4rptu3hav7i8mgh">
               <w:r>
                 <w:rPr>
                   <w:rFonts w:ascii="Arial" w:cs="Arial" w:eastAsia="Arial" w:hAnsi="Arial"/>
@@ -22790,7 +22790,7 @@
             <w:pPr>
               <w:spacing w:after="20" w:before="0"/>
             </w:pPr>
-            <w:hyperlink w:history="1" r:id="rIdzvf-bjcepyhqlajq6nvul">
+            <w:hyperlink w:history="1" r:id="rIdgtmjhyzozj3sm7wlxuyow">
               <w:r>
                 <w:rPr>
                   <w:rFonts w:ascii="Arial" w:cs="Arial" w:eastAsia="Arial" w:hAnsi="Arial"/>
@@ -22823,7 +22823,7 @@
               <w:spacing w:after="10" w:before="0"/>
               <w:ind w:left="120"/>
             </w:pPr>
-            <w:hyperlink w:history="1" r:id="rIdypdq3ibhibx3chpm1lgd7">
+            <w:hyperlink w:history="1" r:id="rIdqeo3ajwtrmtjxeli55kfd">
               <w:r>
                 <w:rPr>
                   <w:rFonts w:ascii="Arial" w:cs="Arial" w:eastAsia="Arial" w:hAnsi="Arial"/>
@@ -22868,7 +22868,7 @@
             <w:pPr>
               <w:spacing w:after="20" w:before="0"/>
             </w:pPr>
-            <w:hyperlink w:history="1" r:id="rIdgqdzd80sal4of76roeikw">
+            <w:hyperlink w:history="1" r:id="rIdkxn6pjpt9goudohnquqxy">
               <w:r>
                 <w:rPr>
                   <w:rFonts w:ascii="Arial" w:cs="Arial" w:eastAsia="Arial" w:hAnsi="Arial"/>
@@ -22901,7 +22901,7 @@
               <w:spacing w:after="10" w:before="0"/>
               <w:ind w:left="120"/>
             </w:pPr>
-            <w:hyperlink w:history="1" r:id="rIdytklk4k6toiblrsytghc7">
+            <w:hyperlink w:history="1" r:id="rId_lyskimritweuzyora6ds">
               <w:r>
                 <w:rPr>
                   <w:rFonts w:ascii="Arial" w:cs="Arial" w:eastAsia="Arial" w:hAnsi="Arial"/>
@@ -23096,7 +23096,7 @@
             <w:pPr>
               <w:spacing w:after="20" w:before="0"/>
             </w:pPr>
-            <w:hyperlink w:history="1" r:id="rIdhla9la42z4i5td-dici59">
+            <w:hyperlink w:history="1" r:id="rIdrdh_uwskhk5i6dhd5gxeb">
               <w:r>
                 <w:rPr>
                   <w:rFonts w:ascii="Arial" w:cs="Arial" w:eastAsia="Arial" w:hAnsi="Arial"/>
@@ -23129,7 +23129,7 @@
               <w:spacing w:after="10" w:before="0"/>
               <w:ind w:left="120"/>
             </w:pPr>
-            <w:hyperlink w:history="1" r:id="rIdrferwnm_vrtzmglhbuowx">
+            <w:hyperlink w:history="1" r:id="rIdwlazx-rgf6qvgkg4fa3im">
               <w:r>
                 <w:rPr>
                   <w:rFonts w:ascii="Arial" w:cs="Arial" w:eastAsia="Arial" w:hAnsi="Arial"/>
@@ -23174,7 +23174,7 @@
             <w:pPr>
               <w:spacing w:after="20" w:before="0"/>
             </w:pPr>
-            <w:hyperlink w:history="1" r:id="rIdpl0esnhnm4bstsytwl7xl">
+            <w:hyperlink w:history="1" r:id="rIdytv2mwgczkfkmf5g5voy_">
               <w:r>
                 <w:rPr>
                   <w:rFonts w:ascii="Arial" w:cs="Arial" w:eastAsia="Arial" w:hAnsi="Arial"/>
@@ -23223,7 +23223,7 @@
               <w:spacing w:after="10" w:before="0"/>
               <w:ind w:left="120"/>
             </w:pPr>
-            <w:hyperlink w:history="1" r:id="rIdeknykddkxh0-0kxpe2jni">
+            <w:hyperlink w:history="1" r:id="rIdahz65n3jsglkjme13myes">
               <w:r>
                 <w:rPr>
                   <w:rFonts w:ascii="Arial" w:cs="Arial" w:eastAsia="Arial" w:hAnsi="Arial"/>
@@ -23418,7 +23418,7 @@
             <w:pPr>
               <w:spacing w:after="20" w:before="0"/>
             </w:pPr>
-            <w:hyperlink w:history="1" r:id="rIddhpces_wdmi1rp13ql8gx">
+            <w:hyperlink w:history="1" r:id="rIdcw1u-movnsjkxzffvmedv">
               <w:r>
                 <w:rPr>
                   <w:rFonts w:ascii="Arial" w:cs="Arial" w:eastAsia="Arial" w:hAnsi="Arial"/>
@@ -23451,7 +23451,7 @@
               <w:spacing w:after="10" w:before="0"/>
               <w:ind w:left="120"/>
             </w:pPr>
-            <w:hyperlink w:history="1" r:id="rId97ffkaeuftsrfhlxmh5be">
+            <w:hyperlink w:history="1" r:id="rIdqsdxqliemvo4n0beh5sc2">
               <w:r>
                 <w:rPr>
                   <w:rFonts w:ascii="Arial" w:cs="Arial" w:eastAsia="Arial" w:hAnsi="Arial"/>
@@ -23496,7 +23496,7 @@
             <w:pPr>
               <w:spacing w:after="20" w:before="0"/>
             </w:pPr>
-            <w:hyperlink w:history="1" r:id="rIda7ch4gbczqw-g-cupbfzx">
+            <w:hyperlink w:history="1" r:id="rIdebcujfzncqd0etssaheum">
               <w:r>
                 <w:rPr>
                   <w:rFonts w:ascii="Arial" w:cs="Arial" w:eastAsia="Arial" w:hAnsi="Arial"/>
@@ -23529,7 +23529,7 @@
               <w:spacing w:after="10" w:before="0"/>
               <w:ind w:left="120"/>
             </w:pPr>
-            <w:hyperlink w:history="1" r:id="rIdanaeh7xrleaxeo_qvbqhv">
+            <w:hyperlink w:history="1" r:id="rId8vxatmem89qnsqugbixw6">
               <w:r>
                 <w:rPr>
                   <w:rFonts w:ascii="Arial" w:cs="Arial" w:eastAsia="Arial" w:hAnsi="Arial"/>
@@ -23603,7 +23603,7 @@
                 <w:sz w:val="18"/>
                 <w:szCs w:val="18"/>
               </w:rPr>
-              <w:t xml:space="preserve">Give each learner one sticky note. Say: 'You have 2 minutes to write one thing — your choice of the three prompts on the board. Be specific: do not write 'I learned about exchange rates.' Write the actual number or rule you learned.' After placement, read 3 notes aloud (choose one from each column). For the 'CONNECTS TO AMINA' column, ask: 'Is Amina's transfer problem now completely solved? What information would she still need before walking into that Kondele agent's shop?' Allow 10-second WAIT TIME. Accept 2 responses. Say: 'She still needs to ask: does the agent also charge a flat fee on top of the spread? That is a real question for next lesson and for life.' Write this on the WONDER column of the DQB as a class-generated question.</w:t>
+              <w:t xml:space="preserve">Give each learner one sticky note. Say: 'You have 2 minutes to write one thing — your choice of the three prompts on the board. Be specific: do not write 'I learned about exchange rates.' Write the actual number or rule you learned.' After placement, read 3 notes aloud (choose one from each column). For the 'CONNECTS TO AMINA' column, ask: 'Is Amina's transfer problem now completely solved? What information would she still need before walking into that Kondele agent's shop?' Allow 10-second WAIT TIME. Accept 2 responses. Say: 'She still needs to ask: does the agent also charge a flat fee on top of the 3% commission and the spread? That is a real question for next lesson and for life.' Write this on the WONDER column of the DQB as a class-generated question.</w:t>
             </w:r>
           </w:p>
         </w:tc>
@@ -23724,7 +23724,7 @@
             <w:pPr>
               <w:spacing w:after="20" w:before="0"/>
             </w:pPr>
-            <w:hyperlink w:history="1" r:id="rId4m9ub1uraih9nnzocbhp3">
+            <w:hyperlink w:history="1" r:id="rIdtn6c8dsfjirkzchfjoxyy">
               <w:r>
                 <w:rPr>
                   <w:rFonts w:ascii="Arial" w:cs="Arial" w:eastAsia="Arial" w:hAnsi="Arial"/>
@@ -23757,7 +23757,7 @@
               <w:spacing w:after="10" w:before="0"/>
               <w:ind w:left="120"/>
             </w:pPr>
-            <w:hyperlink w:history="1" r:id="rIdwyagg6rcjnqc6swsfoqu2">
+            <w:hyperlink w:history="1" r:id="rIdfkynkrso8vm4cqijhuzpn">
               <w:r>
                 <w:rPr>
                   <w:rFonts w:ascii="Arial" w:cs="Arial" w:eastAsia="Arial" w:hAnsi="Arial"/>
@@ -23802,7 +23802,7 @@
             <w:pPr>
               <w:spacing w:after="20" w:before="0"/>
             </w:pPr>
-            <w:hyperlink w:history="1" r:id="rIdesd5dpzh7bitgj3qfzwpl">
+            <w:hyperlink w:history="1" r:id="rId8tfnnuqwvu0h8qrbrbe7s">
               <w:r>
                 <w:rPr>
                   <w:rFonts w:ascii="Arial" w:cs="Arial" w:eastAsia="Arial" w:hAnsi="Arial"/>
@@ -23835,7 +23835,7 @@
               <w:spacing w:after="10" w:before="0"/>
               <w:ind w:left="120"/>
             </w:pPr>
-            <w:hyperlink w:history="1" r:id="rIdrkl0aosftwek-awo1plhy">
+            <w:hyperlink w:history="1" r:id="rIdvns1k0bkesnrvbir-cl3u">
               <w:r>
                 <w:rPr>
                   <w:rFonts w:ascii="Arial" w:cs="Arial" w:eastAsia="Arial" w:hAnsi="Arial"/>
@@ -23877,7 +23877,7 @@
                 <w:sz w:val="18"/>
                 <w:szCs w:val="18"/>
               </w:rPr>
-              <w:t xml:space="preserve">Learners open their exercise books to their cumulative 'Smart Money Decisions Model' — a diagram or flowchart they have added to after every lesson in this sequence. Today they must add a new branch labelled 'Sending Money Across Borders' with three elements: (1) the two conversion rules (÷ selling rate to buy foreign currency; × buying rate to sell back), (2) the spread = hidden commission, and (3) Amina's final calculation showing how many UGX her aunt receives from KSh 1,140. Learners who finish early add a comparative note: 'If I sent the same KSh 1,200 to the USA, how many USD would arrive?' using the rate table.</w:t>
+              <w:t xml:space="preserve">Learners open their exercise books to their cumulative 'Smart Money Decisions Model' — a diagram or flowchart they have added to after every lesson in this sequence. Today they must add a new branch labelled 'Sending Money Across Borders' with three elements: (1) the two conversion rules (for KES-per-unit quotes such as USD: ÷ selling rate to buy foreign currency, × buying rate to sell back; for UGX-per-KES quotes: × buying rate, ÷ selling rate to sell back), (2) the spread = hidden commission, and (3) Amina's final calculation showing how many UGX her aunt receives from KSh 1,140. Learners who finish early add a comparative note: 'If I sent the same KSh 1,140 to the USA, how many USD would arrive?' using the rate table.</w:t>
             </w:r>
           </w:p>
         </w:tc>
@@ -24347,7 +24347,7 @@
         </w:rPr>
         <w:t xml:space="preserve">© 2026 SeaVuria and ARES. Aligned with KICD objectives. Developed by SeaVuria; technical implementation by ARES (with AI assistance from Claude). Licensed under </w:t>
       </w:r>
-      <w:hyperlink w:history="1" r:id="rIdadf_2cfy98ofakwyn1yi2">
+      <w:hyperlink w:history="1" r:id="rIdq8bf90rb-lc34oi6yp74v">
         <w:r>
           <w:rPr>
             <w:rFonts w:ascii="Arial" w:cs="Arial" w:eastAsia="Arial" w:hAnsi="Arial"/>
@@ -24368,7 +24368,7 @@
         </w:rPr>
         <w:t xml:space="preserve"> (</w:t>
       </w:r>
-      <w:hyperlink w:history="1" r:id="rIdclfczcqh1p506njlbm4jz">
+      <w:hyperlink w:history="1" r:id="rIdjflf45pxangtcwglimxth">
         <w:r>
           <w:rPr>
             <w:rFonts w:ascii="Arial" w:cs="Arial" w:eastAsia="Arial" w:hAnsi="Arial"/>
@@ -25544,7 +25544,7 @@
             <w:pPr>
               <w:spacing w:after="20" w:before="0"/>
             </w:pPr>
-            <w:hyperlink w:history="1" r:id="rIdgljctdcp6yj8iukluepwn">
+            <w:hyperlink w:history="1" r:id="rIdlva993bnsbpqvxl6-qtxx">
               <w:r>
                 <w:rPr>
                   <w:rFonts w:ascii="Arial" w:cs="Arial" w:eastAsia="Arial" w:hAnsi="Arial"/>
@@ -25577,7 +25577,7 @@
               <w:spacing w:after="10" w:before="0"/>
               <w:ind w:left="120"/>
             </w:pPr>
-            <w:hyperlink w:history="1" r:id="rIdh9ybg9lg7sci7dqijee2c">
+            <w:hyperlink w:history="1" r:id="rIdas7ji_joqb2qgcifdqri5">
               <w:r>
                 <w:rPr>
                   <w:rFonts w:ascii="Arial" w:cs="Arial" w:eastAsia="Arial" w:hAnsi="Arial"/>
@@ -25622,7 +25622,7 @@
             <w:pPr>
               <w:spacing w:after="20" w:before="0"/>
             </w:pPr>
-            <w:hyperlink w:history="1" r:id="rIdcedp7aweuhswsf6uex5v-">
+            <w:hyperlink w:history="1" r:id="rIdsgihslakdo3jfqbcqnnqx">
               <w:r>
                 <w:rPr>
                   <w:rFonts w:ascii="Arial" w:cs="Arial" w:eastAsia="Arial" w:hAnsi="Arial"/>
@@ -25655,7 +25655,7 @@
               <w:spacing w:after="10" w:before="0"/>
               <w:ind w:left="120"/>
             </w:pPr>
-            <w:hyperlink w:history="1" r:id="rIdunwtedfp-vokcyidrocac">
+            <w:hyperlink w:history="1" r:id="rIdsmln11vuzenlbck16pcqv">
               <w:r>
                 <w:rPr>
                   <w:rFonts w:ascii="Arial" w:cs="Arial" w:eastAsia="Arial" w:hAnsi="Arial"/>
@@ -25850,7 +25850,7 @@
             <w:pPr>
               <w:spacing w:after="20" w:before="0"/>
             </w:pPr>
-            <w:hyperlink w:history="1" r:id="rIdune1civrwuqrz4c6dsxkd">
+            <w:hyperlink w:history="1" r:id="rIdnzharwuw7fb20yqtrrqpo">
               <w:r>
                 <w:rPr>
                   <w:rFonts w:ascii="Arial" w:cs="Arial" w:eastAsia="Arial" w:hAnsi="Arial"/>
@@ -25883,7 +25883,7 @@
               <w:spacing w:after="10" w:before="0"/>
               <w:ind w:left="120"/>
             </w:pPr>
-            <w:hyperlink w:history="1" r:id="rIdrjljnvfq3igx2cuyufcdg">
+            <w:hyperlink w:history="1" r:id="rId5nrvkh7bjtjw7gvsiv5lk">
               <w:r>
                 <w:rPr>
                   <w:rFonts w:ascii="Arial" w:cs="Arial" w:eastAsia="Arial" w:hAnsi="Arial"/>
@@ -25928,7 +25928,7 @@
             <w:pPr>
               <w:spacing w:after="20" w:before="0"/>
             </w:pPr>
-            <w:hyperlink w:history="1" r:id="rId2goucspd4dvtcej8h4chc">
+            <w:hyperlink w:history="1" r:id="rIdatjiktfgsioacljffvfkf">
               <w:r>
                 <w:rPr>
                   <w:rFonts w:ascii="Arial" w:cs="Arial" w:eastAsia="Arial" w:hAnsi="Arial"/>
@@ -25961,7 +25961,7 @@
               <w:spacing w:after="10" w:before="0"/>
               <w:ind w:left="120"/>
             </w:pPr>
-            <w:hyperlink w:history="1" r:id="rIdgmmncwrfmrip40hjioep4">
+            <w:hyperlink w:history="1" r:id="rIdjgir9gi1adwunu-xgcvtl">
               <w:r>
                 <w:rPr>
                   <w:rFonts w:ascii="Arial" w:cs="Arial" w:eastAsia="Arial" w:hAnsi="Arial"/>
@@ -26035,7 +26035,7 @@
                 <w:sz w:val="18"/>
                 <w:szCs w:val="18"/>
               </w:rPr>
-              <w:t xml:space="preserve">Distribute the task sheet. Read the scenario data aloud once: 'Here is the data for Amina's plan. Smartphone marked price: KSh 3,200. Discount: 20%. Club trip contribution: KSh 800. Mobile-money agent commission rate: 3% on the amount sent. Exchange rate: KES to UGX — buying rate 27.80 UGX per KES (applies when Amina hands over KES); selling rate 28.50 UGX per KES. Amina's mandazi cost price per week: KSh 1,800 total ingredients and charcoal. Weekly revenue from sales: KSh 2,250. She sold for two weeks to save this money.' Pause and say: 'This is all the information you need. Work through each section in order — do not skip ahead. Show every formula and every substitution, just as we have practised.' [WAIT TIME: Allow learners to begin; circulate silently for the first 3 minutes without intervening.] After 3 minutes, if any learner is stuck on section 1 (budget), prompt quietly: 'What does a budget do? It lists where the money goes — start by writing KSh 4,500 at the top and subtract each goal.' After 8 minutes, say to the whole class: 'You should be finishing section 3 or 4 by now — check your working for section 2 before moving on: did you use Sale Price = Marked Price × (1 − 20/100)?' Cold-call 2 learners to share their section 2 answer only: 'Omondi — what sale price did you get for the smartphone?' [WAIT TIME: 12 seconds.] Confirm: 'KSh 2,560 is correct — KSh 3,200 × 0.80 = KSh 2,560. That means the 20% discount saves Amina KSh 640. Now check your budget: does she have KSh 2,560 left after the club contribution?'</w:t>
+              <w:t xml:space="preserve">Distribute the task sheet. Read the scenario data aloud once: 'Here is the data for Amina's plan. Smartphone marked price: KSh 3,200. Discount: 20%. Club trip contribution: KSh 800. Mobile-money agent commission rate: 3% on the amount sent. Exchange rate: KES to UGX — buying rate 27.80 UGX per KES (applies when Amina hands over KES); selling rate 28.50 UGX per KES. Amina's mandazi cost price per week: KSh 1,800 total ingredients and charcoal. Weekly revenue from sales: KSh 2,250. She sold for ten weeks to save this money.' Pause and say: 'This is all the information you need. Work through each section in order — do not skip ahead. Show every formula and every substitution, just as we have practised.' [WAIT TIME: Allow learners to begin; circulate silently for the first 3 minutes without intervening.] After 3 minutes, if any learner is stuck on section 1 (budget), prompt quietly: 'What does a budget do? It lists where the money goes — start by writing KSh 4,500 at the top and subtract each goal.' After 8 minutes, say to the whole class: 'You should be finishing section 3 or 4 by now — check your working for section 2 before moving on: did you use Sale Price = Marked Price × (1 − 20/100)?' Cold-call 2 learners to share their section 2 answer only: 'Omondi — what sale price did you get for the smartphone?' [WAIT TIME: 12 seconds.] Confirm: 'KSh 2,560 is correct — KSh 3,200 × 0.80 = KSh 2,560. That means the 20% discount saves Amina KSh 640. Now check your budget: does she have KSh 2,560 left after the club contribution?'</w:t>
             </w:r>
           </w:p>
         </w:tc>
@@ -26156,7 +26156,7 @@
             <w:pPr>
               <w:spacing w:after="20" w:before="0"/>
             </w:pPr>
-            <w:hyperlink w:history="1" r:id="rIdf3g6pkq9zyyhmaijgynfj">
+            <w:hyperlink w:history="1" r:id="rIdnpmo1t267aadcwusutu3k">
               <w:r>
                 <w:rPr>
                   <w:rFonts w:ascii="Arial" w:cs="Arial" w:eastAsia="Arial" w:hAnsi="Arial"/>
@@ -26189,7 +26189,7 @@
               <w:spacing w:after="10" w:before="0"/>
               <w:ind w:left="120"/>
             </w:pPr>
-            <w:hyperlink w:history="1" r:id="rIdkg7ygqw_qqtz_15hdpqmx">
+            <w:hyperlink w:history="1" r:id="rId3rnqbr1hzndiikybkjcs4">
               <w:r>
                 <w:rPr>
                   <w:rFonts w:ascii="Arial" w:cs="Arial" w:eastAsia="Arial" w:hAnsi="Arial"/>
@@ -26234,7 +26234,7 @@
             <w:pPr>
               <w:spacing w:after="20" w:before="0"/>
             </w:pPr>
-            <w:hyperlink w:history="1" r:id="rIdljswi2saiq1fwxdno_syx">
+            <w:hyperlink w:history="1" r:id="rIdger92rxjyqhtyvpkntfdp">
               <w:r>
                 <w:rPr>
                   <w:rFonts w:ascii="Arial" w:cs="Arial" w:eastAsia="Arial" w:hAnsi="Arial"/>
@@ -26267,7 +26267,7 @@
               <w:spacing w:after="10" w:before="0"/>
               <w:ind w:left="120"/>
             </w:pPr>
-            <w:hyperlink w:history="1" r:id="rIdo60xzasboqx1xihkc5ryr">
+            <w:hyperlink w:history="1" r:id="rIdhxse8w456dt80dwefgnpl">
               <w:r>
                 <w:rPr>
                   <w:rFonts w:ascii="Arial" w:cs="Arial" w:eastAsia="Arial" w:hAnsi="Arial"/>
@@ -26462,7 +26462,7 @@
             <w:pPr>
               <w:spacing w:after="20" w:before="0"/>
             </w:pPr>
-            <w:hyperlink w:history="1" r:id="rIdo1mmejrwvwygzsyihyuun">
+            <w:hyperlink w:history="1" r:id="rIdlsrehdn0xxo__lo_kaypw">
               <w:r>
                 <w:rPr>
                   <w:rFonts w:ascii="Arial" w:cs="Arial" w:eastAsia="Arial" w:hAnsi="Arial"/>
@@ -26495,7 +26495,7 @@
               <w:spacing w:after="10" w:before="0"/>
               <w:ind w:left="120"/>
             </w:pPr>
-            <w:hyperlink w:history="1" r:id="rIdgyskmzca32g733gu4x2ym">
+            <w:hyperlink w:history="1" r:id="rIdtkgdt9rglq7wkiczdkpjv">
               <w:r>
                 <w:rPr>
                   <w:rFonts w:ascii="Arial" w:cs="Arial" w:eastAsia="Arial" w:hAnsi="Arial"/>
@@ -26540,7 +26540,7 @@
             <w:pPr>
               <w:spacing w:after="20" w:before="0"/>
             </w:pPr>
-            <w:hyperlink w:history="1" r:id="rIdnpnug9whwxxtoyfqvlegh">
+            <w:hyperlink w:history="1" r:id="rIdasuabaa1y-d1fh1irzqyc">
               <w:r>
                 <w:rPr>
                   <w:rFonts w:ascii="Arial" w:cs="Arial" w:eastAsia="Arial" w:hAnsi="Arial"/>
@@ -26573,7 +26573,7 @@
               <w:spacing w:after="10" w:before="0"/>
               <w:ind w:left="120"/>
             </w:pPr>
-            <w:hyperlink w:history="1" r:id="rIdmrxqdke8ultscyjgqj075">
+            <w:hyperlink w:history="1" r:id="rIdqwcpjkxxzzeppj8g0pjih">
               <w:r>
                 <w:rPr>
                   <w:rFonts w:ascii="Arial" w:cs="Arial" w:eastAsia="Arial" w:hAnsi="Arial"/>
@@ -26768,7 +26768,7 @@
             <w:pPr>
               <w:spacing w:after="20" w:before="0"/>
             </w:pPr>
-            <w:hyperlink w:history="1" r:id="rIdmge5x5zxo4hswate9nnpu">
+            <w:hyperlink w:history="1" r:id="rIdbdbrwkncazvq8zvau85u5">
               <w:r>
                 <w:rPr>
                   <w:rFonts w:ascii="Arial" w:cs="Arial" w:eastAsia="Arial" w:hAnsi="Arial"/>
@@ -26801,7 +26801,7 @@
               <w:spacing w:after="10" w:before="0"/>
               <w:ind w:left="120"/>
             </w:pPr>
-            <w:hyperlink w:history="1" r:id="rIdexegxymbzq4uqfjjc7sjm">
+            <w:hyperlink w:history="1" r:id="rIduom7i3x85acyd02lmbjqn">
               <w:r>
                 <w:rPr>
                   <w:rFonts w:ascii="Arial" w:cs="Arial" w:eastAsia="Arial" w:hAnsi="Arial"/>
@@ -26846,7 +26846,7 @@
             <w:pPr>
               <w:spacing w:after="20" w:before="0"/>
             </w:pPr>
-            <w:hyperlink w:history="1" r:id="rIdalyio9we26gqhk-lim1sb">
+            <w:hyperlink w:history="1" r:id="rIdc69bpmkk9nnljwgfxtg1z">
               <w:r>
                 <w:rPr>
                   <w:rFonts w:ascii="Arial" w:cs="Arial" w:eastAsia="Arial" w:hAnsi="Arial"/>
@@ -26879,7 +26879,7 @@
               <w:spacing w:after="10" w:before="0"/>
               <w:ind w:left="120"/>
             </w:pPr>
-            <w:hyperlink w:history="1" r:id="rIdqtxeaccn2sbvvdsndmybi">
+            <w:hyperlink w:history="1" r:id="rIdmbe1euwxsobq-qmfcoh8n">
               <w:r>
                 <w:rPr>
                   <w:rFonts w:ascii="Arial" w:cs="Arial" w:eastAsia="Arial" w:hAnsi="Arial"/>
@@ -27467,7 +27467,7 @@
         </w:rPr>
         <w:t xml:space="preserve">© 2026 SeaVuria and ARES. Aligned with KICD objectives. Developed by SeaVuria; technical implementation by ARES (with AI assistance from Claude). Licensed under </w:t>
       </w:r>
-      <w:hyperlink w:history="1" r:id="rIdc-s0rglxx7lj0nkn3rsqm">
+      <w:hyperlink w:history="1" r:id="rIdyvuvv2orv83pdthvywhl3">
         <w:r>
           <w:rPr>
             <w:rFonts w:ascii="Arial" w:cs="Arial" w:eastAsia="Arial" w:hAnsi="Arial"/>
@@ -27488,7 +27488,7 @@
         </w:rPr>
         <w:t xml:space="preserve"> (</w:t>
       </w:r>
-      <w:hyperlink w:history="1" r:id="rIdblsw8vvkmdjsyfhqxenkz">
+      <w:hyperlink w:history="1" r:id="rIdeteam8sapmyawde5lfksp">
         <w:r>
           <w:rPr>
             <w:rFonts w:ascii="Arial" w:cs="Arial" w:eastAsia="Arial" w:hAnsi="Arial"/>

--- a/data/outputs/v2/Essential_Mathematics/SS2.8_Commercial_Arithmetic_1/Essential_Mathematics_Commercial_Arithmetic_1_CBE_LessonSequence.docx
+++ b/data/outputs/v2/Essential_Mathematics/SS2.8_Commercial_Arithmetic_1/Essential_Mathematics_Commercial_Arithmetic_1_CBE_LessonSequence.docx
@@ -2124,7 +2124,7 @@
         </w:rPr>
         <w:t xml:space="preserve">© 2026 SeaVuria and ARES. This work is licensed under a </w:t>
       </w:r>
-      <w:hyperlink w:history="1" r:id="rIdklnv4t440-gbtuwpz_i1j">
+      <w:hyperlink w:history="1" r:id="rId4lnfkxa0f0jnvsslpinnz">
         <w:r>
           <w:rPr>
             <w:rFonts w:ascii="Arial" w:cs="Arial" w:eastAsia="Arial" w:hAnsi="Arial"/>
@@ -2144,7 +2144,7 @@
         </w:rPr>
         <w:t xml:space="preserve"> (</w:t>
       </w:r>
-      <w:hyperlink w:history="1" r:id="rIdchu1jjdzco4jnjxrj5hsx">
+      <w:hyperlink w:history="1" r:id="rIddsmfzd232gir_ebdwplci">
         <w:r>
           <w:rPr>
             <w:rFonts w:ascii="Arial" w:cs="Arial" w:eastAsia="Arial" w:hAnsi="Arial"/>
@@ -2164,7 +2164,7 @@
         </w:rPr>
         <w:t xml:space="preserve">). To view a copy of this license, visit </w:t>
       </w:r>
-      <w:hyperlink w:history="1" r:id="rIdjiixvosz-a4kq4ttpgt__">
+      <w:hyperlink w:history="1" r:id="rIdt1-surbb_xzftavjyf_gm">
         <w:r>
           <w:rPr>
             <w:rFonts w:ascii="Arial" w:cs="Arial" w:eastAsia="Arial" w:hAnsi="Arial"/>
@@ -3395,7 +3395,7 @@
             <w:pPr>
               <w:spacing w:after="20" w:before="0"/>
             </w:pPr>
-            <w:hyperlink w:history="1" r:id="rIdkpcsbwre2hoxqxfs-xfah">
+            <w:hyperlink w:history="1" r:id="rIdxq81puyybaoaorxihofmt">
               <w:r>
                 <w:rPr>
                   <w:rFonts w:ascii="Arial" w:cs="Arial" w:eastAsia="Arial" w:hAnsi="Arial"/>
@@ -3444,7 +3444,7 @@
               <w:spacing w:after="10" w:before="0"/>
               <w:ind w:left="120"/>
             </w:pPr>
-            <w:hyperlink w:history="1" r:id="rIdoadk2kvmn0jgdhictkclm">
+            <w:hyperlink w:history="1" r:id="rIdz76wt6xiekdoyfyzdkbmw">
               <w:r>
                 <w:rPr>
                   <w:rFonts w:ascii="Arial" w:cs="Arial" w:eastAsia="Arial" w:hAnsi="Arial"/>
@@ -3489,7 +3489,7 @@
             <w:pPr>
               <w:spacing w:after="20" w:before="0"/>
             </w:pPr>
-            <w:hyperlink w:history="1" r:id="rId9rvqwlblksumt5lvh040a">
+            <w:hyperlink w:history="1" r:id="rIdwb9xjej9orwafe0rwdidb">
               <w:r>
                 <w:rPr>
                   <w:rFonts w:ascii="Arial" w:cs="Arial" w:eastAsia="Arial" w:hAnsi="Arial"/>
@@ -3522,7 +3522,7 @@
               <w:spacing w:after="10" w:before="0"/>
               <w:ind w:left="120"/>
             </w:pPr>
-            <w:hyperlink w:history="1" r:id="rIdfc4eey3nj5bbej49p2jbv">
+            <w:hyperlink w:history="1" r:id="rIdhemtpkw42dsf4z9m2fn_9">
               <w:r>
                 <w:rPr>
                   <w:rFonts w:ascii="Arial" w:cs="Arial" w:eastAsia="Arial" w:hAnsi="Arial"/>
@@ -3717,7 +3717,7 @@
             <w:pPr>
               <w:spacing w:after="20" w:before="0"/>
             </w:pPr>
-            <w:hyperlink w:history="1" r:id="rId_4qokjwgd4zxoh6nkhyhp">
+            <w:hyperlink w:history="1" r:id="rId9h227mrrqbzizv_em6hn2">
               <w:r>
                 <w:rPr>
                   <w:rFonts w:ascii="Arial" w:cs="Arial" w:eastAsia="Arial" w:hAnsi="Arial"/>
@@ -3766,7 +3766,7 @@
               <w:spacing w:after="10" w:before="0"/>
               <w:ind w:left="120"/>
             </w:pPr>
-            <w:hyperlink w:history="1" r:id="rIda4b-qosd7osncejhg7zar">
+            <w:hyperlink w:history="1" r:id="rIdztzhopr9gto3dibmn4uww">
               <w:r>
                 <w:rPr>
                   <w:rFonts w:ascii="Arial" w:cs="Arial" w:eastAsia="Arial" w:hAnsi="Arial"/>
@@ -3811,7 +3811,7 @@
             <w:pPr>
               <w:spacing w:after="20" w:before="0"/>
             </w:pPr>
-            <w:hyperlink w:history="1" r:id="rIderkn75ihcakqwnpz_niss">
+            <w:hyperlink w:history="1" r:id="rIducl4yyab54jwz7tmxyog0">
               <w:r>
                 <w:rPr>
                   <w:rFonts w:ascii="Arial" w:cs="Arial" w:eastAsia="Arial" w:hAnsi="Arial"/>
@@ -3844,7 +3844,7 @@
               <w:spacing w:after="10" w:before="0"/>
               <w:ind w:left="120"/>
             </w:pPr>
-            <w:hyperlink w:history="1" r:id="rIdlqunak3tzkjwdbprrpvye">
+            <w:hyperlink w:history="1" r:id="rIdrway6wj9owih8cs6n1gei">
               <w:r>
                 <w:rPr>
                   <w:rFonts w:ascii="Arial" w:cs="Arial" w:eastAsia="Arial" w:hAnsi="Arial"/>
@@ -4039,7 +4039,7 @@
             <w:pPr>
               <w:spacing w:after="20" w:before="0"/>
             </w:pPr>
-            <w:hyperlink w:history="1" r:id="rIdskylsh2wrpzwftz0utnw9">
+            <w:hyperlink w:history="1" r:id="rIdeyjhu58eurs_kxx7qcaur">
               <w:r>
                 <w:rPr>
                   <w:rFonts w:ascii="Arial" w:cs="Arial" w:eastAsia="Arial" w:hAnsi="Arial"/>
@@ -4088,7 +4088,7 @@
               <w:spacing w:after="10" w:before="0"/>
               <w:ind w:left="120"/>
             </w:pPr>
-            <w:hyperlink w:history="1" r:id="rIdmg0norbpw2ygl-fihekxb">
+            <w:hyperlink w:history="1" r:id="rIdgxvtjxkksd3egds0dlm1g">
               <w:r>
                 <w:rPr>
                   <w:rFonts w:ascii="Arial" w:cs="Arial" w:eastAsia="Arial" w:hAnsi="Arial"/>
@@ -4133,7 +4133,7 @@
             <w:pPr>
               <w:spacing w:after="20" w:before="0"/>
             </w:pPr>
-            <w:hyperlink w:history="1" r:id="rIdze8luie8lknzttcpvfnkr">
+            <w:hyperlink w:history="1" r:id="rIdjpmz2gqlmaw55fmf5bfvy">
               <w:r>
                 <w:rPr>
                   <w:rFonts w:ascii="Arial" w:cs="Arial" w:eastAsia="Arial" w:hAnsi="Arial"/>
@@ -4166,7 +4166,7 @@
               <w:spacing w:after="10" w:before="0"/>
               <w:ind w:left="120"/>
             </w:pPr>
-            <w:hyperlink w:history="1" r:id="rIdzkkzrhi0zghmanfd49pex">
+            <w:hyperlink w:history="1" r:id="rIdloki4frjhvayzswajrmhu">
               <w:r>
                 <w:rPr>
                   <w:rFonts w:ascii="Arial" w:cs="Arial" w:eastAsia="Arial" w:hAnsi="Arial"/>
@@ -4361,7 +4361,7 @@
             <w:pPr>
               <w:spacing w:after="20" w:before="0"/>
             </w:pPr>
-            <w:hyperlink w:history="1" r:id="rId2_nkkyvbogjyxtt5s425d">
+            <w:hyperlink w:history="1" r:id="rIdiucqyy6ykmudmoawfsvdb">
               <w:r>
                 <w:rPr>
                   <w:rFonts w:ascii="Arial" w:cs="Arial" w:eastAsia="Arial" w:hAnsi="Arial"/>
@@ -4410,7 +4410,7 @@
               <w:spacing w:after="10" w:before="0"/>
               <w:ind w:left="120"/>
             </w:pPr>
-            <w:hyperlink w:history="1" r:id="rIdqbr0gszr46bj9_6khwarx">
+            <w:hyperlink w:history="1" r:id="rId6wx8rc7hqmbdghfqqtk-q">
               <w:r>
                 <w:rPr>
                   <w:rFonts w:ascii="Arial" w:cs="Arial" w:eastAsia="Arial" w:hAnsi="Arial"/>
@@ -4455,7 +4455,7 @@
             <w:pPr>
               <w:spacing w:after="20" w:before="0"/>
             </w:pPr>
-            <w:hyperlink w:history="1" r:id="rIdxgwd21amp72f9jygeyxdt">
+            <w:hyperlink w:history="1" r:id="rIdva3xyxa2o4qlm9njm6zr9">
               <w:r>
                 <w:rPr>
                   <w:rFonts w:ascii="Arial" w:cs="Arial" w:eastAsia="Arial" w:hAnsi="Arial"/>
@@ -4488,7 +4488,7 @@
               <w:spacing w:after="10" w:before="0"/>
               <w:ind w:left="120"/>
             </w:pPr>
-            <w:hyperlink w:history="1" r:id="rIdsd5trpnatmcn-srx5jhtn">
+            <w:hyperlink w:history="1" r:id="rId8vaumwpwjishn1tmwiwwl">
               <w:r>
                 <w:rPr>
                   <w:rFonts w:ascii="Arial" w:cs="Arial" w:eastAsia="Arial" w:hAnsi="Arial"/>
@@ -4683,7 +4683,7 @@
             <w:pPr>
               <w:spacing w:after="20" w:before="0"/>
             </w:pPr>
-            <w:hyperlink w:history="1" r:id="rIdcjlid7lgjyapdgsmlxi7z">
+            <w:hyperlink w:history="1" r:id="rIdwfubdqhtytmmesetfjwz8">
               <w:r>
                 <w:rPr>
                   <w:rFonts w:ascii="Arial" w:cs="Arial" w:eastAsia="Arial" w:hAnsi="Arial"/>
@@ -4732,7 +4732,7 @@
               <w:spacing w:after="10" w:before="0"/>
               <w:ind w:left="120"/>
             </w:pPr>
-            <w:hyperlink w:history="1" r:id="rIdikgessnkcsbkelyky-tos">
+            <w:hyperlink w:history="1" r:id="rIdxxm9zt-fzqjg09h-xdajh">
               <w:r>
                 <w:rPr>
                   <w:rFonts w:ascii="Arial" w:cs="Arial" w:eastAsia="Arial" w:hAnsi="Arial"/>
@@ -4777,7 +4777,7 @@
             <w:pPr>
               <w:spacing w:after="20" w:before="0"/>
             </w:pPr>
-            <w:hyperlink w:history="1" r:id="rIdbia0csu55m9nrkctm2g2_">
+            <w:hyperlink w:history="1" r:id="rIdgkwe1fhxsu_dupraecpn3">
               <w:r>
                 <w:rPr>
                   <w:rFonts w:ascii="Arial" w:cs="Arial" w:eastAsia="Arial" w:hAnsi="Arial"/>
@@ -4810,7 +4810,7 @@
               <w:spacing w:after="10" w:before="0"/>
               <w:ind w:left="120"/>
             </w:pPr>
-            <w:hyperlink w:history="1" r:id="rIdxqol0mqr3pd6mhk0i5n2b">
+            <w:hyperlink w:history="1" r:id="rIdd58zije9ksdoss5ibu2c1">
               <w:r>
                 <w:rPr>
                   <w:rFonts w:ascii="Arial" w:cs="Arial" w:eastAsia="Arial" w:hAnsi="Arial"/>
@@ -5322,7 +5322,7 @@
         </w:rPr>
         <w:t xml:space="preserve">© 2026 SeaVuria and ARES. Aligned with KICD objectives. Developed by SeaVuria; technical implementation by ARES (with AI assistance from Claude). Licensed under </w:t>
       </w:r>
-      <w:hyperlink w:history="1" r:id="rId1gdprpgf60oduq5wlg3f3">
+      <w:hyperlink w:history="1" r:id="rIded9vj-76njsqxgjjwd8oy">
         <w:r>
           <w:rPr>
             <w:rFonts w:ascii="Arial" w:cs="Arial" w:eastAsia="Arial" w:hAnsi="Arial"/>
@@ -5343,7 +5343,7 @@
         </w:rPr>
         <w:t xml:space="preserve"> (</w:t>
       </w:r>
-      <w:hyperlink w:history="1" r:id="rIdo3_jae5vmqmw0tqi1wegi">
+      <w:hyperlink w:history="1" r:id="rIdjxag8gjc2i8v8omojrote">
         <w:r>
           <w:rPr>
             <w:rFonts w:ascii="Arial" w:cs="Arial" w:eastAsia="Arial" w:hAnsi="Arial"/>
@@ -6555,7 +6555,7 @@
             <w:pPr>
               <w:spacing w:after="20" w:before="0"/>
             </w:pPr>
-            <w:hyperlink w:history="1" r:id="rIdgf5g0a5kwzemeoelg2rfa">
+            <w:hyperlink w:history="1" r:id="rIdhxx1xj_xhur-wktp1gvpb">
               <w:r>
                 <w:rPr>
                   <w:rFonts w:ascii="Arial" w:cs="Arial" w:eastAsia="Arial" w:hAnsi="Arial"/>
@@ -6604,7 +6604,7 @@
               <w:spacing w:after="10" w:before="0"/>
               <w:ind w:left="120"/>
             </w:pPr>
-            <w:hyperlink w:history="1" r:id="rIdo-pffmjstyb0g-vzwi7ri">
+            <w:hyperlink w:history="1" r:id="rId9tqpzic0qvj-rhs71lzqy">
               <w:r>
                 <w:rPr>
                   <w:rFonts w:ascii="Arial" w:cs="Arial" w:eastAsia="Arial" w:hAnsi="Arial"/>
@@ -6649,7 +6649,7 @@
             <w:pPr>
               <w:spacing w:after="20" w:before="0"/>
             </w:pPr>
-            <w:hyperlink w:history="1" r:id="rIdnlqxnmyyuclslwsc3dxlr">
+            <w:hyperlink w:history="1" r:id="rIdfm3s7im71bktrp6dnc-mv">
               <w:r>
                 <w:rPr>
                   <w:rFonts w:ascii="Arial" w:cs="Arial" w:eastAsia="Arial" w:hAnsi="Arial"/>
@@ -6682,7 +6682,7 @@
               <w:spacing w:after="10" w:before="0"/>
               <w:ind w:left="120"/>
             </w:pPr>
-            <w:hyperlink w:history="1" r:id="rId5kgj8ghc0_-p4ccvg9cix">
+            <w:hyperlink w:history="1" r:id="rIdxbot_gmibxwrgp_iudeiz">
               <w:r>
                 <w:rPr>
                   <w:rFonts w:ascii="Arial" w:cs="Arial" w:eastAsia="Arial" w:hAnsi="Arial"/>
@@ -6877,7 +6877,7 @@
             <w:pPr>
               <w:spacing w:after="20" w:before="0"/>
             </w:pPr>
-            <w:hyperlink w:history="1" r:id="rIddnftbp73wmbh6nuwzdyc2">
+            <w:hyperlink w:history="1" r:id="rIdldqcl4-qyk0f8bkcvuo5f">
               <w:r>
                 <w:rPr>
                   <w:rFonts w:ascii="Arial" w:cs="Arial" w:eastAsia="Arial" w:hAnsi="Arial"/>
@@ -6926,7 +6926,7 @@
               <w:spacing w:after="10" w:before="0"/>
               <w:ind w:left="120"/>
             </w:pPr>
-            <w:hyperlink w:history="1" r:id="rIdpc_gvgdhdisdebsumfzyr">
+            <w:hyperlink w:history="1" r:id="rIdhhf9i0o6qjmwjrcsjlxa4">
               <w:r>
                 <w:rPr>
                   <w:rFonts w:ascii="Arial" w:cs="Arial" w:eastAsia="Arial" w:hAnsi="Arial"/>
@@ -6971,7 +6971,7 @@
             <w:pPr>
               <w:spacing w:after="20" w:before="0"/>
             </w:pPr>
-            <w:hyperlink w:history="1" r:id="rIdex5ppoiqhfzrztwr4sysx">
+            <w:hyperlink w:history="1" r:id="rIdegqscz5no1-nldl5iztt0">
               <w:r>
                 <w:rPr>
                   <w:rFonts w:ascii="Arial" w:cs="Arial" w:eastAsia="Arial" w:hAnsi="Arial"/>
@@ -7004,7 +7004,7 @@
               <w:spacing w:after="10" w:before="0"/>
               <w:ind w:left="120"/>
             </w:pPr>
-            <w:hyperlink w:history="1" r:id="rIdy8khbpmpv-ekreez9zyn-">
+            <w:hyperlink w:history="1" r:id="rIdr5ier2-ssiyhhytam5t9t">
               <w:r>
                 <w:rPr>
                   <w:rFonts w:ascii="Arial" w:cs="Arial" w:eastAsia="Arial" w:hAnsi="Arial"/>
@@ -7199,7 +7199,7 @@
             <w:pPr>
               <w:spacing w:after="20" w:before="0"/>
             </w:pPr>
-            <w:hyperlink w:history="1" r:id="rIdaoubzte07wv4qp13ezi33">
+            <w:hyperlink w:history="1" r:id="rIdhtj2ddmx6_jzpnu0owwoo">
               <w:r>
                 <w:rPr>
                   <w:rFonts w:ascii="Arial" w:cs="Arial" w:eastAsia="Arial" w:hAnsi="Arial"/>
@@ -7248,7 +7248,7 @@
               <w:spacing w:after="10" w:before="0"/>
               <w:ind w:left="120"/>
             </w:pPr>
-            <w:hyperlink w:history="1" r:id="rIdtkhrmj3zspcxuaneqke-w">
+            <w:hyperlink w:history="1" r:id="rIdkdjjiov8nqypdbq6ydiiq">
               <w:r>
                 <w:rPr>
                   <w:rFonts w:ascii="Arial" w:cs="Arial" w:eastAsia="Arial" w:hAnsi="Arial"/>
@@ -7293,7 +7293,7 @@
             <w:pPr>
               <w:spacing w:after="20" w:before="0"/>
             </w:pPr>
-            <w:hyperlink w:history="1" r:id="rIdzsxyxoqglfbkdllpyhocm">
+            <w:hyperlink w:history="1" r:id="rIdlnwv3koqoq_q0nrao3nc3">
               <w:r>
                 <w:rPr>
                   <w:rFonts w:ascii="Arial" w:cs="Arial" w:eastAsia="Arial" w:hAnsi="Arial"/>
@@ -7326,7 +7326,7 @@
               <w:spacing w:after="10" w:before="0"/>
               <w:ind w:left="120"/>
             </w:pPr>
-            <w:hyperlink w:history="1" r:id="rId1ip33oksz8m8lunzuwqn2">
+            <w:hyperlink w:history="1" r:id="rIdyb7-f9brlzimtgvzd_i_r">
               <w:r>
                 <w:rPr>
                   <w:rFonts w:ascii="Arial" w:cs="Arial" w:eastAsia="Arial" w:hAnsi="Arial"/>
@@ -7521,7 +7521,7 @@
             <w:pPr>
               <w:spacing w:after="20" w:before="0"/>
             </w:pPr>
-            <w:hyperlink w:history="1" r:id="rIdifvcncfhnhhw9szdxxhaw">
+            <w:hyperlink w:history="1" r:id="rIdctu7quiqvpubba6dyvikp">
               <w:r>
                 <w:rPr>
                   <w:rFonts w:ascii="Arial" w:cs="Arial" w:eastAsia="Arial" w:hAnsi="Arial"/>
@@ -7570,7 +7570,7 @@
               <w:spacing w:after="10" w:before="0"/>
               <w:ind w:left="120"/>
             </w:pPr>
-            <w:hyperlink w:history="1" r:id="rIdnz4ebaryzcjkgit-o5ide">
+            <w:hyperlink w:history="1" r:id="rIdwo8i_bddgt4pul6vddjlx">
               <w:r>
                 <w:rPr>
                   <w:rFonts w:ascii="Arial" w:cs="Arial" w:eastAsia="Arial" w:hAnsi="Arial"/>
@@ -7615,7 +7615,7 @@
             <w:pPr>
               <w:spacing w:after="20" w:before="0"/>
             </w:pPr>
-            <w:hyperlink w:history="1" r:id="rIdulfhanp62hem1tijewxxs">
+            <w:hyperlink w:history="1" r:id="rIdpwny2ychxzlvqshqrax7q">
               <w:r>
                 <w:rPr>
                   <w:rFonts w:ascii="Arial" w:cs="Arial" w:eastAsia="Arial" w:hAnsi="Arial"/>
@@ -7648,7 +7648,7 @@
               <w:spacing w:after="10" w:before="0"/>
               <w:ind w:left="120"/>
             </w:pPr>
-            <w:hyperlink w:history="1" r:id="rIdlkguupdkdddtgi0ksqtbd">
+            <w:hyperlink w:history="1" r:id="rIdekbzj3zgw-mi9h5z2daep">
               <w:r>
                 <w:rPr>
                   <w:rFonts w:ascii="Arial" w:cs="Arial" w:eastAsia="Arial" w:hAnsi="Arial"/>
@@ -7843,7 +7843,7 @@
             <w:pPr>
               <w:spacing w:after="20" w:before="0"/>
             </w:pPr>
-            <w:hyperlink w:history="1" r:id="rIdfosjcw2i5upoy_t9f2n8l">
+            <w:hyperlink w:history="1" r:id="rIdfbaw2jwtfwvnrnwmc89lg">
               <w:r>
                 <w:rPr>
                   <w:rFonts w:ascii="Arial" w:cs="Arial" w:eastAsia="Arial" w:hAnsi="Arial"/>
@@ -7892,7 +7892,7 @@
               <w:spacing w:after="10" w:before="0"/>
               <w:ind w:left="120"/>
             </w:pPr>
-            <w:hyperlink w:history="1" r:id="rId0pzbduxd8h5u_opbbv6yy">
+            <w:hyperlink w:history="1" r:id="rIdq_vi0qim8e8vhkvrba9vy">
               <w:r>
                 <w:rPr>
                   <w:rFonts w:ascii="Arial" w:cs="Arial" w:eastAsia="Arial" w:hAnsi="Arial"/>
@@ -7937,7 +7937,7 @@
             <w:pPr>
               <w:spacing w:after="20" w:before="0"/>
             </w:pPr>
-            <w:hyperlink w:history="1" r:id="rId2imn9jzcgfccie1ry_tpk">
+            <w:hyperlink w:history="1" r:id="rIdyduwgwd7xf3swbi34lxsb">
               <w:r>
                 <w:rPr>
                   <w:rFonts w:ascii="Arial" w:cs="Arial" w:eastAsia="Arial" w:hAnsi="Arial"/>
@@ -7986,7 +7986,7 @@
               <w:spacing w:after="10" w:before="0"/>
               <w:ind w:left="120"/>
             </w:pPr>
-            <w:hyperlink w:history="1" r:id="rId5usdp8truflue81wnlxsz">
+            <w:hyperlink w:history="1" r:id="rId_kv1kgchutjypxrl6rlbj">
               <w:r>
                 <w:rPr>
                   <w:rFonts w:ascii="Arial" w:cs="Arial" w:eastAsia="Arial" w:hAnsi="Arial"/>
@@ -8498,7 +8498,7 @@
         </w:rPr>
         <w:t xml:space="preserve">© 2026 SeaVuria and ARES. Aligned with KICD objectives. Developed by SeaVuria; technical implementation by ARES (with AI assistance from Claude). Licensed under </w:t>
       </w:r>
-      <w:hyperlink w:history="1" r:id="rIdl29nfnaulfwqmqlta7ju3">
+      <w:hyperlink w:history="1" r:id="rIdvnbksx6jhju3fxzb1_bsl">
         <w:r>
           <w:rPr>
             <w:rFonts w:ascii="Arial" w:cs="Arial" w:eastAsia="Arial" w:hAnsi="Arial"/>
@@ -8519,7 +8519,7 @@
         </w:rPr>
         <w:t xml:space="preserve"> (</w:t>
       </w:r>
-      <w:hyperlink w:history="1" r:id="rIddcsynuji1o65-skv0jzk6">
+      <w:hyperlink w:history="1" r:id="rId_nveibwacobbeekbhewrh">
         <w:r>
           <w:rPr>
             <w:rFonts w:ascii="Arial" w:cs="Arial" w:eastAsia="Arial" w:hAnsi="Arial"/>
@@ -9731,7 +9731,7 @@
             <w:pPr>
               <w:spacing w:after="20" w:before="0"/>
             </w:pPr>
-            <w:hyperlink w:history="1" r:id="rId7swyis2ue8lmsgiz97adl">
+            <w:hyperlink w:history="1" r:id="rIdhfmzwfwtztjxibdedux1z">
               <w:r>
                 <w:rPr>
                   <w:rFonts w:ascii="Arial" w:cs="Arial" w:eastAsia="Arial" w:hAnsi="Arial"/>
@@ -9764,7 +9764,7 @@
               <w:spacing w:after="10" w:before="0"/>
               <w:ind w:left="120"/>
             </w:pPr>
-            <w:hyperlink w:history="1" r:id="rId7s_zv75srb_zy_8c7e9ol">
+            <w:hyperlink w:history="1" r:id="rId2p0kmt9f4pswrx0r3eusv">
               <w:r>
                 <w:rPr>
                   <w:rFonts w:ascii="Arial" w:cs="Arial" w:eastAsia="Arial" w:hAnsi="Arial"/>
@@ -9809,7 +9809,7 @@
             <w:pPr>
               <w:spacing w:after="20" w:before="0"/>
             </w:pPr>
-            <w:hyperlink w:history="1" r:id="rIdzdjqzdwgx0atfynmwgvja">
+            <w:hyperlink w:history="1" r:id="rId3adir7pczvobleuzqhgqe">
               <w:r>
                 <w:rPr>
                   <w:rFonts w:ascii="Arial" w:cs="Arial" w:eastAsia="Arial" w:hAnsi="Arial"/>
@@ -9842,7 +9842,7 @@
               <w:spacing w:after="10" w:before="0"/>
               <w:ind w:left="120"/>
             </w:pPr>
-            <w:hyperlink w:history="1" r:id="rId8kfchj_fvmtthlyieu2sr">
+            <w:hyperlink w:history="1" r:id="rIdtcywx18au3uy2soojaxrp">
               <w:r>
                 <w:rPr>
                   <w:rFonts w:ascii="Arial" w:cs="Arial" w:eastAsia="Arial" w:hAnsi="Arial"/>
@@ -10037,7 +10037,7 @@
             <w:pPr>
               <w:spacing w:after="20" w:before="0"/>
             </w:pPr>
-            <w:hyperlink w:history="1" r:id="rId89noxcjs6uztkvwhggxwh">
+            <w:hyperlink w:history="1" r:id="rIdfygvkbxrdfq6ke9seuztv">
               <w:r>
                 <w:rPr>
                   <w:rFonts w:ascii="Arial" w:cs="Arial" w:eastAsia="Arial" w:hAnsi="Arial"/>
@@ -10070,7 +10070,7 @@
               <w:spacing w:after="10" w:before="0"/>
               <w:ind w:left="120"/>
             </w:pPr>
-            <w:hyperlink w:history="1" r:id="rIdrlpaw0xca7xdwhufmqqn5">
+            <w:hyperlink w:history="1" r:id="rIdvscfn30zua286lfghrfi8">
               <w:r>
                 <w:rPr>
                   <w:rFonts w:ascii="Arial" w:cs="Arial" w:eastAsia="Arial" w:hAnsi="Arial"/>
@@ -10115,7 +10115,7 @@
             <w:pPr>
               <w:spacing w:after="20" w:before="0"/>
             </w:pPr>
-            <w:hyperlink w:history="1" r:id="rIdldviemgqbqhxuliaamgsk">
+            <w:hyperlink w:history="1" r:id="rIdq3yqmopv0yemccb3ma3vt">
               <w:r>
                 <w:rPr>
                   <w:rFonts w:ascii="Arial" w:cs="Arial" w:eastAsia="Arial" w:hAnsi="Arial"/>
@@ -10148,7 +10148,7 @@
               <w:spacing w:after="10" w:before="0"/>
               <w:ind w:left="120"/>
             </w:pPr>
-            <w:hyperlink w:history="1" r:id="rId4o-mdnkpcvvqu8qgdpqxn">
+            <w:hyperlink w:history="1" r:id="rIdnioixr57lyzhsb2lt7zvt">
               <w:r>
                 <w:rPr>
                   <w:rFonts w:ascii="Arial" w:cs="Arial" w:eastAsia="Arial" w:hAnsi="Arial"/>
@@ -10343,7 +10343,7 @@
             <w:pPr>
               <w:spacing w:after="20" w:before="0"/>
             </w:pPr>
-            <w:hyperlink w:history="1" r:id="rIdwrljf-rb_rvrvan6x9f7h">
+            <w:hyperlink w:history="1" r:id="rId-1gzmg-js-p0r1su_55rb">
               <w:r>
                 <w:rPr>
                   <w:rFonts w:ascii="Arial" w:cs="Arial" w:eastAsia="Arial" w:hAnsi="Arial"/>
@@ -10392,7 +10392,7 @@
               <w:spacing w:after="10" w:before="0"/>
               <w:ind w:left="120"/>
             </w:pPr>
-            <w:hyperlink w:history="1" r:id="rIdlku_r-idevtgtrs3xyduw">
+            <w:hyperlink w:history="1" r:id="rIdqnax2trs6yvp1pih4thed">
               <w:r>
                 <w:rPr>
                   <w:rFonts w:ascii="Arial" w:cs="Arial" w:eastAsia="Arial" w:hAnsi="Arial"/>
@@ -10437,7 +10437,7 @@
             <w:pPr>
               <w:spacing w:after="20" w:before="0"/>
             </w:pPr>
-            <w:hyperlink w:history="1" r:id="rId-jf7ih0qgsmie9auwpfbj">
+            <w:hyperlink w:history="1" r:id="rIdkboixtqv1afx7b082zlb6">
               <w:r>
                 <w:rPr>
                   <w:rFonts w:ascii="Arial" w:cs="Arial" w:eastAsia="Arial" w:hAnsi="Arial"/>
@@ -10486,7 +10486,7 @@
               <w:spacing w:after="10" w:before="0"/>
               <w:ind w:left="120"/>
             </w:pPr>
-            <w:hyperlink w:history="1" r:id="rIds06mjv6-afzerwkmrd0iw">
+            <w:hyperlink w:history="1" r:id="rIdt6rglzhfwrew-165-d802">
               <w:r>
                 <w:rPr>
                   <w:rFonts w:ascii="Arial" w:cs="Arial" w:eastAsia="Arial" w:hAnsi="Arial"/>
@@ -10681,7 +10681,7 @@
             <w:pPr>
               <w:spacing w:after="20" w:before="0"/>
             </w:pPr>
-            <w:hyperlink w:history="1" r:id="rId5jwblxmqnq6o-grsocd3z">
+            <w:hyperlink w:history="1" r:id="rIdevs0rl5xy-onyksuvgcv5">
               <w:r>
                 <w:rPr>
                   <w:rFonts w:ascii="Arial" w:cs="Arial" w:eastAsia="Arial" w:hAnsi="Arial"/>
@@ -10714,7 +10714,7 @@
               <w:spacing w:after="10" w:before="0"/>
               <w:ind w:left="120"/>
             </w:pPr>
-            <w:hyperlink w:history="1" r:id="rIddn_d_cunv6slfrr8z0ikr">
+            <w:hyperlink w:history="1" r:id="rId6k09qk_jfe_3cpeaylh4r">
               <w:r>
                 <w:rPr>
                   <w:rFonts w:ascii="Arial" w:cs="Arial" w:eastAsia="Arial" w:hAnsi="Arial"/>
@@ -10759,7 +10759,7 @@
             <w:pPr>
               <w:spacing w:after="20" w:before="0"/>
             </w:pPr>
-            <w:hyperlink w:history="1" r:id="rIdlxodrxe49yqffhd3fqmlj">
+            <w:hyperlink w:history="1" r:id="rIdsgcc9eoekyptkbt0u8oyk">
               <w:r>
                 <w:rPr>
                   <w:rFonts w:ascii="Arial" w:cs="Arial" w:eastAsia="Arial" w:hAnsi="Arial"/>
@@ -10808,7 +10808,7 @@
               <w:spacing w:after="10" w:before="0"/>
               <w:ind w:left="120"/>
             </w:pPr>
-            <w:hyperlink w:history="1" r:id="rIdtud49cz482hnqhutf9a5y">
+            <w:hyperlink w:history="1" r:id="rIdohqwelm3j3vry-k6bzpsi">
               <w:r>
                 <w:rPr>
                   <w:rFonts w:ascii="Arial" w:cs="Arial" w:eastAsia="Arial" w:hAnsi="Arial"/>
@@ -11003,7 +11003,7 @@
             <w:pPr>
               <w:spacing w:after="20" w:before="0"/>
             </w:pPr>
-            <w:hyperlink w:history="1" r:id="rIdoqcqhv_gdzgbwi5cy5xcb">
+            <w:hyperlink w:history="1" r:id="rIdyyhvxrwhzzaalqrzczj31">
               <w:r>
                 <w:rPr>
                   <w:rFonts w:ascii="Arial" w:cs="Arial" w:eastAsia="Arial" w:hAnsi="Arial"/>
@@ -11036,7 +11036,7 @@
               <w:spacing w:after="10" w:before="0"/>
               <w:ind w:left="120"/>
             </w:pPr>
-            <w:hyperlink w:history="1" r:id="rIdhrpcyxwppiwfd5kttecud">
+            <w:hyperlink w:history="1" r:id="rIdj05rqfi4iywpsstkvek21">
               <w:r>
                 <w:rPr>
                   <w:rFonts w:ascii="Arial" w:cs="Arial" w:eastAsia="Arial" w:hAnsi="Arial"/>
@@ -11081,7 +11081,7 @@
             <w:pPr>
               <w:spacing w:after="20" w:before="0"/>
             </w:pPr>
-            <w:hyperlink w:history="1" r:id="rIdmh9nk3pxjilatpr7wrsjn">
+            <w:hyperlink w:history="1" r:id="rIdmzpyakq-682jczhizraq4">
               <w:r>
                 <w:rPr>
                   <w:rFonts w:ascii="Arial" w:cs="Arial" w:eastAsia="Arial" w:hAnsi="Arial"/>
@@ -11114,7 +11114,7 @@
               <w:spacing w:after="10" w:before="0"/>
               <w:ind w:left="120"/>
             </w:pPr>
-            <w:hyperlink w:history="1" r:id="rIdvedcictuhd3bgxxsa80cu">
+            <w:hyperlink w:history="1" r:id="rIdljaooxluwd1qvqirgmktm">
               <w:r>
                 <w:rPr>
                   <w:rFonts w:ascii="Arial" w:cs="Arial" w:eastAsia="Arial" w:hAnsi="Arial"/>
@@ -11702,7 +11702,7 @@
         </w:rPr>
         <w:t xml:space="preserve">© 2026 SeaVuria and ARES. Aligned with KICD objectives. Developed by SeaVuria; technical implementation by ARES (with AI assistance from Claude). Licensed under </w:t>
       </w:r>
-      <w:hyperlink w:history="1" r:id="rIdcyzmsb26ql9rwyzdfsiof">
+      <w:hyperlink w:history="1" r:id="rIdibwofkso0smnw783jrs2r">
         <w:r>
           <w:rPr>
             <w:rFonts w:ascii="Arial" w:cs="Arial" w:eastAsia="Arial" w:hAnsi="Arial"/>
@@ -11723,7 +11723,7 @@
         </w:rPr>
         <w:t xml:space="preserve"> (</w:t>
       </w:r>
-      <w:hyperlink w:history="1" r:id="rIdk3nluvuhdx89d5nmfi0ml">
+      <w:hyperlink w:history="1" r:id="rIdmlvqhakaqooscwwhx7bix">
         <w:r>
           <w:rPr>
             <w:rFonts w:ascii="Arial" w:cs="Arial" w:eastAsia="Arial" w:hAnsi="Arial"/>
@@ -12915,7 +12915,7 @@
             <w:pPr>
               <w:spacing w:after="20" w:before="0"/>
             </w:pPr>
-            <w:hyperlink w:history="1" r:id="rIdvxvezjwggeh0jwidlp3zi">
+            <w:hyperlink w:history="1" r:id="rId8mibc5uy8vzfnhy-xnbyh">
               <w:r>
                 <w:rPr>
                   <w:rFonts w:ascii="Arial" w:cs="Arial" w:eastAsia="Arial" w:hAnsi="Arial"/>
@@ -12964,7 +12964,7 @@
               <w:spacing w:after="10" w:before="0"/>
               <w:ind w:left="120"/>
             </w:pPr>
-            <w:hyperlink w:history="1" r:id="rIdoia6axfcl5wbzt_8midjp">
+            <w:hyperlink w:history="1" r:id="rIdxc85er-fd-jhc_sy3o8rg">
               <w:r>
                 <w:rPr>
                   <w:rFonts w:ascii="Arial" w:cs="Arial" w:eastAsia="Arial" w:hAnsi="Arial"/>
@@ -13009,7 +13009,7 @@
             <w:pPr>
               <w:spacing w:after="20" w:before="0"/>
             </w:pPr>
-            <w:hyperlink w:history="1" r:id="rIdd_bsdcgyecg_o9rtvmv8h">
+            <w:hyperlink w:history="1" r:id="rIdcfcea6r2dxdqblndzhvvc">
               <w:r>
                 <w:rPr>
                   <w:rFonts w:ascii="Arial" w:cs="Arial" w:eastAsia="Arial" w:hAnsi="Arial"/>
@@ -13042,7 +13042,7 @@
               <w:spacing w:after="10" w:before="0"/>
               <w:ind w:left="120"/>
             </w:pPr>
-            <w:hyperlink w:history="1" r:id="rId0em1crtqfa-jarzscyey0">
+            <w:hyperlink w:history="1" r:id="rIdseyh5nq-rv388hlf-2-i1">
               <w:r>
                 <w:rPr>
                   <w:rFonts w:ascii="Arial" w:cs="Arial" w:eastAsia="Arial" w:hAnsi="Arial"/>
@@ -13237,7 +13237,7 @@
             <w:pPr>
               <w:spacing w:after="20" w:before="0"/>
             </w:pPr>
-            <w:hyperlink w:history="1" r:id="rIdl0qenqs1woyktkf2g8tm6">
+            <w:hyperlink w:history="1" r:id="rIdudwseoyl8nf_0bl0yco_l">
               <w:r>
                 <w:rPr>
                   <w:rFonts w:ascii="Arial" w:cs="Arial" w:eastAsia="Arial" w:hAnsi="Arial"/>
@@ -13286,7 +13286,7 @@
               <w:spacing w:after="10" w:before="0"/>
               <w:ind w:left="120"/>
             </w:pPr>
-            <w:hyperlink w:history="1" r:id="rIdf4xt9tzp1g1nk-or8gona">
+            <w:hyperlink w:history="1" r:id="rIdvuw9fq8emesd1raye0f99">
               <w:r>
                 <w:rPr>
                   <w:rFonts w:ascii="Arial" w:cs="Arial" w:eastAsia="Arial" w:hAnsi="Arial"/>
@@ -13331,7 +13331,7 @@
             <w:pPr>
               <w:spacing w:after="20" w:before="0"/>
             </w:pPr>
-            <w:hyperlink w:history="1" r:id="rIdvkv4tziu-qfnek8_rm_pf">
+            <w:hyperlink w:history="1" r:id="rIducq1akdy5nub8bjfv7cif">
               <w:r>
                 <w:rPr>
                   <w:rFonts w:ascii="Arial" w:cs="Arial" w:eastAsia="Arial" w:hAnsi="Arial"/>
@@ -13364,7 +13364,7 @@
               <w:spacing w:after="10" w:before="0"/>
               <w:ind w:left="120"/>
             </w:pPr>
-            <w:hyperlink w:history="1" r:id="rIdvstlanmul_d26utseiix-">
+            <w:hyperlink w:history="1" r:id="rIdv3d5nmgsehkkws9rh0pdt">
               <w:r>
                 <w:rPr>
                   <w:rFonts w:ascii="Arial" w:cs="Arial" w:eastAsia="Arial" w:hAnsi="Arial"/>
@@ -13559,7 +13559,7 @@
             <w:pPr>
               <w:spacing w:after="20" w:before="0"/>
             </w:pPr>
-            <w:hyperlink w:history="1" r:id="rIdfj85akcdcjc-syh1ya9na">
+            <w:hyperlink w:history="1" r:id="rIdokdyaxkyrx6yahxqhnrgm">
               <w:r>
                 <w:rPr>
                   <w:rFonts w:ascii="Arial" w:cs="Arial" w:eastAsia="Arial" w:hAnsi="Arial"/>
@@ -13608,7 +13608,7 @@
               <w:spacing w:after="10" w:before="0"/>
               <w:ind w:left="120"/>
             </w:pPr>
-            <w:hyperlink w:history="1" r:id="rIdts0la55r7uecdje-oudjo">
+            <w:hyperlink w:history="1" r:id="rIdgajqay95u4psss19-s6ai">
               <w:r>
                 <w:rPr>
                   <w:rFonts w:ascii="Arial" w:cs="Arial" w:eastAsia="Arial" w:hAnsi="Arial"/>
@@ -13653,7 +13653,7 @@
             <w:pPr>
               <w:spacing w:after="20" w:before="0"/>
             </w:pPr>
-            <w:hyperlink w:history="1" r:id="rId6jdtjmicubtzrimtbscs-">
+            <w:hyperlink w:history="1" r:id="rId23u7xmehk_z0pzyf4il0d">
               <w:r>
                 <w:rPr>
                   <w:rFonts w:ascii="Arial" w:cs="Arial" w:eastAsia="Arial" w:hAnsi="Arial"/>
@@ -13702,7 +13702,7 @@
               <w:spacing w:after="10" w:before="0"/>
               <w:ind w:left="120"/>
             </w:pPr>
-            <w:hyperlink w:history="1" r:id="rIdhp29vrmucp4ecq3yk3nt2">
+            <w:hyperlink w:history="1" r:id="rIdvlnzf8q-bujg0lba69i09">
               <w:r>
                 <w:rPr>
                   <w:rFonts w:ascii="Arial" w:cs="Arial" w:eastAsia="Arial" w:hAnsi="Arial"/>
@@ -13897,7 +13897,7 @@
             <w:pPr>
               <w:spacing w:after="20" w:before="0"/>
             </w:pPr>
-            <w:hyperlink w:history="1" r:id="rIdkw-0yowi6cwzadk65he1c">
+            <w:hyperlink w:history="1" r:id="rIdddi7vhk_ardfhcd-ovbkr">
               <w:r>
                 <w:rPr>
                   <w:rFonts w:ascii="Arial" w:cs="Arial" w:eastAsia="Arial" w:hAnsi="Arial"/>
@@ -13946,7 +13946,7 @@
               <w:spacing w:after="10" w:before="0"/>
               <w:ind w:left="120"/>
             </w:pPr>
-            <w:hyperlink w:history="1" r:id="rId1muga2gtw_ph1rgms_bse">
+            <w:hyperlink w:history="1" r:id="rId_9zcihxx_1urtu9ozl1nb">
               <w:r>
                 <w:rPr>
                   <w:rFonts w:ascii="Arial" w:cs="Arial" w:eastAsia="Arial" w:hAnsi="Arial"/>
@@ -13991,7 +13991,7 @@
             <w:pPr>
               <w:spacing w:after="20" w:before="0"/>
             </w:pPr>
-            <w:hyperlink w:history="1" r:id="rId4srjavhjyik7x571b8udk">
+            <w:hyperlink w:history="1" r:id="rIdh0aes5jqqjl2nwdmin91x">
               <w:r>
                 <w:rPr>
                   <w:rFonts w:ascii="Arial" w:cs="Arial" w:eastAsia="Arial" w:hAnsi="Arial"/>
@@ -14024,7 +14024,7 @@
               <w:spacing w:after="10" w:before="0"/>
               <w:ind w:left="120"/>
             </w:pPr>
-            <w:hyperlink w:history="1" r:id="rId4yk4er1z9tuuspclfaagm">
+            <w:hyperlink w:history="1" r:id="rIdq5dhswasaegcjudg0aznf">
               <w:r>
                 <w:rPr>
                   <w:rFonts w:ascii="Arial" w:cs="Arial" w:eastAsia="Arial" w:hAnsi="Arial"/>
@@ -14219,7 +14219,7 @@
             <w:pPr>
               <w:spacing w:after="20" w:before="0"/>
             </w:pPr>
-            <w:hyperlink w:history="1" r:id="rId0a0lplhszbz5rijkikggz">
+            <w:hyperlink w:history="1" r:id="rIdyvkjjzm5qtqlm6zp7ezj3">
               <w:r>
                 <w:rPr>
                   <w:rFonts w:ascii="Arial" w:cs="Arial" w:eastAsia="Arial" w:hAnsi="Arial"/>
@@ -14268,7 +14268,7 @@
               <w:spacing w:after="10" w:before="0"/>
               <w:ind w:left="120"/>
             </w:pPr>
-            <w:hyperlink w:history="1" r:id="rId6vh4le8p2y5c2levvo-ay">
+            <w:hyperlink w:history="1" r:id="rIdlsleee87ppdejerwu7vnq">
               <w:r>
                 <w:rPr>
                   <w:rFonts w:ascii="Arial" w:cs="Arial" w:eastAsia="Arial" w:hAnsi="Arial"/>
@@ -14313,7 +14313,7 @@
             <w:pPr>
               <w:spacing w:after="20" w:before="0"/>
             </w:pPr>
-            <w:hyperlink w:history="1" r:id="rIdedmaxwwikzghn5llg7wkv">
+            <w:hyperlink w:history="1" r:id="rId3jklt9awwhp-wi5yw6dda">
               <w:r>
                 <w:rPr>
                   <w:rFonts w:ascii="Arial" w:cs="Arial" w:eastAsia="Arial" w:hAnsi="Arial"/>
@@ -14346,7 +14346,7 @@
               <w:spacing w:after="10" w:before="0"/>
               <w:ind w:left="120"/>
             </w:pPr>
-            <w:hyperlink w:history="1" r:id="rIdf1rxbjinswbob2dop8bk-">
+            <w:hyperlink w:history="1" r:id="rId9yv75qna5o-q-ypqpx-29">
               <w:r>
                 <w:rPr>
                   <w:rFonts w:ascii="Arial" w:cs="Arial" w:eastAsia="Arial" w:hAnsi="Arial"/>
@@ -14934,7 +14934,7 @@
         </w:rPr>
         <w:t xml:space="preserve">© 2026 SeaVuria and ARES. Aligned with KICD objectives. Developed by SeaVuria; technical implementation by ARES (with AI assistance from Claude). Licensed under </w:t>
       </w:r>
-      <w:hyperlink w:history="1" r:id="rId2rdtmi1zrk80e5l77rzlw">
+      <w:hyperlink w:history="1" r:id="rId9dg9s1qegcisnh5sii11j">
         <w:r>
           <w:rPr>
             <w:rFonts w:ascii="Arial" w:cs="Arial" w:eastAsia="Arial" w:hAnsi="Arial"/>
@@ -14955,7 +14955,7 @@
         </w:rPr>
         <w:t xml:space="preserve"> (</w:t>
       </w:r>
-      <w:hyperlink w:history="1" r:id="rIdjmuhl4r1qcp40ijphsxt5">
+      <w:hyperlink w:history="1" r:id="rIdjogc86ljgvbv8kddkk5by">
         <w:r>
           <w:rPr>
             <w:rFonts w:ascii="Arial" w:cs="Arial" w:eastAsia="Arial" w:hAnsi="Arial"/>
@@ -16184,7 +16184,7 @@
               <w:spacing w:after="10" w:before="0"/>
               <w:ind w:left="120"/>
             </w:pPr>
-            <w:hyperlink w:history="1" r:id="rIdhm931tlalcwak4ur8hmet">
+            <w:hyperlink w:history="1" r:id="rIdvzc8cs0zeptsialvdkuwl">
               <w:r>
                 <w:rPr>
                   <w:rFonts w:ascii="Arial" w:cs="Arial" w:eastAsia="Arial" w:hAnsi="Arial"/>
@@ -16261,7 +16261,7 @@
               <w:spacing w:after="10" w:before="0"/>
               <w:ind w:left="120"/>
             </w:pPr>
-            <w:hyperlink w:history="1" r:id="rIdvfmv10meknfz5espugdbg">
+            <w:hyperlink w:history="1" r:id="rIdc7u6awg2e7ilg0icaevuh">
               <w:r>
                 <w:rPr>
                   <w:rFonts w:ascii="Arial" w:cs="Arial" w:eastAsia="Arial" w:hAnsi="Arial"/>
@@ -16488,7 +16488,7 @@
               <w:spacing w:after="10" w:before="0"/>
               <w:ind w:left="120"/>
             </w:pPr>
-            <w:hyperlink w:history="1" r:id="rIdiibjxo89fdl3csjbo_xks">
+            <w:hyperlink w:history="1" r:id="rId737tylvooqtuk9psd2up8">
               <w:r>
                 <w:rPr>
                   <w:rFonts w:ascii="Arial" w:cs="Arial" w:eastAsia="Arial" w:hAnsi="Arial"/>
@@ -16565,7 +16565,7 @@
               <w:spacing w:after="10" w:before="0"/>
               <w:ind w:left="120"/>
             </w:pPr>
-            <w:hyperlink w:history="1" r:id="rIdt3acoitm3kucwpwhxqtzg">
+            <w:hyperlink w:history="1" r:id="rIdrsftehyfswu338hsa3lqr">
               <w:r>
                 <w:rPr>
                   <w:rFonts w:ascii="Arial" w:cs="Arial" w:eastAsia="Arial" w:hAnsi="Arial"/>
@@ -16792,7 +16792,7 @@
               <w:spacing w:after="10" w:before="0"/>
               <w:ind w:left="120"/>
             </w:pPr>
-            <w:hyperlink w:history="1" r:id="rIddqn_scwgnawgiqsfazjnn">
+            <w:hyperlink w:history="1" r:id="rIdt3n9dqdecd8sfmqhhin5r">
               <w:r>
                 <w:rPr>
                   <w:rFonts w:ascii="Arial" w:cs="Arial" w:eastAsia="Arial" w:hAnsi="Arial"/>
@@ -16869,7 +16869,7 @@
               <w:spacing w:after="10" w:before="0"/>
               <w:ind w:left="120"/>
             </w:pPr>
-            <w:hyperlink w:history="1" r:id="rIdbwbkn_vxfh4ojvuqmakni">
+            <w:hyperlink w:history="1" r:id="rIdk94n416wtjaaus3bu9ekn">
               <w:r>
                 <w:rPr>
                   <w:rFonts w:ascii="Arial" w:cs="Arial" w:eastAsia="Arial" w:hAnsi="Arial"/>
@@ -17096,7 +17096,7 @@
               <w:spacing w:after="10" w:before="0"/>
               <w:ind w:left="120"/>
             </w:pPr>
-            <w:hyperlink w:history="1" r:id="rIdkblt5pwp9wpwcfmnmqb7r">
+            <w:hyperlink w:history="1" r:id="rIdfjla0qhriznywptte7zzx">
               <w:r>
                 <w:rPr>
                   <w:rFonts w:ascii="Arial" w:cs="Arial" w:eastAsia="Arial" w:hAnsi="Arial"/>
@@ -17173,7 +17173,7 @@
               <w:spacing w:after="10" w:before="0"/>
               <w:ind w:left="120"/>
             </w:pPr>
-            <w:hyperlink w:history="1" r:id="rIdyarvui7p4uc6qntwkqzqf">
+            <w:hyperlink w:history="1" r:id="rIdmzt3rvnw2a7mnqrjclxch">
               <w:r>
                 <w:rPr>
                   <w:rFonts w:ascii="Arial" w:cs="Arial" w:eastAsia="Arial" w:hAnsi="Arial"/>
@@ -17400,7 +17400,7 @@
               <w:spacing w:after="10" w:before="0"/>
               <w:ind w:left="120"/>
             </w:pPr>
-            <w:hyperlink w:history="1" r:id="rIdqmjxtfydo4vbnwj8xs1vu">
+            <w:hyperlink w:history="1" r:id="rIdhow44kmwbangzrnqp-zqg">
               <w:r>
                 <w:rPr>
                   <w:rFonts w:ascii="Arial" w:cs="Arial" w:eastAsia="Arial" w:hAnsi="Arial"/>
@@ -17477,7 +17477,7 @@
               <w:spacing w:after="10" w:before="0"/>
               <w:ind w:left="120"/>
             </w:pPr>
-            <w:hyperlink w:history="1" r:id="rIdjkpqbgqvx1pjr0hhofsak">
+            <w:hyperlink w:history="1" r:id="rIdl1kpvl2rod1df4nub3poa">
               <w:r>
                 <w:rPr>
                   <w:rFonts w:ascii="Arial" w:cs="Arial" w:eastAsia="Arial" w:hAnsi="Arial"/>
@@ -18080,7 +18080,7 @@
         </w:rPr>
         <w:t xml:space="preserve">© 2026 SeaVuria and ARES. Aligned with KICD objectives. Developed by SeaVuria; technical implementation by ARES (with AI assistance from Claude). Licensed under </w:t>
       </w:r>
-      <w:hyperlink w:history="1" r:id="rIdgczdwtty4trlmkdyxly-s">
+      <w:hyperlink w:history="1" r:id="rIdpr3extzuahrvycrry7svl">
         <w:r>
           <w:rPr>
             <w:rFonts w:ascii="Arial" w:cs="Arial" w:eastAsia="Arial" w:hAnsi="Arial"/>
@@ -18101,7 +18101,7 @@
         </w:rPr>
         <w:t xml:space="preserve"> (</w:t>
       </w:r>
-      <w:hyperlink w:history="1" r:id="rIdydpo6p5v1ogjw8sjkfnhk">
+      <w:hyperlink w:history="1" r:id="rIdey3fcisbmxvqu5szedlgj">
         <w:r>
           <w:rPr>
             <w:rFonts w:ascii="Arial" w:cs="Arial" w:eastAsia="Arial" w:hAnsi="Arial"/>
@@ -19290,7 +19290,7 @@
               <w:spacing w:after="10" w:before="0"/>
               <w:ind w:left="120"/>
             </w:pPr>
-            <w:hyperlink w:history="1" r:id="rIdzjnuzgs7vw_ymumtaf96h">
+            <w:hyperlink w:history="1" r:id="rIda8dcrh92so8jopeci0dpx">
               <w:r>
                 <w:rPr>
                   <w:rFonts w:ascii="Arial" w:cs="Arial" w:eastAsia="Arial" w:hAnsi="Arial"/>
@@ -19350,7 +19350,7 @@
             <w:pPr>
               <w:spacing w:after="20" w:before="0"/>
             </w:pPr>
-            <w:hyperlink w:history="1" r:id="rIdkrc6lyq2advibfgspkvrp">
+            <w:hyperlink w:history="1" r:id="rIdqljvbdwumv3nla-y1bak6">
               <w:r>
                 <w:rPr>
                   <w:rFonts w:ascii="Arial" w:cs="Arial" w:eastAsia="Arial" w:hAnsi="Arial"/>
@@ -19399,7 +19399,7 @@
               <w:spacing w:after="10" w:before="0"/>
               <w:ind w:left="120"/>
             </w:pPr>
-            <w:hyperlink w:history="1" r:id="rIdrzdvrauzbnbprkveatp0h">
+            <w:hyperlink w:history="1" r:id="rIdvrsaf9pdq3bzm2hjy59dn">
               <w:r>
                 <w:rPr>
                   <w:rFonts w:ascii="Arial" w:cs="Arial" w:eastAsia="Arial" w:hAnsi="Arial"/>
@@ -19611,7 +19611,7 @@
               <w:spacing w:after="10" w:before="0"/>
               <w:ind w:left="120"/>
             </w:pPr>
-            <w:hyperlink w:history="1" r:id="rIdoqxjbt87zvchmihzog7mp">
+            <w:hyperlink w:history="1" r:id="rIdm3u0vcjoxhx6j1uzkst42">
               <w:r>
                 <w:rPr>
                   <w:rFonts w:ascii="Arial" w:cs="Arial" w:eastAsia="Arial" w:hAnsi="Arial"/>
@@ -19671,7 +19671,7 @@
             <w:pPr>
               <w:spacing w:after="20" w:before="0"/>
             </w:pPr>
-            <w:hyperlink w:history="1" r:id="rIdwwoam0kmtbg7yjeksm1kf">
+            <w:hyperlink w:history="1" r:id="rIdtsqxjq1-to9t0hifi_o_6">
               <w:r>
                 <w:rPr>
                   <w:rFonts w:ascii="Arial" w:cs="Arial" w:eastAsia="Arial" w:hAnsi="Arial"/>
@@ -19720,7 +19720,7 @@
               <w:spacing w:after="10" w:before="0"/>
               <w:ind w:left="120"/>
             </w:pPr>
-            <w:hyperlink w:history="1" r:id="rIdp8g-vll0gz1ebiovkl2tv">
+            <w:hyperlink w:history="1" r:id="rIdzuzs_ys1fe6yizodirkaz">
               <w:r>
                 <w:rPr>
                   <w:rFonts w:ascii="Arial" w:cs="Arial" w:eastAsia="Arial" w:hAnsi="Arial"/>
@@ -19932,7 +19932,7 @@
               <w:spacing w:after="10" w:before="0"/>
               <w:ind w:left="120"/>
             </w:pPr>
-            <w:hyperlink w:history="1" r:id="rIddvxlqswj0p7j8qtnq5rkt">
+            <w:hyperlink w:history="1" r:id="rIddzdb28w5cmdu6jjpgit6c">
               <w:r>
                 <w:rPr>
                   <w:rFonts w:ascii="Arial" w:cs="Arial" w:eastAsia="Arial" w:hAnsi="Arial"/>
@@ -19992,7 +19992,7 @@
             <w:pPr>
               <w:spacing w:after="20" w:before="0"/>
             </w:pPr>
-            <w:hyperlink w:history="1" r:id="rId4jtu8emhj3gqgdwk5m293">
+            <w:hyperlink w:history="1" r:id="rIdtkmenp2rge0opnintd-f9">
               <w:r>
                 <w:rPr>
                   <w:rFonts w:ascii="Arial" w:cs="Arial" w:eastAsia="Arial" w:hAnsi="Arial"/>
@@ -20041,7 +20041,7 @@
               <w:spacing w:after="10" w:before="0"/>
               <w:ind w:left="120"/>
             </w:pPr>
-            <w:hyperlink w:history="1" r:id="rIdt8qcfiyr4fe4drecsf1zj">
+            <w:hyperlink w:history="1" r:id="rIdo9xzjnrlfqrxltc-rle6x">
               <w:r>
                 <w:rPr>
                   <w:rFonts w:ascii="Arial" w:cs="Arial" w:eastAsia="Arial" w:hAnsi="Arial"/>
@@ -20253,7 +20253,7 @@
               <w:spacing w:after="10" w:before="0"/>
               <w:ind w:left="120"/>
             </w:pPr>
-            <w:hyperlink w:history="1" r:id="rIdfyknqrctr4qfayhwj-fth">
+            <w:hyperlink w:history="1" r:id="rId5n2ebxskrnfv0jlfjvbmd">
               <w:r>
                 <w:rPr>
                   <w:rFonts w:ascii="Arial" w:cs="Arial" w:eastAsia="Arial" w:hAnsi="Arial"/>
@@ -20313,7 +20313,7 @@
             <w:pPr>
               <w:spacing w:after="20" w:before="0"/>
             </w:pPr>
-            <w:hyperlink w:history="1" r:id="rId7wdnlfhr_xajxfp1lzcbm">
+            <w:hyperlink w:history="1" r:id="rId6ycxrqn3ngkbe7am9plou">
               <w:r>
                 <w:rPr>
                   <w:rFonts w:ascii="Arial" w:cs="Arial" w:eastAsia="Arial" w:hAnsi="Arial"/>
@@ -20362,7 +20362,7 @@
               <w:spacing w:after="10" w:before="0"/>
               <w:ind w:left="120"/>
             </w:pPr>
-            <w:hyperlink w:history="1" r:id="rIdgq1osv3ckq4henl9x_jsx">
+            <w:hyperlink w:history="1" r:id="rId0iqtjvbijlqw60bopw1sp">
               <w:r>
                 <w:rPr>
                   <w:rFonts w:ascii="Arial" w:cs="Arial" w:eastAsia="Arial" w:hAnsi="Arial"/>
@@ -20574,7 +20574,7 @@
               <w:spacing w:after="10" w:before="0"/>
               <w:ind w:left="120"/>
             </w:pPr>
-            <w:hyperlink w:history="1" r:id="rIdgsfwcgkdvjfm9jyf_r15v">
+            <w:hyperlink w:history="1" r:id="rIdjtz7tqoiyy4rukzfiuk3q">
               <w:r>
                 <w:rPr>
                   <w:rFonts w:ascii="Arial" w:cs="Arial" w:eastAsia="Arial" w:hAnsi="Arial"/>
@@ -20634,7 +20634,7 @@
             <w:pPr>
               <w:spacing w:after="20" w:before="0"/>
             </w:pPr>
-            <w:hyperlink w:history="1" r:id="rIdhxe8agryshzvqxw7-b5yp">
+            <w:hyperlink w:history="1" r:id="rIdolcaduijrljupo9gewgjm">
               <w:r>
                 <w:rPr>
                   <w:rFonts w:ascii="Arial" w:cs="Arial" w:eastAsia="Arial" w:hAnsi="Arial"/>
@@ -20683,7 +20683,7 @@
               <w:spacing w:after="10" w:before="0"/>
               <w:ind w:left="120"/>
             </w:pPr>
-            <w:hyperlink w:history="1" r:id="rIdo_ktyhqt5cadbxfhmwmfj">
+            <w:hyperlink w:history="1" r:id="rIdgm_oes5esa5evqrmdflfv">
               <w:r>
                 <w:rPr>
                   <w:rFonts w:ascii="Arial" w:cs="Arial" w:eastAsia="Arial" w:hAnsi="Arial"/>
@@ -21271,7 +21271,7 @@
         </w:rPr>
         <w:t xml:space="preserve">© 2026 SeaVuria and ARES. Aligned with KICD objectives. Developed by SeaVuria; technical implementation by ARES (with AI assistance from Claude). Licensed under </w:t>
       </w:r>
-      <w:hyperlink w:history="1" r:id="rIdd5vgqeuokn8vnvjse3bzh">
+      <w:hyperlink w:history="1" r:id="rIdxzs_tfbtnqpmlp1kbgxsu">
         <w:r>
           <w:rPr>
             <w:rFonts w:ascii="Arial" w:cs="Arial" w:eastAsia="Arial" w:hAnsi="Arial"/>
@@ -21292,7 +21292,7 @@
         </w:rPr>
         <w:t xml:space="preserve"> (</w:t>
       </w:r>
-      <w:hyperlink w:history="1" r:id="rIdlaf2pkymx-jtpp2dearvp">
+      <w:hyperlink w:history="1" r:id="rIdjfnkx80fc67p-3qve5sqk">
         <w:r>
           <w:rPr>
             <w:rFonts w:ascii="Arial" w:cs="Arial" w:eastAsia="Arial" w:hAnsi="Arial"/>
@@ -22484,7 +22484,7 @@
             <w:pPr>
               <w:spacing w:after="20" w:before="0"/>
             </w:pPr>
-            <w:hyperlink w:history="1" r:id="rIdtqpzxz0hthyj8e83gnulw">
+            <w:hyperlink w:history="1" r:id="rId6s-bfqgp9e-mo9xzyszyg">
               <w:r>
                 <w:rPr>
                   <w:rFonts w:ascii="Arial" w:cs="Arial" w:eastAsia="Arial" w:hAnsi="Arial"/>
@@ -22517,7 +22517,7 @@
               <w:spacing w:after="10" w:before="0"/>
               <w:ind w:left="120"/>
             </w:pPr>
-            <w:hyperlink w:history="1" r:id="rIdx0pualw3qjuny5umqyrru">
+            <w:hyperlink w:history="1" r:id="rIdg7asormmlbvppfyy6y5_y">
               <w:r>
                 <w:rPr>
                   <w:rFonts w:ascii="Arial" w:cs="Arial" w:eastAsia="Arial" w:hAnsi="Arial"/>
@@ -22562,7 +22562,7 @@
             <w:pPr>
               <w:spacing w:after="20" w:before="0"/>
             </w:pPr>
-            <w:hyperlink w:history="1" r:id="rIdejqws_cakbw3jma_z-ymz">
+            <w:hyperlink w:history="1" r:id="rIdbszc7lcn0b4zd6auc7tro">
               <w:r>
                 <w:rPr>
                   <w:rFonts w:ascii="Arial" w:cs="Arial" w:eastAsia="Arial" w:hAnsi="Arial"/>
@@ -22595,7 +22595,7 @@
               <w:spacing w:after="10" w:before="0"/>
               <w:ind w:left="120"/>
             </w:pPr>
-            <w:hyperlink w:history="1" r:id="rIdzmz-bh4rptu3hav7i8mgh">
+            <w:hyperlink w:history="1" r:id="rIdkvdenjnu_qj8iktefdpbi">
               <w:r>
                 <w:rPr>
                   <w:rFonts w:ascii="Arial" w:cs="Arial" w:eastAsia="Arial" w:hAnsi="Arial"/>
@@ -22790,7 +22790,7 @@
             <w:pPr>
               <w:spacing w:after="20" w:before="0"/>
             </w:pPr>
-            <w:hyperlink w:history="1" r:id="rIdgtmjhyzozj3sm7wlxuyow">
+            <w:hyperlink w:history="1" r:id="rId_givfinntzvd3rbgm9y68">
               <w:r>
                 <w:rPr>
                   <w:rFonts w:ascii="Arial" w:cs="Arial" w:eastAsia="Arial" w:hAnsi="Arial"/>
@@ -22823,7 +22823,7 @@
               <w:spacing w:after="10" w:before="0"/>
               <w:ind w:left="120"/>
             </w:pPr>
-            <w:hyperlink w:history="1" r:id="rIdqeo3ajwtrmtjxeli55kfd">
+            <w:hyperlink w:history="1" r:id="rIdgltyquwza4hyhylep5qy5">
               <w:r>
                 <w:rPr>
                   <w:rFonts w:ascii="Arial" w:cs="Arial" w:eastAsia="Arial" w:hAnsi="Arial"/>
@@ -22868,7 +22868,7 @@
             <w:pPr>
               <w:spacing w:after="20" w:before="0"/>
             </w:pPr>
-            <w:hyperlink w:history="1" r:id="rIdkxn6pjpt9goudohnquqxy">
+            <w:hyperlink w:history="1" r:id="rIdv8zn6q_-zt3__46bu8d07">
               <w:r>
                 <w:rPr>
                   <w:rFonts w:ascii="Arial" w:cs="Arial" w:eastAsia="Arial" w:hAnsi="Arial"/>
@@ -22901,7 +22901,7 @@
               <w:spacing w:after="10" w:before="0"/>
               <w:ind w:left="120"/>
             </w:pPr>
-            <w:hyperlink w:history="1" r:id="rId_lyskimritweuzyora6ds">
+            <w:hyperlink w:history="1" r:id="rIdxjx7vpyxfio6lpgcxuo3b">
               <w:r>
                 <w:rPr>
                   <w:rFonts w:ascii="Arial" w:cs="Arial" w:eastAsia="Arial" w:hAnsi="Arial"/>
@@ -23096,7 +23096,7 @@
             <w:pPr>
               <w:spacing w:after="20" w:before="0"/>
             </w:pPr>
-            <w:hyperlink w:history="1" r:id="rIdrdh_uwskhk5i6dhd5gxeb">
+            <w:hyperlink w:history="1" r:id="rIdbhaosqhoxcrspaq6gwjzd">
               <w:r>
                 <w:rPr>
                   <w:rFonts w:ascii="Arial" w:cs="Arial" w:eastAsia="Arial" w:hAnsi="Arial"/>
@@ -23129,7 +23129,7 @@
               <w:spacing w:after="10" w:before="0"/>
               <w:ind w:left="120"/>
             </w:pPr>
-            <w:hyperlink w:history="1" r:id="rIdwlazx-rgf6qvgkg4fa3im">
+            <w:hyperlink w:history="1" r:id="rIdkvvbwpvaqqbe0jcphhx_f">
               <w:r>
                 <w:rPr>
                   <w:rFonts w:ascii="Arial" w:cs="Arial" w:eastAsia="Arial" w:hAnsi="Arial"/>
@@ -23174,7 +23174,7 @@
             <w:pPr>
               <w:spacing w:after="20" w:before="0"/>
             </w:pPr>
-            <w:hyperlink w:history="1" r:id="rIdytv2mwgczkfkmf5g5voy_">
+            <w:hyperlink w:history="1" r:id="rIdbvb9fbhw00egt_ftcipth">
               <w:r>
                 <w:rPr>
                   <w:rFonts w:ascii="Arial" w:cs="Arial" w:eastAsia="Arial" w:hAnsi="Arial"/>
@@ -23223,7 +23223,7 @@
               <w:spacing w:after="10" w:before="0"/>
               <w:ind w:left="120"/>
             </w:pPr>
-            <w:hyperlink w:history="1" r:id="rIdahz65n3jsglkjme13myes">
+            <w:hyperlink w:history="1" r:id="rId6uxtxoel7ccg-75gnw-92">
               <w:r>
                 <w:rPr>
                   <w:rFonts w:ascii="Arial" w:cs="Arial" w:eastAsia="Arial" w:hAnsi="Arial"/>
@@ -23418,7 +23418,7 @@
             <w:pPr>
               <w:spacing w:after="20" w:before="0"/>
             </w:pPr>
-            <w:hyperlink w:history="1" r:id="rIdcw1u-movnsjkxzffvmedv">
+            <w:hyperlink w:history="1" r:id="rIderidhn7f-jl04sik2jfgy">
               <w:r>
                 <w:rPr>
                   <w:rFonts w:ascii="Arial" w:cs="Arial" w:eastAsia="Arial" w:hAnsi="Arial"/>
@@ -23451,7 +23451,7 @@
               <w:spacing w:after="10" w:before="0"/>
               <w:ind w:left="120"/>
             </w:pPr>
-            <w:hyperlink w:history="1" r:id="rIdqsdxqliemvo4n0beh5sc2">
+            <w:hyperlink w:history="1" r:id="rIdaluexiptf1jwfwueq04go">
               <w:r>
                 <w:rPr>
                   <w:rFonts w:ascii="Arial" w:cs="Arial" w:eastAsia="Arial" w:hAnsi="Arial"/>
@@ -23496,7 +23496,7 @@
             <w:pPr>
               <w:spacing w:after="20" w:before="0"/>
             </w:pPr>
-            <w:hyperlink w:history="1" r:id="rIdebcujfzncqd0etssaheum">
+            <w:hyperlink w:history="1" r:id="rIdh82zdrv80spqrmltb5ibg">
               <w:r>
                 <w:rPr>
                   <w:rFonts w:ascii="Arial" w:cs="Arial" w:eastAsia="Arial" w:hAnsi="Arial"/>
@@ -23529,7 +23529,7 @@
               <w:spacing w:after="10" w:before="0"/>
               <w:ind w:left="120"/>
             </w:pPr>
-            <w:hyperlink w:history="1" r:id="rId8vxatmem89qnsqugbixw6">
+            <w:hyperlink w:history="1" r:id="rIdyohrnuttclsxeahzrwxd3">
               <w:r>
                 <w:rPr>
                   <w:rFonts w:ascii="Arial" w:cs="Arial" w:eastAsia="Arial" w:hAnsi="Arial"/>
@@ -23724,7 +23724,7 @@
             <w:pPr>
               <w:spacing w:after="20" w:before="0"/>
             </w:pPr>
-            <w:hyperlink w:history="1" r:id="rIdtn6c8dsfjirkzchfjoxyy">
+            <w:hyperlink w:history="1" r:id="rIdd-pvkfvb7oybcxrnuvsii">
               <w:r>
                 <w:rPr>
                   <w:rFonts w:ascii="Arial" w:cs="Arial" w:eastAsia="Arial" w:hAnsi="Arial"/>
@@ -23757,7 +23757,7 @@
               <w:spacing w:after="10" w:before="0"/>
               <w:ind w:left="120"/>
             </w:pPr>
-            <w:hyperlink w:history="1" r:id="rIdfkynkrso8vm4cqijhuzpn">
+            <w:hyperlink w:history="1" r:id="rIddm5k-3gwgagsxp-akduu3">
               <w:r>
                 <w:rPr>
                   <w:rFonts w:ascii="Arial" w:cs="Arial" w:eastAsia="Arial" w:hAnsi="Arial"/>
@@ -23802,7 +23802,7 @@
             <w:pPr>
               <w:spacing w:after="20" w:before="0"/>
             </w:pPr>
-            <w:hyperlink w:history="1" r:id="rId8tfnnuqwvu0h8qrbrbe7s">
+            <w:hyperlink w:history="1" r:id="rIdf1zcby5guvnxqsa5cd-s7">
               <w:r>
                 <w:rPr>
                   <w:rFonts w:ascii="Arial" w:cs="Arial" w:eastAsia="Arial" w:hAnsi="Arial"/>
@@ -23835,7 +23835,7 @@
               <w:spacing w:after="10" w:before="0"/>
               <w:ind w:left="120"/>
             </w:pPr>
-            <w:hyperlink w:history="1" r:id="rIdvns1k0bkesnrvbir-cl3u">
+            <w:hyperlink w:history="1" r:id="rIdut6dqe9uah7taihhhgjx3">
               <w:r>
                 <w:rPr>
                   <w:rFonts w:ascii="Arial" w:cs="Arial" w:eastAsia="Arial" w:hAnsi="Arial"/>
@@ -24347,7 +24347,7 @@
         </w:rPr>
         <w:t xml:space="preserve">© 2026 SeaVuria and ARES. Aligned with KICD objectives. Developed by SeaVuria; technical implementation by ARES (with AI assistance from Claude). Licensed under </w:t>
       </w:r>
-      <w:hyperlink w:history="1" r:id="rIdq8bf90rb-lc34oi6yp74v">
+      <w:hyperlink w:history="1" r:id="rIdbvbcm3-w0-wcewq5hwtwa">
         <w:r>
           <w:rPr>
             <w:rFonts w:ascii="Arial" w:cs="Arial" w:eastAsia="Arial" w:hAnsi="Arial"/>
@@ -24368,7 +24368,7 @@
         </w:rPr>
         <w:t xml:space="preserve"> (</w:t>
       </w:r>
-      <w:hyperlink w:history="1" r:id="rIdjflf45pxangtcwglimxth">
+      <w:hyperlink w:history="1" r:id="rId9qfdyncn0otgnmnu7zypp">
         <w:r>
           <w:rPr>
             <w:rFonts w:ascii="Arial" w:cs="Arial" w:eastAsia="Arial" w:hAnsi="Arial"/>
@@ -25544,7 +25544,7 @@
             <w:pPr>
               <w:spacing w:after="20" w:before="0"/>
             </w:pPr>
-            <w:hyperlink w:history="1" r:id="rIdlva993bnsbpqvxl6-qtxx">
+            <w:hyperlink w:history="1" r:id="rIdazgugaue8-6uxmw92zxcx">
               <w:r>
                 <w:rPr>
                   <w:rFonts w:ascii="Arial" w:cs="Arial" w:eastAsia="Arial" w:hAnsi="Arial"/>
@@ -25577,7 +25577,7 @@
               <w:spacing w:after="10" w:before="0"/>
               <w:ind w:left="120"/>
             </w:pPr>
-            <w:hyperlink w:history="1" r:id="rIdas7ji_joqb2qgcifdqri5">
+            <w:hyperlink w:history="1" r:id="rIdbklf_hocjnzcqty5lxpfd">
               <w:r>
                 <w:rPr>
                   <w:rFonts w:ascii="Arial" w:cs="Arial" w:eastAsia="Arial" w:hAnsi="Arial"/>
@@ -25622,7 +25622,7 @@
             <w:pPr>
               <w:spacing w:after="20" w:before="0"/>
             </w:pPr>
-            <w:hyperlink w:history="1" r:id="rIdsgihslakdo3jfqbcqnnqx">
+            <w:hyperlink w:history="1" r:id="rIdd2jbhal-otqz-mb0k0o0p">
               <w:r>
                 <w:rPr>
                   <w:rFonts w:ascii="Arial" w:cs="Arial" w:eastAsia="Arial" w:hAnsi="Arial"/>
@@ -25655,7 +25655,7 @@
               <w:spacing w:after="10" w:before="0"/>
               <w:ind w:left="120"/>
             </w:pPr>
-            <w:hyperlink w:history="1" r:id="rIdsmln11vuzenlbck16pcqv">
+            <w:hyperlink w:history="1" r:id="rIdvm84wa5i-9tnueailzdt6">
               <w:r>
                 <w:rPr>
                   <w:rFonts w:ascii="Arial" w:cs="Arial" w:eastAsia="Arial" w:hAnsi="Arial"/>
@@ -25850,7 +25850,7 @@
             <w:pPr>
               <w:spacing w:after="20" w:before="0"/>
             </w:pPr>
-            <w:hyperlink w:history="1" r:id="rIdnzharwuw7fb20yqtrrqpo">
+            <w:hyperlink w:history="1" r:id="rIdl9t3jn3hmj5vukc5pm6xe">
               <w:r>
                 <w:rPr>
                   <w:rFonts w:ascii="Arial" w:cs="Arial" w:eastAsia="Arial" w:hAnsi="Arial"/>
@@ -25883,7 +25883,7 @@
               <w:spacing w:after="10" w:before="0"/>
               <w:ind w:left="120"/>
             </w:pPr>
-            <w:hyperlink w:history="1" r:id="rId5nrvkh7bjtjw7gvsiv5lk">
+            <w:hyperlink w:history="1" r:id="rIdvpj1rcyyehbnfxy8fhyig">
               <w:r>
                 <w:rPr>
                   <w:rFonts w:ascii="Arial" w:cs="Arial" w:eastAsia="Arial" w:hAnsi="Arial"/>
@@ -25928,7 +25928,7 @@
             <w:pPr>
               <w:spacing w:after="20" w:before="0"/>
             </w:pPr>
-            <w:hyperlink w:history="1" r:id="rIdatjiktfgsioacljffvfkf">
+            <w:hyperlink w:history="1" r:id="rIdnqb-oj_qbzxhzcuwuuccr">
               <w:r>
                 <w:rPr>
                   <w:rFonts w:ascii="Arial" w:cs="Arial" w:eastAsia="Arial" w:hAnsi="Arial"/>
@@ -25961,7 +25961,7 @@
               <w:spacing w:after="10" w:before="0"/>
               <w:ind w:left="120"/>
             </w:pPr>
-            <w:hyperlink w:history="1" r:id="rIdjgir9gi1adwunu-xgcvtl">
+            <w:hyperlink w:history="1" r:id="rId_74hjxfswhdfaepugx947">
               <w:r>
                 <w:rPr>
                   <w:rFonts w:ascii="Arial" w:cs="Arial" w:eastAsia="Arial" w:hAnsi="Arial"/>
@@ -26156,7 +26156,7 @@
             <w:pPr>
               <w:spacing w:after="20" w:before="0"/>
             </w:pPr>
-            <w:hyperlink w:history="1" r:id="rIdnpmo1t267aadcwusutu3k">
+            <w:hyperlink w:history="1" r:id="rIdf5s5cwstveihur3fcbndk">
               <w:r>
                 <w:rPr>
                   <w:rFonts w:ascii="Arial" w:cs="Arial" w:eastAsia="Arial" w:hAnsi="Arial"/>
@@ -26189,7 +26189,7 @@
               <w:spacing w:after="10" w:before="0"/>
               <w:ind w:left="120"/>
             </w:pPr>
-            <w:hyperlink w:history="1" r:id="rId3rnqbr1hzndiikybkjcs4">
+            <w:hyperlink w:history="1" r:id="rIdhnaeta35-_1ppzyksbsqx">
               <w:r>
                 <w:rPr>
                   <w:rFonts w:ascii="Arial" w:cs="Arial" w:eastAsia="Arial" w:hAnsi="Arial"/>
@@ -26234,7 +26234,7 @@
             <w:pPr>
               <w:spacing w:after="20" w:before="0"/>
             </w:pPr>
-            <w:hyperlink w:history="1" r:id="rIdger92rxjyqhtyvpkntfdp">
+            <w:hyperlink w:history="1" r:id="rIdmzjjc2uhvw85w6ogpnrlf">
               <w:r>
                 <w:rPr>
                   <w:rFonts w:ascii="Arial" w:cs="Arial" w:eastAsia="Arial" w:hAnsi="Arial"/>
@@ -26267,7 +26267,7 @@
               <w:spacing w:after="10" w:before="0"/>
               <w:ind w:left="120"/>
             </w:pPr>
-            <w:hyperlink w:history="1" r:id="rIdhxse8w456dt80dwefgnpl">
+            <w:hyperlink w:history="1" r:id="rIddl_6lqlsqhpl3u-cenkrr">
               <w:r>
                 <w:rPr>
                   <w:rFonts w:ascii="Arial" w:cs="Arial" w:eastAsia="Arial" w:hAnsi="Arial"/>
@@ -26462,7 +26462,7 @@
             <w:pPr>
               <w:spacing w:after="20" w:before="0"/>
             </w:pPr>
-            <w:hyperlink w:history="1" r:id="rIdlsrehdn0xxo__lo_kaypw">
+            <w:hyperlink w:history="1" r:id="rIddxemzpg-jfantevfbwhsr">
               <w:r>
                 <w:rPr>
                   <w:rFonts w:ascii="Arial" w:cs="Arial" w:eastAsia="Arial" w:hAnsi="Arial"/>
@@ -26495,7 +26495,7 @@
               <w:spacing w:after="10" w:before="0"/>
               <w:ind w:left="120"/>
             </w:pPr>
-            <w:hyperlink w:history="1" r:id="rIdtkgdt9rglq7wkiczdkpjv">
+            <w:hyperlink w:history="1" r:id="rIdk3lnb52-ip2xs40gm9c24">
               <w:r>
                 <w:rPr>
                   <w:rFonts w:ascii="Arial" w:cs="Arial" w:eastAsia="Arial" w:hAnsi="Arial"/>
@@ -26540,7 +26540,7 @@
             <w:pPr>
               <w:spacing w:after="20" w:before="0"/>
             </w:pPr>
-            <w:hyperlink w:history="1" r:id="rIdasuabaa1y-d1fh1irzqyc">
+            <w:hyperlink w:history="1" r:id="rIdl-_m8m2hgxtgmbnkecqaa">
               <w:r>
                 <w:rPr>
                   <w:rFonts w:ascii="Arial" w:cs="Arial" w:eastAsia="Arial" w:hAnsi="Arial"/>
@@ -26573,7 +26573,7 @@
               <w:spacing w:after="10" w:before="0"/>
               <w:ind w:left="120"/>
             </w:pPr>
-            <w:hyperlink w:history="1" r:id="rIdqwcpjkxxzzeppj8g0pjih">
+            <w:hyperlink w:history="1" r:id="rIdduzt4bvhoeibvsn0it1rh">
               <w:r>
                 <w:rPr>
                   <w:rFonts w:ascii="Arial" w:cs="Arial" w:eastAsia="Arial" w:hAnsi="Arial"/>
@@ -26768,7 +26768,7 @@
             <w:pPr>
               <w:spacing w:after="20" w:before="0"/>
             </w:pPr>
-            <w:hyperlink w:history="1" r:id="rIdbdbrwkncazvq8zvau85u5">
+            <w:hyperlink w:history="1" r:id="rId6dap_b_rqin52izq6rtwf">
               <w:r>
                 <w:rPr>
                   <w:rFonts w:ascii="Arial" w:cs="Arial" w:eastAsia="Arial" w:hAnsi="Arial"/>
@@ -26801,7 +26801,7 @@
               <w:spacing w:after="10" w:before="0"/>
               <w:ind w:left="120"/>
             </w:pPr>
-            <w:hyperlink w:history="1" r:id="rIduom7i3x85acyd02lmbjqn">
+            <w:hyperlink w:history="1" r:id="rIdu36i0gigiqimbt-bonqhg">
               <w:r>
                 <w:rPr>
                   <w:rFonts w:ascii="Arial" w:cs="Arial" w:eastAsia="Arial" w:hAnsi="Arial"/>
@@ -26846,7 +26846,7 @@
             <w:pPr>
               <w:spacing w:after="20" w:before="0"/>
             </w:pPr>
-            <w:hyperlink w:history="1" r:id="rIdc69bpmkk9nnljwgfxtg1z">
+            <w:hyperlink w:history="1" r:id="rIdj18ue9jgxsdhcioo54wdc">
               <w:r>
                 <w:rPr>
                   <w:rFonts w:ascii="Arial" w:cs="Arial" w:eastAsia="Arial" w:hAnsi="Arial"/>
@@ -26879,7 +26879,7 @@
               <w:spacing w:after="10" w:before="0"/>
               <w:ind w:left="120"/>
             </w:pPr>
-            <w:hyperlink w:history="1" r:id="rIdmbe1euwxsobq-qmfcoh8n">
+            <w:hyperlink w:history="1" r:id="rId-9zsyqoofmjtrequhdaiz">
               <w:r>
                 <w:rPr>
                   <w:rFonts w:ascii="Arial" w:cs="Arial" w:eastAsia="Arial" w:hAnsi="Arial"/>
@@ -27467,7 +27467,7 @@
         </w:rPr>
         <w:t xml:space="preserve">© 2026 SeaVuria and ARES. Aligned with KICD objectives. Developed by SeaVuria; technical implementation by ARES (with AI assistance from Claude). Licensed under </w:t>
       </w:r>
-      <w:hyperlink w:history="1" r:id="rIdyvuvv2orv83pdthvywhl3">
+      <w:hyperlink w:history="1" r:id="rIdjhdgzv05ritpoat44ee-q">
         <w:r>
           <w:rPr>
             <w:rFonts w:ascii="Arial" w:cs="Arial" w:eastAsia="Arial" w:hAnsi="Arial"/>
@@ -27488,7 +27488,7 @@
         </w:rPr>
         <w:t xml:space="preserve"> (</w:t>
       </w:r>
-      <w:hyperlink w:history="1" r:id="rIdeteam8sapmyawde5lfksp">
+      <w:hyperlink w:history="1" r:id="rIdev4i2skkgzpkxrqzywoel">
         <w:r>
           <w:rPr>
             <w:rFonts w:ascii="Arial" w:cs="Arial" w:eastAsia="Arial" w:hAnsi="Arial"/>

--- a/data/outputs/v2/Essential_Mathematics/SS2.8_Commercial_Arithmetic_1/Essential_Mathematics_Commercial_Arithmetic_1_CBE_LessonSequence.docx
+++ b/data/outputs/v2/Essential_Mathematics/SS2.8_Commercial_Arithmetic_1/Essential_Mathematics_Commercial_Arithmetic_1_CBE_LessonSequence.docx
@@ -2124,7 +2124,7 @@
         </w:rPr>
         <w:t xml:space="preserve">© 2026 SeaVuria and ARES. This work is licensed under a </w:t>
       </w:r>
-      <w:hyperlink w:history="1" r:id="rId4lnfkxa0f0jnvsslpinnz">
+      <w:hyperlink w:history="1" r:id="rIdgkza7itpel36nuxjpxq2x">
         <w:r>
           <w:rPr>
             <w:rFonts w:ascii="Arial" w:cs="Arial" w:eastAsia="Arial" w:hAnsi="Arial"/>
@@ -2144,7 +2144,7 @@
         </w:rPr>
         <w:t xml:space="preserve"> (</w:t>
       </w:r>
-      <w:hyperlink w:history="1" r:id="rIddsmfzd232gir_ebdwplci">
+      <w:hyperlink w:history="1" r:id="rIdjdmzygx5pszpye77xnrcb">
         <w:r>
           <w:rPr>
             <w:rFonts w:ascii="Arial" w:cs="Arial" w:eastAsia="Arial" w:hAnsi="Arial"/>
@@ -2164,7 +2164,7 @@
         </w:rPr>
         <w:t xml:space="preserve">). To view a copy of this license, visit </w:t>
       </w:r>
-      <w:hyperlink w:history="1" r:id="rIdt1-surbb_xzftavjyf_gm">
+      <w:hyperlink w:history="1" r:id="rIdi9rwaj3nxrjwpnltv09te">
         <w:r>
           <w:rPr>
             <w:rFonts w:ascii="Arial" w:cs="Arial" w:eastAsia="Arial" w:hAnsi="Arial"/>
@@ -3395,7 +3395,7 @@
             <w:pPr>
               <w:spacing w:after="20" w:before="0"/>
             </w:pPr>
-            <w:hyperlink w:history="1" r:id="rIdxq81puyybaoaorxihofmt">
+            <w:hyperlink w:history="1" r:id="rIdz2j42n2suyf7qpnzvat-v">
               <w:r>
                 <w:rPr>
                   <w:rFonts w:ascii="Arial" w:cs="Arial" w:eastAsia="Arial" w:hAnsi="Arial"/>
@@ -3444,7 +3444,7 @@
               <w:spacing w:after="10" w:before="0"/>
               <w:ind w:left="120"/>
             </w:pPr>
-            <w:hyperlink w:history="1" r:id="rIdz76wt6xiekdoyfyzdkbmw">
+            <w:hyperlink w:history="1" r:id="rId9cchkhrdloctq_wmgjkbr">
               <w:r>
                 <w:rPr>
                   <w:rFonts w:ascii="Arial" w:cs="Arial" w:eastAsia="Arial" w:hAnsi="Arial"/>
@@ -3489,7 +3489,7 @@
             <w:pPr>
               <w:spacing w:after="20" w:before="0"/>
             </w:pPr>
-            <w:hyperlink w:history="1" r:id="rIdwb9xjej9orwafe0rwdidb">
+            <w:hyperlink w:history="1" r:id="rIdxlozd6xwendd_u7cjhhna">
               <w:r>
                 <w:rPr>
                   <w:rFonts w:ascii="Arial" w:cs="Arial" w:eastAsia="Arial" w:hAnsi="Arial"/>
@@ -3522,7 +3522,7 @@
               <w:spacing w:after="10" w:before="0"/>
               <w:ind w:left="120"/>
             </w:pPr>
-            <w:hyperlink w:history="1" r:id="rIdhemtpkw42dsf4z9m2fn_9">
+            <w:hyperlink w:history="1" r:id="rId-bsls-69re_atmhethtsn">
               <w:r>
                 <w:rPr>
                   <w:rFonts w:ascii="Arial" w:cs="Arial" w:eastAsia="Arial" w:hAnsi="Arial"/>
@@ -3717,7 +3717,7 @@
             <w:pPr>
               <w:spacing w:after="20" w:before="0"/>
             </w:pPr>
-            <w:hyperlink w:history="1" r:id="rId9h227mrrqbzizv_em6hn2">
+            <w:hyperlink w:history="1" r:id="rId1p70budbc1fi993pfwjj8">
               <w:r>
                 <w:rPr>
                   <w:rFonts w:ascii="Arial" w:cs="Arial" w:eastAsia="Arial" w:hAnsi="Arial"/>
@@ -3766,7 +3766,7 @@
               <w:spacing w:after="10" w:before="0"/>
               <w:ind w:left="120"/>
             </w:pPr>
-            <w:hyperlink w:history="1" r:id="rIdztzhopr9gto3dibmn4uww">
+            <w:hyperlink w:history="1" r:id="rId9ohg9ubvyhve-3lxyurac">
               <w:r>
                 <w:rPr>
                   <w:rFonts w:ascii="Arial" w:cs="Arial" w:eastAsia="Arial" w:hAnsi="Arial"/>
@@ -3811,7 +3811,7 @@
             <w:pPr>
               <w:spacing w:after="20" w:before="0"/>
             </w:pPr>
-            <w:hyperlink w:history="1" r:id="rIducl4yyab54jwz7tmxyog0">
+            <w:hyperlink w:history="1" r:id="rIdvgxrqt56pz0e326_ic4-i">
               <w:r>
                 <w:rPr>
                   <w:rFonts w:ascii="Arial" w:cs="Arial" w:eastAsia="Arial" w:hAnsi="Arial"/>
@@ -3844,7 +3844,7 @@
               <w:spacing w:after="10" w:before="0"/>
               <w:ind w:left="120"/>
             </w:pPr>
-            <w:hyperlink w:history="1" r:id="rIdrway6wj9owih8cs6n1gei">
+            <w:hyperlink w:history="1" r:id="rId3_olqn38dh3ov9qefguuu">
               <w:r>
                 <w:rPr>
                   <w:rFonts w:ascii="Arial" w:cs="Arial" w:eastAsia="Arial" w:hAnsi="Arial"/>
@@ -4039,7 +4039,7 @@
             <w:pPr>
               <w:spacing w:after="20" w:before="0"/>
             </w:pPr>
-            <w:hyperlink w:history="1" r:id="rIdeyjhu58eurs_kxx7qcaur">
+            <w:hyperlink w:history="1" r:id="rIdi0qsbmlhyj8pwlztrw74_">
               <w:r>
                 <w:rPr>
                   <w:rFonts w:ascii="Arial" w:cs="Arial" w:eastAsia="Arial" w:hAnsi="Arial"/>
@@ -4088,7 +4088,7 @@
               <w:spacing w:after="10" w:before="0"/>
               <w:ind w:left="120"/>
             </w:pPr>
-            <w:hyperlink w:history="1" r:id="rIdgxvtjxkksd3egds0dlm1g">
+            <w:hyperlink w:history="1" r:id="rIddyq7rdcutuwxkupfb0jgo">
               <w:r>
                 <w:rPr>
                   <w:rFonts w:ascii="Arial" w:cs="Arial" w:eastAsia="Arial" w:hAnsi="Arial"/>
@@ -4133,7 +4133,7 @@
             <w:pPr>
               <w:spacing w:after="20" w:before="0"/>
             </w:pPr>
-            <w:hyperlink w:history="1" r:id="rIdjpmz2gqlmaw55fmf5bfvy">
+            <w:hyperlink w:history="1" r:id="rIdfi68wwhzc_ed5qhgblhns">
               <w:r>
                 <w:rPr>
                   <w:rFonts w:ascii="Arial" w:cs="Arial" w:eastAsia="Arial" w:hAnsi="Arial"/>
@@ -4166,7 +4166,7 @@
               <w:spacing w:after="10" w:before="0"/>
               <w:ind w:left="120"/>
             </w:pPr>
-            <w:hyperlink w:history="1" r:id="rIdloki4frjhvayzswajrmhu">
+            <w:hyperlink w:history="1" r:id="rIdqvjk5a_javbxa8ywopbs8">
               <w:r>
                 <w:rPr>
                   <w:rFonts w:ascii="Arial" w:cs="Arial" w:eastAsia="Arial" w:hAnsi="Arial"/>
@@ -4361,7 +4361,7 @@
             <w:pPr>
               <w:spacing w:after="20" w:before="0"/>
             </w:pPr>
-            <w:hyperlink w:history="1" r:id="rIdiucqyy6ykmudmoawfsvdb">
+            <w:hyperlink w:history="1" r:id="rId2b4r3zfobvn0mgaelwj1n">
               <w:r>
                 <w:rPr>
                   <w:rFonts w:ascii="Arial" w:cs="Arial" w:eastAsia="Arial" w:hAnsi="Arial"/>
@@ -4410,7 +4410,7 @@
               <w:spacing w:after="10" w:before="0"/>
               <w:ind w:left="120"/>
             </w:pPr>
-            <w:hyperlink w:history="1" r:id="rId6wx8rc7hqmbdghfqqtk-q">
+            <w:hyperlink w:history="1" r:id="rIdwumhb-_gjogykajqbpdwu">
               <w:r>
                 <w:rPr>
                   <w:rFonts w:ascii="Arial" w:cs="Arial" w:eastAsia="Arial" w:hAnsi="Arial"/>
@@ -4455,7 +4455,7 @@
             <w:pPr>
               <w:spacing w:after="20" w:before="0"/>
             </w:pPr>
-            <w:hyperlink w:history="1" r:id="rIdva3xyxa2o4qlm9njm6zr9">
+            <w:hyperlink w:history="1" r:id="rIdssbynrobzhmmfcbhimmgt">
               <w:r>
                 <w:rPr>
                   <w:rFonts w:ascii="Arial" w:cs="Arial" w:eastAsia="Arial" w:hAnsi="Arial"/>
@@ -4488,7 +4488,7 @@
               <w:spacing w:after="10" w:before="0"/>
               <w:ind w:left="120"/>
             </w:pPr>
-            <w:hyperlink w:history="1" r:id="rId8vaumwpwjishn1tmwiwwl">
+            <w:hyperlink w:history="1" r:id="rId9c4ir-3xhzuykwe7snm4u">
               <w:r>
                 <w:rPr>
                   <w:rFonts w:ascii="Arial" w:cs="Arial" w:eastAsia="Arial" w:hAnsi="Arial"/>
@@ -4683,7 +4683,7 @@
             <w:pPr>
               <w:spacing w:after="20" w:before="0"/>
             </w:pPr>
-            <w:hyperlink w:history="1" r:id="rIdwfubdqhtytmmesetfjwz8">
+            <w:hyperlink w:history="1" r:id="rIdte7z5lw36lo7afcgmjcmx">
               <w:r>
                 <w:rPr>
                   <w:rFonts w:ascii="Arial" w:cs="Arial" w:eastAsia="Arial" w:hAnsi="Arial"/>
@@ -4732,7 +4732,7 @@
               <w:spacing w:after="10" w:before="0"/>
               <w:ind w:left="120"/>
             </w:pPr>
-            <w:hyperlink w:history="1" r:id="rIdxxm9zt-fzqjg09h-xdajh">
+            <w:hyperlink w:history="1" r:id="rIdecxnntctelpuv-dctugtw">
               <w:r>
                 <w:rPr>
                   <w:rFonts w:ascii="Arial" w:cs="Arial" w:eastAsia="Arial" w:hAnsi="Arial"/>
@@ -4777,7 +4777,7 @@
             <w:pPr>
               <w:spacing w:after="20" w:before="0"/>
             </w:pPr>
-            <w:hyperlink w:history="1" r:id="rIdgkwe1fhxsu_dupraecpn3">
+            <w:hyperlink w:history="1" r:id="rIdrn5hhopg-ttsvfp4-8azy">
               <w:r>
                 <w:rPr>
                   <w:rFonts w:ascii="Arial" w:cs="Arial" w:eastAsia="Arial" w:hAnsi="Arial"/>
@@ -4810,7 +4810,7 @@
               <w:spacing w:after="10" w:before="0"/>
               <w:ind w:left="120"/>
             </w:pPr>
-            <w:hyperlink w:history="1" r:id="rIdd58zije9ksdoss5ibu2c1">
+            <w:hyperlink w:history="1" r:id="rIdkx4yuwckckdrywhb2toqr">
               <w:r>
                 <w:rPr>
                   <w:rFonts w:ascii="Arial" w:cs="Arial" w:eastAsia="Arial" w:hAnsi="Arial"/>
@@ -5322,7 +5322,7 @@
         </w:rPr>
         <w:t xml:space="preserve">© 2026 SeaVuria and ARES. Aligned with KICD objectives. Developed by SeaVuria; technical implementation by ARES (with AI assistance from Claude). Licensed under </w:t>
       </w:r>
-      <w:hyperlink w:history="1" r:id="rIded9vj-76njsqxgjjwd8oy">
+      <w:hyperlink w:history="1" r:id="rIdr0kxtohqviluacpzick2d">
         <w:r>
           <w:rPr>
             <w:rFonts w:ascii="Arial" w:cs="Arial" w:eastAsia="Arial" w:hAnsi="Arial"/>
@@ -5343,7 +5343,7 @@
         </w:rPr>
         <w:t xml:space="preserve"> (</w:t>
       </w:r>
-      <w:hyperlink w:history="1" r:id="rIdjxag8gjc2i8v8omojrote">
+      <w:hyperlink w:history="1" r:id="rId6h9pnr8riboopkie95fyl">
         <w:r>
           <w:rPr>
             <w:rFonts w:ascii="Arial" w:cs="Arial" w:eastAsia="Arial" w:hAnsi="Arial"/>
@@ -6555,7 +6555,7 @@
             <w:pPr>
               <w:spacing w:after="20" w:before="0"/>
             </w:pPr>
-            <w:hyperlink w:history="1" r:id="rIdhxx1xj_xhur-wktp1gvpb">
+            <w:hyperlink w:history="1" r:id="rIdzgkfb-5gt9lkd0iqvjxox">
               <w:r>
                 <w:rPr>
                   <w:rFonts w:ascii="Arial" w:cs="Arial" w:eastAsia="Arial" w:hAnsi="Arial"/>
@@ -6604,7 +6604,7 @@
               <w:spacing w:after="10" w:before="0"/>
               <w:ind w:left="120"/>
             </w:pPr>
-            <w:hyperlink w:history="1" r:id="rId9tqpzic0qvj-rhs71lzqy">
+            <w:hyperlink w:history="1" r:id="rIdxcznk8rdj8fmlwm6r8grj">
               <w:r>
                 <w:rPr>
                   <w:rFonts w:ascii="Arial" w:cs="Arial" w:eastAsia="Arial" w:hAnsi="Arial"/>
@@ -6649,7 +6649,7 @@
             <w:pPr>
               <w:spacing w:after="20" w:before="0"/>
             </w:pPr>
-            <w:hyperlink w:history="1" r:id="rIdfm3s7im71bktrp6dnc-mv">
+            <w:hyperlink w:history="1" r:id="rIdzqeti3ijrukc9r-nn1rcv">
               <w:r>
                 <w:rPr>
                   <w:rFonts w:ascii="Arial" w:cs="Arial" w:eastAsia="Arial" w:hAnsi="Arial"/>
@@ -6682,7 +6682,7 @@
               <w:spacing w:after="10" w:before="0"/>
               <w:ind w:left="120"/>
             </w:pPr>
-            <w:hyperlink w:history="1" r:id="rIdxbot_gmibxwrgp_iudeiz">
+            <w:hyperlink w:history="1" r:id="rIdnksmby-od-jdsgfba3hp7">
               <w:r>
                 <w:rPr>
                   <w:rFonts w:ascii="Arial" w:cs="Arial" w:eastAsia="Arial" w:hAnsi="Arial"/>
@@ -6877,7 +6877,7 @@
             <w:pPr>
               <w:spacing w:after="20" w:before="0"/>
             </w:pPr>
-            <w:hyperlink w:history="1" r:id="rIdldqcl4-qyk0f8bkcvuo5f">
+            <w:hyperlink w:history="1" r:id="rIdfbhpqicwvnqom7ozuyczj">
               <w:r>
                 <w:rPr>
                   <w:rFonts w:ascii="Arial" w:cs="Arial" w:eastAsia="Arial" w:hAnsi="Arial"/>
@@ -6926,7 +6926,7 @@
               <w:spacing w:after="10" w:before="0"/>
               <w:ind w:left="120"/>
             </w:pPr>
-            <w:hyperlink w:history="1" r:id="rIdhhf9i0o6qjmwjrcsjlxa4">
+            <w:hyperlink w:history="1" r:id="rIdkita4dwkgwi5jp6_btsgm">
               <w:r>
                 <w:rPr>
                   <w:rFonts w:ascii="Arial" w:cs="Arial" w:eastAsia="Arial" w:hAnsi="Arial"/>
@@ -6971,7 +6971,7 @@
             <w:pPr>
               <w:spacing w:after="20" w:before="0"/>
             </w:pPr>
-            <w:hyperlink w:history="1" r:id="rIdegqscz5no1-nldl5iztt0">
+            <w:hyperlink w:history="1" r:id="rIdsc94kre7e7eipfm1s__7i">
               <w:r>
                 <w:rPr>
                   <w:rFonts w:ascii="Arial" w:cs="Arial" w:eastAsia="Arial" w:hAnsi="Arial"/>
@@ -7004,7 +7004,7 @@
               <w:spacing w:after="10" w:before="0"/>
               <w:ind w:left="120"/>
             </w:pPr>
-            <w:hyperlink w:history="1" r:id="rIdr5ier2-ssiyhhytam5t9t">
+            <w:hyperlink w:history="1" r:id="rIdupro9gnmn0_mhkvwqk7xe">
               <w:r>
                 <w:rPr>
                   <w:rFonts w:ascii="Arial" w:cs="Arial" w:eastAsia="Arial" w:hAnsi="Arial"/>
@@ -7199,7 +7199,7 @@
             <w:pPr>
               <w:spacing w:after="20" w:before="0"/>
             </w:pPr>
-            <w:hyperlink w:history="1" r:id="rIdhtj2ddmx6_jzpnu0owwoo">
+            <w:hyperlink w:history="1" r:id="rIdlszvkznft-kra22f_3tyx">
               <w:r>
                 <w:rPr>
                   <w:rFonts w:ascii="Arial" w:cs="Arial" w:eastAsia="Arial" w:hAnsi="Arial"/>
@@ -7248,7 +7248,7 @@
               <w:spacing w:after="10" w:before="0"/>
               <w:ind w:left="120"/>
             </w:pPr>
-            <w:hyperlink w:history="1" r:id="rIdkdjjiov8nqypdbq6ydiiq">
+            <w:hyperlink w:history="1" r:id="rIdtbric-xvxyxrqnxharzvm">
               <w:r>
                 <w:rPr>
                   <w:rFonts w:ascii="Arial" w:cs="Arial" w:eastAsia="Arial" w:hAnsi="Arial"/>
@@ -7293,7 +7293,7 @@
             <w:pPr>
               <w:spacing w:after="20" w:before="0"/>
             </w:pPr>
-            <w:hyperlink w:history="1" r:id="rIdlnwv3koqoq_q0nrao3nc3">
+            <w:hyperlink w:history="1" r:id="rIdpf4jjmscgxdvs6slrfnnj">
               <w:r>
                 <w:rPr>
                   <w:rFonts w:ascii="Arial" w:cs="Arial" w:eastAsia="Arial" w:hAnsi="Arial"/>
@@ -7326,7 +7326,7 @@
               <w:spacing w:after="10" w:before="0"/>
               <w:ind w:left="120"/>
             </w:pPr>
-            <w:hyperlink w:history="1" r:id="rIdyb7-f9brlzimtgvzd_i_r">
+            <w:hyperlink w:history="1" r:id="rIdb2ybh5vqofqawm9wikcpf">
               <w:r>
                 <w:rPr>
                   <w:rFonts w:ascii="Arial" w:cs="Arial" w:eastAsia="Arial" w:hAnsi="Arial"/>
@@ -7521,7 +7521,7 @@
             <w:pPr>
               <w:spacing w:after="20" w:before="0"/>
             </w:pPr>
-            <w:hyperlink w:history="1" r:id="rIdctu7quiqvpubba6dyvikp">
+            <w:hyperlink w:history="1" r:id="rIdammzlsyvowj19ol29qomx">
               <w:r>
                 <w:rPr>
                   <w:rFonts w:ascii="Arial" w:cs="Arial" w:eastAsia="Arial" w:hAnsi="Arial"/>
@@ -7570,7 +7570,7 @@
               <w:spacing w:after="10" w:before="0"/>
               <w:ind w:left="120"/>
             </w:pPr>
-            <w:hyperlink w:history="1" r:id="rIdwo8i_bddgt4pul6vddjlx">
+            <w:hyperlink w:history="1" r:id="rIdhofqgnc6iim1nndre6_6p">
               <w:r>
                 <w:rPr>
                   <w:rFonts w:ascii="Arial" w:cs="Arial" w:eastAsia="Arial" w:hAnsi="Arial"/>
@@ -7615,7 +7615,7 @@
             <w:pPr>
               <w:spacing w:after="20" w:before="0"/>
             </w:pPr>
-            <w:hyperlink w:history="1" r:id="rIdpwny2ychxzlvqshqrax7q">
+            <w:hyperlink w:history="1" r:id="rIde-73fauwwcfc87-talhlj">
               <w:r>
                 <w:rPr>
                   <w:rFonts w:ascii="Arial" w:cs="Arial" w:eastAsia="Arial" w:hAnsi="Arial"/>
@@ -7648,7 +7648,7 @@
               <w:spacing w:after="10" w:before="0"/>
               <w:ind w:left="120"/>
             </w:pPr>
-            <w:hyperlink w:history="1" r:id="rIdekbzj3zgw-mi9h5z2daep">
+            <w:hyperlink w:history="1" r:id="rIdiu6pajg8dneidcgmnm5so">
               <w:r>
                 <w:rPr>
                   <w:rFonts w:ascii="Arial" w:cs="Arial" w:eastAsia="Arial" w:hAnsi="Arial"/>
@@ -7843,7 +7843,7 @@
             <w:pPr>
               <w:spacing w:after="20" w:before="0"/>
             </w:pPr>
-            <w:hyperlink w:history="1" r:id="rIdfbaw2jwtfwvnrnwmc89lg">
+            <w:hyperlink w:history="1" r:id="rIdqe7hqrzxxirfbx5-dwmxn">
               <w:r>
                 <w:rPr>
                   <w:rFonts w:ascii="Arial" w:cs="Arial" w:eastAsia="Arial" w:hAnsi="Arial"/>
@@ -7892,7 +7892,7 @@
               <w:spacing w:after="10" w:before="0"/>
               <w:ind w:left="120"/>
             </w:pPr>
-            <w:hyperlink w:history="1" r:id="rIdq_vi0qim8e8vhkvrba9vy">
+            <w:hyperlink w:history="1" r:id="rIddcqqhwb3rzcz4x1hhkh-g">
               <w:r>
                 <w:rPr>
                   <w:rFonts w:ascii="Arial" w:cs="Arial" w:eastAsia="Arial" w:hAnsi="Arial"/>
@@ -7937,7 +7937,7 @@
             <w:pPr>
               <w:spacing w:after="20" w:before="0"/>
             </w:pPr>
-            <w:hyperlink w:history="1" r:id="rIdyduwgwd7xf3swbi34lxsb">
+            <w:hyperlink w:history="1" r:id="rIdylmpaodzngwjh4up2a48q">
               <w:r>
                 <w:rPr>
                   <w:rFonts w:ascii="Arial" w:cs="Arial" w:eastAsia="Arial" w:hAnsi="Arial"/>
@@ -7986,7 +7986,7 @@
               <w:spacing w:after="10" w:before="0"/>
               <w:ind w:left="120"/>
             </w:pPr>
-            <w:hyperlink w:history="1" r:id="rId_kv1kgchutjypxrl6rlbj">
+            <w:hyperlink w:history="1" r:id="rIdtmfgxk_huazpmzg6yy6wy">
               <w:r>
                 <w:rPr>
                   <w:rFonts w:ascii="Arial" w:cs="Arial" w:eastAsia="Arial" w:hAnsi="Arial"/>
@@ -8498,7 +8498,7 @@
         </w:rPr>
         <w:t xml:space="preserve">© 2026 SeaVuria and ARES. Aligned with KICD objectives. Developed by SeaVuria; technical implementation by ARES (with AI assistance from Claude). Licensed under </w:t>
       </w:r>
-      <w:hyperlink w:history="1" r:id="rIdvnbksx6jhju3fxzb1_bsl">
+      <w:hyperlink w:history="1" r:id="rIdrm2lrns1_jilveqfsq5qn">
         <w:r>
           <w:rPr>
             <w:rFonts w:ascii="Arial" w:cs="Arial" w:eastAsia="Arial" w:hAnsi="Arial"/>
@@ -8519,7 +8519,7 @@
         </w:rPr>
         <w:t xml:space="preserve"> (</w:t>
       </w:r>
-      <w:hyperlink w:history="1" r:id="rId_nveibwacobbeekbhewrh">
+      <w:hyperlink w:history="1" r:id="rIdilostbwynnfk6fcz2zcq_">
         <w:r>
           <w:rPr>
             <w:rFonts w:ascii="Arial" w:cs="Arial" w:eastAsia="Arial" w:hAnsi="Arial"/>
@@ -9731,7 +9731,7 @@
             <w:pPr>
               <w:spacing w:after="20" w:before="0"/>
             </w:pPr>
-            <w:hyperlink w:history="1" r:id="rIdhfmzwfwtztjxibdedux1z">
+            <w:hyperlink w:history="1" r:id="rId2tws2ejsvzhd40wo7jyry">
               <w:r>
                 <w:rPr>
                   <w:rFonts w:ascii="Arial" w:cs="Arial" w:eastAsia="Arial" w:hAnsi="Arial"/>
@@ -9764,7 +9764,7 @@
               <w:spacing w:after="10" w:before="0"/>
               <w:ind w:left="120"/>
             </w:pPr>
-            <w:hyperlink w:history="1" r:id="rId2p0kmt9f4pswrx0r3eusv">
+            <w:hyperlink w:history="1" r:id="rIdbl4bk_8ciebuvkd9fca3t">
               <w:r>
                 <w:rPr>
                   <w:rFonts w:ascii="Arial" w:cs="Arial" w:eastAsia="Arial" w:hAnsi="Arial"/>
@@ -9809,7 +9809,7 @@
             <w:pPr>
               <w:spacing w:after="20" w:before="0"/>
             </w:pPr>
-            <w:hyperlink w:history="1" r:id="rId3adir7pczvobleuzqhgqe">
+            <w:hyperlink w:history="1" r:id="rIdy-u9tvx4jkk8evrzzhabr">
               <w:r>
                 <w:rPr>
                   <w:rFonts w:ascii="Arial" w:cs="Arial" w:eastAsia="Arial" w:hAnsi="Arial"/>
@@ -9842,7 +9842,7 @@
               <w:spacing w:after="10" w:before="0"/>
               <w:ind w:left="120"/>
             </w:pPr>
-            <w:hyperlink w:history="1" r:id="rIdtcywx18au3uy2soojaxrp">
+            <w:hyperlink w:history="1" r:id="rIdvai1d9vrbpydo0rqiaw17">
               <w:r>
                 <w:rPr>
                   <w:rFonts w:ascii="Arial" w:cs="Arial" w:eastAsia="Arial" w:hAnsi="Arial"/>
@@ -10037,7 +10037,7 @@
             <w:pPr>
               <w:spacing w:after="20" w:before="0"/>
             </w:pPr>
-            <w:hyperlink w:history="1" r:id="rIdfygvkbxrdfq6ke9seuztv">
+            <w:hyperlink w:history="1" r:id="rIdl7sxotrzfivgnxyfzkwcp">
               <w:r>
                 <w:rPr>
                   <w:rFonts w:ascii="Arial" w:cs="Arial" w:eastAsia="Arial" w:hAnsi="Arial"/>
@@ -10070,7 +10070,7 @@
               <w:spacing w:after="10" w:before="0"/>
               <w:ind w:left="120"/>
             </w:pPr>
-            <w:hyperlink w:history="1" r:id="rIdvscfn30zua286lfghrfi8">
+            <w:hyperlink w:history="1" r:id="rIdklrm_h1on9a070jdro1kd">
               <w:r>
                 <w:rPr>
                   <w:rFonts w:ascii="Arial" w:cs="Arial" w:eastAsia="Arial" w:hAnsi="Arial"/>
@@ -10115,7 +10115,7 @@
             <w:pPr>
               <w:spacing w:after="20" w:before="0"/>
             </w:pPr>
-            <w:hyperlink w:history="1" r:id="rIdq3yqmopv0yemccb3ma3vt">
+            <w:hyperlink w:history="1" r:id="rIdjemeainanfys3ctcvmwb4">
               <w:r>
                 <w:rPr>
                   <w:rFonts w:ascii="Arial" w:cs="Arial" w:eastAsia="Arial" w:hAnsi="Arial"/>
@@ -10148,7 +10148,7 @@
               <w:spacing w:after="10" w:before="0"/>
               <w:ind w:left="120"/>
             </w:pPr>
-            <w:hyperlink w:history="1" r:id="rIdnioixr57lyzhsb2lt7zvt">
+            <w:hyperlink w:history="1" r:id="rIdzkgplciz2wbf3emrrxtlc">
               <w:r>
                 <w:rPr>
                   <w:rFonts w:ascii="Arial" w:cs="Arial" w:eastAsia="Arial" w:hAnsi="Arial"/>
@@ -10343,7 +10343,7 @@
             <w:pPr>
               <w:spacing w:after="20" w:before="0"/>
             </w:pPr>
-            <w:hyperlink w:history="1" r:id="rId-1gzmg-js-p0r1su_55rb">
+            <w:hyperlink w:history="1" r:id="rIdijkii2wozcg4iql64tga3">
               <w:r>
                 <w:rPr>
                   <w:rFonts w:ascii="Arial" w:cs="Arial" w:eastAsia="Arial" w:hAnsi="Arial"/>
@@ -10392,7 +10392,7 @@
               <w:spacing w:after="10" w:before="0"/>
               <w:ind w:left="120"/>
             </w:pPr>
-            <w:hyperlink w:history="1" r:id="rIdqnax2trs6yvp1pih4thed">
+            <w:hyperlink w:history="1" r:id="rIdh4qcotgvkfbsp5oot0h7l">
               <w:r>
                 <w:rPr>
                   <w:rFonts w:ascii="Arial" w:cs="Arial" w:eastAsia="Arial" w:hAnsi="Arial"/>
@@ -10437,7 +10437,7 @@
             <w:pPr>
               <w:spacing w:after="20" w:before="0"/>
             </w:pPr>
-            <w:hyperlink w:history="1" r:id="rIdkboixtqv1afx7b082zlb6">
+            <w:hyperlink w:history="1" r:id="rIdejqvedjtewyglod2telze">
               <w:r>
                 <w:rPr>
                   <w:rFonts w:ascii="Arial" w:cs="Arial" w:eastAsia="Arial" w:hAnsi="Arial"/>
@@ -10486,7 +10486,7 @@
               <w:spacing w:after="10" w:before="0"/>
               <w:ind w:left="120"/>
             </w:pPr>
-            <w:hyperlink w:history="1" r:id="rIdt6rglzhfwrew-165-d802">
+            <w:hyperlink w:history="1" r:id="rIdomqw_ygus5zjp_vzcapeu">
               <w:r>
                 <w:rPr>
                   <w:rFonts w:ascii="Arial" w:cs="Arial" w:eastAsia="Arial" w:hAnsi="Arial"/>
@@ -10681,7 +10681,7 @@
             <w:pPr>
               <w:spacing w:after="20" w:before="0"/>
             </w:pPr>
-            <w:hyperlink w:history="1" r:id="rIdevs0rl5xy-onyksuvgcv5">
+            <w:hyperlink w:history="1" r:id="rId0x1bmhe3fgthhggrbgsbb">
               <w:r>
                 <w:rPr>
                   <w:rFonts w:ascii="Arial" w:cs="Arial" w:eastAsia="Arial" w:hAnsi="Arial"/>
@@ -10714,7 +10714,7 @@
               <w:spacing w:after="10" w:before="0"/>
               <w:ind w:left="120"/>
             </w:pPr>
-            <w:hyperlink w:history="1" r:id="rId6k09qk_jfe_3cpeaylh4r">
+            <w:hyperlink w:history="1" r:id="rId1xmvuvk9t9k_bkoj9tmya">
               <w:r>
                 <w:rPr>
                   <w:rFonts w:ascii="Arial" w:cs="Arial" w:eastAsia="Arial" w:hAnsi="Arial"/>
@@ -10759,7 +10759,7 @@
             <w:pPr>
               <w:spacing w:after="20" w:before="0"/>
             </w:pPr>
-            <w:hyperlink w:history="1" r:id="rIdsgcc9eoekyptkbt0u8oyk">
+            <w:hyperlink w:history="1" r:id="rIdldpabgayquz2ormholscp">
               <w:r>
                 <w:rPr>
                   <w:rFonts w:ascii="Arial" w:cs="Arial" w:eastAsia="Arial" w:hAnsi="Arial"/>
@@ -10808,7 +10808,7 @@
               <w:spacing w:after="10" w:before="0"/>
               <w:ind w:left="120"/>
             </w:pPr>
-            <w:hyperlink w:history="1" r:id="rIdohqwelm3j3vry-k6bzpsi">
+            <w:hyperlink w:history="1" r:id="rIdni7yxbgqf6ie3h7xihd0b">
               <w:r>
                 <w:rPr>
                   <w:rFonts w:ascii="Arial" w:cs="Arial" w:eastAsia="Arial" w:hAnsi="Arial"/>
@@ -11003,7 +11003,7 @@
             <w:pPr>
               <w:spacing w:after="20" w:before="0"/>
             </w:pPr>
-            <w:hyperlink w:history="1" r:id="rIdyyhvxrwhzzaalqrzczj31">
+            <w:hyperlink w:history="1" r:id="rIdbv4pwshz-8ocm-a1j1da-">
               <w:r>
                 <w:rPr>
                   <w:rFonts w:ascii="Arial" w:cs="Arial" w:eastAsia="Arial" w:hAnsi="Arial"/>
@@ -11036,7 +11036,7 @@
               <w:spacing w:after="10" w:before="0"/>
               <w:ind w:left="120"/>
             </w:pPr>
-            <w:hyperlink w:history="1" r:id="rIdj05rqfi4iywpsstkvek21">
+            <w:hyperlink w:history="1" r:id="rIdhg_hquoj6yeihkaomk-i6">
               <w:r>
                 <w:rPr>
                   <w:rFonts w:ascii="Arial" w:cs="Arial" w:eastAsia="Arial" w:hAnsi="Arial"/>
@@ -11081,7 +11081,7 @@
             <w:pPr>
               <w:spacing w:after="20" w:before="0"/>
             </w:pPr>
-            <w:hyperlink w:history="1" r:id="rIdmzpyakq-682jczhizraq4">
+            <w:hyperlink w:history="1" r:id="rIdk3ya-rmksudrx3sb-v0kj">
               <w:r>
                 <w:rPr>
                   <w:rFonts w:ascii="Arial" w:cs="Arial" w:eastAsia="Arial" w:hAnsi="Arial"/>
@@ -11114,7 +11114,7 @@
               <w:spacing w:after="10" w:before="0"/>
               <w:ind w:left="120"/>
             </w:pPr>
-            <w:hyperlink w:history="1" r:id="rIdljaooxluwd1qvqirgmktm">
+            <w:hyperlink w:history="1" r:id="rIdpyfsevtrtykqkk9-8a1w3">
               <w:r>
                 <w:rPr>
                   <w:rFonts w:ascii="Arial" w:cs="Arial" w:eastAsia="Arial" w:hAnsi="Arial"/>
@@ -11702,7 +11702,7 @@
         </w:rPr>
         <w:t xml:space="preserve">© 2026 SeaVuria and ARES. Aligned with KICD objectives. Developed by SeaVuria; technical implementation by ARES (with AI assistance from Claude). Licensed under </w:t>
       </w:r>
-      <w:hyperlink w:history="1" r:id="rIdibwofkso0smnw783jrs2r">
+      <w:hyperlink w:history="1" r:id="rIdaebignnfzxkgcgn1pnpef">
         <w:r>
           <w:rPr>
             <w:rFonts w:ascii="Arial" w:cs="Arial" w:eastAsia="Arial" w:hAnsi="Arial"/>
@@ -11723,7 +11723,7 @@
         </w:rPr>
         <w:t xml:space="preserve"> (</w:t>
       </w:r>
-      <w:hyperlink w:history="1" r:id="rIdmlvqhakaqooscwwhx7bix">
+      <w:hyperlink w:history="1" r:id="rIdkmmg3peta8pauryzx4kcl">
         <w:r>
           <w:rPr>
             <w:rFonts w:ascii="Arial" w:cs="Arial" w:eastAsia="Arial" w:hAnsi="Arial"/>
@@ -12915,7 +12915,7 @@
             <w:pPr>
               <w:spacing w:after="20" w:before="0"/>
             </w:pPr>
-            <w:hyperlink w:history="1" r:id="rId8mibc5uy8vzfnhy-xnbyh">
+            <w:hyperlink w:history="1" r:id="rIditkw31ag6kmg36-2ldlb7">
               <w:r>
                 <w:rPr>
                   <w:rFonts w:ascii="Arial" w:cs="Arial" w:eastAsia="Arial" w:hAnsi="Arial"/>
@@ -12964,7 +12964,7 @@
               <w:spacing w:after="10" w:before="0"/>
               <w:ind w:left="120"/>
             </w:pPr>
-            <w:hyperlink w:history="1" r:id="rIdxc85er-fd-jhc_sy3o8rg">
+            <w:hyperlink w:history="1" r:id="rIdmuqjci8wn2c12fgzsx0yt">
               <w:r>
                 <w:rPr>
                   <w:rFonts w:ascii="Arial" w:cs="Arial" w:eastAsia="Arial" w:hAnsi="Arial"/>
@@ -13009,7 +13009,7 @@
             <w:pPr>
               <w:spacing w:after="20" w:before="0"/>
             </w:pPr>
-            <w:hyperlink w:history="1" r:id="rIdcfcea6r2dxdqblndzhvvc">
+            <w:hyperlink w:history="1" r:id="rIdxrdp0sc4b4_cx5ivcgsl3">
               <w:r>
                 <w:rPr>
                   <w:rFonts w:ascii="Arial" w:cs="Arial" w:eastAsia="Arial" w:hAnsi="Arial"/>
@@ -13042,7 +13042,7 @@
               <w:spacing w:after="10" w:before="0"/>
               <w:ind w:left="120"/>
             </w:pPr>
-            <w:hyperlink w:history="1" r:id="rIdseyh5nq-rv388hlf-2-i1">
+            <w:hyperlink w:history="1" r:id="rIdq5fu2nobugl-fyzx__7cx">
               <w:r>
                 <w:rPr>
                   <w:rFonts w:ascii="Arial" w:cs="Arial" w:eastAsia="Arial" w:hAnsi="Arial"/>
@@ -13237,7 +13237,7 @@
             <w:pPr>
               <w:spacing w:after="20" w:before="0"/>
             </w:pPr>
-            <w:hyperlink w:history="1" r:id="rIdudwseoyl8nf_0bl0yco_l">
+            <w:hyperlink w:history="1" r:id="rIdfb6qzzpyzqgmovrreiivf">
               <w:r>
                 <w:rPr>
                   <w:rFonts w:ascii="Arial" w:cs="Arial" w:eastAsia="Arial" w:hAnsi="Arial"/>
@@ -13286,7 +13286,7 @@
               <w:spacing w:after="10" w:before="0"/>
               <w:ind w:left="120"/>
             </w:pPr>
-            <w:hyperlink w:history="1" r:id="rIdvuw9fq8emesd1raye0f99">
+            <w:hyperlink w:history="1" r:id="rIdg6awojravz3ukrap-ghd1">
               <w:r>
                 <w:rPr>
                   <w:rFonts w:ascii="Arial" w:cs="Arial" w:eastAsia="Arial" w:hAnsi="Arial"/>
@@ -13331,7 +13331,7 @@
             <w:pPr>
               <w:spacing w:after="20" w:before="0"/>
             </w:pPr>
-            <w:hyperlink w:history="1" r:id="rIducq1akdy5nub8bjfv7cif">
+            <w:hyperlink w:history="1" r:id="rIdla-qca4lxa2zlkcmihibk">
               <w:r>
                 <w:rPr>
                   <w:rFonts w:ascii="Arial" w:cs="Arial" w:eastAsia="Arial" w:hAnsi="Arial"/>
@@ -13364,7 +13364,7 @@
               <w:spacing w:after="10" w:before="0"/>
               <w:ind w:left="120"/>
             </w:pPr>
-            <w:hyperlink w:history="1" r:id="rIdv3d5nmgsehkkws9rh0pdt">
+            <w:hyperlink w:history="1" r:id="rId__db1dsalqq1zea2gtyqb">
               <w:r>
                 <w:rPr>
                   <w:rFonts w:ascii="Arial" w:cs="Arial" w:eastAsia="Arial" w:hAnsi="Arial"/>
@@ -13559,7 +13559,7 @@
             <w:pPr>
               <w:spacing w:after="20" w:before="0"/>
             </w:pPr>
-            <w:hyperlink w:history="1" r:id="rIdokdyaxkyrx6yahxqhnrgm">
+            <w:hyperlink w:history="1" r:id="rIdnbeurcocu0tzjdg67eriw">
               <w:r>
                 <w:rPr>
                   <w:rFonts w:ascii="Arial" w:cs="Arial" w:eastAsia="Arial" w:hAnsi="Arial"/>
@@ -13608,7 +13608,7 @@
               <w:spacing w:after="10" w:before="0"/>
               <w:ind w:left="120"/>
             </w:pPr>
-            <w:hyperlink w:history="1" r:id="rIdgajqay95u4psss19-s6ai">
+            <w:hyperlink w:history="1" r:id="rIdblxiaw8zpzqmnonaw19f4">
               <w:r>
                 <w:rPr>
                   <w:rFonts w:ascii="Arial" w:cs="Arial" w:eastAsia="Arial" w:hAnsi="Arial"/>
@@ -13653,7 +13653,7 @@
             <w:pPr>
               <w:spacing w:after="20" w:before="0"/>
             </w:pPr>
-            <w:hyperlink w:history="1" r:id="rId23u7xmehk_z0pzyf4il0d">
+            <w:hyperlink w:history="1" r:id="rIdxg74gk-oopzdduiaub1fz">
               <w:r>
                 <w:rPr>
                   <w:rFonts w:ascii="Arial" w:cs="Arial" w:eastAsia="Arial" w:hAnsi="Arial"/>
@@ -13702,7 +13702,7 @@
               <w:spacing w:after="10" w:before="0"/>
               <w:ind w:left="120"/>
             </w:pPr>
-            <w:hyperlink w:history="1" r:id="rIdvlnzf8q-bujg0lba69i09">
+            <w:hyperlink w:history="1" r:id="rIdxghno7zxdxmbzwohflpqt">
               <w:r>
                 <w:rPr>
                   <w:rFonts w:ascii="Arial" w:cs="Arial" w:eastAsia="Arial" w:hAnsi="Arial"/>
@@ -13897,7 +13897,7 @@
             <w:pPr>
               <w:spacing w:after="20" w:before="0"/>
             </w:pPr>
-            <w:hyperlink w:history="1" r:id="rIdddi7vhk_ardfhcd-ovbkr">
+            <w:hyperlink w:history="1" r:id="rIdbgguxirf6gb8ldflnj_k1">
               <w:r>
                 <w:rPr>
                   <w:rFonts w:ascii="Arial" w:cs="Arial" w:eastAsia="Arial" w:hAnsi="Arial"/>
@@ -13946,7 +13946,7 @@
               <w:spacing w:after="10" w:before="0"/>
               <w:ind w:left="120"/>
             </w:pPr>
-            <w:hyperlink w:history="1" r:id="rId_9zcihxx_1urtu9ozl1nb">
+            <w:hyperlink w:history="1" r:id="rIdhicw7sjvvqvti-fmxwrgt">
               <w:r>
                 <w:rPr>
                   <w:rFonts w:ascii="Arial" w:cs="Arial" w:eastAsia="Arial" w:hAnsi="Arial"/>
@@ -13991,7 +13991,7 @@
             <w:pPr>
               <w:spacing w:after="20" w:before="0"/>
             </w:pPr>
-            <w:hyperlink w:history="1" r:id="rIdh0aes5jqqjl2nwdmin91x">
+            <w:hyperlink w:history="1" r:id="rIdslcnf1j0uhssmbupjdzjy">
               <w:r>
                 <w:rPr>
                   <w:rFonts w:ascii="Arial" w:cs="Arial" w:eastAsia="Arial" w:hAnsi="Arial"/>
@@ -14024,7 +14024,7 @@
               <w:spacing w:after="10" w:before="0"/>
               <w:ind w:left="120"/>
             </w:pPr>
-            <w:hyperlink w:history="1" r:id="rIdq5dhswasaegcjudg0aznf">
+            <w:hyperlink w:history="1" r:id="rId0wsuhzeuqijpmqqptbr1v">
               <w:r>
                 <w:rPr>
                   <w:rFonts w:ascii="Arial" w:cs="Arial" w:eastAsia="Arial" w:hAnsi="Arial"/>
@@ -14219,7 +14219,7 @@
             <w:pPr>
               <w:spacing w:after="20" w:before="0"/>
             </w:pPr>
-            <w:hyperlink w:history="1" r:id="rIdyvkjjzm5qtqlm6zp7ezj3">
+            <w:hyperlink w:history="1" r:id="rIdy2asd5vrrvivundjyqztn">
               <w:r>
                 <w:rPr>
                   <w:rFonts w:ascii="Arial" w:cs="Arial" w:eastAsia="Arial" w:hAnsi="Arial"/>
@@ -14268,7 +14268,7 @@
               <w:spacing w:after="10" w:before="0"/>
               <w:ind w:left="120"/>
             </w:pPr>
-            <w:hyperlink w:history="1" r:id="rIdlsleee87ppdejerwu7vnq">
+            <w:hyperlink w:history="1" r:id="rIdn1vcj8uu-507nrwf_drsu">
               <w:r>
                 <w:rPr>
                   <w:rFonts w:ascii="Arial" w:cs="Arial" w:eastAsia="Arial" w:hAnsi="Arial"/>
@@ -14313,7 +14313,7 @@
             <w:pPr>
               <w:spacing w:after="20" w:before="0"/>
             </w:pPr>
-            <w:hyperlink w:history="1" r:id="rId3jklt9awwhp-wi5yw6dda">
+            <w:hyperlink w:history="1" r:id="rIdmd7bmj0ykik8dawfsgrda">
               <w:r>
                 <w:rPr>
                   <w:rFonts w:ascii="Arial" w:cs="Arial" w:eastAsia="Arial" w:hAnsi="Arial"/>
@@ -14346,7 +14346,7 @@
               <w:spacing w:after="10" w:before="0"/>
               <w:ind w:left="120"/>
             </w:pPr>
-            <w:hyperlink w:history="1" r:id="rId9yv75qna5o-q-ypqpx-29">
+            <w:hyperlink w:history="1" r:id="rIdnxvzotd2iacriyf83l2p_">
               <w:r>
                 <w:rPr>
                   <w:rFonts w:ascii="Arial" w:cs="Arial" w:eastAsia="Arial" w:hAnsi="Arial"/>
@@ -14934,7 +14934,7 @@
         </w:rPr>
         <w:t xml:space="preserve">© 2026 SeaVuria and ARES. Aligned with KICD objectives. Developed by SeaVuria; technical implementation by ARES (with AI assistance from Claude). Licensed under </w:t>
       </w:r>
-      <w:hyperlink w:history="1" r:id="rId9dg9s1qegcisnh5sii11j">
+      <w:hyperlink w:history="1" r:id="rIdqhzqixooqlsityxik6jcf">
         <w:r>
           <w:rPr>
             <w:rFonts w:ascii="Arial" w:cs="Arial" w:eastAsia="Arial" w:hAnsi="Arial"/>
@@ -14955,7 +14955,7 @@
         </w:rPr>
         <w:t xml:space="preserve"> (</w:t>
       </w:r>
-      <w:hyperlink w:history="1" r:id="rIdjogc86ljgvbv8kddkk5by">
+      <w:hyperlink w:history="1" r:id="rIdfrxt9r8vr9mmlbaqphijh">
         <w:r>
           <w:rPr>
             <w:rFonts w:ascii="Arial" w:cs="Arial" w:eastAsia="Arial" w:hAnsi="Arial"/>
@@ -16184,7 +16184,7 @@
               <w:spacing w:after="10" w:before="0"/>
               <w:ind w:left="120"/>
             </w:pPr>
-            <w:hyperlink w:history="1" r:id="rIdvzc8cs0zeptsialvdkuwl">
+            <w:hyperlink w:history="1" r:id="rIdizbmq7jzf_rxkbalponqw">
               <w:r>
                 <w:rPr>
                   <w:rFonts w:ascii="Arial" w:cs="Arial" w:eastAsia="Arial" w:hAnsi="Arial"/>
@@ -16261,7 +16261,7 @@
               <w:spacing w:after="10" w:before="0"/>
               <w:ind w:left="120"/>
             </w:pPr>
-            <w:hyperlink w:history="1" r:id="rIdc7u6awg2e7ilg0icaevuh">
+            <w:hyperlink w:history="1" r:id="rIdm0ezimpap5ok1ph1_gu9n">
               <w:r>
                 <w:rPr>
                   <w:rFonts w:ascii="Arial" w:cs="Arial" w:eastAsia="Arial" w:hAnsi="Arial"/>
@@ -16488,7 +16488,7 @@
               <w:spacing w:after="10" w:before="0"/>
               <w:ind w:left="120"/>
             </w:pPr>
-            <w:hyperlink w:history="1" r:id="rId737tylvooqtuk9psd2up8">
+            <w:hyperlink w:history="1" r:id="rIdso2xbeodaovmsqhwndkqx">
               <w:r>
                 <w:rPr>
                   <w:rFonts w:ascii="Arial" w:cs="Arial" w:eastAsia="Arial" w:hAnsi="Arial"/>
@@ -16565,7 +16565,7 @@
               <w:spacing w:after="10" w:before="0"/>
               <w:ind w:left="120"/>
             </w:pPr>
-            <w:hyperlink w:history="1" r:id="rIdrsftehyfswu338hsa3lqr">
+            <w:hyperlink w:history="1" r:id="rIdlxnr-zfxaqeo4mo0g3uuu">
               <w:r>
                 <w:rPr>
                   <w:rFonts w:ascii="Arial" w:cs="Arial" w:eastAsia="Arial" w:hAnsi="Arial"/>
@@ -16792,7 +16792,7 @@
               <w:spacing w:after="10" w:before="0"/>
               <w:ind w:left="120"/>
             </w:pPr>
-            <w:hyperlink w:history="1" r:id="rIdt3n9dqdecd8sfmqhhin5r">
+            <w:hyperlink w:history="1" r:id="rIdodhuwecopd7fhiumrsqfb">
               <w:r>
                 <w:rPr>
                   <w:rFonts w:ascii="Arial" w:cs="Arial" w:eastAsia="Arial" w:hAnsi="Arial"/>
@@ -16869,7 +16869,7 @@
               <w:spacing w:after="10" w:before="0"/>
               <w:ind w:left="120"/>
             </w:pPr>
-            <w:hyperlink w:history="1" r:id="rIdk94n416wtjaaus3bu9ekn">
+            <w:hyperlink w:history="1" r:id="rIdv-pnrocubqsulotmrbhis">
               <w:r>
                 <w:rPr>
                   <w:rFonts w:ascii="Arial" w:cs="Arial" w:eastAsia="Arial" w:hAnsi="Arial"/>
@@ -17096,7 +17096,7 @@
               <w:spacing w:after="10" w:before="0"/>
               <w:ind w:left="120"/>
             </w:pPr>
-            <w:hyperlink w:history="1" r:id="rIdfjla0qhriznywptte7zzx">
+            <w:hyperlink w:history="1" r:id="rIdpqyhcvoc6kkevlpholerp">
               <w:r>
                 <w:rPr>
                   <w:rFonts w:ascii="Arial" w:cs="Arial" w:eastAsia="Arial" w:hAnsi="Arial"/>
@@ -17173,7 +17173,7 @@
               <w:spacing w:after="10" w:before="0"/>
               <w:ind w:left="120"/>
             </w:pPr>
-            <w:hyperlink w:history="1" r:id="rIdmzt3rvnw2a7mnqrjclxch">
+            <w:hyperlink w:history="1" r:id="rIdn4ko4ndceaau1rz-h0wdi">
               <w:r>
                 <w:rPr>
                   <w:rFonts w:ascii="Arial" w:cs="Arial" w:eastAsia="Arial" w:hAnsi="Arial"/>
@@ -17400,7 +17400,7 @@
               <w:spacing w:after="10" w:before="0"/>
               <w:ind w:left="120"/>
             </w:pPr>
-            <w:hyperlink w:history="1" r:id="rIdhow44kmwbangzrnqp-zqg">
+            <w:hyperlink w:history="1" r:id="rId7bdegtc2qkgmhfrnz_b6x">
               <w:r>
                 <w:rPr>
                   <w:rFonts w:ascii="Arial" w:cs="Arial" w:eastAsia="Arial" w:hAnsi="Arial"/>
@@ -17477,7 +17477,7 @@
               <w:spacing w:after="10" w:before="0"/>
               <w:ind w:left="120"/>
             </w:pPr>
-            <w:hyperlink w:history="1" r:id="rIdl1kpvl2rod1df4nub3poa">
+            <w:hyperlink w:history="1" r:id="rIdzhqcgbc1ng0cgyiczqb9p">
               <w:r>
                 <w:rPr>
                   <w:rFonts w:ascii="Arial" w:cs="Arial" w:eastAsia="Arial" w:hAnsi="Arial"/>
@@ -18080,7 +18080,7 @@
         </w:rPr>
         <w:t xml:space="preserve">© 2026 SeaVuria and ARES. Aligned with KICD objectives. Developed by SeaVuria; technical implementation by ARES (with AI assistance from Claude). Licensed under </w:t>
       </w:r>
-      <w:hyperlink w:history="1" r:id="rIdpr3extzuahrvycrry7svl">
+      <w:hyperlink w:history="1" r:id="rIddvrav_yy9wcxykhvf12t4">
         <w:r>
           <w:rPr>
             <w:rFonts w:ascii="Arial" w:cs="Arial" w:eastAsia="Arial" w:hAnsi="Arial"/>
@@ -18101,7 +18101,7 @@
         </w:rPr>
         <w:t xml:space="preserve"> (</w:t>
       </w:r>
-      <w:hyperlink w:history="1" r:id="rIdey3fcisbmxvqu5szedlgj">
+      <w:hyperlink w:history="1" r:id="rIdwbxkhniq7i7t-vllz8gca">
         <w:r>
           <w:rPr>
             <w:rFonts w:ascii="Arial" w:cs="Arial" w:eastAsia="Arial" w:hAnsi="Arial"/>
@@ -19290,7 +19290,7 @@
               <w:spacing w:after="10" w:before="0"/>
               <w:ind w:left="120"/>
             </w:pPr>
-            <w:hyperlink w:history="1" r:id="rIda8dcrh92so8jopeci0dpx">
+            <w:hyperlink w:history="1" r:id="rIdaugo75ypyhxvtdp304xqx">
               <w:r>
                 <w:rPr>
                   <w:rFonts w:ascii="Arial" w:cs="Arial" w:eastAsia="Arial" w:hAnsi="Arial"/>
@@ -19350,7 +19350,7 @@
             <w:pPr>
               <w:spacing w:after="20" w:before="0"/>
             </w:pPr>
-            <w:hyperlink w:history="1" r:id="rIdqljvbdwumv3nla-y1bak6">
+            <w:hyperlink w:history="1" r:id="rIdrem5aduwgnvo0vylonsfq">
               <w:r>
                 <w:rPr>
                   <w:rFonts w:ascii="Arial" w:cs="Arial" w:eastAsia="Arial" w:hAnsi="Arial"/>
@@ -19399,7 +19399,7 @@
               <w:spacing w:after="10" w:before="0"/>
               <w:ind w:left="120"/>
             </w:pPr>
-            <w:hyperlink w:history="1" r:id="rIdvrsaf9pdq3bzm2hjy59dn">
+            <w:hyperlink w:history="1" r:id="rIdv8xalejx-wy_eclnszeyt">
               <w:r>
                 <w:rPr>
                   <w:rFonts w:ascii="Arial" w:cs="Arial" w:eastAsia="Arial" w:hAnsi="Arial"/>
@@ -19611,7 +19611,7 @@
               <w:spacing w:after="10" w:before="0"/>
               <w:ind w:left="120"/>
             </w:pPr>
-            <w:hyperlink w:history="1" r:id="rIdm3u0vcjoxhx6j1uzkst42">
+            <w:hyperlink w:history="1" r:id="rIdw7gmtj6frcifo2uhakmnj">
               <w:r>
                 <w:rPr>
                   <w:rFonts w:ascii="Arial" w:cs="Arial" w:eastAsia="Arial" w:hAnsi="Arial"/>
@@ -19671,7 +19671,7 @@
             <w:pPr>
               <w:spacing w:after="20" w:before="0"/>
             </w:pPr>
-            <w:hyperlink w:history="1" r:id="rIdtsqxjq1-to9t0hifi_o_6">
+            <w:hyperlink w:history="1" r:id="rIdnwvkw_xo2hlv7ijmtxol9">
               <w:r>
                 <w:rPr>
                   <w:rFonts w:ascii="Arial" w:cs="Arial" w:eastAsia="Arial" w:hAnsi="Arial"/>
@@ -19720,7 +19720,7 @@
               <w:spacing w:after="10" w:before="0"/>
               <w:ind w:left="120"/>
             </w:pPr>
-            <w:hyperlink w:history="1" r:id="rIdzuzs_ys1fe6yizodirkaz">
+            <w:hyperlink w:history="1" r:id="rId3wpvbibm0m7wpshyfnbs8">
               <w:r>
                 <w:rPr>
                   <w:rFonts w:ascii="Arial" w:cs="Arial" w:eastAsia="Arial" w:hAnsi="Arial"/>
@@ -19932,7 +19932,7 @@
               <w:spacing w:after="10" w:before="0"/>
               <w:ind w:left="120"/>
             </w:pPr>
-            <w:hyperlink w:history="1" r:id="rIddzdb28w5cmdu6jjpgit6c">
+            <w:hyperlink w:history="1" r:id="rIdrsj8mnfm2pgxs5gfj65-i">
               <w:r>
                 <w:rPr>
                   <w:rFonts w:ascii="Arial" w:cs="Arial" w:eastAsia="Arial" w:hAnsi="Arial"/>
@@ -19992,7 +19992,7 @@
             <w:pPr>
               <w:spacing w:after="20" w:before="0"/>
             </w:pPr>
-            <w:hyperlink w:history="1" r:id="rIdtkmenp2rge0opnintd-f9">
+            <w:hyperlink w:history="1" r:id="rIdt1rcqq-zdpj2yxxbmde-z">
               <w:r>
                 <w:rPr>
                   <w:rFonts w:ascii="Arial" w:cs="Arial" w:eastAsia="Arial" w:hAnsi="Arial"/>
@@ -20041,7 +20041,7 @@
               <w:spacing w:after="10" w:before="0"/>
               <w:ind w:left="120"/>
             </w:pPr>
-            <w:hyperlink w:history="1" r:id="rIdo9xzjnrlfqrxltc-rle6x">
+            <w:hyperlink w:history="1" r:id="rIdsvj3bbi6ohqkrhv897nat">
               <w:r>
                 <w:rPr>
                   <w:rFonts w:ascii="Arial" w:cs="Arial" w:eastAsia="Arial" w:hAnsi="Arial"/>
@@ -20253,7 +20253,7 @@
               <w:spacing w:after="10" w:before="0"/>
               <w:ind w:left="120"/>
             </w:pPr>
-            <w:hyperlink w:history="1" r:id="rId5n2ebxskrnfv0jlfjvbmd">
+            <w:hyperlink w:history="1" r:id="rIdgg8rvglipdpgas1w6h96b">
               <w:r>
                 <w:rPr>
                   <w:rFonts w:ascii="Arial" w:cs="Arial" w:eastAsia="Arial" w:hAnsi="Arial"/>
@@ -20313,7 +20313,7 @@
             <w:pPr>
               <w:spacing w:after="20" w:before="0"/>
             </w:pPr>
-            <w:hyperlink w:history="1" r:id="rId6ycxrqn3ngkbe7am9plou">
+            <w:hyperlink w:history="1" r:id="rIdrrchqe3jfemm9328s2ekt">
               <w:r>
                 <w:rPr>
                   <w:rFonts w:ascii="Arial" w:cs="Arial" w:eastAsia="Arial" w:hAnsi="Arial"/>
@@ -20362,7 +20362,7 @@
               <w:spacing w:after="10" w:before="0"/>
               <w:ind w:left="120"/>
             </w:pPr>
-            <w:hyperlink w:history="1" r:id="rId0iqtjvbijlqw60bopw1sp">
+            <w:hyperlink w:history="1" r:id="rIds5s8w9vdrowlregaapimm">
               <w:r>
                 <w:rPr>
                   <w:rFonts w:ascii="Arial" w:cs="Arial" w:eastAsia="Arial" w:hAnsi="Arial"/>
@@ -20574,7 +20574,7 @@
               <w:spacing w:after="10" w:before="0"/>
               <w:ind w:left="120"/>
             </w:pPr>
-            <w:hyperlink w:history="1" r:id="rIdjtz7tqoiyy4rukzfiuk3q">
+            <w:hyperlink w:history="1" r:id="rIdsivctt-hmzfk7wxcmymkq">
               <w:r>
                 <w:rPr>
                   <w:rFonts w:ascii="Arial" w:cs="Arial" w:eastAsia="Arial" w:hAnsi="Arial"/>
@@ -20634,7 +20634,7 @@
             <w:pPr>
               <w:spacing w:after="20" w:before="0"/>
             </w:pPr>
-            <w:hyperlink w:history="1" r:id="rIdolcaduijrljupo9gewgjm">
+            <w:hyperlink w:history="1" r:id="rIdsvxm05gfdlszxhvzxg6qy">
               <w:r>
                 <w:rPr>
                   <w:rFonts w:ascii="Arial" w:cs="Arial" w:eastAsia="Arial" w:hAnsi="Arial"/>
@@ -20683,7 +20683,7 @@
               <w:spacing w:after="10" w:before="0"/>
               <w:ind w:left="120"/>
             </w:pPr>
-            <w:hyperlink w:history="1" r:id="rIdgm_oes5esa5evqrmdflfv">
+            <w:hyperlink w:history="1" r:id="rIdqpzfmq6uzd1usudz6bfhf">
               <w:r>
                 <w:rPr>
                   <w:rFonts w:ascii="Arial" w:cs="Arial" w:eastAsia="Arial" w:hAnsi="Arial"/>
@@ -21271,7 +21271,7 @@
         </w:rPr>
         <w:t xml:space="preserve">© 2026 SeaVuria and ARES. Aligned with KICD objectives. Developed by SeaVuria; technical implementation by ARES (with AI assistance from Claude). Licensed under </w:t>
       </w:r>
-      <w:hyperlink w:history="1" r:id="rIdxzs_tfbtnqpmlp1kbgxsu">
+      <w:hyperlink w:history="1" r:id="rId1vadtgqifyyidlkdvymx9">
         <w:r>
           <w:rPr>
             <w:rFonts w:ascii="Arial" w:cs="Arial" w:eastAsia="Arial" w:hAnsi="Arial"/>
@@ -21292,7 +21292,7 @@
         </w:rPr>
         <w:t xml:space="preserve"> (</w:t>
       </w:r>
-      <w:hyperlink w:history="1" r:id="rIdjfnkx80fc67p-3qve5sqk">
+      <w:hyperlink w:history="1" r:id="rIdt_0s2cl5tpzagxc0tr_82">
         <w:r>
           <w:rPr>
             <w:rFonts w:ascii="Arial" w:cs="Arial" w:eastAsia="Arial" w:hAnsi="Arial"/>
@@ -22484,7 +22484,7 @@
             <w:pPr>
               <w:spacing w:after="20" w:before="0"/>
             </w:pPr>
-            <w:hyperlink w:history="1" r:id="rId6s-bfqgp9e-mo9xzyszyg">
+            <w:hyperlink w:history="1" r:id="rId8ucmt2i5ce6csemrwj723">
               <w:r>
                 <w:rPr>
                   <w:rFonts w:ascii="Arial" w:cs="Arial" w:eastAsia="Arial" w:hAnsi="Arial"/>
@@ -22517,7 +22517,7 @@
               <w:spacing w:after="10" w:before="0"/>
               <w:ind w:left="120"/>
             </w:pPr>
-            <w:hyperlink w:history="1" r:id="rIdg7asormmlbvppfyy6y5_y">
+            <w:hyperlink w:history="1" r:id="rId-d_ukaaaou46qodm7axsq">
               <w:r>
                 <w:rPr>
                   <w:rFonts w:ascii="Arial" w:cs="Arial" w:eastAsia="Arial" w:hAnsi="Arial"/>
@@ -22562,7 +22562,7 @@
             <w:pPr>
               <w:spacing w:after="20" w:before="0"/>
             </w:pPr>
-            <w:hyperlink w:history="1" r:id="rIdbszc7lcn0b4zd6auc7tro">
+            <w:hyperlink w:history="1" r:id="rId66t04gfqmgjrh9_hvhreu">
               <w:r>
                 <w:rPr>
                   <w:rFonts w:ascii="Arial" w:cs="Arial" w:eastAsia="Arial" w:hAnsi="Arial"/>
@@ -22595,7 +22595,7 @@
               <w:spacing w:after="10" w:before="0"/>
               <w:ind w:left="120"/>
             </w:pPr>
-            <w:hyperlink w:history="1" r:id="rIdkvdenjnu_qj8iktefdpbi">
+            <w:hyperlink w:history="1" r:id="rIdzfy39etqgaqyx9-l-oizi">
               <w:r>
                 <w:rPr>
                   <w:rFonts w:ascii="Arial" w:cs="Arial" w:eastAsia="Arial" w:hAnsi="Arial"/>
@@ -22790,7 +22790,7 @@
             <w:pPr>
               <w:spacing w:after="20" w:before="0"/>
             </w:pPr>
-            <w:hyperlink w:history="1" r:id="rId_givfinntzvd3rbgm9y68">
+            <w:hyperlink w:history="1" r:id="rIdyc-iafv7sfqo5miry60gw">
               <w:r>
                 <w:rPr>
                   <w:rFonts w:ascii="Arial" w:cs="Arial" w:eastAsia="Arial" w:hAnsi="Arial"/>
@@ -22823,7 +22823,7 @@
               <w:spacing w:after="10" w:before="0"/>
               <w:ind w:left="120"/>
             </w:pPr>
-            <w:hyperlink w:history="1" r:id="rIdgltyquwza4hyhylep5qy5">
+            <w:hyperlink w:history="1" r:id="rIdz7bwjjb1qowbvnah0ftae">
               <w:r>
                 <w:rPr>
                   <w:rFonts w:ascii="Arial" w:cs="Arial" w:eastAsia="Arial" w:hAnsi="Arial"/>
@@ -22868,7 +22868,7 @@
             <w:pPr>
               <w:spacing w:after="20" w:before="0"/>
             </w:pPr>
-            <w:hyperlink w:history="1" r:id="rIdv8zn6q_-zt3__46bu8d07">
+            <w:hyperlink w:history="1" r:id="rIdmqagpobpxruz-iyvkadkt">
               <w:r>
                 <w:rPr>
                   <w:rFonts w:ascii="Arial" w:cs="Arial" w:eastAsia="Arial" w:hAnsi="Arial"/>
@@ -22901,7 +22901,7 @@
               <w:spacing w:after="10" w:before="0"/>
               <w:ind w:left="120"/>
             </w:pPr>
-            <w:hyperlink w:history="1" r:id="rIdxjx7vpyxfio6lpgcxuo3b">
+            <w:hyperlink w:history="1" r:id="rIdh_kzwbmmup5wratlfyqg1">
               <w:r>
                 <w:rPr>
                   <w:rFonts w:ascii="Arial" w:cs="Arial" w:eastAsia="Arial" w:hAnsi="Arial"/>
@@ -23096,7 +23096,7 @@
             <w:pPr>
               <w:spacing w:after="20" w:before="0"/>
             </w:pPr>
-            <w:hyperlink w:history="1" r:id="rIdbhaosqhoxcrspaq6gwjzd">
+            <w:hyperlink w:history="1" r:id="rIdcov6kjrgzlbhetnwf1kl2">
               <w:r>
                 <w:rPr>
                   <w:rFonts w:ascii="Arial" w:cs="Arial" w:eastAsia="Arial" w:hAnsi="Arial"/>
@@ -23129,7 +23129,7 @@
               <w:spacing w:after="10" w:before="0"/>
               <w:ind w:left="120"/>
             </w:pPr>
-            <w:hyperlink w:history="1" r:id="rIdkvvbwpvaqqbe0jcphhx_f">
+            <w:hyperlink w:history="1" r:id="rIdki5whimib1y4fiwab1n3o">
               <w:r>
                 <w:rPr>
                   <w:rFonts w:ascii="Arial" w:cs="Arial" w:eastAsia="Arial" w:hAnsi="Arial"/>
@@ -23174,7 +23174,7 @@
             <w:pPr>
               <w:spacing w:after="20" w:before="0"/>
             </w:pPr>
-            <w:hyperlink w:history="1" r:id="rIdbvb9fbhw00egt_ftcipth">
+            <w:hyperlink w:history="1" r:id="rId0-6zghsjold5axzh9mlid">
               <w:r>
                 <w:rPr>
                   <w:rFonts w:ascii="Arial" w:cs="Arial" w:eastAsia="Arial" w:hAnsi="Arial"/>
@@ -23223,7 +23223,7 @@
               <w:spacing w:after="10" w:before="0"/>
               <w:ind w:left="120"/>
             </w:pPr>
-            <w:hyperlink w:history="1" r:id="rId6uxtxoel7ccg-75gnw-92">
+            <w:hyperlink w:history="1" r:id="rId5uv4c37jykmtnp5ecvfc2">
               <w:r>
                 <w:rPr>
                   <w:rFonts w:ascii="Arial" w:cs="Arial" w:eastAsia="Arial" w:hAnsi="Arial"/>
@@ -23418,7 +23418,7 @@
             <w:pPr>
               <w:spacing w:after="20" w:before="0"/>
             </w:pPr>
-            <w:hyperlink w:history="1" r:id="rIderidhn7f-jl04sik2jfgy">
+            <w:hyperlink w:history="1" r:id="rIdzqhzcy0rg9sql-zql2zmp">
               <w:r>
                 <w:rPr>
                   <w:rFonts w:ascii="Arial" w:cs="Arial" w:eastAsia="Arial" w:hAnsi="Arial"/>
@@ -23451,7 +23451,7 @@
               <w:spacing w:after="10" w:before="0"/>
               <w:ind w:left="120"/>
             </w:pPr>
-            <w:hyperlink w:history="1" r:id="rIdaluexiptf1jwfwueq04go">
+            <w:hyperlink w:history="1" r:id="rIdxeuykv4p84efq50fmp6me">
               <w:r>
                 <w:rPr>
                   <w:rFonts w:ascii="Arial" w:cs="Arial" w:eastAsia="Arial" w:hAnsi="Arial"/>
@@ -23496,7 +23496,7 @@
             <w:pPr>
               <w:spacing w:after="20" w:before="0"/>
             </w:pPr>
-            <w:hyperlink w:history="1" r:id="rIdh82zdrv80spqrmltb5ibg">
+            <w:hyperlink w:history="1" r:id="rIdzr9t5j89i3zzehmn25d1o">
               <w:r>
                 <w:rPr>
                   <w:rFonts w:ascii="Arial" w:cs="Arial" w:eastAsia="Arial" w:hAnsi="Arial"/>
@@ -23529,7 +23529,7 @@
               <w:spacing w:after="10" w:before="0"/>
               <w:ind w:left="120"/>
             </w:pPr>
-            <w:hyperlink w:history="1" r:id="rIdyohrnuttclsxeahzrwxd3">
+            <w:hyperlink w:history="1" r:id="rIda-mcacllxeuo8etqvi8tx">
               <w:r>
                 <w:rPr>
                   <w:rFonts w:ascii="Arial" w:cs="Arial" w:eastAsia="Arial" w:hAnsi="Arial"/>
@@ -23724,7 +23724,7 @@
             <w:pPr>
               <w:spacing w:after="20" w:before="0"/>
             </w:pPr>
-            <w:hyperlink w:history="1" r:id="rIdd-pvkfvb7oybcxrnuvsii">
+            <w:hyperlink w:history="1" r:id="rIdamyouoi0223iknzpur5ku">
               <w:r>
                 <w:rPr>
                   <w:rFonts w:ascii="Arial" w:cs="Arial" w:eastAsia="Arial" w:hAnsi="Arial"/>
@@ -23757,7 +23757,7 @@
               <w:spacing w:after="10" w:before="0"/>
               <w:ind w:left="120"/>
             </w:pPr>
-            <w:hyperlink w:history="1" r:id="rIddm5k-3gwgagsxp-akduu3">
+            <w:hyperlink w:history="1" r:id="rId2dkexezg69bpkrlgi4sdr">
               <w:r>
                 <w:rPr>
                   <w:rFonts w:ascii="Arial" w:cs="Arial" w:eastAsia="Arial" w:hAnsi="Arial"/>
@@ -23802,7 +23802,7 @@
             <w:pPr>
               <w:spacing w:after="20" w:before="0"/>
             </w:pPr>
-            <w:hyperlink w:history="1" r:id="rIdf1zcby5guvnxqsa5cd-s7">
+            <w:hyperlink w:history="1" r:id="rIddluz_n8viriyiij5yyrws">
               <w:r>
                 <w:rPr>
                   <w:rFonts w:ascii="Arial" w:cs="Arial" w:eastAsia="Arial" w:hAnsi="Arial"/>
@@ -23835,7 +23835,7 @@
               <w:spacing w:after="10" w:before="0"/>
               <w:ind w:left="120"/>
             </w:pPr>
-            <w:hyperlink w:history="1" r:id="rIdut6dqe9uah7taihhhgjx3">
+            <w:hyperlink w:history="1" r:id="rIdy__5aksfkhn8njpdcknty">
               <w:r>
                 <w:rPr>
                   <w:rFonts w:ascii="Arial" w:cs="Arial" w:eastAsia="Arial" w:hAnsi="Arial"/>
@@ -24347,7 +24347,7 @@
         </w:rPr>
         <w:t xml:space="preserve">© 2026 SeaVuria and ARES. Aligned with KICD objectives. Developed by SeaVuria; technical implementation by ARES (with AI assistance from Claude). Licensed under </w:t>
       </w:r>
-      <w:hyperlink w:history="1" r:id="rIdbvbcm3-w0-wcewq5hwtwa">
+      <w:hyperlink w:history="1" r:id="rIdswadwusbdnxyjv_gta-cn">
         <w:r>
           <w:rPr>
             <w:rFonts w:ascii="Arial" w:cs="Arial" w:eastAsia="Arial" w:hAnsi="Arial"/>
@@ -24368,7 +24368,7 @@
         </w:rPr>
         <w:t xml:space="preserve"> (</w:t>
       </w:r>
-      <w:hyperlink w:history="1" r:id="rId9qfdyncn0otgnmnu7zypp">
+      <w:hyperlink w:history="1" r:id="rIdikf8nxsm95s1k9-b-rjqy">
         <w:r>
           <w:rPr>
             <w:rFonts w:ascii="Arial" w:cs="Arial" w:eastAsia="Arial" w:hAnsi="Arial"/>
@@ -25544,7 +25544,7 @@
             <w:pPr>
               <w:spacing w:after="20" w:before="0"/>
             </w:pPr>
-            <w:hyperlink w:history="1" r:id="rIdazgugaue8-6uxmw92zxcx">
+            <w:hyperlink w:history="1" r:id="rIdsyhgjwjq_ydaw9cet8taz">
               <w:r>
                 <w:rPr>
                   <w:rFonts w:ascii="Arial" w:cs="Arial" w:eastAsia="Arial" w:hAnsi="Arial"/>
@@ -25577,7 +25577,7 @@
               <w:spacing w:after="10" w:before="0"/>
               <w:ind w:left="120"/>
             </w:pPr>
-            <w:hyperlink w:history="1" r:id="rIdbklf_hocjnzcqty5lxpfd">
+            <w:hyperlink w:history="1" r:id="rIdkmyxjuin-mrsswv8sxbao">
               <w:r>
                 <w:rPr>
                   <w:rFonts w:ascii="Arial" w:cs="Arial" w:eastAsia="Arial" w:hAnsi="Arial"/>
@@ -25622,7 +25622,7 @@
             <w:pPr>
               <w:spacing w:after="20" w:before="0"/>
             </w:pPr>
-            <w:hyperlink w:history="1" r:id="rIdd2jbhal-otqz-mb0k0o0p">
+            <w:hyperlink w:history="1" r:id="rIdr90y-r7sblmqo7ww5xcud">
               <w:r>
                 <w:rPr>
                   <w:rFonts w:ascii="Arial" w:cs="Arial" w:eastAsia="Arial" w:hAnsi="Arial"/>
@@ -25655,7 +25655,7 @@
               <w:spacing w:after="10" w:before="0"/>
               <w:ind w:left="120"/>
             </w:pPr>
-            <w:hyperlink w:history="1" r:id="rIdvm84wa5i-9tnueailzdt6">
+            <w:hyperlink w:history="1" r:id="rId_kvfds1epaih0pyolvq9j">
               <w:r>
                 <w:rPr>
                   <w:rFonts w:ascii="Arial" w:cs="Arial" w:eastAsia="Arial" w:hAnsi="Arial"/>
@@ -25850,7 +25850,7 @@
             <w:pPr>
               <w:spacing w:after="20" w:before="0"/>
             </w:pPr>
-            <w:hyperlink w:history="1" r:id="rIdl9t3jn3hmj5vukc5pm6xe">
+            <w:hyperlink w:history="1" r:id="rId6ebazzcjphh8p48vl_1om">
               <w:r>
                 <w:rPr>
                   <w:rFonts w:ascii="Arial" w:cs="Arial" w:eastAsia="Arial" w:hAnsi="Arial"/>
@@ -25883,7 +25883,7 @@
               <w:spacing w:after="10" w:before="0"/>
               <w:ind w:left="120"/>
             </w:pPr>
-            <w:hyperlink w:history="1" r:id="rIdvpj1rcyyehbnfxy8fhyig">
+            <w:hyperlink w:history="1" r:id="rId57ruzjdjx38fvlm9sqvcs">
               <w:r>
                 <w:rPr>
                   <w:rFonts w:ascii="Arial" w:cs="Arial" w:eastAsia="Arial" w:hAnsi="Arial"/>
@@ -25928,7 +25928,7 @@
             <w:pPr>
               <w:spacing w:after="20" w:before="0"/>
             </w:pPr>
-            <w:hyperlink w:history="1" r:id="rIdnqb-oj_qbzxhzcuwuuccr">
+            <w:hyperlink w:history="1" r:id="rIdqt6wmxiiovg7y8xvc4jyq">
               <w:r>
                 <w:rPr>
                   <w:rFonts w:ascii="Arial" w:cs="Arial" w:eastAsia="Arial" w:hAnsi="Arial"/>
@@ -25961,7 +25961,7 @@
               <w:spacing w:after="10" w:before="0"/>
               <w:ind w:left="120"/>
             </w:pPr>
-            <w:hyperlink w:history="1" r:id="rId_74hjxfswhdfaepugx947">
+            <w:hyperlink w:history="1" r:id="rId8talghcj0beykxpm60psv">
               <w:r>
                 <w:rPr>
                   <w:rFonts w:ascii="Arial" w:cs="Arial" w:eastAsia="Arial" w:hAnsi="Arial"/>
@@ -26156,7 +26156,7 @@
             <w:pPr>
               <w:spacing w:after="20" w:before="0"/>
             </w:pPr>
-            <w:hyperlink w:history="1" r:id="rIdf5s5cwstveihur3fcbndk">
+            <w:hyperlink w:history="1" r:id="rIdwkrws0mcej5gdpig9e4-3">
               <w:r>
                 <w:rPr>
                   <w:rFonts w:ascii="Arial" w:cs="Arial" w:eastAsia="Arial" w:hAnsi="Arial"/>
@@ -26189,7 +26189,7 @@
               <w:spacing w:after="10" w:before="0"/>
               <w:ind w:left="120"/>
             </w:pPr>
-            <w:hyperlink w:history="1" r:id="rIdhnaeta35-_1ppzyksbsqx">
+            <w:hyperlink w:history="1" r:id="rIdkyjncd7lx7khutcgnio_k">
               <w:r>
                 <w:rPr>
                   <w:rFonts w:ascii="Arial" w:cs="Arial" w:eastAsia="Arial" w:hAnsi="Arial"/>
@@ -26234,7 +26234,7 @@
             <w:pPr>
               <w:spacing w:after="20" w:before="0"/>
             </w:pPr>
-            <w:hyperlink w:history="1" r:id="rIdmzjjc2uhvw85w6ogpnrlf">
+            <w:hyperlink w:history="1" r:id="rIdigevhojxxo15f7wqx863w">
               <w:r>
                 <w:rPr>
                   <w:rFonts w:ascii="Arial" w:cs="Arial" w:eastAsia="Arial" w:hAnsi="Arial"/>
@@ -26267,7 +26267,7 @@
               <w:spacing w:after="10" w:before="0"/>
               <w:ind w:left="120"/>
             </w:pPr>
-            <w:hyperlink w:history="1" r:id="rIddl_6lqlsqhpl3u-cenkrr">
+            <w:hyperlink w:history="1" r:id="rId7rhgtbhygb6kznbr6rn1n">
               <w:r>
                 <w:rPr>
                   <w:rFonts w:ascii="Arial" w:cs="Arial" w:eastAsia="Arial" w:hAnsi="Arial"/>
@@ -26462,7 +26462,7 @@
             <w:pPr>
               <w:spacing w:after="20" w:before="0"/>
             </w:pPr>
-            <w:hyperlink w:history="1" r:id="rIddxemzpg-jfantevfbwhsr">
+            <w:hyperlink w:history="1" r:id="rIdyj20xgrplks0vfcqjurrn">
               <w:r>
                 <w:rPr>
                   <w:rFonts w:ascii="Arial" w:cs="Arial" w:eastAsia="Arial" w:hAnsi="Arial"/>
@@ -26495,7 +26495,7 @@
               <w:spacing w:after="10" w:before="0"/>
               <w:ind w:left="120"/>
             </w:pPr>
-            <w:hyperlink w:history="1" r:id="rIdk3lnb52-ip2xs40gm9c24">
+            <w:hyperlink w:history="1" r:id="rIdp8cpdv6gj3iqdx-miq1tb">
               <w:r>
                 <w:rPr>
                   <w:rFonts w:ascii="Arial" w:cs="Arial" w:eastAsia="Arial" w:hAnsi="Arial"/>
@@ -26540,7 +26540,7 @@
             <w:pPr>
               <w:spacing w:after="20" w:before="0"/>
             </w:pPr>
-            <w:hyperlink w:history="1" r:id="rIdl-_m8m2hgxtgmbnkecqaa">
+            <w:hyperlink w:history="1" r:id="rId1hi905beghfrs2phbixfq">
               <w:r>
                 <w:rPr>
                   <w:rFonts w:ascii="Arial" w:cs="Arial" w:eastAsia="Arial" w:hAnsi="Arial"/>
@@ -26573,7 +26573,7 @@
               <w:spacing w:after="10" w:before="0"/>
               <w:ind w:left="120"/>
             </w:pPr>
-            <w:hyperlink w:history="1" r:id="rIdduzt4bvhoeibvsn0it1rh">
+            <w:hyperlink w:history="1" r:id="rIdethgoi3j5amxxricf9pdb">
               <w:r>
                 <w:rPr>
                   <w:rFonts w:ascii="Arial" w:cs="Arial" w:eastAsia="Arial" w:hAnsi="Arial"/>
@@ -26768,7 +26768,7 @@
             <w:pPr>
               <w:spacing w:after="20" w:before="0"/>
             </w:pPr>
-            <w:hyperlink w:history="1" r:id="rId6dap_b_rqin52izq6rtwf">
+            <w:hyperlink w:history="1" r:id="rIdlad25_y2lvhmnt679cx5f">
               <w:r>
                 <w:rPr>
                   <w:rFonts w:ascii="Arial" w:cs="Arial" w:eastAsia="Arial" w:hAnsi="Arial"/>
@@ -26801,7 +26801,7 @@
               <w:spacing w:after="10" w:before="0"/>
               <w:ind w:left="120"/>
             </w:pPr>
-            <w:hyperlink w:history="1" r:id="rIdu36i0gigiqimbt-bonqhg">
+            <w:hyperlink w:history="1" r:id="rIdozn_vihibzqcohbv-cqts">
               <w:r>
                 <w:rPr>
                   <w:rFonts w:ascii="Arial" w:cs="Arial" w:eastAsia="Arial" w:hAnsi="Arial"/>
@@ -26846,7 +26846,7 @@
             <w:pPr>
               <w:spacing w:after="20" w:before="0"/>
             </w:pPr>
-            <w:hyperlink w:history="1" r:id="rIdj18ue9jgxsdhcioo54wdc">
+            <w:hyperlink w:history="1" r:id="rIdsi9znncrib2zswyi3qm6e">
               <w:r>
                 <w:rPr>
                   <w:rFonts w:ascii="Arial" w:cs="Arial" w:eastAsia="Arial" w:hAnsi="Arial"/>
@@ -26879,7 +26879,7 @@
               <w:spacing w:after="10" w:before="0"/>
               <w:ind w:left="120"/>
             </w:pPr>
-            <w:hyperlink w:history="1" r:id="rId-9zsyqoofmjtrequhdaiz">
+            <w:hyperlink w:history="1" r:id="rIdpx2kdn16oiqep-rqkaxiw">
               <w:r>
                 <w:rPr>
                   <w:rFonts w:ascii="Arial" w:cs="Arial" w:eastAsia="Arial" w:hAnsi="Arial"/>
@@ -27467,7 +27467,7 @@
         </w:rPr>
         <w:t xml:space="preserve">© 2026 SeaVuria and ARES. Aligned with KICD objectives. Developed by SeaVuria; technical implementation by ARES (with AI assistance from Claude). Licensed under </w:t>
       </w:r>
-      <w:hyperlink w:history="1" r:id="rIdjhdgzv05ritpoat44ee-q">
+      <w:hyperlink w:history="1" r:id="rIdldkftnxnttm4fxxjpu07-">
         <w:r>
           <w:rPr>
             <w:rFonts w:ascii="Arial" w:cs="Arial" w:eastAsia="Arial" w:hAnsi="Arial"/>
@@ -27488,7 +27488,7 @@
         </w:rPr>
         <w:t xml:space="preserve"> (</w:t>
       </w:r>
-      <w:hyperlink w:history="1" r:id="rIdev4i2skkgzpkxrqzywoel">
+      <w:hyperlink w:history="1" r:id="rIdg0-izfbrhun3fa94d3cnw">
         <w:r>
           <w:rPr>
             <w:rFonts w:ascii="Arial" w:cs="Arial" w:eastAsia="Arial" w:hAnsi="Arial"/>

--- a/data/outputs/v2/Essential_Mathematics/SS2.8_Commercial_Arithmetic_1/Essential_Mathematics_Commercial_Arithmetic_1_CBE_LessonSequence.docx
+++ b/data/outputs/v2/Essential_Mathematics/SS2.8_Commercial_Arithmetic_1/Essential_Mathematics_Commercial_Arithmetic_1_CBE_LessonSequence.docx
@@ -4,6 +4,7 @@
   <w:body>
     <w:p>
       <w:pPr>
+        <w:keepNext w:val="false"/>
         <w:spacing w:after="30" w:before="0"/>
         <w:jc w:val="center"/>
       </w:pPr>
@@ -23,6 +24,7 @@
     </w:p>
     <w:p>
       <w:pPr>
+        <w:keepNext w:val="false"/>
         <w:spacing w:after="60" w:before="0"/>
         <w:jc w:val="center"/>
       </w:pPr>
@@ -81,6 +83,7 @@
           </w:tcPr>
           <w:p>
             <w:pPr>
+              <w:keepNext w:val="false"/>
               <w:spacing w:after="40" w:before="0"/>
               <w:jc w:val="center"/>
             </w:pPr>
@@ -115,6 +118,7 @@
           </w:tcPr>
           <w:p>
             <w:pPr>
+              <w:keepNext w:val="false"/>
               <w:spacing w:after="40" w:before="0"/>
               <w:jc w:val="left"/>
             </w:pPr>
@@ -147,6 +151,7 @@
           </w:tcPr>
           <w:p>
             <w:pPr>
+              <w:keepNext w:val="false"/>
               <w:spacing w:after="40" w:before="0"/>
               <w:jc w:val="left"/>
             </w:pPr>
@@ -181,6 +186,7 @@
           </w:tcPr>
           <w:p>
             <w:pPr>
+              <w:keepNext w:val="false"/>
               <w:spacing w:after="40" w:before="0"/>
               <w:jc w:val="left"/>
             </w:pPr>
@@ -213,6 +219,7 @@
           </w:tcPr>
           <w:p>
             <w:pPr>
+              <w:keepNext w:val="false"/>
               <w:spacing w:after="40" w:before="0"/>
               <w:jc w:val="left"/>
             </w:pPr>
@@ -247,6 +254,7 @@
           </w:tcPr>
           <w:p>
             <w:pPr>
+              <w:keepNext w:val="false"/>
               <w:spacing w:after="40" w:before="0"/>
               <w:jc w:val="left"/>
             </w:pPr>
@@ -279,6 +287,7 @@
           </w:tcPr>
           <w:p>
             <w:pPr>
+              <w:keepNext w:val="false"/>
               <w:spacing w:after="40" w:before="0"/>
               <w:jc w:val="left"/>
             </w:pPr>
@@ -313,6 +322,7 @@
           </w:tcPr>
           <w:p>
             <w:pPr>
+              <w:keepNext w:val="false"/>
               <w:spacing w:after="40" w:before="0"/>
               <w:jc w:val="left"/>
             </w:pPr>
@@ -345,6 +355,7 @@
           </w:tcPr>
           <w:p>
             <w:pPr>
+              <w:keepNext w:val="false"/>
               <w:spacing w:after="40" w:before="0"/>
               <w:jc w:val="left"/>
             </w:pPr>
@@ -379,6 +390,7 @@
           </w:tcPr>
           <w:p>
             <w:pPr>
+              <w:keepNext w:val="false"/>
               <w:spacing w:after="40" w:before="0"/>
               <w:jc w:val="left"/>
             </w:pPr>
@@ -411,6 +423,7 @@
           </w:tcPr>
           <w:p>
             <w:pPr>
+              <w:keepNext w:val="false"/>
               <w:spacing w:after="40" w:before="0"/>
               <w:jc w:val="left"/>
             </w:pPr>
@@ -445,6 +458,7 @@
           </w:tcPr>
           <w:p>
             <w:pPr>
+              <w:keepNext w:val="false"/>
               <w:spacing w:after="40" w:before="0"/>
               <w:jc w:val="left"/>
             </w:pPr>
@@ -592,6 +606,7 @@
           </w:tcPr>
           <w:p>
             <w:pPr>
+              <w:keepNext w:val="false"/>
               <w:spacing w:after="40" w:before="0"/>
               <w:jc w:val="left"/>
             </w:pPr>
@@ -624,6 +639,7 @@
           </w:tcPr>
           <w:p>
             <w:pPr>
+              <w:keepNext w:val="false"/>
               <w:spacing w:after="40" w:before="0"/>
               <w:jc w:val="left"/>
             </w:pPr>
@@ -643,6 +659,7 @@
           </w:p>
           <w:p>
             <w:pPr>
+              <w:keepNext w:val="false"/>
               <w:spacing w:after="40" w:before="0"/>
               <w:jc w:val="left"/>
             </w:pPr>
@@ -662,6 +679,7 @@
           </w:p>
           <w:p>
             <w:pPr>
+              <w:keepNext w:val="false"/>
               <w:spacing w:after="40" w:before="0"/>
               <w:jc w:val="left"/>
             </w:pPr>
@@ -681,6 +699,7 @@
           </w:p>
           <w:p>
             <w:pPr>
+              <w:keepNext w:val="false"/>
               <w:spacing w:after="40" w:before="0"/>
               <w:jc w:val="left"/>
             </w:pPr>
@@ -700,6 +719,7 @@
           </w:p>
           <w:p>
             <w:pPr>
+              <w:keepNext w:val="false"/>
               <w:spacing w:after="40" w:before="0"/>
               <w:jc w:val="left"/>
             </w:pPr>
@@ -719,6 +739,7 @@
           </w:p>
           <w:p>
             <w:pPr>
+              <w:keepNext w:val="false"/>
               <w:spacing w:after="40" w:before="0"/>
               <w:jc w:val="left"/>
             </w:pPr>
@@ -738,6 +759,7 @@
           </w:p>
           <w:p>
             <w:pPr>
+              <w:keepNext w:val="false"/>
               <w:spacing w:after="40" w:before="0"/>
               <w:jc w:val="left"/>
             </w:pPr>
@@ -772,6 +794,7 @@
           </w:tcPr>
           <w:p>
             <w:pPr>
+              <w:keepNext w:val="false"/>
               <w:spacing w:after="40" w:before="0"/>
               <w:jc w:val="left"/>
             </w:pPr>
@@ -859,6 +882,7 @@
           </w:tcPr>
           <w:p>
             <w:pPr>
+              <w:keepNext w:val="false"/>
               <w:spacing w:after="40" w:before="0"/>
               <w:jc w:val="left"/>
             </w:pPr>
@@ -946,6 +970,7 @@
           </w:tcPr>
           <w:p>
             <w:pPr>
+              <w:keepNext w:val="false"/>
               <w:spacing w:after="40" w:before="0"/>
               <w:jc w:val="left"/>
             </w:pPr>
@@ -1073,6 +1098,7 @@
           </w:tcPr>
           <w:p>
             <w:pPr>
+              <w:keepNext w:val="false"/>
               <w:spacing w:after="40" w:before="0"/>
               <w:jc w:val="left"/>
             </w:pPr>
@@ -1140,6 +1166,7 @@
           </w:tcPr>
           <w:p>
             <w:pPr>
+              <w:keepNext w:val="false"/>
               <w:spacing w:after="40" w:before="0"/>
               <w:jc w:val="left"/>
             </w:pPr>
@@ -1287,6 +1314,7 @@
           </w:tcPr>
           <w:p>
             <w:pPr>
+              <w:keepNext w:val="false"/>
               <w:spacing w:after="40" w:before="0"/>
               <w:jc w:val="left"/>
             </w:pPr>
@@ -1319,6 +1347,7 @@
           </w:tcPr>
           <w:p>
             <w:pPr>
+              <w:keepNext w:val="false"/>
               <w:spacing w:after="40" w:before="0"/>
               <w:jc w:val="left"/>
             </w:pPr>
@@ -1353,6 +1382,7 @@
           </w:tcPr>
           <w:p>
             <w:pPr>
+              <w:keepNext w:val="false"/>
               <w:spacing w:after="40" w:before="0"/>
               <w:jc w:val="left"/>
             </w:pPr>
@@ -1385,6 +1415,7 @@
           </w:tcPr>
           <w:p>
             <w:pPr>
+              <w:keepNext w:val="false"/>
               <w:spacing w:after="40" w:before="0"/>
               <w:jc w:val="left"/>
             </w:pPr>
@@ -1404,6 +1435,7 @@
           </w:p>
           <w:p>
             <w:pPr>
+              <w:keepNext w:val="false"/>
               <w:spacing w:after="40" w:before="0"/>
               <w:jc w:val="left"/>
             </w:pPr>
@@ -1423,6 +1455,7 @@
           </w:p>
           <w:p>
             <w:pPr>
+              <w:keepNext w:val="false"/>
               <w:spacing w:after="40" w:before="0"/>
               <w:jc w:val="left"/>
             </w:pPr>
@@ -1442,6 +1475,7 @@
           </w:p>
           <w:p>
             <w:pPr>
+              <w:keepNext w:val="false"/>
               <w:spacing w:after="40" w:before="0"/>
               <w:jc w:val="left"/>
             </w:pPr>
@@ -1461,6 +1495,7 @@
           </w:p>
           <w:p>
             <w:pPr>
+              <w:keepNext w:val="false"/>
               <w:spacing w:after="40" w:before="0"/>
               <w:jc w:val="left"/>
             </w:pPr>
@@ -1495,6 +1530,7 @@
           </w:tcPr>
           <w:p>
             <w:pPr>
+              <w:keepNext w:val="false"/>
               <w:spacing w:after="40" w:before="0"/>
               <w:jc w:val="left"/>
             </w:pPr>
@@ -1527,6 +1563,7 @@
           </w:tcPr>
           <w:p>
             <w:pPr>
+              <w:keepNext w:val="false"/>
               <w:spacing w:after="40" w:before="0"/>
               <w:jc w:val="left"/>
             </w:pPr>
@@ -1561,6 +1598,7 @@
           </w:tcPr>
           <w:p>
             <w:pPr>
+              <w:keepNext w:val="false"/>
               <w:spacing w:after="40" w:before="0"/>
               <w:jc w:val="left"/>
             </w:pPr>
@@ -1593,6 +1631,7 @@
           </w:tcPr>
           <w:p>
             <w:pPr>
+              <w:keepNext w:val="false"/>
               <w:spacing w:after="40" w:before="0"/>
               <w:jc w:val="left"/>
             </w:pPr>
@@ -1612,6 +1651,7 @@
           </w:p>
           <w:p>
             <w:pPr>
+              <w:keepNext w:val="false"/>
               <w:spacing w:after="40" w:before="0"/>
               <w:jc w:val="left"/>
             </w:pPr>
@@ -1631,6 +1671,7 @@
           </w:p>
           <w:p>
             <w:pPr>
+              <w:keepNext w:val="false"/>
               <w:spacing w:after="40" w:before="0"/>
               <w:jc w:val="left"/>
             </w:pPr>
@@ -1650,6 +1691,7 @@
           </w:p>
           <w:p>
             <w:pPr>
+              <w:keepNext w:val="false"/>
               <w:spacing w:after="40" w:before="0"/>
               <w:jc w:val="left"/>
             </w:pPr>
@@ -1669,6 +1711,7 @@
           </w:p>
           <w:p>
             <w:pPr>
+              <w:keepNext w:val="false"/>
               <w:spacing w:after="40" w:before="0"/>
               <w:jc w:val="left"/>
             </w:pPr>
@@ -1688,6 +1731,7 @@
           </w:p>
           <w:p>
             <w:pPr>
+              <w:keepNext w:val="false"/>
               <w:spacing w:after="40" w:before="0"/>
               <w:jc w:val="left"/>
             </w:pPr>
@@ -1707,6 +1751,7 @@
           </w:p>
           <w:p>
             <w:pPr>
+              <w:keepNext w:val="false"/>
               <w:spacing w:after="40" w:before="0"/>
               <w:jc w:val="left"/>
             </w:pPr>
@@ -1726,6 +1771,7 @@
           </w:p>
           <w:p>
             <w:pPr>
+              <w:keepNext w:val="false"/>
               <w:spacing w:after="40" w:before="0"/>
               <w:jc w:val="left"/>
             </w:pPr>
@@ -1745,6 +1791,7 @@
           </w:p>
           <w:p>
             <w:pPr>
+              <w:keepNext w:val="false"/>
               <w:spacing w:after="40" w:before="0"/>
               <w:jc w:val="left"/>
             </w:pPr>
@@ -1764,6 +1811,7 @@
           </w:p>
           <w:p>
             <w:pPr>
+              <w:keepNext w:val="false"/>
               <w:spacing w:after="40" w:before="0"/>
               <w:jc w:val="left"/>
             </w:pPr>
@@ -1783,6 +1831,7 @@
           </w:p>
           <w:p>
             <w:pPr>
+              <w:keepNext w:val="false"/>
               <w:spacing w:after="40" w:before="0"/>
               <w:jc w:val="left"/>
             </w:pPr>
@@ -1802,6 +1851,7 @@
           </w:p>
           <w:p>
             <w:pPr>
+              <w:keepNext w:val="false"/>
               <w:spacing w:after="40" w:before="0"/>
               <w:jc w:val="left"/>
             </w:pPr>
@@ -1821,6 +1871,7 @@
           </w:p>
           <w:p>
             <w:pPr>
+              <w:keepNext w:val="false"/>
               <w:spacing w:after="40" w:before="0"/>
               <w:jc w:val="left"/>
             </w:pPr>
@@ -1840,6 +1891,7 @@
           </w:p>
           <w:p>
             <w:pPr>
+              <w:keepNext w:val="false"/>
               <w:spacing w:after="40" w:before="0"/>
               <w:jc w:val="left"/>
             </w:pPr>
@@ -1859,6 +1911,7 @@
           </w:p>
           <w:p>
             <w:pPr>
+              <w:keepNext w:val="false"/>
               <w:spacing w:after="40" w:before="0"/>
               <w:jc w:val="left"/>
             </w:pPr>
@@ -1893,6 +1946,7 @@
           </w:tcPr>
           <w:p>
             <w:pPr>
+              <w:keepNext w:val="false"/>
               <w:spacing w:after="40" w:before="0"/>
               <w:jc w:val="left"/>
             </w:pPr>
@@ -2124,7 +2178,7 @@
         </w:rPr>
         <w:t xml:space="preserve">© 2026 SeaVuria and ARES. This work is licensed under a </w:t>
       </w:r>
-      <w:hyperlink w:history="1" r:id="rIdgkza7itpel36nuxjpxq2x">
+      <w:hyperlink w:history="1" r:id="rId8soivyfl9mznof9s4s7li">
         <w:r>
           <w:rPr>
             <w:rFonts w:ascii="Arial" w:cs="Arial" w:eastAsia="Arial" w:hAnsi="Arial"/>
@@ -2144,7 +2198,7 @@
         </w:rPr>
         <w:t xml:space="preserve"> (</w:t>
       </w:r>
-      <w:hyperlink w:history="1" r:id="rIdjdmzygx5pszpye77xnrcb">
+      <w:hyperlink w:history="1" r:id="rId627olejagojh8g7eexryg">
         <w:r>
           <w:rPr>
             <w:rFonts w:ascii="Arial" w:cs="Arial" w:eastAsia="Arial" w:hAnsi="Arial"/>
@@ -2164,7 +2218,7 @@
         </w:rPr>
         <w:t xml:space="preserve">). To view a copy of this license, visit </w:t>
       </w:r>
-      <w:hyperlink w:history="1" r:id="rIdi9rwaj3nxrjwpnltv09te">
+      <w:hyperlink w:history="1" r:id="rIdxblsm0bg4aeveftuvclhj">
         <w:r>
           <w:rPr>
             <w:rFonts w:ascii="Arial" w:cs="Arial" w:eastAsia="Arial" w:hAnsi="Arial"/>
@@ -2223,6 +2277,7 @@
           </w:tcPr>
           <w:p>
             <w:pPr>
+              <w:keepNext w:val="false"/>
               <w:spacing w:after="40" w:before="0"/>
               <w:jc w:val="center"/>
             </w:pPr>
@@ -2258,6 +2313,7 @@
           </w:tcPr>
           <w:p>
             <w:pPr>
+              <w:keepNext w:val="false"/>
               <w:spacing w:after="40" w:before="0"/>
               <w:jc w:val="center"/>
             </w:pPr>
@@ -2292,6 +2348,7 @@
           </w:tcPr>
           <w:p>
             <w:pPr>
+              <w:keepNext w:val="false"/>
               <w:spacing w:after="40" w:before="0"/>
               <w:jc w:val="left"/>
             </w:pPr>
@@ -2324,6 +2381,7 @@
           </w:tcPr>
           <w:p>
             <w:pPr>
+              <w:keepNext w:val="false"/>
               <w:spacing w:after="40" w:before="0"/>
               <w:jc w:val="left"/>
             </w:pPr>
@@ -2358,6 +2416,7 @@
           </w:tcPr>
           <w:p>
             <w:pPr>
+              <w:keepNext w:val="false"/>
               <w:spacing w:after="40" w:before="0"/>
               <w:jc w:val="left"/>
             </w:pPr>
@@ -2390,6 +2449,7 @@
           </w:tcPr>
           <w:p>
             <w:pPr>
+              <w:keepNext w:val="false"/>
               <w:spacing w:after="40" w:before="0"/>
               <w:jc w:val="left"/>
             </w:pPr>
@@ -2424,6 +2484,7 @@
           </w:tcPr>
           <w:p>
             <w:pPr>
+              <w:keepNext w:val="false"/>
               <w:spacing w:after="40" w:before="0"/>
               <w:jc w:val="left"/>
             </w:pPr>
@@ -2551,6 +2612,7 @@
           </w:tcPr>
           <w:p>
             <w:pPr>
+              <w:keepNext w:val="false"/>
               <w:spacing w:after="40" w:before="0"/>
               <w:jc w:val="left"/>
             </w:pPr>
@@ -2658,6 +2720,7 @@
           </w:tcPr>
           <w:p>
             <w:pPr>
+              <w:keepNext w:val="false"/>
               <w:spacing w:after="40" w:before="0"/>
               <w:jc w:val="left"/>
             </w:pPr>
@@ -2765,6 +2828,7 @@
           </w:tcPr>
           <w:p>
             <w:pPr>
+              <w:keepNext w:val="false"/>
               <w:spacing w:after="40" w:before="0"/>
               <w:jc w:val="left"/>
             </w:pPr>
@@ -2797,6 +2861,7 @@
           </w:tcPr>
           <w:p>
             <w:pPr>
+              <w:keepNext w:val="false"/>
               <w:spacing w:after="40" w:before="0"/>
               <w:jc w:val="left"/>
             </w:pPr>
@@ -2831,6 +2896,7 @@
           </w:tcPr>
           <w:p>
             <w:pPr>
+              <w:keepNext w:val="false"/>
               <w:spacing w:after="40" w:before="0"/>
               <w:jc w:val="left"/>
             </w:pPr>
@@ -2863,6 +2929,7 @@
           </w:tcPr>
           <w:p>
             <w:pPr>
+              <w:keepNext w:val="false"/>
               <w:spacing w:after="40" w:before="0"/>
               <w:jc w:val="left"/>
             </w:pPr>
@@ -2897,6 +2964,7 @@
           </w:tcPr>
           <w:p>
             <w:pPr>
+              <w:keepNext w:val="false"/>
               <w:spacing w:after="40" w:before="0"/>
               <w:jc w:val="left"/>
             </w:pPr>
@@ -2929,6 +2997,7 @@
           </w:tcPr>
           <w:p>
             <w:pPr>
+              <w:keepNext w:val="false"/>
               <w:spacing w:after="40" w:before="0"/>
               <w:jc w:val="left"/>
             </w:pPr>
@@ -2988,6 +3057,7 @@
           </w:tcPr>
           <w:p>
             <w:pPr>
+              <w:keepNext w:val="false"/>
               <w:spacing w:after="40" w:before="0"/>
               <w:jc w:val="center"/>
             </w:pPr>
@@ -3022,6 +3092,7 @@
           </w:tcPr>
           <w:p>
             <w:pPr>
+              <w:keepNext w:val="false"/>
               <w:spacing w:after="40" w:before="0"/>
               <w:jc w:val="left"/>
             </w:pPr>
@@ -3041,6 +3112,7 @@
           </w:p>
           <w:p>
             <w:pPr>
+              <w:keepNext w:val="false"/>
               <w:spacing w:after="40" w:before="0"/>
               <w:jc w:val="left"/>
             </w:pPr>
@@ -3060,6 +3132,7 @@
           </w:p>
           <w:p>
             <w:pPr>
+              <w:keepNext w:val="false"/>
               <w:spacing w:after="40" w:before="0"/>
               <w:jc w:val="left"/>
             </w:pPr>
@@ -3079,6 +3152,7 @@
           </w:p>
           <w:p>
             <w:pPr>
+              <w:keepNext w:val="false"/>
               <w:spacing w:after="40" w:before="0"/>
               <w:jc w:val="left"/>
             </w:pPr>
@@ -3098,6 +3172,7 @@
           </w:p>
           <w:p>
             <w:pPr>
+              <w:keepNext w:val="false"/>
               <w:spacing w:after="40" w:before="0"/>
               <w:jc w:val="left"/>
             </w:pPr>
@@ -3162,6 +3237,7 @@
           </w:tcPr>
           <w:p>
             <w:pPr>
+              <w:keepNext w:val="false"/>
               <w:spacing w:after="40" w:before="0"/>
               <w:jc w:val="center"/>
             </w:pPr>
@@ -3196,6 +3272,7 @@
           </w:tcPr>
           <w:p>
             <w:pPr>
+              <w:keepNext w:val="false"/>
               <w:spacing w:after="40" w:before="0"/>
               <w:jc w:val="left"/>
             </w:pPr>
@@ -3228,6 +3305,7 @@
           </w:tcPr>
           <w:p>
             <w:pPr>
+              <w:keepNext w:val="false"/>
               <w:spacing w:after="40" w:before="0"/>
               <w:jc w:val="left"/>
             </w:pPr>
@@ -3260,6 +3338,7 @@
           </w:tcPr>
           <w:p>
             <w:pPr>
+              <w:keepNext w:val="false"/>
               <w:spacing w:after="40" w:before="0"/>
               <w:jc w:val="left"/>
             </w:pPr>
@@ -3292,6 +3371,7 @@
           </w:tcPr>
           <w:p>
             <w:pPr>
+              <w:keepNext w:val="false"/>
               <w:spacing w:after="40" w:before="0"/>
               <w:jc w:val="left"/>
             </w:pPr>
@@ -3324,6 +3404,7 @@
           </w:tcPr>
           <w:p>
             <w:pPr>
+              <w:keepNext w:val="false"/>
               <w:spacing w:after="40" w:before="0"/>
               <w:jc w:val="left"/>
             </w:pPr>
@@ -3358,6 +3439,7 @@
           </w:tcPr>
           <w:p>
             <w:pPr>
+              <w:keepNext w:val="false"/>
               <w:spacing w:after="40" w:before="0"/>
               <w:jc w:val="left"/>
             </w:pPr>
@@ -3395,7 +3477,7 @@
             <w:pPr>
               <w:spacing w:after="20" w:before="0"/>
             </w:pPr>
-            <w:hyperlink w:history="1" r:id="rIdz2j42n2suyf7qpnzvat-v">
+            <w:hyperlink w:history="1" r:id="rId4hqm12jyt-0zlplv1b7yt">
               <w:r>
                 <w:rPr>
                   <w:rFonts w:ascii="Arial" w:cs="Arial" w:eastAsia="Arial" w:hAnsi="Arial"/>
@@ -3444,7 +3526,7 @@
               <w:spacing w:after="10" w:before="0"/>
               <w:ind w:left="120"/>
             </w:pPr>
-            <w:hyperlink w:history="1" r:id="rId9cchkhrdloctq_wmgjkbr">
+            <w:hyperlink w:history="1" r:id="rIdcybusuxn2qladtyjivelg">
               <w:r>
                 <w:rPr>
                   <w:rFonts w:ascii="Arial" w:cs="Arial" w:eastAsia="Arial" w:hAnsi="Arial"/>
@@ -3489,7 +3571,7 @@
             <w:pPr>
               <w:spacing w:after="20" w:before="0"/>
             </w:pPr>
-            <w:hyperlink w:history="1" r:id="rIdxlozd6xwendd_u7cjhhna">
+            <w:hyperlink w:history="1" r:id="rIdkj1746bjivko80kd0gw_q">
               <w:r>
                 <w:rPr>
                   <w:rFonts w:ascii="Arial" w:cs="Arial" w:eastAsia="Arial" w:hAnsi="Arial"/>
@@ -3522,7 +3604,7 @@
               <w:spacing w:after="10" w:before="0"/>
               <w:ind w:left="120"/>
             </w:pPr>
-            <w:hyperlink w:history="1" r:id="rId-bsls-69re_atmhethtsn">
+            <w:hyperlink w:history="1" r:id="rIddrwiyanggemb-2h6rzxdt">
               <w:r>
                 <w:rPr>
                   <w:rFonts w:ascii="Arial" w:cs="Arial" w:eastAsia="Arial" w:hAnsi="Arial"/>
@@ -3550,6 +3632,7 @@
           </w:tcPr>
           <w:p>
             <w:pPr>
+              <w:keepNext w:val="false"/>
               <w:spacing w:after="40" w:before="0"/>
               <w:jc w:val="left"/>
             </w:pPr>
@@ -3582,6 +3665,7 @@
           </w:tcPr>
           <w:p>
             <w:pPr>
+              <w:keepNext w:val="false"/>
               <w:spacing w:after="40" w:before="0"/>
               <w:jc w:val="left"/>
             </w:pPr>
@@ -3614,6 +3698,7 @@
           </w:tcPr>
           <w:p>
             <w:pPr>
+              <w:keepNext w:val="false"/>
               <w:spacing w:after="40" w:before="0"/>
               <w:jc w:val="left"/>
             </w:pPr>
@@ -3646,6 +3731,7 @@
           </w:tcPr>
           <w:p>
             <w:pPr>
+              <w:keepNext w:val="false"/>
               <w:spacing w:after="40" w:before="0"/>
               <w:jc w:val="left"/>
             </w:pPr>
@@ -3680,6 +3766,7 @@
           </w:tcPr>
           <w:p>
             <w:pPr>
+              <w:keepNext w:val="false"/>
               <w:spacing w:after="40" w:before="0"/>
               <w:jc w:val="left"/>
             </w:pPr>
@@ -3717,7 +3804,7 @@
             <w:pPr>
               <w:spacing w:after="20" w:before="0"/>
             </w:pPr>
-            <w:hyperlink w:history="1" r:id="rId1p70budbc1fi993pfwjj8">
+            <w:hyperlink w:history="1" r:id="rIdp9_bdvsdc_6b3g3encrim">
               <w:r>
                 <w:rPr>
                   <w:rFonts w:ascii="Arial" w:cs="Arial" w:eastAsia="Arial" w:hAnsi="Arial"/>
@@ -3766,7 +3853,7 @@
               <w:spacing w:after="10" w:before="0"/>
               <w:ind w:left="120"/>
             </w:pPr>
-            <w:hyperlink w:history="1" r:id="rId9ohg9ubvyhve-3lxyurac">
+            <w:hyperlink w:history="1" r:id="rId6vgs9rocjr13tlc66di9j">
               <w:r>
                 <w:rPr>
                   <w:rFonts w:ascii="Arial" w:cs="Arial" w:eastAsia="Arial" w:hAnsi="Arial"/>
@@ -3811,7 +3898,7 @@
             <w:pPr>
               <w:spacing w:after="20" w:before="0"/>
             </w:pPr>
-            <w:hyperlink w:history="1" r:id="rIdvgxrqt56pz0e326_ic4-i">
+            <w:hyperlink w:history="1" r:id="rIdqou_qzbsi-sgi3edea1v1">
               <w:r>
                 <w:rPr>
                   <w:rFonts w:ascii="Arial" w:cs="Arial" w:eastAsia="Arial" w:hAnsi="Arial"/>
@@ -3844,7 +3931,7 @@
               <w:spacing w:after="10" w:before="0"/>
               <w:ind w:left="120"/>
             </w:pPr>
-            <w:hyperlink w:history="1" r:id="rId3_olqn38dh3ov9qefguuu">
+            <w:hyperlink w:history="1" r:id="rIdxkrj9l9smp_fa1es2qh0a">
               <w:r>
                 <w:rPr>
                   <w:rFonts w:ascii="Arial" w:cs="Arial" w:eastAsia="Arial" w:hAnsi="Arial"/>
@@ -3872,6 +3959,7 @@
           </w:tcPr>
           <w:p>
             <w:pPr>
+              <w:keepNext w:val="false"/>
               <w:spacing w:after="40" w:before="0"/>
               <w:jc w:val="left"/>
             </w:pPr>
@@ -3904,6 +3992,7 @@
           </w:tcPr>
           <w:p>
             <w:pPr>
+              <w:keepNext w:val="false"/>
               <w:spacing w:after="40" w:before="0"/>
               <w:jc w:val="left"/>
             </w:pPr>
@@ -3936,6 +4025,7 @@
           </w:tcPr>
           <w:p>
             <w:pPr>
+              <w:keepNext w:val="false"/>
               <w:spacing w:after="40" w:before="0"/>
               <w:jc w:val="left"/>
             </w:pPr>
@@ -3968,6 +4058,7 @@
           </w:tcPr>
           <w:p>
             <w:pPr>
+              <w:keepNext w:val="false"/>
               <w:spacing w:after="40" w:before="0"/>
               <w:jc w:val="left"/>
             </w:pPr>
@@ -4002,6 +4093,7 @@
           </w:tcPr>
           <w:p>
             <w:pPr>
+              <w:keepNext w:val="false"/>
               <w:spacing w:after="40" w:before="0"/>
               <w:jc w:val="left"/>
             </w:pPr>
@@ -4039,7 +4131,7 @@
             <w:pPr>
               <w:spacing w:after="20" w:before="0"/>
             </w:pPr>
-            <w:hyperlink w:history="1" r:id="rIdi0qsbmlhyj8pwlztrw74_">
+            <w:hyperlink w:history="1" r:id="rIdmb2wzcthbxrkvts3mwdzv">
               <w:r>
                 <w:rPr>
                   <w:rFonts w:ascii="Arial" w:cs="Arial" w:eastAsia="Arial" w:hAnsi="Arial"/>
@@ -4088,7 +4180,7 @@
               <w:spacing w:after="10" w:before="0"/>
               <w:ind w:left="120"/>
             </w:pPr>
-            <w:hyperlink w:history="1" r:id="rIddyq7rdcutuwxkupfb0jgo">
+            <w:hyperlink w:history="1" r:id="rIdenievdin_3rpjgunnyi2x">
               <w:r>
                 <w:rPr>
                   <w:rFonts w:ascii="Arial" w:cs="Arial" w:eastAsia="Arial" w:hAnsi="Arial"/>
@@ -4133,7 +4225,7 @@
             <w:pPr>
               <w:spacing w:after="20" w:before="0"/>
             </w:pPr>
-            <w:hyperlink w:history="1" r:id="rIdfi68wwhzc_ed5qhgblhns">
+            <w:hyperlink w:history="1" r:id="rIdvfrgztnnt1cgqbrudvvqz">
               <w:r>
                 <w:rPr>
                   <w:rFonts w:ascii="Arial" w:cs="Arial" w:eastAsia="Arial" w:hAnsi="Arial"/>
@@ -4166,7 +4258,7 @@
               <w:spacing w:after="10" w:before="0"/>
               <w:ind w:left="120"/>
             </w:pPr>
-            <w:hyperlink w:history="1" r:id="rIdqvjk5a_javbxa8ywopbs8">
+            <w:hyperlink w:history="1" r:id="rIdxv1ahagb4mmhenkas7yzf">
               <w:r>
                 <w:rPr>
                   <w:rFonts w:ascii="Arial" w:cs="Arial" w:eastAsia="Arial" w:hAnsi="Arial"/>
@@ -4194,6 +4286,7 @@
           </w:tcPr>
           <w:p>
             <w:pPr>
+              <w:keepNext w:val="false"/>
               <w:spacing w:after="40" w:before="0"/>
               <w:jc w:val="left"/>
             </w:pPr>
@@ -4226,6 +4319,7 @@
           </w:tcPr>
           <w:p>
             <w:pPr>
+              <w:keepNext w:val="false"/>
               <w:spacing w:after="40" w:before="0"/>
               <w:jc w:val="left"/>
             </w:pPr>
@@ -4258,6 +4352,7 @@
           </w:tcPr>
           <w:p>
             <w:pPr>
+              <w:keepNext w:val="false"/>
               <w:spacing w:after="40" w:before="0"/>
               <w:jc w:val="left"/>
             </w:pPr>
@@ -4290,6 +4385,7 @@
           </w:tcPr>
           <w:p>
             <w:pPr>
+              <w:keepNext w:val="false"/>
               <w:spacing w:after="40" w:before="0"/>
               <w:jc w:val="left"/>
             </w:pPr>
@@ -4324,6 +4420,7 @@
           </w:tcPr>
           <w:p>
             <w:pPr>
+              <w:keepNext w:val="false"/>
               <w:spacing w:after="40" w:before="0"/>
               <w:jc w:val="left"/>
             </w:pPr>
@@ -4361,7 +4458,7 @@
             <w:pPr>
               <w:spacing w:after="20" w:before="0"/>
             </w:pPr>
-            <w:hyperlink w:history="1" r:id="rId2b4r3zfobvn0mgaelwj1n">
+            <w:hyperlink w:history="1" r:id="rIdzreyq7itqucuvp097mv8x">
               <w:r>
                 <w:rPr>
                   <w:rFonts w:ascii="Arial" w:cs="Arial" w:eastAsia="Arial" w:hAnsi="Arial"/>
@@ -4410,7 +4507,7 @@
               <w:spacing w:after="10" w:before="0"/>
               <w:ind w:left="120"/>
             </w:pPr>
-            <w:hyperlink w:history="1" r:id="rIdwumhb-_gjogykajqbpdwu">
+            <w:hyperlink w:history="1" r:id="rIdni6ingpi6wipzhxxrpvix">
               <w:r>
                 <w:rPr>
                   <w:rFonts w:ascii="Arial" w:cs="Arial" w:eastAsia="Arial" w:hAnsi="Arial"/>
@@ -4455,7 +4552,7 @@
             <w:pPr>
               <w:spacing w:after="20" w:before="0"/>
             </w:pPr>
-            <w:hyperlink w:history="1" r:id="rIdssbynrobzhmmfcbhimmgt">
+            <w:hyperlink w:history="1" r:id="rIdn2x8vgspkqlsaj9-hrxte">
               <w:r>
                 <w:rPr>
                   <w:rFonts w:ascii="Arial" w:cs="Arial" w:eastAsia="Arial" w:hAnsi="Arial"/>
@@ -4488,7 +4585,7 @@
               <w:spacing w:after="10" w:before="0"/>
               <w:ind w:left="120"/>
             </w:pPr>
-            <w:hyperlink w:history="1" r:id="rId9c4ir-3xhzuykwe7snm4u">
+            <w:hyperlink w:history="1" r:id="rIdtjh12m4eql8wvhwvc4giy">
               <w:r>
                 <w:rPr>
                   <w:rFonts w:ascii="Arial" w:cs="Arial" w:eastAsia="Arial" w:hAnsi="Arial"/>
@@ -4516,6 +4613,7 @@
           </w:tcPr>
           <w:p>
             <w:pPr>
+              <w:keepNext w:val="false"/>
               <w:spacing w:after="40" w:before="0"/>
               <w:jc w:val="left"/>
             </w:pPr>
@@ -4548,6 +4646,7 @@
           </w:tcPr>
           <w:p>
             <w:pPr>
+              <w:keepNext w:val="false"/>
               <w:spacing w:after="40" w:before="0"/>
               <w:jc w:val="left"/>
             </w:pPr>
@@ -4580,6 +4679,7 @@
           </w:tcPr>
           <w:p>
             <w:pPr>
+              <w:keepNext w:val="false"/>
               <w:spacing w:after="40" w:before="0"/>
               <w:jc w:val="left"/>
             </w:pPr>
@@ -4612,6 +4712,7 @@
           </w:tcPr>
           <w:p>
             <w:pPr>
+              <w:keepNext w:val="false"/>
               <w:spacing w:after="40" w:before="0"/>
               <w:jc w:val="left"/>
             </w:pPr>
@@ -4646,6 +4747,7 @@
           </w:tcPr>
           <w:p>
             <w:pPr>
+              <w:keepNext w:val="false"/>
               <w:spacing w:after="40" w:before="0"/>
               <w:jc w:val="left"/>
             </w:pPr>
@@ -4683,7 +4785,7 @@
             <w:pPr>
               <w:spacing w:after="20" w:before="0"/>
             </w:pPr>
-            <w:hyperlink w:history="1" r:id="rIdte7z5lw36lo7afcgmjcmx">
+            <w:hyperlink w:history="1" r:id="rIdn8sooltgxpbjuqjkhcrpb">
               <w:r>
                 <w:rPr>
                   <w:rFonts w:ascii="Arial" w:cs="Arial" w:eastAsia="Arial" w:hAnsi="Arial"/>
@@ -4732,7 +4834,7 @@
               <w:spacing w:after="10" w:before="0"/>
               <w:ind w:left="120"/>
             </w:pPr>
-            <w:hyperlink w:history="1" r:id="rIdecxnntctelpuv-dctugtw">
+            <w:hyperlink w:history="1" r:id="rIdtjmg2e2jm319yu4-onwpp">
               <w:r>
                 <w:rPr>
                   <w:rFonts w:ascii="Arial" w:cs="Arial" w:eastAsia="Arial" w:hAnsi="Arial"/>
@@ -4777,7 +4879,7 @@
             <w:pPr>
               <w:spacing w:after="20" w:before="0"/>
             </w:pPr>
-            <w:hyperlink w:history="1" r:id="rIdrn5hhopg-ttsvfp4-8azy">
+            <w:hyperlink w:history="1" r:id="rIdllapex86ttwt1b9_lc3-b">
               <w:r>
                 <w:rPr>
                   <w:rFonts w:ascii="Arial" w:cs="Arial" w:eastAsia="Arial" w:hAnsi="Arial"/>
@@ -4810,7 +4912,7 @@
               <w:spacing w:after="10" w:before="0"/>
               <w:ind w:left="120"/>
             </w:pPr>
-            <w:hyperlink w:history="1" r:id="rIdkx4yuwckckdrywhb2toqr">
+            <w:hyperlink w:history="1" r:id="rId7a82d1ib8z7ivlpiisxc-">
               <w:r>
                 <w:rPr>
                   <w:rFonts w:ascii="Arial" w:cs="Arial" w:eastAsia="Arial" w:hAnsi="Arial"/>
@@ -4838,6 +4940,7 @@
           </w:tcPr>
           <w:p>
             <w:pPr>
+              <w:keepNext w:val="false"/>
               <w:spacing w:after="40" w:before="0"/>
               <w:jc w:val="left"/>
             </w:pPr>
@@ -4870,6 +4973,7 @@
           </w:tcPr>
           <w:p>
             <w:pPr>
+              <w:keepNext w:val="false"/>
               <w:spacing w:after="40" w:before="0"/>
               <w:jc w:val="left"/>
             </w:pPr>
@@ -4902,6 +5006,7 @@
           </w:tcPr>
           <w:p>
             <w:pPr>
+              <w:keepNext w:val="false"/>
               <w:spacing w:after="40" w:before="0"/>
               <w:jc w:val="left"/>
             </w:pPr>
@@ -4934,6 +5039,7 @@
           </w:tcPr>
           <w:p>
             <w:pPr>
+              <w:keepNext w:val="false"/>
               <w:spacing w:after="40" w:before="0"/>
               <w:jc w:val="left"/>
             </w:pPr>
@@ -4993,6 +5099,7 @@
           </w:tcPr>
           <w:p>
             <w:pPr>
+              <w:keepNext w:val="false"/>
               <w:spacing w:after="40" w:before="0"/>
               <w:jc w:val="center"/>
             </w:pPr>
@@ -5027,6 +5134,7 @@
           </w:tcPr>
           <w:p>
             <w:pPr>
+              <w:keepNext w:val="false"/>
               <w:spacing w:after="40" w:before="0"/>
               <w:jc w:val="left"/>
             </w:pPr>
@@ -5088,6 +5196,7 @@
           </w:tcPr>
           <w:p>
             <w:pPr>
+              <w:keepNext w:val="false"/>
               <w:spacing w:after="40" w:before="0"/>
               <w:jc w:val="center"/>
             </w:pPr>
@@ -5122,6 +5231,7 @@
           </w:tcPr>
           <w:p>
             <w:pPr>
+              <w:keepNext w:val="false"/>
               <w:spacing w:after="40" w:before="0"/>
               <w:jc w:val="left"/>
             </w:pPr>
@@ -5154,6 +5264,7 @@
           </w:tcPr>
           <w:p>
             <w:pPr>
+              <w:keepNext w:val="false"/>
               <w:spacing w:after="40" w:before="0"/>
               <w:jc w:val="left"/>
             </w:pPr>
@@ -5188,6 +5299,7 @@
           </w:tcPr>
           <w:p>
             <w:pPr>
+              <w:keepNext w:val="false"/>
               <w:spacing w:after="40" w:before="0"/>
               <w:jc w:val="left"/>
             </w:pPr>
@@ -5220,6 +5332,7 @@
           </w:tcPr>
           <w:p>
             <w:pPr>
+              <w:keepNext w:val="false"/>
               <w:spacing w:after="40" w:before="0"/>
               <w:jc w:val="left"/>
             </w:pPr>
@@ -5254,6 +5367,7 @@
           </w:tcPr>
           <w:p>
             <w:pPr>
+              <w:keepNext w:val="false"/>
               <w:spacing w:after="40" w:before="0"/>
               <w:jc w:val="left"/>
             </w:pPr>
@@ -5286,6 +5400,7 @@
           </w:tcPr>
           <w:p>
             <w:pPr>
+              <w:keepNext w:val="false"/>
               <w:spacing w:after="40" w:before="0"/>
               <w:jc w:val="left"/>
             </w:pPr>
@@ -5322,7 +5437,7 @@
         </w:rPr>
         <w:t xml:space="preserve">© 2026 SeaVuria and ARES. Aligned with KICD objectives. Developed by SeaVuria; technical implementation by ARES (with AI assistance from Claude). Licensed under </w:t>
       </w:r>
-      <w:hyperlink w:history="1" r:id="rIdr0kxtohqviluacpzick2d">
+      <w:hyperlink w:history="1" r:id="rIdybfqua-xgto4okvkrcyjx">
         <w:r>
           <w:rPr>
             <w:rFonts w:ascii="Arial" w:cs="Arial" w:eastAsia="Arial" w:hAnsi="Arial"/>
@@ -5343,7 +5458,7 @@
         </w:rPr>
         <w:t xml:space="preserve"> (</w:t>
       </w:r>
-      <w:hyperlink w:history="1" r:id="rId6h9pnr8riboopkie95fyl">
+      <w:hyperlink w:history="1" r:id="rIdaepnzno9gqzc3jxjyoosr">
         <w:r>
           <w:rPr>
             <w:rFonts w:ascii="Arial" w:cs="Arial" w:eastAsia="Arial" w:hAnsi="Arial"/>
@@ -5403,6 +5518,7 @@
           </w:tcPr>
           <w:p>
             <w:pPr>
+              <w:keepNext w:val="false"/>
               <w:spacing w:after="40" w:before="0"/>
               <w:jc w:val="center"/>
             </w:pPr>
@@ -5438,6 +5554,7 @@
           </w:tcPr>
           <w:p>
             <w:pPr>
+              <w:keepNext w:val="false"/>
               <w:spacing w:after="40" w:before="0"/>
               <w:jc w:val="center"/>
             </w:pPr>
@@ -5472,6 +5589,7 @@
           </w:tcPr>
           <w:p>
             <w:pPr>
+              <w:keepNext w:val="false"/>
               <w:spacing w:after="40" w:before="0"/>
               <w:jc w:val="left"/>
             </w:pPr>
@@ -5504,6 +5622,7 @@
           </w:tcPr>
           <w:p>
             <w:pPr>
+              <w:keepNext w:val="false"/>
               <w:spacing w:after="40" w:before="0"/>
               <w:jc w:val="left"/>
             </w:pPr>
@@ -5538,6 +5657,7 @@
           </w:tcPr>
           <w:p>
             <w:pPr>
+              <w:keepNext w:val="false"/>
               <w:spacing w:after="40" w:before="0"/>
               <w:jc w:val="left"/>
             </w:pPr>
@@ -5570,6 +5690,7 @@
           </w:tcPr>
           <w:p>
             <w:pPr>
+              <w:keepNext w:val="false"/>
               <w:spacing w:after="40" w:before="0"/>
               <w:jc w:val="left"/>
             </w:pPr>
@@ -5604,6 +5725,7 @@
           </w:tcPr>
           <w:p>
             <w:pPr>
+              <w:keepNext w:val="false"/>
               <w:spacing w:after="40" w:before="0"/>
               <w:jc w:val="left"/>
             </w:pPr>
@@ -5731,6 +5853,7 @@
           </w:tcPr>
           <w:p>
             <w:pPr>
+              <w:keepNext w:val="false"/>
               <w:spacing w:after="40" w:before="0"/>
               <w:jc w:val="left"/>
             </w:pPr>
@@ -5838,6 +5961,7 @@
           </w:tcPr>
           <w:p>
             <w:pPr>
+              <w:keepNext w:val="false"/>
               <w:spacing w:after="40" w:before="0"/>
               <w:jc w:val="left"/>
             </w:pPr>
@@ -5925,6 +6049,7 @@
           </w:tcPr>
           <w:p>
             <w:pPr>
+              <w:keepNext w:val="false"/>
               <w:spacing w:after="40" w:before="0"/>
               <w:jc w:val="left"/>
             </w:pPr>
@@ -5957,6 +6082,7 @@
           </w:tcPr>
           <w:p>
             <w:pPr>
+              <w:keepNext w:val="false"/>
               <w:spacing w:after="40" w:before="0"/>
               <w:jc w:val="left"/>
             </w:pPr>
@@ -5991,6 +6117,7 @@
           </w:tcPr>
           <w:p>
             <w:pPr>
+              <w:keepNext w:val="false"/>
               <w:spacing w:after="40" w:before="0"/>
               <w:jc w:val="left"/>
             </w:pPr>
@@ -6023,6 +6150,7 @@
           </w:tcPr>
           <w:p>
             <w:pPr>
+              <w:keepNext w:val="false"/>
               <w:spacing w:after="40" w:before="0"/>
               <w:jc w:val="left"/>
             </w:pPr>
@@ -6057,6 +6185,7 @@
           </w:tcPr>
           <w:p>
             <w:pPr>
+              <w:keepNext w:val="false"/>
               <w:spacing w:after="40" w:before="0"/>
               <w:jc w:val="left"/>
             </w:pPr>
@@ -6089,6 +6218,7 @@
           </w:tcPr>
           <w:p>
             <w:pPr>
+              <w:keepNext w:val="false"/>
               <w:spacing w:after="40" w:before="0"/>
               <w:jc w:val="left"/>
             </w:pPr>
@@ -6148,6 +6278,7 @@
           </w:tcPr>
           <w:p>
             <w:pPr>
+              <w:keepNext w:val="false"/>
               <w:spacing w:after="40" w:before="0"/>
               <w:jc w:val="center"/>
             </w:pPr>
@@ -6182,6 +6313,7 @@
           </w:tcPr>
           <w:p>
             <w:pPr>
+              <w:keepNext w:val="false"/>
               <w:spacing w:after="40" w:before="0"/>
               <w:jc w:val="left"/>
             </w:pPr>
@@ -6201,6 +6333,7 @@
           </w:p>
           <w:p>
             <w:pPr>
+              <w:keepNext w:val="false"/>
               <w:spacing w:after="40" w:before="0"/>
               <w:jc w:val="left"/>
             </w:pPr>
@@ -6220,6 +6353,7 @@
           </w:p>
           <w:p>
             <w:pPr>
+              <w:keepNext w:val="false"/>
               <w:spacing w:after="40" w:before="0"/>
               <w:jc w:val="left"/>
             </w:pPr>
@@ -6239,6 +6373,7 @@
           </w:p>
           <w:p>
             <w:pPr>
+              <w:keepNext w:val="false"/>
               <w:spacing w:after="40" w:before="0"/>
               <w:jc w:val="left"/>
             </w:pPr>
@@ -6258,6 +6393,7 @@
           </w:p>
           <w:p>
             <w:pPr>
+              <w:keepNext w:val="false"/>
               <w:spacing w:after="40" w:before="0"/>
               <w:jc w:val="left"/>
             </w:pPr>
@@ -6322,6 +6458,7 @@
           </w:tcPr>
           <w:p>
             <w:pPr>
+              <w:keepNext w:val="false"/>
               <w:spacing w:after="40" w:before="0"/>
               <w:jc w:val="center"/>
             </w:pPr>
@@ -6356,6 +6493,7 @@
           </w:tcPr>
           <w:p>
             <w:pPr>
+              <w:keepNext w:val="false"/>
               <w:spacing w:after="40" w:before="0"/>
               <w:jc w:val="left"/>
             </w:pPr>
@@ -6388,6 +6526,7 @@
           </w:tcPr>
           <w:p>
             <w:pPr>
+              <w:keepNext w:val="false"/>
               <w:spacing w:after="40" w:before="0"/>
               <w:jc w:val="left"/>
             </w:pPr>
@@ -6420,6 +6559,7 @@
           </w:tcPr>
           <w:p>
             <w:pPr>
+              <w:keepNext w:val="false"/>
               <w:spacing w:after="40" w:before="0"/>
               <w:jc w:val="left"/>
             </w:pPr>
@@ -6452,6 +6592,7 @@
           </w:tcPr>
           <w:p>
             <w:pPr>
+              <w:keepNext w:val="false"/>
               <w:spacing w:after="40" w:before="0"/>
               <w:jc w:val="left"/>
             </w:pPr>
@@ -6484,6 +6625,7 @@
           </w:tcPr>
           <w:p>
             <w:pPr>
+              <w:keepNext w:val="false"/>
               <w:spacing w:after="40" w:before="0"/>
               <w:jc w:val="left"/>
             </w:pPr>
@@ -6518,6 +6660,7 @@
           </w:tcPr>
           <w:p>
             <w:pPr>
+              <w:keepNext w:val="false"/>
               <w:spacing w:after="40" w:before="0"/>
               <w:jc w:val="left"/>
             </w:pPr>
@@ -6555,7 +6698,7 @@
             <w:pPr>
               <w:spacing w:after="20" w:before="0"/>
             </w:pPr>
-            <w:hyperlink w:history="1" r:id="rIdzgkfb-5gt9lkd0iqvjxox">
+            <w:hyperlink w:history="1" r:id="rIdo_vmhkjc97ioarunl6rgx">
               <w:r>
                 <w:rPr>
                   <w:rFonts w:ascii="Arial" w:cs="Arial" w:eastAsia="Arial" w:hAnsi="Arial"/>
@@ -6604,7 +6747,7 @@
               <w:spacing w:after="10" w:before="0"/>
               <w:ind w:left="120"/>
             </w:pPr>
-            <w:hyperlink w:history="1" r:id="rIdxcznk8rdj8fmlwm6r8grj">
+            <w:hyperlink w:history="1" r:id="rIdpg0p3-mr5j88oxct6mf2e">
               <w:r>
                 <w:rPr>
                   <w:rFonts w:ascii="Arial" w:cs="Arial" w:eastAsia="Arial" w:hAnsi="Arial"/>
@@ -6649,7 +6792,7 @@
             <w:pPr>
               <w:spacing w:after="20" w:before="0"/>
             </w:pPr>
-            <w:hyperlink w:history="1" r:id="rIdzqeti3ijrukc9r-nn1rcv">
+            <w:hyperlink w:history="1" r:id="rIdwd60nt4-ffprmhrxltlre">
               <w:r>
                 <w:rPr>
                   <w:rFonts w:ascii="Arial" w:cs="Arial" w:eastAsia="Arial" w:hAnsi="Arial"/>
@@ -6682,7 +6825,7 @@
               <w:spacing w:after="10" w:before="0"/>
               <w:ind w:left="120"/>
             </w:pPr>
-            <w:hyperlink w:history="1" r:id="rIdnksmby-od-jdsgfba3hp7">
+            <w:hyperlink w:history="1" r:id="rIdahkkshvrgyai--y-bepuc">
               <w:r>
                 <w:rPr>
                   <w:rFonts w:ascii="Arial" w:cs="Arial" w:eastAsia="Arial" w:hAnsi="Arial"/>
@@ -6710,6 +6853,7 @@
           </w:tcPr>
           <w:p>
             <w:pPr>
+              <w:keepNext w:val="false"/>
               <w:spacing w:after="40" w:before="0"/>
               <w:jc w:val="left"/>
             </w:pPr>
@@ -6742,6 +6886,7 @@
           </w:tcPr>
           <w:p>
             <w:pPr>
+              <w:keepNext w:val="false"/>
               <w:spacing w:after="40" w:before="0"/>
               <w:jc w:val="left"/>
             </w:pPr>
@@ -6774,6 +6919,7 @@
           </w:tcPr>
           <w:p>
             <w:pPr>
+              <w:keepNext w:val="false"/>
               <w:spacing w:after="40" w:before="0"/>
               <w:jc w:val="left"/>
             </w:pPr>
@@ -6806,6 +6952,7 @@
           </w:tcPr>
           <w:p>
             <w:pPr>
+              <w:keepNext w:val="false"/>
               <w:spacing w:after="40" w:before="0"/>
               <w:jc w:val="left"/>
             </w:pPr>
@@ -6840,6 +6987,7 @@
           </w:tcPr>
           <w:p>
             <w:pPr>
+              <w:keepNext w:val="false"/>
               <w:spacing w:after="40" w:before="0"/>
               <w:jc w:val="left"/>
             </w:pPr>
@@ -6877,7 +7025,7 @@
             <w:pPr>
               <w:spacing w:after="20" w:before="0"/>
             </w:pPr>
-            <w:hyperlink w:history="1" r:id="rIdfbhpqicwvnqom7ozuyczj">
+            <w:hyperlink w:history="1" r:id="rIdzutqygqbfj2-c26xczvyj">
               <w:r>
                 <w:rPr>
                   <w:rFonts w:ascii="Arial" w:cs="Arial" w:eastAsia="Arial" w:hAnsi="Arial"/>
@@ -6926,7 +7074,7 @@
               <w:spacing w:after="10" w:before="0"/>
               <w:ind w:left="120"/>
             </w:pPr>
-            <w:hyperlink w:history="1" r:id="rIdkita4dwkgwi5jp6_btsgm">
+            <w:hyperlink w:history="1" r:id="rIdqf08spzie7jlhrjbqii7p">
               <w:r>
                 <w:rPr>
                   <w:rFonts w:ascii="Arial" w:cs="Arial" w:eastAsia="Arial" w:hAnsi="Arial"/>
@@ -6971,7 +7119,7 @@
             <w:pPr>
               <w:spacing w:after="20" w:before="0"/>
             </w:pPr>
-            <w:hyperlink w:history="1" r:id="rIdsc94kre7e7eipfm1s__7i">
+            <w:hyperlink w:history="1" r:id="rIdwulorfgwmsz4lt8two_3p">
               <w:r>
                 <w:rPr>
                   <w:rFonts w:ascii="Arial" w:cs="Arial" w:eastAsia="Arial" w:hAnsi="Arial"/>
@@ -7004,7 +7152,7 @@
               <w:spacing w:after="10" w:before="0"/>
               <w:ind w:left="120"/>
             </w:pPr>
-            <w:hyperlink w:history="1" r:id="rIdupro9gnmn0_mhkvwqk7xe">
+            <w:hyperlink w:history="1" r:id="rId4pivaab72ozassfo_0tws">
               <w:r>
                 <w:rPr>
                   <w:rFonts w:ascii="Arial" w:cs="Arial" w:eastAsia="Arial" w:hAnsi="Arial"/>
@@ -7032,6 +7180,7 @@
           </w:tcPr>
           <w:p>
             <w:pPr>
+              <w:keepNext w:val="false"/>
               <w:spacing w:after="40" w:before="0"/>
               <w:jc w:val="left"/>
             </w:pPr>
@@ -7064,6 +7213,7 @@
           </w:tcPr>
           <w:p>
             <w:pPr>
+              <w:keepNext w:val="false"/>
               <w:spacing w:after="40" w:before="0"/>
               <w:jc w:val="left"/>
             </w:pPr>
@@ -7096,6 +7246,7 @@
           </w:tcPr>
           <w:p>
             <w:pPr>
+              <w:keepNext w:val="false"/>
               <w:spacing w:after="40" w:before="0"/>
               <w:jc w:val="left"/>
             </w:pPr>
@@ -7128,6 +7279,7 @@
           </w:tcPr>
           <w:p>
             <w:pPr>
+              <w:keepNext w:val="false"/>
               <w:spacing w:after="40" w:before="0"/>
               <w:jc w:val="left"/>
             </w:pPr>
@@ -7162,6 +7314,7 @@
           </w:tcPr>
           <w:p>
             <w:pPr>
+              <w:keepNext w:val="false"/>
               <w:spacing w:after="40" w:before="0"/>
               <w:jc w:val="left"/>
             </w:pPr>
@@ -7199,7 +7352,7 @@
             <w:pPr>
               <w:spacing w:after="20" w:before="0"/>
             </w:pPr>
-            <w:hyperlink w:history="1" r:id="rIdlszvkznft-kra22f_3tyx">
+            <w:hyperlink w:history="1" r:id="rIdcnw1c6isddwjl9cqo5o0b">
               <w:r>
                 <w:rPr>
                   <w:rFonts w:ascii="Arial" w:cs="Arial" w:eastAsia="Arial" w:hAnsi="Arial"/>
@@ -7248,7 +7401,7 @@
               <w:spacing w:after="10" w:before="0"/>
               <w:ind w:left="120"/>
             </w:pPr>
-            <w:hyperlink w:history="1" r:id="rIdtbric-xvxyxrqnxharzvm">
+            <w:hyperlink w:history="1" r:id="rId_odhnw82oe9v1axk60bac">
               <w:r>
                 <w:rPr>
                   <w:rFonts w:ascii="Arial" w:cs="Arial" w:eastAsia="Arial" w:hAnsi="Arial"/>
@@ -7293,7 +7446,7 @@
             <w:pPr>
               <w:spacing w:after="20" w:before="0"/>
             </w:pPr>
-            <w:hyperlink w:history="1" r:id="rIdpf4jjmscgxdvs6slrfnnj">
+            <w:hyperlink w:history="1" r:id="rIdj0-qaf4krtjpufwwttli7">
               <w:r>
                 <w:rPr>
                   <w:rFonts w:ascii="Arial" w:cs="Arial" w:eastAsia="Arial" w:hAnsi="Arial"/>
@@ -7326,7 +7479,7 @@
               <w:spacing w:after="10" w:before="0"/>
               <w:ind w:left="120"/>
             </w:pPr>
-            <w:hyperlink w:history="1" r:id="rIdb2ybh5vqofqawm9wikcpf">
+            <w:hyperlink w:history="1" r:id="rId7ai8b_pwsnjrpwesrfa_t">
               <w:r>
                 <w:rPr>
                   <w:rFonts w:ascii="Arial" w:cs="Arial" w:eastAsia="Arial" w:hAnsi="Arial"/>
@@ -7354,6 +7507,7 @@
           </w:tcPr>
           <w:p>
             <w:pPr>
+              <w:keepNext w:val="false"/>
               <w:spacing w:after="40" w:before="0"/>
               <w:jc w:val="left"/>
             </w:pPr>
@@ -7386,6 +7540,7 @@
           </w:tcPr>
           <w:p>
             <w:pPr>
+              <w:keepNext w:val="false"/>
               <w:spacing w:after="40" w:before="0"/>
               <w:jc w:val="left"/>
             </w:pPr>
@@ -7418,6 +7573,7 @@
           </w:tcPr>
           <w:p>
             <w:pPr>
+              <w:keepNext w:val="false"/>
               <w:spacing w:after="40" w:before="0"/>
               <w:jc w:val="left"/>
             </w:pPr>
@@ -7450,6 +7606,7 @@
           </w:tcPr>
           <w:p>
             <w:pPr>
+              <w:keepNext w:val="false"/>
               <w:spacing w:after="40" w:before="0"/>
               <w:jc w:val="left"/>
             </w:pPr>
@@ -7484,6 +7641,7 @@
           </w:tcPr>
           <w:p>
             <w:pPr>
+              <w:keepNext w:val="false"/>
               <w:spacing w:after="40" w:before="0"/>
               <w:jc w:val="left"/>
             </w:pPr>
@@ -7521,7 +7679,7 @@
             <w:pPr>
               <w:spacing w:after="20" w:before="0"/>
             </w:pPr>
-            <w:hyperlink w:history="1" r:id="rIdammzlsyvowj19ol29qomx">
+            <w:hyperlink w:history="1" r:id="rIdmxnmw_kakkokgbacnabnj">
               <w:r>
                 <w:rPr>
                   <w:rFonts w:ascii="Arial" w:cs="Arial" w:eastAsia="Arial" w:hAnsi="Arial"/>
@@ -7570,7 +7728,7 @@
               <w:spacing w:after="10" w:before="0"/>
               <w:ind w:left="120"/>
             </w:pPr>
-            <w:hyperlink w:history="1" r:id="rIdhofqgnc6iim1nndre6_6p">
+            <w:hyperlink w:history="1" r:id="rIdkwwly5g9s_2tnnv0yer1h">
               <w:r>
                 <w:rPr>
                   <w:rFonts w:ascii="Arial" w:cs="Arial" w:eastAsia="Arial" w:hAnsi="Arial"/>
@@ -7615,7 +7773,7 @@
             <w:pPr>
               <w:spacing w:after="20" w:before="0"/>
             </w:pPr>
-            <w:hyperlink w:history="1" r:id="rIde-73fauwwcfc87-talhlj">
+            <w:hyperlink w:history="1" r:id="rIdjognhhoiyp_sa7hgjhvsa">
               <w:r>
                 <w:rPr>
                   <w:rFonts w:ascii="Arial" w:cs="Arial" w:eastAsia="Arial" w:hAnsi="Arial"/>
@@ -7648,7 +7806,7 @@
               <w:spacing w:after="10" w:before="0"/>
               <w:ind w:left="120"/>
             </w:pPr>
-            <w:hyperlink w:history="1" r:id="rIdiu6pajg8dneidcgmnm5so">
+            <w:hyperlink w:history="1" r:id="rId19akwnf2euh68cvjfkfgr">
               <w:r>
                 <w:rPr>
                   <w:rFonts w:ascii="Arial" w:cs="Arial" w:eastAsia="Arial" w:hAnsi="Arial"/>
@@ -7676,6 +7834,7 @@
           </w:tcPr>
           <w:p>
             <w:pPr>
+              <w:keepNext w:val="false"/>
               <w:spacing w:after="40" w:before="0"/>
               <w:jc w:val="left"/>
             </w:pPr>
@@ -7708,6 +7867,7 @@
           </w:tcPr>
           <w:p>
             <w:pPr>
+              <w:keepNext w:val="false"/>
               <w:spacing w:after="40" w:before="0"/>
               <w:jc w:val="left"/>
             </w:pPr>
@@ -7740,6 +7900,7 @@
           </w:tcPr>
           <w:p>
             <w:pPr>
+              <w:keepNext w:val="false"/>
               <w:spacing w:after="40" w:before="0"/>
               <w:jc w:val="left"/>
             </w:pPr>
@@ -7772,6 +7933,7 @@
           </w:tcPr>
           <w:p>
             <w:pPr>
+              <w:keepNext w:val="false"/>
               <w:spacing w:after="40" w:before="0"/>
               <w:jc w:val="left"/>
             </w:pPr>
@@ -7806,6 +7968,7 @@
           </w:tcPr>
           <w:p>
             <w:pPr>
+              <w:keepNext w:val="false"/>
               <w:spacing w:after="40" w:before="0"/>
               <w:jc w:val="left"/>
             </w:pPr>
@@ -7843,7 +8006,7 @@
             <w:pPr>
               <w:spacing w:after="20" w:before="0"/>
             </w:pPr>
-            <w:hyperlink w:history="1" r:id="rIdqe7hqrzxxirfbx5-dwmxn">
+            <w:hyperlink w:history="1" r:id="rIdaiw4thzo4rkzcwgoumozq">
               <w:r>
                 <w:rPr>
                   <w:rFonts w:ascii="Arial" w:cs="Arial" w:eastAsia="Arial" w:hAnsi="Arial"/>
@@ -7892,7 +8055,7 @@
               <w:spacing w:after="10" w:before="0"/>
               <w:ind w:left="120"/>
             </w:pPr>
-            <w:hyperlink w:history="1" r:id="rIddcqqhwb3rzcz4x1hhkh-g">
+            <w:hyperlink w:history="1" r:id="rIdnee5uxibusgzuqcll4iff">
               <w:r>
                 <w:rPr>
                   <w:rFonts w:ascii="Arial" w:cs="Arial" w:eastAsia="Arial" w:hAnsi="Arial"/>
@@ -7937,7 +8100,7 @@
             <w:pPr>
               <w:spacing w:after="20" w:before="0"/>
             </w:pPr>
-            <w:hyperlink w:history="1" r:id="rIdylmpaodzngwjh4up2a48q">
+            <w:hyperlink w:history="1" r:id="rIdayaax0vk3yz2crpc-gibr">
               <w:r>
                 <w:rPr>
                   <w:rFonts w:ascii="Arial" w:cs="Arial" w:eastAsia="Arial" w:hAnsi="Arial"/>
@@ -7986,7 +8149,7 @@
               <w:spacing w:after="10" w:before="0"/>
               <w:ind w:left="120"/>
             </w:pPr>
-            <w:hyperlink w:history="1" r:id="rIdtmfgxk_huazpmzg6yy6wy">
+            <w:hyperlink w:history="1" r:id="rIdkwmbtnpoe4d9qwu4rkoav">
               <w:r>
                 <w:rPr>
                   <w:rFonts w:ascii="Arial" w:cs="Arial" w:eastAsia="Arial" w:hAnsi="Arial"/>
@@ -8014,6 +8177,7 @@
           </w:tcPr>
           <w:p>
             <w:pPr>
+              <w:keepNext w:val="false"/>
               <w:spacing w:after="40" w:before="0"/>
               <w:jc w:val="left"/>
             </w:pPr>
@@ -8046,6 +8210,7 @@
           </w:tcPr>
           <w:p>
             <w:pPr>
+              <w:keepNext w:val="false"/>
               <w:spacing w:after="40" w:before="0"/>
               <w:jc w:val="left"/>
             </w:pPr>
@@ -8078,6 +8243,7 @@
           </w:tcPr>
           <w:p>
             <w:pPr>
+              <w:keepNext w:val="false"/>
               <w:spacing w:after="40" w:before="0"/>
               <w:jc w:val="left"/>
             </w:pPr>
@@ -8110,6 +8276,7 @@
           </w:tcPr>
           <w:p>
             <w:pPr>
+              <w:keepNext w:val="false"/>
               <w:spacing w:after="40" w:before="0"/>
               <w:jc w:val="left"/>
             </w:pPr>
@@ -8169,6 +8336,7 @@
           </w:tcPr>
           <w:p>
             <w:pPr>
+              <w:keepNext w:val="false"/>
               <w:spacing w:after="40" w:before="0"/>
               <w:jc w:val="center"/>
             </w:pPr>
@@ -8203,6 +8371,7 @@
           </w:tcPr>
           <w:p>
             <w:pPr>
+              <w:keepNext w:val="false"/>
               <w:spacing w:after="40" w:before="0"/>
               <w:jc w:val="left"/>
             </w:pPr>
@@ -8264,6 +8433,7 @@
           </w:tcPr>
           <w:p>
             <w:pPr>
+              <w:keepNext w:val="false"/>
               <w:spacing w:after="40" w:before="0"/>
               <w:jc w:val="center"/>
             </w:pPr>
@@ -8298,6 +8468,7 @@
           </w:tcPr>
           <w:p>
             <w:pPr>
+              <w:keepNext w:val="false"/>
               <w:spacing w:after="40" w:before="0"/>
               <w:jc w:val="left"/>
             </w:pPr>
@@ -8330,6 +8501,7 @@
           </w:tcPr>
           <w:p>
             <w:pPr>
+              <w:keepNext w:val="false"/>
               <w:spacing w:after="40" w:before="0"/>
               <w:jc w:val="left"/>
             </w:pPr>
@@ -8364,6 +8536,7 @@
           </w:tcPr>
           <w:p>
             <w:pPr>
+              <w:keepNext w:val="false"/>
               <w:spacing w:after="40" w:before="0"/>
               <w:jc w:val="left"/>
             </w:pPr>
@@ -8396,6 +8569,7 @@
           </w:tcPr>
           <w:p>
             <w:pPr>
+              <w:keepNext w:val="false"/>
               <w:spacing w:after="40" w:before="0"/>
               <w:jc w:val="left"/>
             </w:pPr>
@@ -8430,6 +8604,7 @@
           </w:tcPr>
           <w:p>
             <w:pPr>
+              <w:keepNext w:val="false"/>
               <w:spacing w:after="40" w:before="0"/>
               <w:jc w:val="left"/>
             </w:pPr>
@@ -8462,6 +8637,7 @@
           </w:tcPr>
           <w:p>
             <w:pPr>
+              <w:keepNext w:val="false"/>
               <w:spacing w:after="40" w:before="0"/>
               <w:jc w:val="left"/>
             </w:pPr>
@@ -8498,7 +8674,7 @@
         </w:rPr>
         <w:t xml:space="preserve">© 2026 SeaVuria and ARES. Aligned with KICD objectives. Developed by SeaVuria; technical implementation by ARES (with AI assistance from Claude). Licensed under </w:t>
       </w:r>
-      <w:hyperlink w:history="1" r:id="rIdrm2lrns1_jilveqfsq5qn">
+      <w:hyperlink w:history="1" r:id="rId0n9-oukpu-j8pjphe3zrf">
         <w:r>
           <w:rPr>
             <w:rFonts w:ascii="Arial" w:cs="Arial" w:eastAsia="Arial" w:hAnsi="Arial"/>
@@ -8519,7 +8695,7 @@
         </w:rPr>
         <w:t xml:space="preserve"> (</w:t>
       </w:r>
-      <w:hyperlink w:history="1" r:id="rIdilostbwynnfk6fcz2zcq_">
+      <w:hyperlink w:history="1" r:id="rId4a38uri7l-ta_ddoup0mc">
         <w:r>
           <w:rPr>
             <w:rFonts w:ascii="Arial" w:cs="Arial" w:eastAsia="Arial" w:hAnsi="Arial"/>
@@ -8579,6 +8755,7 @@
           </w:tcPr>
           <w:p>
             <w:pPr>
+              <w:keepNext w:val="false"/>
               <w:spacing w:after="40" w:before="0"/>
               <w:jc w:val="center"/>
             </w:pPr>
@@ -8614,6 +8791,7 @@
           </w:tcPr>
           <w:p>
             <w:pPr>
+              <w:keepNext w:val="false"/>
               <w:spacing w:after="40" w:before="0"/>
               <w:jc w:val="center"/>
             </w:pPr>
@@ -8648,6 +8826,7 @@
           </w:tcPr>
           <w:p>
             <w:pPr>
+              <w:keepNext w:val="false"/>
               <w:spacing w:after="40" w:before="0"/>
               <w:jc w:val="left"/>
             </w:pPr>
@@ -8680,6 +8859,7 @@
           </w:tcPr>
           <w:p>
             <w:pPr>
+              <w:keepNext w:val="false"/>
               <w:spacing w:after="40" w:before="0"/>
               <w:jc w:val="left"/>
             </w:pPr>
@@ -8714,6 +8894,7 @@
           </w:tcPr>
           <w:p>
             <w:pPr>
+              <w:keepNext w:val="false"/>
               <w:spacing w:after="40" w:before="0"/>
               <w:jc w:val="left"/>
             </w:pPr>
@@ -8746,6 +8927,7 @@
           </w:tcPr>
           <w:p>
             <w:pPr>
+              <w:keepNext w:val="false"/>
               <w:spacing w:after="40" w:before="0"/>
               <w:jc w:val="left"/>
             </w:pPr>
@@ -8780,6 +8962,7 @@
           </w:tcPr>
           <w:p>
             <w:pPr>
+              <w:keepNext w:val="false"/>
               <w:spacing w:after="40" w:before="0"/>
               <w:jc w:val="left"/>
             </w:pPr>
@@ -8907,6 +9090,7 @@
           </w:tcPr>
           <w:p>
             <w:pPr>
+              <w:keepNext w:val="false"/>
               <w:spacing w:after="40" w:before="0"/>
               <w:jc w:val="left"/>
             </w:pPr>
@@ -9014,6 +9198,7 @@
           </w:tcPr>
           <w:p>
             <w:pPr>
+              <w:keepNext w:val="false"/>
               <w:spacing w:after="40" w:before="0"/>
               <w:jc w:val="left"/>
             </w:pPr>
@@ -9101,6 +9286,7 @@
           </w:tcPr>
           <w:p>
             <w:pPr>
+              <w:keepNext w:val="false"/>
               <w:spacing w:after="40" w:before="0"/>
               <w:jc w:val="left"/>
             </w:pPr>
@@ -9133,6 +9319,7 @@
           </w:tcPr>
           <w:p>
             <w:pPr>
+              <w:keepNext w:val="false"/>
               <w:spacing w:after="40" w:before="0"/>
               <w:jc w:val="left"/>
             </w:pPr>
@@ -9167,6 +9354,7 @@
           </w:tcPr>
           <w:p>
             <w:pPr>
+              <w:keepNext w:val="false"/>
               <w:spacing w:after="40" w:before="0"/>
               <w:jc w:val="left"/>
             </w:pPr>
@@ -9199,6 +9387,7 @@
           </w:tcPr>
           <w:p>
             <w:pPr>
+              <w:keepNext w:val="false"/>
               <w:spacing w:after="40" w:before="0"/>
               <w:jc w:val="left"/>
             </w:pPr>
@@ -9233,6 +9422,7 @@
           </w:tcPr>
           <w:p>
             <w:pPr>
+              <w:keepNext w:val="false"/>
               <w:spacing w:after="40" w:before="0"/>
               <w:jc w:val="left"/>
             </w:pPr>
@@ -9265,6 +9455,7 @@
           </w:tcPr>
           <w:p>
             <w:pPr>
+              <w:keepNext w:val="false"/>
               <w:spacing w:after="40" w:before="0"/>
               <w:jc w:val="left"/>
             </w:pPr>
@@ -9324,6 +9515,7 @@
           </w:tcPr>
           <w:p>
             <w:pPr>
+              <w:keepNext w:val="false"/>
               <w:spacing w:after="40" w:before="0"/>
               <w:jc w:val="center"/>
             </w:pPr>
@@ -9358,6 +9550,7 @@
           </w:tcPr>
           <w:p>
             <w:pPr>
+              <w:keepNext w:val="false"/>
               <w:spacing w:after="40" w:before="0"/>
               <w:jc w:val="left"/>
             </w:pPr>
@@ -9377,6 +9570,7 @@
           </w:p>
           <w:p>
             <w:pPr>
+              <w:keepNext w:val="false"/>
               <w:spacing w:after="40" w:before="0"/>
               <w:jc w:val="left"/>
             </w:pPr>
@@ -9396,6 +9590,7 @@
           </w:p>
           <w:p>
             <w:pPr>
+              <w:keepNext w:val="false"/>
               <w:spacing w:after="40" w:before="0"/>
               <w:jc w:val="left"/>
             </w:pPr>
@@ -9415,6 +9610,7 @@
           </w:p>
           <w:p>
             <w:pPr>
+              <w:keepNext w:val="false"/>
               <w:spacing w:after="40" w:before="0"/>
               <w:jc w:val="left"/>
             </w:pPr>
@@ -9434,6 +9630,7 @@
           </w:p>
           <w:p>
             <w:pPr>
+              <w:keepNext w:val="false"/>
               <w:spacing w:after="40" w:before="0"/>
               <w:jc w:val="left"/>
             </w:pPr>
@@ -9498,6 +9695,7 @@
           </w:tcPr>
           <w:p>
             <w:pPr>
+              <w:keepNext w:val="false"/>
               <w:spacing w:after="40" w:before="0"/>
               <w:jc w:val="center"/>
             </w:pPr>
@@ -9532,6 +9730,7 @@
           </w:tcPr>
           <w:p>
             <w:pPr>
+              <w:keepNext w:val="false"/>
               <w:spacing w:after="40" w:before="0"/>
               <w:jc w:val="left"/>
             </w:pPr>
@@ -9564,6 +9763,7 @@
           </w:tcPr>
           <w:p>
             <w:pPr>
+              <w:keepNext w:val="false"/>
               <w:spacing w:after="40" w:before="0"/>
               <w:jc w:val="left"/>
             </w:pPr>
@@ -9596,6 +9796,7 @@
           </w:tcPr>
           <w:p>
             <w:pPr>
+              <w:keepNext w:val="false"/>
               <w:spacing w:after="40" w:before="0"/>
               <w:jc w:val="left"/>
             </w:pPr>
@@ -9628,6 +9829,7 @@
           </w:tcPr>
           <w:p>
             <w:pPr>
+              <w:keepNext w:val="false"/>
               <w:spacing w:after="40" w:before="0"/>
               <w:jc w:val="left"/>
             </w:pPr>
@@ -9660,6 +9862,7 @@
           </w:tcPr>
           <w:p>
             <w:pPr>
+              <w:keepNext w:val="false"/>
               <w:spacing w:after="40" w:before="0"/>
               <w:jc w:val="left"/>
             </w:pPr>
@@ -9694,6 +9897,7 @@
           </w:tcPr>
           <w:p>
             <w:pPr>
+              <w:keepNext w:val="false"/>
               <w:spacing w:after="40" w:before="0"/>
               <w:jc w:val="left"/>
             </w:pPr>
@@ -9731,7 +9935,7 @@
             <w:pPr>
               <w:spacing w:after="20" w:before="0"/>
             </w:pPr>
-            <w:hyperlink w:history="1" r:id="rId2tws2ejsvzhd40wo7jyry">
+            <w:hyperlink w:history="1" r:id="rIdapr3349mebrnyfz2x_umw">
               <w:r>
                 <w:rPr>
                   <w:rFonts w:ascii="Arial" w:cs="Arial" w:eastAsia="Arial" w:hAnsi="Arial"/>
@@ -9764,7 +9968,7 @@
               <w:spacing w:after="10" w:before="0"/>
               <w:ind w:left="120"/>
             </w:pPr>
-            <w:hyperlink w:history="1" r:id="rIdbl4bk_8ciebuvkd9fca3t">
+            <w:hyperlink w:history="1" r:id="rIdyyj9xhykoobtkiiugwuvg">
               <w:r>
                 <w:rPr>
                   <w:rFonts w:ascii="Arial" w:cs="Arial" w:eastAsia="Arial" w:hAnsi="Arial"/>
@@ -9809,7 +10013,7 @@
             <w:pPr>
               <w:spacing w:after="20" w:before="0"/>
             </w:pPr>
-            <w:hyperlink w:history="1" r:id="rIdy-u9tvx4jkk8evrzzhabr">
+            <w:hyperlink w:history="1" r:id="rIdqjuqncf5lbeuk8wy171ya">
               <w:r>
                 <w:rPr>
                   <w:rFonts w:ascii="Arial" w:cs="Arial" w:eastAsia="Arial" w:hAnsi="Arial"/>
@@ -9842,7 +10046,7 @@
               <w:spacing w:after="10" w:before="0"/>
               <w:ind w:left="120"/>
             </w:pPr>
-            <w:hyperlink w:history="1" r:id="rIdvai1d9vrbpydo0rqiaw17">
+            <w:hyperlink w:history="1" r:id="rId7tldbioke0oz3zekrhwv4">
               <w:r>
                 <w:rPr>
                   <w:rFonts w:ascii="Arial" w:cs="Arial" w:eastAsia="Arial" w:hAnsi="Arial"/>
@@ -9870,6 +10074,7 @@
           </w:tcPr>
           <w:p>
             <w:pPr>
+              <w:keepNext w:val="false"/>
               <w:spacing w:after="40" w:before="0"/>
               <w:jc w:val="left"/>
             </w:pPr>
@@ -9902,6 +10107,7 @@
           </w:tcPr>
           <w:p>
             <w:pPr>
+              <w:keepNext w:val="false"/>
               <w:spacing w:after="40" w:before="0"/>
               <w:jc w:val="left"/>
             </w:pPr>
@@ -9934,6 +10140,7 @@
           </w:tcPr>
           <w:p>
             <w:pPr>
+              <w:keepNext w:val="false"/>
               <w:spacing w:after="40" w:before="0"/>
               <w:jc w:val="left"/>
             </w:pPr>
@@ -9966,6 +10173,7 @@
           </w:tcPr>
           <w:p>
             <w:pPr>
+              <w:keepNext w:val="false"/>
               <w:spacing w:after="40" w:before="0"/>
               <w:jc w:val="left"/>
             </w:pPr>
@@ -10000,6 +10208,7 @@
           </w:tcPr>
           <w:p>
             <w:pPr>
+              <w:keepNext w:val="false"/>
               <w:spacing w:after="40" w:before="0"/>
               <w:jc w:val="left"/>
             </w:pPr>
@@ -10037,7 +10246,7 @@
             <w:pPr>
               <w:spacing w:after="20" w:before="0"/>
             </w:pPr>
-            <w:hyperlink w:history="1" r:id="rIdl7sxotrzfivgnxyfzkwcp">
+            <w:hyperlink w:history="1" r:id="rIdjaviueiuj-5xdl5dxbtza">
               <w:r>
                 <w:rPr>
                   <w:rFonts w:ascii="Arial" w:cs="Arial" w:eastAsia="Arial" w:hAnsi="Arial"/>
@@ -10070,7 +10279,7 @@
               <w:spacing w:after="10" w:before="0"/>
               <w:ind w:left="120"/>
             </w:pPr>
-            <w:hyperlink w:history="1" r:id="rIdklrm_h1on9a070jdro1kd">
+            <w:hyperlink w:history="1" r:id="rIdgumpdq4j49zgmgedwwqi9">
               <w:r>
                 <w:rPr>
                   <w:rFonts w:ascii="Arial" w:cs="Arial" w:eastAsia="Arial" w:hAnsi="Arial"/>
@@ -10115,7 +10324,7 @@
             <w:pPr>
               <w:spacing w:after="20" w:before="0"/>
             </w:pPr>
-            <w:hyperlink w:history="1" r:id="rIdjemeainanfys3ctcvmwb4">
+            <w:hyperlink w:history="1" r:id="rIdfrvkbncstbjba-xfnjlt3">
               <w:r>
                 <w:rPr>
                   <w:rFonts w:ascii="Arial" w:cs="Arial" w:eastAsia="Arial" w:hAnsi="Arial"/>
@@ -10148,7 +10357,7 @@
               <w:spacing w:after="10" w:before="0"/>
               <w:ind w:left="120"/>
             </w:pPr>
-            <w:hyperlink w:history="1" r:id="rIdzkgplciz2wbf3emrrxtlc">
+            <w:hyperlink w:history="1" r:id="rIdkxtu-4djzc_b76sckmdc-">
               <w:r>
                 <w:rPr>
                   <w:rFonts w:ascii="Arial" w:cs="Arial" w:eastAsia="Arial" w:hAnsi="Arial"/>
@@ -10176,6 +10385,7 @@
           </w:tcPr>
           <w:p>
             <w:pPr>
+              <w:keepNext w:val="false"/>
               <w:spacing w:after="40" w:before="0"/>
               <w:jc w:val="left"/>
             </w:pPr>
@@ -10208,6 +10418,7 @@
           </w:tcPr>
           <w:p>
             <w:pPr>
+              <w:keepNext w:val="false"/>
               <w:spacing w:after="40" w:before="0"/>
               <w:jc w:val="left"/>
             </w:pPr>
@@ -10240,6 +10451,7 @@
           </w:tcPr>
           <w:p>
             <w:pPr>
+              <w:keepNext w:val="false"/>
               <w:spacing w:after="40" w:before="0"/>
               <w:jc w:val="left"/>
             </w:pPr>
@@ -10272,6 +10484,7 @@
           </w:tcPr>
           <w:p>
             <w:pPr>
+              <w:keepNext w:val="false"/>
               <w:spacing w:after="40" w:before="0"/>
               <w:jc w:val="left"/>
             </w:pPr>
@@ -10306,6 +10519,7 @@
           </w:tcPr>
           <w:p>
             <w:pPr>
+              <w:keepNext w:val="false"/>
               <w:spacing w:after="40" w:before="0"/>
               <w:jc w:val="left"/>
             </w:pPr>
@@ -10343,7 +10557,7 @@
             <w:pPr>
               <w:spacing w:after="20" w:before="0"/>
             </w:pPr>
-            <w:hyperlink w:history="1" r:id="rIdijkii2wozcg4iql64tga3">
+            <w:hyperlink w:history="1" r:id="rIdkmdoox48ybmmea0kekdct">
               <w:r>
                 <w:rPr>
                   <w:rFonts w:ascii="Arial" w:cs="Arial" w:eastAsia="Arial" w:hAnsi="Arial"/>
@@ -10392,7 +10606,7 @@
               <w:spacing w:after="10" w:before="0"/>
               <w:ind w:left="120"/>
             </w:pPr>
-            <w:hyperlink w:history="1" r:id="rIdh4qcotgvkfbsp5oot0h7l">
+            <w:hyperlink w:history="1" r:id="rIdzzqgbojmiji5mrriccyok">
               <w:r>
                 <w:rPr>
                   <w:rFonts w:ascii="Arial" w:cs="Arial" w:eastAsia="Arial" w:hAnsi="Arial"/>
@@ -10437,7 +10651,7 @@
             <w:pPr>
               <w:spacing w:after="20" w:before="0"/>
             </w:pPr>
-            <w:hyperlink w:history="1" r:id="rIdejqvedjtewyglod2telze">
+            <w:hyperlink w:history="1" r:id="rIdkdzolqjfef0dgsbwhbjgc">
               <w:r>
                 <w:rPr>
                   <w:rFonts w:ascii="Arial" w:cs="Arial" w:eastAsia="Arial" w:hAnsi="Arial"/>
@@ -10486,7 +10700,7 @@
               <w:spacing w:after="10" w:before="0"/>
               <w:ind w:left="120"/>
             </w:pPr>
-            <w:hyperlink w:history="1" r:id="rIdomqw_ygus5zjp_vzcapeu">
+            <w:hyperlink w:history="1" r:id="rIdyuek9aqanjsbac6ahdvoy">
               <w:r>
                 <w:rPr>
                   <w:rFonts w:ascii="Arial" w:cs="Arial" w:eastAsia="Arial" w:hAnsi="Arial"/>
@@ -10514,6 +10728,7 @@
           </w:tcPr>
           <w:p>
             <w:pPr>
+              <w:keepNext w:val="false"/>
               <w:spacing w:after="40" w:before="0"/>
               <w:jc w:val="left"/>
             </w:pPr>
@@ -10546,6 +10761,7 @@
           </w:tcPr>
           <w:p>
             <w:pPr>
+              <w:keepNext w:val="false"/>
               <w:spacing w:after="40" w:before="0"/>
               <w:jc w:val="left"/>
             </w:pPr>
@@ -10578,6 +10794,7 @@
           </w:tcPr>
           <w:p>
             <w:pPr>
+              <w:keepNext w:val="false"/>
               <w:spacing w:after="40" w:before="0"/>
               <w:jc w:val="left"/>
             </w:pPr>
@@ -10610,6 +10827,7 @@
           </w:tcPr>
           <w:p>
             <w:pPr>
+              <w:keepNext w:val="false"/>
               <w:spacing w:after="40" w:before="0"/>
               <w:jc w:val="left"/>
             </w:pPr>
@@ -10644,6 +10862,7 @@
           </w:tcPr>
           <w:p>
             <w:pPr>
+              <w:keepNext w:val="false"/>
               <w:spacing w:after="40" w:before="0"/>
               <w:jc w:val="left"/>
             </w:pPr>
@@ -10681,7 +10900,7 @@
             <w:pPr>
               <w:spacing w:after="20" w:before="0"/>
             </w:pPr>
-            <w:hyperlink w:history="1" r:id="rId0x1bmhe3fgthhggrbgsbb">
+            <w:hyperlink w:history="1" r:id="rIdn_exlwhuzdjuw1mazegzz">
               <w:r>
                 <w:rPr>
                   <w:rFonts w:ascii="Arial" w:cs="Arial" w:eastAsia="Arial" w:hAnsi="Arial"/>
@@ -10714,7 +10933,7 @@
               <w:spacing w:after="10" w:before="0"/>
               <w:ind w:left="120"/>
             </w:pPr>
-            <w:hyperlink w:history="1" r:id="rId1xmvuvk9t9k_bkoj9tmya">
+            <w:hyperlink w:history="1" r:id="rId87wjwpntmtyrooxou01h2">
               <w:r>
                 <w:rPr>
                   <w:rFonts w:ascii="Arial" w:cs="Arial" w:eastAsia="Arial" w:hAnsi="Arial"/>
@@ -10759,7 +10978,7 @@
             <w:pPr>
               <w:spacing w:after="20" w:before="0"/>
             </w:pPr>
-            <w:hyperlink w:history="1" r:id="rIdldpabgayquz2ormholscp">
+            <w:hyperlink w:history="1" r:id="rIdxrzrdj0pkb6v7b0pbel5b">
               <w:r>
                 <w:rPr>
                   <w:rFonts w:ascii="Arial" w:cs="Arial" w:eastAsia="Arial" w:hAnsi="Arial"/>
@@ -10808,7 +11027,7 @@
               <w:spacing w:after="10" w:before="0"/>
               <w:ind w:left="120"/>
             </w:pPr>
-            <w:hyperlink w:history="1" r:id="rIdni7yxbgqf6ie3h7xihd0b">
+            <w:hyperlink w:history="1" r:id="rId5ktwcx7yr0143gicge07t">
               <w:r>
                 <w:rPr>
                   <w:rFonts w:ascii="Arial" w:cs="Arial" w:eastAsia="Arial" w:hAnsi="Arial"/>
@@ -10836,6 +11055,7 @@
           </w:tcPr>
           <w:p>
             <w:pPr>
+              <w:keepNext w:val="false"/>
               <w:spacing w:after="40" w:before="0"/>
               <w:jc w:val="left"/>
             </w:pPr>
@@ -10868,6 +11088,7 @@
           </w:tcPr>
           <w:p>
             <w:pPr>
+              <w:keepNext w:val="false"/>
               <w:spacing w:after="40" w:before="0"/>
               <w:jc w:val="left"/>
             </w:pPr>
@@ -10900,6 +11121,7 @@
           </w:tcPr>
           <w:p>
             <w:pPr>
+              <w:keepNext w:val="false"/>
               <w:spacing w:after="40" w:before="0"/>
               <w:jc w:val="left"/>
             </w:pPr>
@@ -10932,6 +11154,7 @@
           </w:tcPr>
           <w:p>
             <w:pPr>
+              <w:keepNext w:val="false"/>
               <w:spacing w:after="40" w:before="0"/>
               <w:jc w:val="left"/>
             </w:pPr>
@@ -10966,6 +11189,7 @@
           </w:tcPr>
           <w:p>
             <w:pPr>
+              <w:keepNext w:val="false"/>
               <w:spacing w:after="40" w:before="0"/>
               <w:jc w:val="left"/>
             </w:pPr>
@@ -11003,7 +11227,7 @@
             <w:pPr>
               <w:spacing w:after="20" w:before="0"/>
             </w:pPr>
-            <w:hyperlink w:history="1" r:id="rIdbv4pwshz-8ocm-a1j1da-">
+            <w:hyperlink w:history="1" r:id="rIdlx14g14uv3a2bccevtmlq">
               <w:r>
                 <w:rPr>
                   <w:rFonts w:ascii="Arial" w:cs="Arial" w:eastAsia="Arial" w:hAnsi="Arial"/>
@@ -11036,7 +11260,7 @@
               <w:spacing w:after="10" w:before="0"/>
               <w:ind w:left="120"/>
             </w:pPr>
-            <w:hyperlink w:history="1" r:id="rIdhg_hquoj6yeihkaomk-i6">
+            <w:hyperlink w:history="1" r:id="rIdqltqpxuoceibnje9gehlf">
               <w:r>
                 <w:rPr>
                   <w:rFonts w:ascii="Arial" w:cs="Arial" w:eastAsia="Arial" w:hAnsi="Arial"/>
@@ -11081,7 +11305,7 @@
             <w:pPr>
               <w:spacing w:after="20" w:before="0"/>
             </w:pPr>
-            <w:hyperlink w:history="1" r:id="rIdk3ya-rmksudrx3sb-v0kj">
+            <w:hyperlink w:history="1" r:id="rIdffogad5rnakpak1rl-3en">
               <w:r>
                 <w:rPr>
                   <w:rFonts w:ascii="Arial" w:cs="Arial" w:eastAsia="Arial" w:hAnsi="Arial"/>
@@ -11114,7 +11338,7 @@
               <w:spacing w:after="10" w:before="0"/>
               <w:ind w:left="120"/>
             </w:pPr>
-            <w:hyperlink w:history="1" r:id="rIdpyfsevtrtykqkk9-8a1w3">
+            <w:hyperlink w:history="1" r:id="rIdfzvwftpqzzjcajwffliyb">
               <w:r>
                 <w:rPr>
                   <w:rFonts w:ascii="Arial" w:cs="Arial" w:eastAsia="Arial" w:hAnsi="Arial"/>
@@ -11142,6 +11366,7 @@
           </w:tcPr>
           <w:p>
             <w:pPr>
+              <w:keepNext w:val="false"/>
               <w:spacing w:after="40" w:before="0"/>
               <w:jc w:val="left"/>
             </w:pPr>
@@ -11174,6 +11399,7 @@
           </w:tcPr>
           <w:p>
             <w:pPr>
+              <w:keepNext w:val="false"/>
               <w:spacing w:after="40" w:before="0"/>
               <w:jc w:val="left"/>
             </w:pPr>
@@ -11206,6 +11432,7 @@
           </w:tcPr>
           <w:p>
             <w:pPr>
+              <w:keepNext w:val="false"/>
               <w:spacing w:after="40" w:before="0"/>
               <w:jc w:val="left"/>
             </w:pPr>
@@ -11238,6 +11465,7 @@
           </w:tcPr>
           <w:p>
             <w:pPr>
+              <w:keepNext w:val="false"/>
               <w:spacing w:after="40" w:before="0"/>
               <w:jc w:val="left"/>
             </w:pPr>
@@ -11297,6 +11525,7 @@
           </w:tcPr>
           <w:p>
             <w:pPr>
+              <w:keepNext w:val="false"/>
               <w:spacing w:after="40" w:before="0"/>
               <w:jc w:val="center"/>
             </w:pPr>
@@ -11331,6 +11560,7 @@
           </w:tcPr>
           <w:p>
             <w:pPr>
+              <w:keepNext w:val="false"/>
               <w:spacing w:after="40" w:before="0"/>
               <w:jc w:val="left"/>
             </w:pPr>
@@ -11350,6 +11580,7 @@
           </w:p>
           <w:p>
             <w:pPr>
+              <w:keepNext w:val="false"/>
               <w:spacing w:after="40" w:before="0"/>
               <w:jc w:val="left"/>
             </w:pPr>
@@ -11369,6 +11600,7 @@
           </w:p>
           <w:p>
             <w:pPr>
+              <w:keepNext w:val="false"/>
               <w:spacing w:after="40" w:before="0"/>
               <w:jc w:val="left"/>
             </w:pPr>
@@ -11388,6 +11620,7 @@
           </w:p>
           <w:p>
             <w:pPr>
+              <w:keepNext w:val="false"/>
               <w:spacing w:after="40" w:before="0"/>
               <w:jc w:val="left"/>
             </w:pPr>
@@ -11407,6 +11640,7 @@
           </w:p>
           <w:p>
             <w:pPr>
+              <w:keepNext w:val="false"/>
               <w:spacing w:after="40" w:before="0"/>
               <w:jc w:val="left"/>
             </w:pPr>
@@ -11468,6 +11702,7 @@
           </w:tcPr>
           <w:p>
             <w:pPr>
+              <w:keepNext w:val="false"/>
               <w:spacing w:after="40" w:before="0"/>
               <w:jc w:val="center"/>
             </w:pPr>
@@ -11502,6 +11737,7 @@
           </w:tcPr>
           <w:p>
             <w:pPr>
+              <w:keepNext w:val="false"/>
               <w:spacing w:after="40" w:before="0"/>
               <w:jc w:val="left"/>
             </w:pPr>
@@ -11534,6 +11770,7 @@
           </w:tcPr>
           <w:p>
             <w:pPr>
+              <w:keepNext w:val="false"/>
               <w:spacing w:after="40" w:before="0"/>
               <w:jc w:val="left"/>
             </w:pPr>
@@ -11568,6 +11805,7 @@
           </w:tcPr>
           <w:p>
             <w:pPr>
+              <w:keepNext w:val="false"/>
               <w:spacing w:after="40" w:before="0"/>
               <w:jc w:val="left"/>
             </w:pPr>
@@ -11600,6 +11838,7 @@
           </w:tcPr>
           <w:p>
             <w:pPr>
+              <w:keepNext w:val="false"/>
               <w:spacing w:after="40" w:before="0"/>
               <w:jc w:val="left"/>
             </w:pPr>
@@ -11634,6 +11873,7 @@
           </w:tcPr>
           <w:p>
             <w:pPr>
+              <w:keepNext w:val="false"/>
               <w:spacing w:after="40" w:before="0"/>
               <w:jc w:val="left"/>
             </w:pPr>
@@ -11666,6 +11906,7 @@
           </w:tcPr>
           <w:p>
             <w:pPr>
+              <w:keepNext w:val="false"/>
               <w:spacing w:after="40" w:before="0"/>
               <w:jc w:val="left"/>
             </w:pPr>
@@ -11702,7 +11943,7 @@
         </w:rPr>
         <w:t xml:space="preserve">© 2026 SeaVuria and ARES. Aligned with KICD objectives. Developed by SeaVuria; technical implementation by ARES (with AI assistance from Claude). Licensed under </w:t>
       </w:r>
-      <w:hyperlink w:history="1" r:id="rIdaebignnfzxkgcgn1pnpef">
+      <w:hyperlink w:history="1" r:id="rIdnjaqbxqlyqzwj3idaiprs">
         <w:r>
           <w:rPr>
             <w:rFonts w:ascii="Arial" w:cs="Arial" w:eastAsia="Arial" w:hAnsi="Arial"/>
@@ -11723,7 +11964,7 @@
         </w:rPr>
         <w:t xml:space="preserve"> (</w:t>
       </w:r>
-      <w:hyperlink w:history="1" r:id="rIdkmmg3peta8pauryzx4kcl">
+      <w:hyperlink w:history="1" r:id="rIdrllw7kab6brcdgj_yatbz">
         <w:r>
           <w:rPr>
             <w:rFonts w:ascii="Arial" w:cs="Arial" w:eastAsia="Arial" w:hAnsi="Arial"/>
@@ -11783,6 +12024,7 @@
           </w:tcPr>
           <w:p>
             <w:pPr>
+              <w:keepNext w:val="false"/>
               <w:spacing w:after="40" w:before="0"/>
               <w:jc w:val="center"/>
             </w:pPr>
@@ -11818,6 +12060,7 @@
           </w:tcPr>
           <w:p>
             <w:pPr>
+              <w:keepNext w:val="false"/>
               <w:spacing w:after="40" w:before="0"/>
               <w:jc w:val="center"/>
             </w:pPr>
@@ -11852,6 +12095,7 @@
           </w:tcPr>
           <w:p>
             <w:pPr>
+              <w:keepNext w:val="false"/>
               <w:spacing w:after="40" w:before="0"/>
               <w:jc w:val="left"/>
             </w:pPr>
@@ -11884,6 +12128,7 @@
           </w:tcPr>
           <w:p>
             <w:pPr>
+              <w:keepNext w:val="false"/>
               <w:spacing w:after="40" w:before="0"/>
               <w:jc w:val="left"/>
             </w:pPr>
@@ -11918,6 +12163,7 @@
           </w:tcPr>
           <w:p>
             <w:pPr>
+              <w:keepNext w:val="false"/>
               <w:spacing w:after="40" w:before="0"/>
               <w:jc w:val="left"/>
             </w:pPr>
@@ -11950,6 +12196,7 @@
           </w:tcPr>
           <w:p>
             <w:pPr>
+              <w:keepNext w:val="false"/>
               <w:spacing w:after="40" w:before="0"/>
               <w:jc w:val="left"/>
             </w:pPr>
@@ -11984,6 +12231,7 @@
           </w:tcPr>
           <w:p>
             <w:pPr>
+              <w:keepNext w:val="false"/>
               <w:spacing w:after="40" w:before="0"/>
               <w:jc w:val="left"/>
             </w:pPr>
@@ -12091,6 +12339,7 @@
           </w:tcPr>
           <w:p>
             <w:pPr>
+              <w:keepNext w:val="false"/>
               <w:spacing w:after="40" w:before="0"/>
               <w:jc w:val="left"/>
             </w:pPr>
@@ -12198,6 +12447,7 @@
           </w:tcPr>
           <w:p>
             <w:pPr>
+              <w:keepNext w:val="false"/>
               <w:spacing w:after="40" w:before="0"/>
               <w:jc w:val="left"/>
             </w:pPr>
@@ -12285,6 +12535,7 @@
           </w:tcPr>
           <w:p>
             <w:pPr>
+              <w:keepNext w:val="false"/>
               <w:spacing w:after="40" w:before="0"/>
               <w:jc w:val="left"/>
             </w:pPr>
@@ -12317,6 +12568,7 @@
           </w:tcPr>
           <w:p>
             <w:pPr>
+              <w:keepNext w:val="false"/>
               <w:spacing w:after="40" w:before="0"/>
               <w:jc w:val="left"/>
             </w:pPr>
@@ -12351,6 +12603,7 @@
           </w:tcPr>
           <w:p>
             <w:pPr>
+              <w:keepNext w:val="false"/>
               <w:spacing w:after="40" w:before="0"/>
               <w:jc w:val="left"/>
             </w:pPr>
@@ -12383,6 +12636,7 @@
           </w:tcPr>
           <w:p>
             <w:pPr>
+              <w:keepNext w:val="false"/>
               <w:spacing w:after="40" w:before="0"/>
               <w:jc w:val="left"/>
             </w:pPr>
@@ -12417,6 +12671,7 @@
           </w:tcPr>
           <w:p>
             <w:pPr>
+              <w:keepNext w:val="false"/>
               <w:spacing w:after="40" w:before="0"/>
               <w:jc w:val="left"/>
             </w:pPr>
@@ -12449,6 +12704,7 @@
           </w:tcPr>
           <w:p>
             <w:pPr>
+              <w:keepNext w:val="false"/>
               <w:spacing w:after="40" w:before="0"/>
               <w:jc w:val="left"/>
             </w:pPr>
@@ -12508,6 +12764,7 @@
           </w:tcPr>
           <w:p>
             <w:pPr>
+              <w:keepNext w:val="false"/>
               <w:spacing w:after="40" w:before="0"/>
               <w:jc w:val="center"/>
             </w:pPr>
@@ -12542,6 +12799,7 @@
           </w:tcPr>
           <w:p>
             <w:pPr>
+              <w:keepNext w:val="false"/>
               <w:spacing w:after="40" w:before="0"/>
               <w:jc w:val="left"/>
             </w:pPr>
@@ -12561,6 +12819,7 @@
           </w:p>
           <w:p>
             <w:pPr>
+              <w:keepNext w:val="false"/>
               <w:spacing w:after="40" w:before="0"/>
               <w:jc w:val="left"/>
             </w:pPr>
@@ -12580,6 +12839,7 @@
           </w:p>
           <w:p>
             <w:pPr>
+              <w:keepNext w:val="false"/>
               <w:spacing w:after="40" w:before="0"/>
               <w:jc w:val="left"/>
             </w:pPr>
@@ -12599,6 +12859,7 @@
           </w:p>
           <w:p>
             <w:pPr>
+              <w:keepNext w:val="false"/>
               <w:spacing w:after="40" w:before="0"/>
               <w:jc w:val="left"/>
             </w:pPr>
@@ -12618,6 +12879,7 @@
           </w:p>
           <w:p>
             <w:pPr>
+              <w:keepNext w:val="false"/>
               <w:spacing w:after="40" w:before="0"/>
               <w:jc w:val="left"/>
             </w:pPr>
@@ -12682,6 +12944,7 @@
           </w:tcPr>
           <w:p>
             <w:pPr>
+              <w:keepNext w:val="false"/>
               <w:spacing w:after="40" w:before="0"/>
               <w:jc w:val="center"/>
             </w:pPr>
@@ -12716,6 +12979,7 @@
           </w:tcPr>
           <w:p>
             <w:pPr>
+              <w:keepNext w:val="false"/>
               <w:spacing w:after="40" w:before="0"/>
               <w:jc w:val="left"/>
             </w:pPr>
@@ -12748,6 +13012,7 @@
           </w:tcPr>
           <w:p>
             <w:pPr>
+              <w:keepNext w:val="false"/>
               <w:spacing w:after="40" w:before="0"/>
               <w:jc w:val="left"/>
             </w:pPr>
@@ -12780,6 +13045,7 @@
           </w:tcPr>
           <w:p>
             <w:pPr>
+              <w:keepNext w:val="false"/>
               <w:spacing w:after="40" w:before="0"/>
               <w:jc w:val="left"/>
             </w:pPr>
@@ -12812,6 +13078,7 @@
           </w:tcPr>
           <w:p>
             <w:pPr>
+              <w:keepNext w:val="false"/>
               <w:spacing w:after="40" w:before="0"/>
               <w:jc w:val="left"/>
             </w:pPr>
@@ -12844,6 +13111,7 @@
           </w:tcPr>
           <w:p>
             <w:pPr>
+              <w:keepNext w:val="false"/>
               <w:spacing w:after="40" w:before="0"/>
               <w:jc w:val="left"/>
             </w:pPr>
@@ -12878,6 +13146,7 @@
           </w:tcPr>
           <w:p>
             <w:pPr>
+              <w:keepNext w:val="false"/>
               <w:spacing w:after="40" w:before="0"/>
               <w:jc w:val="left"/>
             </w:pPr>
@@ -12915,7 +13184,7 @@
             <w:pPr>
               <w:spacing w:after="20" w:before="0"/>
             </w:pPr>
-            <w:hyperlink w:history="1" r:id="rIditkw31ag6kmg36-2ldlb7">
+            <w:hyperlink w:history="1" r:id="rIdgwiyqc0juefqq4c2s37cd">
               <w:r>
                 <w:rPr>
                   <w:rFonts w:ascii="Arial" w:cs="Arial" w:eastAsia="Arial" w:hAnsi="Arial"/>
@@ -12964,7 +13233,7 @@
               <w:spacing w:after="10" w:before="0"/>
               <w:ind w:left="120"/>
             </w:pPr>
-            <w:hyperlink w:history="1" r:id="rIdmuqjci8wn2c12fgzsx0yt">
+            <w:hyperlink w:history="1" r:id="rIdh0iejnmomeizxcyx9rn12">
               <w:r>
                 <w:rPr>
                   <w:rFonts w:ascii="Arial" w:cs="Arial" w:eastAsia="Arial" w:hAnsi="Arial"/>
@@ -13009,7 +13278,7 @@
             <w:pPr>
               <w:spacing w:after="20" w:before="0"/>
             </w:pPr>
-            <w:hyperlink w:history="1" r:id="rIdxrdp0sc4b4_cx5ivcgsl3">
+            <w:hyperlink w:history="1" r:id="rIdqd3gohtjy376uw1accwtf">
               <w:r>
                 <w:rPr>
                   <w:rFonts w:ascii="Arial" w:cs="Arial" w:eastAsia="Arial" w:hAnsi="Arial"/>
@@ -13042,7 +13311,7 @@
               <w:spacing w:after="10" w:before="0"/>
               <w:ind w:left="120"/>
             </w:pPr>
-            <w:hyperlink w:history="1" r:id="rIdq5fu2nobugl-fyzx__7cx">
+            <w:hyperlink w:history="1" r:id="rIds4jshtkmwiaqdwvtxoat2">
               <w:r>
                 <w:rPr>
                   <w:rFonts w:ascii="Arial" w:cs="Arial" w:eastAsia="Arial" w:hAnsi="Arial"/>
@@ -13070,6 +13339,7 @@
           </w:tcPr>
           <w:p>
             <w:pPr>
+              <w:keepNext w:val="false"/>
               <w:spacing w:after="40" w:before="0"/>
               <w:jc w:val="left"/>
             </w:pPr>
@@ -13102,6 +13372,7 @@
           </w:tcPr>
           <w:p>
             <w:pPr>
+              <w:keepNext w:val="false"/>
               <w:spacing w:after="40" w:before="0"/>
               <w:jc w:val="left"/>
             </w:pPr>
@@ -13134,6 +13405,7 @@
           </w:tcPr>
           <w:p>
             <w:pPr>
+              <w:keepNext w:val="false"/>
               <w:spacing w:after="40" w:before="0"/>
               <w:jc w:val="left"/>
             </w:pPr>
@@ -13166,6 +13438,7 @@
           </w:tcPr>
           <w:p>
             <w:pPr>
+              <w:keepNext w:val="false"/>
               <w:spacing w:after="40" w:before="0"/>
               <w:jc w:val="left"/>
             </w:pPr>
@@ -13200,6 +13473,7 @@
           </w:tcPr>
           <w:p>
             <w:pPr>
+              <w:keepNext w:val="false"/>
               <w:spacing w:after="40" w:before="0"/>
               <w:jc w:val="left"/>
             </w:pPr>
@@ -13237,7 +13511,7 @@
             <w:pPr>
               <w:spacing w:after="20" w:before="0"/>
             </w:pPr>
-            <w:hyperlink w:history="1" r:id="rIdfb6qzzpyzqgmovrreiivf">
+            <w:hyperlink w:history="1" r:id="rIdncejfwasmnlmqs7slkrej">
               <w:r>
                 <w:rPr>
                   <w:rFonts w:ascii="Arial" w:cs="Arial" w:eastAsia="Arial" w:hAnsi="Arial"/>
@@ -13286,7 +13560,7 @@
               <w:spacing w:after="10" w:before="0"/>
               <w:ind w:left="120"/>
             </w:pPr>
-            <w:hyperlink w:history="1" r:id="rIdg6awojravz3ukrap-ghd1">
+            <w:hyperlink w:history="1" r:id="rIdeksmamnvon740tfs0j2no">
               <w:r>
                 <w:rPr>
                   <w:rFonts w:ascii="Arial" w:cs="Arial" w:eastAsia="Arial" w:hAnsi="Arial"/>
@@ -13331,7 +13605,7 @@
             <w:pPr>
               <w:spacing w:after="20" w:before="0"/>
             </w:pPr>
-            <w:hyperlink w:history="1" r:id="rIdla-qca4lxa2zlkcmihibk">
+            <w:hyperlink w:history="1" r:id="rId4vxj5m8rirdwvht1jyagi">
               <w:r>
                 <w:rPr>
                   <w:rFonts w:ascii="Arial" w:cs="Arial" w:eastAsia="Arial" w:hAnsi="Arial"/>
@@ -13364,7 +13638,7 @@
               <w:spacing w:after="10" w:before="0"/>
               <w:ind w:left="120"/>
             </w:pPr>
-            <w:hyperlink w:history="1" r:id="rId__db1dsalqq1zea2gtyqb">
+            <w:hyperlink w:history="1" r:id="rIdd1wmjirsivkqmwfu3shfi">
               <w:r>
                 <w:rPr>
                   <w:rFonts w:ascii="Arial" w:cs="Arial" w:eastAsia="Arial" w:hAnsi="Arial"/>
@@ -13392,6 +13666,7 @@
           </w:tcPr>
           <w:p>
             <w:pPr>
+              <w:keepNext w:val="false"/>
               <w:spacing w:after="40" w:before="0"/>
               <w:jc w:val="left"/>
             </w:pPr>
@@ -13424,6 +13699,7 @@
           </w:tcPr>
           <w:p>
             <w:pPr>
+              <w:keepNext w:val="false"/>
               <w:spacing w:after="40" w:before="0"/>
               <w:jc w:val="left"/>
             </w:pPr>
@@ -13456,6 +13732,7 @@
           </w:tcPr>
           <w:p>
             <w:pPr>
+              <w:keepNext w:val="false"/>
               <w:spacing w:after="40" w:before="0"/>
               <w:jc w:val="left"/>
             </w:pPr>
@@ -13488,6 +13765,7 @@
           </w:tcPr>
           <w:p>
             <w:pPr>
+              <w:keepNext w:val="false"/>
               <w:spacing w:after="40" w:before="0"/>
               <w:jc w:val="left"/>
             </w:pPr>
@@ -13522,6 +13800,7 @@
           </w:tcPr>
           <w:p>
             <w:pPr>
+              <w:keepNext w:val="false"/>
               <w:spacing w:after="40" w:before="0"/>
               <w:jc w:val="left"/>
             </w:pPr>
@@ -13559,7 +13838,7 @@
             <w:pPr>
               <w:spacing w:after="20" w:before="0"/>
             </w:pPr>
-            <w:hyperlink w:history="1" r:id="rIdnbeurcocu0tzjdg67eriw">
+            <w:hyperlink w:history="1" r:id="rIde8a4rbrhb8qu3zm1-dssd">
               <w:r>
                 <w:rPr>
                   <w:rFonts w:ascii="Arial" w:cs="Arial" w:eastAsia="Arial" w:hAnsi="Arial"/>
@@ -13608,7 +13887,7 @@
               <w:spacing w:after="10" w:before="0"/>
               <w:ind w:left="120"/>
             </w:pPr>
-            <w:hyperlink w:history="1" r:id="rIdblxiaw8zpzqmnonaw19f4">
+            <w:hyperlink w:history="1" r:id="rIdtrshercxzjqfrdw5pajih">
               <w:r>
                 <w:rPr>
                   <w:rFonts w:ascii="Arial" w:cs="Arial" w:eastAsia="Arial" w:hAnsi="Arial"/>
@@ -13653,7 +13932,7 @@
             <w:pPr>
               <w:spacing w:after="20" w:before="0"/>
             </w:pPr>
-            <w:hyperlink w:history="1" r:id="rIdxg74gk-oopzdduiaub1fz">
+            <w:hyperlink w:history="1" r:id="rIdtgt0asamuhlcesjduqune">
               <w:r>
                 <w:rPr>
                   <w:rFonts w:ascii="Arial" w:cs="Arial" w:eastAsia="Arial" w:hAnsi="Arial"/>
@@ -13702,7 +13981,7 @@
               <w:spacing w:after="10" w:before="0"/>
               <w:ind w:left="120"/>
             </w:pPr>
-            <w:hyperlink w:history="1" r:id="rIdxghno7zxdxmbzwohflpqt">
+            <w:hyperlink w:history="1" r:id="rIdiajpbwqrmr_0cng2oszy-">
               <w:r>
                 <w:rPr>
                   <w:rFonts w:ascii="Arial" w:cs="Arial" w:eastAsia="Arial" w:hAnsi="Arial"/>
@@ -13730,6 +14009,7 @@
           </w:tcPr>
           <w:p>
             <w:pPr>
+              <w:keepNext w:val="false"/>
               <w:spacing w:after="40" w:before="0"/>
               <w:jc w:val="left"/>
             </w:pPr>
@@ -13762,6 +14042,7 @@
           </w:tcPr>
           <w:p>
             <w:pPr>
+              <w:keepNext w:val="false"/>
               <w:spacing w:after="40" w:before="0"/>
               <w:jc w:val="left"/>
             </w:pPr>
@@ -13794,6 +14075,7 @@
           </w:tcPr>
           <w:p>
             <w:pPr>
+              <w:keepNext w:val="false"/>
               <w:spacing w:after="40" w:before="0"/>
               <w:jc w:val="left"/>
             </w:pPr>
@@ -13826,6 +14108,7 @@
           </w:tcPr>
           <w:p>
             <w:pPr>
+              <w:keepNext w:val="false"/>
               <w:spacing w:after="40" w:before="0"/>
               <w:jc w:val="left"/>
             </w:pPr>
@@ -13860,6 +14143,7 @@
           </w:tcPr>
           <w:p>
             <w:pPr>
+              <w:keepNext w:val="false"/>
               <w:spacing w:after="40" w:before="0"/>
               <w:jc w:val="left"/>
             </w:pPr>
@@ -13897,7 +14181,7 @@
             <w:pPr>
               <w:spacing w:after="20" w:before="0"/>
             </w:pPr>
-            <w:hyperlink w:history="1" r:id="rIdbgguxirf6gb8ldflnj_k1">
+            <w:hyperlink w:history="1" r:id="rIddoo8qe-kg2_i51vctzti5">
               <w:r>
                 <w:rPr>
                   <w:rFonts w:ascii="Arial" w:cs="Arial" w:eastAsia="Arial" w:hAnsi="Arial"/>
@@ -13946,7 +14230,7 @@
               <w:spacing w:after="10" w:before="0"/>
               <w:ind w:left="120"/>
             </w:pPr>
-            <w:hyperlink w:history="1" r:id="rIdhicw7sjvvqvti-fmxwrgt">
+            <w:hyperlink w:history="1" r:id="rIdl0a6g_gtp66psblhgxyve">
               <w:r>
                 <w:rPr>
                   <w:rFonts w:ascii="Arial" w:cs="Arial" w:eastAsia="Arial" w:hAnsi="Arial"/>
@@ -13991,7 +14275,7 @@
             <w:pPr>
               <w:spacing w:after="20" w:before="0"/>
             </w:pPr>
-            <w:hyperlink w:history="1" r:id="rIdslcnf1j0uhssmbupjdzjy">
+            <w:hyperlink w:history="1" r:id="rIdqbe4iwpuyptmaoipc6hvi">
               <w:r>
                 <w:rPr>
                   <w:rFonts w:ascii="Arial" w:cs="Arial" w:eastAsia="Arial" w:hAnsi="Arial"/>
@@ -14024,7 +14308,7 @@
               <w:spacing w:after="10" w:before="0"/>
               <w:ind w:left="120"/>
             </w:pPr>
-            <w:hyperlink w:history="1" r:id="rId0wsuhzeuqijpmqqptbr1v">
+            <w:hyperlink w:history="1" r:id="rIdv8oqzawjnh4mncb_kkasx">
               <w:r>
                 <w:rPr>
                   <w:rFonts w:ascii="Arial" w:cs="Arial" w:eastAsia="Arial" w:hAnsi="Arial"/>
@@ -14052,6 +14336,7 @@
           </w:tcPr>
           <w:p>
             <w:pPr>
+              <w:keepNext w:val="false"/>
               <w:spacing w:after="40" w:before="0"/>
               <w:jc w:val="left"/>
             </w:pPr>
@@ -14084,6 +14369,7 @@
           </w:tcPr>
           <w:p>
             <w:pPr>
+              <w:keepNext w:val="false"/>
               <w:spacing w:after="40" w:before="0"/>
               <w:jc w:val="left"/>
             </w:pPr>
@@ -14116,6 +14402,7 @@
           </w:tcPr>
           <w:p>
             <w:pPr>
+              <w:keepNext w:val="false"/>
               <w:spacing w:after="40" w:before="0"/>
               <w:jc w:val="left"/>
             </w:pPr>
@@ -14148,6 +14435,7 @@
           </w:tcPr>
           <w:p>
             <w:pPr>
+              <w:keepNext w:val="false"/>
               <w:spacing w:after="40" w:before="0"/>
               <w:jc w:val="left"/>
             </w:pPr>
@@ -14182,6 +14470,7 @@
           </w:tcPr>
           <w:p>
             <w:pPr>
+              <w:keepNext w:val="false"/>
               <w:spacing w:after="40" w:before="0"/>
               <w:jc w:val="left"/>
             </w:pPr>
@@ -14219,7 +14508,7 @@
             <w:pPr>
               <w:spacing w:after="20" w:before="0"/>
             </w:pPr>
-            <w:hyperlink w:history="1" r:id="rIdy2asd5vrrvivundjyqztn">
+            <w:hyperlink w:history="1" r:id="rIdwq9ygtw8oh3vrfhgjtbj2">
               <w:r>
                 <w:rPr>
                   <w:rFonts w:ascii="Arial" w:cs="Arial" w:eastAsia="Arial" w:hAnsi="Arial"/>
@@ -14268,7 +14557,7 @@
               <w:spacing w:after="10" w:before="0"/>
               <w:ind w:left="120"/>
             </w:pPr>
-            <w:hyperlink w:history="1" r:id="rIdn1vcj8uu-507nrwf_drsu">
+            <w:hyperlink w:history="1" r:id="rIdvxy5telf-y7nhlepz-0oy">
               <w:r>
                 <w:rPr>
                   <w:rFonts w:ascii="Arial" w:cs="Arial" w:eastAsia="Arial" w:hAnsi="Arial"/>
@@ -14313,7 +14602,7 @@
             <w:pPr>
               <w:spacing w:after="20" w:before="0"/>
             </w:pPr>
-            <w:hyperlink w:history="1" r:id="rIdmd7bmj0ykik8dawfsgrda">
+            <w:hyperlink w:history="1" r:id="rId9uwleph56e0hjavnmgabu">
               <w:r>
                 <w:rPr>
                   <w:rFonts w:ascii="Arial" w:cs="Arial" w:eastAsia="Arial" w:hAnsi="Arial"/>
@@ -14346,7 +14635,7 @@
               <w:spacing w:after="10" w:before="0"/>
               <w:ind w:left="120"/>
             </w:pPr>
-            <w:hyperlink w:history="1" r:id="rIdnxvzotd2iacriyf83l2p_">
+            <w:hyperlink w:history="1" r:id="rIdoes7mcvy_7pg0ef4q0bnj">
               <w:r>
                 <w:rPr>
                   <w:rFonts w:ascii="Arial" w:cs="Arial" w:eastAsia="Arial" w:hAnsi="Arial"/>
@@ -14374,6 +14663,7 @@
           </w:tcPr>
           <w:p>
             <w:pPr>
+              <w:keepNext w:val="false"/>
               <w:spacing w:after="40" w:before="0"/>
               <w:jc w:val="left"/>
             </w:pPr>
@@ -14406,6 +14696,7 @@
           </w:tcPr>
           <w:p>
             <w:pPr>
+              <w:keepNext w:val="false"/>
               <w:spacing w:after="40" w:before="0"/>
               <w:jc w:val="left"/>
             </w:pPr>
@@ -14438,6 +14729,7 @@
           </w:tcPr>
           <w:p>
             <w:pPr>
+              <w:keepNext w:val="false"/>
               <w:spacing w:after="40" w:before="0"/>
               <w:jc w:val="left"/>
             </w:pPr>
@@ -14470,6 +14762,7 @@
           </w:tcPr>
           <w:p>
             <w:pPr>
+              <w:keepNext w:val="false"/>
               <w:spacing w:after="40" w:before="0"/>
               <w:jc w:val="left"/>
             </w:pPr>
@@ -14529,6 +14822,7 @@
           </w:tcPr>
           <w:p>
             <w:pPr>
+              <w:keepNext w:val="false"/>
               <w:spacing w:after="40" w:before="0"/>
               <w:jc w:val="center"/>
             </w:pPr>
@@ -14563,6 +14857,7 @@
           </w:tcPr>
           <w:p>
             <w:pPr>
+              <w:keepNext w:val="false"/>
               <w:spacing w:after="40" w:before="0"/>
               <w:jc w:val="left"/>
             </w:pPr>
@@ -14582,6 +14877,7 @@
           </w:p>
           <w:p>
             <w:pPr>
+              <w:keepNext w:val="false"/>
               <w:spacing w:after="40" w:before="0"/>
               <w:jc w:val="left"/>
             </w:pPr>
@@ -14601,6 +14897,7 @@
           </w:p>
           <w:p>
             <w:pPr>
+              <w:keepNext w:val="false"/>
               <w:spacing w:after="40" w:before="0"/>
               <w:jc w:val="left"/>
             </w:pPr>
@@ -14620,6 +14917,7 @@
           </w:p>
           <w:p>
             <w:pPr>
+              <w:keepNext w:val="false"/>
               <w:spacing w:after="40" w:before="0"/>
               <w:jc w:val="left"/>
             </w:pPr>
@@ -14639,6 +14937,7 @@
           </w:p>
           <w:p>
             <w:pPr>
+              <w:keepNext w:val="false"/>
               <w:spacing w:after="40" w:before="0"/>
               <w:jc w:val="left"/>
             </w:pPr>
@@ -14700,6 +14999,7 @@
           </w:tcPr>
           <w:p>
             <w:pPr>
+              <w:keepNext w:val="false"/>
               <w:spacing w:after="40" w:before="0"/>
               <w:jc w:val="center"/>
             </w:pPr>
@@ -14734,6 +15034,7 @@
           </w:tcPr>
           <w:p>
             <w:pPr>
+              <w:keepNext w:val="false"/>
               <w:spacing w:after="40" w:before="0"/>
               <w:jc w:val="left"/>
             </w:pPr>
@@ -14766,6 +15067,7 @@
           </w:tcPr>
           <w:p>
             <w:pPr>
+              <w:keepNext w:val="false"/>
               <w:spacing w:after="40" w:before="0"/>
               <w:jc w:val="left"/>
             </w:pPr>
@@ -14800,6 +15102,7 @@
           </w:tcPr>
           <w:p>
             <w:pPr>
+              <w:keepNext w:val="false"/>
               <w:spacing w:after="40" w:before="0"/>
               <w:jc w:val="left"/>
             </w:pPr>
@@ -14832,6 +15135,7 @@
           </w:tcPr>
           <w:p>
             <w:pPr>
+              <w:keepNext w:val="false"/>
               <w:spacing w:after="40" w:before="0"/>
               <w:jc w:val="left"/>
             </w:pPr>
@@ -14866,6 +15170,7 @@
           </w:tcPr>
           <w:p>
             <w:pPr>
+              <w:keepNext w:val="false"/>
               <w:spacing w:after="40" w:before="0"/>
               <w:jc w:val="left"/>
             </w:pPr>
@@ -14898,6 +15203,7 @@
           </w:tcPr>
           <w:p>
             <w:pPr>
+              <w:keepNext w:val="false"/>
               <w:spacing w:after="40" w:before="0"/>
               <w:jc w:val="left"/>
             </w:pPr>
@@ -14934,7 +15240,7 @@
         </w:rPr>
         <w:t xml:space="preserve">© 2026 SeaVuria and ARES. Aligned with KICD objectives. Developed by SeaVuria; technical implementation by ARES (with AI assistance from Claude). Licensed under </w:t>
       </w:r>
-      <w:hyperlink w:history="1" r:id="rIdqhzqixooqlsityxik6jcf">
+      <w:hyperlink w:history="1" r:id="rIdptq9-mkaj_c1v6vhv5aq8">
         <w:r>
           <w:rPr>
             <w:rFonts w:ascii="Arial" w:cs="Arial" w:eastAsia="Arial" w:hAnsi="Arial"/>
@@ -14955,7 +15261,7 @@
         </w:rPr>
         <w:t xml:space="preserve"> (</w:t>
       </w:r>
-      <w:hyperlink w:history="1" r:id="rIdfrxt9r8vr9mmlbaqphijh">
+      <w:hyperlink w:history="1" r:id="rId9jdj98enskoq-xpnby-ad">
         <w:r>
           <w:rPr>
             <w:rFonts w:ascii="Arial" w:cs="Arial" w:eastAsia="Arial" w:hAnsi="Arial"/>
@@ -15015,6 +15321,7 @@
           </w:tcPr>
           <w:p>
             <w:pPr>
+              <w:keepNext w:val="false"/>
               <w:spacing w:after="40" w:before="0"/>
               <w:jc w:val="center"/>
             </w:pPr>
@@ -15050,6 +15357,7 @@
           </w:tcPr>
           <w:p>
             <w:pPr>
+              <w:keepNext w:val="false"/>
               <w:spacing w:after="40" w:before="0"/>
               <w:jc w:val="center"/>
             </w:pPr>
@@ -15084,6 +15392,7 @@
           </w:tcPr>
           <w:p>
             <w:pPr>
+              <w:keepNext w:val="false"/>
               <w:spacing w:after="40" w:before="0"/>
               <w:jc w:val="left"/>
             </w:pPr>
@@ -15116,6 +15425,7 @@
           </w:tcPr>
           <w:p>
             <w:pPr>
+              <w:keepNext w:val="false"/>
               <w:spacing w:after="40" w:before="0"/>
               <w:jc w:val="left"/>
             </w:pPr>
@@ -15150,6 +15460,7 @@
           </w:tcPr>
           <w:p>
             <w:pPr>
+              <w:keepNext w:val="false"/>
               <w:spacing w:after="40" w:before="0"/>
               <w:jc w:val="left"/>
             </w:pPr>
@@ -15182,6 +15493,7 @@
           </w:tcPr>
           <w:p>
             <w:pPr>
+              <w:keepNext w:val="false"/>
               <w:spacing w:after="40" w:before="0"/>
               <w:jc w:val="left"/>
             </w:pPr>
@@ -15216,6 +15528,7 @@
           </w:tcPr>
           <w:p>
             <w:pPr>
+              <w:keepNext w:val="false"/>
               <w:spacing w:after="40" w:before="0"/>
               <w:jc w:val="left"/>
             </w:pPr>
@@ -15343,6 +15656,7 @@
           </w:tcPr>
           <w:p>
             <w:pPr>
+              <w:keepNext w:val="false"/>
               <w:spacing w:after="40" w:before="0"/>
               <w:jc w:val="left"/>
             </w:pPr>
@@ -15450,6 +15764,7 @@
           </w:tcPr>
           <w:p>
             <w:pPr>
+              <w:keepNext w:val="false"/>
               <w:spacing w:after="40" w:before="0"/>
               <w:jc w:val="left"/>
             </w:pPr>
@@ -15537,6 +15852,7 @@
           </w:tcPr>
           <w:p>
             <w:pPr>
+              <w:keepNext w:val="false"/>
               <w:spacing w:after="40" w:before="0"/>
               <w:jc w:val="left"/>
             </w:pPr>
@@ -15569,6 +15885,7 @@
           </w:tcPr>
           <w:p>
             <w:pPr>
+              <w:keepNext w:val="false"/>
               <w:spacing w:after="40" w:before="0"/>
               <w:jc w:val="left"/>
             </w:pPr>
@@ -15603,6 +15920,7 @@
           </w:tcPr>
           <w:p>
             <w:pPr>
+              <w:keepNext w:val="false"/>
               <w:spacing w:after="40" w:before="0"/>
               <w:jc w:val="left"/>
             </w:pPr>
@@ -15635,6 +15953,7 @@
           </w:tcPr>
           <w:p>
             <w:pPr>
+              <w:keepNext w:val="false"/>
               <w:spacing w:after="40" w:before="0"/>
               <w:jc w:val="left"/>
             </w:pPr>
@@ -15669,6 +15988,7 @@
           </w:tcPr>
           <w:p>
             <w:pPr>
+              <w:keepNext w:val="false"/>
               <w:spacing w:after="40" w:before="0"/>
               <w:jc w:val="left"/>
             </w:pPr>
@@ -15701,6 +16021,7 @@
           </w:tcPr>
           <w:p>
             <w:pPr>
+              <w:keepNext w:val="false"/>
               <w:spacing w:after="40" w:before="0"/>
               <w:jc w:val="left"/>
             </w:pPr>
@@ -15760,6 +16081,7 @@
           </w:tcPr>
           <w:p>
             <w:pPr>
+              <w:keepNext w:val="false"/>
               <w:spacing w:after="40" w:before="0"/>
               <w:jc w:val="center"/>
             </w:pPr>
@@ -15794,6 +16116,7 @@
           </w:tcPr>
           <w:p>
             <w:pPr>
+              <w:keepNext w:val="false"/>
               <w:spacing w:after="40" w:before="0"/>
               <w:jc w:val="left"/>
             </w:pPr>
@@ -15813,6 +16136,7 @@
           </w:p>
           <w:p>
             <w:pPr>
+              <w:keepNext w:val="false"/>
               <w:spacing w:after="40" w:before="0"/>
               <w:jc w:val="left"/>
             </w:pPr>
@@ -15832,6 +16156,7 @@
           </w:p>
           <w:p>
             <w:pPr>
+              <w:keepNext w:val="false"/>
               <w:spacing w:after="40" w:before="0"/>
               <w:jc w:val="left"/>
             </w:pPr>
@@ -15851,6 +16176,7 @@
           </w:p>
           <w:p>
             <w:pPr>
+              <w:keepNext w:val="false"/>
               <w:spacing w:after="40" w:before="0"/>
               <w:jc w:val="left"/>
             </w:pPr>
@@ -15870,6 +16196,7 @@
           </w:p>
           <w:p>
             <w:pPr>
+              <w:keepNext w:val="false"/>
               <w:spacing w:after="40" w:before="0"/>
               <w:jc w:val="left"/>
             </w:pPr>
@@ -15934,6 +16261,7 @@
           </w:tcPr>
           <w:p>
             <w:pPr>
+              <w:keepNext w:val="false"/>
               <w:spacing w:after="40" w:before="0"/>
               <w:jc w:val="center"/>
             </w:pPr>
@@ -15968,6 +16296,7 @@
           </w:tcPr>
           <w:p>
             <w:pPr>
+              <w:keepNext w:val="false"/>
               <w:spacing w:after="40" w:before="0"/>
               <w:jc w:val="left"/>
             </w:pPr>
@@ -16000,6 +16329,7 @@
           </w:tcPr>
           <w:p>
             <w:pPr>
+              <w:keepNext w:val="false"/>
               <w:spacing w:after="40" w:before="0"/>
               <w:jc w:val="left"/>
             </w:pPr>
@@ -16032,6 +16362,7 @@
           </w:tcPr>
           <w:p>
             <w:pPr>
+              <w:keepNext w:val="false"/>
               <w:spacing w:after="40" w:before="0"/>
               <w:jc w:val="left"/>
             </w:pPr>
@@ -16064,6 +16395,7 @@
           </w:tcPr>
           <w:p>
             <w:pPr>
+              <w:keepNext w:val="false"/>
               <w:spacing w:after="40" w:before="0"/>
               <w:jc w:val="left"/>
             </w:pPr>
@@ -16096,6 +16428,7 @@
           </w:tcPr>
           <w:p>
             <w:pPr>
+              <w:keepNext w:val="false"/>
               <w:spacing w:after="40" w:before="0"/>
               <w:jc w:val="left"/>
             </w:pPr>
@@ -16130,6 +16463,7 @@
           </w:tcPr>
           <w:p>
             <w:pPr>
+              <w:keepNext w:val="false"/>
               <w:spacing w:after="40" w:before="0"/>
               <w:jc w:val="left"/>
             </w:pPr>
@@ -16184,7 +16518,7 @@
               <w:spacing w:after="10" w:before="0"/>
               <w:ind w:left="120"/>
             </w:pPr>
-            <w:hyperlink w:history="1" r:id="rIdizbmq7jzf_rxkbalponqw">
+            <w:hyperlink w:history="1" r:id="rIdywrwhrjh-snka8flvwuhf">
               <w:r>
                 <w:rPr>
                   <w:rFonts w:ascii="Arial" w:cs="Arial" w:eastAsia="Arial" w:hAnsi="Arial"/>
@@ -16261,7 +16595,7 @@
               <w:spacing w:after="10" w:before="0"/>
               <w:ind w:left="120"/>
             </w:pPr>
-            <w:hyperlink w:history="1" r:id="rIdm0ezimpap5ok1ph1_gu9n">
+            <w:hyperlink w:history="1" r:id="rIdjfehwjehysy01v7l3gbor">
               <w:r>
                 <w:rPr>
                   <w:rFonts w:ascii="Arial" w:cs="Arial" w:eastAsia="Arial" w:hAnsi="Arial"/>
@@ -16304,6 +16638,7 @@
           </w:tcPr>
           <w:p>
             <w:pPr>
+              <w:keepNext w:val="false"/>
               <w:spacing w:after="40" w:before="0"/>
               <w:jc w:val="left"/>
             </w:pPr>
@@ -16336,6 +16671,7 @@
           </w:tcPr>
           <w:p>
             <w:pPr>
+              <w:keepNext w:val="false"/>
               <w:spacing w:after="40" w:before="0"/>
               <w:jc w:val="left"/>
             </w:pPr>
@@ -16368,6 +16704,7 @@
           </w:tcPr>
           <w:p>
             <w:pPr>
+              <w:keepNext w:val="false"/>
               <w:spacing w:after="40" w:before="0"/>
               <w:jc w:val="left"/>
             </w:pPr>
@@ -16400,6 +16737,7 @@
           </w:tcPr>
           <w:p>
             <w:pPr>
+              <w:keepNext w:val="false"/>
               <w:spacing w:after="40" w:before="0"/>
               <w:jc w:val="left"/>
             </w:pPr>
@@ -16434,6 +16772,7 @@
           </w:tcPr>
           <w:p>
             <w:pPr>
+              <w:keepNext w:val="false"/>
               <w:spacing w:after="40" w:before="0"/>
               <w:jc w:val="left"/>
             </w:pPr>
@@ -16488,7 +16827,7 @@
               <w:spacing w:after="10" w:before="0"/>
               <w:ind w:left="120"/>
             </w:pPr>
-            <w:hyperlink w:history="1" r:id="rIdso2xbeodaovmsqhwndkqx">
+            <w:hyperlink w:history="1" r:id="rIdu1lbqi4y4rcyxhkjvdwa4">
               <w:r>
                 <w:rPr>
                   <w:rFonts w:ascii="Arial" w:cs="Arial" w:eastAsia="Arial" w:hAnsi="Arial"/>
@@ -16565,7 +16904,7 @@
               <w:spacing w:after="10" w:before="0"/>
               <w:ind w:left="120"/>
             </w:pPr>
-            <w:hyperlink w:history="1" r:id="rIdlxnr-zfxaqeo4mo0g3uuu">
+            <w:hyperlink w:history="1" r:id="rId3ygqyxnfjfwkyfhl5cs4s">
               <w:r>
                 <w:rPr>
                   <w:rFonts w:ascii="Arial" w:cs="Arial" w:eastAsia="Arial" w:hAnsi="Arial"/>
@@ -16608,6 +16947,7 @@
           </w:tcPr>
           <w:p>
             <w:pPr>
+              <w:keepNext w:val="false"/>
               <w:spacing w:after="40" w:before="0"/>
               <w:jc w:val="left"/>
             </w:pPr>
@@ -16640,6 +16980,7 @@
           </w:tcPr>
           <w:p>
             <w:pPr>
+              <w:keepNext w:val="false"/>
               <w:spacing w:after="40" w:before="0"/>
               <w:jc w:val="left"/>
             </w:pPr>
@@ -16672,6 +17013,7 @@
           </w:tcPr>
           <w:p>
             <w:pPr>
+              <w:keepNext w:val="false"/>
               <w:spacing w:after="40" w:before="0"/>
               <w:jc w:val="left"/>
             </w:pPr>
@@ -16704,6 +17046,7 @@
           </w:tcPr>
           <w:p>
             <w:pPr>
+              <w:keepNext w:val="false"/>
               <w:spacing w:after="40" w:before="0"/>
               <w:jc w:val="left"/>
             </w:pPr>
@@ -16738,6 +17081,7 @@
           </w:tcPr>
           <w:p>
             <w:pPr>
+              <w:keepNext w:val="false"/>
               <w:spacing w:after="40" w:before="0"/>
               <w:jc w:val="left"/>
             </w:pPr>
@@ -16792,7 +17136,7 @@
               <w:spacing w:after="10" w:before="0"/>
               <w:ind w:left="120"/>
             </w:pPr>
-            <w:hyperlink w:history="1" r:id="rIdodhuwecopd7fhiumrsqfb">
+            <w:hyperlink w:history="1" r:id="rId5i_oenf05k2ccjymllkom">
               <w:r>
                 <w:rPr>
                   <w:rFonts w:ascii="Arial" w:cs="Arial" w:eastAsia="Arial" w:hAnsi="Arial"/>
@@ -16869,7 +17213,7 @@
               <w:spacing w:after="10" w:before="0"/>
               <w:ind w:left="120"/>
             </w:pPr>
-            <w:hyperlink w:history="1" r:id="rIdv-pnrocubqsulotmrbhis">
+            <w:hyperlink w:history="1" r:id="rId4ehm5c0hbne-cjop4bnpi">
               <w:r>
                 <w:rPr>
                   <w:rFonts w:ascii="Arial" w:cs="Arial" w:eastAsia="Arial" w:hAnsi="Arial"/>
@@ -16912,6 +17256,7 @@
           </w:tcPr>
           <w:p>
             <w:pPr>
+              <w:keepNext w:val="false"/>
               <w:spacing w:after="40" w:before="0"/>
               <w:jc w:val="left"/>
             </w:pPr>
@@ -16944,6 +17289,7 @@
           </w:tcPr>
           <w:p>
             <w:pPr>
+              <w:keepNext w:val="false"/>
               <w:spacing w:after="40" w:before="0"/>
               <w:jc w:val="left"/>
             </w:pPr>
@@ -16976,6 +17322,7 @@
           </w:tcPr>
           <w:p>
             <w:pPr>
+              <w:keepNext w:val="false"/>
               <w:spacing w:after="40" w:before="0"/>
               <w:jc w:val="left"/>
             </w:pPr>
@@ -17008,6 +17355,7 @@
           </w:tcPr>
           <w:p>
             <w:pPr>
+              <w:keepNext w:val="false"/>
               <w:spacing w:after="40" w:before="0"/>
               <w:jc w:val="left"/>
             </w:pPr>
@@ -17042,6 +17390,7 @@
           </w:tcPr>
           <w:p>
             <w:pPr>
+              <w:keepNext w:val="false"/>
               <w:spacing w:after="40" w:before="0"/>
               <w:jc w:val="left"/>
             </w:pPr>
@@ -17096,7 +17445,7 @@
               <w:spacing w:after="10" w:before="0"/>
               <w:ind w:left="120"/>
             </w:pPr>
-            <w:hyperlink w:history="1" r:id="rIdpqyhcvoc6kkevlpholerp">
+            <w:hyperlink w:history="1" r:id="rIdhxywiibf5tqqyn3nfud_z">
               <w:r>
                 <w:rPr>
                   <w:rFonts w:ascii="Arial" w:cs="Arial" w:eastAsia="Arial" w:hAnsi="Arial"/>
@@ -17173,7 +17522,7 @@
               <w:spacing w:after="10" w:before="0"/>
               <w:ind w:left="120"/>
             </w:pPr>
-            <w:hyperlink w:history="1" r:id="rIdn4ko4ndceaau1rz-h0wdi">
+            <w:hyperlink w:history="1" r:id="rIdp2lqiaisnwlbcfv330iyk">
               <w:r>
                 <w:rPr>
                   <w:rFonts w:ascii="Arial" w:cs="Arial" w:eastAsia="Arial" w:hAnsi="Arial"/>
@@ -17216,6 +17565,7 @@
           </w:tcPr>
           <w:p>
             <w:pPr>
+              <w:keepNext w:val="false"/>
               <w:spacing w:after="40" w:before="0"/>
               <w:jc w:val="left"/>
             </w:pPr>
@@ -17248,6 +17598,7 @@
           </w:tcPr>
           <w:p>
             <w:pPr>
+              <w:keepNext w:val="false"/>
               <w:spacing w:after="40" w:before="0"/>
               <w:jc w:val="left"/>
             </w:pPr>
@@ -17280,6 +17631,7 @@
           </w:tcPr>
           <w:p>
             <w:pPr>
+              <w:keepNext w:val="false"/>
               <w:spacing w:after="40" w:before="0"/>
               <w:jc w:val="left"/>
             </w:pPr>
@@ -17312,6 +17664,7 @@
           </w:tcPr>
           <w:p>
             <w:pPr>
+              <w:keepNext w:val="false"/>
               <w:spacing w:after="40" w:before="0"/>
               <w:jc w:val="left"/>
             </w:pPr>
@@ -17346,6 +17699,7 @@
           </w:tcPr>
           <w:p>
             <w:pPr>
+              <w:keepNext w:val="false"/>
               <w:spacing w:after="40" w:before="0"/>
               <w:jc w:val="left"/>
             </w:pPr>
@@ -17400,7 +17754,7 @@
               <w:spacing w:after="10" w:before="0"/>
               <w:ind w:left="120"/>
             </w:pPr>
-            <w:hyperlink w:history="1" r:id="rId7bdegtc2qkgmhfrnz_b6x">
+            <w:hyperlink w:history="1" r:id="rIdo0psscieqkgzv2a30c-u0">
               <w:r>
                 <w:rPr>
                   <w:rFonts w:ascii="Arial" w:cs="Arial" w:eastAsia="Arial" w:hAnsi="Arial"/>
@@ -17477,7 +17831,7 @@
               <w:spacing w:after="10" w:before="0"/>
               <w:ind w:left="120"/>
             </w:pPr>
-            <w:hyperlink w:history="1" r:id="rIdzhqcgbc1ng0cgyiczqb9p">
+            <w:hyperlink w:history="1" r:id="rIdghvduwzk0rlzs1sfjl10p">
               <w:r>
                 <w:rPr>
                   <w:rFonts w:ascii="Arial" w:cs="Arial" w:eastAsia="Arial" w:hAnsi="Arial"/>
@@ -17520,6 +17874,7 @@
           </w:tcPr>
           <w:p>
             <w:pPr>
+              <w:keepNext w:val="false"/>
               <w:spacing w:after="40" w:before="0"/>
               <w:jc w:val="left"/>
             </w:pPr>
@@ -17552,6 +17907,7 @@
           </w:tcPr>
           <w:p>
             <w:pPr>
+              <w:keepNext w:val="false"/>
               <w:spacing w:after="40" w:before="0"/>
               <w:jc w:val="left"/>
             </w:pPr>
@@ -17584,6 +17940,7 @@
           </w:tcPr>
           <w:p>
             <w:pPr>
+              <w:keepNext w:val="false"/>
               <w:spacing w:after="40" w:before="0"/>
               <w:jc w:val="left"/>
             </w:pPr>
@@ -17616,6 +17973,7 @@
           </w:tcPr>
           <w:p>
             <w:pPr>
+              <w:keepNext w:val="false"/>
               <w:spacing w:after="40" w:before="0"/>
               <w:jc w:val="left"/>
             </w:pPr>
@@ -17675,6 +18033,7 @@
           </w:tcPr>
           <w:p>
             <w:pPr>
+              <w:keepNext w:val="false"/>
               <w:spacing w:after="40" w:before="0"/>
               <w:jc w:val="center"/>
             </w:pPr>
@@ -17709,6 +18068,7 @@
           </w:tcPr>
           <w:p>
             <w:pPr>
+              <w:keepNext w:val="false"/>
               <w:spacing w:after="40" w:before="0"/>
               <w:jc w:val="left"/>
             </w:pPr>
@@ -17728,6 +18088,7 @@
           </w:p>
           <w:p>
             <w:pPr>
+              <w:keepNext w:val="false"/>
               <w:spacing w:after="40" w:before="0"/>
               <w:jc w:val="left"/>
             </w:pPr>
@@ -17747,6 +18108,7 @@
           </w:p>
           <w:p>
             <w:pPr>
+              <w:keepNext w:val="false"/>
               <w:spacing w:after="40" w:before="0"/>
               <w:jc w:val="left"/>
             </w:pPr>
@@ -17766,6 +18128,7 @@
           </w:p>
           <w:p>
             <w:pPr>
+              <w:keepNext w:val="false"/>
               <w:spacing w:after="40" w:before="0"/>
               <w:jc w:val="left"/>
             </w:pPr>
@@ -17785,6 +18148,7 @@
           </w:p>
           <w:p>
             <w:pPr>
+              <w:keepNext w:val="false"/>
               <w:spacing w:after="40" w:before="0"/>
               <w:jc w:val="left"/>
             </w:pPr>
@@ -17846,6 +18210,7 @@
           </w:tcPr>
           <w:p>
             <w:pPr>
+              <w:keepNext w:val="false"/>
               <w:spacing w:after="40" w:before="0"/>
               <w:jc w:val="center"/>
             </w:pPr>
@@ -17880,6 +18245,7 @@
           </w:tcPr>
           <w:p>
             <w:pPr>
+              <w:keepNext w:val="false"/>
               <w:spacing w:after="40" w:before="0"/>
               <w:jc w:val="left"/>
             </w:pPr>
@@ -17912,6 +18278,7 @@
           </w:tcPr>
           <w:p>
             <w:pPr>
+              <w:keepNext w:val="false"/>
               <w:spacing w:after="40" w:before="0"/>
               <w:jc w:val="left"/>
             </w:pPr>
@@ -17946,6 +18313,7 @@
           </w:tcPr>
           <w:p>
             <w:pPr>
+              <w:keepNext w:val="false"/>
               <w:spacing w:after="40" w:before="0"/>
               <w:jc w:val="left"/>
             </w:pPr>
@@ -17978,6 +18346,7 @@
           </w:tcPr>
           <w:p>
             <w:pPr>
+              <w:keepNext w:val="false"/>
               <w:spacing w:after="40" w:before="0"/>
               <w:jc w:val="left"/>
             </w:pPr>
@@ -18012,6 +18381,7 @@
           </w:tcPr>
           <w:p>
             <w:pPr>
+              <w:keepNext w:val="false"/>
               <w:spacing w:after="40" w:before="0"/>
               <w:jc w:val="left"/>
             </w:pPr>
@@ -18044,6 +18414,7 @@
           </w:tcPr>
           <w:p>
             <w:pPr>
+              <w:keepNext w:val="false"/>
               <w:spacing w:after="40" w:before="0"/>
               <w:jc w:val="left"/>
             </w:pPr>
@@ -18080,7 +18451,7 @@
         </w:rPr>
         <w:t xml:space="preserve">© 2026 SeaVuria and ARES. Aligned with KICD objectives. Developed by SeaVuria; technical implementation by ARES (with AI assistance from Claude). Licensed under </w:t>
       </w:r>
-      <w:hyperlink w:history="1" r:id="rIddvrav_yy9wcxykhvf12t4">
+      <w:hyperlink w:history="1" r:id="rIdvfbtzwkdeldzv8woqf42d">
         <w:r>
           <w:rPr>
             <w:rFonts w:ascii="Arial" w:cs="Arial" w:eastAsia="Arial" w:hAnsi="Arial"/>
@@ -18101,7 +18472,7 @@
         </w:rPr>
         <w:t xml:space="preserve"> (</w:t>
       </w:r>
-      <w:hyperlink w:history="1" r:id="rIdwbxkhniq7i7t-vllz8gca">
+      <w:hyperlink w:history="1" r:id="rIdlkpuysedzpgpauezka1x0">
         <w:r>
           <w:rPr>
             <w:rFonts w:ascii="Arial" w:cs="Arial" w:eastAsia="Arial" w:hAnsi="Arial"/>
@@ -18161,6 +18532,7 @@
           </w:tcPr>
           <w:p>
             <w:pPr>
+              <w:keepNext w:val="false"/>
               <w:spacing w:after="40" w:before="0"/>
               <w:jc w:val="center"/>
             </w:pPr>
@@ -18196,6 +18568,7 @@
           </w:tcPr>
           <w:p>
             <w:pPr>
+              <w:keepNext w:val="false"/>
               <w:spacing w:after="40" w:before="0"/>
               <w:jc w:val="center"/>
             </w:pPr>
@@ -18230,6 +18603,7 @@
           </w:tcPr>
           <w:p>
             <w:pPr>
+              <w:keepNext w:val="false"/>
               <w:spacing w:after="40" w:before="0"/>
               <w:jc w:val="left"/>
             </w:pPr>
@@ -18262,6 +18636,7 @@
           </w:tcPr>
           <w:p>
             <w:pPr>
+              <w:keepNext w:val="false"/>
               <w:spacing w:after="40" w:before="0"/>
               <w:jc w:val="left"/>
             </w:pPr>
@@ -18296,6 +18671,7 @@
           </w:tcPr>
           <w:p>
             <w:pPr>
+              <w:keepNext w:val="false"/>
               <w:spacing w:after="40" w:before="0"/>
               <w:jc w:val="left"/>
             </w:pPr>
@@ -18328,6 +18704,7 @@
           </w:tcPr>
           <w:p>
             <w:pPr>
+              <w:keepNext w:val="false"/>
               <w:spacing w:after="40" w:before="0"/>
               <w:jc w:val="left"/>
             </w:pPr>
@@ -18362,6 +18739,7 @@
           </w:tcPr>
           <w:p>
             <w:pPr>
+              <w:keepNext w:val="false"/>
               <w:spacing w:after="40" w:before="0"/>
               <w:jc w:val="left"/>
             </w:pPr>
@@ -18469,6 +18847,7 @@
           </w:tcPr>
           <w:p>
             <w:pPr>
+              <w:keepNext w:val="false"/>
               <w:spacing w:after="40" w:before="0"/>
               <w:jc w:val="left"/>
             </w:pPr>
@@ -18556,6 +18935,7 @@
           </w:tcPr>
           <w:p>
             <w:pPr>
+              <w:keepNext w:val="false"/>
               <w:spacing w:after="40" w:before="0"/>
               <w:jc w:val="left"/>
             </w:pPr>
@@ -18643,6 +19023,7 @@
           </w:tcPr>
           <w:p>
             <w:pPr>
+              <w:keepNext w:val="false"/>
               <w:spacing w:after="40" w:before="0"/>
               <w:jc w:val="left"/>
             </w:pPr>
@@ -18675,6 +19056,7 @@
           </w:tcPr>
           <w:p>
             <w:pPr>
+              <w:keepNext w:val="false"/>
               <w:spacing w:after="40" w:before="0"/>
               <w:jc w:val="left"/>
             </w:pPr>
@@ -18709,6 +19091,7 @@
           </w:tcPr>
           <w:p>
             <w:pPr>
+              <w:keepNext w:val="false"/>
               <w:spacing w:after="40" w:before="0"/>
               <w:jc w:val="left"/>
             </w:pPr>
@@ -18741,6 +19124,7 @@
           </w:tcPr>
           <w:p>
             <w:pPr>
+              <w:keepNext w:val="false"/>
               <w:spacing w:after="40" w:before="0"/>
               <w:jc w:val="left"/>
             </w:pPr>
@@ -18775,6 +19159,7 @@
           </w:tcPr>
           <w:p>
             <w:pPr>
+              <w:keepNext w:val="false"/>
               <w:spacing w:after="40" w:before="0"/>
               <w:jc w:val="left"/>
             </w:pPr>
@@ -18807,6 +19192,7 @@
           </w:tcPr>
           <w:p>
             <w:pPr>
+              <w:keepNext w:val="false"/>
               <w:spacing w:after="40" w:before="0"/>
               <w:jc w:val="left"/>
             </w:pPr>
@@ -18866,6 +19252,7 @@
           </w:tcPr>
           <w:p>
             <w:pPr>
+              <w:keepNext w:val="false"/>
               <w:spacing w:after="40" w:before="0"/>
               <w:jc w:val="center"/>
             </w:pPr>
@@ -18900,6 +19287,7 @@
           </w:tcPr>
           <w:p>
             <w:pPr>
+              <w:keepNext w:val="false"/>
               <w:spacing w:after="40" w:before="0"/>
               <w:jc w:val="left"/>
             </w:pPr>
@@ -18919,6 +19307,7 @@
           </w:p>
           <w:p>
             <w:pPr>
+              <w:keepNext w:val="false"/>
               <w:spacing w:after="40" w:before="0"/>
               <w:jc w:val="left"/>
             </w:pPr>
@@ -18938,6 +19327,7 @@
           </w:p>
           <w:p>
             <w:pPr>
+              <w:keepNext w:val="false"/>
               <w:spacing w:after="40" w:before="0"/>
               <w:jc w:val="left"/>
             </w:pPr>
@@ -18957,6 +19347,7 @@
           </w:p>
           <w:p>
             <w:pPr>
+              <w:keepNext w:val="false"/>
               <w:spacing w:after="40" w:before="0"/>
               <w:jc w:val="left"/>
             </w:pPr>
@@ -18976,6 +19367,7 @@
           </w:p>
           <w:p>
             <w:pPr>
+              <w:keepNext w:val="false"/>
               <w:spacing w:after="40" w:before="0"/>
               <w:jc w:val="left"/>
             </w:pPr>
@@ -19040,6 +19432,7 @@
           </w:tcPr>
           <w:p>
             <w:pPr>
+              <w:keepNext w:val="false"/>
               <w:spacing w:after="40" w:before="0"/>
               <w:jc w:val="center"/>
             </w:pPr>
@@ -19074,6 +19467,7 @@
           </w:tcPr>
           <w:p>
             <w:pPr>
+              <w:keepNext w:val="false"/>
               <w:spacing w:after="40" w:before="0"/>
               <w:jc w:val="left"/>
             </w:pPr>
@@ -19106,6 +19500,7 @@
           </w:tcPr>
           <w:p>
             <w:pPr>
+              <w:keepNext w:val="false"/>
               <w:spacing w:after="40" w:before="0"/>
               <w:jc w:val="left"/>
             </w:pPr>
@@ -19138,6 +19533,7 @@
           </w:tcPr>
           <w:p>
             <w:pPr>
+              <w:keepNext w:val="false"/>
               <w:spacing w:after="40" w:before="0"/>
               <w:jc w:val="left"/>
             </w:pPr>
@@ -19170,6 +19566,7 @@
           </w:tcPr>
           <w:p>
             <w:pPr>
+              <w:keepNext w:val="false"/>
               <w:spacing w:after="40" w:before="0"/>
               <w:jc w:val="left"/>
             </w:pPr>
@@ -19202,6 +19599,7 @@
           </w:tcPr>
           <w:p>
             <w:pPr>
+              <w:keepNext w:val="false"/>
               <w:spacing w:after="40" w:before="0"/>
               <w:jc w:val="left"/>
             </w:pPr>
@@ -19236,6 +19634,7 @@
           </w:tcPr>
           <w:p>
             <w:pPr>
+              <w:keepNext w:val="false"/>
               <w:spacing w:after="40" w:before="0"/>
               <w:jc w:val="left"/>
             </w:pPr>
@@ -19290,7 +19689,7 @@
               <w:spacing w:after="10" w:before="0"/>
               <w:ind w:left="120"/>
             </w:pPr>
-            <w:hyperlink w:history="1" r:id="rIdaugo75ypyhxvtdp304xqx">
+            <w:hyperlink w:history="1" r:id="rIdkcdkyf9jok4kcwie6d6e9">
               <w:r>
                 <w:rPr>
                   <w:rFonts w:ascii="Arial" w:cs="Arial" w:eastAsia="Arial" w:hAnsi="Arial"/>
@@ -19350,7 +19749,7 @@
             <w:pPr>
               <w:spacing w:after="20" w:before="0"/>
             </w:pPr>
-            <w:hyperlink w:history="1" r:id="rIdrem5aduwgnvo0vylonsfq">
+            <w:hyperlink w:history="1" r:id="rIdynpftzcybdbenkmyz_w9g">
               <w:r>
                 <w:rPr>
                   <w:rFonts w:ascii="Arial" w:cs="Arial" w:eastAsia="Arial" w:hAnsi="Arial"/>
@@ -19399,7 +19798,7 @@
               <w:spacing w:after="10" w:before="0"/>
               <w:ind w:left="120"/>
             </w:pPr>
-            <w:hyperlink w:history="1" r:id="rIdv8xalejx-wy_eclnszeyt">
+            <w:hyperlink w:history="1" r:id="rId6zuhcvfmyd6ofveibbwp9">
               <w:r>
                 <w:rPr>
                   <w:rFonts w:ascii="Arial" w:cs="Arial" w:eastAsia="Arial" w:hAnsi="Arial"/>
@@ -19427,6 +19826,7 @@
           </w:tcPr>
           <w:p>
             <w:pPr>
+              <w:keepNext w:val="false"/>
               <w:spacing w:after="40" w:before="0"/>
               <w:jc w:val="left"/>
             </w:pPr>
@@ -19459,6 +19859,7 @@
           </w:tcPr>
           <w:p>
             <w:pPr>
+              <w:keepNext w:val="false"/>
               <w:spacing w:after="40" w:before="0"/>
               <w:jc w:val="left"/>
             </w:pPr>
@@ -19491,6 +19892,7 @@
           </w:tcPr>
           <w:p>
             <w:pPr>
+              <w:keepNext w:val="false"/>
               <w:spacing w:after="40" w:before="0"/>
               <w:jc w:val="left"/>
             </w:pPr>
@@ -19523,6 +19925,7 @@
           </w:tcPr>
           <w:p>
             <w:pPr>
+              <w:keepNext w:val="false"/>
               <w:spacing w:after="40" w:before="0"/>
               <w:jc w:val="left"/>
             </w:pPr>
@@ -19557,6 +19960,7 @@
           </w:tcPr>
           <w:p>
             <w:pPr>
+              <w:keepNext w:val="false"/>
               <w:spacing w:after="40" w:before="0"/>
               <w:jc w:val="left"/>
             </w:pPr>
@@ -19611,7 +20015,7 @@
               <w:spacing w:after="10" w:before="0"/>
               <w:ind w:left="120"/>
             </w:pPr>
-            <w:hyperlink w:history="1" r:id="rIdw7gmtj6frcifo2uhakmnj">
+            <w:hyperlink w:history="1" r:id="rIdirg9q8gnbubdqr0vjyqwr">
               <w:r>
                 <w:rPr>
                   <w:rFonts w:ascii="Arial" w:cs="Arial" w:eastAsia="Arial" w:hAnsi="Arial"/>
@@ -19671,7 +20075,7 @@
             <w:pPr>
               <w:spacing w:after="20" w:before="0"/>
             </w:pPr>
-            <w:hyperlink w:history="1" r:id="rIdnwvkw_xo2hlv7ijmtxol9">
+            <w:hyperlink w:history="1" r:id="rIdlorwkw9qz9zz0foubdj4b">
               <w:r>
                 <w:rPr>
                   <w:rFonts w:ascii="Arial" w:cs="Arial" w:eastAsia="Arial" w:hAnsi="Arial"/>
@@ -19720,7 +20124,7 @@
               <w:spacing w:after="10" w:before="0"/>
               <w:ind w:left="120"/>
             </w:pPr>
-            <w:hyperlink w:history="1" r:id="rId3wpvbibm0m7wpshyfnbs8">
+            <w:hyperlink w:history="1" r:id="rIdeqhv5xlov-aqo9eid8tas">
               <w:r>
                 <w:rPr>
                   <w:rFonts w:ascii="Arial" w:cs="Arial" w:eastAsia="Arial" w:hAnsi="Arial"/>
@@ -19748,6 +20152,7 @@
           </w:tcPr>
           <w:p>
             <w:pPr>
+              <w:keepNext w:val="false"/>
               <w:spacing w:after="40" w:before="0"/>
               <w:jc w:val="left"/>
             </w:pPr>
@@ -19780,6 +20185,7 @@
           </w:tcPr>
           <w:p>
             <w:pPr>
+              <w:keepNext w:val="false"/>
               <w:spacing w:after="40" w:before="0"/>
               <w:jc w:val="left"/>
             </w:pPr>
@@ -19812,6 +20218,7 @@
           </w:tcPr>
           <w:p>
             <w:pPr>
+              <w:keepNext w:val="false"/>
               <w:spacing w:after="40" w:before="0"/>
               <w:jc w:val="left"/>
             </w:pPr>
@@ -19844,6 +20251,7 @@
           </w:tcPr>
           <w:p>
             <w:pPr>
+              <w:keepNext w:val="false"/>
               <w:spacing w:after="40" w:before="0"/>
               <w:jc w:val="left"/>
             </w:pPr>
@@ -19878,6 +20286,7 @@
           </w:tcPr>
           <w:p>
             <w:pPr>
+              <w:keepNext w:val="false"/>
               <w:spacing w:after="40" w:before="0"/>
               <w:jc w:val="left"/>
             </w:pPr>
@@ -19932,7 +20341,7 @@
               <w:spacing w:after="10" w:before="0"/>
               <w:ind w:left="120"/>
             </w:pPr>
-            <w:hyperlink w:history="1" r:id="rIdrsj8mnfm2pgxs5gfj65-i">
+            <w:hyperlink w:history="1" r:id="rIdtewv-ew0b0ihhmlbbyonx">
               <w:r>
                 <w:rPr>
                   <w:rFonts w:ascii="Arial" w:cs="Arial" w:eastAsia="Arial" w:hAnsi="Arial"/>
@@ -19992,7 +20401,7 @@
             <w:pPr>
               <w:spacing w:after="20" w:before="0"/>
             </w:pPr>
-            <w:hyperlink w:history="1" r:id="rIdt1rcqq-zdpj2yxxbmde-z">
+            <w:hyperlink w:history="1" r:id="rIdjp4ph44tyu7jx3xhvy1li">
               <w:r>
                 <w:rPr>
                   <w:rFonts w:ascii="Arial" w:cs="Arial" w:eastAsia="Arial" w:hAnsi="Arial"/>
@@ -20041,7 +20450,7 @@
               <w:spacing w:after="10" w:before="0"/>
               <w:ind w:left="120"/>
             </w:pPr>
-            <w:hyperlink w:history="1" r:id="rIdsvj3bbi6ohqkrhv897nat">
+            <w:hyperlink w:history="1" r:id="rIdxhhx-0kk8txgh3rh2fghz">
               <w:r>
                 <w:rPr>
                   <w:rFonts w:ascii="Arial" w:cs="Arial" w:eastAsia="Arial" w:hAnsi="Arial"/>
@@ -20069,6 +20478,7 @@
           </w:tcPr>
           <w:p>
             <w:pPr>
+              <w:keepNext w:val="false"/>
               <w:spacing w:after="40" w:before="0"/>
               <w:jc w:val="left"/>
             </w:pPr>
@@ -20101,6 +20511,7 @@
           </w:tcPr>
           <w:p>
             <w:pPr>
+              <w:keepNext w:val="false"/>
               <w:spacing w:after="40" w:before="0"/>
               <w:jc w:val="left"/>
             </w:pPr>
@@ -20133,6 +20544,7 @@
           </w:tcPr>
           <w:p>
             <w:pPr>
+              <w:keepNext w:val="false"/>
               <w:spacing w:after="40" w:before="0"/>
               <w:jc w:val="left"/>
             </w:pPr>
@@ -20165,6 +20577,7 @@
           </w:tcPr>
           <w:p>
             <w:pPr>
+              <w:keepNext w:val="false"/>
               <w:spacing w:after="40" w:before="0"/>
               <w:jc w:val="left"/>
             </w:pPr>
@@ -20199,6 +20612,7 @@
           </w:tcPr>
           <w:p>
             <w:pPr>
+              <w:keepNext w:val="false"/>
               <w:spacing w:after="40" w:before="0"/>
               <w:jc w:val="left"/>
             </w:pPr>
@@ -20253,7 +20667,7 @@
               <w:spacing w:after="10" w:before="0"/>
               <w:ind w:left="120"/>
             </w:pPr>
-            <w:hyperlink w:history="1" r:id="rIdgg8rvglipdpgas1w6h96b">
+            <w:hyperlink w:history="1" r:id="rIdpipzddjudfqmlbg8jtx6h">
               <w:r>
                 <w:rPr>
                   <w:rFonts w:ascii="Arial" w:cs="Arial" w:eastAsia="Arial" w:hAnsi="Arial"/>
@@ -20313,7 +20727,7 @@
             <w:pPr>
               <w:spacing w:after="20" w:before="0"/>
             </w:pPr>
-            <w:hyperlink w:history="1" r:id="rIdrrchqe3jfemm9328s2ekt">
+            <w:hyperlink w:history="1" r:id="rIdv8wxjeiqyir42gw-mm4wn">
               <w:r>
                 <w:rPr>
                   <w:rFonts w:ascii="Arial" w:cs="Arial" w:eastAsia="Arial" w:hAnsi="Arial"/>
@@ -20362,7 +20776,7 @@
               <w:spacing w:after="10" w:before="0"/>
               <w:ind w:left="120"/>
             </w:pPr>
-            <w:hyperlink w:history="1" r:id="rIds5s8w9vdrowlregaapimm">
+            <w:hyperlink w:history="1" r:id="rIddklewiknm_boogkeefwg6">
               <w:r>
                 <w:rPr>
                   <w:rFonts w:ascii="Arial" w:cs="Arial" w:eastAsia="Arial" w:hAnsi="Arial"/>
@@ -20390,6 +20804,7 @@
           </w:tcPr>
           <w:p>
             <w:pPr>
+              <w:keepNext w:val="false"/>
               <w:spacing w:after="40" w:before="0"/>
               <w:jc w:val="left"/>
             </w:pPr>
@@ -20422,6 +20837,7 @@
           </w:tcPr>
           <w:p>
             <w:pPr>
+              <w:keepNext w:val="false"/>
               <w:spacing w:after="40" w:before="0"/>
               <w:jc w:val="left"/>
             </w:pPr>
@@ -20454,6 +20870,7 @@
           </w:tcPr>
           <w:p>
             <w:pPr>
+              <w:keepNext w:val="false"/>
               <w:spacing w:after="40" w:before="0"/>
               <w:jc w:val="left"/>
             </w:pPr>
@@ -20486,6 +20903,7 @@
           </w:tcPr>
           <w:p>
             <w:pPr>
+              <w:keepNext w:val="false"/>
               <w:spacing w:after="40" w:before="0"/>
               <w:jc w:val="left"/>
             </w:pPr>
@@ -20520,6 +20938,7 @@
           </w:tcPr>
           <w:p>
             <w:pPr>
+              <w:keepNext w:val="false"/>
               <w:spacing w:after="40" w:before="0"/>
               <w:jc w:val="left"/>
             </w:pPr>
@@ -20574,7 +20993,7 @@
               <w:spacing w:after="10" w:before="0"/>
               <w:ind w:left="120"/>
             </w:pPr>
-            <w:hyperlink w:history="1" r:id="rIdsivctt-hmzfk7wxcmymkq">
+            <w:hyperlink w:history="1" r:id="rIddjlj_2g9bp5u-iahodltp">
               <w:r>
                 <w:rPr>
                   <w:rFonts w:ascii="Arial" w:cs="Arial" w:eastAsia="Arial" w:hAnsi="Arial"/>
@@ -20634,7 +21053,7 @@
             <w:pPr>
               <w:spacing w:after="20" w:before="0"/>
             </w:pPr>
-            <w:hyperlink w:history="1" r:id="rIdsvxm05gfdlszxhvzxg6qy">
+            <w:hyperlink w:history="1" r:id="rIdk47pedsguqhnmhhkf5oeg">
               <w:r>
                 <w:rPr>
                   <w:rFonts w:ascii="Arial" w:cs="Arial" w:eastAsia="Arial" w:hAnsi="Arial"/>
@@ -20683,7 +21102,7 @@
               <w:spacing w:after="10" w:before="0"/>
               <w:ind w:left="120"/>
             </w:pPr>
-            <w:hyperlink w:history="1" r:id="rIdqpzfmq6uzd1usudz6bfhf">
+            <w:hyperlink w:history="1" r:id="rIdw6pdzkue8wnyf9hiaqu_o">
               <w:r>
                 <w:rPr>
                   <w:rFonts w:ascii="Arial" w:cs="Arial" w:eastAsia="Arial" w:hAnsi="Arial"/>
@@ -20711,6 +21130,7 @@
           </w:tcPr>
           <w:p>
             <w:pPr>
+              <w:keepNext w:val="false"/>
               <w:spacing w:after="40" w:before="0"/>
               <w:jc w:val="left"/>
             </w:pPr>
@@ -20743,6 +21163,7 @@
           </w:tcPr>
           <w:p>
             <w:pPr>
+              <w:keepNext w:val="false"/>
               <w:spacing w:after="40" w:before="0"/>
               <w:jc w:val="left"/>
             </w:pPr>
@@ -20775,6 +21196,7 @@
           </w:tcPr>
           <w:p>
             <w:pPr>
+              <w:keepNext w:val="false"/>
               <w:spacing w:after="40" w:before="0"/>
               <w:jc w:val="left"/>
             </w:pPr>
@@ -20807,6 +21229,7 @@
           </w:tcPr>
           <w:p>
             <w:pPr>
+              <w:keepNext w:val="false"/>
               <w:spacing w:after="40" w:before="0"/>
               <w:jc w:val="left"/>
             </w:pPr>
@@ -20866,6 +21289,7 @@
           </w:tcPr>
           <w:p>
             <w:pPr>
+              <w:keepNext w:val="false"/>
               <w:spacing w:after="40" w:before="0"/>
               <w:jc w:val="center"/>
             </w:pPr>
@@ -20900,6 +21324,7 @@
           </w:tcPr>
           <w:p>
             <w:pPr>
+              <w:keepNext w:val="false"/>
               <w:spacing w:after="40" w:before="0"/>
               <w:jc w:val="left"/>
             </w:pPr>
@@ -20919,6 +21344,7 @@
           </w:p>
           <w:p>
             <w:pPr>
+              <w:keepNext w:val="false"/>
               <w:spacing w:after="40" w:before="0"/>
               <w:jc w:val="left"/>
             </w:pPr>
@@ -20938,6 +21364,7 @@
           </w:p>
           <w:p>
             <w:pPr>
+              <w:keepNext w:val="false"/>
               <w:spacing w:after="40" w:before="0"/>
               <w:jc w:val="left"/>
             </w:pPr>
@@ -20957,6 +21384,7 @@
           </w:p>
           <w:p>
             <w:pPr>
+              <w:keepNext w:val="false"/>
               <w:spacing w:after="40" w:before="0"/>
               <w:jc w:val="left"/>
             </w:pPr>
@@ -20976,6 +21404,7 @@
           </w:p>
           <w:p>
             <w:pPr>
+              <w:keepNext w:val="false"/>
               <w:spacing w:after="40" w:before="0"/>
               <w:jc w:val="left"/>
             </w:pPr>
@@ -21037,6 +21466,7 @@
           </w:tcPr>
           <w:p>
             <w:pPr>
+              <w:keepNext w:val="false"/>
               <w:spacing w:after="40" w:before="0"/>
               <w:jc w:val="center"/>
             </w:pPr>
@@ -21071,6 +21501,7 @@
           </w:tcPr>
           <w:p>
             <w:pPr>
+              <w:keepNext w:val="false"/>
               <w:spacing w:after="40" w:before="0"/>
               <w:jc w:val="left"/>
             </w:pPr>
@@ -21103,6 +21534,7 @@
           </w:tcPr>
           <w:p>
             <w:pPr>
+              <w:keepNext w:val="false"/>
               <w:spacing w:after="40" w:before="0"/>
               <w:jc w:val="left"/>
             </w:pPr>
@@ -21137,6 +21569,7 @@
           </w:tcPr>
           <w:p>
             <w:pPr>
+              <w:keepNext w:val="false"/>
               <w:spacing w:after="40" w:before="0"/>
               <w:jc w:val="left"/>
             </w:pPr>
@@ -21169,6 +21602,7 @@
           </w:tcPr>
           <w:p>
             <w:pPr>
+              <w:keepNext w:val="false"/>
               <w:spacing w:after="40" w:before="0"/>
               <w:jc w:val="left"/>
             </w:pPr>
@@ -21203,6 +21637,7 @@
           </w:tcPr>
           <w:p>
             <w:pPr>
+              <w:keepNext w:val="false"/>
               <w:spacing w:after="40" w:before="0"/>
               <w:jc w:val="left"/>
             </w:pPr>
@@ -21235,6 +21670,7 @@
           </w:tcPr>
           <w:p>
             <w:pPr>
+              <w:keepNext w:val="false"/>
               <w:spacing w:after="40" w:before="0"/>
               <w:jc w:val="left"/>
             </w:pPr>
@@ -21271,7 +21707,7 @@
         </w:rPr>
         <w:t xml:space="preserve">© 2026 SeaVuria and ARES. Aligned with KICD objectives. Developed by SeaVuria; technical implementation by ARES (with AI assistance from Claude). Licensed under </w:t>
       </w:r>
-      <w:hyperlink w:history="1" r:id="rId1vadtgqifyyidlkdvymx9">
+      <w:hyperlink w:history="1" r:id="rIdlxwr39ce-czn6j_5dlzl7">
         <w:r>
           <w:rPr>
             <w:rFonts w:ascii="Arial" w:cs="Arial" w:eastAsia="Arial" w:hAnsi="Arial"/>
@@ -21292,7 +21728,7 @@
         </w:rPr>
         <w:t xml:space="preserve"> (</w:t>
       </w:r>
-      <w:hyperlink w:history="1" r:id="rIdt_0s2cl5tpzagxc0tr_82">
+      <w:hyperlink w:history="1" r:id="rId6yffgd5bntmddbf1rzknm">
         <w:r>
           <w:rPr>
             <w:rFonts w:ascii="Arial" w:cs="Arial" w:eastAsia="Arial" w:hAnsi="Arial"/>
@@ -21352,6 +21788,7 @@
           </w:tcPr>
           <w:p>
             <w:pPr>
+              <w:keepNext w:val="false"/>
               <w:spacing w:after="40" w:before="0"/>
               <w:jc w:val="center"/>
             </w:pPr>
@@ -21387,6 +21824,7 @@
           </w:tcPr>
           <w:p>
             <w:pPr>
+              <w:keepNext w:val="false"/>
               <w:spacing w:after="40" w:before="0"/>
               <w:jc w:val="center"/>
             </w:pPr>
@@ -21421,6 +21859,7 @@
           </w:tcPr>
           <w:p>
             <w:pPr>
+              <w:keepNext w:val="false"/>
               <w:spacing w:after="40" w:before="0"/>
               <w:jc w:val="left"/>
             </w:pPr>
@@ -21453,6 +21892,7 @@
           </w:tcPr>
           <w:p>
             <w:pPr>
+              <w:keepNext w:val="false"/>
               <w:spacing w:after="40" w:before="0"/>
               <w:jc w:val="left"/>
             </w:pPr>
@@ -21487,6 +21927,7 @@
           </w:tcPr>
           <w:p>
             <w:pPr>
+              <w:keepNext w:val="false"/>
               <w:spacing w:after="40" w:before="0"/>
               <w:jc w:val="left"/>
             </w:pPr>
@@ -21519,6 +21960,7 @@
           </w:tcPr>
           <w:p>
             <w:pPr>
+              <w:keepNext w:val="false"/>
               <w:spacing w:after="40" w:before="0"/>
               <w:jc w:val="left"/>
             </w:pPr>
@@ -21553,6 +21995,7 @@
           </w:tcPr>
           <w:p>
             <w:pPr>
+              <w:keepNext w:val="false"/>
               <w:spacing w:after="40" w:before="0"/>
               <w:jc w:val="left"/>
             </w:pPr>
@@ -21660,6 +22103,7 @@
           </w:tcPr>
           <w:p>
             <w:pPr>
+              <w:keepNext w:val="false"/>
               <w:spacing w:after="40" w:before="0"/>
               <w:jc w:val="left"/>
             </w:pPr>
@@ -21767,6 +22211,7 @@
           </w:tcPr>
           <w:p>
             <w:pPr>
+              <w:keepNext w:val="false"/>
               <w:spacing w:after="40" w:before="0"/>
               <w:jc w:val="left"/>
             </w:pPr>
@@ -21854,6 +22299,7 @@
           </w:tcPr>
           <w:p>
             <w:pPr>
+              <w:keepNext w:val="false"/>
               <w:spacing w:after="40" w:before="0"/>
               <w:jc w:val="left"/>
             </w:pPr>
@@ -21886,6 +22332,7 @@
           </w:tcPr>
           <w:p>
             <w:pPr>
+              <w:keepNext w:val="false"/>
               <w:spacing w:after="40" w:before="0"/>
               <w:jc w:val="left"/>
             </w:pPr>
@@ -21920,6 +22367,7 @@
           </w:tcPr>
           <w:p>
             <w:pPr>
+              <w:keepNext w:val="false"/>
               <w:spacing w:after="40" w:before="0"/>
               <w:jc w:val="left"/>
             </w:pPr>
@@ -21952,6 +22400,7 @@
           </w:tcPr>
           <w:p>
             <w:pPr>
+              <w:keepNext w:val="false"/>
               <w:spacing w:after="40" w:before="0"/>
               <w:jc w:val="left"/>
             </w:pPr>
@@ -21986,6 +22435,7 @@
           </w:tcPr>
           <w:p>
             <w:pPr>
+              <w:keepNext w:val="false"/>
               <w:spacing w:after="40" w:before="0"/>
               <w:jc w:val="left"/>
             </w:pPr>
@@ -22018,6 +22468,7 @@
           </w:tcPr>
           <w:p>
             <w:pPr>
+              <w:keepNext w:val="false"/>
               <w:spacing w:after="40" w:before="0"/>
               <w:jc w:val="left"/>
             </w:pPr>
@@ -22077,6 +22528,7 @@
           </w:tcPr>
           <w:p>
             <w:pPr>
+              <w:keepNext w:val="false"/>
               <w:spacing w:after="40" w:before="0"/>
               <w:jc w:val="center"/>
             </w:pPr>
@@ -22111,6 +22563,7 @@
           </w:tcPr>
           <w:p>
             <w:pPr>
+              <w:keepNext w:val="false"/>
               <w:spacing w:after="40" w:before="0"/>
               <w:jc w:val="left"/>
             </w:pPr>
@@ -22130,6 +22583,7 @@
           </w:p>
           <w:p>
             <w:pPr>
+              <w:keepNext w:val="false"/>
               <w:spacing w:after="40" w:before="0"/>
               <w:jc w:val="left"/>
             </w:pPr>
@@ -22149,6 +22603,7 @@
           </w:p>
           <w:p>
             <w:pPr>
+              <w:keepNext w:val="false"/>
               <w:spacing w:after="40" w:before="0"/>
               <w:jc w:val="left"/>
             </w:pPr>
@@ -22168,6 +22623,7 @@
           </w:p>
           <w:p>
             <w:pPr>
+              <w:keepNext w:val="false"/>
               <w:spacing w:after="40" w:before="0"/>
               <w:jc w:val="left"/>
             </w:pPr>
@@ -22187,6 +22643,7 @@
           </w:p>
           <w:p>
             <w:pPr>
+              <w:keepNext w:val="false"/>
               <w:spacing w:after="40" w:before="0"/>
               <w:jc w:val="left"/>
             </w:pPr>
@@ -22251,6 +22708,7 @@
           </w:tcPr>
           <w:p>
             <w:pPr>
+              <w:keepNext w:val="false"/>
               <w:spacing w:after="40" w:before="0"/>
               <w:jc w:val="center"/>
             </w:pPr>
@@ -22285,6 +22743,7 @@
           </w:tcPr>
           <w:p>
             <w:pPr>
+              <w:keepNext w:val="false"/>
               <w:spacing w:after="40" w:before="0"/>
               <w:jc w:val="left"/>
             </w:pPr>
@@ -22317,6 +22776,7 @@
           </w:tcPr>
           <w:p>
             <w:pPr>
+              <w:keepNext w:val="false"/>
               <w:spacing w:after="40" w:before="0"/>
               <w:jc w:val="left"/>
             </w:pPr>
@@ -22349,6 +22809,7 @@
           </w:tcPr>
           <w:p>
             <w:pPr>
+              <w:keepNext w:val="false"/>
               <w:spacing w:after="40" w:before="0"/>
               <w:jc w:val="left"/>
             </w:pPr>
@@ -22381,6 +22842,7 @@
           </w:tcPr>
           <w:p>
             <w:pPr>
+              <w:keepNext w:val="false"/>
               <w:spacing w:after="40" w:before="0"/>
               <w:jc w:val="left"/>
             </w:pPr>
@@ -22413,6 +22875,7 @@
           </w:tcPr>
           <w:p>
             <w:pPr>
+              <w:keepNext w:val="false"/>
               <w:spacing w:after="40" w:before="0"/>
               <w:jc w:val="left"/>
             </w:pPr>
@@ -22447,6 +22910,7 @@
           </w:tcPr>
           <w:p>
             <w:pPr>
+              <w:keepNext w:val="false"/>
               <w:spacing w:after="40" w:before="0"/>
               <w:jc w:val="left"/>
             </w:pPr>
@@ -22484,7 +22948,7 @@
             <w:pPr>
               <w:spacing w:after="20" w:before="0"/>
             </w:pPr>
-            <w:hyperlink w:history="1" r:id="rId8ucmt2i5ce6csemrwj723">
+            <w:hyperlink w:history="1" r:id="rIdnpi_gcp_hbnz68eju5zvf">
               <w:r>
                 <w:rPr>
                   <w:rFonts w:ascii="Arial" w:cs="Arial" w:eastAsia="Arial" w:hAnsi="Arial"/>
@@ -22517,7 +22981,7 @@
               <w:spacing w:after="10" w:before="0"/>
               <w:ind w:left="120"/>
             </w:pPr>
-            <w:hyperlink w:history="1" r:id="rId-d_ukaaaou46qodm7axsq">
+            <w:hyperlink w:history="1" r:id="rIdzh8lgdkywz9keabvubo8v">
               <w:r>
                 <w:rPr>
                   <w:rFonts w:ascii="Arial" w:cs="Arial" w:eastAsia="Arial" w:hAnsi="Arial"/>
@@ -22562,7 +23026,7 @@
             <w:pPr>
               <w:spacing w:after="20" w:before="0"/>
             </w:pPr>
-            <w:hyperlink w:history="1" r:id="rId66t04gfqmgjrh9_hvhreu">
+            <w:hyperlink w:history="1" r:id="rId1julfo81-rns7eqdxthdm">
               <w:r>
                 <w:rPr>
                   <w:rFonts w:ascii="Arial" w:cs="Arial" w:eastAsia="Arial" w:hAnsi="Arial"/>
@@ -22595,7 +23059,7 @@
               <w:spacing w:after="10" w:before="0"/>
               <w:ind w:left="120"/>
             </w:pPr>
-            <w:hyperlink w:history="1" r:id="rIdzfy39etqgaqyx9-l-oizi">
+            <w:hyperlink w:history="1" r:id="rIdcribvwoxzvtvpqdoef-qq">
               <w:r>
                 <w:rPr>
                   <w:rFonts w:ascii="Arial" w:cs="Arial" w:eastAsia="Arial" w:hAnsi="Arial"/>
@@ -22623,6 +23087,7 @@
           </w:tcPr>
           <w:p>
             <w:pPr>
+              <w:keepNext w:val="false"/>
               <w:spacing w:after="40" w:before="0"/>
               <w:jc w:val="left"/>
             </w:pPr>
@@ -22655,6 +23120,7 @@
           </w:tcPr>
           <w:p>
             <w:pPr>
+              <w:keepNext w:val="false"/>
               <w:spacing w:after="40" w:before="0"/>
               <w:jc w:val="left"/>
             </w:pPr>
@@ -22687,6 +23153,7 @@
           </w:tcPr>
           <w:p>
             <w:pPr>
+              <w:keepNext w:val="false"/>
               <w:spacing w:after="40" w:before="0"/>
               <w:jc w:val="left"/>
             </w:pPr>
@@ -22719,6 +23186,7 @@
           </w:tcPr>
           <w:p>
             <w:pPr>
+              <w:keepNext w:val="false"/>
               <w:spacing w:after="40" w:before="0"/>
               <w:jc w:val="left"/>
             </w:pPr>
@@ -22753,6 +23221,7 @@
           </w:tcPr>
           <w:p>
             <w:pPr>
+              <w:keepNext w:val="false"/>
               <w:spacing w:after="40" w:before="0"/>
               <w:jc w:val="left"/>
             </w:pPr>
@@ -22790,7 +23259,7 @@
             <w:pPr>
               <w:spacing w:after="20" w:before="0"/>
             </w:pPr>
-            <w:hyperlink w:history="1" r:id="rIdyc-iafv7sfqo5miry60gw">
+            <w:hyperlink w:history="1" r:id="rIdgy0lyqlsdpfx4ttj1ibci">
               <w:r>
                 <w:rPr>
                   <w:rFonts w:ascii="Arial" w:cs="Arial" w:eastAsia="Arial" w:hAnsi="Arial"/>
@@ -22823,7 +23292,7 @@
               <w:spacing w:after="10" w:before="0"/>
               <w:ind w:left="120"/>
             </w:pPr>
-            <w:hyperlink w:history="1" r:id="rIdz7bwjjb1qowbvnah0ftae">
+            <w:hyperlink w:history="1" r:id="rId8n-a-ho243xd6lg4iecd-">
               <w:r>
                 <w:rPr>
                   <w:rFonts w:ascii="Arial" w:cs="Arial" w:eastAsia="Arial" w:hAnsi="Arial"/>
@@ -22868,7 +23337,7 @@
             <w:pPr>
               <w:spacing w:after="20" w:before="0"/>
             </w:pPr>
-            <w:hyperlink w:history="1" r:id="rIdmqagpobpxruz-iyvkadkt">
+            <w:hyperlink w:history="1" r:id="rIdadjocp6hcbclrg9loea9a">
               <w:r>
                 <w:rPr>
                   <w:rFonts w:ascii="Arial" w:cs="Arial" w:eastAsia="Arial" w:hAnsi="Arial"/>
@@ -22901,7 +23370,7 @@
               <w:spacing w:after="10" w:before="0"/>
               <w:ind w:left="120"/>
             </w:pPr>
-            <w:hyperlink w:history="1" r:id="rIdh_kzwbmmup5wratlfyqg1">
+            <w:hyperlink w:history="1" r:id="rIdev4nuxuulgpjimjy60lrt">
               <w:r>
                 <w:rPr>
                   <w:rFonts w:ascii="Arial" w:cs="Arial" w:eastAsia="Arial" w:hAnsi="Arial"/>
@@ -22929,6 +23398,7 @@
           </w:tcPr>
           <w:p>
             <w:pPr>
+              <w:keepNext w:val="false"/>
               <w:spacing w:after="40" w:before="0"/>
               <w:jc w:val="left"/>
             </w:pPr>
@@ -22961,6 +23431,7 @@
           </w:tcPr>
           <w:p>
             <w:pPr>
+              <w:keepNext w:val="false"/>
               <w:spacing w:after="40" w:before="0"/>
               <w:jc w:val="left"/>
             </w:pPr>
@@ -22993,6 +23464,7 @@
           </w:tcPr>
           <w:p>
             <w:pPr>
+              <w:keepNext w:val="false"/>
               <w:spacing w:after="40" w:before="0"/>
               <w:jc w:val="left"/>
             </w:pPr>
@@ -23025,6 +23497,7 @@
           </w:tcPr>
           <w:p>
             <w:pPr>
+              <w:keepNext w:val="false"/>
               <w:spacing w:after="40" w:before="0"/>
               <w:jc w:val="left"/>
             </w:pPr>
@@ -23059,6 +23532,7 @@
           </w:tcPr>
           <w:p>
             <w:pPr>
+              <w:keepNext w:val="false"/>
               <w:spacing w:after="40" w:before="0"/>
               <w:jc w:val="left"/>
             </w:pPr>
@@ -23096,7 +23570,7 @@
             <w:pPr>
               <w:spacing w:after="20" w:before="0"/>
             </w:pPr>
-            <w:hyperlink w:history="1" r:id="rIdcov6kjrgzlbhetnwf1kl2">
+            <w:hyperlink w:history="1" r:id="rIdg_mmh8homupzbdc2ebef8">
               <w:r>
                 <w:rPr>
                   <w:rFonts w:ascii="Arial" w:cs="Arial" w:eastAsia="Arial" w:hAnsi="Arial"/>
@@ -23129,7 +23603,7 @@
               <w:spacing w:after="10" w:before="0"/>
               <w:ind w:left="120"/>
             </w:pPr>
-            <w:hyperlink w:history="1" r:id="rIdki5whimib1y4fiwab1n3o">
+            <w:hyperlink w:history="1" r:id="rIdimcaihuaqac0lgo_zjflv">
               <w:r>
                 <w:rPr>
                   <w:rFonts w:ascii="Arial" w:cs="Arial" w:eastAsia="Arial" w:hAnsi="Arial"/>
@@ -23174,7 +23648,7 @@
             <w:pPr>
               <w:spacing w:after="20" w:before="0"/>
             </w:pPr>
-            <w:hyperlink w:history="1" r:id="rId0-6zghsjold5axzh9mlid">
+            <w:hyperlink w:history="1" r:id="rIdjrwit1kzfvhhpowxcidia">
               <w:r>
                 <w:rPr>
                   <w:rFonts w:ascii="Arial" w:cs="Arial" w:eastAsia="Arial" w:hAnsi="Arial"/>
@@ -23223,7 +23697,7 @@
               <w:spacing w:after="10" w:before="0"/>
               <w:ind w:left="120"/>
             </w:pPr>
-            <w:hyperlink w:history="1" r:id="rId5uv4c37jykmtnp5ecvfc2">
+            <w:hyperlink w:history="1" r:id="rIdzcgr-bw1zuadtpinn8upc">
               <w:r>
                 <w:rPr>
                   <w:rFonts w:ascii="Arial" w:cs="Arial" w:eastAsia="Arial" w:hAnsi="Arial"/>
@@ -23251,6 +23725,7 @@
           </w:tcPr>
           <w:p>
             <w:pPr>
+              <w:keepNext w:val="false"/>
               <w:spacing w:after="40" w:before="0"/>
               <w:jc w:val="left"/>
             </w:pPr>
@@ -23283,6 +23758,7 @@
           </w:tcPr>
           <w:p>
             <w:pPr>
+              <w:keepNext w:val="false"/>
               <w:spacing w:after="40" w:before="0"/>
               <w:jc w:val="left"/>
             </w:pPr>
@@ -23315,6 +23791,7 @@
           </w:tcPr>
           <w:p>
             <w:pPr>
+              <w:keepNext w:val="false"/>
               <w:spacing w:after="40" w:before="0"/>
               <w:jc w:val="left"/>
             </w:pPr>
@@ -23347,6 +23824,7 @@
           </w:tcPr>
           <w:p>
             <w:pPr>
+              <w:keepNext w:val="false"/>
               <w:spacing w:after="40" w:before="0"/>
               <w:jc w:val="left"/>
             </w:pPr>
@@ -23381,6 +23859,7 @@
           </w:tcPr>
           <w:p>
             <w:pPr>
+              <w:keepNext w:val="false"/>
               <w:spacing w:after="40" w:before="0"/>
               <w:jc w:val="left"/>
             </w:pPr>
@@ -23418,7 +23897,7 @@
             <w:pPr>
               <w:spacing w:after="20" w:before="0"/>
             </w:pPr>
-            <w:hyperlink w:history="1" r:id="rIdzqhzcy0rg9sql-zql2zmp">
+            <w:hyperlink w:history="1" r:id="rId2xh7n_nbo5vvwru8nkpua">
               <w:r>
                 <w:rPr>
                   <w:rFonts w:ascii="Arial" w:cs="Arial" w:eastAsia="Arial" w:hAnsi="Arial"/>
@@ -23451,7 +23930,7 @@
               <w:spacing w:after="10" w:before="0"/>
               <w:ind w:left="120"/>
             </w:pPr>
-            <w:hyperlink w:history="1" r:id="rIdxeuykv4p84efq50fmp6me">
+            <w:hyperlink w:history="1" r:id="rIdjgem4tljjsrn08mr2t0yu">
               <w:r>
                 <w:rPr>
                   <w:rFonts w:ascii="Arial" w:cs="Arial" w:eastAsia="Arial" w:hAnsi="Arial"/>
@@ -23496,7 +23975,7 @@
             <w:pPr>
               <w:spacing w:after="20" w:before="0"/>
             </w:pPr>
-            <w:hyperlink w:history="1" r:id="rIdzr9t5j89i3zzehmn25d1o">
+            <w:hyperlink w:history="1" r:id="rIdfovxhjk07herkgh-mybur">
               <w:r>
                 <w:rPr>
                   <w:rFonts w:ascii="Arial" w:cs="Arial" w:eastAsia="Arial" w:hAnsi="Arial"/>
@@ -23529,7 +24008,7 @@
               <w:spacing w:after="10" w:before="0"/>
               <w:ind w:left="120"/>
             </w:pPr>
-            <w:hyperlink w:history="1" r:id="rIda-mcacllxeuo8etqvi8tx">
+            <w:hyperlink w:history="1" r:id="rIdamb5ge1pwyog-bhqis5z7">
               <w:r>
                 <w:rPr>
                   <w:rFonts w:ascii="Arial" w:cs="Arial" w:eastAsia="Arial" w:hAnsi="Arial"/>
@@ -23557,6 +24036,7 @@
           </w:tcPr>
           <w:p>
             <w:pPr>
+              <w:keepNext w:val="false"/>
               <w:spacing w:after="40" w:before="0"/>
               <w:jc w:val="left"/>
             </w:pPr>
@@ -23589,6 +24069,7 @@
           </w:tcPr>
           <w:p>
             <w:pPr>
+              <w:keepNext w:val="false"/>
               <w:spacing w:after="40" w:before="0"/>
               <w:jc w:val="left"/>
             </w:pPr>
@@ -23621,6 +24102,7 @@
           </w:tcPr>
           <w:p>
             <w:pPr>
+              <w:keepNext w:val="false"/>
               <w:spacing w:after="40" w:before="0"/>
               <w:jc w:val="left"/>
             </w:pPr>
@@ -23653,6 +24135,7 @@
           </w:tcPr>
           <w:p>
             <w:pPr>
+              <w:keepNext w:val="false"/>
               <w:spacing w:after="40" w:before="0"/>
               <w:jc w:val="left"/>
             </w:pPr>
@@ -23687,6 +24170,7 @@
           </w:tcPr>
           <w:p>
             <w:pPr>
+              <w:keepNext w:val="false"/>
               <w:spacing w:after="40" w:before="0"/>
               <w:jc w:val="left"/>
             </w:pPr>
@@ -23724,7 +24208,7 @@
             <w:pPr>
               <w:spacing w:after="20" w:before="0"/>
             </w:pPr>
-            <w:hyperlink w:history="1" r:id="rIdamyouoi0223iknzpur5ku">
+            <w:hyperlink w:history="1" r:id="rIdvodqpjubqkgqltrulpyol">
               <w:r>
                 <w:rPr>
                   <w:rFonts w:ascii="Arial" w:cs="Arial" w:eastAsia="Arial" w:hAnsi="Arial"/>
@@ -23757,7 +24241,7 @@
               <w:spacing w:after="10" w:before="0"/>
               <w:ind w:left="120"/>
             </w:pPr>
-            <w:hyperlink w:history="1" r:id="rId2dkexezg69bpkrlgi4sdr">
+            <w:hyperlink w:history="1" r:id="rIdlzz5ejlhvkcibtgicahdg">
               <w:r>
                 <w:rPr>
                   <w:rFonts w:ascii="Arial" w:cs="Arial" w:eastAsia="Arial" w:hAnsi="Arial"/>
@@ -23802,7 +24286,7 @@
             <w:pPr>
               <w:spacing w:after="20" w:before="0"/>
             </w:pPr>
-            <w:hyperlink w:history="1" r:id="rIddluz_n8viriyiij5yyrws">
+            <w:hyperlink w:history="1" r:id="rIdjlszgw3th9a7thvszxlwc">
               <w:r>
                 <w:rPr>
                   <w:rFonts w:ascii="Arial" w:cs="Arial" w:eastAsia="Arial" w:hAnsi="Arial"/>
@@ -23835,7 +24319,7 @@
               <w:spacing w:after="10" w:before="0"/>
               <w:ind w:left="120"/>
             </w:pPr>
-            <w:hyperlink w:history="1" r:id="rIdy__5aksfkhn8njpdcknty">
+            <w:hyperlink w:history="1" r:id="rId9lxvszbfr-tb5mrec3e9j">
               <w:r>
                 <w:rPr>
                   <w:rFonts w:ascii="Arial" w:cs="Arial" w:eastAsia="Arial" w:hAnsi="Arial"/>
@@ -23863,6 +24347,7 @@
           </w:tcPr>
           <w:p>
             <w:pPr>
+              <w:keepNext w:val="false"/>
               <w:spacing w:after="40" w:before="0"/>
               <w:jc w:val="left"/>
             </w:pPr>
@@ -23895,6 +24380,7 @@
           </w:tcPr>
           <w:p>
             <w:pPr>
+              <w:keepNext w:val="false"/>
               <w:spacing w:after="40" w:before="0"/>
               <w:jc w:val="left"/>
             </w:pPr>
@@ -23927,6 +24413,7 @@
           </w:tcPr>
           <w:p>
             <w:pPr>
+              <w:keepNext w:val="false"/>
               <w:spacing w:after="40" w:before="0"/>
               <w:jc w:val="left"/>
             </w:pPr>
@@ -23959,6 +24446,7 @@
           </w:tcPr>
           <w:p>
             <w:pPr>
+              <w:keepNext w:val="false"/>
               <w:spacing w:after="40" w:before="0"/>
               <w:jc w:val="left"/>
             </w:pPr>
@@ -24018,6 +24506,7 @@
           </w:tcPr>
           <w:p>
             <w:pPr>
+              <w:keepNext w:val="false"/>
               <w:spacing w:after="40" w:before="0"/>
               <w:jc w:val="center"/>
             </w:pPr>
@@ -24052,6 +24541,7 @@
           </w:tcPr>
           <w:p>
             <w:pPr>
+              <w:keepNext w:val="false"/>
               <w:spacing w:after="40" w:before="0"/>
               <w:jc w:val="left"/>
             </w:pPr>
@@ -24113,6 +24603,7 @@
           </w:tcPr>
           <w:p>
             <w:pPr>
+              <w:keepNext w:val="false"/>
               <w:spacing w:after="40" w:before="0"/>
               <w:jc w:val="center"/>
             </w:pPr>
@@ -24147,6 +24638,7 @@
           </w:tcPr>
           <w:p>
             <w:pPr>
+              <w:keepNext w:val="false"/>
               <w:spacing w:after="40" w:before="0"/>
               <w:jc w:val="left"/>
             </w:pPr>
@@ -24179,6 +24671,7 @@
           </w:tcPr>
           <w:p>
             <w:pPr>
+              <w:keepNext w:val="false"/>
               <w:spacing w:after="40" w:before="0"/>
               <w:jc w:val="left"/>
             </w:pPr>
@@ -24213,6 +24706,7 @@
           </w:tcPr>
           <w:p>
             <w:pPr>
+              <w:keepNext w:val="false"/>
               <w:spacing w:after="40" w:before="0"/>
               <w:jc w:val="left"/>
             </w:pPr>
@@ -24245,6 +24739,7 @@
           </w:tcPr>
           <w:p>
             <w:pPr>
+              <w:keepNext w:val="false"/>
               <w:spacing w:after="40" w:before="0"/>
               <w:jc w:val="left"/>
             </w:pPr>
@@ -24279,6 +24774,7 @@
           </w:tcPr>
           <w:p>
             <w:pPr>
+              <w:keepNext w:val="false"/>
               <w:spacing w:after="40" w:before="0"/>
               <w:jc w:val="left"/>
             </w:pPr>
@@ -24311,6 +24807,7 @@
           </w:tcPr>
           <w:p>
             <w:pPr>
+              <w:keepNext w:val="false"/>
               <w:spacing w:after="40" w:before="0"/>
               <w:jc w:val="left"/>
             </w:pPr>
@@ -24347,7 +24844,7 @@
         </w:rPr>
         <w:t xml:space="preserve">© 2026 SeaVuria and ARES. Aligned with KICD objectives. Developed by SeaVuria; technical implementation by ARES (with AI assistance from Claude). Licensed under </w:t>
       </w:r>
-      <w:hyperlink w:history="1" r:id="rIdswadwusbdnxyjv_gta-cn">
+      <w:hyperlink w:history="1" r:id="rIdj0-6hgzwk4n3shewn3u5d">
         <w:r>
           <w:rPr>
             <w:rFonts w:ascii="Arial" w:cs="Arial" w:eastAsia="Arial" w:hAnsi="Arial"/>
@@ -24368,7 +24865,7 @@
         </w:rPr>
         <w:t xml:space="preserve"> (</w:t>
       </w:r>
-      <w:hyperlink w:history="1" r:id="rIdikf8nxsm95s1k9-b-rjqy">
+      <w:hyperlink w:history="1" r:id="rIdawbx9va4y9a5exbglapjm">
         <w:r>
           <w:rPr>
             <w:rFonts w:ascii="Arial" w:cs="Arial" w:eastAsia="Arial" w:hAnsi="Arial"/>
@@ -24428,6 +24925,7 @@
           </w:tcPr>
           <w:p>
             <w:pPr>
+              <w:keepNext w:val="false"/>
               <w:spacing w:after="40" w:before="0"/>
               <w:jc w:val="center"/>
             </w:pPr>
@@ -24463,6 +24961,7 @@
           </w:tcPr>
           <w:p>
             <w:pPr>
+              <w:keepNext w:val="false"/>
               <w:spacing w:after="40" w:before="0"/>
               <w:jc w:val="center"/>
             </w:pPr>
@@ -24497,6 +24996,7 @@
           </w:tcPr>
           <w:p>
             <w:pPr>
+              <w:keepNext w:val="false"/>
               <w:spacing w:after="40" w:before="0"/>
               <w:jc w:val="left"/>
             </w:pPr>
@@ -24529,6 +25029,7 @@
           </w:tcPr>
           <w:p>
             <w:pPr>
+              <w:keepNext w:val="false"/>
               <w:spacing w:after="40" w:before="0"/>
               <w:jc w:val="left"/>
             </w:pPr>
@@ -24563,6 +25064,7 @@
           </w:tcPr>
           <w:p>
             <w:pPr>
+              <w:keepNext w:val="false"/>
               <w:spacing w:after="40" w:before="0"/>
               <w:jc w:val="left"/>
             </w:pPr>
@@ -24595,6 +25097,7 @@
           </w:tcPr>
           <w:p>
             <w:pPr>
+              <w:keepNext w:val="false"/>
               <w:spacing w:after="40" w:before="0"/>
               <w:jc w:val="left"/>
             </w:pPr>
@@ -24629,6 +25132,7 @@
           </w:tcPr>
           <w:p>
             <w:pPr>
+              <w:keepNext w:val="false"/>
               <w:spacing w:after="40" w:before="0"/>
               <w:jc w:val="left"/>
             </w:pPr>
@@ -24776,6 +25280,7 @@
           </w:tcPr>
           <w:p>
             <w:pPr>
+              <w:keepNext w:val="false"/>
               <w:spacing w:after="40" w:before="0"/>
               <w:jc w:val="left"/>
             </w:pPr>
@@ -24883,6 +25388,7 @@
           </w:tcPr>
           <w:p>
             <w:pPr>
+              <w:keepNext w:val="false"/>
               <w:spacing w:after="40" w:before="0"/>
               <w:jc w:val="left"/>
             </w:pPr>
@@ -24990,6 +25496,7 @@
           </w:tcPr>
           <w:p>
             <w:pPr>
+              <w:keepNext w:val="false"/>
               <w:spacing w:after="40" w:before="0"/>
               <w:jc w:val="left"/>
             </w:pPr>
@@ -25022,6 +25529,7 @@
           </w:tcPr>
           <w:p>
             <w:pPr>
+              <w:keepNext w:val="false"/>
               <w:spacing w:after="40" w:before="0"/>
               <w:jc w:val="left"/>
             </w:pPr>
@@ -25056,6 +25564,7 @@
           </w:tcPr>
           <w:p>
             <w:pPr>
+              <w:keepNext w:val="false"/>
               <w:spacing w:after="40" w:before="0"/>
               <w:jc w:val="left"/>
             </w:pPr>
@@ -25088,6 +25597,7 @@
           </w:tcPr>
           <w:p>
             <w:pPr>
+              <w:keepNext w:val="false"/>
               <w:spacing w:after="40" w:before="0"/>
               <w:jc w:val="left"/>
             </w:pPr>
@@ -25122,6 +25632,7 @@
           </w:tcPr>
           <w:p>
             <w:pPr>
+              <w:keepNext w:val="false"/>
               <w:spacing w:after="40" w:before="0"/>
               <w:jc w:val="left"/>
             </w:pPr>
@@ -25154,6 +25665,7 @@
           </w:tcPr>
           <w:p>
             <w:pPr>
+              <w:keepNext w:val="false"/>
               <w:spacing w:after="40" w:before="0"/>
               <w:jc w:val="left"/>
             </w:pPr>
@@ -25213,6 +25725,7 @@
           </w:tcPr>
           <w:p>
             <w:pPr>
+              <w:keepNext w:val="false"/>
               <w:spacing w:after="40" w:before="0"/>
               <w:jc w:val="center"/>
             </w:pPr>
@@ -25247,6 +25760,7 @@
           </w:tcPr>
           <w:p>
             <w:pPr>
+              <w:keepNext w:val="false"/>
               <w:spacing w:after="40" w:before="0"/>
               <w:jc w:val="left"/>
             </w:pPr>
@@ -25311,6 +25825,7 @@
           </w:tcPr>
           <w:p>
             <w:pPr>
+              <w:keepNext w:val="false"/>
               <w:spacing w:after="40" w:before="0"/>
               <w:jc w:val="center"/>
             </w:pPr>
@@ -25345,6 +25860,7 @@
           </w:tcPr>
           <w:p>
             <w:pPr>
+              <w:keepNext w:val="false"/>
               <w:spacing w:after="40" w:before="0"/>
               <w:jc w:val="left"/>
             </w:pPr>
@@ -25377,6 +25893,7 @@
           </w:tcPr>
           <w:p>
             <w:pPr>
+              <w:keepNext w:val="false"/>
               <w:spacing w:after="40" w:before="0"/>
               <w:jc w:val="left"/>
             </w:pPr>
@@ -25409,6 +25926,7 @@
           </w:tcPr>
           <w:p>
             <w:pPr>
+              <w:keepNext w:val="false"/>
               <w:spacing w:after="40" w:before="0"/>
               <w:jc w:val="left"/>
             </w:pPr>
@@ -25441,6 +25959,7 @@
           </w:tcPr>
           <w:p>
             <w:pPr>
+              <w:keepNext w:val="false"/>
               <w:spacing w:after="40" w:before="0"/>
               <w:jc w:val="left"/>
             </w:pPr>
@@ -25473,6 +25992,7 @@
           </w:tcPr>
           <w:p>
             <w:pPr>
+              <w:keepNext w:val="false"/>
               <w:spacing w:after="40" w:before="0"/>
               <w:jc w:val="left"/>
             </w:pPr>
@@ -25507,6 +26027,7 @@
           </w:tcPr>
           <w:p>
             <w:pPr>
+              <w:keepNext w:val="false"/>
               <w:spacing w:after="40" w:before="0"/>
               <w:jc w:val="left"/>
             </w:pPr>
@@ -25544,7 +26065,7 @@
             <w:pPr>
               <w:spacing w:after="20" w:before="0"/>
             </w:pPr>
-            <w:hyperlink w:history="1" r:id="rIdsyhgjwjq_ydaw9cet8taz">
+            <w:hyperlink w:history="1" r:id="rId8k0afk1v1erpek2aezmlz">
               <w:r>
                 <w:rPr>
                   <w:rFonts w:ascii="Arial" w:cs="Arial" w:eastAsia="Arial" w:hAnsi="Arial"/>
@@ -25577,7 +26098,7 @@
               <w:spacing w:after="10" w:before="0"/>
               <w:ind w:left="120"/>
             </w:pPr>
-            <w:hyperlink w:history="1" r:id="rIdkmyxjuin-mrsswv8sxbao">
+            <w:hyperlink w:history="1" r:id="rId9plrzcpoqmap_ecafupos">
               <w:r>
                 <w:rPr>
                   <w:rFonts w:ascii="Arial" w:cs="Arial" w:eastAsia="Arial" w:hAnsi="Arial"/>
@@ -25622,7 +26143,7 @@
             <w:pPr>
               <w:spacing w:after="20" w:before="0"/>
             </w:pPr>
-            <w:hyperlink w:history="1" r:id="rIdr90y-r7sblmqo7ww5xcud">
+            <w:hyperlink w:history="1" r:id="rIdseqh8dok73g2xalhbovwo">
               <w:r>
                 <w:rPr>
                   <w:rFonts w:ascii="Arial" w:cs="Arial" w:eastAsia="Arial" w:hAnsi="Arial"/>
@@ -25655,7 +26176,7 @@
               <w:spacing w:after="10" w:before="0"/>
               <w:ind w:left="120"/>
             </w:pPr>
-            <w:hyperlink w:history="1" r:id="rId_kvfds1epaih0pyolvq9j">
+            <w:hyperlink w:history="1" r:id="rIdpb0uhrousfydq96ke_vgz">
               <w:r>
                 <w:rPr>
                   <w:rFonts w:ascii="Arial" w:cs="Arial" w:eastAsia="Arial" w:hAnsi="Arial"/>
@@ -25683,6 +26204,7 @@
           </w:tcPr>
           <w:p>
             <w:pPr>
+              <w:keepNext w:val="false"/>
               <w:spacing w:after="40" w:before="0"/>
               <w:jc w:val="left"/>
             </w:pPr>
@@ -25715,6 +26237,7 @@
           </w:tcPr>
           <w:p>
             <w:pPr>
+              <w:keepNext w:val="false"/>
               <w:spacing w:after="40" w:before="0"/>
               <w:jc w:val="left"/>
             </w:pPr>
@@ -25747,6 +26270,7 @@
           </w:tcPr>
           <w:p>
             <w:pPr>
+              <w:keepNext w:val="false"/>
               <w:spacing w:after="40" w:before="0"/>
               <w:jc w:val="left"/>
             </w:pPr>
@@ -25779,6 +26303,7 @@
           </w:tcPr>
           <w:p>
             <w:pPr>
+              <w:keepNext w:val="false"/>
               <w:spacing w:after="40" w:before="0"/>
               <w:jc w:val="left"/>
             </w:pPr>
@@ -25813,6 +26338,7 @@
           </w:tcPr>
           <w:p>
             <w:pPr>
+              <w:keepNext w:val="false"/>
               <w:spacing w:after="40" w:before="0"/>
               <w:jc w:val="left"/>
             </w:pPr>
@@ -25850,7 +26376,7 @@
             <w:pPr>
               <w:spacing w:after="20" w:before="0"/>
             </w:pPr>
-            <w:hyperlink w:history="1" r:id="rId6ebazzcjphh8p48vl_1om">
+            <w:hyperlink w:history="1" r:id="rId0rrr7mcmu9oj7-y3ag_8_">
               <w:r>
                 <w:rPr>
                   <w:rFonts w:ascii="Arial" w:cs="Arial" w:eastAsia="Arial" w:hAnsi="Arial"/>
@@ -25883,7 +26409,7 @@
               <w:spacing w:after="10" w:before="0"/>
               <w:ind w:left="120"/>
             </w:pPr>
-            <w:hyperlink w:history="1" r:id="rId57ruzjdjx38fvlm9sqvcs">
+            <w:hyperlink w:history="1" r:id="rIdn9smm6bl0spl6hrcwrqyq">
               <w:r>
                 <w:rPr>
                   <w:rFonts w:ascii="Arial" w:cs="Arial" w:eastAsia="Arial" w:hAnsi="Arial"/>
@@ -25928,7 +26454,7 @@
             <w:pPr>
               <w:spacing w:after="20" w:before="0"/>
             </w:pPr>
-            <w:hyperlink w:history="1" r:id="rIdqt6wmxiiovg7y8xvc4jyq">
+            <w:hyperlink w:history="1" r:id="rIdkk1gns8bsfcmuoavo3cxc">
               <w:r>
                 <w:rPr>
                   <w:rFonts w:ascii="Arial" w:cs="Arial" w:eastAsia="Arial" w:hAnsi="Arial"/>
@@ -25961,7 +26487,7 @@
               <w:spacing w:after="10" w:before="0"/>
               <w:ind w:left="120"/>
             </w:pPr>
-            <w:hyperlink w:history="1" r:id="rId8talghcj0beykxpm60psv">
+            <w:hyperlink w:history="1" r:id="rIdqfm7slcelxk_lrggw4dm6">
               <w:r>
                 <w:rPr>
                   <w:rFonts w:ascii="Arial" w:cs="Arial" w:eastAsia="Arial" w:hAnsi="Arial"/>
@@ -25989,6 +26515,7 @@
           </w:tcPr>
           <w:p>
             <w:pPr>
+              <w:keepNext w:val="false"/>
               <w:spacing w:after="40" w:before="0"/>
               <w:jc w:val="left"/>
             </w:pPr>
@@ -26021,6 +26548,7 @@
           </w:tcPr>
           <w:p>
             <w:pPr>
+              <w:keepNext w:val="false"/>
               <w:spacing w:after="40" w:before="0"/>
               <w:jc w:val="left"/>
             </w:pPr>
@@ -26053,6 +26581,7 @@
           </w:tcPr>
           <w:p>
             <w:pPr>
+              <w:keepNext w:val="false"/>
               <w:spacing w:after="40" w:before="0"/>
               <w:jc w:val="left"/>
             </w:pPr>
@@ -26085,6 +26614,7 @@
           </w:tcPr>
           <w:p>
             <w:pPr>
+              <w:keepNext w:val="false"/>
               <w:spacing w:after="40" w:before="0"/>
               <w:jc w:val="left"/>
             </w:pPr>
@@ -26119,6 +26649,7 @@
           </w:tcPr>
           <w:p>
             <w:pPr>
+              <w:keepNext w:val="false"/>
               <w:spacing w:after="40" w:before="0"/>
               <w:jc w:val="left"/>
             </w:pPr>
@@ -26156,7 +26687,7 @@
             <w:pPr>
               <w:spacing w:after="20" w:before="0"/>
             </w:pPr>
-            <w:hyperlink w:history="1" r:id="rIdwkrws0mcej5gdpig9e4-3">
+            <w:hyperlink w:history="1" r:id="rId3s8xwkgleghc5m6qskmg0">
               <w:r>
                 <w:rPr>
                   <w:rFonts w:ascii="Arial" w:cs="Arial" w:eastAsia="Arial" w:hAnsi="Arial"/>
@@ -26189,7 +26720,7 @@
               <w:spacing w:after="10" w:before="0"/>
               <w:ind w:left="120"/>
             </w:pPr>
-            <w:hyperlink w:history="1" r:id="rIdkyjncd7lx7khutcgnio_k">
+            <w:hyperlink w:history="1" r:id="rId2uwt01vrg9h8mb2mpb8xb">
               <w:r>
                 <w:rPr>
                   <w:rFonts w:ascii="Arial" w:cs="Arial" w:eastAsia="Arial" w:hAnsi="Arial"/>
@@ -26234,7 +26765,7 @@
             <w:pPr>
               <w:spacing w:after="20" w:before="0"/>
             </w:pPr>
-            <w:hyperlink w:history="1" r:id="rIdigevhojxxo15f7wqx863w">
+            <w:hyperlink w:history="1" r:id="rIdmf7_qks6uqaiyrax9swto">
               <w:r>
                 <w:rPr>
                   <w:rFonts w:ascii="Arial" w:cs="Arial" w:eastAsia="Arial" w:hAnsi="Arial"/>
@@ -26267,7 +26798,7 @@
               <w:spacing w:after="10" w:before="0"/>
               <w:ind w:left="120"/>
             </w:pPr>
-            <w:hyperlink w:history="1" r:id="rId7rhgtbhygb6kznbr6rn1n">
+            <w:hyperlink w:history="1" r:id="rIdkwy9vp53izzutzcxkvwfd">
               <w:r>
                 <w:rPr>
                   <w:rFonts w:ascii="Arial" w:cs="Arial" w:eastAsia="Arial" w:hAnsi="Arial"/>
@@ -26295,6 +26826,7 @@
           </w:tcPr>
           <w:p>
             <w:pPr>
+              <w:keepNext w:val="false"/>
               <w:spacing w:after="40" w:before="0"/>
               <w:jc w:val="left"/>
             </w:pPr>
@@ -26327,6 +26859,7 @@
           </w:tcPr>
           <w:p>
             <w:pPr>
+              <w:keepNext w:val="false"/>
               <w:spacing w:after="40" w:before="0"/>
               <w:jc w:val="left"/>
             </w:pPr>
@@ -26359,6 +26892,7 @@
           </w:tcPr>
           <w:p>
             <w:pPr>
+              <w:keepNext w:val="false"/>
               <w:spacing w:after="40" w:before="0"/>
               <w:jc w:val="left"/>
             </w:pPr>
@@ -26391,6 +26925,7 @@
           </w:tcPr>
           <w:p>
             <w:pPr>
+              <w:keepNext w:val="false"/>
               <w:spacing w:after="40" w:before="0"/>
               <w:jc w:val="left"/>
             </w:pPr>
@@ -26425,6 +26960,7 @@
           </w:tcPr>
           <w:p>
             <w:pPr>
+              <w:keepNext w:val="false"/>
               <w:spacing w:after="40" w:before="0"/>
               <w:jc w:val="left"/>
             </w:pPr>
@@ -26462,7 +26998,7 @@
             <w:pPr>
               <w:spacing w:after="20" w:before="0"/>
             </w:pPr>
-            <w:hyperlink w:history="1" r:id="rIdyj20xgrplks0vfcqjurrn">
+            <w:hyperlink w:history="1" r:id="rIddnenshjamuvwbzu7kyqhi">
               <w:r>
                 <w:rPr>
                   <w:rFonts w:ascii="Arial" w:cs="Arial" w:eastAsia="Arial" w:hAnsi="Arial"/>
@@ -26495,7 +27031,7 @@
               <w:spacing w:after="10" w:before="0"/>
               <w:ind w:left="120"/>
             </w:pPr>
-            <w:hyperlink w:history="1" r:id="rIdp8cpdv6gj3iqdx-miq1tb">
+            <w:hyperlink w:history="1" r:id="rIdpvdb_pe6ab_5aubr0uug8">
               <w:r>
                 <w:rPr>
                   <w:rFonts w:ascii="Arial" w:cs="Arial" w:eastAsia="Arial" w:hAnsi="Arial"/>
@@ -26540,7 +27076,7 @@
             <w:pPr>
               <w:spacing w:after="20" w:before="0"/>
             </w:pPr>
-            <w:hyperlink w:history="1" r:id="rId1hi905beghfrs2phbixfq">
+            <w:hyperlink w:history="1" r:id="rIdtuqdd4gsyow_hfu5oc_ty">
               <w:r>
                 <w:rPr>
                   <w:rFonts w:ascii="Arial" w:cs="Arial" w:eastAsia="Arial" w:hAnsi="Arial"/>
@@ -26573,7 +27109,7 @@
               <w:spacing w:after="10" w:before="0"/>
               <w:ind w:left="120"/>
             </w:pPr>
-            <w:hyperlink w:history="1" r:id="rIdethgoi3j5amxxricf9pdb">
+            <w:hyperlink w:history="1" r:id="rId5l7_cnrajnlwtclv8ilf1">
               <w:r>
                 <w:rPr>
                   <w:rFonts w:ascii="Arial" w:cs="Arial" w:eastAsia="Arial" w:hAnsi="Arial"/>
@@ -26601,6 +27137,7 @@
           </w:tcPr>
           <w:p>
             <w:pPr>
+              <w:keepNext w:val="false"/>
               <w:spacing w:after="40" w:before="0"/>
               <w:jc w:val="left"/>
             </w:pPr>
@@ -26633,6 +27170,7 @@
           </w:tcPr>
           <w:p>
             <w:pPr>
+              <w:keepNext w:val="false"/>
               <w:spacing w:after="40" w:before="0"/>
               <w:jc w:val="left"/>
             </w:pPr>
@@ -26665,6 +27203,7 @@
           </w:tcPr>
           <w:p>
             <w:pPr>
+              <w:keepNext w:val="false"/>
               <w:spacing w:after="40" w:before="0"/>
               <w:jc w:val="left"/>
             </w:pPr>
@@ -26697,6 +27236,7 @@
           </w:tcPr>
           <w:p>
             <w:pPr>
+              <w:keepNext w:val="false"/>
               <w:spacing w:after="40" w:before="0"/>
               <w:jc w:val="left"/>
             </w:pPr>
@@ -26731,6 +27271,7 @@
           </w:tcPr>
           <w:p>
             <w:pPr>
+              <w:keepNext w:val="false"/>
               <w:spacing w:after="40" w:before="0"/>
               <w:jc w:val="left"/>
             </w:pPr>
@@ -26768,7 +27309,7 @@
             <w:pPr>
               <w:spacing w:after="20" w:before="0"/>
             </w:pPr>
-            <w:hyperlink w:history="1" r:id="rIdlad25_y2lvhmnt679cx5f">
+            <w:hyperlink w:history="1" r:id="rIdt86zm_s8lpuoy04irtv2g">
               <w:r>
                 <w:rPr>
                   <w:rFonts w:ascii="Arial" w:cs="Arial" w:eastAsia="Arial" w:hAnsi="Arial"/>
@@ -26801,7 +27342,7 @@
               <w:spacing w:after="10" w:before="0"/>
               <w:ind w:left="120"/>
             </w:pPr>
-            <w:hyperlink w:history="1" r:id="rIdozn_vihibzqcohbv-cqts">
+            <w:hyperlink w:history="1" r:id="rIdocfdybim3rypqg_hd3wgk">
               <w:r>
                 <w:rPr>
                   <w:rFonts w:ascii="Arial" w:cs="Arial" w:eastAsia="Arial" w:hAnsi="Arial"/>
@@ -26846,7 +27387,7 @@
             <w:pPr>
               <w:spacing w:after="20" w:before="0"/>
             </w:pPr>
-            <w:hyperlink w:history="1" r:id="rIdsi9znncrib2zswyi3qm6e">
+            <w:hyperlink w:history="1" r:id="rIdymmgnory4nehkupfibmvu">
               <w:r>
                 <w:rPr>
                   <w:rFonts w:ascii="Arial" w:cs="Arial" w:eastAsia="Arial" w:hAnsi="Arial"/>
@@ -26879,7 +27420,7 @@
               <w:spacing w:after="10" w:before="0"/>
               <w:ind w:left="120"/>
             </w:pPr>
-            <w:hyperlink w:history="1" r:id="rIdpx2kdn16oiqep-rqkaxiw">
+            <w:hyperlink w:history="1" r:id="rId9gprmnv5jr7lpfmmrtygb">
               <w:r>
                 <w:rPr>
                   <w:rFonts w:ascii="Arial" w:cs="Arial" w:eastAsia="Arial" w:hAnsi="Arial"/>
@@ -26907,6 +27448,7 @@
           </w:tcPr>
           <w:p>
             <w:pPr>
+              <w:keepNext w:val="false"/>
               <w:spacing w:after="40" w:before="0"/>
               <w:jc w:val="left"/>
             </w:pPr>
@@ -26939,6 +27481,7 @@
           </w:tcPr>
           <w:p>
             <w:pPr>
+              <w:keepNext w:val="false"/>
               <w:spacing w:after="40" w:before="0"/>
               <w:jc w:val="left"/>
             </w:pPr>
@@ -26971,6 +27514,7 @@
           </w:tcPr>
           <w:p>
             <w:pPr>
+              <w:keepNext w:val="false"/>
               <w:spacing w:after="40" w:before="0"/>
               <w:jc w:val="left"/>
             </w:pPr>
@@ -27003,6 +27547,7 @@
           </w:tcPr>
           <w:p>
             <w:pPr>
+              <w:keepNext w:val="false"/>
               <w:spacing w:after="40" w:before="0"/>
               <w:jc w:val="left"/>
             </w:pPr>
@@ -27062,6 +27607,7 @@
           </w:tcPr>
           <w:p>
             <w:pPr>
+              <w:keepNext w:val="false"/>
               <w:spacing w:after="40" w:before="0"/>
               <w:jc w:val="center"/>
             </w:pPr>
@@ -27096,6 +27642,7 @@
           </w:tcPr>
           <w:p>
             <w:pPr>
+              <w:keepNext w:val="false"/>
               <w:spacing w:after="40" w:before="0"/>
               <w:jc w:val="left"/>
             </w:pPr>
@@ -27115,6 +27662,7 @@
           </w:p>
           <w:p>
             <w:pPr>
+              <w:keepNext w:val="false"/>
               <w:spacing w:after="40" w:before="0"/>
               <w:jc w:val="left"/>
             </w:pPr>
@@ -27134,6 +27682,7 @@
           </w:p>
           <w:p>
             <w:pPr>
+              <w:keepNext w:val="false"/>
               <w:spacing w:after="40" w:before="0"/>
               <w:jc w:val="left"/>
             </w:pPr>
@@ -27153,6 +27702,7 @@
           </w:p>
           <w:p>
             <w:pPr>
+              <w:keepNext w:val="false"/>
               <w:spacing w:after="40" w:before="0"/>
               <w:jc w:val="left"/>
             </w:pPr>
@@ -27172,6 +27722,7 @@
           </w:p>
           <w:p>
             <w:pPr>
+              <w:keepNext w:val="false"/>
               <w:spacing w:after="40" w:before="0"/>
               <w:jc w:val="left"/>
             </w:pPr>
@@ -27233,6 +27784,7 @@
           </w:tcPr>
           <w:p>
             <w:pPr>
+              <w:keepNext w:val="false"/>
               <w:spacing w:after="40" w:before="0"/>
               <w:jc w:val="center"/>
             </w:pPr>
@@ -27267,6 +27819,7 @@
           </w:tcPr>
           <w:p>
             <w:pPr>
+              <w:keepNext w:val="false"/>
               <w:spacing w:after="40" w:before="0"/>
               <w:jc w:val="left"/>
             </w:pPr>
@@ -27299,6 +27852,7 @@
           </w:tcPr>
           <w:p>
             <w:pPr>
+              <w:keepNext w:val="false"/>
               <w:spacing w:after="40" w:before="0"/>
               <w:jc w:val="left"/>
             </w:pPr>
@@ -27333,6 +27887,7 @@
           </w:tcPr>
           <w:p>
             <w:pPr>
+              <w:keepNext w:val="false"/>
               <w:spacing w:after="40" w:before="0"/>
               <w:jc w:val="left"/>
             </w:pPr>
@@ -27365,6 +27920,7 @@
           </w:tcPr>
           <w:p>
             <w:pPr>
+              <w:keepNext w:val="false"/>
               <w:spacing w:after="40" w:before="0"/>
               <w:jc w:val="left"/>
             </w:pPr>
@@ -27399,6 +27955,7 @@
           </w:tcPr>
           <w:p>
             <w:pPr>
+              <w:keepNext w:val="false"/>
               <w:spacing w:after="40" w:before="0"/>
               <w:jc w:val="left"/>
             </w:pPr>
@@ -27431,6 +27988,7 @@
           </w:tcPr>
           <w:p>
             <w:pPr>
+              <w:keepNext w:val="false"/>
               <w:spacing w:after="40" w:before="0"/>
               <w:jc w:val="left"/>
             </w:pPr>
@@ -27467,7 +28025,7 @@
         </w:rPr>
         <w:t xml:space="preserve">© 2026 SeaVuria and ARES. Aligned with KICD objectives. Developed by SeaVuria; technical implementation by ARES (with AI assistance from Claude). Licensed under </w:t>
       </w:r>
-      <w:hyperlink w:history="1" r:id="rIdldkftnxnttm4fxxjpu07-">
+      <w:hyperlink w:history="1" r:id="rIddcxrhygxr-4ncb_j_6_up">
         <w:r>
           <w:rPr>
             <w:rFonts w:ascii="Arial" w:cs="Arial" w:eastAsia="Arial" w:hAnsi="Arial"/>
@@ -27488,7 +28046,7 @@
         </w:rPr>
         <w:t xml:space="preserve"> (</w:t>
       </w:r>
-      <w:hyperlink w:history="1" r:id="rIdg0-izfbrhun3fa94d3cnw">
+      <w:hyperlink w:history="1" r:id="rIdnycdaiztxuhltwerbgpye">
         <w:r>
           <w:rPr>
             <w:rFonts w:ascii="Arial" w:cs="Arial" w:eastAsia="Arial" w:hAnsi="Arial"/>
@@ -27549,6 +28107,7 @@
           </w:tcPr>
           <w:p>
             <w:pPr>
+              <w:keepNext w:val="false"/>
               <w:spacing w:after="40" w:before="0"/>
               <w:jc w:val="center"/>
             </w:pPr>
@@ -27583,6 +28142,7 @@
           </w:tcPr>
           <w:p>
             <w:pPr>
+              <w:keepNext w:val="false"/>
               <w:spacing w:after="40" w:before="0"/>
               <w:jc w:val="left"/>
             </w:pPr>
@@ -27615,6 +28175,7 @@
           </w:tcPr>
           <w:p>
             <w:pPr>
+              <w:keepNext w:val="false"/>
               <w:spacing w:after="40" w:before="0"/>
               <w:jc w:val="left"/>
             </w:pPr>
@@ -27647,6 +28208,7 @@
           </w:tcPr>
           <w:p>
             <w:pPr>
+              <w:keepNext w:val="false"/>
               <w:spacing w:after="40" w:before="0"/>
               <w:jc w:val="left"/>
             </w:pPr>
@@ -27681,6 +28243,7 @@
           </w:tcPr>
           <w:p>
             <w:pPr>
+              <w:keepNext w:val="false"/>
               <w:spacing w:after="40" w:before="0"/>
               <w:jc w:val="left"/>
             </w:pPr>
@@ -27713,6 +28276,7 @@
           </w:tcPr>
           <w:p>
             <w:pPr>
+              <w:keepNext w:val="false"/>
               <w:spacing w:after="40" w:before="0"/>
               <w:jc w:val="left"/>
             </w:pPr>
@@ -27745,6 +28309,7 @@
           </w:tcPr>
           <w:p>
             <w:pPr>
+              <w:keepNext w:val="false"/>
               <w:spacing w:after="40" w:before="0"/>
               <w:jc w:val="left"/>
             </w:pPr>
@@ -27779,6 +28344,7 @@
           </w:tcPr>
           <w:p>
             <w:pPr>
+              <w:keepNext w:val="false"/>
               <w:spacing w:after="40" w:before="0"/>
               <w:jc w:val="left"/>
             </w:pPr>
@@ -27811,6 +28377,7 @@
           </w:tcPr>
           <w:p>
             <w:pPr>
+              <w:keepNext w:val="false"/>
               <w:spacing w:after="40" w:before="0"/>
               <w:jc w:val="left"/>
             </w:pPr>
@@ -27843,6 +28410,7 @@
           </w:tcPr>
           <w:p>
             <w:pPr>
+              <w:keepNext w:val="false"/>
               <w:spacing w:after="40" w:before="0"/>
               <w:jc w:val="left"/>
             </w:pPr>
@@ -27877,6 +28445,7 @@
           </w:tcPr>
           <w:p>
             <w:pPr>
+              <w:keepNext w:val="false"/>
               <w:spacing w:after="40" w:before="0"/>
               <w:jc w:val="left"/>
             </w:pPr>
@@ -27909,6 +28478,7 @@
           </w:tcPr>
           <w:p>
             <w:pPr>
+              <w:keepNext w:val="false"/>
               <w:spacing w:after="40" w:before="0"/>
               <w:jc w:val="left"/>
             </w:pPr>
@@ -27941,6 +28511,7 @@
           </w:tcPr>
           <w:p>
             <w:pPr>
+              <w:keepNext w:val="false"/>
               <w:spacing w:after="40" w:before="0"/>
               <w:jc w:val="left"/>
             </w:pPr>

--- a/data/outputs/v2/Essential_Mathematics/SS2.8_Commercial_Arithmetic_1/Essential_Mathematics_Commercial_Arithmetic_1_CBE_LessonSequence.docx
+++ b/data/outputs/v2/Essential_Mathematics/SS2.8_Commercial_Arithmetic_1/Essential_Mathematics_Commercial_Arithmetic_1_CBE_LessonSequence.docx
@@ -2178,7 +2178,7 @@
         </w:rPr>
         <w:t xml:space="preserve">© 2026 SeaVuria and ARES. This work is licensed under a </w:t>
       </w:r>
-      <w:hyperlink w:history="1" r:id="rId8soivyfl9mznof9s4s7li">
+      <w:hyperlink w:history="1" r:id="rIdidxoahue0u4lop9ogy8ug">
         <w:r>
           <w:rPr>
             <w:rFonts w:ascii="Arial" w:cs="Arial" w:eastAsia="Arial" w:hAnsi="Arial"/>
@@ -2198,7 +2198,7 @@
         </w:rPr>
         <w:t xml:space="preserve"> (</w:t>
       </w:r>
-      <w:hyperlink w:history="1" r:id="rId627olejagojh8g7eexryg">
+      <w:hyperlink w:history="1" r:id="rId-lxpraf64a3q9dndllym0">
         <w:r>
           <w:rPr>
             <w:rFonts w:ascii="Arial" w:cs="Arial" w:eastAsia="Arial" w:hAnsi="Arial"/>
@@ -2218,7 +2218,7 @@
         </w:rPr>
         <w:t xml:space="preserve">). To view a copy of this license, visit </w:t>
       </w:r>
-      <w:hyperlink w:history="1" r:id="rIdxblsm0bg4aeveftuvclhj">
+      <w:hyperlink w:history="1" r:id="rIdljswwgm-wf8t9hmmz5ofv">
         <w:r>
           <w:rPr>
             <w:rFonts w:ascii="Arial" w:cs="Arial" w:eastAsia="Arial" w:hAnsi="Arial"/>
@@ -3477,7 +3477,7 @@
             <w:pPr>
               <w:spacing w:after="20" w:before="0"/>
             </w:pPr>
-            <w:hyperlink w:history="1" r:id="rId4hqm12jyt-0zlplv1b7yt">
+            <w:hyperlink w:history="1" r:id="rIdqe7ljgkimdztzimvsdv5s">
               <w:r>
                 <w:rPr>
                   <w:rFonts w:ascii="Arial" w:cs="Arial" w:eastAsia="Arial" w:hAnsi="Arial"/>
@@ -3526,7 +3526,7 @@
               <w:spacing w:after="10" w:before="0"/>
               <w:ind w:left="120"/>
             </w:pPr>
-            <w:hyperlink w:history="1" r:id="rIdcybusuxn2qladtyjivelg">
+            <w:hyperlink w:history="1" r:id="rId0vbz7sb4elrkxarides27">
               <w:r>
                 <w:rPr>
                   <w:rFonts w:ascii="Arial" w:cs="Arial" w:eastAsia="Arial" w:hAnsi="Arial"/>
@@ -3571,7 +3571,7 @@
             <w:pPr>
               <w:spacing w:after="20" w:before="0"/>
             </w:pPr>
-            <w:hyperlink w:history="1" r:id="rIdkj1746bjivko80kd0gw_q">
+            <w:hyperlink w:history="1" r:id="rIdcilmx0kzwlqpaew7znftz">
               <w:r>
                 <w:rPr>
                   <w:rFonts w:ascii="Arial" w:cs="Arial" w:eastAsia="Arial" w:hAnsi="Arial"/>
@@ -3604,7 +3604,7 @@
               <w:spacing w:after="10" w:before="0"/>
               <w:ind w:left="120"/>
             </w:pPr>
-            <w:hyperlink w:history="1" r:id="rIddrwiyanggemb-2h6rzxdt">
+            <w:hyperlink w:history="1" r:id="rIdzwrqyvb__azgbrtksvahr">
               <w:r>
                 <w:rPr>
                   <w:rFonts w:ascii="Arial" w:cs="Arial" w:eastAsia="Arial" w:hAnsi="Arial"/>
@@ -3804,7 +3804,7 @@
             <w:pPr>
               <w:spacing w:after="20" w:before="0"/>
             </w:pPr>
-            <w:hyperlink w:history="1" r:id="rIdp9_bdvsdc_6b3g3encrim">
+            <w:hyperlink w:history="1" r:id="rId-mvbus95nkbzroznxwd68">
               <w:r>
                 <w:rPr>
                   <w:rFonts w:ascii="Arial" w:cs="Arial" w:eastAsia="Arial" w:hAnsi="Arial"/>
@@ -3853,7 +3853,7 @@
               <w:spacing w:after="10" w:before="0"/>
               <w:ind w:left="120"/>
             </w:pPr>
-            <w:hyperlink w:history="1" r:id="rId6vgs9rocjr13tlc66di9j">
+            <w:hyperlink w:history="1" r:id="rIdu_lpki24xc48qki5moubu">
               <w:r>
                 <w:rPr>
                   <w:rFonts w:ascii="Arial" w:cs="Arial" w:eastAsia="Arial" w:hAnsi="Arial"/>
@@ -3898,7 +3898,7 @@
             <w:pPr>
               <w:spacing w:after="20" w:before="0"/>
             </w:pPr>
-            <w:hyperlink w:history="1" r:id="rIdqou_qzbsi-sgi3edea1v1">
+            <w:hyperlink w:history="1" r:id="rIdpavue517q4-uxequiagj3">
               <w:r>
                 <w:rPr>
                   <w:rFonts w:ascii="Arial" w:cs="Arial" w:eastAsia="Arial" w:hAnsi="Arial"/>
@@ -3931,7 +3931,7 @@
               <w:spacing w:after="10" w:before="0"/>
               <w:ind w:left="120"/>
             </w:pPr>
-            <w:hyperlink w:history="1" r:id="rIdxkrj9l9smp_fa1es2qh0a">
+            <w:hyperlink w:history="1" r:id="rIdc0nov20njugl7uxid7ifn">
               <w:r>
                 <w:rPr>
                   <w:rFonts w:ascii="Arial" w:cs="Arial" w:eastAsia="Arial" w:hAnsi="Arial"/>
@@ -4131,7 +4131,7 @@
             <w:pPr>
               <w:spacing w:after="20" w:before="0"/>
             </w:pPr>
-            <w:hyperlink w:history="1" r:id="rIdmb2wzcthbxrkvts3mwdzv">
+            <w:hyperlink w:history="1" r:id="rIdf9hfhgsmf3cp0r8_nf6n6">
               <w:r>
                 <w:rPr>
                   <w:rFonts w:ascii="Arial" w:cs="Arial" w:eastAsia="Arial" w:hAnsi="Arial"/>
@@ -4180,7 +4180,7 @@
               <w:spacing w:after="10" w:before="0"/>
               <w:ind w:left="120"/>
             </w:pPr>
-            <w:hyperlink w:history="1" r:id="rIdenievdin_3rpjgunnyi2x">
+            <w:hyperlink w:history="1" r:id="rId5rxwnsfl57g9h1yfubztr">
               <w:r>
                 <w:rPr>
                   <w:rFonts w:ascii="Arial" w:cs="Arial" w:eastAsia="Arial" w:hAnsi="Arial"/>
@@ -4225,7 +4225,7 @@
             <w:pPr>
               <w:spacing w:after="20" w:before="0"/>
             </w:pPr>
-            <w:hyperlink w:history="1" r:id="rIdvfrgztnnt1cgqbrudvvqz">
+            <w:hyperlink w:history="1" r:id="rId7dccpzzahhe99md1nlpz9">
               <w:r>
                 <w:rPr>
                   <w:rFonts w:ascii="Arial" w:cs="Arial" w:eastAsia="Arial" w:hAnsi="Arial"/>
@@ -4258,7 +4258,7 @@
               <w:spacing w:after="10" w:before="0"/>
               <w:ind w:left="120"/>
             </w:pPr>
-            <w:hyperlink w:history="1" r:id="rIdxv1ahagb4mmhenkas7yzf">
+            <w:hyperlink w:history="1" r:id="rId67-tjprqwju1der-h51cj">
               <w:r>
                 <w:rPr>
                   <w:rFonts w:ascii="Arial" w:cs="Arial" w:eastAsia="Arial" w:hAnsi="Arial"/>
@@ -4458,7 +4458,7 @@
             <w:pPr>
               <w:spacing w:after="20" w:before="0"/>
             </w:pPr>
-            <w:hyperlink w:history="1" r:id="rIdzreyq7itqucuvp097mv8x">
+            <w:hyperlink w:history="1" r:id="rId1wi25fblvygou1dy0hbgp">
               <w:r>
                 <w:rPr>
                   <w:rFonts w:ascii="Arial" w:cs="Arial" w:eastAsia="Arial" w:hAnsi="Arial"/>
@@ -4507,7 +4507,7 @@
               <w:spacing w:after="10" w:before="0"/>
               <w:ind w:left="120"/>
             </w:pPr>
-            <w:hyperlink w:history="1" r:id="rIdni6ingpi6wipzhxxrpvix">
+            <w:hyperlink w:history="1" r:id="rIdu72ytg9ovis3dprpojwmk">
               <w:r>
                 <w:rPr>
                   <w:rFonts w:ascii="Arial" w:cs="Arial" w:eastAsia="Arial" w:hAnsi="Arial"/>
@@ -4552,7 +4552,7 @@
             <w:pPr>
               <w:spacing w:after="20" w:before="0"/>
             </w:pPr>
-            <w:hyperlink w:history="1" r:id="rIdn2x8vgspkqlsaj9-hrxte">
+            <w:hyperlink w:history="1" r:id="rIddezv-7zdosqrrvpkgdras">
               <w:r>
                 <w:rPr>
                   <w:rFonts w:ascii="Arial" w:cs="Arial" w:eastAsia="Arial" w:hAnsi="Arial"/>
@@ -4585,7 +4585,7 @@
               <w:spacing w:after="10" w:before="0"/>
               <w:ind w:left="120"/>
             </w:pPr>
-            <w:hyperlink w:history="1" r:id="rIdtjh12m4eql8wvhwvc4giy">
+            <w:hyperlink w:history="1" r:id="rIdved_zugshdmcmp3llvvwk">
               <w:r>
                 <w:rPr>
                   <w:rFonts w:ascii="Arial" w:cs="Arial" w:eastAsia="Arial" w:hAnsi="Arial"/>
@@ -4785,7 +4785,7 @@
             <w:pPr>
               <w:spacing w:after="20" w:before="0"/>
             </w:pPr>
-            <w:hyperlink w:history="1" r:id="rIdn8sooltgxpbjuqjkhcrpb">
+            <w:hyperlink w:history="1" r:id="rIdh0j_r2syuqs66enzjl9wy">
               <w:r>
                 <w:rPr>
                   <w:rFonts w:ascii="Arial" w:cs="Arial" w:eastAsia="Arial" w:hAnsi="Arial"/>
@@ -4834,7 +4834,7 @@
               <w:spacing w:after="10" w:before="0"/>
               <w:ind w:left="120"/>
             </w:pPr>
-            <w:hyperlink w:history="1" r:id="rIdtjmg2e2jm319yu4-onwpp">
+            <w:hyperlink w:history="1" r:id="rIdrdaovso1s8ahes0fphr0v">
               <w:r>
                 <w:rPr>
                   <w:rFonts w:ascii="Arial" w:cs="Arial" w:eastAsia="Arial" w:hAnsi="Arial"/>
@@ -4879,7 +4879,7 @@
             <w:pPr>
               <w:spacing w:after="20" w:before="0"/>
             </w:pPr>
-            <w:hyperlink w:history="1" r:id="rIdllapex86ttwt1b9_lc3-b">
+            <w:hyperlink w:history="1" r:id="rIdp-dpyvrlepp6t0jdocacv">
               <w:r>
                 <w:rPr>
                   <w:rFonts w:ascii="Arial" w:cs="Arial" w:eastAsia="Arial" w:hAnsi="Arial"/>
@@ -4912,7 +4912,7 @@
               <w:spacing w:after="10" w:before="0"/>
               <w:ind w:left="120"/>
             </w:pPr>
-            <w:hyperlink w:history="1" r:id="rId7a82d1ib8z7ivlpiisxc-">
+            <w:hyperlink w:history="1" r:id="rIdokfcngjzzz6tqhj80b9dh">
               <w:r>
                 <w:rPr>
                   <w:rFonts w:ascii="Arial" w:cs="Arial" w:eastAsia="Arial" w:hAnsi="Arial"/>
@@ -5437,7 +5437,7 @@
         </w:rPr>
         <w:t xml:space="preserve">© 2026 SeaVuria and ARES. Aligned with KICD objectives. Developed by SeaVuria; technical implementation by ARES (with AI assistance from Claude). Licensed under </w:t>
       </w:r>
-      <w:hyperlink w:history="1" r:id="rIdybfqua-xgto4okvkrcyjx">
+      <w:hyperlink w:history="1" r:id="rIdigx-sm5e1velqlo_uanvf">
         <w:r>
           <w:rPr>
             <w:rFonts w:ascii="Arial" w:cs="Arial" w:eastAsia="Arial" w:hAnsi="Arial"/>
@@ -5458,7 +5458,7 @@
         </w:rPr>
         <w:t xml:space="preserve"> (</w:t>
       </w:r>
-      <w:hyperlink w:history="1" r:id="rIdaepnzno9gqzc3jxjyoosr">
+      <w:hyperlink w:history="1" r:id="rIds36gdandh9qq_dw1fyqvk">
         <w:r>
           <w:rPr>
             <w:rFonts w:ascii="Arial" w:cs="Arial" w:eastAsia="Arial" w:hAnsi="Arial"/>
@@ -6698,7 +6698,7 @@
             <w:pPr>
               <w:spacing w:after="20" w:before="0"/>
             </w:pPr>
-            <w:hyperlink w:history="1" r:id="rIdo_vmhkjc97ioarunl6rgx">
+            <w:hyperlink w:history="1" r:id="rId_gdcuwv-_bkmorpmssksd">
               <w:r>
                 <w:rPr>
                   <w:rFonts w:ascii="Arial" w:cs="Arial" w:eastAsia="Arial" w:hAnsi="Arial"/>
@@ -6747,7 +6747,7 @@
               <w:spacing w:after="10" w:before="0"/>
               <w:ind w:left="120"/>
             </w:pPr>
-            <w:hyperlink w:history="1" r:id="rIdpg0p3-mr5j88oxct6mf2e">
+            <w:hyperlink w:history="1" r:id="rIdl4sjtp3ugok2tduw_7swc">
               <w:r>
                 <w:rPr>
                   <w:rFonts w:ascii="Arial" w:cs="Arial" w:eastAsia="Arial" w:hAnsi="Arial"/>
@@ -6792,7 +6792,7 @@
             <w:pPr>
               <w:spacing w:after="20" w:before="0"/>
             </w:pPr>
-            <w:hyperlink w:history="1" r:id="rIdwd60nt4-ffprmhrxltlre">
+            <w:hyperlink w:history="1" r:id="rIdxdd7llu4rocyv8acm8pfi">
               <w:r>
                 <w:rPr>
                   <w:rFonts w:ascii="Arial" w:cs="Arial" w:eastAsia="Arial" w:hAnsi="Arial"/>
@@ -6825,7 +6825,7 @@
               <w:spacing w:after="10" w:before="0"/>
               <w:ind w:left="120"/>
             </w:pPr>
-            <w:hyperlink w:history="1" r:id="rIdahkkshvrgyai--y-bepuc">
+            <w:hyperlink w:history="1" r:id="rIdbximquhjyr1gcsakurmaa">
               <w:r>
                 <w:rPr>
                   <w:rFonts w:ascii="Arial" w:cs="Arial" w:eastAsia="Arial" w:hAnsi="Arial"/>
@@ -7025,7 +7025,7 @@
             <w:pPr>
               <w:spacing w:after="20" w:before="0"/>
             </w:pPr>
-            <w:hyperlink w:history="1" r:id="rIdzutqygqbfj2-c26xczvyj">
+            <w:hyperlink w:history="1" r:id="rIdrhyufgjxqjshguuvfykgs">
               <w:r>
                 <w:rPr>
                   <w:rFonts w:ascii="Arial" w:cs="Arial" w:eastAsia="Arial" w:hAnsi="Arial"/>
@@ -7074,7 +7074,7 @@
               <w:spacing w:after="10" w:before="0"/>
               <w:ind w:left="120"/>
             </w:pPr>
-            <w:hyperlink w:history="1" r:id="rIdqf08spzie7jlhrjbqii7p">
+            <w:hyperlink w:history="1" r:id="rIdi3e6bjpvhhkygggdasadr">
               <w:r>
                 <w:rPr>
                   <w:rFonts w:ascii="Arial" w:cs="Arial" w:eastAsia="Arial" w:hAnsi="Arial"/>
@@ -7119,7 +7119,7 @@
             <w:pPr>
               <w:spacing w:after="20" w:before="0"/>
             </w:pPr>
-            <w:hyperlink w:history="1" r:id="rIdwulorfgwmsz4lt8two_3p">
+            <w:hyperlink w:history="1" r:id="rIdsg0vnujnpwbxdpwbceka5">
               <w:r>
                 <w:rPr>
                   <w:rFonts w:ascii="Arial" w:cs="Arial" w:eastAsia="Arial" w:hAnsi="Arial"/>
@@ -7152,7 +7152,7 @@
               <w:spacing w:after="10" w:before="0"/>
               <w:ind w:left="120"/>
             </w:pPr>
-            <w:hyperlink w:history="1" r:id="rId4pivaab72ozassfo_0tws">
+            <w:hyperlink w:history="1" r:id="rIdjkhvyddklqffznqiwpgpi">
               <w:r>
                 <w:rPr>
                   <w:rFonts w:ascii="Arial" w:cs="Arial" w:eastAsia="Arial" w:hAnsi="Arial"/>
@@ -7352,7 +7352,7 @@
             <w:pPr>
               <w:spacing w:after="20" w:before="0"/>
             </w:pPr>
-            <w:hyperlink w:history="1" r:id="rIdcnw1c6isddwjl9cqo5o0b">
+            <w:hyperlink w:history="1" r:id="rIdfeb_hrlzdnhoppjwo80ks">
               <w:r>
                 <w:rPr>
                   <w:rFonts w:ascii="Arial" w:cs="Arial" w:eastAsia="Arial" w:hAnsi="Arial"/>
@@ -7401,7 +7401,7 @@
               <w:spacing w:after="10" w:before="0"/>
               <w:ind w:left="120"/>
             </w:pPr>
-            <w:hyperlink w:history="1" r:id="rId_odhnw82oe9v1axk60bac">
+            <w:hyperlink w:history="1" r:id="rId11nl1jazfjcxlk0bfdb1w">
               <w:r>
                 <w:rPr>
                   <w:rFonts w:ascii="Arial" w:cs="Arial" w:eastAsia="Arial" w:hAnsi="Arial"/>
@@ -7446,7 +7446,7 @@
             <w:pPr>
               <w:spacing w:after="20" w:before="0"/>
             </w:pPr>
-            <w:hyperlink w:history="1" r:id="rIdj0-qaf4krtjpufwwttli7">
+            <w:hyperlink w:history="1" r:id="rIdpxa7p5ayy3v6cjnxt1wr4">
               <w:r>
                 <w:rPr>
                   <w:rFonts w:ascii="Arial" w:cs="Arial" w:eastAsia="Arial" w:hAnsi="Arial"/>
@@ -7479,7 +7479,7 @@
               <w:spacing w:after="10" w:before="0"/>
               <w:ind w:left="120"/>
             </w:pPr>
-            <w:hyperlink w:history="1" r:id="rId7ai8b_pwsnjrpwesrfa_t">
+            <w:hyperlink w:history="1" r:id="rIdoqc27h92lmwingutksihj">
               <w:r>
                 <w:rPr>
                   <w:rFonts w:ascii="Arial" w:cs="Arial" w:eastAsia="Arial" w:hAnsi="Arial"/>
@@ -7679,7 +7679,7 @@
             <w:pPr>
               <w:spacing w:after="20" w:before="0"/>
             </w:pPr>
-            <w:hyperlink w:history="1" r:id="rIdmxnmw_kakkokgbacnabnj">
+            <w:hyperlink w:history="1" r:id="rId_tmipigz8s-pettozalsu">
               <w:r>
                 <w:rPr>
                   <w:rFonts w:ascii="Arial" w:cs="Arial" w:eastAsia="Arial" w:hAnsi="Arial"/>
@@ -7728,7 +7728,7 @@
               <w:spacing w:after="10" w:before="0"/>
               <w:ind w:left="120"/>
             </w:pPr>
-            <w:hyperlink w:history="1" r:id="rIdkwwly5g9s_2tnnv0yer1h">
+            <w:hyperlink w:history="1" r:id="rIdifmpgweim_e9de7amgbyp">
               <w:r>
                 <w:rPr>
                   <w:rFonts w:ascii="Arial" w:cs="Arial" w:eastAsia="Arial" w:hAnsi="Arial"/>
@@ -7773,7 +7773,7 @@
             <w:pPr>
               <w:spacing w:after="20" w:before="0"/>
             </w:pPr>
-            <w:hyperlink w:history="1" r:id="rIdjognhhoiyp_sa7hgjhvsa">
+            <w:hyperlink w:history="1" r:id="rId3bo2llruly1wpbm0tzbxc">
               <w:r>
                 <w:rPr>
                   <w:rFonts w:ascii="Arial" w:cs="Arial" w:eastAsia="Arial" w:hAnsi="Arial"/>
@@ -7806,7 +7806,7 @@
               <w:spacing w:after="10" w:before="0"/>
               <w:ind w:left="120"/>
             </w:pPr>
-            <w:hyperlink w:history="1" r:id="rId19akwnf2euh68cvjfkfgr">
+            <w:hyperlink w:history="1" r:id="rId-ikxr5rlfuntogi6xjvo_">
               <w:r>
                 <w:rPr>
                   <w:rFonts w:ascii="Arial" w:cs="Arial" w:eastAsia="Arial" w:hAnsi="Arial"/>
@@ -8006,7 +8006,7 @@
             <w:pPr>
               <w:spacing w:after="20" w:before="0"/>
             </w:pPr>
-            <w:hyperlink w:history="1" r:id="rIdaiw4thzo4rkzcwgoumozq">
+            <w:hyperlink w:history="1" r:id="rIdhhaes_0aoga-qqasc7rji">
               <w:r>
                 <w:rPr>
                   <w:rFonts w:ascii="Arial" w:cs="Arial" w:eastAsia="Arial" w:hAnsi="Arial"/>
@@ -8055,7 +8055,7 @@
               <w:spacing w:after="10" w:before="0"/>
               <w:ind w:left="120"/>
             </w:pPr>
-            <w:hyperlink w:history="1" r:id="rIdnee5uxibusgzuqcll4iff">
+            <w:hyperlink w:history="1" r:id="rIdqgbugt_cnm2ukjtzpy3u6">
               <w:r>
                 <w:rPr>
                   <w:rFonts w:ascii="Arial" w:cs="Arial" w:eastAsia="Arial" w:hAnsi="Arial"/>
@@ -8100,7 +8100,7 @@
             <w:pPr>
               <w:spacing w:after="20" w:before="0"/>
             </w:pPr>
-            <w:hyperlink w:history="1" r:id="rIdayaax0vk3yz2crpc-gibr">
+            <w:hyperlink w:history="1" r:id="rIdyv8acau_h7a-r_byhkuj3">
               <w:r>
                 <w:rPr>
                   <w:rFonts w:ascii="Arial" w:cs="Arial" w:eastAsia="Arial" w:hAnsi="Arial"/>
@@ -8149,7 +8149,7 @@
               <w:spacing w:after="10" w:before="0"/>
               <w:ind w:left="120"/>
             </w:pPr>
-            <w:hyperlink w:history="1" r:id="rIdkwmbtnpoe4d9qwu4rkoav">
+            <w:hyperlink w:history="1" r:id="rIdscrth1eg0tz9ntp3fius0">
               <w:r>
                 <w:rPr>
                   <w:rFonts w:ascii="Arial" w:cs="Arial" w:eastAsia="Arial" w:hAnsi="Arial"/>
@@ -8674,7 +8674,7 @@
         </w:rPr>
         <w:t xml:space="preserve">© 2026 SeaVuria and ARES. Aligned with KICD objectives. Developed by SeaVuria; technical implementation by ARES (with AI assistance from Claude). Licensed under </w:t>
       </w:r>
-      <w:hyperlink w:history="1" r:id="rId0n9-oukpu-j8pjphe3zrf">
+      <w:hyperlink w:history="1" r:id="rIddjuzypmel1milfyyxhqr-">
         <w:r>
           <w:rPr>
             <w:rFonts w:ascii="Arial" w:cs="Arial" w:eastAsia="Arial" w:hAnsi="Arial"/>
@@ -8695,7 +8695,7 @@
         </w:rPr>
         <w:t xml:space="preserve"> (</w:t>
       </w:r>
-      <w:hyperlink w:history="1" r:id="rId4a38uri7l-ta_ddoup0mc">
+      <w:hyperlink w:history="1" r:id="rIdwcycyjjdepymozh3jqr9f">
         <w:r>
           <w:rPr>
             <w:rFonts w:ascii="Arial" w:cs="Arial" w:eastAsia="Arial" w:hAnsi="Arial"/>
@@ -9935,7 +9935,7 @@
             <w:pPr>
               <w:spacing w:after="20" w:before="0"/>
             </w:pPr>
-            <w:hyperlink w:history="1" r:id="rIdapr3349mebrnyfz2x_umw">
+            <w:hyperlink w:history="1" r:id="rIdrwvaiygfkzo89fenxjwcr">
               <w:r>
                 <w:rPr>
                   <w:rFonts w:ascii="Arial" w:cs="Arial" w:eastAsia="Arial" w:hAnsi="Arial"/>
@@ -9968,7 +9968,7 @@
               <w:spacing w:after="10" w:before="0"/>
               <w:ind w:left="120"/>
             </w:pPr>
-            <w:hyperlink w:history="1" r:id="rIdyyj9xhykoobtkiiugwuvg">
+            <w:hyperlink w:history="1" r:id="rIdujbyyk5srfon7g4jvvmix">
               <w:r>
                 <w:rPr>
                   <w:rFonts w:ascii="Arial" w:cs="Arial" w:eastAsia="Arial" w:hAnsi="Arial"/>
@@ -10013,7 +10013,7 @@
             <w:pPr>
               <w:spacing w:after="20" w:before="0"/>
             </w:pPr>
-            <w:hyperlink w:history="1" r:id="rIdqjuqncf5lbeuk8wy171ya">
+            <w:hyperlink w:history="1" r:id="rIdwm9rabe4vgku3felkqonp">
               <w:r>
                 <w:rPr>
                   <w:rFonts w:ascii="Arial" w:cs="Arial" w:eastAsia="Arial" w:hAnsi="Arial"/>
@@ -10046,7 +10046,7 @@
               <w:spacing w:after="10" w:before="0"/>
               <w:ind w:left="120"/>
             </w:pPr>
-            <w:hyperlink w:history="1" r:id="rId7tldbioke0oz3zekrhwv4">
+            <w:hyperlink w:history="1" r:id="rIds8rlevec20p5gqfjnezwp">
               <w:r>
                 <w:rPr>
                   <w:rFonts w:ascii="Arial" w:cs="Arial" w:eastAsia="Arial" w:hAnsi="Arial"/>
@@ -10246,7 +10246,7 @@
             <w:pPr>
               <w:spacing w:after="20" w:before="0"/>
             </w:pPr>
-            <w:hyperlink w:history="1" r:id="rIdjaviueiuj-5xdl5dxbtza">
+            <w:hyperlink w:history="1" r:id="rIdlxpdjc1qordd9q-ftj4ku">
               <w:r>
                 <w:rPr>
                   <w:rFonts w:ascii="Arial" w:cs="Arial" w:eastAsia="Arial" w:hAnsi="Arial"/>
@@ -10279,7 +10279,7 @@
               <w:spacing w:after="10" w:before="0"/>
               <w:ind w:left="120"/>
             </w:pPr>
-            <w:hyperlink w:history="1" r:id="rIdgumpdq4j49zgmgedwwqi9">
+            <w:hyperlink w:history="1" r:id="rIdxljid08x4f5a97lcurc74">
               <w:r>
                 <w:rPr>
                   <w:rFonts w:ascii="Arial" w:cs="Arial" w:eastAsia="Arial" w:hAnsi="Arial"/>
@@ -10324,7 +10324,7 @@
             <w:pPr>
               <w:spacing w:after="20" w:before="0"/>
             </w:pPr>
-            <w:hyperlink w:history="1" r:id="rIdfrvkbncstbjba-xfnjlt3">
+            <w:hyperlink w:history="1" r:id="rIdjhpp3famecpxltaeot5f6">
               <w:r>
                 <w:rPr>
                   <w:rFonts w:ascii="Arial" w:cs="Arial" w:eastAsia="Arial" w:hAnsi="Arial"/>
@@ -10357,7 +10357,7 @@
               <w:spacing w:after="10" w:before="0"/>
               <w:ind w:left="120"/>
             </w:pPr>
-            <w:hyperlink w:history="1" r:id="rIdkxtu-4djzc_b76sckmdc-">
+            <w:hyperlink w:history="1" r:id="rId9lrsyojbpdbfi0ubgs112">
               <w:r>
                 <w:rPr>
                   <w:rFonts w:ascii="Arial" w:cs="Arial" w:eastAsia="Arial" w:hAnsi="Arial"/>
@@ -10557,7 +10557,7 @@
             <w:pPr>
               <w:spacing w:after="20" w:before="0"/>
             </w:pPr>
-            <w:hyperlink w:history="1" r:id="rIdkmdoox48ybmmea0kekdct">
+            <w:hyperlink w:history="1" r:id="rIdnagntulyemm0fdndpe7u3">
               <w:r>
                 <w:rPr>
                   <w:rFonts w:ascii="Arial" w:cs="Arial" w:eastAsia="Arial" w:hAnsi="Arial"/>
@@ -10606,7 +10606,7 @@
               <w:spacing w:after="10" w:before="0"/>
               <w:ind w:left="120"/>
             </w:pPr>
-            <w:hyperlink w:history="1" r:id="rIdzzqgbojmiji5mrriccyok">
+            <w:hyperlink w:history="1" r:id="rIdfu2sev05ky8l_ttnquzyx">
               <w:r>
                 <w:rPr>
                   <w:rFonts w:ascii="Arial" w:cs="Arial" w:eastAsia="Arial" w:hAnsi="Arial"/>
@@ -10651,7 +10651,7 @@
             <w:pPr>
               <w:spacing w:after="20" w:before="0"/>
             </w:pPr>
-            <w:hyperlink w:history="1" r:id="rIdkdzolqjfef0dgsbwhbjgc">
+            <w:hyperlink w:history="1" r:id="rIddcrcabm64y9kxu1acdj8r">
               <w:r>
                 <w:rPr>
                   <w:rFonts w:ascii="Arial" w:cs="Arial" w:eastAsia="Arial" w:hAnsi="Arial"/>
@@ -10700,7 +10700,7 @@
               <w:spacing w:after="10" w:before="0"/>
               <w:ind w:left="120"/>
             </w:pPr>
-            <w:hyperlink w:history="1" r:id="rIdyuek9aqanjsbac6ahdvoy">
+            <w:hyperlink w:history="1" r:id="rIdam8fvd06f7rgyob4ryq27">
               <w:r>
                 <w:rPr>
                   <w:rFonts w:ascii="Arial" w:cs="Arial" w:eastAsia="Arial" w:hAnsi="Arial"/>
@@ -10900,7 +10900,7 @@
             <w:pPr>
               <w:spacing w:after="20" w:before="0"/>
             </w:pPr>
-            <w:hyperlink w:history="1" r:id="rIdn_exlwhuzdjuw1mazegzz">
+            <w:hyperlink w:history="1" r:id="rIddcqgmmi6xozz8iemzm6tu">
               <w:r>
                 <w:rPr>
                   <w:rFonts w:ascii="Arial" w:cs="Arial" w:eastAsia="Arial" w:hAnsi="Arial"/>
@@ -10933,7 +10933,7 @@
               <w:spacing w:after="10" w:before="0"/>
               <w:ind w:left="120"/>
             </w:pPr>
-            <w:hyperlink w:history="1" r:id="rId87wjwpntmtyrooxou01h2">
+            <w:hyperlink w:history="1" r:id="rId6cxcucx4pmhhniyr5kzi2">
               <w:r>
                 <w:rPr>
                   <w:rFonts w:ascii="Arial" w:cs="Arial" w:eastAsia="Arial" w:hAnsi="Arial"/>
@@ -10978,7 +10978,7 @@
             <w:pPr>
               <w:spacing w:after="20" w:before="0"/>
             </w:pPr>
-            <w:hyperlink w:history="1" r:id="rIdxrzrdj0pkb6v7b0pbel5b">
+            <w:hyperlink w:history="1" r:id="rIdm46iwq4krmoubwjg12tuc">
               <w:r>
                 <w:rPr>
                   <w:rFonts w:ascii="Arial" w:cs="Arial" w:eastAsia="Arial" w:hAnsi="Arial"/>
@@ -11027,7 +11027,7 @@
               <w:spacing w:after="10" w:before="0"/>
               <w:ind w:left="120"/>
             </w:pPr>
-            <w:hyperlink w:history="1" r:id="rId5ktwcx7yr0143gicge07t">
+            <w:hyperlink w:history="1" r:id="rId4ct_keqjs1eraxinknthj">
               <w:r>
                 <w:rPr>
                   <w:rFonts w:ascii="Arial" w:cs="Arial" w:eastAsia="Arial" w:hAnsi="Arial"/>
@@ -11227,7 +11227,7 @@
             <w:pPr>
               <w:spacing w:after="20" w:before="0"/>
             </w:pPr>
-            <w:hyperlink w:history="1" r:id="rIdlx14g14uv3a2bccevtmlq">
+            <w:hyperlink w:history="1" r:id="rIdrdotadn4hyqwn4tmji8ww">
               <w:r>
                 <w:rPr>
                   <w:rFonts w:ascii="Arial" w:cs="Arial" w:eastAsia="Arial" w:hAnsi="Arial"/>
@@ -11260,7 +11260,7 @@
               <w:spacing w:after="10" w:before="0"/>
               <w:ind w:left="120"/>
             </w:pPr>
-            <w:hyperlink w:history="1" r:id="rIdqltqpxuoceibnje9gehlf">
+            <w:hyperlink w:history="1" r:id="rIdurojaqli_xkdbwsitxaxm">
               <w:r>
                 <w:rPr>
                   <w:rFonts w:ascii="Arial" w:cs="Arial" w:eastAsia="Arial" w:hAnsi="Arial"/>
@@ -11305,7 +11305,7 @@
             <w:pPr>
               <w:spacing w:after="20" w:before="0"/>
             </w:pPr>
-            <w:hyperlink w:history="1" r:id="rIdffogad5rnakpak1rl-3en">
+            <w:hyperlink w:history="1" r:id="rId8dvmgog4-sgojtgmbkevy">
               <w:r>
                 <w:rPr>
                   <w:rFonts w:ascii="Arial" w:cs="Arial" w:eastAsia="Arial" w:hAnsi="Arial"/>
@@ -11338,7 +11338,7 @@
               <w:spacing w:after="10" w:before="0"/>
               <w:ind w:left="120"/>
             </w:pPr>
-            <w:hyperlink w:history="1" r:id="rIdfzvwftpqzzjcajwffliyb">
+            <w:hyperlink w:history="1" r:id="rIdiwbjs23zwpv7qskrxd1ug">
               <w:r>
                 <w:rPr>
                   <w:rFonts w:ascii="Arial" w:cs="Arial" w:eastAsia="Arial" w:hAnsi="Arial"/>
@@ -11943,7 +11943,7 @@
         </w:rPr>
         <w:t xml:space="preserve">© 2026 SeaVuria and ARES. Aligned with KICD objectives. Developed by SeaVuria; technical implementation by ARES (with AI assistance from Claude). Licensed under </w:t>
       </w:r>
-      <w:hyperlink w:history="1" r:id="rIdnjaqbxqlyqzwj3idaiprs">
+      <w:hyperlink w:history="1" r:id="rIdatges_yb_mmtlv9e5ewq0">
         <w:r>
           <w:rPr>
             <w:rFonts w:ascii="Arial" w:cs="Arial" w:eastAsia="Arial" w:hAnsi="Arial"/>
@@ -11964,7 +11964,7 @@
         </w:rPr>
         <w:t xml:space="preserve"> (</w:t>
       </w:r>
-      <w:hyperlink w:history="1" r:id="rIdrllw7kab6brcdgj_yatbz">
+      <w:hyperlink w:history="1" r:id="rId1j2m-gnjnjgqxu4xrswb1">
         <w:r>
           <w:rPr>
             <w:rFonts w:ascii="Arial" w:cs="Arial" w:eastAsia="Arial" w:hAnsi="Arial"/>
@@ -13184,7 +13184,7 @@
             <w:pPr>
               <w:spacing w:after="20" w:before="0"/>
             </w:pPr>
-            <w:hyperlink w:history="1" r:id="rIdgwiyqc0juefqq4c2s37cd">
+            <w:hyperlink w:history="1" r:id="rIdan41ntseperrfwqdgovec">
               <w:r>
                 <w:rPr>
                   <w:rFonts w:ascii="Arial" w:cs="Arial" w:eastAsia="Arial" w:hAnsi="Arial"/>
@@ -13233,7 +13233,7 @@
               <w:spacing w:after="10" w:before="0"/>
               <w:ind w:left="120"/>
             </w:pPr>
-            <w:hyperlink w:history="1" r:id="rIdh0iejnmomeizxcyx9rn12">
+            <w:hyperlink w:history="1" r:id="rIdx9gl7j2gx7usbrwydlyrx">
               <w:r>
                 <w:rPr>
                   <w:rFonts w:ascii="Arial" w:cs="Arial" w:eastAsia="Arial" w:hAnsi="Arial"/>
@@ -13278,7 +13278,7 @@
             <w:pPr>
               <w:spacing w:after="20" w:before="0"/>
             </w:pPr>
-            <w:hyperlink w:history="1" r:id="rIdqd3gohtjy376uw1accwtf">
+            <w:hyperlink w:history="1" r:id="rIdjs-cc8x5nvp5mabcoukl9">
               <w:r>
                 <w:rPr>
                   <w:rFonts w:ascii="Arial" w:cs="Arial" w:eastAsia="Arial" w:hAnsi="Arial"/>
@@ -13311,7 +13311,7 @@
               <w:spacing w:after="10" w:before="0"/>
               <w:ind w:left="120"/>
             </w:pPr>
-            <w:hyperlink w:history="1" r:id="rIds4jshtkmwiaqdwvtxoat2">
+            <w:hyperlink w:history="1" r:id="rIdxkmnw-4hyjqixde-ruulh">
               <w:r>
                 <w:rPr>
                   <w:rFonts w:ascii="Arial" w:cs="Arial" w:eastAsia="Arial" w:hAnsi="Arial"/>
@@ -13511,7 +13511,7 @@
             <w:pPr>
               <w:spacing w:after="20" w:before="0"/>
             </w:pPr>
-            <w:hyperlink w:history="1" r:id="rIdncejfwasmnlmqs7slkrej">
+            <w:hyperlink w:history="1" r:id="rIda78dbiauibpwexma6gbdf">
               <w:r>
                 <w:rPr>
                   <w:rFonts w:ascii="Arial" w:cs="Arial" w:eastAsia="Arial" w:hAnsi="Arial"/>
@@ -13560,7 +13560,7 @@
               <w:spacing w:after="10" w:before="0"/>
               <w:ind w:left="120"/>
             </w:pPr>
-            <w:hyperlink w:history="1" r:id="rIdeksmamnvon740tfs0j2no">
+            <w:hyperlink w:history="1" r:id="rIdpnnnewbcnt8lkjpfljki2">
               <w:r>
                 <w:rPr>
                   <w:rFonts w:ascii="Arial" w:cs="Arial" w:eastAsia="Arial" w:hAnsi="Arial"/>
@@ -13605,7 +13605,7 @@
             <w:pPr>
               <w:spacing w:after="20" w:before="0"/>
             </w:pPr>
-            <w:hyperlink w:history="1" r:id="rId4vxj5m8rirdwvht1jyagi">
+            <w:hyperlink w:history="1" r:id="rIddgzrabzbvu9r2nodnzi5f">
               <w:r>
                 <w:rPr>
                   <w:rFonts w:ascii="Arial" w:cs="Arial" w:eastAsia="Arial" w:hAnsi="Arial"/>
@@ -13638,7 +13638,7 @@
               <w:spacing w:after="10" w:before="0"/>
               <w:ind w:left="120"/>
             </w:pPr>
-            <w:hyperlink w:history="1" r:id="rIdd1wmjirsivkqmwfu3shfi">
+            <w:hyperlink w:history="1" r:id="rIdu8_payxil6tkfuiwfsfj9">
               <w:r>
                 <w:rPr>
                   <w:rFonts w:ascii="Arial" w:cs="Arial" w:eastAsia="Arial" w:hAnsi="Arial"/>
@@ -13838,7 +13838,7 @@
             <w:pPr>
               <w:spacing w:after="20" w:before="0"/>
             </w:pPr>
-            <w:hyperlink w:history="1" r:id="rIde8a4rbrhb8qu3zm1-dssd">
+            <w:hyperlink w:history="1" r:id="rId9nyaknxsy5of846lder0m">
               <w:r>
                 <w:rPr>
                   <w:rFonts w:ascii="Arial" w:cs="Arial" w:eastAsia="Arial" w:hAnsi="Arial"/>
@@ -13887,7 +13887,7 @@
               <w:spacing w:after="10" w:before="0"/>
               <w:ind w:left="120"/>
             </w:pPr>
-            <w:hyperlink w:history="1" r:id="rIdtrshercxzjqfrdw5pajih">
+            <w:hyperlink w:history="1" r:id="rIdqjzphqe37tx9yio0bixnl">
               <w:r>
                 <w:rPr>
                   <w:rFonts w:ascii="Arial" w:cs="Arial" w:eastAsia="Arial" w:hAnsi="Arial"/>
@@ -13932,7 +13932,7 @@
             <w:pPr>
               <w:spacing w:after="20" w:before="0"/>
             </w:pPr>
-            <w:hyperlink w:history="1" r:id="rIdtgt0asamuhlcesjduqune">
+            <w:hyperlink w:history="1" r:id="rIdaxp4edusauwlhnrpwnnde">
               <w:r>
                 <w:rPr>
                   <w:rFonts w:ascii="Arial" w:cs="Arial" w:eastAsia="Arial" w:hAnsi="Arial"/>
@@ -13981,7 +13981,7 @@
               <w:spacing w:after="10" w:before="0"/>
               <w:ind w:left="120"/>
             </w:pPr>
-            <w:hyperlink w:history="1" r:id="rIdiajpbwqrmr_0cng2oszy-">
+            <w:hyperlink w:history="1" r:id="rIdv3bjrrjxhbka3ineadtoz">
               <w:r>
                 <w:rPr>
                   <w:rFonts w:ascii="Arial" w:cs="Arial" w:eastAsia="Arial" w:hAnsi="Arial"/>
@@ -14181,7 +14181,7 @@
             <w:pPr>
               <w:spacing w:after="20" w:before="0"/>
             </w:pPr>
-            <w:hyperlink w:history="1" r:id="rIddoo8qe-kg2_i51vctzti5">
+            <w:hyperlink w:history="1" r:id="rIdr3tpbbmwxltmatnwh5s2c">
               <w:r>
                 <w:rPr>
                   <w:rFonts w:ascii="Arial" w:cs="Arial" w:eastAsia="Arial" w:hAnsi="Arial"/>
@@ -14230,7 +14230,7 @@
               <w:spacing w:after="10" w:before="0"/>
               <w:ind w:left="120"/>
             </w:pPr>
-            <w:hyperlink w:history="1" r:id="rIdl0a6g_gtp66psblhgxyve">
+            <w:hyperlink w:history="1" r:id="rIdpt9d9zv48fuyy1rc6syxq">
               <w:r>
                 <w:rPr>
                   <w:rFonts w:ascii="Arial" w:cs="Arial" w:eastAsia="Arial" w:hAnsi="Arial"/>
@@ -14275,7 +14275,7 @@
             <w:pPr>
               <w:spacing w:after="20" w:before="0"/>
             </w:pPr>
-            <w:hyperlink w:history="1" r:id="rIdqbe4iwpuyptmaoipc6hvi">
+            <w:hyperlink w:history="1" r:id="rIdnf_prrdlgg4fgzi6puwvh">
               <w:r>
                 <w:rPr>
                   <w:rFonts w:ascii="Arial" w:cs="Arial" w:eastAsia="Arial" w:hAnsi="Arial"/>
@@ -14308,7 +14308,7 @@
               <w:spacing w:after="10" w:before="0"/>
               <w:ind w:left="120"/>
             </w:pPr>
-            <w:hyperlink w:history="1" r:id="rIdv8oqzawjnh4mncb_kkasx">
+            <w:hyperlink w:history="1" r:id="rId-ex2yw_wvyfgskf5gal5g">
               <w:r>
                 <w:rPr>
                   <w:rFonts w:ascii="Arial" w:cs="Arial" w:eastAsia="Arial" w:hAnsi="Arial"/>
@@ -14508,7 +14508,7 @@
             <w:pPr>
               <w:spacing w:after="20" w:before="0"/>
             </w:pPr>
-            <w:hyperlink w:history="1" r:id="rIdwq9ygtw8oh3vrfhgjtbj2">
+            <w:hyperlink w:history="1" r:id="rId9hl_kmotdtpa_hncimzz_">
               <w:r>
                 <w:rPr>
                   <w:rFonts w:ascii="Arial" w:cs="Arial" w:eastAsia="Arial" w:hAnsi="Arial"/>
@@ -14557,7 +14557,7 @@
               <w:spacing w:after="10" w:before="0"/>
               <w:ind w:left="120"/>
             </w:pPr>
-            <w:hyperlink w:history="1" r:id="rIdvxy5telf-y7nhlepz-0oy">
+            <w:hyperlink w:history="1" r:id="rIduwxduj_qui6lsvhqmxley">
               <w:r>
                 <w:rPr>
                   <w:rFonts w:ascii="Arial" w:cs="Arial" w:eastAsia="Arial" w:hAnsi="Arial"/>
@@ -14602,7 +14602,7 @@
             <w:pPr>
               <w:spacing w:after="20" w:before="0"/>
             </w:pPr>
-            <w:hyperlink w:history="1" r:id="rId9uwleph56e0hjavnmgabu">
+            <w:hyperlink w:history="1" r:id="rIdbncupp_rileua_znqs2xi">
               <w:r>
                 <w:rPr>
                   <w:rFonts w:ascii="Arial" w:cs="Arial" w:eastAsia="Arial" w:hAnsi="Arial"/>
@@ -14635,7 +14635,7 @@
               <w:spacing w:after="10" w:before="0"/>
               <w:ind w:left="120"/>
             </w:pPr>
-            <w:hyperlink w:history="1" r:id="rIdoes7mcvy_7pg0ef4q0bnj">
+            <w:hyperlink w:history="1" r:id="rIdpbidpiomtud_pvr9kuwqs">
               <w:r>
                 <w:rPr>
                   <w:rFonts w:ascii="Arial" w:cs="Arial" w:eastAsia="Arial" w:hAnsi="Arial"/>
@@ -15240,7 +15240,7 @@
         </w:rPr>
         <w:t xml:space="preserve">© 2026 SeaVuria and ARES. Aligned with KICD objectives. Developed by SeaVuria; technical implementation by ARES (with AI assistance from Claude). Licensed under </w:t>
       </w:r>
-      <w:hyperlink w:history="1" r:id="rIdptq9-mkaj_c1v6vhv5aq8">
+      <w:hyperlink w:history="1" r:id="rIdkm0lsi1qvaoqi_gt7m7cy">
         <w:r>
           <w:rPr>
             <w:rFonts w:ascii="Arial" w:cs="Arial" w:eastAsia="Arial" w:hAnsi="Arial"/>
@@ -15261,7 +15261,7 @@
         </w:rPr>
         <w:t xml:space="preserve"> (</w:t>
       </w:r>
-      <w:hyperlink w:history="1" r:id="rId9jdj98enskoq-xpnby-ad">
+      <w:hyperlink w:history="1" r:id="rIdmnhx-tgzzmt4xmz7h2u_y">
         <w:r>
           <w:rPr>
             <w:rFonts w:ascii="Arial" w:cs="Arial" w:eastAsia="Arial" w:hAnsi="Arial"/>
@@ -16518,7 +16518,7 @@
               <w:spacing w:after="10" w:before="0"/>
               <w:ind w:left="120"/>
             </w:pPr>
-            <w:hyperlink w:history="1" r:id="rIdywrwhrjh-snka8flvwuhf">
+            <w:hyperlink w:history="1" r:id="rId0vvpxcbowxnpbs8ghugdd">
               <w:r>
                 <w:rPr>
                   <w:rFonts w:ascii="Arial" w:cs="Arial" w:eastAsia="Arial" w:hAnsi="Arial"/>
@@ -16595,7 +16595,7 @@
               <w:spacing w:after="10" w:before="0"/>
               <w:ind w:left="120"/>
             </w:pPr>
-            <w:hyperlink w:history="1" r:id="rIdjfehwjehysy01v7l3gbor">
+            <w:hyperlink w:history="1" r:id="rIdz6s94d1tvynaooh__vhii">
               <w:r>
                 <w:rPr>
                   <w:rFonts w:ascii="Arial" w:cs="Arial" w:eastAsia="Arial" w:hAnsi="Arial"/>
@@ -16827,7 +16827,7 @@
               <w:spacing w:after="10" w:before="0"/>
               <w:ind w:left="120"/>
             </w:pPr>
-            <w:hyperlink w:history="1" r:id="rIdu1lbqi4y4rcyxhkjvdwa4">
+            <w:hyperlink w:history="1" r:id="rId9fpxguyqtdizwz3nxtjic">
               <w:r>
                 <w:rPr>
                   <w:rFonts w:ascii="Arial" w:cs="Arial" w:eastAsia="Arial" w:hAnsi="Arial"/>
@@ -16904,7 +16904,7 @@
               <w:spacing w:after="10" w:before="0"/>
               <w:ind w:left="120"/>
             </w:pPr>
-            <w:hyperlink w:history="1" r:id="rId3ygqyxnfjfwkyfhl5cs4s">
+            <w:hyperlink w:history="1" r:id="rId91qhapbexhvxih4a0ur61">
               <w:r>
                 <w:rPr>
                   <w:rFonts w:ascii="Arial" w:cs="Arial" w:eastAsia="Arial" w:hAnsi="Arial"/>
@@ -17136,7 +17136,7 @@
               <w:spacing w:after="10" w:before="0"/>
               <w:ind w:left="120"/>
             </w:pPr>
-            <w:hyperlink w:history="1" r:id="rId5i_oenf05k2ccjymllkom">
+            <w:hyperlink w:history="1" r:id="rIdbjrk3lpcw4cmbzlttwqo5">
               <w:r>
                 <w:rPr>
                   <w:rFonts w:ascii="Arial" w:cs="Arial" w:eastAsia="Arial" w:hAnsi="Arial"/>
@@ -17213,7 +17213,7 @@
               <w:spacing w:after="10" w:before="0"/>
               <w:ind w:left="120"/>
             </w:pPr>
-            <w:hyperlink w:history="1" r:id="rId4ehm5c0hbne-cjop4bnpi">
+            <w:hyperlink w:history="1" r:id="rIdfcnhzjmd48pfzfbxsajrn">
               <w:r>
                 <w:rPr>
                   <w:rFonts w:ascii="Arial" w:cs="Arial" w:eastAsia="Arial" w:hAnsi="Arial"/>
@@ -17445,7 +17445,7 @@
               <w:spacing w:after="10" w:before="0"/>
               <w:ind w:left="120"/>
             </w:pPr>
-            <w:hyperlink w:history="1" r:id="rIdhxywiibf5tqqyn3nfud_z">
+            <w:hyperlink w:history="1" r:id="rIdwyhyvxrpr7fbub5_j4his">
               <w:r>
                 <w:rPr>
                   <w:rFonts w:ascii="Arial" w:cs="Arial" w:eastAsia="Arial" w:hAnsi="Arial"/>
@@ -17522,7 +17522,7 @@
               <w:spacing w:after="10" w:before="0"/>
               <w:ind w:left="120"/>
             </w:pPr>
-            <w:hyperlink w:history="1" r:id="rIdp2lqiaisnwlbcfv330iyk">
+            <w:hyperlink w:history="1" r:id="rId4erl6n5x73tnzgq9eqrs7">
               <w:r>
                 <w:rPr>
                   <w:rFonts w:ascii="Arial" w:cs="Arial" w:eastAsia="Arial" w:hAnsi="Arial"/>
@@ -17754,7 +17754,7 @@
               <w:spacing w:after="10" w:before="0"/>
               <w:ind w:left="120"/>
             </w:pPr>
-            <w:hyperlink w:history="1" r:id="rIdo0psscieqkgzv2a30c-u0">
+            <w:hyperlink w:history="1" r:id="rIdutq_7f3l35sobyyojsl4h">
               <w:r>
                 <w:rPr>
                   <w:rFonts w:ascii="Arial" w:cs="Arial" w:eastAsia="Arial" w:hAnsi="Arial"/>
@@ -17831,7 +17831,7 @@
               <w:spacing w:after="10" w:before="0"/>
               <w:ind w:left="120"/>
             </w:pPr>
-            <w:hyperlink w:history="1" r:id="rIdghvduwzk0rlzs1sfjl10p">
+            <w:hyperlink w:history="1" r:id="rIdsb1k7vxnwonomx0-bzq_a">
               <w:r>
                 <w:rPr>
                   <w:rFonts w:ascii="Arial" w:cs="Arial" w:eastAsia="Arial" w:hAnsi="Arial"/>
@@ -18451,7 +18451,7 @@
         </w:rPr>
         <w:t xml:space="preserve">© 2026 SeaVuria and ARES. Aligned with KICD objectives. Developed by SeaVuria; technical implementation by ARES (with AI assistance from Claude). Licensed under </w:t>
       </w:r>
-      <w:hyperlink w:history="1" r:id="rIdvfbtzwkdeldzv8woqf42d">
+      <w:hyperlink w:history="1" r:id="rId4p8t4sn_ejxnyfitxd5u6">
         <w:r>
           <w:rPr>
             <w:rFonts w:ascii="Arial" w:cs="Arial" w:eastAsia="Arial" w:hAnsi="Arial"/>
@@ -18472,7 +18472,7 @@
         </w:rPr>
         <w:t xml:space="preserve"> (</w:t>
       </w:r>
-      <w:hyperlink w:history="1" r:id="rIdlkpuysedzpgpauezka1x0">
+      <w:hyperlink w:history="1" r:id="rId2wpivzhtxcz3tpjjp45x_">
         <w:r>
           <w:rPr>
             <w:rFonts w:ascii="Arial" w:cs="Arial" w:eastAsia="Arial" w:hAnsi="Arial"/>
@@ -19689,7 +19689,7 @@
               <w:spacing w:after="10" w:before="0"/>
               <w:ind w:left="120"/>
             </w:pPr>
-            <w:hyperlink w:history="1" r:id="rIdkcdkyf9jok4kcwie6d6e9">
+            <w:hyperlink w:history="1" r:id="rIdld_7jfkkfy0el8otc55dw">
               <w:r>
                 <w:rPr>
                   <w:rFonts w:ascii="Arial" w:cs="Arial" w:eastAsia="Arial" w:hAnsi="Arial"/>
@@ -19749,7 +19749,7 @@
             <w:pPr>
               <w:spacing w:after="20" w:before="0"/>
             </w:pPr>
-            <w:hyperlink w:history="1" r:id="rIdynpftzcybdbenkmyz_w9g">
+            <w:hyperlink w:history="1" r:id="rIdpoab-mleahtjevgrnbedt">
               <w:r>
                 <w:rPr>
                   <w:rFonts w:ascii="Arial" w:cs="Arial" w:eastAsia="Arial" w:hAnsi="Arial"/>
@@ -19798,7 +19798,7 @@
               <w:spacing w:after="10" w:before="0"/>
               <w:ind w:left="120"/>
             </w:pPr>
-            <w:hyperlink w:history="1" r:id="rId6zuhcvfmyd6ofveibbwp9">
+            <w:hyperlink w:history="1" r:id="rIdlzm8y2bhk-9mnz8lrjala">
               <w:r>
                 <w:rPr>
                   <w:rFonts w:ascii="Arial" w:cs="Arial" w:eastAsia="Arial" w:hAnsi="Arial"/>
@@ -20015,7 +20015,7 @@
               <w:spacing w:after="10" w:before="0"/>
               <w:ind w:left="120"/>
             </w:pPr>
-            <w:hyperlink w:history="1" r:id="rIdirg9q8gnbubdqr0vjyqwr">
+            <w:hyperlink w:history="1" r:id="rId3ng0aqzqeliegasjgswwc">
               <w:r>
                 <w:rPr>
                   <w:rFonts w:ascii="Arial" w:cs="Arial" w:eastAsia="Arial" w:hAnsi="Arial"/>
@@ -20075,7 +20075,7 @@
             <w:pPr>
               <w:spacing w:after="20" w:before="0"/>
             </w:pPr>
-            <w:hyperlink w:history="1" r:id="rIdlorwkw9qz9zz0foubdj4b">
+            <w:hyperlink w:history="1" r:id="rIdvm4xnjqfejq1xk3i4fmi8">
               <w:r>
                 <w:rPr>
                   <w:rFonts w:ascii="Arial" w:cs="Arial" w:eastAsia="Arial" w:hAnsi="Arial"/>
@@ -20124,7 +20124,7 @@
               <w:spacing w:after="10" w:before="0"/>
               <w:ind w:left="120"/>
             </w:pPr>
-            <w:hyperlink w:history="1" r:id="rIdeqhv5xlov-aqo9eid8tas">
+            <w:hyperlink w:history="1" r:id="rIdxc45wav7vmifibffh98ly">
               <w:r>
                 <w:rPr>
                   <w:rFonts w:ascii="Arial" w:cs="Arial" w:eastAsia="Arial" w:hAnsi="Arial"/>
@@ -20341,7 +20341,7 @@
               <w:spacing w:after="10" w:before="0"/>
               <w:ind w:left="120"/>
             </w:pPr>
-            <w:hyperlink w:history="1" r:id="rIdtewv-ew0b0ihhmlbbyonx">
+            <w:hyperlink w:history="1" r:id="rIdhtit3rqredxg4yleqdffu">
               <w:r>
                 <w:rPr>
                   <w:rFonts w:ascii="Arial" w:cs="Arial" w:eastAsia="Arial" w:hAnsi="Arial"/>
@@ -20401,7 +20401,7 @@
             <w:pPr>
               <w:spacing w:after="20" w:before="0"/>
             </w:pPr>
-            <w:hyperlink w:history="1" r:id="rIdjp4ph44tyu7jx3xhvy1li">
+            <w:hyperlink w:history="1" r:id="rIdxe2ljl2ln3fx9ro9ns847">
               <w:r>
                 <w:rPr>
                   <w:rFonts w:ascii="Arial" w:cs="Arial" w:eastAsia="Arial" w:hAnsi="Arial"/>
@@ -20450,7 +20450,7 @@
               <w:spacing w:after="10" w:before="0"/>
               <w:ind w:left="120"/>
             </w:pPr>
-            <w:hyperlink w:history="1" r:id="rIdxhhx-0kk8txgh3rh2fghz">
+            <w:hyperlink w:history="1" r:id="rIdc8kqchq_gslhh0bv8osi5">
               <w:r>
                 <w:rPr>
                   <w:rFonts w:ascii="Arial" w:cs="Arial" w:eastAsia="Arial" w:hAnsi="Arial"/>
@@ -20667,7 +20667,7 @@
               <w:spacing w:after="10" w:before="0"/>
               <w:ind w:left="120"/>
             </w:pPr>
-            <w:hyperlink w:history="1" r:id="rIdpipzddjudfqmlbg8jtx6h">
+            <w:hyperlink w:history="1" r:id="rId4cv9j8fkbcm5p9gahae7u">
               <w:r>
                 <w:rPr>
                   <w:rFonts w:ascii="Arial" w:cs="Arial" w:eastAsia="Arial" w:hAnsi="Arial"/>
@@ -20727,7 +20727,7 @@
             <w:pPr>
               <w:spacing w:after="20" w:before="0"/>
             </w:pPr>
-            <w:hyperlink w:history="1" r:id="rIdv8wxjeiqyir42gw-mm4wn">
+            <w:hyperlink w:history="1" r:id="rIdgh8ghyf73k2uidq1avany">
               <w:r>
                 <w:rPr>
                   <w:rFonts w:ascii="Arial" w:cs="Arial" w:eastAsia="Arial" w:hAnsi="Arial"/>
@@ -20776,7 +20776,7 @@
               <w:spacing w:after="10" w:before="0"/>
               <w:ind w:left="120"/>
             </w:pPr>
-            <w:hyperlink w:history="1" r:id="rIddklewiknm_boogkeefwg6">
+            <w:hyperlink w:history="1" r:id="rIdzxydnk54rqr9bzrjys0v2">
               <w:r>
                 <w:rPr>
                   <w:rFonts w:ascii="Arial" w:cs="Arial" w:eastAsia="Arial" w:hAnsi="Arial"/>
@@ -20993,7 +20993,7 @@
               <w:spacing w:after="10" w:before="0"/>
               <w:ind w:left="120"/>
             </w:pPr>
-            <w:hyperlink w:history="1" r:id="rIddjlj_2g9bp5u-iahodltp">
+            <w:hyperlink w:history="1" r:id="rId2aymyu2pywf-ytpfj-f6j">
               <w:r>
                 <w:rPr>
                   <w:rFonts w:ascii="Arial" w:cs="Arial" w:eastAsia="Arial" w:hAnsi="Arial"/>
@@ -21053,7 +21053,7 @@
             <w:pPr>
               <w:spacing w:after="20" w:before="0"/>
             </w:pPr>
-            <w:hyperlink w:history="1" r:id="rIdk47pedsguqhnmhhkf5oeg">
+            <w:hyperlink w:history="1" r:id="rIdmny0pgmps3jx1uw1i4e_r">
               <w:r>
                 <w:rPr>
                   <w:rFonts w:ascii="Arial" w:cs="Arial" w:eastAsia="Arial" w:hAnsi="Arial"/>
@@ -21102,7 +21102,7 @@
               <w:spacing w:after="10" w:before="0"/>
               <w:ind w:left="120"/>
             </w:pPr>
-            <w:hyperlink w:history="1" r:id="rIdw6pdzkue8wnyf9hiaqu_o">
+            <w:hyperlink w:history="1" r:id="rIdfjtzzg3ioyttqg-m9dimy">
               <w:r>
                 <w:rPr>
                   <w:rFonts w:ascii="Arial" w:cs="Arial" w:eastAsia="Arial" w:hAnsi="Arial"/>
@@ -21707,7 +21707,7 @@
         </w:rPr>
         <w:t xml:space="preserve">© 2026 SeaVuria and ARES. Aligned with KICD objectives. Developed by SeaVuria; technical implementation by ARES (with AI assistance from Claude). Licensed under </w:t>
       </w:r>
-      <w:hyperlink w:history="1" r:id="rIdlxwr39ce-czn6j_5dlzl7">
+      <w:hyperlink w:history="1" r:id="rIdh4vmumz2irz6gduqox8u0">
         <w:r>
           <w:rPr>
             <w:rFonts w:ascii="Arial" w:cs="Arial" w:eastAsia="Arial" w:hAnsi="Arial"/>
@@ -21728,7 +21728,7 @@
         </w:rPr>
         <w:t xml:space="preserve"> (</w:t>
       </w:r>
-      <w:hyperlink w:history="1" r:id="rId6yffgd5bntmddbf1rzknm">
+      <w:hyperlink w:history="1" r:id="rIdjsgh6duponxsxuguj2pbs">
         <w:r>
           <w:rPr>
             <w:rFonts w:ascii="Arial" w:cs="Arial" w:eastAsia="Arial" w:hAnsi="Arial"/>
@@ -22948,7 +22948,7 @@
             <w:pPr>
               <w:spacing w:after="20" w:before="0"/>
             </w:pPr>
-            <w:hyperlink w:history="1" r:id="rIdnpi_gcp_hbnz68eju5zvf">
+            <w:hyperlink w:history="1" r:id="rIdu7kt2oulmw5nbfoggwgcw">
               <w:r>
                 <w:rPr>
                   <w:rFonts w:ascii="Arial" w:cs="Arial" w:eastAsia="Arial" w:hAnsi="Arial"/>
@@ -22981,7 +22981,7 @@
               <w:spacing w:after="10" w:before="0"/>
               <w:ind w:left="120"/>
             </w:pPr>
-            <w:hyperlink w:history="1" r:id="rIdzh8lgdkywz9keabvubo8v">
+            <w:hyperlink w:history="1" r:id="rIdn_lbeiasoen9f3rqqfxtq">
               <w:r>
                 <w:rPr>
                   <w:rFonts w:ascii="Arial" w:cs="Arial" w:eastAsia="Arial" w:hAnsi="Arial"/>
@@ -23026,7 +23026,7 @@
             <w:pPr>
               <w:spacing w:after="20" w:before="0"/>
             </w:pPr>
-            <w:hyperlink w:history="1" r:id="rId1julfo81-rns7eqdxthdm">
+            <w:hyperlink w:history="1" r:id="rIdzi5fvelcye9aymqzvh7cn">
               <w:r>
                 <w:rPr>
                   <w:rFonts w:ascii="Arial" w:cs="Arial" w:eastAsia="Arial" w:hAnsi="Arial"/>
@@ -23059,7 +23059,7 @@
               <w:spacing w:after="10" w:before="0"/>
               <w:ind w:left="120"/>
             </w:pPr>
-            <w:hyperlink w:history="1" r:id="rIdcribvwoxzvtvpqdoef-qq">
+            <w:hyperlink w:history="1" r:id="rIdigli2duvmababwaogcrbr">
               <w:r>
                 <w:rPr>
                   <w:rFonts w:ascii="Arial" w:cs="Arial" w:eastAsia="Arial" w:hAnsi="Arial"/>
@@ -23259,7 +23259,7 @@
             <w:pPr>
               <w:spacing w:after="20" w:before="0"/>
             </w:pPr>
-            <w:hyperlink w:history="1" r:id="rIdgy0lyqlsdpfx4ttj1ibci">
+            <w:hyperlink w:history="1" r:id="rId8rmkowtjkkqo_zx98xjot">
               <w:r>
                 <w:rPr>
                   <w:rFonts w:ascii="Arial" w:cs="Arial" w:eastAsia="Arial" w:hAnsi="Arial"/>
@@ -23292,7 +23292,7 @@
               <w:spacing w:after="10" w:before="0"/>
               <w:ind w:left="120"/>
             </w:pPr>
-            <w:hyperlink w:history="1" r:id="rId8n-a-ho243xd6lg4iecd-">
+            <w:hyperlink w:history="1" r:id="rIdx2tisqvssfezhn4vay_xt">
               <w:r>
                 <w:rPr>
                   <w:rFonts w:ascii="Arial" w:cs="Arial" w:eastAsia="Arial" w:hAnsi="Arial"/>
@@ -23337,7 +23337,7 @@
             <w:pPr>
               <w:spacing w:after="20" w:before="0"/>
             </w:pPr>
-            <w:hyperlink w:history="1" r:id="rIdadjocp6hcbclrg9loea9a">
+            <w:hyperlink w:history="1" r:id="rId8a4ogqhybhwxvp8cmnqkx">
               <w:r>
                 <w:rPr>
                   <w:rFonts w:ascii="Arial" w:cs="Arial" w:eastAsia="Arial" w:hAnsi="Arial"/>
@@ -23370,7 +23370,7 @@
               <w:spacing w:after="10" w:before="0"/>
               <w:ind w:left="120"/>
             </w:pPr>
-            <w:hyperlink w:history="1" r:id="rIdev4nuxuulgpjimjy60lrt">
+            <w:hyperlink w:history="1" r:id="rIdpdl82u23wy6eakmds3kne">
               <w:r>
                 <w:rPr>
                   <w:rFonts w:ascii="Arial" w:cs="Arial" w:eastAsia="Arial" w:hAnsi="Arial"/>
@@ -23570,7 +23570,7 @@
             <w:pPr>
               <w:spacing w:after="20" w:before="0"/>
             </w:pPr>
-            <w:hyperlink w:history="1" r:id="rIdg_mmh8homupzbdc2ebef8">
+            <w:hyperlink w:history="1" r:id="rIdiqiehv0ignal8rqr53mhr">
               <w:r>
                 <w:rPr>
                   <w:rFonts w:ascii="Arial" w:cs="Arial" w:eastAsia="Arial" w:hAnsi="Arial"/>
@@ -23603,7 +23603,7 @@
               <w:spacing w:after="10" w:before="0"/>
               <w:ind w:left="120"/>
             </w:pPr>
-            <w:hyperlink w:history="1" r:id="rIdimcaihuaqac0lgo_zjflv">
+            <w:hyperlink w:history="1" r:id="rId5jiv7m9fa096h1uw5iqiz">
               <w:r>
                 <w:rPr>
                   <w:rFonts w:ascii="Arial" w:cs="Arial" w:eastAsia="Arial" w:hAnsi="Arial"/>
@@ -23648,7 +23648,7 @@
             <w:pPr>
               <w:spacing w:after="20" w:before="0"/>
             </w:pPr>
-            <w:hyperlink w:history="1" r:id="rIdjrwit1kzfvhhpowxcidia">
+            <w:hyperlink w:history="1" r:id="rIdzo6a-oeoc20yacrjjzp8b">
               <w:r>
                 <w:rPr>
                   <w:rFonts w:ascii="Arial" w:cs="Arial" w:eastAsia="Arial" w:hAnsi="Arial"/>
@@ -23697,7 +23697,7 @@
               <w:spacing w:after="10" w:before="0"/>
               <w:ind w:left="120"/>
             </w:pPr>
-            <w:hyperlink w:history="1" r:id="rIdzcgr-bw1zuadtpinn8upc">
+            <w:hyperlink w:history="1" r:id="rIdwzggg9tpd0v2jrwqna33y">
               <w:r>
                 <w:rPr>
                   <w:rFonts w:ascii="Arial" w:cs="Arial" w:eastAsia="Arial" w:hAnsi="Arial"/>
@@ -23897,7 +23897,7 @@
             <w:pPr>
               <w:spacing w:after="20" w:before="0"/>
             </w:pPr>
-            <w:hyperlink w:history="1" r:id="rId2xh7n_nbo5vvwru8nkpua">
+            <w:hyperlink w:history="1" r:id="rIdzeneowgirgludyvalcau2">
               <w:r>
                 <w:rPr>
                   <w:rFonts w:ascii="Arial" w:cs="Arial" w:eastAsia="Arial" w:hAnsi="Arial"/>
@@ -23930,7 +23930,7 @@
               <w:spacing w:after="10" w:before="0"/>
               <w:ind w:left="120"/>
             </w:pPr>
-            <w:hyperlink w:history="1" r:id="rIdjgem4tljjsrn08mr2t0yu">
+            <w:hyperlink w:history="1" r:id="rIdhfbxtlzwkojr5amhu4vbb">
               <w:r>
                 <w:rPr>
                   <w:rFonts w:ascii="Arial" w:cs="Arial" w:eastAsia="Arial" w:hAnsi="Arial"/>
@@ -23975,7 +23975,7 @@
             <w:pPr>
               <w:spacing w:after="20" w:before="0"/>
             </w:pPr>
-            <w:hyperlink w:history="1" r:id="rIdfovxhjk07herkgh-mybur">
+            <w:hyperlink w:history="1" r:id="rIdloyn5rghmy9fare8wzeep">
               <w:r>
                 <w:rPr>
                   <w:rFonts w:ascii="Arial" w:cs="Arial" w:eastAsia="Arial" w:hAnsi="Arial"/>
@@ -24008,7 +24008,7 @@
               <w:spacing w:after="10" w:before="0"/>
               <w:ind w:left="120"/>
             </w:pPr>
-            <w:hyperlink w:history="1" r:id="rIdamb5ge1pwyog-bhqis5z7">
+            <w:hyperlink w:history="1" r:id="rIdrkzyemujqksbtgsp9lh80">
               <w:r>
                 <w:rPr>
                   <w:rFonts w:ascii="Arial" w:cs="Arial" w:eastAsia="Arial" w:hAnsi="Arial"/>
@@ -24208,7 +24208,7 @@
             <w:pPr>
               <w:spacing w:after="20" w:before="0"/>
             </w:pPr>
-            <w:hyperlink w:history="1" r:id="rIdvodqpjubqkgqltrulpyol">
+            <w:hyperlink w:history="1" r:id="rIdxsyaaghn8lnfiabeqeocd">
               <w:r>
                 <w:rPr>
                   <w:rFonts w:ascii="Arial" w:cs="Arial" w:eastAsia="Arial" w:hAnsi="Arial"/>
@@ -24241,7 +24241,7 @@
               <w:spacing w:after="10" w:before="0"/>
               <w:ind w:left="120"/>
             </w:pPr>
-            <w:hyperlink w:history="1" r:id="rIdlzz5ejlhvkcibtgicahdg">
+            <w:hyperlink w:history="1" r:id="rIdvrfmhioga9fpqxzkhchvp">
               <w:r>
                 <w:rPr>
                   <w:rFonts w:ascii="Arial" w:cs="Arial" w:eastAsia="Arial" w:hAnsi="Arial"/>
@@ -24286,7 +24286,7 @@
             <w:pPr>
               <w:spacing w:after="20" w:before="0"/>
             </w:pPr>
-            <w:hyperlink w:history="1" r:id="rIdjlszgw3th9a7thvszxlwc">
+            <w:hyperlink w:history="1" r:id="rIdexxbvc70e4tlruxrzvp75">
               <w:r>
                 <w:rPr>
                   <w:rFonts w:ascii="Arial" w:cs="Arial" w:eastAsia="Arial" w:hAnsi="Arial"/>
@@ -24319,7 +24319,7 @@
               <w:spacing w:after="10" w:before="0"/>
               <w:ind w:left="120"/>
             </w:pPr>
-            <w:hyperlink w:history="1" r:id="rId9lxvszbfr-tb5mrec3e9j">
+            <w:hyperlink w:history="1" r:id="rIdk8z46zltnresebmsvutcm">
               <w:r>
                 <w:rPr>
                   <w:rFonts w:ascii="Arial" w:cs="Arial" w:eastAsia="Arial" w:hAnsi="Arial"/>
@@ -24844,7 +24844,7 @@
         </w:rPr>
         <w:t xml:space="preserve">© 2026 SeaVuria and ARES. Aligned with KICD objectives. Developed by SeaVuria; technical implementation by ARES (with AI assistance from Claude). Licensed under </w:t>
       </w:r>
-      <w:hyperlink w:history="1" r:id="rIdj0-6hgzwk4n3shewn3u5d">
+      <w:hyperlink w:history="1" r:id="rIdujegmjkwh9hvujdmvxpjy">
         <w:r>
           <w:rPr>
             <w:rFonts w:ascii="Arial" w:cs="Arial" w:eastAsia="Arial" w:hAnsi="Arial"/>
@@ -24865,7 +24865,7 @@
         </w:rPr>
         <w:t xml:space="preserve"> (</w:t>
       </w:r>
-      <w:hyperlink w:history="1" r:id="rIdawbx9va4y9a5exbglapjm">
+      <w:hyperlink w:history="1" r:id="rIdrpqxfn3brxcxsqjpwxl_g">
         <w:r>
           <w:rPr>
             <w:rFonts w:ascii="Arial" w:cs="Arial" w:eastAsia="Arial" w:hAnsi="Arial"/>
@@ -26065,7 +26065,7 @@
             <w:pPr>
               <w:spacing w:after="20" w:before="0"/>
             </w:pPr>
-            <w:hyperlink w:history="1" r:id="rId8k0afk1v1erpek2aezmlz">
+            <w:hyperlink w:history="1" r:id="rIdbnonwzcjolk_tpqkzwhrx">
               <w:r>
                 <w:rPr>
                   <w:rFonts w:ascii="Arial" w:cs="Arial" w:eastAsia="Arial" w:hAnsi="Arial"/>
@@ -26098,7 +26098,7 @@
               <w:spacing w:after="10" w:before="0"/>
               <w:ind w:left="120"/>
             </w:pPr>
-            <w:hyperlink w:history="1" r:id="rId9plrzcpoqmap_ecafupos">
+            <w:hyperlink w:history="1" r:id="rIdg_a_rxyahxdohjauw8mh5">
               <w:r>
                 <w:rPr>
                   <w:rFonts w:ascii="Arial" w:cs="Arial" w:eastAsia="Arial" w:hAnsi="Arial"/>
@@ -26143,7 +26143,7 @@
             <w:pPr>
               <w:spacing w:after="20" w:before="0"/>
             </w:pPr>
-            <w:hyperlink w:history="1" r:id="rIdseqh8dok73g2xalhbovwo">
+            <w:hyperlink w:history="1" r:id="rIdfc-cufngvlf5bat6aevrq">
               <w:r>
                 <w:rPr>
                   <w:rFonts w:ascii="Arial" w:cs="Arial" w:eastAsia="Arial" w:hAnsi="Arial"/>
@@ -26176,7 +26176,7 @@
               <w:spacing w:after="10" w:before="0"/>
               <w:ind w:left="120"/>
             </w:pPr>
-            <w:hyperlink w:history="1" r:id="rIdpb0uhrousfydq96ke_vgz">
+            <w:hyperlink w:history="1" r:id="rIdhblairpsmsa0xq5o0pw3s">
               <w:r>
                 <w:rPr>
                   <w:rFonts w:ascii="Arial" w:cs="Arial" w:eastAsia="Arial" w:hAnsi="Arial"/>
@@ -26376,7 +26376,7 @@
             <w:pPr>
               <w:spacing w:after="20" w:before="0"/>
             </w:pPr>
-            <w:hyperlink w:history="1" r:id="rId0rrr7mcmu9oj7-y3ag_8_">
+            <w:hyperlink w:history="1" r:id="rIdf1f_bxcjb85sb4jr2znnf">
               <w:r>
                 <w:rPr>
                   <w:rFonts w:ascii="Arial" w:cs="Arial" w:eastAsia="Arial" w:hAnsi="Arial"/>
@@ -26409,7 +26409,7 @@
               <w:spacing w:after="10" w:before="0"/>
               <w:ind w:left="120"/>
             </w:pPr>
-            <w:hyperlink w:history="1" r:id="rIdn9smm6bl0spl6hrcwrqyq">
+            <w:hyperlink w:history="1" r:id="rIdvryscwc5ch82nj1gg5and">
               <w:r>
                 <w:rPr>
                   <w:rFonts w:ascii="Arial" w:cs="Arial" w:eastAsia="Arial" w:hAnsi="Arial"/>
@@ -26454,7 +26454,7 @@
             <w:pPr>
               <w:spacing w:after="20" w:before="0"/>
             </w:pPr>
-            <w:hyperlink w:history="1" r:id="rIdkk1gns8bsfcmuoavo3cxc">
+            <w:hyperlink w:history="1" r:id="rIdvglcaggc5r3xebkdnidkf">
               <w:r>
                 <w:rPr>
                   <w:rFonts w:ascii="Arial" w:cs="Arial" w:eastAsia="Arial" w:hAnsi="Arial"/>
@@ -26487,7 +26487,7 @@
               <w:spacing w:after="10" w:before="0"/>
               <w:ind w:left="120"/>
             </w:pPr>
-            <w:hyperlink w:history="1" r:id="rIdqfm7slcelxk_lrggw4dm6">
+            <w:hyperlink w:history="1" r:id="rIddq1zbyxqozra0mnkjeyff">
               <w:r>
                 <w:rPr>
                   <w:rFonts w:ascii="Arial" w:cs="Arial" w:eastAsia="Arial" w:hAnsi="Arial"/>
@@ -26687,7 +26687,7 @@
             <w:pPr>
               <w:spacing w:after="20" w:before="0"/>
             </w:pPr>
-            <w:hyperlink w:history="1" r:id="rId3s8xwkgleghc5m6qskmg0">
+            <w:hyperlink w:history="1" r:id="rIdrvsgamvmgwufwo-cekxfb">
               <w:r>
                 <w:rPr>
                   <w:rFonts w:ascii="Arial" w:cs="Arial" w:eastAsia="Arial" w:hAnsi="Arial"/>
@@ -26720,7 +26720,7 @@
               <w:spacing w:after="10" w:before="0"/>
               <w:ind w:left="120"/>
             </w:pPr>
-            <w:hyperlink w:history="1" r:id="rId2uwt01vrg9h8mb2mpb8xb">
+            <w:hyperlink w:history="1" r:id="rIddohko9x6uqs1sczwzak5e">
               <w:r>
                 <w:rPr>
                   <w:rFonts w:ascii="Arial" w:cs="Arial" w:eastAsia="Arial" w:hAnsi="Arial"/>
@@ -26765,7 +26765,7 @@
             <w:pPr>
               <w:spacing w:after="20" w:before="0"/>
             </w:pPr>
-            <w:hyperlink w:history="1" r:id="rIdmf7_qks6uqaiyrax9swto">
+            <w:hyperlink w:history="1" r:id="rId724v0udsdj1u_1nmreuxg">
               <w:r>
                 <w:rPr>
                   <w:rFonts w:ascii="Arial" w:cs="Arial" w:eastAsia="Arial" w:hAnsi="Arial"/>
@@ -26798,7 +26798,7 @@
               <w:spacing w:after="10" w:before="0"/>
               <w:ind w:left="120"/>
             </w:pPr>
-            <w:hyperlink w:history="1" r:id="rIdkwy9vp53izzutzcxkvwfd">
+            <w:hyperlink w:history="1" r:id="rId14mtpp9-rdtqzzsdksqx3">
               <w:r>
                 <w:rPr>
                   <w:rFonts w:ascii="Arial" w:cs="Arial" w:eastAsia="Arial" w:hAnsi="Arial"/>
@@ -26998,7 +26998,7 @@
             <w:pPr>
               <w:spacing w:after="20" w:before="0"/>
             </w:pPr>
-            <w:hyperlink w:history="1" r:id="rIddnenshjamuvwbzu7kyqhi">
+            <w:hyperlink w:history="1" r:id="rIdew6w-gx3t5fbxma7mjlc2">
               <w:r>
                 <w:rPr>
                   <w:rFonts w:ascii="Arial" w:cs="Arial" w:eastAsia="Arial" w:hAnsi="Arial"/>
@@ -27031,7 +27031,7 @@
               <w:spacing w:after="10" w:before="0"/>
               <w:ind w:left="120"/>
             </w:pPr>
-            <w:hyperlink w:history="1" r:id="rIdpvdb_pe6ab_5aubr0uug8">
+            <w:hyperlink w:history="1" r:id="rId087lpazzksdiujcddhsph">
               <w:r>
                 <w:rPr>
                   <w:rFonts w:ascii="Arial" w:cs="Arial" w:eastAsia="Arial" w:hAnsi="Arial"/>
@@ -27076,7 +27076,7 @@
             <w:pPr>
               <w:spacing w:after="20" w:before="0"/>
             </w:pPr>
-            <w:hyperlink w:history="1" r:id="rIdtuqdd4gsyow_hfu5oc_ty">
+            <w:hyperlink w:history="1" r:id="rId1dgtp_a5j8tpbxrht-3xe">
               <w:r>
                 <w:rPr>
                   <w:rFonts w:ascii="Arial" w:cs="Arial" w:eastAsia="Arial" w:hAnsi="Arial"/>
@@ -27109,7 +27109,7 @@
               <w:spacing w:after="10" w:before="0"/>
               <w:ind w:left="120"/>
             </w:pPr>
-            <w:hyperlink w:history="1" r:id="rId5l7_cnrajnlwtclv8ilf1">
+            <w:hyperlink w:history="1" r:id="rIdlmduyeuon8on84w5v6sda">
               <w:r>
                 <w:rPr>
                   <w:rFonts w:ascii="Arial" w:cs="Arial" w:eastAsia="Arial" w:hAnsi="Arial"/>
@@ -27309,7 +27309,7 @@
             <w:pPr>
               <w:spacing w:after="20" w:before="0"/>
             </w:pPr>
-            <w:hyperlink w:history="1" r:id="rIdt86zm_s8lpuoy04irtv2g">
+            <w:hyperlink w:history="1" r:id="rIdhbuj2pbh5rlcl5bwxerth">
               <w:r>
                 <w:rPr>
                   <w:rFonts w:ascii="Arial" w:cs="Arial" w:eastAsia="Arial" w:hAnsi="Arial"/>
@@ -27342,7 +27342,7 @@
               <w:spacing w:after="10" w:before="0"/>
               <w:ind w:left="120"/>
             </w:pPr>
-            <w:hyperlink w:history="1" r:id="rIdocfdybim3rypqg_hd3wgk">
+            <w:hyperlink w:history="1" r:id="rId7sa3msa81jkj3y3viaqd4">
               <w:r>
                 <w:rPr>
                   <w:rFonts w:ascii="Arial" w:cs="Arial" w:eastAsia="Arial" w:hAnsi="Arial"/>
@@ -27387,7 +27387,7 @@
             <w:pPr>
               <w:spacing w:after="20" w:before="0"/>
             </w:pPr>
-            <w:hyperlink w:history="1" r:id="rIdymmgnory4nehkupfibmvu">
+            <w:hyperlink w:history="1" r:id="rIdwjljrjbmvui_cnffrgm0e">
               <w:r>
                 <w:rPr>
                   <w:rFonts w:ascii="Arial" w:cs="Arial" w:eastAsia="Arial" w:hAnsi="Arial"/>
@@ -27420,7 +27420,7 @@
               <w:spacing w:after="10" w:before="0"/>
               <w:ind w:left="120"/>
             </w:pPr>
-            <w:hyperlink w:history="1" r:id="rId9gprmnv5jr7lpfmmrtygb">
+            <w:hyperlink w:history="1" r:id="rIdoqeczmei4dfms6pxjc5bm">
               <w:r>
                 <w:rPr>
                   <w:rFonts w:ascii="Arial" w:cs="Arial" w:eastAsia="Arial" w:hAnsi="Arial"/>
@@ -28025,7 +28025,7 @@
         </w:rPr>
         <w:t xml:space="preserve">© 2026 SeaVuria and ARES. Aligned with KICD objectives. Developed by SeaVuria; technical implementation by ARES (with AI assistance from Claude). Licensed under </w:t>
       </w:r>
-      <w:hyperlink w:history="1" r:id="rIddcxrhygxr-4ncb_j_6_up">
+      <w:hyperlink w:history="1" r:id="rIdjey-yhccra7829sfmaili">
         <w:r>
           <w:rPr>
             <w:rFonts w:ascii="Arial" w:cs="Arial" w:eastAsia="Arial" w:hAnsi="Arial"/>
@@ -28046,7 +28046,7 @@
         </w:rPr>
         <w:t xml:space="preserve"> (</w:t>
       </w:r>
-      <w:hyperlink w:history="1" r:id="rIdnycdaiztxuhltwerbgpye">
+      <w:hyperlink w:history="1" r:id="rId0aruwfhk3zqklb3yj71dg">
         <w:r>
           <w:rPr>
             <w:rFonts w:ascii="Arial" w:cs="Arial" w:eastAsia="Arial" w:hAnsi="Arial"/>
